--- a/Sistema de diagnóstico capilar 26-07-2026.docx
+++ b/Sistema de diagnóstico capilar 26-07-2026.docx
@@ -19670,15 +19670,7 @@
         <w:t>Hallazgo Demográfico:</w:t>
       </w:r>
       <w:r>
-        <w:t xml:space="preserve"> Perfil del "Cliente Ideal" (</w:t>
-      </w:r>
-      <w:proofErr w:type="spellStart"/>
-      <w:r>
-        <w:t>Buyer</w:t>
-      </w:r>
-      <w:proofErr w:type="spellEnd"/>
-      <w:r>
-        <w:t xml:space="preserve"> Persona) El segmento más dispuesto a adoptar la aplicación no son las grandes cadenas, sino los micro y pequeños empresarios con un perfil joven (el 50% tiene entre 1 y 3 años de experiencia). Estos negocios operan en su mayoría con equipos de trabajo reducidos (de 2 a 4 estilistas), atienden un flujo moderado de menos de 10 clientas diarias, y se concentran geográficamente y con alto potencial de adopción en el Distrito V (50%) y el Distrito I (19.2%) de la capital.</w:t>
+        <w:t xml:space="preserve"> Perfil del "Cliente Ideal" (Buyer Persona) El segmento más dispuesto a adoptar la aplicación no son las grandes cadenas, sino los micro y pequeños empresarios con un perfil joven (el 50% tiene entre 1 y 3 años de experiencia). Estos negocios operan en su mayoría con equipos de trabajo reducidos (de 2 a 4 estilistas), atienden un flujo moderado de menos de 10 clientas diarias, y se concentran geográficamente y con alto potencial de adopción en el Distrito V (50%) y el Distrito I (19.2%) de la capital.</w:t>
       </w:r>
     </w:p>
     <w:p>
@@ -19937,17 +19929,122 @@
     </w:p>
     <w:p>
       <w:pPr>
+        <w:pStyle w:val="Ttulo2"/>
         <w:rPr>
           <w:lang w:eastAsia="es-NI"/>
         </w:rPr>
       </w:pPr>
-    </w:p>
-    <w:p>
-      <w:pPr>
+      <w:r>
         <w:rPr>
           <w:lang w:eastAsia="es-NI"/>
         </w:rPr>
-      </w:pPr>
+        <w:t>La Demanda</w:t>
+      </w:r>
+    </w:p>
+    <w:p>
+      <w:pPr>
+        <w:pStyle w:val="APA7MAEDICIN"/>
+        <w:rPr>
+          <w:b/>
+          <w:bCs/>
+        </w:rPr>
+      </w:pPr>
+      <w:r>
+        <w:rPr>
+          <w:b/>
+          <w:bCs/>
+        </w:rPr>
+        <w:t>Análisis de la demanda</w:t>
+      </w:r>
+    </w:p>
+    <w:p>
+      <w:pPr>
+        <w:pStyle w:val="APA7MAEDICIN"/>
+      </w:pPr>
+      <w:r>
+        <w:t>El comportamiento de la demanda potencial para el "Sistema de Diagnóstico Capilar" presenta características muy favorables, respaldadas por el trabajo de campo realizado en la fase exploratoria:</w:t>
+      </w:r>
+    </w:p>
+    <w:p>
+      <w:pPr>
+        <w:pStyle w:val="APA7MAEDICIN"/>
+        <w:numPr>
+          <w:ilvl w:val="0"/>
+          <w:numId w:val="88"/>
+        </w:numPr>
+      </w:pPr>
+      <w:r>
+        <w:rPr>
+          <w:b/>
+          <w:bCs/>
+        </w:rPr>
+        <w:t>Demanda insatisfecha y dependiente de métodos analógicos</w:t>
+      </w:r>
+      <w:r>
+        <w:t>: Existe un amplio sector del mercado operando de manera ineficiente. El 87.5% de los establecimientos evaluados no utiliza ningún software especializado, dependiendo exclusivamente del uso de papel, fotografías o la memoria del estilista.</w:t>
+      </w:r>
+    </w:p>
+    <w:p>
+      <w:pPr>
+        <w:pStyle w:val="APA7MAEDICIN"/>
+        <w:numPr>
+          <w:ilvl w:val="0"/>
+          <w:numId w:val="88"/>
+        </w:numPr>
+      </w:pPr>
+      <w:r>
+        <w:rPr>
+          <w:b/>
+          <w:bCs/>
+        </w:rPr>
+        <w:t>Alta intención de adopción tecnológica</w:t>
+      </w:r>
+      <w:r>
+        <w:t>: La demanda potencial ha validado la necesidad del producto. El 91.1% del mercado meta mostró una postura positiva hacia la implementación de la aplicación web, siendo el "Expediente Clínico Digital Seguro" la funcionalidad más exigida por el 75% de los encuestados.</w:t>
+      </w:r>
+    </w:p>
+    <w:p>
+      <w:pPr>
+        <w:pStyle w:val="APA7MAEDICIN"/>
+      </w:pPr>
+    </w:p>
+    <w:p>
+      <w:pPr>
+        <w:pStyle w:val="APA7MAEDICIN"/>
+        <w:numPr>
+          <w:ilvl w:val="0"/>
+          <w:numId w:val="88"/>
+        </w:numPr>
+      </w:pPr>
+      <w:r>
+        <w:rPr>
+          <w:b/>
+          <w:bCs/>
+        </w:rPr>
+        <w:t>Elasticidad y sensibilidad al precio:</w:t>
+      </w:r>
+      <w:r>
+        <w:t xml:space="preserve"> La demanda es altamente sensible a los costos iniciales, rechazando los modelos de pago único. Sin embargo, presenta una gran disposición al pago de suscripciones recurrentes, siempre que el precio se mantenga por debajo del umbral de los $25 dólares mensuales.</w:t>
+      </w:r>
+    </w:p>
+    <w:p>
+      <w:pPr>
+        <w:pStyle w:val="APA7MAEDICIN"/>
+        <w:numPr>
+          <w:ilvl w:val="0"/>
+          <w:numId w:val="88"/>
+        </w:numPr>
+      </w:pPr>
+      <w:r>
+        <w:rPr>
+          <w:b/>
+          <w:bCs/>
+        </w:rPr>
+        <w:t>Concentración geográfica y perfil del demandante</w:t>
+      </w:r>
+      <w:r>
+        <w:t>: La mayor concentración de la demanda temprana (early adopters) se ubica en los micro y pequeños salones (de 2 a 4 estilistas) concentrados comercialmente en el Distrito V (50%) y el Distrito I (19.2%) de Managua.</w:t>
+      </w:r>
     </w:p>
     <w:p>
       <w:pPr>
@@ -19958,6 +20055,210 @@
     </w:p>
     <w:p>
       <w:pPr>
+        <w:pStyle w:val="APA7MAEDICIN"/>
+        <w:rPr>
+          <w:b/>
+          <w:bCs/>
+        </w:rPr>
+      </w:pPr>
+      <w:r>
+        <w:rPr>
+          <w:b/>
+          <w:bCs/>
+        </w:rPr>
+        <w:t>La proyección de la demanda</w:t>
+      </w:r>
+    </w:p>
+    <w:p>
+      <w:pPr>
+        <w:pStyle w:val="APA7MAEDICIN"/>
+      </w:pPr>
+      <w:r>
+        <w:t>Para proyectar el crecimiento de la demanda de suscripciones del software en un horizonte temporal de 5 años, se empleará el modelo matemático de crecimiento compuesto. La fórmula a utilizar es:</w:t>
+      </w:r>
+    </w:p>
+    <w:p>
+      <w:pPr>
+        <w:rPr>
+          <w:rFonts w:eastAsiaTheme="minorEastAsia"/>
+          <w:b/>
+          <w:bCs/>
+          <w:sz w:val="32"/>
+          <w:szCs w:val="32"/>
+          <w:lang w:val="en-US" w:eastAsia="es-NI"/>
+        </w:rPr>
+      </w:pPr>
+      <m:oMathPara>
+        <m:oMath>
+          <m:r>
+            <m:rPr>
+              <m:sty m:val="bi"/>
+            </m:rPr>
+            <w:rPr>
+              <w:rFonts w:ascii="Cambria Math" w:hAnsi="Cambria Math"/>
+              <w:sz w:val="32"/>
+              <w:szCs w:val="32"/>
+              <w:lang w:val="en-US" w:eastAsia="es-NI"/>
+            </w:rPr>
+            <m:t>VF=VI*</m:t>
+          </m:r>
+          <m:sSup>
+            <m:sSupPr>
+              <m:ctrlPr>
+                <w:rPr>
+                  <w:rFonts w:ascii="Cambria Math" w:hAnsi="Cambria Math"/>
+                  <w:b/>
+                  <w:bCs/>
+                  <w:i/>
+                  <w:sz w:val="32"/>
+                  <w:szCs w:val="32"/>
+                  <w:lang w:val="en-US" w:eastAsia="es-NI"/>
+                </w:rPr>
+              </m:ctrlPr>
+            </m:sSupPr>
+            <m:e>
+              <m:d>
+                <m:dPr>
+                  <m:ctrlPr>
+                    <w:rPr>
+                      <w:rFonts w:ascii="Cambria Math" w:hAnsi="Cambria Math"/>
+                      <w:b/>
+                      <w:bCs/>
+                      <w:i/>
+                      <w:sz w:val="32"/>
+                      <w:szCs w:val="32"/>
+                      <w:lang w:val="en-US" w:eastAsia="es-NI"/>
+                    </w:rPr>
+                  </m:ctrlPr>
+                </m:dPr>
+                <m:e>
+                  <m:r>
+                    <m:rPr>
+                      <m:sty m:val="bi"/>
+                    </m:rPr>
+                    <w:rPr>
+                      <w:rFonts w:ascii="Cambria Math" w:hAnsi="Cambria Math"/>
+                      <w:sz w:val="32"/>
+                      <w:szCs w:val="32"/>
+                      <w:lang w:val="en-US" w:eastAsia="es-NI"/>
+                    </w:rPr>
+                    <m:t>1+r</m:t>
+                  </m:r>
+                </m:e>
+              </m:d>
+            </m:e>
+            <m:sup>
+              <m:r>
+                <m:rPr>
+                  <m:sty m:val="bi"/>
+                </m:rPr>
+                <w:rPr>
+                  <w:rFonts w:ascii="Cambria Math" w:hAnsi="Cambria Math"/>
+                  <w:sz w:val="32"/>
+                  <w:szCs w:val="32"/>
+                  <w:lang w:val="en-US" w:eastAsia="es-NI"/>
+                </w:rPr>
+                <m:t>t</m:t>
+              </m:r>
+            </m:sup>
+          </m:sSup>
+        </m:oMath>
+      </m:oMathPara>
+    </w:p>
+    <w:p>
+      <w:pPr>
+        <w:rPr>
+          <w:rFonts w:eastAsiaTheme="minorEastAsia"/>
+          <w:lang w:val="en-US" w:eastAsia="es-NI"/>
+        </w:rPr>
+      </w:pPr>
+    </w:p>
+    <w:p>
+      <w:pPr>
+        <w:pStyle w:val="APA7MAEDICIN"/>
+      </w:pPr>
+      <w:r>
+        <w:t>Donde:</w:t>
+      </w:r>
+    </w:p>
+    <w:p>
+      <w:pPr>
+        <w:pStyle w:val="APA7MAEDICIN"/>
+        <w:numPr>
+          <w:ilvl w:val="0"/>
+          <w:numId w:val="89"/>
+        </w:numPr>
+      </w:pPr>
+      <w:r>
+        <w:rPr>
+          <w:b/>
+          <w:bCs/>
+        </w:rPr>
+        <w:t>VF</w:t>
+      </w:r>
+      <w:r>
+        <w:t xml:space="preserve"> representa la demanda proyectada en el año t.</w:t>
+      </w:r>
+    </w:p>
+    <w:p>
+      <w:pPr>
+        <w:pStyle w:val="APA7MAEDICIN"/>
+        <w:numPr>
+          <w:ilvl w:val="0"/>
+          <w:numId w:val="89"/>
+        </w:numPr>
+      </w:pPr>
+      <w:r>
+        <w:rPr>
+          <w:b/>
+          <w:bCs/>
+        </w:rPr>
+        <w:t>VI</w:t>
+      </w:r>
+      <w:r>
+        <w:t xml:space="preserve"> es la demanda inicial estimada en el año base.</w:t>
+      </w:r>
+    </w:p>
+    <w:p>
+      <w:pPr>
+        <w:pStyle w:val="APA7MAEDICIN"/>
+        <w:numPr>
+          <w:ilvl w:val="0"/>
+          <w:numId w:val="89"/>
+        </w:numPr>
+      </w:pPr>
+      <w:r>
+        <w:rPr>
+          <w:b/>
+          <w:bCs/>
+        </w:rPr>
+        <w:t>r</w:t>
+      </w:r>
+      <w:r>
+        <w:t xml:space="preserve"> es la tasa de crecimiento anual esperada del sector servicios de belleza en Managua.</w:t>
+      </w:r>
+    </w:p>
+    <w:p>
+      <w:pPr>
+        <w:pStyle w:val="APA7MAEDICIN"/>
+        <w:numPr>
+          <w:ilvl w:val="0"/>
+          <w:numId w:val="89"/>
+        </w:numPr>
+      </w:pPr>
+      <w:r>
+        <w:rPr>
+          <w:b/>
+          <w:bCs/>
+        </w:rPr>
+        <w:t>t</w:t>
+      </w:r>
+      <w:r>
+        <w:t xml:space="preserve"> es el tiempo en años.</w:t>
+      </w:r>
+    </w:p>
+    <w:p>
+      <w:pPr>
         <w:rPr>
           <w:lang w:eastAsia="es-NI"/>
         </w:rPr>
@@ -19965,11 +20266,803 @@
     </w:p>
     <w:p>
       <w:pPr>
+        <w:pStyle w:val="APA7MAEDICIN"/>
+      </w:pPr>
+      <w:r>
+        <w:t>Proyección de la Demanda (2027 - 2031)</w:t>
+      </w:r>
+    </w:p>
+    <w:p>
+      <w:pPr>
+        <w:pStyle w:val="APA7MAEDICIN"/>
+      </w:pPr>
+      <w:r>
+        <w:t>Para este ejercicio, asumiremos se logra captar 50 salones de belleza durante el primer año de lanzamiento (Año base) y estimaremos una tasa de crecimiento anual del 15%, un porcentaje estándar para startups tecnológicas de nicho en su fase temprana de expansión.</w:t>
+      </w:r>
+    </w:p>
+    <w:p>
+      <w:pPr>
         <w:rPr>
           <w:lang w:eastAsia="es-NI"/>
         </w:rPr>
       </w:pPr>
     </w:p>
+    <w:tbl>
+      <w:tblPr>
+        <w:tblStyle w:val="Tablanormal1"/>
+        <w:tblW w:w="9638" w:type="dxa"/>
+        <w:tblLook w:val="04A0" w:firstRow="1" w:lastRow="0" w:firstColumn="1" w:lastColumn="0" w:noHBand="0" w:noVBand="1"/>
+      </w:tblPr>
+      <w:tblGrid>
+        <w:gridCol w:w="1713"/>
+        <w:gridCol w:w="2598"/>
+        <w:gridCol w:w="1950"/>
+        <w:gridCol w:w="3377"/>
+      </w:tblGrid>
+      <w:tr>
+        <w:trPr>
+          <w:cnfStyle w:val="100000000000" w:firstRow="1" w:lastRow="0" w:firstColumn="0" w:lastColumn="0" w:oddVBand="0" w:evenVBand="0" w:oddHBand="0" w:evenHBand="0" w:firstRowFirstColumn="0" w:firstRowLastColumn="0" w:lastRowFirstColumn="0" w:lastRowLastColumn="0"/>
+          <w:trHeight w:val="880"/>
+        </w:trPr>
+        <w:tc>
+          <w:tcPr>
+            <w:cnfStyle w:val="001000000000" w:firstRow="0" w:lastRow="0" w:firstColumn="1" w:lastColumn="0" w:oddVBand="0" w:evenVBand="0" w:oddHBand="0" w:evenHBand="0" w:firstRowFirstColumn="0" w:firstRowLastColumn="0" w:lastRowFirstColumn="0" w:lastRowLastColumn="0"/>
+            <w:tcW w:w="0" w:type="auto"/>
+            <w:hideMark/>
+          </w:tcPr>
+          <w:p>
+            <w:pPr>
+              <w:rPr>
+                <w:lang w:eastAsia="es-NI"/>
+              </w:rPr>
+            </w:pPr>
+            <w:r>
+              <w:rPr>
+                <w:lang w:eastAsia="es-NI"/>
+              </w:rPr>
+              <w:t>Año de Operación</w:t>
+            </w:r>
+          </w:p>
+        </w:tc>
+        <w:tc>
+          <w:tcPr>
+            <w:tcW w:w="0" w:type="auto"/>
+            <w:hideMark/>
+          </w:tcPr>
+          <w:p>
+            <w:pPr>
+              <w:cnfStyle w:val="100000000000" w:firstRow="1" w:lastRow="0" w:firstColumn="0" w:lastColumn="0" w:oddVBand="0" w:evenVBand="0" w:oddHBand="0" w:evenHBand="0" w:firstRowFirstColumn="0" w:firstRowLastColumn="0" w:lastRowFirstColumn="0" w:lastRowLastColumn="0"/>
+              <w:rPr>
+                <w:lang w:eastAsia="es-NI"/>
+              </w:rPr>
+            </w:pPr>
+            <w:r>
+              <w:rPr>
+                <w:lang w:eastAsia="es-NI"/>
+              </w:rPr>
+              <w:t>Tasa de Crecimiento Esperada</w:t>
+            </w:r>
+          </w:p>
+        </w:tc>
+        <w:tc>
+          <w:tcPr>
+            <w:tcW w:w="0" w:type="auto"/>
+            <w:hideMark/>
+          </w:tcPr>
+          <w:p>
+            <w:pPr>
+              <w:cnfStyle w:val="100000000000" w:firstRow="1" w:lastRow="0" w:firstColumn="0" w:lastColumn="0" w:oddVBand="0" w:evenVBand="0" w:oddHBand="0" w:evenHBand="0" w:firstRowFirstColumn="0" w:firstRowLastColumn="0" w:lastRowFirstColumn="0" w:lastRowLastColumn="0"/>
+              <w:rPr>
+                <w:lang w:eastAsia="es-NI"/>
+              </w:rPr>
+            </w:pPr>
+            <w:r>
+              <w:rPr>
+                <w:lang w:eastAsia="es-NI"/>
+              </w:rPr>
+              <w:t>Cálculo de la Fórmula</w:t>
+            </w:r>
+          </w:p>
+        </w:tc>
+        <w:tc>
+          <w:tcPr>
+            <w:tcW w:w="0" w:type="auto"/>
+            <w:hideMark/>
+          </w:tcPr>
+          <w:p>
+            <w:pPr>
+              <w:cnfStyle w:val="100000000000" w:firstRow="1" w:lastRow="0" w:firstColumn="0" w:lastColumn="0" w:oddVBand="0" w:evenVBand="0" w:oddHBand="0" w:evenHBand="0" w:firstRowFirstColumn="0" w:firstRowLastColumn="0" w:lastRowFirstColumn="0" w:lastRowLastColumn="0"/>
+              <w:rPr>
+                <w:lang w:eastAsia="es-NI"/>
+              </w:rPr>
+            </w:pPr>
+            <w:r>
+              <w:rPr>
+                <w:lang w:eastAsia="es-NI"/>
+              </w:rPr>
+              <w:t>Demanda Proyectada (Salones Suscritos)</w:t>
+            </w:r>
+          </w:p>
+        </w:tc>
+      </w:tr>
+      <w:tr>
+        <w:trPr>
+          <w:cnfStyle w:val="000000100000" w:firstRow="0" w:lastRow="0" w:firstColumn="0" w:lastColumn="0" w:oddVBand="0" w:evenVBand="0" w:oddHBand="1" w:evenHBand="0" w:firstRowFirstColumn="0" w:firstRowLastColumn="0" w:lastRowFirstColumn="0" w:lastRowLastColumn="0"/>
+          <w:trHeight w:val="535"/>
+        </w:trPr>
+        <w:tc>
+          <w:tcPr>
+            <w:cnfStyle w:val="001000000000" w:firstRow="0" w:lastRow="0" w:firstColumn="1" w:lastColumn="0" w:oddVBand="0" w:evenVBand="0" w:oddHBand="0" w:evenHBand="0" w:firstRowFirstColumn="0" w:firstRowLastColumn="0" w:lastRowFirstColumn="0" w:lastRowLastColumn="0"/>
+            <w:tcW w:w="0" w:type="auto"/>
+            <w:hideMark/>
+          </w:tcPr>
+          <w:p>
+            <w:pPr>
+              <w:rPr>
+                <w:lang w:eastAsia="es-NI"/>
+              </w:rPr>
+            </w:pPr>
+            <w:r>
+              <w:rPr>
+                <w:lang w:eastAsia="es-NI"/>
+              </w:rPr>
+              <w:t>Año 1 (202</w:t>
+            </w:r>
+            <w:r>
+              <w:rPr>
+                <w:lang w:eastAsia="es-NI"/>
+              </w:rPr>
+              <w:t>7</w:t>
+            </w:r>
+            <w:r>
+              <w:rPr>
+                <w:lang w:eastAsia="es-NI"/>
+              </w:rPr>
+              <w:t>)</w:t>
+            </w:r>
+          </w:p>
+        </w:tc>
+        <w:tc>
+          <w:tcPr>
+            <w:tcW w:w="0" w:type="auto"/>
+            <w:hideMark/>
+          </w:tcPr>
+          <w:p>
+            <w:pPr>
+              <w:cnfStyle w:val="000000100000" w:firstRow="0" w:lastRow="0" w:firstColumn="0" w:lastColumn="0" w:oddVBand="0" w:evenVBand="0" w:oddHBand="1" w:evenHBand="0" w:firstRowFirstColumn="0" w:firstRowLastColumn="0" w:lastRowFirstColumn="0" w:lastRowLastColumn="0"/>
+              <w:rPr>
+                <w:lang w:eastAsia="es-NI"/>
+              </w:rPr>
+            </w:pPr>
+            <w:r>
+              <w:rPr>
+                <w:lang w:eastAsia="es-NI"/>
+              </w:rPr>
+              <w:t>N/A</w:t>
+            </w:r>
+          </w:p>
+        </w:tc>
+        <w:tc>
+          <w:tcPr>
+            <w:tcW w:w="0" w:type="auto"/>
+            <w:hideMark/>
+          </w:tcPr>
+          <w:p>
+            <w:pPr>
+              <w:cnfStyle w:val="000000100000" w:firstRow="0" w:lastRow="0" w:firstColumn="0" w:lastColumn="0" w:oddVBand="0" w:evenVBand="0" w:oddHBand="1" w:evenHBand="0" w:firstRowFirstColumn="0" w:firstRowLastColumn="0" w:lastRowFirstColumn="0" w:lastRowLastColumn="0"/>
+              <w:rPr>
+                <w:lang w:eastAsia="es-NI"/>
+              </w:rPr>
+            </w:pPr>
+            <w:r>
+              <w:rPr>
+                <w:lang w:eastAsia="es-NI"/>
+              </w:rPr>
+              <w:t>Escenario inicial</w:t>
+            </w:r>
+          </w:p>
+        </w:tc>
+        <w:tc>
+          <w:tcPr>
+            <w:tcW w:w="0" w:type="auto"/>
+            <w:hideMark/>
+          </w:tcPr>
+          <w:p>
+            <w:pPr>
+              <w:cnfStyle w:val="000000100000" w:firstRow="0" w:lastRow="0" w:firstColumn="0" w:lastColumn="0" w:oddVBand="0" w:evenVBand="0" w:oddHBand="1" w:evenHBand="0" w:firstRowFirstColumn="0" w:firstRowLastColumn="0" w:lastRowFirstColumn="0" w:lastRowLastColumn="0"/>
+              <w:rPr>
+                <w:lang w:eastAsia="es-NI"/>
+              </w:rPr>
+            </w:pPr>
+            <w:r>
+              <w:rPr>
+                <w:lang w:eastAsia="es-NI"/>
+              </w:rPr>
+              <w:t>50 salones</w:t>
+            </w:r>
+          </w:p>
+        </w:tc>
+      </w:tr>
+      <w:tr>
+        <w:trPr>
+          <w:trHeight w:val="535"/>
+        </w:trPr>
+        <w:tc>
+          <w:tcPr>
+            <w:cnfStyle w:val="001000000000" w:firstRow="0" w:lastRow="0" w:firstColumn="1" w:lastColumn="0" w:oddVBand="0" w:evenVBand="0" w:oddHBand="0" w:evenHBand="0" w:firstRowFirstColumn="0" w:firstRowLastColumn="0" w:lastRowFirstColumn="0" w:lastRowLastColumn="0"/>
+            <w:tcW w:w="0" w:type="auto"/>
+            <w:hideMark/>
+          </w:tcPr>
+          <w:p>
+            <w:pPr>
+              <w:rPr>
+                <w:lang w:eastAsia="es-NI"/>
+              </w:rPr>
+            </w:pPr>
+            <w:r>
+              <w:rPr>
+                <w:lang w:eastAsia="es-NI"/>
+              </w:rPr>
+              <w:t>Año 2 (202</w:t>
+            </w:r>
+            <w:r>
+              <w:rPr>
+                <w:lang w:eastAsia="es-NI"/>
+              </w:rPr>
+              <w:t>8</w:t>
+            </w:r>
+            <w:r>
+              <w:rPr>
+                <w:lang w:eastAsia="es-NI"/>
+              </w:rPr>
+              <w:t>)</w:t>
+            </w:r>
+          </w:p>
+        </w:tc>
+        <w:tc>
+          <w:tcPr>
+            <w:tcW w:w="0" w:type="auto"/>
+            <w:hideMark/>
+          </w:tcPr>
+          <w:p>
+            <w:pPr>
+              <w:cnfStyle w:val="000000000000" w:firstRow="0" w:lastRow="0" w:firstColumn="0" w:lastColumn="0" w:oddVBand="0" w:evenVBand="0" w:oddHBand="0" w:evenHBand="0" w:firstRowFirstColumn="0" w:firstRowLastColumn="0" w:lastRowFirstColumn="0" w:lastRowLastColumn="0"/>
+              <w:rPr>
+                <w:lang w:eastAsia="es-NI"/>
+              </w:rPr>
+            </w:pPr>
+            <w:r>
+              <w:rPr>
+                <w:lang w:eastAsia="es-NI"/>
+              </w:rPr>
+              <w:t>15%</w:t>
+            </w:r>
+          </w:p>
+        </w:tc>
+        <w:tc>
+          <w:tcPr>
+            <w:tcW w:w="0" w:type="auto"/>
+            <w:hideMark/>
+          </w:tcPr>
+          <w:p>
+            <w:pPr>
+              <w:cnfStyle w:val="000000000000" w:firstRow="0" w:lastRow="0" w:firstColumn="0" w:lastColumn="0" w:oddVBand="0" w:evenVBand="0" w:oddHBand="0" w:evenHBand="0" w:firstRowFirstColumn="0" w:firstRowLastColumn="0" w:lastRowFirstColumn="0" w:lastRowLastColumn="0"/>
+              <w:rPr>
+                <w:rFonts w:eastAsiaTheme="minorEastAsia"/>
+                <w:lang w:eastAsia="es-NI"/>
+              </w:rPr>
+            </w:pPr>
+            <m:oMathPara>
+              <m:oMath>
+                <m:r>
+                  <w:rPr>
+                    <w:rFonts w:ascii="Cambria Math" w:hAnsi="Cambria Math"/>
+                    <w:lang w:eastAsia="es-NI"/>
+                  </w:rPr>
+                  <m:t>50*</m:t>
+                </m:r>
+                <m:sSup>
+                  <m:sSupPr>
+                    <m:ctrlPr>
+                      <w:rPr>
+                        <w:rFonts w:ascii="Cambria Math" w:hAnsi="Cambria Math"/>
+                        <w:i/>
+                        <w:lang w:eastAsia="es-NI"/>
+                      </w:rPr>
+                    </m:ctrlPr>
+                  </m:sSupPr>
+                  <m:e>
+                    <m:d>
+                      <m:dPr>
+                        <m:ctrlPr>
+                          <w:rPr>
+                            <w:rFonts w:ascii="Cambria Math" w:hAnsi="Cambria Math"/>
+                            <w:i/>
+                            <w:lang w:eastAsia="es-NI"/>
+                          </w:rPr>
+                        </m:ctrlPr>
+                      </m:dPr>
+                      <m:e>
+                        <m:r>
+                          <w:rPr>
+                            <w:rFonts w:ascii="Cambria Math" w:hAnsi="Cambria Math"/>
+                            <w:lang w:eastAsia="es-NI"/>
+                          </w:rPr>
+                          <m:t>1+0.15</m:t>
+                        </m:r>
+                      </m:e>
+                    </m:d>
+                  </m:e>
+                  <m:sup>
+                    <m:r>
+                      <w:rPr>
+                        <w:rFonts w:ascii="Cambria Math" w:hAnsi="Cambria Math"/>
+                        <w:lang w:eastAsia="es-NI"/>
+                      </w:rPr>
+                      <m:t>1</m:t>
+                    </m:r>
+                  </m:sup>
+                </m:sSup>
+              </m:oMath>
+            </m:oMathPara>
+          </w:p>
+        </w:tc>
+        <w:tc>
+          <w:tcPr>
+            <w:tcW w:w="0" w:type="auto"/>
+            <w:hideMark/>
+          </w:tcPr>
+          <w:p>
+            <w:pPr>
+              <w:cnfStyle w:val="000000000000" w:firstRow="0" w:lastRow="0" w:firstColumn="0" w:lastColumn="0" w:oddVBand="0" w:evenVBand="0" w:oddHBand="0" w:evenHBand="0" w:firstRowFirstColumn="0" w:firstRowLastColumn="0" w:lastRowFirstColumn="0" w:lastRowLastColumn="0"/>
+              <w:rPr>
+                <w:lang w:eastAsia="es-NI"/>
+              </w:rPr>
+            </w:pPr>
+            <w:r>
+              <w:rPr>
+                <w:lang w:eastAsia="es-NI"/>
+              </w:rPr>
+              <w:t>58 salones</w:t>
+            </w:r>
+          </w:p>
+        </w:tc>
+      </w:tr>
+      <w:tr>
+        <w:trPr>
+          <w:cnfStyle w:val="000000100000" w:firstRow="0" w:lastRow="0" w:firstColumn="0" w:lastColumn="0" w:oddVBand="0" w:evenVBand="0" w:oddHBand="1" w:evenHBand="0" w:firstRowFirstColumn="0" w:firstRowLastColumn="0" w:lastRowFirstColumn="0" w:lastRowLastColumn="0"/>
+          <w:trHeight w:val="535"/>
+        </w:trPr>
+        <w:tc>
+          <w:tcPr>
+            <w:cnfStyle w:val="001000000000" w:firstRow="0" w:lastRow="0" w:firstColumn="1" w:lastColumn="0" w:oddVBand="0" w:evenVBand="0" w:oddHBand="0" w:evenHBand="0" w:firstRowFirstColumn="0" w:firstRowLastColumn="0" w:lastRowFirstColumn="0" w:lastRowLastColumn="0"/>
+            <w:tcW w:w="0" w:type="auto"/>
+            <w:hideMark/>
+          </w:tcPr>
+          <w:p>
+            <w:pPr>
+              <w:rPr>
+                <w:lang w:eastAsia="es-NI"/>
+              </w:rPr>
+            </w:pPr>
+            <w:r>
+              <w:rPr>
+                <w:lang w:eastAsia="es-NI"/>
+              </w:rPr>
+              <w:t>Año 3 (202</w:t>
+            </w:r>
+            <w:r>
+              <w:rPr>
+                <w:lang w:eastAsia="es-NI"/>
+              </w:rPr>
+              <w:t>9</w:t>
+            </w:r>
+            <w:r>
+              <w:rPr>
+                <w:lang w:eastAsia="es-NI"/>
+              </w:rPr>
+              <w:t>)</w:t>
+            </w:r>
+          </w:p>
+        </w:tc>
+        <w:tc>
+          <w:tcPr>
+            <w:tcW w:w="0" w:type="auto"/>
+            <w:hideMark/>
+          </w:tcPr>
+          <w:p>
+            <w:pPr>
+              <w:cnfStyle w:val="000000100000" w:firstRow="0" w:lastRow="0" w:firstColumn="0" w:lastColumn="0" w:oddVBand="0" w:evenVBand="0" w:oddHBand="1" w:evenHBand="0" w:firstRowFirstColumn="0" w:firstRowLastColumn="0" w:lastRowFirstColumn="0" w:lastRowLastColumn="0"/>
+              <w:rPr>
+                <w:lang w:eastAsia="es-NI"/>
+              </w:rPr>
+            </w:pPr>
+            <w:r>
+              <w:rPr>
+                <w:lang w:eastAsia="es-NI"/>
+              </w:rPr>
+              <w:t>15%</w:t>
+            </w:r>
+          </w:p>
+        </w:tc>
+        <w:tc>
+          <w:tcPr>
+            <w:tcW w:w="0" w:type="auto"/>
+            <w:hideMark/>
+          </w:tcPr>
+          <w:p>
+            <w:pPr>
+              <w:cnfStyle w:val="000000100000" w:firstRow="0" w:lastRow="0" w:firstColumn="0" w:lastColumn="0" w:oddVBand="0" w:evenVBand="0" w:oddHBand="1" w:evenHBand="0" w:firstRowFirstColumn="0" w:firstRowLastColumn="0" w:lastRowFirstColumn="0" w:lastRowLastColumn="0"/>
+              <w:rPr>
+                <w:lang w:eastAsia="es-NI"/>
+              </w:rPr>
+            </w:pPr>
+            <m:oMathPara>
+              <m:oMath>
+                <m:r>
+                  <w:rPr>
+                    <w:rFonts w:ascii="Cambria Math" w:hAnsi="Cambria Math"/>
+                    <w:lang w:eastAsia="es-NI"/>
+                  </w:rPr>
+                  <m:t>50*</m:t>
+                </m:r>
+                <m:sSup>
+                  <m:sSupPr>
+                    <m:ctrlPr>
+                      <w:rPr>
+                        <w:rFonts w:ascii="Cambria Math" w:hAnsi="Cambria Math"/>
+                        <w:i/>
+                        <w:lang w:eastAsia="es-NI"/>
+                      </w:rPr>
+                    </m:ctrlPr>
+                  </m:sSupPr>
+                  <m:e>
+                    <m:d>
+                      <m:dPr>
+                        <m:ctrlPr>
+                          <w:rPr>
+                            <w:rFonts w:ascii="Cambria Math" w:hAnsi="Cambria Math"/>
+                            <w:i/>
+                            <w:lang w:eastAsia="es-NI"/>
+                          </w:rPr>
+                        </m:ctrlPr>
+                      </m:dPr>
+                      <m:e>
+                        <m:r>
+                          <w:rPr>
+                            <w:rFonts w:ascii="Cambria Math" w:hAnsi="Cambria Math"/>
+                            <w:lang w:eastAsia="es-NI"/>
+                          </w:rPr>
+                          <m:t>1+0.15</m:t>
+                        </m:r>
+                      </m:e>
+                    </m:d>
+                  </m:e>
+                  <m:sup>
+                    <m:r>
+                      <w:rPr>
+                        <w:rFonts w:ascii="Cambria Math" w:hAnsi="Cambria Math"/>
+                        <w:lang w:eastAsia="es-NI"/>
+                      </w:rPr>
+                      <m:t>2</m:t>
+                    </m:r>
+                  </m:sup>
+                </m:sSup>
+              </m:oMath>
+            </m:oMathPara>
+          </w:p>
+        </w:tc>
+        <w:tc>
+          <w:tcPr>
+            <w:tcW w:w="0" w:type="auto"/>
+            <w:hideMark/>
+          </w:tcPr>
+          <w:p>
+            <w:pPr>
+              <w:cnfStyle w:val="000000100000" w:firstRow="0" w:lastRow="0" w:firstColumn="0" w:lastColumn="0" w:oddVBand="0" w:evenVBand="0" w:oddHBand="1" w:evenHBand="0" w:firstRowFirstColumn="0" w:firstRowLastColumn="0" w:lastRowFirstColumn="0" w:lastRowLastColumn="0"/>
+              <w:rPr>
+                <w:lang w:eastAsia="es-NI"/>
+              </w:rPr>
+            </w:pPr>
+            <w:r>
+              <w:rPr>
+                <w:lang w:eastAsia="es-NI"/>
+              </w:rPr>
+              <w:t>67 salones</w:t>
+            </w:r>
+          </w:p>
+        </w:tc>
+      </w:tr>
+      <w:tr>
+        <w:trPr>
+          <w:trHeight w:val="535"/>
+        </w:trPr>
+        <w:tc>
+          <w:tcPr>
+            <w:cnfStyle w:val="001000000000" w:firstRow="0" w:lastRow="0" w:firstColumn="1" w:lastColumn="0" w:oddVBand="0" w:evenVBand="0" w:oddHBand="0" w:evenHBand="0" w:firstRowFirstColumn="0" w:firstRowLastColumn="0" w:lastRowFirstColumn="0" w:lastRowLastColumn="0"/>
+            <w:tcW w:w="0" w:type="auto"/>
+            <w:hideMark/>
+          </w:tcPr>
+          <w:p>
+            <w:pPr>
+              <w:rPr>
+                <w:lang w:eastAsia="es-NI"/>
+              </w:rPr>
+            </w:pPr>
+            <w:r>
+              <w:rPr>
+                <w:lang w:eastAsia="es-NI"/>
+              </w:rPr>
+              <w:t>Año 4 (20</w:t>
+            </w:r>
+            <w:r>
+              <w:rPr>
+                <w:lang w:eastAsia="es-NI"/>
+              </w:rPr>
+              <w:t>30</w:t>
+            </w:r>
+            <w:r>
+              <w:rPr>
+                <w:lang w:eastAsia="es-NI"/>
+              </w:rPr>
+              <w:t>)</w:t>
+            </w:r>
+          </w:p>
+        </w:tc>
+        <w:tc>
+          <w:tcPr>
+            <w:tcW w:w="0" w:type="auto"/>
+            <w:hideMark/>
+          </w:tcPr>
+          <w:p>
+            <w:pPr>
+              <w:cnfStyle w:val="000000000000" w:firstRow="0" w:lastRow="0" w:firstColumn="0" w:lastColumn="0" w:oddVBand="0" w:evenVBand="0" w:oddHBand="0" w:evenHBand="0" w:firstRowFirstColumn="0" w:firstRowLastColumn="0" w:lastRowFirstColumn="0" w:lastRowLastColumn="0"/>
+              <w:rPr>
+                <w:lang w:eastAsia="es-NI"/>
+              </w:rPr>
+            </w:pPr>
+            <w:r>
+              <w:rPr>
+                <w:lang w:eastAsia="es-NI"/>
+              </w:rPr>
+              <w:t>15%</w:t>
+            </w:r>
+          </w:p>
+        </w:tc>
+        <w:tc>
+          <w:tcPr>
+            <w:tcW w:w="0" w:type="auto"/>
+            <w:hideMark/>
+          </w:tcPr>
+          <w:p>
+            <w:pPr>
+              <w:cnfStyle w:val="000000000000" w:firstRow="0" w:lastRow="0" w:firstColumn="0" w:lastColumn="0" w:oddVBand="0" w:evenVBand="0" w:oddHBand="0" w:evenHBand="0" w:firstRowFirstColumn="0" w:firstRowLastColumn="0" w:lastRowFirstColumn="0" w:lastRowLastColumn="0"/>
+              <w:rPr>
+                <w:lang w:eastAsia="es-NI"/>
+              </w:rPr>
+            </w:pPr>
+            <m:oMathPara>
+              <m:oMath>
+                <m:r>
+                  <w:rPr>
+                    <w:rFonts w:ascii="Cambria Math" w:hAnsi="Cambria Math"/>
+                    <w:lang w:eastAsia="es-NI"/>
+                  </w:rPr>
+                  <m:t>50*</m:t>
+                </m:r>
+                <m:sSup>
+                  <m:sSupPr>
+                    <m:ctrlPr>
+                      <w:rPr>
+                        <w:rFonts w:ascii="Cambria Math" w:hAnsi="Cambria Math"/>
+                        <w:i/>
+                        <w:lang w:eastAsia="es-NI"/>
+                      </w:rPr>
+                    </m:ctrlPr>
+                  </m:sSupPr>
+                  <m:e>
+                    <m:d>
+                      <m:dPr>
+                        <m:ctrlPr>
+                          <w:rPr>
+                            <w:rFonts w:ascii="Cambria Math" w:hAnsi="Cambria Math"/>
+                            <w:i/>
+                            <w:lang w:eastAsia="es-NI"/>
+                          </w:rPr>
+                        </m:ctrlPr>
+                      </m:dPr>
+                      <m:e>
+                        <m:r>
+                          <w:rPr>
+                            <w:rFonts w:ascii="Cambria Math" w:hAnsi="Cambria Math"/>
+                            <w:lang w:eastAsia="es-NI"/>
+                          </w:rPr>
+                          <m:t>1+0.15</m:t>
+                        </m:r>
+                      </m:e>
+                    </m:d>
+                  </m:e>
+                  <m:sup>
+                    <m:r>
+                      <w:rPr>
+                        <w:rFonts w:ascii="Cambria Math" w:hAnsi="Cambria Math"/>
+                        <w:lang w:eastAsia="es-NI"/>
+                      </w:rPr>
+                      <m:t>3</m:t>
+                    </m:r>
+                  </m:sup>
+                </m:sSup>
+              </m:oMath>
+            </m:oMathPara>
+          </w:p>
+        </w:tc>
+        <w:tc>
+          <w:tcPr>
+            <w:tcW w:w="0" w:type="auto"/>
+            <w:hideMark/>
+          </w:tcPr>
+          <w:p>
+            <w:pPr>
+              <w:cnfStyle w:val="000000000000" w:firstRow="0" w:lastRow="0" w:firstColumn="0" w:lastColumn="0" w:oddVBand="0" w:evenVBand="0" w:oddHBand="0" w:evenHBand="0" w:firstRowFirstColumn="0" w:firstRowLastColumn="0" w:lastRowFirstColumn="0" w:lastRowLastColumn="0"/>
+              <w:rPr>
+                <w:lang w:eastAsia="es-NI"/>
+              </w:rPr>
+            </w:pPr>
+            <w:r>
+              <w:rPr>
+                <w:lang w:eastAsia="es-NI"/>
+              </w:rPr>
+              <w:t>77 salones</w:t>
+            </w:r>
+          </w:p>
+        </w:tc>
+      </w:tr>
+      <w:tr>
+        <w:trPr>
+          <w:cnfStyle w:val="000000100000" w:firstRow="0" w:lastRow="0" w:firstColumn="0" w:lastColumn="0" w:oddVBand="0" w:evenVBand="0" w:oddHBand="1" w:evenHBand="0" w:firstRowFirstColumn="0" w:firstRowLastColumn="0" w:lastRowFirstColumn="0" w:lastRowLastColumn="0"/>
+          <w:trHeight w:val="535"/>
+        </w:trPr>
+        <w:tc>
+          <w:tcPr>
+            <w:cnfStyle w:val="001000000000" w:firstRow="0" w:lastRow="0" w:firstColumn="1" w:lastColumn="0" w:oddVBand="0" w:evenVBand="0" w:oddHBand="0" w:evenHBand="0" w:firstRowFirstColumn="0" w:firstRowLastColumn="0" w:lastRowFirstColumn="0" w:lastRowLastColumn="0"/>
+            <w:tcW w:w="0" w:type="auto"/>
+            <w:hideMark/>
+          </w:tcPr>
+          <w:p>
+            <w:pPr>
+              <w:rPr>
+                <w:lang w:eastAsia="es-NI"/>
+              </w:rPr>
+            </w:pPr>
+            <w:r>
+              <w:rPr>
+                <w:lang w:eastAsia="es-NI"/>
+              </w:rPr>
+              <w:t>Año 5 (203</w:t>
+            </w:r>
+            <w:r>
+              <w:rPr>
+                <w:lang w:eastAsia="es-NI"/>
+              </w:rPr>
+              <w:t>1</w:t>
+            </w:r>
+            <w:r>
+              <w:rPr>
+                <w:lang w:eastAsia="es-NI"/>
+              </w:rPr>
+              <w:t>)</w:t>
+            </w:r>
+          </w:p>
+        </w:tc>
+        <w:tc>
+          <w:tcPr>
+            <w:tcW w:w="0" w:type="auto"/>
+            <w:hideMark/>
+          </w:tcPr>
+          <w:p>
+            <w:pPr>
+              <w:cnfStyle w:val="000000100000" w:firstRow="0" w:lastRow="0" w:firstColumn="0" w:lastColumn="0" w:oddVBand="0" w:evenVBand="0" w:oddHBand="1" w:evenHBand="0" w:firstRowFirstColumn="0" w:firstRowLastColumn="0" w:lastRowFirstColumn="0" w:lastRowLastColumn="0"/>
+              <w:rPr>
+                <w:lang w:eastAsia="es-NI"/>
+              </w:rPr>
+            </w:pPr>
+            <w:r>
+              <w:rPr>
+                <w:lang w:eastAsia="es-NI"/>
+              </w:rPr>
+              <w:t>15%</w:t>
+            </w:r>
+          </w:p>
+        </w:tc>
+        <w:tc>
+          <w:tcPr>
+            <w:tcW w:w="0" w:type="auto"/>
+            <w:hideMark/>
+          </w:tcPr>
+          <w:p>
+            <w:pPr>
+              <w:cnfStyle w:val="000000100000" w:firstRow="0" w:lastRow="0" w:firstColumn="0" w:lastColumn="0" w:oddVBand="0" w:evenVBand="0" w:oddHBand="1" w:evenHBand="0" w:firstRowFirstColumn="0" w:firstRowLastColumn="0" w:lastRowFirstColumn="0" w:lastRowLastColumn="0"/>
+              <w:rPr>
+                <w:lang w:eastAsia="es-NI"/>
+              </w:rPr>
+            </w:pPr>
+            <m:oMathPara>
+              <m:oMath>
+                <m:r>
+                  <w:rPr>
+                    <w:rFonts w:ascii="Cambria Math" w:hAnsi="Cambria Math"/>
+                    <w:lang w:eastAsia="es-NI"/>
+                  </w:rPr>
+                  <m:t>50*</m:t>
+                </m:r>
+                <m:sSup>
+                  <m:sSupPr>
+                    <m:ctrlPr>
+                      <w:rPr>
+                        <w:rFonts w:ascii="Cambria Math" w:hAnsi="Cambria Math"/>
+                        <w:i/>
+                        <w:lang w:eastAsia="es-NI"/>
+                      </w:rPr>
+                    </m:ctrlPr>
+                  </m:sSupPr>
+                  <m:e>
+                    <m:d>
+                      <m:dPr>
+                        <m:ctrlPr>
+                          <w:rPr>
+                            <w:rFonts w:ascii="Cambria Math" w:hAnsi="Cambria Math"/>
+                            <w:i/>
+                            <w:lang w:eastAsia="es-NI"/>
+                          </w:rPr>
+                        </m:ctrlPr>
+                      </m:dPr>
+                      <m:e>
+                        <m:r>
+                          <w:rPr>
+                            <w:rFonts w:ascii="Cambria Math" w:hAnsi="Cambria Math"/>
+                            <w:lang w:eastAsia="es-NI"/>
+                          </w:rPr>
+                          <m:t>1+0.15</m:t>
+                        </m:r>
+                      </m:e>
+                    </m:d>
+                  </m:e>
+                  <m:sup>
+                    <m:r>
+                      <w:rPr>
+                        <w:rFonts w:ascii="Cambria Math" w:hAnsi="Cambria Math"/>
+                        <w:lang w:eastAsia="es-NI"/>
+                      </w:rPr>
+                      <m:t>4</m:t>
+                    </m:r>
+                  </m:sup>
+                </m:sSup>
+              </m:oMath>
+            </m:oMathPara>
+          </w:p>
+        </w:tc>
+        <w:tc>
+          <w:tcPr>
+            <w:tcW w:w="0" w:type="auto"/>
+            <w:hideMark/>
+          </w:tcPr>
+          <w:p>
+            <w:pPr>
+              <w:cnfStyle w:val="000000100000" w:firstRow="0" w:lastRow="0" w:firstColumn="0" w:lastColumn="0" w:oddVBand="0" w:evenVBand="0" w:oddHBand="1" w:evenHBand="0" w:firstRowFirstColumn="0" w:firstRowLastColumn="0" w:lastRowFirstColumn="0" w:lastRowLastColumn="0"/>
+              <w:rPr>
+                <w:lang w:eastAsia="es-NI"/>
+              </w:rPr>
+            </w:pPr>
+            <w:r>
+              <w:rPr>
+                <w:lang w:eastAsia="es-NI"/>
+              </w:rPr>
+              <w:t>89 salones</w:t>
+            </w:r>
+          </w:p>
+        </w:tc>
+      </w:tr>
+    </w:tbl>
     <w:p>
       <w:pPr>
         <w:rPr>
@@ -19986,6 +21079,34 @@
     </w:p>
     <w:p>
       <w:pPr>
+        <w:pStyle w:val="Ttulo2"/>
+      </w:pPr>
+      <w:r>
+        <w:t>La oferta</w:t>
+      </w:r>
+    </w:p>
+    <w:p>
+      <w:pPr>
+        <w:pStyle w:val="APA7MAEDICIN"/>
+      </w:pPr>
+      <w:r>
+        <w:t>En el marco de este proyecto tecnológico, la oferta está representada por la disponibilidad de licencias o suscripciones de la "Aplicación Web de Diagnóstico Capilar" que se pondrán a disposición de los salones de belleza y estilistas independientes en la ciudad de Managua.</w:t>
+      </w:r>
+    </w:p>
+    <w:p>
+      <w:pPr>
+        <w:pStyle w:val="APA7MAEDICIN"/>
+      </w:pPr>
+      <w:r>
+        <w:t xml:space="preserve">Al tratarse de un producto 100% digital bajo el modelo de Software como Servicio (SaaS) alojado en la nube, la naturaleza de esta oferta difiere radicalmente de la de un producto físico. La capacidad operativa para ofrecer el servicio no está limitada por inventarios físicos, horas de manufactura o espacio de almacenamiento en bodega, sino que está determinada </w:t>
+      </w:r>
+      <w:r>
+        <w:lastRenderedPageBreak/>
+        <w:t>exclusivamente por la infraestructura tecnológica configurada (capacidad de procesamiento del servidor, ancho de banda y capacidad de la base de datos).</w:t>
+      </w:r>
+    </w:p>
+    <w:p>
+      <w:pPr>
         <w:rPr>
           <w:lang w:eastAsia="es-NI"/>
         </w:rPr>
@@ -19993,6 +21114,30 @@
     </w:p>
     <w:p>
       <w:pPr>
+        <w:pStyle w:val="APA7MAEDICIN"/>
+        <w:rPr>
+          <w:b/>
+          <w:bCs/>
+        </w:rPr>
+      </w:pPr>
+      <w:r>
+        <w:rPr>
+          <w:b/>
+          <w:bCs/>
+        </w:rPr>
+        <w:t>Ley de la oferta</w:t>
+      </w:r>
+    </w:p>
+    <w:p>
+      <w:pPr>
+        <w:pStyle w:val="APA7MAEDICIN"/>
+      </w:pPr>
+      <w:r>
+        <w:t>En el contexto de este ecosistema de desarrollo web, la ley de la oferta se aplica desde la perspectiva de la escalabilidad de la infraestructura y el mantenimiento del sistema. Aunque habilitar una cuenta nueva para un salón de belleza no requiere esfuerzo físico, garantizar que el sistema basado en reglas procese los diagnósticos de manera instantánea y genere los reportes en PDF sin latencia requiere de recursos de servidor que sí tienen un costo. Por lo tanto, el precio validado de la suscripción mensual ($19.99 dólares) es el incentivo financiero que permite al proveedor del software escalar los recursos en la nube, garantizando así que la oferta técnica de la aplicación se mantenga estable e ininterrumpida frente a cualquier volumen de usuarios.</w:t>
+      </w:r>
+    </w:p>
+    <w:p>
+      <w:pPr>
         <w:rPr>
           <w:lang w:eastAsia="es-NI"/>
         </w:rPr>
@@ -20000,6 +21145,42 @@
     </w:p>
     <w:p>
       <w:pPr>
+        <w:pStyle w:val="APA7MAEDICIN"/>
+        <w:rPr>
+          <w:b/>
+          <w:bCs/>
+        </w:rPr>
+      </w:pPr>
+      <w:r>
+        <w:rPr>
+          <w:b/>
+          <w:bCs/>
+        </w:rPr>
+        <w:t>Elasticidad de la relación precio-oferta</w:t>
+      </w:r>
+    </w:p>
+    <w:p>
+      <w:pPr>
+        <w:pStyle w:val="APA7MAEDICIN"/>
+      </w:pPr>
+      <w:r>
+        <w:t>Para la Aplicación Web de Diagnóstico Capilar, se determina que la relación precio-oferta es altamente elástica (tendiendo a ser perfectamente elástica).</w:t>
+      </w:r>
+    </w:p>
+    <w:p>
+      <w:pPr>
+        <w:pStyle w:val="APA7MAEDICIN"/>
+      </w:pPr>
+      <w:r>
+        <w:t xml:space="preserve">Esto se justifica técnicamente porque el costo marginal de producción de una licencia adicional de software es prácticamente cero. Al estar desarrollada como una Web App responsiva de código centralizado, si la demanda en los Distritos I y V de Managua aumentara repentinamente de 50 a 500 salones, el sistema tiene la capacidad de reaccionar y cubrir esa demanda de forma instantánea. No es necesario construir una nueva fábrica ni contratar </w:t>
+      </w:r>
+      <w:r>
+        <w:lastRenderedPageBreak/>
+        <w:t>más mano de obra para producir más "software"; basta con escalar los micro-servicios en la nube, permitiendo que la oferta tecnológica fluya sin fricciones ni restricciones físicas.</w:t>
+      </w:r>
+    </w:p>
+    <w:p>
+      <w:pPr>
         <w:rPr>
           <w:lang w:eastAsia="es-NI"/>
         </w:rPr>
@@ -20007,6 +21188,45 @@
     </w:p>
     <w:p>
       <w:pPr>
+        <w:pStyle w:val="APA7MAEDICIN"/>
+        <w:rPr>
+          <w:b/>
+          <w:bCs/>
+        </w:rPr>
+      </w:pPr>
+      <w:r>
+        <w:rPr>
+          <w:b/>
+          <w:bCs/>
+        </w:rPr>
+        <w:t>Los competidores en el mercado del producto</w:t>
+      </w:r>
+    </w:p>
+    <w:p>
+      <w:pPr>
+        <w:pStyle w:val="APA7MAEDICIN"/>
+      </w:pPr>
+      <w:r>
+        <w:t>En el mercado de soluciones tecnológicas orientadas al sector estético, la competencia para la "Aplicación Web de Diagnóstico Capilar" se divide en dos categorías claramente identificadas durante la investigación de mercado:</w:t>
+      </w:r>
+    </w:p>
+    <w:p>
+      <w:pPr>
+        <w:pStyle w:val="APA7MAEDICIN"/>
+      </w:pPr>
+      <w:r>
+        <w:rPr>
+          <w:b/>
+          <w:bCs/>
+        </w:rPr>
+        <w:t>Competidores Directos (Software de Gestión Comercial):</w:t>
+      </w:r>
+      <w:r>
+        <w:t xml:space="preserve"> A nivel internacional y regional, existen plataformas robustas de Software como Servicio (SaaS) como AgendaPro (con fuerte presencia y liderazgo en Latinoamérica) y Booksy (Estados Unidos y Europa). Estas plataformas han validado comercialmente que los salones de belleza tienen la disposición de pagar suscripciones mensuales para digitalizar sus operaciones. Sin embargo, la debilidad competitiva de estos sistemas radica en que están diseñados casi exclusivamente para el agendamiento de citas y el cobro en caja, dejando un vacío tecnológico al no poseer módulos clínicos especializados para el diagnóstico interactivo de la hebra capilar ni la generación de reportes técnicos para el cliente.</w:t>
+      </w:r>
+    </w:p>
+    <w:p>
+      <w:pPr>
         <w:rPr>
           <w:lang w:eastAsia="es-NI"/>
         </w:rPr>
@@ -20014,10 +21234,1161 @@
     </w:p>
     <w:p>
       <w:pPr>
+        <w:pStyle w:val="APA7MAEDICIN"/>
+      </w:pPr>
+      <w:r>
+        <w:rPr>
+          <w:b/>
+          <w:bCs/>
+        </w:rPr>
+        <w:t>Competidores Indirectos (Métodos Tradicionales y Analógicos):</w:t>
+      </w:r>
+      <w:r>
+        <w:t xml:space="preserve"> En el contexto local de Managua, el principal competidor que enfrenta el proyecto es el "statu quo" operativo. El 87.5% del mercado meta utiliza métodos empíricos como rival sustituto del software. Esto incluye las fichas clínicas impresas en papel, el almacenamiento de fotografías en la galería de teléfonos celulares, y la dependencia exclusiva de la memoria y el criterio visual del estilista de turno.</w:t>
+      </w:r>
+    </w:p>
+    <w:p>
+      <w:pPr>
         <w:rPr>
           <w:lang w:eastAsia="es-NI"/>
         </w:rPr>
       </w:pPr>
+    </w:p>
+    <w:p>
+      <w:pPr>
+        <w:pStyle w:val="APA7MAEDICIN"/>
+        <w:rPr>
+          <w:b/>
+          <w:bCs/>
+        </w:rPr>
+      </w:pPr>
+      <w:r>
+        <w:rPr>
+          <w:b/>
+          <w:bCs/>
+        </w:rPr>
+        <w:t>Los competidores en los mercados de insumos y servicios relacionados</w:t>
+      </w:r>
+    </w:p>
+    <w:p>
+      <w:pPr>
+        <w:pStyle w:val="APA7MAEDICIN"/>
+      </w:pPr>
+      <w:r>
+        <w:t>Dado que este proyecto es de naturaleza puramente informática e inmaterial, los "insumos y servicios relacionados" equivalen a la infraestructura tecnológica subyacente: servicios de alojamiento en la nube (Cloud Hosting), bases de datos, dominios web y ancho de banda.</w:t>
+      </w:r>
+    </w:p>
+    <w:p>
+      <w:pPr>
+        <w:rPr>
+          <w:lang w:eastAsia="es-NI"/>
+        </w:rPr>
+      </w:pPr>
+    </w:p>
+    <w:p>
+      <w:pPr>
+        <w:pStyle w:val="APA7MAEDICIN"/>
+      </w:pPr>
+      <w:r>
+        <w:t>A diferencia de los mercados de manufactura física, el mercado global de computación en la nube (dominado por proveedores de infraestructura masiva) posee una disponibilidad de recursos hiper-escalable y prácticamente ilimitada para aplicaciones de este tamaño. Por lo tanto, no existe una competencia por los insumos que amenace el suministro, el precio o la continuidad operativa del sistema de diagnóstico capilar, garantizando que los costos operativos de mantenimiento tecnológico se mantengan estables y predecibles independientemente de cuántas otras aplicaciones web se estén desarrollando en la región.</w:t>
+      </w:r>
+    </w:p>
+    <w:p>
+      <w:pPr>
+        <w:rPr>
+          <w:lang w:eastAsia="es-NI"/>
+        </w:rPr>
+      </w:pPr>
+    </w:p>
+    <w:p>
+      <w:pPr>
+        <w:pStyle w:val="Ttulo2"/>
+      </w:pPr>
+      <w:r>
+        <w:t>Planeación de las ventas</w:t>
+      </w:r>
+    </w:p>
+    <w:p>
+      <w:pPr>
+        <w:pStyle w:val="APA7MAEDICIN"/>
+      </w:pPr>
+      <w:r>
+        <w:t>La planeación de ventas para la "Aplicación Web de Diagnóstico Capilar" se concibe como el proceso estratégico para introducir y comercializar el software en el mercado B2B (salones de belleza) de Managua. Al tratarse de un modelo de suscripción mensual (SaaS), el objetivo principal de esta planeación no es solo la adquisición inicial del cliente, sino asegurar la retención a largo plazo para generar un Ingreso Mensual Recurrente (MRR) estable.</w:t>
+      </w:r>
+    </w:p>
+    <w:p>
+      <w:pPr>
+        <w:pStyle w:val="APA7MAEDICIN"/>
+      </w:pPr>
+    </w:p>
+    <w:p>
+      <w:pPr>
+        <w:pStyle w:val="APA7MAEDICIN"/>
+        <w:rPr>
+          <w:b/>
+          <w:bCs/>
+        </w:rPr>
+      </w:pPr>
+      <w:r>
+        <w:rPr>
+          <w:b/>
+          <w:bCs/>
+        </w:rPr>
+        <w:lastRenderedPageBreak/>
+        <w:t>Análisis de la situación</w:t>
+      </w:r>
+    </w:p>
+    <w:p>
+      <w:pPr>
+        <w:pStyle w:val="APA7MAEDICIN"/>
+      </w:pPr>
+      <w:r>
+        <w:t>El punto de partida comercial del proyecto se sustenta en los hallazgos cuantitativos de la fase exploratoria:</w:t>
+      </w:r>
+    </w:p>
+    <w:p>
+      <w:pPr>
+        <w:pStyle w:val="APA7MAEDICIN"/>
+        <w:numPr>
+          <w:ilvl w:val="0"/>
+          <w:numId w:val="90"/>
+        </w:numPr>
+      </w:pPr>
+      <w:r>
+        <w:rPr>
+          <w:b/>
+          <w:bCs/>
+        </w:rPr>
+        <w:t>Entorno competitivo</w:t>
+      </w:r>
+      <w:r>
+        <w:t>: El 87.5% de los salones encuestados opera sin digitalización en su punto de atención (utilizando papel o memoria), lo que representa un "océano azul" (mercado no explotado) para la introducción de esta tecnología.</w:t>
+      </w:r>
+    </w:p>
+    <w:p>
+      <w:pPr>
+        <w:pStyle w:val="APA7MAEDICIN"/>
+        <w:numPr>
+          <w:ilvl w:val="0"/>
+          <w:numId w:val="90"/>
+        </w:numPr>
+      </w:pPr>
+      <w:r>
+        <w:rPr>
+          <w:b/>
+          <w:bCs/>
+        </w:rPr>
+        <w:t>Validación del producto:</w:t>
+      </w:r>
+      <w:r>
+        <w:t xml:space="preserve"> Existe una alta receptividad, ya que el 91.1% de los tomadores de decisión (propietarios y administradores) mostraron intención de compra para un sistema que genere expedientes en la nube y reportes en PDF.</w:t>
+      </w:r>
+    </w:p>
+    <w:p>
+      <w:pPr>
+        <w:pStyle w:val="APA7MAEDICIN"/>
+        <w:numPr>
+          <w:ilvl w:val="0"/>
+          <w:numId w:val="90"/>
+        </w:numPr>
+      </w:pPr>
+      <w:r>
+        <w:rPr>
+          <w:b/>
+          <w:bCs/>
+        </w:rPr>
+        <w:t>Condiciones de precio:</w:t>
+      </w:r>
+      <w:r>
+        <w:t xml:space="preserve"> El mercado presenta una alta sensibilidad económica. La viabilidad de las ventas depende de respetar el umbral psicológico del cliente, que exige un costo inferior a $25 dólares mensuales, estableciendo el precio de penetración en $19.99 dólares.</w:t>
+      </w:r>
+    </w:p>
+    <w:p>
+      <w:pPr>
+        <w:pStyle w:val="APA7MAEDICIN"/>
+        <w:numPr>
+          <w:ilvl w:val="0"/>
+          <w:numId w:val="90"/>
+        </w:numPr>
+      </w:pPr>
+      <w:r>
+        <w:rPr>
+          <w:b/>
+          <w:bCs/>
+        </w:rPr>
+        <w:t>Foco geográfico:</w:t>
+      </w:r>
+      <w:r>
+        <w:t xml:space="preserve"> El esfuerzo inicial de ventas cuenta con una ventaja de localización, dado que el 69.2% de los adoptantes tempranos potenciales se concentran específicamente en el Distrito V y el Distrito I de la capital.</w:t>
+      </w:r>
+    </w:p>
+    <w:p>
+      <w:pPr>
+        <w:pStyle w:val="APA7MAEDICIN"/>
+      </w:pPr>
+    </w:p>
+    <w:p>
+      <w:pPr>
+        <w:pStyle w:val="APA7MAEDICIN"/>
+        <w:rPr>
+          <w:b/>
+          <w:bCs/>
+        </w:rPr>
+      </w:pPr>
+      <w:r>
+        <w:rPr>
+          <w:b/>
+          <w:bCs/>
+        </w:rPr>
+        <w:t>Pasos para la planeación de las ventas</w:t>
+      </w:r>
+    </w:p>
+    <w:p>
+      <w:pPr>
+        <w:pStyle w:val="APA7MAEDICIN"/>
+      </w:pPr>
+      <w:r>
+        <w:t>Para transformar el interés del mercado en suscripciones activas, se define el siguiente embudo de ventas adaptado a plataformas tecnológicas:</w:t>
+      </w:r>
+    </w:p>
+    <w:p>
+      <w:pPr>
+        <w:pStyle w:val="APA7MAEDICIN"/>
+      </w:pPr>
+    </w:p>
+    <w:p>
+      <w:pPr>
+        <w:pStyle w:val="APA7MAEDICIN"/>
+        <w:numPr>
+          <w:ilvl w:val="0"/>
+          <w:numId w:val="91"/>
+        </w:numPr>
+      </w:pPr>
+      <w:r>
+        <w:rPr>
+          <w:b/>
+          <w:bCs/>
+        </w:rPr>
+        <w:lastRenderedPageBreak/>
+        <w:t>Prospección hiper-segmentada:</w:t>
+      </w:r>
+      <w:r>
+        <w:t xml:space="preserve"> Identificación y creación de una base de datos de micro y pequeños salones de belleza (de 2 a 4 estilistas) ubicados exclusivamente en los Distritos I y V de Managua.</w:t>
+      </w:r>
+    </w:p>
+    <w:p>
+      <w:pPr>
+        <w:pStyle w:val="APA7MAEDICIN"/>
+        <w:numPr>
+          <w:ilvl w:val="0"/>
+          <w:numId w:val="91"/>
+        </w:numPr>
+      </w:pPr>
+      <w:r>
+        <w:rPr>
+          <w:b/>
+          <w:bCs/>
+        </w:rPr>
+        <w:t>Acercamiento y demostración (Demo):</w:t>
+      </w:r>
+      <w:r>
+        <w:t xml:space="preserve"> Ejecución de visitas físicas y envío de campañas por WhatsApp para mostrar en tiempo real la velocidad de la aplicación, demostrando cómo el test capilar se completa en menos de 2 minutos desde una tableta.</w:t>
+      </w:r>
+    </w:p>
+    <w:p>
+      <w:pPr>
+        <w:pStyle w:val="APA7MAEDICIN"/>
+        <w:numPr>
+          <w:ilvl w:val="0"/>
+          <w:numId w:val="91"/>
+        </w:numPr>
+      </w:pPr>
+      <w:r>
+        <w:rPr>
+          <w:b/>
+          <w:bCs/>
+        </w:rPr>
+        <w:t>Periodo de prueba (Onboarding):</w:t>
+      </w:r>
+      <w:r>
+        <w:t xml:space="preserve"> Ofrecer una cuenta de acceso gratuito o subsidiado por 14 días para superar la barrera del escepticismo técnico y permitir que el estilista interactúe con el algoritmo sin riesgo financiero.</w:t>
+      </w:r>
+    </w:p>
+    <w:p>
+      <w:pPr>
+        <w:pStyle w:val="APA7MAEDICIN"/>
+        <w:numPr>
+          <w:ilvl w:val="0"/>
+          <w:numId w:val="91"/>
+        </w:numPr>
+      </w:pPr>
+      <w:r>
+        <w:rPr>
+          <w:b/>
+          <w:bCs/>
+        </w:rPr>
+        <w:t>Cierre y Suscripción:</w:t>
+      </w:r>
+      <w:r>
+        <w:t xml:space="preserve"> Transición de la cuenta de prueba a una suscripción de pago recurrente de $19.99 dólares mensuales, activando las funciones completas (historial en la nube y envíos ilimitados de reportes PDF).</w:t>
+      </w:r>
+    </w:p>
+    <w:p>
+      <w:pPr>
+        <w:pStyle w:val="APA7MAEDICIN"/>
+        <w:numPr>
+          <w:ilvl w:val="0"/>
+          <w:numId w:val="91"/>
+        </w:numPr>
+      </w:pPr>
+      <w:r>
+        <w:rPr>
+          <w:b/>
+          <w:bCs/>
+        </w:rPr>
+        <w:t>Seguimiento y Retención:</w:t>
+      </w:r>
+      <w:r>
+        <w:t xml:space="preserve"> Soporte técnico continuo y actualizaciones para asegurar que el salón logre el incremento del 20% en sus ventas de productos capilares, garantizando así la renovación mensual de la licencia.</w:t>
+      </w:r>
+    </w:p>
+    <w:p>
+      <w:pPr>
+        <w:rPr>
+          <w:lang w:eastAsia="es-NI"/>
+        </w:rPr>
+      </w:pPr>
+    </w:p>
+    <w:p>
+      <w:pPr>
+        <w:pStyle w:val="APA7MAEDICIN"/>
+        <w:rPr>
+          <w:b/>
+          <w:bCs/>
+        </w:rPr>
+      </w:pPr>
+      <w:r>
+        <w:rPr>
+          <w:b/>
+          <w:bCs/>
+        </w:rPr>
+        <w:t>Importancia de planificar las ventas</w:t>
+      </w:r>
+    </w:p>
+    <w:p>
+      <w:pPr>
+        <w:pStyle w:val="APA7MAEDICIN"/>
+      </w:pPr>
+      <w:r>
+        <w:t xml:space="preserve">La planificación formal de las ventas es un pilar crítico para la supervivencia financiera de este proyecto tecnológico. A diferencia del desarrollo de software a medida (donde el cliente paga un alto costo por adelantado), el modelo de suscripción requiere absorber los costos iniciales de programación y de infraestructura en la nube. Planificar las ventas permite proyectar con precisión en qué mes el flujo de caja operativo cubrirá los costos de los </w:t>
+      </w:r>
+      <w:r>
+        <w:lastRenderedPageBreak/>
+        <w:t>servidores web y el mantenimiento de la base de datos, asegurando la rentabilidad del desarrollador y la estabilidad del sistema para los usuarios finales.</w:t>
+      </w:r>
+    </w:p>
+    <w:p>
+      <w:pPr>
+        <w:pStyle w:val="APA7MAEDICIN"/>
+      </w:pPr>
+    </w:p>
+    <w:p>
+      <w:pPr>
+        <w:pStyle w:val="APA7MAEDICIN"/>
+        <w:rPr>
+          <w:b/>
+          <w:bCs/>
+        </w:rPr>
+      </w:pPr>
+      <w:r>
+        <w:rPr>
+          <w:b/>
+          <w:bCs/>
+        </w:rPr>
+        <w:t>Técnicas para presupuestar las ventas</w:t>
+      </w:r>
+    </w:p>
+    <w:p>
+      <w:pPr>
+        <w:pStyle w:val="APA7MAEDICIN"/>
+      </w:pPr>
+      <w:r>
+        <w:t>Dado que el "Sistema de Diagnóstico Capilar" es un producto innovador en el mercado local y no cuenta con datos históricos de ventas en Nicaragua, no es posible utilizar técnicas estadísticas de series de tiempo tradicionales.</w:t>
+      </w:r>
+    </w:p>
+    <w:p>
+      <w:pPr>
+        <w:pStyle w:val="APA7MAEDICIN"/>
+      </w:pPr>
+      <w:r>
+        <w:t>Por consiguiente, para la elaboración del presupuesto de ventas se utilizará la técnica de Juicio Ejecutivo combinada con un enfoque "Bottom-Up" (de abajo hacia arriba). Esta técnica consiste en estimar el número máximo de demostraciones (demos) que el desarrollador puede realizar mensualmente en los distritos meta, aplicándole una tasa de conversión conservadora basada en la intención de compra del 91.1% reflejada en las encuestas. A partir de estas nuevas licencias mensuales proyectadas, se calculará el ingreso multiplicando los usuarios activos por el costo de la suscripción mensual.</w:t>
+      </w:r>
+    </w:p>
+    <w:p>
+      <w:pPr>
+        <w:rPr>
+          <w:lang w:eastAsia="es-NI"/>
+        </w:rPr>
+      </w:pPr>
+    </w:p>
+    <w:p>
+      <w:pPr>
+        <w:pStyle w:val="Ttulo2"/>
+      </w:pPr>
+      <w:r>
+        <w:t>Estrategias de mercadeo</w:t>
+      </w:r>
+    </w:p>
+    <w:p>
+      <w:pPr>
+        <w:pStyle w:val="APA7MAEDICIN"/>
+      </w:pPr>
+      <w:r>
+        <w:t xml:space="preserve">Para la comercialización exitosa de la "Aplicación Web de Diagnóstico Capilar" en el mercado de Managua, se ha diseñado una mezcla de mercadeo (Marketing </w:t>
+      </w:r>
+      <w:proofErr w:type="spellStart"/>
+      <w:r>
+        <w:t>Mix</w:t>
+      </w:r>
+      <w:proofErr w:type="spellEnd"/>
+      <w:r>
+        <w:t xml:space="preserve">) enfocada en el entorno tecnológico B2B (Business </w:t>
+      </w:r>
+      <w:proofErr w:type="spellStart"/>
+      <w:r>
+        <w:t>to</w:t>
+      </w:r>
+      <w:proofErr w:type="spellEnd"/>
+      <w:r>
+        <w:t xml:space="preserve"> Business) bajo un modelo de Software como Servicio (SaaS). Las estrategias se dividen en cuatro ejes fundamentales:</w:t>
+      </w:r>
+    </w:p>
+    <w:p>
+      <w:pPr>
+        <w:pStyle w:val="APA7MAEDICIN"/>
+      </w:pPr>
+    </w:p>
+    <w:p>
+      <w:pPr>
+        <w:pStyle w:val="APA7MAEDICIN"/>
+        <w:numPr>
+          <w:ilvl w:val="0"/>
+          <w:numId w:val="92"/>
+        </w:numPr>
+      </w:pPr>
+      <w:r>
+        <w:rPr>
+          <w:b/>
+          <w:bCs/>
+        </w:rPr>
+        <w:lastRenderedPageBreak/>
+        <w:t>Estrategia de Producto (Enfoque en el valor comercial):</w:t>
+      </w:r>
+      <w:r>
+        <w:t xml:space="preserve"> El mercadeo no se centrará en vender "código" o "software", sino en vender </w:t>
+      </w:r>
+      <w:r>
+        <w:rPr>
+          <w:b/>
+          <w:bCs/>
+        </w:rPr>
+        <w:t>rentabilidad y seguridad</w:t>
+      </w:r>
+      <w:r>
+        <w:t>. La estrategia principal de producto es posicionar la funcionalidad de generación de reportes en PDF y gráficas de daño como un "gancho" comercial. Se comunicará al dueño del salón que esta herramienta es el motor para solucionar el olvido del cliente (detectado en el 46.4% de los casos) e incrementar la venta de productos (retail) en su local en al menos un 20%.</w:t>
+      </w:r>
+    </w:p>
+    <w:p>
+      <w:pPr>
+        <w:pStyle w:val="APA7MAEDICIN"/>
+        <w:numPr>
+          <w:ilvl w:val="0"/>
+          <w:numId w:val="92"/>
+        </w:numPr>
+      </w:pPr>
+      <w:r>
+        <w:rPr>
+          <w:b/>
+          <w:bCs/>
+        </w:rPr>
+        <w:t>Estrategia de Precio (Penetración SaaS):</w:t>
+      </w:r>
+      <w:r>
+        <w:t xml:space="preserve"> Basado en la alta sensibilidad económica del mercado, la estrategia consiste en un </w:t>
+      </w:r>
+      <w:r>
+        <w:rPr>
+          <w:b/>
+          <w:bCs/>
+        </w:rPr>
+        <w:t>precio de penetración</w:t>
+      </w:r>
+      <w:r>
+        <w:t xml:space="preserve"> fijado en $19.99 dólares mensuales. Se descarta el modelo de venta de licencias perpetuas de alto costo para eliminar la barrera de entrada a los micro y pequeños salones de belleza. Además, se utilizará la estrategia de "Prueba Gratuita" (Free Trial) de 14 días para mitigar el riesgo percibido por los estilistas.</w:t>
+      </w:r>
+    </w:p>
+    <w:p>
+      <w:pPr>
+        <w:pStyle w:val="APA7MAEDICIN"/>
+        <w:numPr>
+          <w:ilvl w:val="0"/>
+          <w:numId w:val="92"/>
+        </w:numPr>
+      </w:pPr>
+      <w:r>
+        <w:rPr>
+          <w:b/>
+          <w:bCs/>
+        </w:rPr>
+        <w:t>Estrategia de Plaza (Distribución Digital):</w:t>
+      </w:r>
+      <w:r>
+        <w:t xml:space="preserve"> Al ser una Web App responsiva con base de datos en la nube, la distribución será inmediata y 100% digital, eliminando costos logísticos de instalación física. La estrategia es garantizar que la plataforma sea accesible desde las tabletas digitales del salón, el dispositivo preferido por el 64.3% de la demanda meta para la estación de trabajo.</w:t>
+      </w:r>
+    </w:p>
+    <w:p>
+      <w:pPr>
+        <w:pStyle w:val="APA7MAEDICIN"/>
+        <w:numPr>
+          <w:ilvl w:val="0"/>
+          <w:numId w:val="92"/>
+        </w:numPr>
+      </w:pPr>
+      <w:r>
+        <w:rPr>
+          <w:b/>
+          <w:bCs/>
+        </w:rPr>
+        <w:t>Estrategia de Promoción (Hiper-segmentación local):</w:t>
+      </w:r>
+      <w:r>
+        <w:t xml:space="preserve"> Se evitará el gasto en campañas publicitarias masivas a nivel nacional. La estrategia promocional aplicará un "foco local", concentrando las campañas de anuncios digitales (Facebook e Instagram Ads) y el contacto directo vía WhatsApp exclusivamente en los salones ubicados en el </w:t>
+      </w:r>
+      <w:r>
+        <w:rPr>
+          <w:b/>
+          <w:bCs/>
+        </w:rPr>
+        <w:t>Distrito V y el Distrito I</w:t>
+      </w:r>
+      <w:r>
+        <w:t xml:space="preserve"> de Managua, donde se concentra casi el 70% de la intención de compra validada.</w:t>
+      </w:r>
+    </w:p>
+    <w:p>
+      <w:pPr>
+        <w:rPr>
+          <w:lang w:eastAsia="es-NI"/>
+        </w:rPr>
+      </w:pPr>
+    </w:p>
+    <w:p>
+      <w:pPr>
+        <w:rPr>
+          <w:lang w:eastAsia="es-NI"/>
+        </w:rPr>
+      </w:pPr>
+    </w:p>
+    <w:p>
+      <w:pPr>
+        <w:pStyle w:val="APA7MAEDICIN"/>
+        <w:rPr>
+          <w:b/>
+          <w:bCs/>
+          <w:lang w:val="es-MX"/>
+        </w:rPr>
+      </w:pPr>
+      <w:r>
+        <w:rPr>
+          <w:b/>
+          <w:bCs/>
+          <w:lang w:val="es-MX"/>
+        </w:rPr>
+        <w:t>Proceso en el establecimiento de la estrategia de mercadeo</w:t>
+      </w:r>
+    </w:p>
+    <w:p>
+      <w:pPr>
+        <w:pStyle w:val="APA7MAEDICIN"/>
+        <w:rPr>
+          <w:lang w:val="es-MX"/>
+        </w:rPr>
+      </w:pPr>
+      <w:r>
+        <w:rPr>
+          <w:lang w:val="es-MX"/>
+        </w:rPr>
+        <w:t>El diseño y ejecución de las estrategias de mercadeo para esta aplicación tecnológica no se realizaron de forma empírica, sino que siguieron un proceso lógico y estructurado:</w:t>
+      </w:r>
+    </w:p>
+    <w:p>
+      <w:pPr>
+        <w:pStyle w:val="APA7MAEDICIN"/>
+        <w:numPr>
+          <w:ilvl w:val="0"/>
+          <w:numId w:val="94"/>
+        </w:numPr>
+        <w:rPr>
+          <w:lang w:val="es-MX"/>
+        </w:rPr>
+      </w:pPr>
+      <w:r>
+        <w:rPr>
+          <w:b/>
+          <w:bCs/>
+          <w:lang w:val="es-MX"/>
+        </w:rPr>
+        <w:t>Análisis de la situación y recolección de datos:</w:t>
+      </w:r>
+      <w:r>
+        <w:rPr>
+          <w:lang w:val="es-MX"/>
+        </w:rPr>
+        <w:t xml:space="preserve"> El proceso inició con la ejecución de la investigación exploratoria y descriptiva (encuestas a 56 profesionales). Esto permitió identificar que el 87.5% de los salones operan bajo ineficiencia de datos (usando papel y memoria), validando la existencia de un mercado desatendido.</w:t>
+      </w:r>
+    </w:p>
+    <w:p>
+      <w:pPr>
+        <w:pStyle w:val="APA7MAEDICIN"/>
+        <w:numPr>
+          <w:ilvl w:val="0"/>
+          <w:numId w:val="94"/>
+        </w:numPr>
+        <w:rPr>
+          <w:lang w:val="es-MX"/>
+        </w:rPr>
+      </w:pPr>
+      <w:r>
+        <w:rPr>
+          <w:b/>
+          <w:bCs/>
+          <w:lang w:val="es-MX"/>
+        </w:rPr>
+        <w:t>Definición del público objetivo (Buyer Persona):</w:t>
+      </w:r>
+      <w:r>
+        <w:rPr>
+          <w:lang w:val="es-MX"/>
+        </w:rPr>
+        <w:t xml:space="preserve"> A partir del análisis demográfico, se estableció que el esfuerzo de mercadeo no se dirigirá a grandes cadenas, sino a micro-empresarios jóvenes (1 a 3 años de experiencia) con equipos de trabajo reducidos (2 a 4 estilistas) ubicados en las zonas de mayor tráfico comercial de Managua.</w:t>
+      </w:r>
+    </w:p>
+    <w:p>
+      <w:pPr>
+        <w:pStyle w:val="APA7MAEDICIN"/>
+        <w:numPr>
+          <w:ilvl w:val="0"/>
+          <w:numId w:val="94"/>
+        </w:numPr>
+        <w:rPr>
+          <w:lang w:val="es-MX"/>
+        </w:rPr>
+      </w:pPr>
+      <w:r>
+        <w:rPr>
+          <w:b/>
+          <w:bCs/>
+          <w:lang w:val="es-MX"/>
+        </w:rPr>
+        <w:t>Establecimiento de objetivos:</w:t>
+      </w:r>
+      <w:r>
+        <w:rPr>
+          <w:lang w:val="es-MX"/>
+        </w:rPr>
+        <w:t xml:space="preserve"> Se definió como objetivo principal de mercadeo lograr la penetración inicial del mercado mediante la conversión de demostraciones gratuitas a suscripciones de pago recurrente.</w:t>
+      </w:r>
+    </w:p>
+    <w:p>
+      <w:pPr>
+        <w:pStyle w:val="APA7MAEDICIN"/>
+        <w:numPr>
+          <w:ilvl w:val="0"/>
+          <w:numId w:val="94"/>
+        </w:numPr>
+        <w:rPr>
+          <w:lang w:val="es-MX"/>
+        </w:rPr>
+      </w:pPr>
+      <w:r>
+        <w:rPr>
+          <w:b/>
+          <w:bCs/>
+          <w:lang w:val="es-MX"/>
+        </w:rPr>
+        <w:t>Desarrollo e implementación táctica</w:t>
+      </w:r>
+      <w:r>
+        <w:rPr>
+          <w:lang w:val="es-MX"/>
+        </w:rPr>
+        <w:t>: Se estructuró la oferta de valor basada en la rapidez del servicio (diagnóstico en menos de 2 minutos) y la creación de historiales clínicos en la nube (la función más demandada por el 75% del mercado). Esta táctica se implementará mediante visitas físicas programadas en los distritos meta.</w:t>
+      </w:r>
+    </w:p>
+    <w:p>
+      <w:pPr>
+        <w:pStyle w:val="APA7MAEDICIN"/>
+        <w:ind w:left="0" w:firstLine="0"/>
+        <w:rPr>
+          <w:lang w:val="es-MX"/>
+        </w:rPr>
+      </w:pPr>
+    </w:p>
+    <w:p>
+      <w:pPr>
+        <w:pStyle w:val="APA7MAEDICIN"/>
+        <w:numPr>
+          <w:ilvl w:val="0"/>
+          <w:numId w:val="94"/>
+        </w:numPr>
+        <w:rPr>
+          <w:lang w:val="es-MX"/>
+        </w:rPr>
+      </w:pPr>
+      <w:r>
+        <w:rPr>
+          <w:b/>
+          <w:bCs/>
+          <w:lang w:val="es-MX"/>
+        </w:rPr>
+        <w:lastRenderedPageBreak/>
+        <w:t>Evaluación y control (Métricas SaaS):</w:t>
+      </w:r>
+      <w:r>
+        <w:rPr>
+          <w:lang w:val="es-MX"/>
+        </w:rPr>
+        <w:t xml:space="preserve"> El último paso del proceso consistirá en el monitoreo mensual de la estrategia mediante los indicadores clave del modelo de suscripción: el Costo de Adquisición de Clientes (CAC) de las campañas digitales y la Tasa de Cancelación (</w:t>
+      </w:r>
+      <w:proofErr w:type="spellStart"/>
+      <w:r>
+        <w:rPr>
+          <w:lang w:val="es-MX"/>
+        </w:rPr>
+        <w:t>Churn</w:t>
+      </w:r>
+      <w:proofErr w:type="spellEnd"/>
+      <w:r>
+        <w:rPr>
+          <w:lang w:val="es-MX"/>
+        </w:rPr>
+        <w:t xml:space="preserve"> </w:t>
+      </w:r>
+      <w:proofErr w:type="spellStart"/>
+      <w:r>
+        <w:rPr>
+          <w:lang w:val="es-MX"/>
+        </w:rPr>
+        <w:t>Rate</w:t>
+      </w:r>
+      <w:proofErr w:type="spellEnd"/>
+      <w:r>
+        <w:rPr>
+          <w:lang w:val="es-MX"/>
+        </w:rPr>
+        <w:t>), para asegurar que el salón perciba valor continuo y mantenga su suscripción activa a largo plazo.</w:t>
+      </w:r>
+    </w:p>
+    <w:p>
+      <w:pPr>
+        <w:rPr>
+          <w:lang w:val="es-MX" w:eastAsia="es-NI"/>
+        </w:rPr>
+      </w:pPr>
+    </w:p>
+    <w:p>
+      <w:pPr>
+        <w:pStyle w:val="Ttulo2"/>
+      </w:pPr>
+      <w:r>
+        <w:t>Pronóstico del mercado</w:t>
+      </w:r>
+    </w:p>
+    <w:p>
+      <w:pPr>
+        <w:pStyle w:val="APA7MAEDICIN"/>
+        <w:rPr>
+          <w:lang w:val="es-MX"/>
+        </w:rPr>
+      </w:pPr>
+      <w:r>
+        <w:rPr>
+          <w:lang w:val="es-MX"/>
+        </w:rPr>
+        <w:t>El pronóstico del mercado para la "Aplicación Web de Diagnóstico Capilar" consiste en la estimación de la demanda futura y la adopción de las licencias SaaS (Software como Servicio) por parte de los salones de belleza en la ciudad de Managua. Dado que el proyecto introduce una innovación tecnológica que cambia la manera tradicional de trabajar (pasando del papel y la memoria a la nube), el pronóstico no solo mide cuántos clientes comprarán, sino a qué velocidad el mercado asimilará este cambio tecnológico.</w:t>
+      </w:r>
+    </w:p>
+    <w:p>
+      <w:pPr>
+        <w:pStyle w:val="APA7MAEDICIN"/>
+        <w:rPr>
+          <w:b/>
+          <w:bCs/>
+          <w:lang w:val="es-MX"/>
+        </w:rPr>
+      </w:pPr>
+      <w:r>
+        <w:rPr>
+          <w:b/>
+          <w:bCs/>
+          <w:lang w:val="es-MX"/>
+        </w:rPr>
+        <w:t>Características de los pronósticos</w:t>
+      </w:r>
+    </w:p>
+    <w:p>
+      <w:pPr>
+        <w:pStyle w:val="APA7MAEDICIN"/>
+        <w:rPr>
+          <w:lang w:val="es-MX"/>
+        </w:rPr>
+      </w:pPr>
+      <w:r>
+        <w:rPr>
+          <w:lang w:val="es-MX"/>
+        </w:rPr>
+        <w:t>Los pronósticos elaborados para este modelo de negocio tecnológico B2B poseen características muy particulares que difieren de los proyectos de manufactura tradicional:</w:t>
+      </w:r>
+    </w:p>
+    <w:p>
+      <w:pPr>
+        <w:pStyle w:val="APA7MAEDICIN"/>
+        <w:numPr>
+          <w:ilvl w:val="0"/>
+          <w:numId w:val="95"/>
+        </w:numPr>
+        <w:rPr>
+          <w:lang w:val="es-MX"/>
+        </w:rPr>
+      </w:pPr>
+      <w:r>
+        <w:rPr>
+          <w:b/>
+          <w:bCs/>
+          <w:lang w:val="es-MX"/>
+        </w:rPr>
+        <w:t>Fundamentación en datos primarios:</w:t>
+      </w:r>
+      <w:r>
+        <w:rPr>
+          <w:lang w:val="es-MX"/>
+        </w:rPr>
+        <w:t xml:space="preserve"> A falta de estadísticas nacionales sobre el uso de software en salones nicaragüenses, el pronóstico se alimenta de los datos empíricos directos recolectados en el estudio de campo, específicamente del 91.1% de intención de adopción validada en la muestra.</w:t>
+      </w:r>
+    </w:p>
+    <w:p>
+      <w:pPr>
+        <w:pStyle w:val="APA7MAEDICIN"/>
+        <w:rPr>
+          <w:lang w:val="es-MX"/>
+        </w:rPr>
+      </w:pPr>
+    </w:p>
+    <w:p>
+      <w:pPr>
+        <w:pStyle w:val="APA7MAEDICIN"/>
+        <w:numPr>
+          <w:ilvl w:val="0"/>
+          <w:numId w:val="95"/>
+        </w:numPr>
+        <w:rPr>
+          <w:lang w:val="es-MX"/>
+        </w:rPr>
+      </w:pPr>
+      <w:r>
+        <w:rPr>
+          <w:b/>
+          <w:bCs/>
+          <w:lang w:val="es-MX"/>
+        </w:rPr>
+        <w:lastRenderedPageBreak/>
+        <w:t>Enfoque de corto y mediano plazo:</w:t>
+      </w:r>
+      <w:r>
+        <w:rPr>
+          <w:lang w:val="es-MX"/>
+        </w:rPr>
+        <w:t xml:space="preserve"> En el sector de desarrollo de software, la tecnología cambia rápidamente. Por lo tanto, el pronóstico es más exacto y útil en un horizonte de 1 a 3 años, proyectando la penetración inicial en el Distrito I y V de Managua antes de evaluar una expansión nacional.</w:t>
+      </w:r>
+    </w:p>
+    <w:p>
+      <w:pPr>
+        <w:pStyle w:val="APA7MAEDICIN"/>
+        <w:numPr>
+          <w:ilvl w:val="0"/>
+          <w:numId w:val="95"/>
+        </w:numPr>
+        <w:rPr>
+          <w:lang w:val="es-MX"/>
+        </w:rPr>
+      </w:pPr>
+      <w:r>
+        <w:rPr>
+          <w:b/>
+          <w:bCs/>
+          <w:lang w:val="es-MX"/>
+        </w:rPr>
+        <w:t>Naturaleza dinámica y ajustada a la capacidad:</w:t>
+      </w:r>
+      <w:r>
+        <w:rPr>
+          <w:lang w:val="es-MX"/>
+        </w:rPr>
+        <w:t xml:space="preserve"> El pronóstico no asume ventas automáticas, sino que está directamente condicionado a la capacidad operativa del desarrollador para realizar demostraciones físicas ("demos") y cierres de venta mensuales en las estaciones de trabajo de los salones.</w:t>
+      </w:r>
+    </w:p>
+    <w:p>
+      <w:pPr>
+        <w:pStyle w:val="APA7MAEDICIN"/>
+        <w:numPr>
+          <w:ilvl w:val="0"/>
+          <w:numId w:val="95"/>
+        </w:numPr>
+        <w:rPr>
+          <w:lang w:val="es-MX"/>
+        </w:rPr>
+      </w:pPr>
+      <w:r>
+        <w:rPr>
+          <w:b/>
+          <w:bCs/>
+          <w:lang w:val="es-MX"/>
+        </w:rPr>
+        <w:t>Modelo conservador:</w:t>
+      </w:r>
+      <w:r>
+        <w:rPr>
+          <w:lang w:val="es-MX"/>
+        </w:rPr>
+        <w:t xml:space="preserve"> El pronóstico asume una postura de riesgo controlado, aplicando tasas de conversión reducidas frente a la alta intención de compra teórica para asegurar que el flujo de caja cubra los costos de los servidores en la nube sin proyectar ingresos irreales.</w:t>
+      </w:r>
+    </w:p>
+    <w:p>
+      <w:pPr>
+        <w:pStyle w:val="APA7MAEDICIN"/>
+        <w:rPr>
+          <w:lang w:val="es-MX"/>
+        </w:rPr>
+      </w:pPr>
+    </w:p>
+    <w:p>
+      <w:pPr>
+        <w:pStyle w:val="APA7MAEDICIN"/>
+        <w:rPr>
+          <w:b/>
+          <w:bCs/>
+          <w:lang w:val="es-MX"/>
+        </w:rPr>
+      </w:pPr>
+      <w:r>
+        <w:rPr>
+          <w:b/>
+          <w:bCs/>
+          <w:lang w:val="es-MX"/>
+        </w:rPr>
+        <w:t>Selección del método de pronóstico</w:t>
+      </w:r>
+    </w:p>
+    <w:p>
+      <w:pPr>
+        <w:pStyle w:val="APA7MAEDICIN"/>
+        <w:rPr>
+          <w:lang w:val="es-MX"/>
+        </w:rPr>
+      </w:pPr>
+      <w:r>
+        <w:rPr>
+          <w:lang w:val="es-MX"/>
+        </w:rPr>
+        <w:t xml:space="preserve">Para la "Aplicación Web de Diagnóstico Capilar", se ha seleccionado un </w:t>
+      </w:r>
+      <w:r>
+        <w:rPr>
+          <w:b/>
+          <w:bCs/>
+          <w:lang w:val="es-MX"/>
+        </w:rPr>
+        <w:t>Método Cualitativo</w:t>
+      </w:r>
+      <w:r>
+        <w:rPr>
+          <w:lang w:val="es-MX"/>
+        </w:rPr>
+        <w:t xml:space="preserve">, específicamente la técnica de </w:t>
+      </w:r>
+      <w:r>
+        <w:rPr>
+          <w:b/>
+          <w:bCs/>
+          <w:lang w:val="es-MX"/>
+        </w:rPr>
+        <w:t>Juicio Ejecutivo</w:t>
+      </w:r>
+      <w:r>
+        <w:rPr>
+          <w:lang w:val="es-MX"/>
+        </w:rPr>
+        <w:t xml:space="preserve"> combinada con una estimación "Bottom-Up" (de abajo hacia arriba).</w:t>
+      </w:r>
+    </w:p>
+    <w:p>
+      <w:pPr>
+        <w:pStyle w:val="APA7MAEDICIN"/>
+        <w:rPr>
+          <w:lang w:val="es-MX"/>
+        </w:rPr>
+      </w:pPr>
+      <w:r>
+        <w:rPr>
+          <w:lang w:val="es-MX"/>
+        </w:rPr>
+        <w:t>La justificación de esta selección se basa en tres factores técnicos y comerciales:</w:t>
+      </w:r>
+    </w:p>
+    <w:p>
+      <w:pPr>
+        <w:pStyle w:val="APA7MAEDICIN"/>
+        <w:numPr>
+          <w:ilvl w:val="0"/>
+          <w:numId w:val="96"/>
+        </w:numPr>
+        <w:rPr>
+          <w:lang w:val="es-MX"/>
+        </w:rPr>
+      </w:pPr>
+      <w:r>
+        <w:rPr>
+          <w:b/>
+          <w:bCs/>
+          <w:lang w:val="es-MX"/>
+        </w:rPr>
+        <w:t>Carencia de datos históricos:</w:t>
+      </w:r>
+      <w:r>
+        <w:rPr>
+          <w:lang w:val="es-MX"/>
+        </w:rPr>
+        <w:t xml:space="preserve"> Al ser una aplicación completamente nueva en Managua que atiende un nicho específico (ausencia de módulos clínicos capilares en softwares actuales como AgendaPro), no existe un historial de ventas pasado que permita alimentar una ecuación matemática de series de tiempo.</w:t>
+      </w:r>
+    </w:p>
+    <w:p>
+      <w:pPr>
+        <w:pStyle w:val="APA7MAEDICIN"/>
+        <w:ind w:left="0" w:firstLine="0"/>
+        <w:rPr>
+          <w:lang w:val="es-MX"/>
+        </w:rPr>
+      </w:pPr>
+    </w:p>
+    <w:p>
+      <w:pPr>
+        <w:pStyle w:val="APA7MAEDICIN"/>
+        <w:numPr>
+          <w:ilvl w:val="0"/>
+          <w:numId w:val="96"/>
+        </w:numPr>
+        <w:rPr>
+          <w:lang w:val="es-MX"/>
+        </w:rPr>
+      </w:pPr>
+      <w:r>
+        <w:rPr>
+          <w:b/>
+          <w:bCs/>
+          <w:lang w:val="es-MX"/>
+        </w:rPr>
+        <w:t>Modelo SaaS:</w:t>
+      </w:r>
+      <w:r>
+        <w:rPr>
+          <w:lang w:val="es-MX"/>
+        </w:rPr>
+        <w:t xml:space="preserve"> El enfoque "Bottom-Up" es el estándar para startups tecnológicas, ya que permite pronosticar las ventas multiplicando el número de clientes que el fundador tiene la capacidad real de visitar por la tasa de conversión y el precio mensual de la suscripción ($19.99 dólares).</w:t>
+      </w:r>
+    </w:p>
+    <w:p>
+      <w:pPr>
+        <w:pStyle w:val="APA7MAEDICIN"/>
+        <w:numPr>
+          <w:ilvl w:val="0"/>
+          <w:numId w:val="96"/>
+        </w:numPr>
+        <w:rPr>
+          <w:lang w:val="es-MX"/>
+        </w:rPr>
+      </w:pPr>
+      <w:r>
+        <w:rPr>
+          <w:b/>
+          <w:bCs/>
+          <w:lang w:val="es-MX"/>
+        </w:rPr>
+        <w:t>Flexibilidad estratégica:</w:t>
+      </w:r>
+      <w:r>
+        <w:rPr>
+          <w:lang w:val="es-MX"/>
+        </w:rPr>
+        <w:t xml:space="preserve"> El Juicio Ejecutivo permite al investigador ajustar el pronóstico mes a mes basándose en la retroalimentación real obtenida de los estilistas durante los periodos de prueba gratuitos de 14 días.</w:t>
+      </w:r>
+    </w:p>
+    <w:p>
+      <w:pPr>
+        <w:pStyle w:val="APA7MAEDICIN"/>
+        <w:rPr>
+          <w:lang w:val="es-MX"/>
+        </w:rPr>
+      </w:pPr>
+    </w:p>
+    <w:p>
+      <w:pPr>
+        <w:pStyle w:val="Ttulo2"/>
+      </w:pPr>
+      <w:r>
+        <w:t>Relación entre las variables del estudio de mercado</w:t>
+      </w:r>
+    </w:p>
+    <w:p>
+      <w:pPr>
+        <w:pStyle w:val="APA7MAEDICIN"/>
+        <w:rPr>
+          <w:lang w:val="es-MX"/>
+        </w:rPr>
+      </w:pPr>
+      <w:r>
+        <w:rPr>
+          <w:lang w:val="es-MX"/>
+        </w:rPr>
+        <w:t>Para concluir la sección de mercado, es fundamental establecer cómo interactúan las variables analizadas para dar viabilidad comercial al proyecto informático.</w:t>
+      </w:r>
+    </w:p>
+    <w:p>
+      <w:pPr>
+        <w:rPr>
+          <w:lang w:val="es-MX" w:eastAsia="es-NI"/>
+        </w:rPr>
+      </w:pPr>
+    </w:p>
+    <w:p>
+      <w:pPr>
+        <w:pStyle w:val="APA7MAEDICIN"/>
+        <w:rPr>
+          <w:lang w:val="es-MX"/>
+        </w:rPr>
+      </w:pPr>
+      <w:r>
+        <w:rPr>
+          <w:lang w:val="es-MX"/>
+        </w:rPr>
+        <w:t xml:space="preserve">La viabilidad comercial del sistema de diagnóstico capilar se sostiene por una relación directa de causa y efecto entre sus variables operativas y comerciales. El problema técnico de depender de métodos manuales (variable independiente) genera una ineficiencia en el punto de atención, donde el diagnóstico toma más de 6 a 10 minutos (efecto operativo). Esta ineficiencia detona la demanda insatisfecha por una herramienta digital (variable de mercado). Al introducir la aplicación web con el Expediente Clínico Seguro (oferta tecnológica), el salón reduce sus tiempos y soluciona el olvido del cliente al enviarle un PDF (propuesta de valor), lo que finalmente incrementa la venta cruzada de tratamientos </w:t>
+      </w:r>
+      <w:r>
+        <w:rPr>
+          <w:lang w:val="es-MX"/>
+        </w:rPr>
+        <w:lastRenderedPageBreak/>
+        <w:t>capilares (resultado financiero esperado), justificando así la disposición a pagar la suscripción recurrente.</w:t>
+      </w:r>
     </w:p>
     <w:p>
       <w:pPr>
@@ -20031,9 +22402,340 @@
     </w:p>
     <w:p>
       <w:pPr>
+        <w:pStyle w:val="Ttulo1"/>
+        <w:rPr>
+          <w:lang w:eastAsia="es-NI"/>
+        </w:rPr>
+      </w:pPr>
+      <w:r>
+        <w:rPr>
+          <w:lang w:eastAsia="es-NI"/>
+        </w:rPr>
+        <w:t>Ingeniería del proyecto</w:t>
+      </w:r>
+    </w:p>
+    <w:p>
+      <w:pPr>
+        <w:pStyle w:val="APA7MAEDICIN"/>
+      </w:pPr>
+      <w:r>
+        <w:t>La ingeniería de este proyecto comprende el diseño, estructuración y desarrollo de la "Aplicación Web de Diagnóstico Capilar". Su objetivo es traducir las reglas técnicas de la cosmetología (evaluación de porosidad, elasticidad y daño) en un sistema lógico computacional capaz de procesar datos en tiempo real, generar diagnósticos estandarizados y emitir reportes en formato PDF almacenados de forma segura en la nube.</w:t>
+      </w:r>
+    </w:p>
+    <w:p>
+      <w:pPr>
+        <w:rPr>
+          <w:lang w:eastAsia="es-NI"/>
+        </w:rPr>
+      </w:pPr>
+    </w:p>
+    <w:p>
+      <w:pPr>
+        <w:pStyle w:val="Ttulo2"/>
+      </w:pPr>
+      <w:r>
+        <w:t>El proceso de producción</w:t>
+      </w:r>
+    </w:p>
+    <w:p>
+      <w:pPr>
+        <w:pStyle w:val="APA7MAEDICIN"/>
+      </w:pPr>
+      <w:r>
+        <w:t xml:space="preserve">En el contexto del desarrollo de software, el proceso de producción se define como el </w:t>
+      </w:r>
+      <w:r>
+        <w:rPr>
+          <w:b/>
+          <w:bCs/>
+        </w:rPr>
+        <w:t xml:space="preserve">Ciclo de Vida del Desarrollo del Software (SDLC). </w:t>
+      </w:r>
+      <w:r>
+        <w:t>Para este proyecto, se empleará un enfoque de Metodología Ágil (Desarrollo Iterativo), el cual permite programar la aplicación en fases cortas o "sprints", garantizando la adaptabilidad del código. El proceso de producción se divide en:</w:t>
+      </w:r>
+    </w:p>
+    <w:p>
+      <w:pPr>
+        <w:pStyle w:val="APA7MAEDICIN"/>
+        <w:numPr>
+          <w:ilvl w:val="0"/>
+          <w:numId w:val="97"/>
+        </w:numPr>
+      </w:pPr>
+      <w:r>
+        <w:rPr>
+          <w:b/>
+          <w:bCs/>
+        </w:rPr>
+        <w:t>Levantamiento de requerimientos:</w:t>
+      </w:r>
+      <w:r>
+        <w:t xml:space="preserve"> Definición de la matriz de reglas lógicas del diagnóstico.</w:t>
+      </w:r>
+    </w:p>
+    <w:p>
+      <w:pPr>
+        <w:pStyle w:val="APA7MAEDICIN"/>
+        <w:numPr>
+          <w:ilvl w:val="0"/>
+          <w:numId w:val="97"/>
+        </w:numPr>
+      </w:pPr>
+      <w:r>
+        <w:rPr>
+          <w:b/>
+          <w:bCs/>
+        </w:rPr>
+        <w:t>Diseño (UI/UX):</w:t>
+      </w:r>
+      <w:r>
+        <w:t xml:space="preserve"> Creación de interfaces optimizadas para pantallas táctiles (tabletas y móviles) que eviten la digitación extensa de texto.</w:t>
+      </w:r>
+    </w:p>
+    <w:p>
+      <w:pPr>
+        <w:pStyle w:val="APA7MAEDICIN"/>
+        <w:numPr>
+          <w:ilvl w:val="0"/>
+          <w:numId w:val="97"/>
+        </w:numPr>
+      </w:pPr>
+      <w:r>
+        <w:rPr>
+          <w:b/>
+          <w:bCs/>
+        </w:rPr>
+        <w:t>Codificación (Desarrollo):</w:t>
+      </w:r>
+      <w:r>
+        <w:t xml:space="preserve"> Programación del Frontend (interfaz visual), el Backend (lógica del servidor) y la integración de la base de datos.</w:t>
+      </w:r>
+    </w:p>
+    <w:p>
+      <w:pPr>
+        <w:pStyle w:val="APA7MAEDICIN"/>
+        <w:ind w:left="0" w:firstLine="0"/>
+      </w:pPr>
+    </w:p>
+    <w:p>
+      <w:pPr>
+        <w:pStyle w:val="APA7MAEDICIN"/>
+        <w:numPr>
+          <w:ilvl w:val="0"/>
+          <w:numId w:val="97"/>
+        </w:numPr>
+      </w:pPr>
+      <w:r>
+        <w:rPr>
+          <w:b/>
+          <w:bCs/>
+        </w:rPr>
+        <w:t>Despliegue y Pruebas</w:t>
+      </w:r>
+      <w:r>
+        <w:t>: Alojamiento en la nube y pruebas piloto en salones seleccionados para ajustar la velocidad de respuesta.</w:t>
+      </w:r>
+    </w:p>
+    <w:p>
+      <w:pPr>
+        <w:rPr>
+          <w:lang w:eastAsia="es-NI"/>
+        </w:rPr>
+      </w:pPr>
+    </w:p>
+    <w:p>
+      <w:pPr>
+        <w:pStyle w:val="Ttulo2"/>
+        <w:rPr>
+          <w:lang w:eastAsia="es-NI"/>
+        </w:rPr>
+      </w:pPr>
+      <w:r>
+        <w:rPr>
+          <w:lang w:eastAsia="es-NI"/>
+        </w:rPr>
+        <w:t>Tecnología de producción</w:t>
+      </w:r>
+    </w:p>
+    <w:p>
+      <w:pPr>
+        <w:pStyle w:val="APA7MAEDICIN"/>
+      </w:pPr>
+      <w:r>
+        <w:t>La tecnología de producción o Tech Stack comprenderá herramientas de desarrollo web modernas que permiten la creación de aplicaciones responsivas y escalables:</w:t>
+      </w:r>
+    </w:p>
+    <w:p>
+      <w:pPr>
+        <w:pStyle w:val="APA7MAEDICIN"/>
+        <w:numPr>
+          <w:ilvl w:val="0"/>
+          <w:numId w:val="98"/>
+        </w:numPr>
+      </w:pPr>
+      <w:r>
+        <w:rPr>
+          <w:b/>
+          <w:bCs/>
+        </w:rPr>
+        <w:t>Frontend (Interfaz de usuario):</w:t>
+      </w:r>
+      <w:r>
+        <w:t xml:space="preserve"> Lenguajes y frameworks de desarrollo web (ej. HTML5, CSS3, JavaScript, React o Vue.js) diseñados para ser ágiles y compatibles con cualquier navegador en las tabletas de los salones.</w:t>
+      </w:r>
+    </w:p>
+    <w:p>
+      <w:pPr>
+        <w:pStyle w:val="APA7MAEDICIN"/>
+        <w:numPr>
+          <w:ilvl w:val="0"/>
+          <w:numId w:val="98"/>
+        </w:numPr>
+      </w:pPr>
+      <w:r>
+        <w:rPr>
+          <w:b/>
+          <w:bCs/>
+        </w:rPr>
+        <w:t>Backend (Lógica de servidor):</w:t>
+      </w:r>
+      <w:r>
+        <w:t xml:space="preserve"> Entornos de ejecución (ej. Node.js o Python) encargados de procesar el algoritmo de recomendación cruzando los datos del cabello con el inventario del salón.</w:t>
+      </w:r>
+    </w:p>
+    <w:p>
+      <w:pPr>
+        <w:pStyle w:val="APA7MAEDICIN"/>
+        <w:numPr>
+          <w:ilvl w:val="0"/>
+          <w:numId w:val="98"/>
+        </w:numPr>
+      </w:pPr>
+      <w:r>
+        <w:rPr>
+          <w:b/>
+          <w:bCs/>
+        </w:rPr>
+        <w:t>Base de datos:</w:t>
+      </w:r>
+      <w:r>
+        <w:t xml:space="preserve"> Sistema de gestión de bases de datos (SQL o NoSQL) en la nube para el almacenamiento del expediente clínico-cosmético de las clientas.</w:t>
+      </w:r>
+    </w:p>
+    <w:p>
+      <w:pPr>
+        <w:rPr>
+          <w:lang w:eastAsia="es-NI"/>
+        </w:rPr>
+      </w:pPr>
+    </w:p>
+    <w:p>
+      <w:pPr>
+        <w:pStyle w:val="Ttulo2"/>
+      </w:pPr>
+      <w:r>
+        <w:t>El factor ambiental y la tecnología del proyecto</w:t>
+      </w:r>
+    </w:p>
+    <w:p>
+      <w:pPr>
+        <w:pStyle w:val="APA7MAEDICIN"/>
+      </w:pPr>
+      <w:r>
+        <w:t xml:space="preserve">El proyecto presenta un impacto ambiental altamente positivo (tecnología verde). Al digitalizar por completo el diagnóstico capilar, se erradica el uso masivo de papel y tinta que el 87.5% de los salones encuestados utiliza actualmente. Al sustituir las fichas impresas por "Expedientes Digitales en la Nube" y reportes electrónicos en PDF enviados por </w:t>
+      </w:r>
+      <w:r>
+        <w:lastRenderedPageBreak/>
+        <w:t>WhatsApp, la aplicación promueve una operatividad "Cero Papel" (Paperless) en el sector estético de Managua.</w:t>
+      </w:r>
+    </w:p>
+    <w:p>
+      <w:pPr>
+        <w:rPr>
+          <w:lang w:eastAsia="es-NI"/>
+        </w:rPr>
+      </w:pPr>
+    </w:p>
+    <w:p>
+      <w:pPr>
+        <w:pStyle w:val="Ttulo2"/>
+      </w:pPr>
+      <w:r>
+        <w:t>El estudio tecnológico: variables a relevar</w:t>
+      </w:r>
+    </w:p>
+    <w:p>
+      <w:pPr>
+        <w:pStyle w:val="APA7MAEDICIN"/>
+      </w:pPr>
+      <w:r>
+        <w:t>Para asegurar que la aplicación cumpla con las exigencias operativas del salón, se determinaron las siguientes variables tecnológicas críticas (KPIs):</w:t>
+      </w:r>
+    </w:p>
+    <w:p>
+      <w:pPr>
+        <w:pStyle w:val="APA7MAEDICIN"/>
+        <w:numPr>
+          <w:ilvl w:val="0"/>
+          <w:numId w:val="99"/>
+        </w:numPr>
+      </w:pPr>
+      <w:r>
+        <w:rPr>
+          <w:b/>
+          <w:bCs/>
+        </w:rPr>
+        <w:t>Velocidad de procesamiento (Latencia):</w:t>
+      </w:r>
+      <w:r>
+        <w:t xml:space="preserve"> El algoritmo debe procesar las reglas y emitir el reporte PDF en un tiempo inferior a 2 minutos para erradicar el "cuello de botella" actual en el punto de atención.</w:t>
+      </w:r>
+    </w:p>
+    <w:p>
+      <w:pPr>
+        <w:pStyle w:val="APA7MAEDICIN"/>
+        <w:numPr>
+          <w:ilvl w:val="0"/>
+          <w:numId w:val="99"/>
+        </w:numPr>
+      </w:pPr>
+      <w:r>
+        <w:rPr>
+          <w:b/>
+          <w:bCs/>
+        </w:rPr>
+        <w:t>Disponibilidad (Uptime):</w:t>
+      </w:r>
+      <w:r>
+        <w:t xml:space="preserve"> El sistema alojado en la nube debe garantizar una disponibilidad del 99.9%, asegurando que los estilistas siempre tengan acceso al historial de sus clientas.</w:t>
+      </w:r>
+    </w:p>
+    <w:p>
+      <w:pPr>
+        <w:pStyle w:val="APA7MAEDICIN"/>
+        <w:numPr>
+          <w:ilvl w:val="0"/>
+          <w:numId w:val="99"/>
+        </w:numPr>
+      </w:pPr>
+      <w:r>
+        <w:rPr>
+          <w:b/>
+          <w:bCs/>
+        </w:rPr>
+        <w:t>Concurrencia:</w:t>
+      </w:r>
+      <w:r>
+        <w:t xml:space="preserve"> Capacidad del servidor para soportar múltiples diagnósticos simultáneos en horas pico (fines de semana).</w:t>
+      </w:r>
+    </w:p>
+    <w:p>
+      <w:pPr>
         <w:tabs>
           <w:tab w:val="left" w:pos="1120"/>
         </w:tabs>
+        <w:jc w:val="center"/>
         <w:rPr>
           <w:lang w:val="es-MX" w:eastAsia="es-NI"/>
         </w:rPr>
@@ -20044,6 +22746,7 @@
         <w:tabs>
           <w:tab w:val="left" w:pos="1120"/>
         </w:tabs>
+        <w:jc w:val="center"/>
         <w:rPr>
           <w:lang w:val="es-MX" w:eastAsia="es-NI"/>
         </w:rPr>
@@ -20054,6 +22757,1187 @@
         <w:tabs>
           <w:tab w:val="left" w:pos="1120"/>
         </w:tabs>
+        <w:jc w:val="center"/>
+        <w:rPr>
+          <w:lang w:val="es-MX" w:eastAsia="es-NI"/>
+        </w:rPr>
+      </w:pPr>
+    </w:p>
+    <w:p>
+      <w:pPr>
+        <w:tabs>
+          <w:tab w:val="left" w:pos="1120"/>
+        </w:tabs>
+        <w:jc w:val="center"/>
+        <w:rPr>
+          <w:lang w:val="es-MX" w:eastAsia="es-NI"/>
+        </w:rPr>
+      </w:pPr>
+    </w:p>
+    <w:p>
+      <w:pPr>
+        <w:tabs>
+          <w:tab w:val="left" w:pos="1120"/>
+        </w:tabs>
+        <w:jc w:val="center"/>
+        <w:rPr>
+          <w:lang w:val="es-MX" w:eastAsia="es-NI"/>
+        </w:rPr>
+      </w:pPr>
+    </w:p>
+    <w:p>
+      <w:pPr>
+        <w:tabs>
+          <w:tab w:val="left" w:pos="1120"/>
+        </w:tabs>
+        <w:jc w:val="center"/>
+        <w:rPr>
+          <w:lang w:val="es-MX" w:eastAsia="es-NI"/>
+        </w:rPr>
+      </w:pPr>
+    </w:p>
+    <w:p>
+      <w:pPr>
+        <w:tabs>
+          <w:tab w:val="left" w:pos="1120"/>
+        </w:tabs>
+        <w:jc w:val="center"/>
+        <w:rPr>
+          <w:lang w:val="es-MX" w:eastAsia="es-NI"/>
+        </w:rPr>
+      </w:pPr>
+    </w:p>
+    <w:p>
+      <w:pPr>
+        <w:rPr>
+          <w:lang w:val="es-MX" w:eastAsia="es-NI"/>
+        </w:rPr>
+      </w:pPr>
+    </w:p>
+    <w:p>
+      <w:pPr>
+        <w:rPr>
+          <w:lang w:val="es-MX" w:eastAsia="es-NI"/>
+        </w:rPr>
+      </w:pPr>
+    </w:p>
+    <w:p>
+      <w:pPr>
+        <w:rPr>
+          <w:lang w:val="es-MX" w:eastAsia="es-NI"/>
+        </w:rPr>
+      </w:pPr>
+    </w:p>
+    <w:p>
+      <w:pPr>
+        <w:pStyle w:val="Ttulo2"/>
+      </w:pPr>
+      <w:r>
+        <w:lastRenderedPageBreak/>
+        <w:t>Alternativa de producción</w:t>
+      </w:r>
+    </w:p>
+    <w:p>
+      <w:pPr>
+        <w:pStyle w:val="APA7MAEDICIN"/>
+        <w:rPr>
+          <w:lang w:val="es-MX"/>
+        </w:rPr>
+      </w:pPr>
+      <w:r>
+        <w:rPr>
+          <w:lang w:val="es-MX"/>
+        </w:rPr>
+        <w:t>En el desarrollo de software, existen tres alternativas principales de "producción" o adquisición tecnológica:</w:t>
+      </w:r>
+    </w:p>
+    <w:p>
+      <w:pPr>
+        <w:pStyle w:val="APA7MAEDICIN"/>
+        <w:numPr>
+          <w:ilvl w:val="0"/>
+          <w:numId w:val="100"/>
+        </w:numPr>
+        <w:rPr>
+          <w:lang w:val="es-MX"/>
+        </w:rPr>
+      </w:pPr>
+      <w:r>
+        <w:rPr>
+          <w:b/>
+          <w:bCs/>
+          <w:lang w:val="es-MX"/>
+        </w:rPr>
+        <w:t>Alternativa A:</w:t>
+      </w:r>
+      <w:r>
+        <w:rPr>
+          <w:lang w:val="es-MX"/>
+        </w:rPr>
+        <w:t xml:space="preserve"> Adquirir un software de marca blanca (White-</w:t>
+      </w:r>
+      <w:proofErr w:type="spellStart"/>
+      <w:r>
+        <w:rPr>
+          <w:lang w:val="es-MX"/>
+        </w:rPr>
+        <w:t>label</w:t>
+      </w:r>
+      <w:proofErr w:type="spellEnd"/>
+      <w:r>
+        <w:rPr>
+          <w:lang w:val="es-MX"/>
+        </w:rPr>
+        <w:t>) extranjero y revenderlo.</w:t>
+      </w:r>
+    </w:p>
+    <w:p>
+      <w:pPr>
+        <w:pStyle w:val="APA7MAEDICIN"/>
+        <w:numPr>
+          <w:ilvl w:val="0"/>
+          <w:numId w:val="100"/>
+        </w:numPr>
+        <w:rPr>
+          <w:lang w:val="es-MX"/>
+        </w:rPr>
+      </w:pPr>
+      <w:r>
+        <w:rPr>
+          <w:b/>
+          <w:bCs/>
+          <w:lang w:val="es-MX"/>
+        </w:rPr>
+        <w:t>Alternativa B:</w:t>
+      </w:r>
+      <w:r>
+        <w:rPr>
+          <w:lang w:val="es-MX"/>
+        </w:rPr>
+        <w:t xml:space="preserve"> Subcontratar (Outsourcing) a una agencia de programación externa para que desarrolle el sistema.</w:t>
+      </w:r>
+    </w:p>
+    <w:p>
+      <w:pPr>
+        <w:pStyle w:val="APA7MAEDICIN"/>
+        <w:numPr>
+          <w:ilvl w:val="0"/>
+          <w:numId w:val="100"/>
+        </w:numPr>
+        <w:rPr>
+          <w:lang w:val="es-MX"/>
+        </w:rPr>
+      </w:pPr>
+      <w:r>
+        <w:rPr>
+          <w:b/>
+          <w:bCs/>
+          <w:lang w:val="es-MX"/>
+        </w:rPr>
+        <w:t>Alternativa C:</w:t>
+      </w:r>
+      <w:r>
+        <w:rPr>
+          <w:lang w:val="es-MX"/>
+        </w:rPr>
+        <w:t xml:space="preserve"> Desarrollo a la medida (In-house) ejecutado íntegramente por el formulador del proyecto. </w:t>
+      </w:r>
+      <w:r>
+        <w:rPr>
+          <w:b/>
+          <w:bCs/>
+          <w:lang w:val="es-MX"/>
+        </w:rPr>
+        <w:t>Selección</w:t>
+      </w:r>
+      <w:r>
+        <w:rPr>
+          <w:lang w:val="es-MX"/>
+        </w:rPr>
+        <w:t xml:space="preserve">: Se opta por la </w:t>
+      </w:r>
+      <w:r>
+        <w:rPr>
+          <w:b/>
+          <w:bCs/>
+          <w:lang w:val="es-MX"/>
+        </w:rPr>
+        <w:t>Alternativa C (Desarrollo In-house),</w:t>
+      </w:r>
+      <w:r>
+        <w:rPr>
+          <w:lang w:val="es-MX"/>
+        </w:rPr>
+        <w:t xml:space="preserve"> ya que garantiza el control absoluto sobre el código fuente, la propiedad intelectual del algoritmo basado en reglas y elimina los altos costos de pago a agencias de terceros, maximizando la rentabilidad del modelo SaaS.</w:t>
+      </w:r>
+    </w:p>
+    <w:p>
+      <w:pPr>
+        <w:rPr>
+          <w:lang w:val="es-MX" w:eastAsia="es-NI"/>
+        </w:rPr>
+      </w:pPr>
+    </w:p>
+    <w:p>
+      <w:pPr>
+        <w:pStyle w:val="Ttulo2"/>
+      </w:pPr>
+      <w:r>
+        <w:t>Selección de maquinaria y equipo</w:t>
+      </w:r>
+    </w:p>
+    <w:p>
+      <w:pPr>
+        <w:pStyle w:val="APA7MAEDICIN"/>
+        <w:rPr>
+          <w:lang w:val="es-MX"/>
+        </w:rPr>
+      </w:pPr>
+      <w:r>
+        <w:rPr>
+          <w:lang w:val="es-MX"/>
+        </w:rPr>
+        <w:t>En lugar de maquinaria industrial, el equipo técnico necesario para la producción del software incluye:</w:t>
+      </w:r>
+    </w:p>
+    <w:p>
+      <w:pPr>
+        <w:pStyle w:val="APA7MAEDICIN"/>
+        <w:numPr>
+          <w:ilvl w:val="0"/>
+          <w:numId w:val="101"/>
+        </w:numPr>
+        <w:rPr>
+          <w:lang w:val="es-MX"/>
+        </w:rPr>
+      </w:pPr>
+      <w:r>
+        <w:rPr>
+          <w:b/>
+          <w:bCs/>
+          <w:lang w:val="es-MX"/>
+        </w:rPr>
+        <w:t>Hardware de Desarrollo</w:t>
+      </w:r>
+      <w:r>
+        <w:rPr>
+          <w:lang w:val="es-MX"/>
+        </w:rPr>
+        <w:t>: Equipo de cómputo principal (Laptop o PC de escritorio) con altas especificaciones de memoria RAM y procesamiento para compilar el código.</w:t>
+      </w:r>
+    </w:p>
+    <w:p>
+      <w:pPr>
+        <w:pStyle w:val="APA7MAEDICIN"/>
+        <w:numPr>
+          <w:ilvl w:val="0"/>
+          <w:numId w:val="101"/>
+        </w:numPr>
+        <w:rPr>
+          <w:lang w:val="es-MX"/>
+        </w:rPr>
+      </w:pPr>
+      <w:r>
+        <w:rPr>
+          <w:b/>
+          <w:bCs/>
+          <w:lang w:val="es-MX"/>
+        </w:rPr>
+        <w:t>Dispositivos de Prueba (Testing):</w:t>
+      </w:r>
+      <w:r>
+        <w:rPr>
+          <w:lang w:val="es-MX"/>
+        </w:rPr>
+        <w:t xml:space="preserve"> Tableta digital y teléfono inteligente (Smartphone) para simular y validar la experiencia del usuario (UX) tal como la vivirán los estilistas en el salón.</w:t>
+      </w:r>
+    </w:p>
+    <w:p>
+      <w:pPr>
+        <w:pStyle w:val="APA7MAEDICIN"/>
+        <w:numPr>
+          <w:ilvl w:val="0"/>
+          <w:numId w:val="101"/>
+        </w:numPr>
+        <w:rPr>
+          <w:lang w:val="es-MX"/>
+        </w:rPr>
+      </w:pPr>
+      <w:r>
+        <w:rPr>
+          <w:b/>
+          <w:bCs/>
+          <w:lang w:val="es-MX"/>
+        </w:rPr>
+        <w:lastRenderedPageBreak/>
+        <w:t>"Maquinaria" Virtual:</w:t>
+      </w:r>
+      <w:r>
+        <w:rPr>
+          <w:lang w:val="es-MX"/>
+        </w:rPr>
+        <w:t xml:space="preserve"> Servidores privados virtuales (VPS) o instancias en la nube contratadas a proveedores tecnológicos para ejecutar la aplicación de cara al público.</w:t>
+      </w:r>
+    </w:p>
+    <w:p>
+      <w:pPr>
+        <w:rPr>
+          <w:lang w:val="es-MX" w:eastAsia="es-NI"/>
+        </w:rPr>
+      </w:pPr>
+    </w:p>
+    <w:p>
+      <w:pPr>
+        <w:pStyle w:val="Ttulo2"/>
+      </w:pPr>
+      <w:r>
+        <w:t>Selección de la materia prima</w:t>
+      </w:r>
+    </w:p>
+    <w:p>
+      <w:pPr>
+        <w:pStyle w:val="APA7MAEDICIN"/>
+        <w:rPr>
+          <w:lang w:val="es-MX"/>
+        </w:rPr>
+      </w:pPr>
+      <w:r>
+        <w:rPr>
+          <w:lang w:val="es-MX"/>
+        </w:rPr>
+        <w:t>En la ingeniería de sistemas, la "materia prima" está compuesta por los recursos intangibles y lógicos utilizados para construir el producto final:</w:t>
+      </w:r>
+    </w:p>
+    <w:p>
+      <w:pPr>
+        <w:pStyle w:val="APA7MAEDICIN"/>
+        <w:numPr>
+          <w:ilvl w:val="0"/>
+          <w:numId w:val="102"/>
+        </w:numPr>
+        <w:rPr>
+          <w:lang w:val="es-MX"/>
+        </w:rPr>
+      </w:pPr>
+      <w:r>
+        <w:rPr>
+          <w:b/>
+          <w:bCs/>
+          <w:lang w:val="es-MX"/>
+        </w:rPr>
+        <w:t>Insumos informáticos:</w:t>
+      </w:r>
+      <w:r>
+        <w:rPr>
+          <w:lang w:val="es-MX"/>
+        </w:rPr>
+        <w:t xml:space="preserve"> Bibliotecas de código (Libraries), interfaces de programación de aplicaciones (APIs) para la generación de documentos PDF y herramientas integradas de envío por mensajería (WhatsApp API).</w:t>
+      </w:r>
+    </w:p>
+    <w:p>
+      <w:pPr>
+        <w:pStyle w:val="APA7MAEDICIN"/>
+        <w:numPr>
+          <w:ilvl w:val="0"/>
+          <w:numId w:val="102"/>
+        </w:numPr>
+        <w:rPr>
+          <w:lang w:val="es-MX"/>
+        </w:rPr>
+      </w:pPr>
+      <w:r>
+        <w:rPr>
+          <w:b/>
+          <w:bCs/>
+          <w:lang w:val="es-MX"/>
+        </w:rPr>
+        <w:t>Materia prima lógica</w:t>
+      </w:r>
+      <w:r>
+        <w:rPr>
+          <w:lang w:val="es-MX"/>
+        </w:rPr>
+        <w:t>: Las reglas cosmetológicas y tricológicas (bases de conocimiento sobre porosidad y elasticidad capilar) que alimentarán la inteligencia del algoritmo de diagnóstico.</w:t>
+      </w:r>
+    </w:p>
+    <w:p>
+      <w:pPr>
+        <w:rPr>
+          <w:lang w:val="es-MX" w:eastAsia="es-NI"/>
+        </w:rPr>
+      </w:pPr>
+    </w:p>
+    <w:p>
+      <w:pPr>
+        <w:pStyle w:val="Ttulo2"/>
+      </w:pPr>
+      <w:r>
+        <w:t>Selección del personal de producción</w:t>
+      </w:r>
+    </w:p>
+    <w:p>
+      <w:pPr>
+        <w:pStyle w:val="APA7MAEDICIN"/>
+        <w:rPr>
+          <w:lang w:val="es-MX"/>
+        </w:rPr>
+      </w:pPr>
+      <w:r>
+        <w:rPr>
+          <w:lang w:val="es-MX"/>
+        </w:rPr>
+        <w:t xml:space="preserve">En un emprendimiento tecnológico de desarrollo propio (In-house), el personal de producción corresponde a los perfiles de ingeniería de software requeridos para construir y mantener el sistema. En la etapa inicial, el proyecto operará bajo el esquema de un único desarrollador asumiendo el rol de Ingeniero Full-Stack (Víctor Enrique Báez López), encargado tanto de la programación de la interfaz visual (Frontend) como de la lógica del servidor y la base de datos (Backend). </w:t>
+      </w:r>
+    </w:p>
+    <w:p>
+      <w:pPr>
+        <w:rPr>
+          <w:lang w:val="es-MX" w:eastAsia="es-NI"/>
+        </w:rPr>
+      </w:pPr>
+    </w:p>
+    <w:p>
+      <w:pPr>
+        <w:rPr>
+          <w:lang w:val="es-MX" w:eastAsia="es-NI"/>
+        </w:rPr>
+      </w:pPr>
+    </w:p>
+    <w:p>
+      <w:pPr>
+        <w:pStyle w:val="Ttulo2"/>
+        <w:rPr>
+          <w:lang w:eastAsia="es-NI"/>
+        </w:rPr>
+      </w:pPr>
+      <w:r>
+        <w:rPr>
+          <w:lang w:eastAsia="es-NI"/>
+        </w:rPr>
+        <w:lastRenderedPageBreak/>
+        <w:t>Descripción del proceso de producción</w:t>
+      </w:r>
+    </w:p>
+    <w:p>
+      <w:pPr>
+        <w:pStyle w:val="APA7MAEDICIN"/>
+        <w:rPr>
+          <w:lang w:val="es-MX"/>
+        </w:rPr>
+      </w:pPr>
+      <w:r>
+        <w:rPr>
+          <w:lang w:val="es-MX"/>
+        </w:rPr>
+        <w:t>El "proceso de producción" de esta aplicación web se entiende como el flujo operativo mediante el cual el sistema transforma los datos crudos ingresados por el usuario en un diagnóstico estructurado y un entregable de valor (reporte). Este proceso automatizado consta de tres fases consecutivas:</w:t>
+      </w:r>
+    </w:p>
+    <w:p>
+      <w:pPr>
+        <w:pStyle w:val="APA7MAEDICIN"/>
+        <w:numPr>
+          <w:ilvl w:val="0"/>
+          <w:numId w:val="103"/>
+        </w:numPr>
+        <w:rPr>
+          <w:lang w:val="es-MX"/>
+        </w:rPr>
+      </w:pPr>
+      <w:r>
+        <w:rPr>
+          <w:b/>
+          <w:bCs/>
+          <w:lang w:val="es-MX"/>
+        </w:rPr>
+        <w:t>Entrada de Datos (Input):</w:t>
+      </w:r>
+      <w:r>
+        <w:rPr>
+          <w:lang w:val="es-MX"/>
+        </w:rPr>
+        <w:t xml:space="preserve"> El estilista interactúa con el formulario guiado en su tableta, ingresando los parámetros visuales y táctiles del cabello de la clienta (nivel de porosidad, elasticidad, densidad y estado del cuero cabelludo).</w:t>
+      </w:r>
+    </w:p>
+    <w:p>
+      <w:pPr>
+        <w:pStyle w:val="APA7MAEDICIN"/>
+        <w:numPr>
+          <w:ilvl w:val="0"/>
+          <w:numId w:val="103"/>
+        </w:numPr>
+        <w:rPr>
+          <w:lang w:val="es-MX"/>
+        </w:rPr>
+      </w:pPr>
+      <w:r>
+        <w:rPr>
+          <w:b/>
+          <w:bCs/>
+          <w:lang w:val="es-MX"/>
+        </w:rPr>
+        <w:t>Procesamiento Lógico (Throughput):</w:t>
+      </w:r>
+      <w:r>
+        <w:rPr>
+          <w:lang w:val="es-MX"/>
+        </w:rPr>
+        <w:t xml:space="preserve"> Los datos viajan al servidor, donde el motor basado en reglas cruza la información ingresada con la base de conocimiento tricológico y el inventario del salón para determinar el tratamiento exacto requerido.</w:t>
+      </w:r>
+    </w:p>
+    <w:p>
+      <w:pPr>
+        <w:pStyle w:val="APA7MAEDICIN"/>
+        <w:numPr>
+          <w:ilvl w:val="0"/>
+          <w:numId w:val="103"/>
+        </w:numPr>
+        <w:rPr>
+          <w:lang w:val="es-MX"/>
+        </w:rPr>
+      </w:pPr>
+      <w:r>
+        <w:rPr>
+          <w:b/>
+          <w:bCs/>
+          <w:lang w:val="es-MX"/>
+        </w:rPr>
+        <w:t>Salida de Datos (Output):</w:t>
+      </w:r>
+      <w:r>
+        <w:rPr>
+          <w:lang w:val="es-MX"/>
+        </w:rPr>
+        <w:t xml:space="preserve"> El sistema emite dos resultados simultáneos: almacena la evaluación en el expediente digital seguro en la nube y compila la información visual (gráficas de daño y recomendaciones) en un archivo PDF que se envía instantáneamente al dispositivo móvil del cliente.</w:t>
+      </w:r>
+    </w:p>
+    <w:p>
+      <w:pPr>
+        <w:rPr>
+          <w:lang w:val="es-MX" w:eastAsia="es-NI"/>
+        </w:rPr>
+      </w:pPr>
+    </w:p>
+    <w:p>
+      <w:pPr>
+        <w:rPr>
+          <w:lang w:val="es-MX" w:eastAsia="es-NI"/>
+        </w:rPr>
+      </w:pPr>
+    </w:p>
+    <w:p>
+      <w:pPr>
+        <w:rPr>
+          <w:lang w:val="es-MX" w:eastAsia="es-NI"/>
+        </w:rPr>
+      </w:pPr>
+    </w:p>
+    <w:p>
+      <w:pPr>
+        <w:rPr>
+          <w:lang w:val="es-MX" w:eastAsia="es-NI"/>
+        </w:rPr>
+      </w:pPr>
+    </w:p>
+    <w:p>
+      <w:pPr>
+        <w:rPr>
+          <w:lang w:val="es-MX" w:eastAsia="es-NI"/>
+        </w:rPr>
+      </w:pPr>
+    </w:p>
+    <w:p>
+      <w:pPr>
+        <w:rPr>
+          <w:lang w:val="es-MX" w:eastAsia="es-NI"/>
+        </w:rPr>
+      </w:pPr>
+    </w:p>
+    <w:p>
+      <w:pPr>
+        <w:rPr>
+          <w:lang w:val="es-MX" w:eastAsia="es-NI"/>
+        </w:rPr>
+      </w:pPr>
+    </w:p>
+    <w:p>
+      <w:pPr>
+        <w:rPr>
+          <w:lang w:val="es-MX" w:eastAsia="es-NI"/>
+        </w:rPr>
+      </w:pPr>
+    </w:p>
+    <w:p>
+      <w:pPr>
+        <w:rPr>
+          <w:lang w:val="es-MX" w:eastAsia="es-NI"/>
+        </w:rPr>
+      </w:pPr>
+    </w:p>
+    <w:p>
+      <w:pPr>
+        <w:pStyle w:val="Ttulo2"/>
+        <w:rPr>
+          <w:lang w:eastAsia="es-NI"/>
+        </w:rPr>
+      </w:pPr>
+      <w:r>
+        <w:rPr>
+          <w:lang w:eastAsia="es-NI"/>
+        </w:rPr>
+        <w:lastRenderedPageBreak/>
+        <w:t>Diagrama del proceso</w:t>
+      </w:r>
+    </w:p>
+    <w:p>
+      <w:pPr>
+        <w:pStyle w:val="APA7MAEDICIN"/>
+        <w:rPr>
+          <w:lang w:val="es-MX"/>
+        </w:rPr>
+      </w:pPr>
+      <w:r>
+        <w:rPr>
+          <w:lang w:val="es-MX"/>
+        </w:rPr>
+        <w:t>El diagrama de procesos de la aplicación (Diagrama de Flujo de Datos) ilustra gráficamente el ciclo completo de la interacción sistema-usuario. Comienza con el inicio de sesión seguro del estilista, seguido por un bloque de decisión donde se elige crear una clienta nueva o buscar un historial existente. Posteriormente, el diagrama detalla la ruta de las reglas lógicas (condicionales SI/ENTONCES) que procesan las características de la hebra capilar, finalizando en el módulo de generación y exportación del reporte técnico en PDF.</w:t>
+      </w:r>
+    </w:p>
+    <w:p>
+      <w:pPr>
+        <w:pStyle w:val="Ttulo2"/>
+        <w:rPr>
+          <w:lang w:eastAsia="es-NI"/>
+        </w:rPr>
+      </w:pPr>
+      <w:r>
+        <w:rPr>
+          <w:lang w:eastAsia="es-NI"/>
+        </w:rPr>
+        <w:t>Distribución de la planta</w:t>
+      </w:r>
+    </w:p>
+    <w:p>
+      <w:pPr>
+        <w:pStyle w:val="APA7MAEDICIN"/>
+        <w:rPr>
+          <w:lang w:val="es-MX"/>
+        </w:rPr>
+      </w:pPr>
+      <w:r>
+        <w:rPr>
+          <w:lang w:val="es-MX"/>
+        </w:rPr>
+        <w:t>En el entorno del desarrollo de sistemas, la "distribución de la planta" se traduce en la Topología o Arquitectura de Red del proyecto. La distribución lógica de los componentes de la plataforma se estructura en una arquitectura cliente-servidor de tres capas:</w:t>
+      </w:r>
+    </w:p>
+    <w:p>
+      <w:pPr>
+        <w:pStyle w:val="APA7MAEDICIN"/>
+        <w:numPr>
+          <w:ilvl w:val="0"/>
+          <w:numId w:val="104"/>
+        </w:numPr>
+        <w:rPr>
+          <w:lang w:val="es-MX"/>
+        </w:rPr>
+      </w:pPr>
+      <w:r>
+        <w:rPr>
+          <w:b/>
+          <w:bCs/>
+          <w:lang w:val="es-MX"/>
+        </w:rPr>
+        <w:t>Capa de Presentación (Frontend):</w:t>
+      </w:r>
+      <w:r>
+        <w:rPr>
+          <w:lang w:val="es-MX"/>
+        </w:rPr>
+        <w:t xml:space="preserve"> Distribuida en los navegadores web de los dispositivos móviles y tabletas de los salones en Managua.</w:t>
+      </w:r>
+    </w:p>
+    <w:p>
+      <w:pPr>
+        <w:pStyle w:val="APA7MAEDICIN"/>
+        <w:numPr>
+          <w:ilvl w:val="0"/>
+          <w:numId w:val="104"/>
+        </w:numPr>
+        <w:rPr>
+          <w:lang w:val="es-MX"/>
+        </w:rPr>
+      </w:pPr>
+      <w:r>
+        <w:rPr>
+          <w:b/>
+          <w:bCs/>
+          <w:lang w:val="es-MX"/>
+        </w:rPr>
+        <w:t>Capa de Lógica de Negocio (Backend):</w:t>
+      </w:r>
+      <w:r>
+        <w:rPr>
+          <w:lang w:val="es-MX"/>
+        </w:rPr>
+        <w:t xml:space="preserve"> Aloja la API (Interfaz de Programación de Aplicaciones) y el sistema basado en reglas tricológicas en un servidor virtual privado en la nube.</w:t>
+      </w:r>
+    </w:p>
+    <w:p>
+      <w:pPr>
+        <w:pStyle w:val="APA7MAEDICIN"/>
+        <w:numPr>
+          <w:ilvl w:val="0"/>
+          <w:numId w:val="104"/>
+        </w:numPr>
+        <w:rPr>
+          <w:lang w:val="es-MX"/>
+        </w:rPr>
+      </w:pPr>
+      <w:r>
+        <w:rPr>
+          <w:b/>
+          <w:bCs/>
+          <w:lang w:val="es-MX"/>
+        </w:rPr>
+        <w:t>Capa de Datos</w:t>
+      </w:r>
+      <w:r>
+        <w:rPr>
+          <w:lang w:val="es-MX"/>
+        </w:rPr>
+        <w:t>: Contiene la base de datos relacional o NoSQL (expedientes clínicos) centralizada y protegida tras firewalls de seguridad en el centro de datos del proveedor.</w:t>
+      </w:r>
+    </w:p>
+    <w:p>
+      <w:pPr>
+        <w:rPr>
+          <w:lang w:val="es-MX" w:eastAsia="es-NI"/>
+        </w:rPr>
+      </w:pPr>
+    </w:p>
+    <w:p>
+      <w:pPr>
+        <w:rPr>
+          <w:lang w:val="es-MX" w:eastAsia="es-NI"/>
+        </w:rPr>
+      </w:pPr>
+    </w:p>
+    <w:p>
+      <w:pPr>
+        <w:rPr>
+          <w:lang w:val="es-MX" w:eastAsia="es-NI"/>
+        </w:rPr>
+      </w:pPr>
+    </w:p>
+    <w:p>
+      <w:pPr>
+        <w:rPr>
+          <w:lang w:val="es-MX" w:eastAsia="es-NI"/>
+        </w:rPr>
+      </w:pPr>
+    </w:p>
+    <w:p>
+      <w:pPr>
+        <w:pStyle w:val="Ttulo2"/>
+        <w:rPr>
+          <w:lang w:eastAsia="es-NI"/>
+        </w:rPr>
+      </w:pPr>
+      <w:r>
+        <w:rPr>
+          <w:lang w:eastAsia="es-NI"/>
+        </w:rPr>
+        <w:lastRenderedPageBreak/>
+        <w:t>Valorización de obras físicas</w:t>
+      </w:r>
+    </w:p>
+    <w:p>
+      <w:pPr>
+        <w:pStyle w:val="APA7MAEDICIN"/>
+        <w:rPr>
+          <w:lang w:val="es-MX"/>
+        </w:rPr>
+      </w:pPr>
+      <w:r>
+        <w:rPr>
+          <w:lang w:val="es-MX"/>
+        </w:rPr>
+        <w:t xml:space="preserve">Dado que el "Sistema de Diagnóstico Capilar" es un producto puramente digital impulsado por un modelo de negocio que fomenta el trabajo remoto, el proyecto </w:t>
+      </w:r>
+      <w:r>
+        <w:rPr>
+          <w:b/>
+          <w:bCs/>
+          <w:lang w:val="es-MX"/>
+        </w:rPr>
+        <w:t>no requiere de la construcción, remodelación ni acondicionamiento de obras civiles o físicas</w:t>
+      </w:r>
+      <w:r>
+        <w:rPr>
+          <w:lang w:val="es-MX"/>
+        </w:rPr>
+        <w:t>. La valorización económica de este apartado se sustituye por el presupuesto de instalación tecnológica, el cual se limita a la adquisición del dominio web (.</w:t>
+      </w:r>
+      <w:proofErr w:type="spellStart"/>
+      <w:r>
+        <w:rPr>
+          <w:lang w:val="es-MX"/>
+        </w:rPr>
+        <w:t>com</w:t>
+      </w:r>
+      <w:proofErr w:type="spellEnd"/>
+      <w:r>
+        <w:rPr>
+          <w:lang w:val="es-MX"/>
+        </w:rPr>
+        <w:t xml:space="preserve"> o .ni), certificados de seguridad SSL, y la configuración inicial de los entornos de producción en la nube.</w:t>
+      </w:r>
+    </w:p>
+    <w:p>
+      <w:pPr>
+        <w:rPr>
+          <w:lang w:val="es-MX" w:eastAsia="es-NI"/>
+        </w:rPr>
+      </w:pPr>
+    </w:p>
+    <w:p>
+      <w:pPr>
+        <w:pStyle w:val="Ttulo2"/>
+      </w:pPr>
+      <w:r>
+        <w:t>Control de calidad</w:t>
+      </w:r>
+    </w:p>
+    <w:p>
+      <w:pPr>
+        <w:pStyle w:val="APA7MAEDICIN"/>
+        <w:rPr>
+          <w:lang w:val="es-MX"/>
+        </w:rPr>
+      </w:pPr>
+      <w:r>
+        <w:rPr>
+          <w:lang w:val="es-MX"/>
+        </w:rPr>
+        <w:t>En ingeniería de software, el control de calidad corresponde al aseguramiento de la calidad (Quality Assurance - QA) del código y la plataforma. Para garantizar que los diagnósticos y reportes sean precisos y consistentes, se implementarán las siguientes medidas:</w:t>
+      </w:r>
+    </w:p>
+    <w:p>
+      <w:pPr>
+        <w:rPr>
+          <w:lang w:val="es-MX" w:eastAsia="es-NI"/>
+        </w:rPr>
+      </w:pPr>
+    </w:p>
+    <w:p>
+      <w:pPr>
+        <w:pStyle w:val="APA7MAEDICIN"/>
+        <w:numPr>
+          <w:ilvl w:val="0"/>
+          <w:numId w:val="105"/>
+        </w:numPr>
+        <w:rPr>
+          <w:lang w:val="es-MX"/>
+        </w:rPr>
+      </w:pPr>
+      <w:r>
+        <w:rPr>
+          <w:b/>
+          <w:bCs/>
+          <w:lang w:val="es-MX"/>
+        </w:rPr>
+        <w:t>Pruebas Unitarias y de Integración</w:t>
+      </w:r>
+      <w:r>
+        <w:rPr>
+          <w:lang w:val="es-MX"/>
+        </w:rPr>
+        <w:t>: Validación automatizada de los algoritmos de cruce de datos para asegurar que las reglas lógicas recomienden el producto cosmético correcto según la porosidad y elasticidad detectada.</w:t>
+      </w:r>
+    </w:p>
+    <w:p>
+      <w:pPr>
+        <w:pStyle w:val="APA7MAEDICIN"/>
+        <w:numPr>
+          <w:ilvl w:val="0"/>
+          <w:numId w:val="105"/>
+        </w:numPr>
+        <w:rPr>
+          <w:lang w:val="es-MX"/>
+        </w:rPr>
+      </w:pPr>
+      <w:r>
+        <w:rPr>
+          <w:b/>
+          <w:bCs/>
+          <w:lang w:val="es-MX"/>
+        </w:rPr>
+        <w:t>Pruebas de Estrés (Stress Testing):</w:t>
+      </w:r>
+      <w:r>
+        <w:rPr>
+          <w:lang w:val="es-MX"/>
+        </w:rPr>
+        <w:t xml:space="preserve"> Simulación de alto tráfico concurrente para asegurar que la generación de PDFs no supere el tiempo límite de 2 minutos.</w:t>
+      </w:r>
+    </w:p>
+    <w:p>
+      <w:pPr>
+        <w:pStyle w:val="APA7MAEDICIN"/>
+        <w:numPr>
+          <w:ilvl w:val="0"/>
+          <w:numId w:val="105"/>
+        </w:numPr>
+        <w:rPr>
+          <w:lang w:val="es-MX"/>
+        </w:rPr>
+      </w:pPr>
+      <w:r>
+        <w:rPr>
+          <w:b/>
+          <w:bCs/>
+          <w:lang w:val="es-MX"/>
+        </w:rPr>
+        <w:t>Control Piloto:</w:t>
+      </w:r>
+      <w:r>
+        <w:rPr>
+          <w:lang w:val="es-MX"/>
+        </w:rPr>
+        <w:t xml:space="preserve"> Liberación temprana de la aplicación (Fase Beta) en un entorno real con un salón de belleza asociado para corregir errores de usabilidad (bugs) antes del lanzamiento oficial en los Distritos I y V.</w:t>
+      </w:r>
+    </w:p>
+    <w:p>
+      <w:pPr>
+        <w:rPr>
+          <w:lang w:val="es-MX" w:eastAsia="es-NI"/>
+        </w:rPr>
+      </w:pPr>
+    </w:p>
+    <w:p>
+      <w:pPr>
+        <w:pStyle w:val="Ttulo2"/>
+      </w:pPr>
+      <w:r>
+        <w:lastRenderedPageBreak/>
+        <w:t>Seguridad industrial</w:t>
+      </w:r>
+    </w:p>
+    <w:p>
+      <w:pPr>
+        <w:pStyle w:val="APA7MAEDICIN"/>
+        <w:rPr>
+          <w:lang w:val="es-MX"/>
+        </w:rPr>
+      </w:pPr>
+      <w:r>
+        <w:rPr>
+          <w:lang w:val="es-MX"/>
+        </w:rPr>
+        <w:t xml:space="preserve">La seguridad industrial en una planta manufacturera previene accidentes físicos; en el desarrollo de aplicaciones web, se transforma en </w:t>
+      </w:r>
+      <w:r>
+        <w:rPr>
+          <w:b/>
+          <w:bCs/>
+          <w:lang w:val="es-MX"/>
+        </w:rPr>
+        <w:t>Ciberseguridad y Protección de Datos</w:t>
+      </w:r>
+      <w:r>
+        <w:rPr>
+          <w:lang w:val="es-MX"/>
+        </w:rPr>
+        <w:t>, previniendo incidentes digitales. Para asegurar la integridad de la información técnica del salón y la privacidad de las clientas finales, el proyecto incorpora los siguientes protocolos de seguridad informática:</w:t>
+      </w:r>
+    </w:p>
+    <w:p>
+      <w:pPr>
+        <w:pStyle w:val="APA7MAEDICIN"/>
+        <w:rPr>
+          <w:lang w:val="es-MX"/>
+        </w:rPr>
+      </w:pPr>
+      <w:r>
+        <w:rPr>
+          <w:b/>
+          <w:bCs/>
+          <w:lang w:val="es-MX"/>
+        </w:rPr>
+        <w:t>Cifrado de datos</w:t>
+      </w:r>
+      <w:r>
+        <w:rPr>
+          <w:lang w:val="es-MX"/>
+        </w:rPr>
+        <w:t>: Toda la información transferida entre las tabletas de los salones y la nube se protegerá mediante protocolos de encriptación de extremo a extremo (HTTPS/TLS).</w:t>
+      </w:r>
+    </w:p>
+    <w:p>
+      <w:pPr>
+        <w:pStyle w:val="APA7MAEDICIN"/>
+        <w:rPr>
+          <w:lang w:val="es-MX"/>
+        </w:rPr>
+      </w:pPr>
+      <w:r>
+        <w:rPr>
+          <w:b/>
+          <w:bCs/>
+          <w:lang w:val="es-MX"/>
+        </w:rPr>
+        <w:t>Autenticación segura:</w:t>
+      </w:r>
+      <w:r>
+        <w:rPr>
+          <w:lang w:val="es-MX"/>
+        </w:rPr>
+        <w:t xml:space="preserve"> Acceso restringido a los expedientes clínicos mediante un sistema de credenciales seguras y roles de usuario (ej. Administrador vs. Estilista).</w:t>
+      </w:r>
+    </w:p>
+    <w:p>
+      <w:pPr>
+        <w:pStyle w:val="APA7MAEDICIN"/>
+        <w:rPr>
+          <w:lang w:val="es-MX"/>
+        </w:rPr>
+      </w:pPr>
+      <w:r>
+        <w:rPr>
+          <w:b/>
+          <w:bCs/>
+          <w:lang w:val="es-MX"/>
+        </w:rPr>
+        <w:t>Respaldos automatizados (Backups):</w:t>
+      </w:r>
+      <w:r>
+        <w:rPr>
+          <w:lang w:val="es-MX"/>
+        </w:rPr>
+        <w:t xml:space="preserve"> Programación de copias de seguridad diarias de la base de datos para garantizar la recuperación inmediata del historial de las clientas ante cualquier contingencia técnica en los servidores, garantizando la trazabilidad permanente que exige el proyecto.</w:t>
+      </w:r>
+    </w:p>
+    <w:p>
+      <w:pPr>
+        <w:rPr>
+          <w:lang w:val="es-MX" w:eastAsia="es-NI"/>
+        </w:rPr>
+      </w:pPr>
+    </w:p>
+    <w:p>
+      <w:pPr>
+        <w:rPr>
+          <w:lang w:val="es-MX" w:eastAsia="es-NI"/>
+        </w:rPr>
+      </w:pPr>
+    </w:p>
+    <w:p>
+      <w:pPr>
+        <w:rPr>
+          <w:lang w:val="es-MX" w:eastAsia="es-NI"/>
+        </w:rPr>
+      </w:pPr>
+    </w:p>
+    <w:p>
+      <w:pPr>
+        <w:rPr>
+          <w:lang w:val="es-MX" w:eastAsia="es-NI"/>
+        </w:rPr>
+      </w:pPr>
+    </w:p>
+    <w:p>
+      <w:pPr>
+        <w:rPr>
+          <w:lang w:val="es-MX" w:eastAsia="es-NI"/>
+        </w:rPr>
+      </w:pPr>
+    </w:p>
+    <w:p>
+      <w:pPr>
+        <w:rPr>
+          <w:lang w:val="es-MX" w:eastAsia="es-NI"/>
+        </w:rPr>
+      </w:pPr>
+    </w:p>
+    <w:p>
+      <w:pPr>
+        <w:rPr>
+          <w:lang w:val="es-MX" w:eastAsia="es-NI"/>
+        </w:rPr>
+      </w:pPr>
+    </w:p>
+    <w:p>
+      <w:pPr>
+        <w:rPr>
+          <w:lang w:val="es-MX" w:eastAsia="es-NI"/>
+        </w:rPr>
+      </w:pPr>
+    </w:p>
+    <w:p>
+      <w:pPr>
+        <w:rPr>
+          <w:lang w:val="es-MX" w:eastAsia="es-NI"/>
+        </w:rPr>
+      </w:pPr>
+    </w:p>
+    <w:p>
+      <w:pPr>
+        <w:rPr>
+          <w:lang w:val="es-MX" w:eastAsia="es-NI"/>
+        </w:rPr>
+      </w:pPr>
+    </w:p>
+    <w:p>
+      <w:pPr>
+        <w:rPr>
+          <w:lang w:val="es-MX" w:eastAsia="es-NI"/>
+        </w:rPr>
+      </w:pPr>
+    </w:p>
+    <w:p>
+      <w:pPr>
+        <w:rPr>
+          <w:lang w:val="es-MX" w:eastAsia="es-NI"/>
+        </w:rPr>
+      </w:pPr>
+    </w:p>
+    <w:p>
+      <w:pPr>
+        <w:rPr>
+          <w:lang w:val="es-MX" w:eastAsia="es-NI"/>
+        </w:rPr>
+      </w:pPr>
+    </w:p>
+    <w:p>
+      <w:pPr>
+        <w:rPr>
+          <w:lang w:val="es-MX" w:eastAsia="es-NI"/>
+        </w:rPr>
+      </w:pPr>
+    </w:p>
+    <w:p>
+      <w:pPr>
+        <w:rPr>
+          <w:lang w:val="es-MX" w:eastAsia="es-NI"/>
+        </w:rPr>
+      </w:pPr>
+    </w:p>
+    <w:p>
+      <w:pPr>
+        <w:rPr>
+          <w:lang w:val="es-MX" w:eastAsia="es-NI"/>
+        </w:rPr>
+      </w:pPr>
+    </w:p>
+    <w:p>
+      <w:pPr>
+        <w:rPr>
+          <w:lang w:val="es-MX" w:eastAsia="es-NI"/>
+        </w:rPr>
+      </w:pPr>
+    </w:p>
+    <w:p>
+      <w:pPr>
         <w:rPr>
           <w:lang w:val="es-MX" w:eastAsia="es-NI"/>
         </w:rPr>
@@ -20585,6 +24469,92 @@
     </w:lvl>
   </w:abstractNum>
   <w:abstractNum w:abstractNumId="1" w15:restartNumberingAfterBreak="0">
+    <w:nsid w:val="025E02FF"/>
+    <w:multiLevelType w:val="hybridMultilevel"/>
+    <w:tmpl w:val="30C6A0E4"/>
+    <w:lvl w:ilvl="0" w:tplc="4C0A000F">
+      <w:start w:val="1"/>
+      <w:numFmt w:val="decimal"/>
+      <w:lvlText w:val="%1."/>
+      <w:lvlJc w:val="left"/>
+      <w:pPr>
+        <w:ind w:left="720" w:hanging="360"/>
+      </w:pPr>
+    </w:lvl>
+    <w:lvl w:ilvl="1" w:tplc="4C0A0019" w:tentative="1">
+      <w:start w:val="1"/>
+      <w:numFmt w:val="lowerLetter"/>
+      <w:lvlText w:val="%2."/>
+      <w:lvlJc w:val="left"/>
+      <w:pPr>
+        <w:ind w:left="1440" w:hanging="360"/>
+      </w:pPr>
+    </w:lvl>
+    <w:lvl w:ilvl="2" w:tplc="4C0A001B" w:tentative="1">
+      <w:start w:val="1"/>
+      <w:numFmt w:val="lowerRoman"/>
+      <w:lvlText w:val="%3."/>
+      <w:lvlJc w:val="right"/>
+      <w:pPr>
+        <w:ind w:left="2160" w:hanging="180"/>
+      </w:pPr>
+    </w:lvl>
+    <w:lvl w:ilvl="3" w:tplc="4C0A000F" w:tentative="1">
+      <w:start w:val="1"/>
+      <w:numFmt w:val="decimal"/>
+      <w:lvlText w:val="%4."/>
+      <w:lvlJc w:val="left"/>
+      <w:pPr>
+        <w:ind w:left="2880" w:hanging="360"/>
+      </w:pPr>
+    </w:lvl>
+    <w:lvl w:ilvl="4" w:tplc="4C0A0019" w:tentative="1">
+      <w:start w:val="1"/>
+      <w:numFmt w:val="lowerLetter"/>
+      <w:lvlText w:val="%5."/>
+      <w:lvlJc w:val="left"/>
+      <w:pPr>
+        <w:ind w:left="3600" w:hanging="360"/>
+      </w:pPr>
+    </w:lvl>
+    <w:lvl w:ilvl="5" w:tplc="4C0A001B" w:tentative="1">
+      <w:start w:val="1"/>
+      <w:numFmt w:val="lowerRoman"/>
+      <w:lvlText w:val="%6."/>
+      <w:lvlJc w:val="right"/>
+      <w:pPr>
+        <w:ind w:left="4320" w:hanging="180"/>
+      </w:pPr>
+    </w:lvl>
+    <w:lvl w:ilvl="6" w:tplc="4C0A000F" w:tentative="1">
+      <w:start w:val="1"/>
+      <w:numFmt w:val="decimal"/>
+      <w:lvlText w:val="%7."/>
+      <w:lvlJc w:val="left"/>
+      <w:pPr>
+        <w:ind w:left="5040" w:hanging="360"/>
+      </w:pPr>
+    </w:lvl>
+    <w:lvl w:ilvl="7" w:tplc="4C0A0019" w:tentative="1">
+      <w:start w:val="1"/>
+      <w:numFmt w:val="lowerLetter"/>
+      <w:lvlText w:val="%8."/>
+      <w:lvlJc w:val="left"/>
+      <w:pPr>
+        <w:ind w:left="5760" w:hanging="360"/>
+      </w:pPr>
+    </w:lvl>
+    <w:lvl w:ilvl="8" w:tplc="4C0A001B" w:tentative="1">
+      <w:start w:val="1"/>
+      <w:numFmt w:val="lowerRoman"/>
+      <w:lvlText w:val="%9."/>
+      <w:lvlJc w:val="right"/>
+      <w:pPr>
+        <w:ind w:left="6480" w:hanging="180"/>
+      </w:pPr>
+    </w:lvl>
+  </w:abstractNum>
+  <w:abstractNum w:abstractNumId="2" w15:restartNumberingAfterBreak="0">
     <w:nsid w:val="027A3BE0"/>
     <w:multiLevelType w:val="hybridMultilevel"/>
     <w:tmpl w:val="6C080E0A"/>
@@ -20697,7 +24667,7 @@
       </w:rPr>
     </w:lvl>
   </w:abstractNum>
-  <w:abstractNum w:abstractNumId="2" w15:restartNumberingAfterBreak="0">
+  <w:abstractNum w:abstractNumId="3" w15:restartNumberingAfterBreak="0">
     <w:nsid w:val="03E16BA9"/>
     <w:multiLevelType w:val="hybridMultilevel"/>
     <w:tmpl w:val="A38E0E32"/>
@@ -20786,7 +24756,7 @@
       </w:pPr>
     </w:lvl>
   </w:abstractNum>
-  <w:abstractNum w:abstractNumId="3" w15:restartNumberingAfterBreak="0">
+  <w:abstractNum w:abstractNumId="4" w15:restartNumberingAfterBreak="0">
     <w:nsid w:val="04E33492"/>
     <w:multiLevelType w:val="hybridMultilevel"/>
     <w:tmpl w:val="EC3E9C74"/>
@@ -20899,7 +24869,120 @@
       </w:rPr>
     </w:lvl>
   </w:abstractNum>
-  <w:abstractNum w:abstractNumId="4" w15:restartNumberingAfterBreak="0">
+  <w:abstractNum w:abstractNumId="5" w15:restartNumberingAfterBreak="0">
+    <w:nsid w:val="058029C8"/>
+    <w:multiLevelType w:val="hybridMultilevel"/>
+    <w:tmpl w:val="20D03C6A"/>
+    <w:lvl w:ilvl="0" w:tplc="4C0A0001">
+      <w:start w:val="1"/>
+      <w:numFmt w:val="bullet"/>
+      <w:lvlText w:val=""/>
+      <w:lvlJc w:val="left"/>
+      <w:pPr>
+        <w:ind w:left="720" w:hanging="360"/>
+      </w:pPr>
+      <w:rPr>
+        <w:rFonts w:ascii="Symbol" w:hAnsi="Symbol" w:hint="default"/>
+      </w:rPr>
+    </w:lvl>
+    <w:lvl w:ilvl="1" w:tplc="4C0A0003" w:tentative="1">
+      <w:start w:val="1"/>
+      <w:numFmt w:val="bullet"/>
+      <w:lvlText w:val="o"/>
+      <w:lvlJc w:val="left"/>
+      <w:pPr>
+        <w:ind w:left="1440" w:hanging="360"/>
+      </w:pPr>
+      <w:rPr>
+        <w:rFonts w:ascii="Courier New" w:hAnsi="Courier New" w:cs="Courier New" w:hint="default"/>
+      </w:rPr>
+    </w:lvl>
+    <w:lvl w:ilvl="2" w:tplc="4C0A0005" w:tentative="1">
+      <w:start w:val="1"/>
+      <w:numFmt w:val="bullet"/>
+      <w:lvlText w:val=""/>
+      <w:lvlJc w:val="left"/>
+      <w:pPr>
+        <w:ind w:left="2160" w:hanging="360"/>
+      </w:pPr>
+      <w:rPr>
+        <w:rFonts w:ascii="Wingdings" w:hAnsi="Wingdings" w:hint="default"/>
+      </w:rPr>
+    </w:lvl>
+    <w:lvl w:ilvl="3" w:tplc="4C0A0001" w:tentative="1">
+      <w:start w:val="1"/>
+      <w:numFmt w:val="bullet"/>
+      <w:lvlText w:val=""/>
+      <w:lvlJc w:val="left"/>
+      <w:pPr>
+        <w:ind w:left="2880" w:hanging="360"/>
+      </w:pPr>
+      <w:rPr>
+        <w:rFonts w:ascii="Symbol" w:hAnsi="Symbol" w:hint="default"/>
+      </w:rPr>
+    </w:lvl>
+    <w:lvl w:ilvl="4" w:tplc="4C0A0003" w:tentative="1">
+      <w:start w:val="1"/>
+      <w:numFmt w:val="bullet"/>
+      <w:lvlText w:val="o"/>
+      <w:lvlJc w:val="left"/>
+      <w:pPr>
+        <w:ind w:left="3600" w:hanging="360"/>
+      </w:pPr>
+      <w:rPr>
+        <w:rFonts w:ascii="Courier New" w:hAnsi="Courier New" w:cs="Courier New" w:hint="default"/>
+      </w:rPr>
+    </w:lvl>
+    <w:lvl w:ilvl="5" w:tplc="4C0A0005" w:tentative="1">
+      <w:start w:val="1"/>
+      <w:numFmt w:val="bullet"/>
+      <w:lvlText w:val=""/>
+      <w:lvlJc w:val="left"/>
+      <w:pPr>
+        <w:ind w:left="4320" w:hanging="360"/>
+      </w:pPr>
+      <w:rPr>
+        <w:rFonts w:ascii="Wingdings" w:hAnsi="Wingdings" w:hint="default"/>
+      </w:rPr>
+    </w:lvl>
+    <w:lvl w:ilvl="6" w:tplc="4C0A0001" w:tentative="1">
+      <w:start w:val="1"/>
+      <w:numFmt w:val="bullet"/>
+      <w:lvlText w:val=""/>
+      <w:lvlJc w:val="left"/>
+      <w:pPr>
+        <w:ind w:left="5040" w:hanging="360"/>
+      </w:pPr>
+      <w:rPr>
+        <w:rFonts w:ascii="Symbol" w:hAnsi="Symbol" w:hint="default"/>
+      </w:rPr>
+    </w:lvl>
+    <w:lvl w:ilvl="7" w:tplc="4C0A0003" w:tentative="1">
+      <w:start w:val="1"/>
+      <w:numFmt w:val="bullet"/>
+      <w:lvlText w:val="o"/>
+      <w:lvlJc w:val="left"/>
+      <w:pPr>
+        <w:ind w:left="5760" w:hanging="360"/>
+      </w:pPr>
+      <w:rPr>
+        <w:rFonts w:ascii="Courier New" w:hAnsi="Courier New" w:cs="Courier New" w:hint="default"/>
+      </w:rPr>
+    </w:lvl>
+    <w:lvl w:ilvl="8" w:tplc="4C0A0005" w:tentative="1">
+      <w:start w:val="1"/>
+      <w:numFmt w:val="bullet"/>
+      <w:lvlText w:val=""/>
+      <w:lvlJc w:val="left"/>
+      <w:pPr>
+        <w:ind w:left="6480" w:hanging="360"/>
+      </w:pPr>
+      <w:rPr>
+        <w:rFonts w:ascii="Wingdings" w:hAnsi="Wingdings" w:hint="default"/>
+      </w:rPr>
+    </w:lvl>
+  </w:abstractNum>
+  <w:abstractNum w:abstractNumId="6" w15:restartNumberingAfterBreak="0">
     <w:nsid w:val="05FD652B"/>
     <w:multiLevelType w:val="hybridMultilevel"/>
     <w:tmpl w:val="E80E2674"/>
@@ -21012,7 +25095,7 @@
       </w:rPr>
     </w:lvl>
   </w:abstractNum>
-  <w:abstractNum w:abstractNumId="5" w15:restartNumberingAfterBreak="0">
+  <w:abstractNum w:abstractNumId="7" w15:restartNumberingAfterBreak="0">
     <w:nsid w:val="06EC2AE9"/>
     <w:multiLevelType w:val="hybridMultilevel"/>
     <w:tmpl w:val="E6B07A30"/>
@@ -21125,7 +25208,120 @@
       </w:rPr>
     </w:lvl>
   </w:abstractNum>
-  <w:abstractNum w:abstractNumId="6" w15:restartNumberingAfterBreak="0">
+  <w:abstractNum w:abstractNumId="8" w15:restartNumberingAfterBreak="0">
+    <w:nsid w:val="074501ED"/>
+    <w:multiLevelType w:val="hybridMultilevel"/>
+    <w:tmpl w:val="2AB859D4"/>
+    <w:lvl w:ilvl="0" w:tplc="4C0A0001">
+      <w:start w:val="1"/>
+      <w:numFmt w:val="bullet"/>
+      <w:lvlText w:val=""/>
+      <w:lvlJc w:val="left"/>
+      <w:pPr>
+        <w:ind w:left="720" w:hanging="360"/>
+      </w:pPr>
+      <w:rPr>
+        <w:rFonts w:ascii="Symbol" w:hAnsi="Symbol" w:hint="default"/>
+      </w:rPr>
+    </w:lvl>
+    <w:lvl w:ilvl="1" w:tplc="4C0A0003" w:tentative="1">
+      <w:start w:val="1"/>
+      <w:numFmt w:val="bullet"/>
+      <w:lvlText w:val="o"/>
+      <w:lvlJc w:val="left"/>
+      <w:pPr>
+        <w:ind w:left="1440" w:hanging="360"/>
+      </w:pPr>
+      <w:rPr>
+        <w:rFonts w:ascii="Courier New" w:hAnsi="Courier New" w:cs="Courier New" w:hint="default"/>
+      </w:rPr>
+    </w:lvl>
+    <w:lvl w:ilvl="2" w:tplc="4C0A0005" w:tentative="1">
+      <w:start w:val="1"/>
+      <w:numFmt w:val="bullet"/>
+      <w:lvlText w:val=""/>
+      <w:lvlJc w:val="left"/>
+      <w:pPr>
+        <w:ind w:left="2160" w:hanging="360"/>
+      </w:pPr>
+      <w:rPr>
+        <w:rFonts w:ascii="Wingdings" w:hAnsi="Wingdings" w:hint="default"/>
+      </w:rPr>
+    </w:lvl>
+    <w:lvl w:ilvl="3" w:tplc="4C0A0001" w:tentative="1">
+      <w:start w:val="1"/>
+      <w:numFmt w:val="bullet"/>
+      <w:lvlText w:val=""/>
+      <w:lvlJc w:val="left"/>
+      <w:pPr>
+        <w:ind w:left="2880" w:hanging="360"/>
+      </w:pPr>
+      <w:rPr>
+        <w:rFonts w:ascii="Symbol" w:hAnsi="Symbol" w:hint="default"/>
+      </w:rPr>
+    </w:lvl>
+    <w:lvl w:ilvl="4" w:tplc="4C0A0003" w:tentative="1">
+      <w:start w:val="1"/>
+      <w:numFmt w:val="bullet"/>
+      <w:lvlText w:val="o"/>
+      <w:lvlJc w:val="left"/>
+      <w:pPr>
+        <w:ind w:left="3600" w:hanging="360"/>
+      </w:pPr>
+      <w:rPr>
+        <w:rFonts w:ascii="Courier New" w:hAnsi="Courier New" w:cs="Courier New" w:hint="default"/>
+      </w:rPr>
+    </w:lvl>
+    <w:lvl w:ilvl="5" w:tplc="4C0A0005" w:tentative="1">
+      <w:start w:val="1"/>
+      <w:numFmt w:val="bullet"/>
+      <w:lvlText w:val=""/>
+      <w:lvlJc w:val="left"/>
+      <w:pPr>
+        <w:ind w:left="4320" w:hanging="360"/>
+      </w:pPr>
+      <w:rPr>
+        <w:rFonts w:ascii="Wingdings" w:hAnsi="Wingdings" w:hint="default"/>
+      </w:rPr>
+    </w:lvl>
+    <w:lvl w:ilvl="6" w:tplc="4C0A0001" w:tentative="1">
+      <w:start w:val="1"/>
+      <w:numFmt w:val="bullet"/>
+      <w:lvlText w:val=""/>
+      <w:lvlJc w:val="left"/>
+      <w:pPr>
+        <w:ind w:left="5040" w:hanging="360"/>
+      </w:pPr>
+      <w:rPr>
+        <w:rFonts w:ascii="Symbol" w:hAnsi="Symbol" w:hint="default"/>
+      </w:rPr>
+    </w:lvl>
+    <w:lvl w:ilvl="7" w:tplc="4C0A0003" w:tentative="1">
+      <w:start w:val="1"/>
+      <w:numFmt w:val="bullet"/>
+      <w:lvlText w:val="o"/>
+      <w:lvlJc w:val="left"/>
+      <w:pPr>
+        <w:ind w:left="5760" w:hanging="360"/>
+      </w:pPr>
+      <w:rPr>
+        <w:rFonts w:ascii="Courier New" w:hAnsi="Courier New" w:cs="Courier New" w:hint="default"/>
+      </w:rPr>
+    </w:lvl>
+    <w:lvl w:ilvl="8" w:tplc="4C0A0005" w:tentative="1">
+      <w:start w:val="1"/>
+      <w:numFmt w:val="bullet"/>
+      <w:lvlText w:val=""/>
+      <w:lvlJc w:val="left"/>
+      <w:pPr>
+        <w:ind w:left="6480" w:hanging="360"/>
+      </w:pPr>
+      <w:rPr>
+        <w:rFonts w:ascii="Wingdings" w:hAnsi="Wingdings" w:hint="default"/>
+      </w:rPr>
+    </w:lvl>
+  </w:abstractNum>
+  <w:abstractNum w:abstractNumId="9" w15:restartNumberingAfterBreak="0">
     <w:nsid w:val="09FC40A2"/>
     <w:multiLevelType w:val="hybridMultilevel"/>
     <w:tmpl w:val="9352281C"/>
@@ -21214,7 +25410,7 @@
       </w:pPr>
     </w:lvl>
   </w:abstractNum>
-  <w:abstractNum w:abstractNumId="7" w15:restartNumberingAfterBreak="0">
+  <w:abstractNum w:abstractNumId="10" w15:restartNumberingAfterBreak="0">
     <w:nsid w:val="0B265A84"/>
     <w:multiLevelType w:val="hybridMultilevel"/>
     <w:tmpl w:val="6616D15E"/>
@@ -21327,7 +25523,206 @@
       </w:rPr>
     </w:lvl>
   </w:abstractNum>
-  <w:abstractNum w:abstractNumId="8" w15:restartNumberingAfterBreak="0">
+  <w:abstractNum w:abstractNumId="11" w15:restartNumberingAfterBreak="0">
+    <w:nsid w:val="0BEF74E9"/>
+    <w:multiLevelType w:val="hybridMultilevel"/>
+    <w:tmpl w:val="C6E85642"/>
+    <w:lvl w:ilvl="0" w:tplc="4C0A000F">
+      <w:start w:val="1"/>
+      <w:numFmt w:val="decimal"/>
+      <w:lvlText w:val="%1."/>
+      <w:lvlJc w:val="left"/>
+      <w:pPr>
+        <w:ind w:left="720" w:hanging="360"/>
+      </w:pPr>
+    </w:lvl>
+    <w:lvl w:ilvl="1" w:tplc="4C0A0019" w:tentative="1">
+      <w:start w:val="1"/>
+      <w:numFmt w:val="lowerLetter"/>
+      <w:lvlText w:val="%2."/>
+      <w:lvlJc w:val="left"/>
+      <w:pPr>
+        <w:ind w:left="1440" w:hanging="360"/>
+      </w:pPr>
+    </w:lvl>
+    <w:lvl w:ilvl="2" w:tplc="4C0A001B" w:tentative="1">
+      <w:start w:val="1"/>
+      <w:numFmt w:val="lowerRoman"/>
+      <w:lvlText w:val="%3."/>
+      <w:lvlJc w:val="right"/>
+      <w:pPr>
+        <w:ind w:left="2160" w:hanging="180"/>
+      </w:pPr>
+    </w:lvl>
+    <w:lvl w:ilvl="3" w:tplc="4C0A000F" w:tentative="1">
+      <w:start w:val="1"/>
+      <w:numFmt w:val="decimal"/>
+      <w:lvlText w:val="%4."/>
+      <w:lvlJc w:val="left"/>
+      <w:pPr>
+        <w:ind w:left="2880" w:hanging="360"/>
+      </w:pPr>
+    </w:lvl>
+    <w:lvl w:ilvl="4" w:tplc="4C0A0019" w:tentative="1">
+      <w:start w:val="1"/>
+      <w:numFmt w:val="lowerLetter"/>
+      <w:lvlText w:val="%5."/>
+      <w:lvlJc w:val="left"/>
+      <w:pPr>
+        <w:ind w:left="3600" w:hanging="360"/>
+      </w:pPr>
+    </w:lvl>
+    <w:lvl w:ilvl="5" w:tplc="4C0A001B" w:tentative="1">
+      <w:start w:val="1"/>
+      <w:numFmt w:val="lowerRoman"/>
+      <w:lvlText w:val="%6."/>
+      <w:lvlJc w:val="right"/>
+      <w:pPr>
+        <w:ind w:left="4320" w:hanging="180"/>
+      </w:pPr>
+    </w:lvl>
+    <w:lvl w:ilvl="6" w:tplc="4C0A000F" w:tentative="1">
+      <w:start w:val="1"/>
+      <w:numFmt w:val="decimal"/>
+      <w:lvlText w:val="%7."/>
+      <w:lvlJc w:val="left"/>
+      <w:pPr>
+        <w:ind w:left="5040" w:hanging="360"/>
+      </w:pPr>
+    </w:lvl>
+    <w:lvl w:ilvl="7" w:tplc="4C0A0019" w:tentative="1">
+      <w:start w:val="1"/>
+      <w:numFmt w:val="lowerLetter"/>
+      <w:lvlText w:val="%8."/>
+      <w:lvlJc w:val="left"/>
+      <w:pPr>
+        <w:ind w:left="5760" w:hanging="360"/>
+      </w:pPr>
+    </w:lvl>
+    <w:lvl w:ilvl="8" w:tplc="4C0A001B" w:tentative="1">
+      <w:start w:val="1"/>
+      <w:numFmt w:val="lowerRoman"/>
+      <w:lvlText w:val="%9."/>
+      <w:lvlJc w:val="right"/>
+      <w:pPr>
+        <w:ind w:left="6480" w:hanging="180"/>
+      </w:pPr>
+    </w:lvl>
+  </w:abstractNum>
+  <w:abstractNum w:abstractNumId="12" w15:restartNumberingAfterBreak="0">
+    <w:nsid w:val="0D9707AD"/>
+    <w:multiLevelType w:val="hybridMultilevel"/>
+    <w:tmpl w:val="45089DE0"/>
+    <w:lvl w:ilvl="0" w:tplc="4C0A0001">
+      <w:start w:val="1"/>
+      <w:numFmt w:val="bullet"/>
+      <w:lvlText w:val=""/>
+      <w:lvlJc w:val="left"/>
+      <w:pPr>
+        <w:ind w:left="720" w:hanging="360"/>
+      </w:pPr>
+      <w:rPr>
+        <w:rFonts w:ascii="Symbol" w:hAnsi="Symbol" w:hint="default"/>
+      </w:rPr>
+    </w:lvl>
+    <w:lvl w:ilvl="1" w:tplc="4C0A0003" w:tentative="1">
+      <w:start w:val="1"/>
+      <w:numFmt w:val="bullet"/>
+      <w:lvlText w:val="o"/>
+      <w:lvlJc w:val="left"/>
+      <w:pPr>
+        <w:ind w:left="1440" w:hanging="360"/>
+      </w:pPr>
+      <w:rPr>
+        <w:rFonts w:ascii="Courier New" w:hAnsi="Courier New" w:cs="Courier New" w:hint="default"/>
+      </w:rPr>
+    </w:lvl>
+    <w:lvl w:ilvl="2" w:tplc="4C0A0005" w:tentative="1">
+      <w:start w:val="1"/>
+      <w:numFmt w:val="bullet"/>
+      <w:lvlText w:val=""/>
+      <w:lvlJc w:val="left"/>
+      <w:pPr>
+        <w:ind w:left="2160" w:hanging="360"/>
+      </w:pPr>
+      <w:rPr>
+        <w:rFonts w:ascii="Wingdings" w:hAnsi="Wingdings" w:hint="default"/>
+      </w:rPr>
+    </w:lvl>
+    <w:lvl w:ilvl="3" w:tplc="4C0A0001" w:tentative="1">
+      <w:start w:val="1"/>
+      <w:numFmt w:val="bullet"/>
+      <w:lvlText w:val=""/>
+      <w:lvlJc w:val="left"/>
+      <w:pPr>
+        <w:ind w:left="2880" w:hanging="360"/>
+      </w:pPr>
+      <w:rPr>
+        <w:rFonts w:ascii="Symbol" w:hAnsi="Symbol" w:hint="default"/>
+      </w:rPr>
+    </w:lvl>
+    <w:lvl w:ilvl="4" w:tplc="4C0A0003" w:tentative="1">
+      <w:start w:val="1"/>
+      <w:numFmt w:val="bullet"/>
+      <w:lvlText w:val="o"/>
+      <w:lvlJc w:val="left"/>
+      <w:pPr>
+        <w:ind w:left="3600" w:hanging="360"/>
+      </w:pPr>
+      <w:rPr>
+        <w:rFonts w:ascii="Courier New" w:hAnsi="Courier New" w:cs="Courier New" w:hint="default"/>
+      </w:rPr>
+    </w:lvl>
+    <w:lvl w:ilvl="5" w:tplc="4C0A0005" w:tentative="1">
+      <w:start w:val="1"/>
+      <w:numFmt w:val="bullet"/>
+      <w:lvlText w:val=""/>
+      <w:lvlJc w:val="left"/>
+      <w:pPr>
+        <w:ind w:left="4320" w:hanging="360"/>
+      </w:pPr>
+      <w:rPr>
+        <w:rFonts w:ascii="Wingdings" w:hAnsi="Wingdings" w:hint="default"/>
+      </w:rPr>
+    </w:lvl>
+    <w:lvl w:ilvl="6" w:tplc="4C0A0001" w:tentative="1">
+      <w:start w:val="1"/>
+      <w:numFmt w:val="bullet"/>
+      <w:lvlText w:val=""/>
+      <w:lvlJc w:val="left"/>
+      <w:pPr>
+        <w:ind w:left="5040" w:hanging="360"/>
+      </w:pPr>
+      <w:rPr>
+        <w:rFonts w:ascii="Symbol" w:hAnsi="Symbol" w:hint="default"/>
+      </w:rPr>
+    </w:lvl>
+    <w:lvl w:ilvl="7" w:tplc="4C0A0003" w:tentative="1">
+      <w:start w:val="1"/>
+      <w:numFmt w:val="bullet"/>
+      <w:lvlText w:val="o"/>
+      <w:lvlJc w:val="left"/>
+      <w:pPr>
+        <w:ind w:left="5760" w:hanging="360"/>
+      </w:pPr>
+      <w:rPr>
+        <w:rFonts w:ascii="Courier New" w:hAnsi="Courier New" w:cs="Courier New" w:hint="default"/>
+      </w:rPr>
+    </w:lvl>
+    <w:lvl w:ilvl="8" w:tplc="4C0A0005" w:tentative="1">
+      <w:start w:val="1"/>
+      <w:numFmt w:val="bullet"/>
+      <w:lvlText w:val=""/>
+      <w:lvlJc w:val="left"/>
+      <w:pPr>
+        <w:ind w:left="6480" w:hanging="360"/>
+      </w:pPr>
+      <w:rPr>
+        <w:rFonts w:ascii="Wingdings" w:hAnsi="Wingdings" w:hint="default"/>
+      </w:rPr>
+    </w:lvl>
+  </w:abstractNum>
+  <w:abstractNum w:abstractNumId="13" w15:restartNumberingAfterBreak="0">
     <w:nsid w:val="0EC30708"/>
     <w:multiLevelType w:val="hybridMultilevel"/>
     <w:tmpl w:val="C81EAE90"/>
@@ -21413,7 +25808,7 @@
       </w:pPr>
     </w:lvl>
   </w:abstractNum>
-  <w:abstractNum w:abstractNumId="9" w15:restartNumberingAfterBreak="0">
+  <w:abstractNum w:abstractNumId="14" w15:restartNumberingAfterBreak="0">
     <w:nsid w:val="141F0A82"/>
     <w:multiLevelType w:val="hybridMultilevel"/>
     <w:tmpl w:val="AC0CC8F0"/>
@@ -21526,7 +25921,120 @@
       </w:rPr>
     </w:lvl>
   </w:abstractNum>
-  <w:abstractNum w:abstractNumId="10" w15:restartNumberingAfterBreak="0">
+  <w:abstractNum w:abstractNumId="15" w15:restartNumberingAfterBreak="0">
+    <w:nsid w:val="14692B64"/>
+    <w:multiLevelType w:val="hybridMultilevel"/>
+    <w:tmpl w:val="AD54ED3E"/>
+    <w:lvl w:ilvl="0" w:tplc="4C0A0001">
+      <w:start w:val="1"/>
+      <w:numFmt w:val="bullet"/>
+      <w:lvlText w:val=""/>
+      <w:lvlJc w:val="left"/>
+      <w:pPr>
+        <w:ind w:left="720" w:hanging="360"/>
+      </w:pPr>
+      <w:rPr>
+        <w:rFonts w:ascii="Symbol" w:hAnsi="Symbol" w:hint="default"/>
+      </w:rPr>
+    </w:lvl>
+    <w:lvl w:ilvl="1" w:tplc="4C0A0003" w:tentative="1">
+      <w:start w:val="1"/>
+      <w:numFmt w:val="bullet"/>
+      <w:lvlText w:val="o"/>
+      <w:lvlJc w:val="left"/>
+      <w:pPr>
+        <w:ind w:left="1440" w:hanging="360"/>
+      </w:pPr>
+      <w:rPr>
+        <w:rFonts w:ascii="Courier New" w:hAnsi="Courier New" w:cs="Courier New" w:hint="default"/>
+      </w:rPr>
+    </w:lvl>
+    <w:lvl w:ilvl="2" w:tplc="4C0A0005" w:tentative="1">
+      <w:start w:val="1"/>
+      <w:numFmt w:val="bullet"/>
+      <w:lvlText w:val=""/>
+      <w:lvlJc w:val="left"/>
+      <w:pPr>
+        <w:ind w:left="2160" w:hanging="360"/>
+      </w:pPr>
+      <w:rPr>
+        <w:rFonts w:ascii="Wingdings" w:hAnsi="Wingdings" w:hint="default"/>
+      </w:rPr>
+    </w:lvl>
+    <w:lvl w:ilvl="3" w:tplc="4C0A0001" w:tentative="1">
+      <w:start w:val="1"/>
+      <w:numFmt w:val="bullet"/>
+      <w:lvlText w:val=""/>
+      <w:lvlJc w:val="left"/>
+      <w:pPr>
+        <w:ind w:left="2880" w:hanging="360"/>
+      </w:pPr>
+      <w:rPr>
+        <w:rFonts w:ascii="Symbol" w:hAnsi="Symbol" w:hint="default"/>
+      </w:rPr>
+    </w:lvl>
+    <w:lvl w:ilvl="4" w:tplc="4C0A0003" w:tentative="1">
+      <w:start w:val="1"/>
+      <w:numFmt w:val="bullet"/>
+      <w:lvlText w:val="o"/>
+      <w:lvlJc w:val="left"/>
+      <w:pPr>
+        <w:ind w:left="3600" w:hanging="360"/>
+      </w:pPr>
+      <w:rPr>
+        <w:rFonts w:ascii="Courier New" w:hAnsi="Courier New" w:cs="Courier New" w:hint="default"/>
+      </w:rPr>
+    </w:lvl>
+    <w:lvl w:ilvl="5" w:tplc="4C0A0005" w:tentative="1">
+      <w:start w:val="1"/>
+      <w:numFmt w:val="bullet"/>
+      <w:lvlText w:val=""/>
+      <w:lvlJc w:val="left"/>
+      <w:pPr>
+        <w:ind w:left="4320" w:hanging="360"/>
+      </w:pPr>
+      <w:rPr>
+        <w:rFonts w:ascii="Wingdings" w:hAnsi="Wingdings" w:hint="default"/>
+      </w:rPr>
+    </w:lvl>
+    <w:lvl w:ilvl="6" w:tplc="4C0A0001" w:tentative="1">
+      <w:start w:val="1"/>
+      <w:numFmt w:val="bullet"/>
+      <w:lvlText w:val=""/>
+      <w:lvlJc w:val="left"/>
+      <w:pPr>
+        <w:ind w:left="5040" w:hanging="360"/>
+      </w:pPr>
+      <w:rPr>
+        <w:rFonts w:ascii="Symbol" w:hAnsi="Symbol" w:hint="default"/>
+      </w:rPr>
+    </w:lvl>
+    <w:lvl w:ilvl="7" w:tplc="4C0A0003" w:tentative="1">
+      <w:start w:val="1"/>
+      <w:numFmt w:val="bullet"/>
+      <w:lvlText w:val="o"/>
+      <w:lvlJc w:val="left"/>
+      <w:pPr>
+        <w:ind w:left="5760" w:hanging="360"/>
+      </w:pPr>
+      <w:rPr>
+        <w:rFonts w:ascii="Courier New" w:hAnsi="Courier New" w:cs="Courier New" w:hint="default"/>
+      </w:rPr>
+    </w:lvl>
+    <w:lvl w:ilvl="8" w:tplc="4C0A0005" w:tentative="1">
+      <w:start w:val="1"/>
+      <w:numFmt w:val="bullet"/>
+      <w:lvlText w:val=""/>
+      <w:lvlJc w:val="left"/>
+      <w:pPr>
+        <w:ind w:left="6480" w:hanging="360"/>
+      </w:pPr>
+      <w:rPr>
+        <w:rFonts w:ascii="Wingdings" w:hAnsi="Wingdings" w:hint="default"/>
+      </w:rPr>
+    </w:lvl>
+  </w:abstractNum>
+  <w:abstractNum w:abstractNumId="16" w15:restartNumberingAfterBreak="0">
     <w:nsid w:val="149F5B3A"/>
     <w:multiLevelType w:val="hybridMultilevel"/>
     <w:tmpl w:val="FE0A5022"/>
@@ -21639,7 +26147,7 @@
       </w:rPr>
     </w:lvl>
   </w:abstractNum>
-  <w:abstractNum w:abstractNumId="11" w15:restartNumberingAfterBreak="0">
+  <w:abstractNum w:abstractNumId="17" w15:restartNumberingAfterBreak="0">
     <w:nsid w:val="14C91679"/>
     <w:multiLevelType w:val="hybridMultilevel"/>
     <w:tmpl w:val="CA9C48B8"/>
@@ -21752,7 +26260,120 @@
       </w:rPr>
     </w:lvl>
   </w:abstractNum>
-  <w:abstractNum w:abstractNumId="12" w15:restartNumberingAfterBreak="0">
+  <w:abstractNum w:abstractNumId="18" w15:restartNumberingAfterBreak="0">
+    <w:nsid w:val="165A2AF5"/>
+    <w:multiLevelType w:val="hybridMultilevel"/>
+    <w:tmpl w:val="6AFA5B58"/>
+    <w:lvl w:ilvl="0" w:tplc="4C0A0001">
+      <w:start w:val="1"/>
+      <w:numFmt w:val="bullet"/>
+      <w:lvlText w:val=""/>
+      <w:lvlJc w:val="left"/>
+      <w:pPr>
+        <w:ind w:left="720" w:hanging="360"/>
+      </w:pPr>
+      <w:rPr>
+        <w:rFonts w:ascii="Symbol" w:hAnsi="Symbol" w:hint="default"/>
+      </w:rPr>
+    </w:lvl>
+    <w:lvl w:ilvl="1" w:tplc="4C0A0003" w:tentative="1">
+      <w:start w:val="1"/>
+      <w:numFmt w:val="bullet"/>
+      <w:lvlText w:val="o"/>
+      <w:lvlJc w:val="left"/>
+      <w:pPr>
+        <w:ind w:left="1440" w:hanging="360"/>
+      </w:pPr>
+      <w:rPr>
+        <w:rFonts w:ascii="Courier New" w:hAnsi="Courier New" w:cs="Courier New" w:hint="default"/>
+      </w:rPr>
+    </w:lvl>
+    <w:lvl w:ilvl="2" w:tplc="4C0A0005" w:tentative="1">
+      <w:start w:val="1"/>
+      <w:numFmt w:val="bullet"/>
+      <w:lvlText w:val=""/>
+      <w:lvlJc w:val="left"/>
+      <w:pPr>
+        <w:ind w:left="2160" w:hanging="360"/>
+      </w:pPr>
+      <w:rPr>
+        <w:rFonts w:ascii="Wingdings" w:hAnsi="Wingdings" w:hint="default"/>
+      </w:rPr>
+    </w:lvl>
+    <w:lvl w:ilvl="3" w:tplc="4C0A0001" w:tentative="1">
+      <w:start w:val="1"/>
+      <w:numFmt w:val="bullet"/>
+      <w:lvlText w:val=""/>
+      <w:lvlJc w:val="left"/>
+      <w:pPr>
+        <w:ind w:left="2880" w:hanging="360"/>
+      </w:pPr>
+      <w:rPr>
+        <w:rFonts w:ascii="Symbol" w:hAnsi="Symbol" w:hint="default"/>
+      </w:rPr>
+    </w:lvl>
+    <w:lvl w:ilvl="4" w:tplc="4C0A0003" w:tentative="1">
+      <w:start w:val="1"/>
+      <w:numFmt w:val="bullet"/>
+      <w:lvlText w:val="o"/>
+      <w:lvlJc w:val="left"/>
+      <w:pPr>
+        <w:ind w:left="3600" w:hanging="360"/>
+      </w:pPr>
+      <w:rPr>
+        <w:rFonts w:ascii="Courier New" w:hAnsi="Courier New" w:cs="Courier New" w:hint="default"/>
+      </w:rPr>
+    </w:lvl>
+    <w:lvl w:ilvl="5" w:tplc="4C0A0005" w:tentative="1">
+      <w:start w:val="1"/>
+      <w:numFmt w:val="bullet"/>
+      <w:lvlText w:val=""/>
+      <w:lvlJc w:val="left"/>
+      <w:pPr>
+        <w:ind w:left="4320" w:hanging="360"/>
+      </w:pPr>
+      <w:rPr>
+        <w:rFonts w:ascii="Wingdings" w:hAnsi="Wingdings" w:hint="default"/>
+      </w:rPr>
+    </w:lvl>
+    <w:lvl w:ilvl="6" w:tplc="4C0A0001" w:tentative="1">
+      <w:start w:val="1"/>
+      <w:numFmt w:val="bullet"/>
+      <w:lvlText w:val=""/>
+      <w:lvlJc w:val="left"/>
+      <w:pPr>
+        <w:ind w:left="5040" w:hanging="360"/>
+      </w:pPr>
+      <w:rPr>
+        <w:rFonts w:ascii="Symbol" w:hAnsi="Symbol" w:hint="default"/>
+      </w:rPr>
+    </w:lvl>
+    <w:lvl w:ilvl="7" w:tplc="4C0A0003" w:tentative="1">
+      <w:start w:val="1"/>
+      <w:numFmt w:val="bullet"/>
+      <w:lvlText w:val="o"/>
+      <w:lvlJc w:val="left"/>
+      <w:pPr>
+        <w:ind w:left="5760" w:hanging="360"/>
+      </w:pPr>
+      <w:rPr>
+        <w:rFonts w:ascii="Courier New" w:hAnsi="Courier New" w:cs="Courier New" w:hint="default"/>
+      </w:rPr>
+    </w:lvl>
+    <w:lvl w:ilvl="8" w:tplc="4C0A0005" w:tentative="1">
+      <w:start w:val="1"/>
+      <w:numFmt w:val="bullet"/>
+      <w:lvlText w:val=""/>
+      <w:lvlJc w:val="left"/>
+      <w:pPr>
+        <w:ind w:left="6480" w:hanging="360"/>
+      </w:pPr>
+      <w:rPr>
+        <w:rFonts w:ascii="Wingdings" w:hAnsi="Wingdings" w:hint="default"/>
+      </w:rPr>
+    </w:lvl>
+  </w:abstractNum>
+  <w:abstractNum w:abstractNumId="19" w15:restartNumberingAfterBreak="0">
     <w:nsid w:val="17427107"/>
     <w:multiLevelType w:val="hybridMultilevel"/>
     <w:tmpl w:val="D2687C54"/>
@@ -21865,7 +26486,7 @@
       </w:rPr>
     </w:lvl>
   </w:abstractNum>
-  <w:abstractNum w:abstractNumId="13" w15:restartNumberingAfterBreak="0">
+  <w:abstractNum w:abstractNumId="20" w15:restartNumberingAfterBreak="0">
     <w:nsid w:val="1771019B"/>
     <w:multiLevelType w:val="hybridMultilevel"/>
     <w:tmpl w:val="70E2FDD6"/>
@@ -21978,7 +26599,7 @@
       </w:rPr>
     </w:lvl>
   </w:abstractNum>
-  <w:abstractNum w:abstractNumId="14" w15:restartNumberingAfterBreak="0">
+  <w:abstractNum w:abstractNumId="21" w15:restartNumberingAfterBreak="0">
     <w:nsid w:val="17BC37FC"/>
     <w:multiLevelType w:val="hybridMultilevel"/>
     <w:tmpl w:val="E9CE3DFC"/>
@@ -22091,7 +26712,7 @@
       </w:pPr>
     </w:lvl>
   </w:abstractNum>
-  <w:abstractNum w:abstractNumId="15" w15:restartNumberingAfterBreak="0">
+  <w:abstractNum w:abstractNumId="22" w15:restartNumberingAfterBreak="0">
     <w:nsid w:val="18715D42"/>
     <w:multiLevelType w:val="hybridMultilevel"/>
     <w:tmpl w:val="FAE0ED1E"/>
@@ -22204,7 +26825,7 @@
       </w:rPr>
     </w:lvl>
   </w:abstractNum>
-  <w:abstractNum w:abstractNumId="16" w15:restartNumberingAfterBreak="0">
+  <w:abstractNum w:abstractNumId="23" w15:restartNumberingAfterBreak="0">
     <w:nsid w:val="1992277A"/>
     <w:multiLevelType w:val="hybridMultilevel"/>
     <w:tmpl w:val="4FC24B0E"/>
@@ -22317,7 +26938,7 @@
       </w:rPr>
     </w:lvl>
   </w:abstractNum>
-  <w:abstractNum w:abstractNumId="17" w15:restartNumberingAfterBreak="0">
+  <w:abstractNum w:abstractNumId="24" w15:restartNumberingAfterBreak="0">
     <w:nsid w:val="1998083B"/>
     <w:multiLevelType w:val="hybridMultilevel"/>
     <w:tmpl w:val="D20A6466"/>
@@ -22430,7 +27051,7 @@
       </w:rPr>
     </w:lvl>
   </w:abstractNum>
-  <w:abstractNum w:abstractNumId="18" w15:restartNumberingAfterBreak="0">
+  <w:abstractNum w:abstractNumId="25" w15:restartNumberingAfterBreak="0">
     <w:nsid w:val="1A4F7473"/>
     <w:multiLevelType w:val="hybridMultilevel"/>
     <w:tmpl w:val="72664D04"/>
@@ -22543,7 +27164,120 @@
       </w:rPr>
     </w:lvl>
   </w:abstractNum>
-  <w:abstractNum w:abstractNumId="19" w15:restartNumberingAfterBreak="0">
+  <w:abstractNum w:abstractNumId="26" w15:restartNumberingAfterBreak="0">
+    <w:nsid w:val="1D3361A1"/>
+    <w:multiLevelType w:val="hybridMultilevel"/>
+    <w:tmpl w:val="3DF06F4A"/>
+    <w:lvl w:ilvl="0" w:tplc="4C0A0001">
+      <w:start w:val="1"/>
+      <w:numFmt w:val="bullet"/>
+      <w:lvlText w:val=""/>
+      <w:lvlJc w:val="left"/>
+      <w:pPr>
+        <w:ind w:left="720" w:hanging="360"/>
+      </w:pPr>
+      <w:rPr>
+        <w:rFonts w:ascii="Symbol" w:hAnsi="Symbol" w:hint="default"/>
+      </w:rPr>
+    </w:lvl>
+    <w:lvl w:ilvl="1" w:tplc="4C0A0003" w:tentative="1">
+      <w:start w:val="1"/>
+      <w:numFmt w:val="bullet"/>
+      <w:lvlText w:val="o"/>
+      <w:lvlJc w:val="left"/>
+      <w:pPr>
+        <w:ind w:left="1440" w:hanging="360"/>
+      </w:pPr>
+      <w:rPr>
+        <w:rFonts w:ascii="Courier New" w:hAnsi="Courier New" w:cs="Courier New" w:hint="default"/>
+      </w:rPr>
+    </w:lvl>
+    <w:lvl w:ilvl="2" w:tplc="4C0A0005" w:tentative="1">
+      <w:start w:val="1"/>
+      <w:numFmt w:val="bullet"/>
+      <w:lvlText w:val=""/>
+      <w:lvlJc w:val="left"/>
+      <w:pPr>
+        <w:ind w:left="2160" w:hanging="360"/>
+      </w:pPr>
+      <w:rPr>
+        <w:rFonts w:ascii="Wingdings" w:hAnsi="Wingdings" w:hint="default"/>
+      </w:rPr>
+    </w:lvl>
+    <w:lvl w:ilvl="3" w:tplc="4C0A0001" w:tentative="1">
+      <w:start w:val="1"/>
+      <w:numFmt w:val="bullet"/>
+      <w:lvlText w:val=""/>
+      <w:lvlJc w:val="left"/>
+      <w:pPr>
+        <w:ind w:left="2880" w:hanging="360"/>
+      </w:pPr>
+      <w:rPr>
+        <w:rFonts w:ascii="Symbol" w:hAnsi="Symbol" w:hint="default"/>
+      </w:rPr>
+    </w:lvl>
+    <w:lvl w:ilvl="4" w:tplc="4C0A0003" w:tentative="1">
+      <w:start w:val="1"/>
+      <w:numFmt w:val="bullet"/>
+      <w:lvlText w:val="o"/>
+      <w:lvlJc w:val="left"/>
+      <w:pPr>
+        <w:ind w:left="3600" w:hanging="360"/>
+      </w:pPr>
+      <w:rPr>
+        <w:rFonts w:ascii="Courier New" w:hAnsi="Courier New" w:cs="Courier New" w:hint="default"/>
+      </w:rPr>
+    </w:lvl>
+    <w:lvl w:ilvl="5" w:tplc="4C0A0005" w:tentative="1">
+      <w:start w:val="1"/>
+      <w:numFmt w:val="bullet"/>
+      <w:lvlText w:val=""/>
+      <w:lvlJc w:val="left"/>
+      <w:pPr>
+        <w:ind w:left="4320" w:hanging="360"/>
+      </w:pPr>
+      <w:rPr>
+        <w:rFonts w:ascii="Wingdings" w:hAnsi="Wingdings" w:hint="default"/>
+      </w:rPr>
+    </w:lvl>
+    <w:lvl w:ilvl="6" w:tplc="4C0A0001" w:tentative="1">
+      <w:start w:val="1"/>
+      <w:numFmt w:val="bullet"/>
+      <w:lvlText w:val=""/>
+      <w:lvlJc w:val="left"/>
+      <w:pPr>
+        <w:ind w:left="5040" w:hanging="360"/>
+      </w:pPr>
+      <w:rPr>
+        <w:rFonts w:ascii="Symbol" w:hAnsi="Symbol" w:hint="default"/>
+      </w:rPr>
+    </w:lvl>
+    <w:lvl w:ilvl="7" w:tplc="4C0A0003" w:tentative="1">
+      <w:start w:val="1"/>
+      <w:numFmt w:val="bullet"/>
+      <w:lvlText w:val="o"/>
+      <w:lvlJc w:val="left"/>
+      <w:pPr>
+        <w:ind w:left="5760" w:hanging="360"/>
+      </w:pPr>
+      <w:rPr>
+        <w:rFonts w:ascii="Courier New" w:hAnsi="Courier New" w:cs="Courier New" w:hint="default"/>
+      </w:rPr>
+    </w:lvl>
+    <w:lvl w:ilvl="8" w:tplc="4C0A0005" w:tentative="1">
+      <w:start w:val="1"/>
+      <w:numFmt w:val="bullet"/>
+      <w:lvlText w:val=""/>
+      <w:lvlJc w:val="left"/>
+      <w:pPr>
+        <w:ind w:left="6480" w:hanging="360"/>
+      </w:pPr>
+      <w:rPr>
+        <w:rFonts w:ascii="Wingdings" w:hAnsi="Wingdings" w:hint="default"/>
+      </w:rPr>
+    </w:lvl>
+  </w:abstractNum>
+  <w:abstractNum w:abstractNumId="27" w15:restartNumberingAfterBreak="0">
     <w:nsid w:val="1E5C575C"/>
     <w:multiLevelType w:val="hybridMultilevel"/>
     <w:tmpl w:val="EB22158C"/>
@@ -22656,7 +27390,7 @@
       </w:rPr>
     </w:lvl>
   </w:abstractNum>
-  <w:abstractNum w:abstractNumId="20" w15:restartNumberingAfterBreak="0">
+  <w:abstractNum w:abstractNumId="28" w15:restartNumberingAfterBreak="0">
     <w:nsid w:val="201623C1"/>
     <w:multiLevelType w:val="hybridMultilevel"/>
     <w:tmpl w:val="CE005078"/>
@@ -22769,7 +27503,7 @@
       </w:rPr>
     </w:lvl>
   </w:abstractNum>
-  <w:abstractNum w:abstractNumId="21" w15:restartNumberingAfterBreak="0">
+  <w:abstractNum w:abstractNumId="29" w15:restartNumberingAfterBreak="0">
     <w:nsid w:val="20F87CCB"/>
     <w:multiLevelType w:val="hybridMultilevel"/>
     <w:tmpl w:val="988CB3DA"/>
@@ -22855,7 +27589,7 @@
       </w:pPr>
     </w:lvl>
   </w:abstractNum>
-  <w:abstractNum w:abstractNumId="22" w15:restartNumberingAfterBreak="0">
+  <w:abstractNum w:abstractNumId="30" w15:restartNumberingAfterBreak="0">
     <w:nsid w:val="28D64C03"/>
     <w:multiLevelType w:val="hybridMultilevel"/>
     <w:tmpl w:val="B0EA7762"/>
@@ -22968,7 +27702,7 @@
       </w:rPr>
     </w:lvl>
   </w:abstractNum>
-  <w:abstractNum w:abstractNumId="23" w15:restartNumberingAfterBreak="0">
+  <w:abstractNum w:abstractNumId="31" w15:restartNumberingAfterBreak="0">
     <w:nsid w:val="291A7CAB"/>
     <w:multiLevelType w:val="hybridMultilevel"/>
     <w:tmpl w:val="061A8730"/>
@@ -23057,7 +27791,7 @@
       </w:pPr>
     </w:lvl>
   </w:abstractNum>
-  <w:abstractNum w:abstractNumId="24" w15:restartNumberingAfterBreak="0">
+  <w:abstractNum w:abstractNumId="32" w15:restartNumberingAfterBreak="0">
     <w:nsid w:val="296F35F0"/>
     <w:multiLevelType w:val="hybridMultilevel"/>
     <w:tmpl w:val="138674EC"/>
@@ -23170,7 +27904,7 @@
       </w:rPr>
     </w:lvl>
   </w:abstractNum>
-  <w:abstractNum w:abstractNumId="25" w15:restartNumberingAfterBreak="0">
+  <w:abstractNum w:abstractNumId="33" w15:restartNumberingAfterBreak="0">
     <w:nsid w:val="2A32771C"/>
     <w:multiLevelType w:val="hybridMultilevel"/>
     <w:tmpl w:val="70584F74"/>
@@ -23283,7 +28017,7 @@
       </w:rPr>
     </w:lvl>
   </w:abstractNum>
-  <w:abstractNum w:abstractNumId="26" w15:restartNumberingAfterBreak="0">
+  <w:abstractNum w:abstractNumId="34" w15:restartNumberingAfterBreak="0">
     <w:nsid w:val="2A732953"/>
     <w:multiLevelType w:val="hybridMultilevel"/>
     <w:tmpl w:val="1444C332"/>
@@ -23396,7 +28130,120 @@
       </w:rPr>
     </w:lvl>
   </w:abstractNum>
-  <w:abstractNum w:abstractNumId="27" w15:restartNumberingAfterBreak="0">
+  <w:abstractNum w:abstractNumId="35" w15:restartNumberingAfterBreak="0">
+    <w:nsid w:val="2D7D6272"/>
+    <w:multiLevelType w:val="hybridMultilevel"/>
+    <w:tmpl w:val="08A02722"/>
+    <w:lvl w:ilvl="0" w:tplc="4C0A0001">
+      <w:start w:val="1"/>
+      <w:numFmt w:val="bullet"/>
+      <w:lvlText w:val=""/>
+      <w:lvlJc w:val="left"/>
+      <w:pPr>
+        <w:ind w:left="720" w:hanging="360"/>
+      </w:pPr>
+      <w:rPr>
+        <w:rFonts w:ascii="Symbol" w:hAnsi="Symbol" w:hint="default"/>
+      </w:rPr>
+    </w:lvl>
+    <w:lvl w:ilvl="1" w:tplc="4C0A0003" w:tentative="1">
+      <w:start w:val="1"/>
+      <w:numFmt w:val="bullet"/>
+      <w:lvlText w:val="o"/>
+      <w:lvlJc w:val="left"/>
+      <w:pPr>
+        <w:ind w:left="1440" w:hanging="360"/>
+      </w:pPr>
+      <w:rPr>
+        <w:rFonts w:ascii="Courier New" w:hAnsi="Courier New" w:cs="Courier New" w:hint="default"/>
+      </w:rPr>
+    </w:lvl>
+    <w:lvl w:ilvl="2" w:tplc="4C0A0005" w:tentative="1">
+      <w:start w:val="1"/>
+      <w:numFmt w:val="bullet"/>
+      <w:lvlText w:val=""/>
+      <w:lvlJc w:val="left"/>
+      <w:pPr>
+        <w:ind w:left="2160" w:hanging="360"/>
+      </w:pPr>
+      <w:rPr>
+        <w:rFonts w:ascii="Wingdings" w:hAnsi="Wingdings" w:hint="default"/>
+      </w:rPr>
+    </w:lvl>
+    <w:lvl w:ilvl="3" w:tplc="4C0A0001" w:tentative="1">
+      <w:start w:val="1"/>
+      <w:numFmt w:val="bullet"/>
+      <w:lvlText w:val=""/>
+      <w:lvlJc w:val="left"/>
+      <w:pPr>
+        <w:ind w:left="2880" w:hanging="360"/>
+      </w:pPr>
+      <w:rPr>
+        <w:rFonts w:ascii="Symbol" w:hAnsi="Symbol" w:hint="default"/>
+      </w:rPr>
+    </w:lvl>
+    <w:lvl w:ilvl="4" w:tplc="4C0A0003" w:tentative="1">
+      <w:start w:val="1"/>
+      <w:numFmt w:val="bullet"/>
+      <w:lvlText w:val="o"/>
+      <w:lvlJc w:val="left"/>
+      <w:pPr>
+        <w:ind w:left="3600" w:hanging="360"/>
+      </w:pPr>
+      <w:rPr>
+        <w:rFonts w:ascii="Courier New" w:hAnsi="Courier New" w:cs="Courier New" w:hint="default"/>
+      </w:rPr>
+    </w:lvl>
+    <w:lvl w:ilvl="5" w:tplc="4C0A0005" w:tentative="1">
+      <w:start w:val="1"/>
+      <w:numFmt w:val="bullet"/>
+      <w:lvlText w:val=""/>
+      <w:lvlJc w:val="left"/>
+      <w:pPr>
+        <w:ind w:left="4320" w:hanging="360"/>
+      </w:pPr>
+      <w:rPr>
+        <w:rFonts w:ascii="Wingdings" w:hAnsi="Wingdings" w:hint="default"/>
+      </w:rPr>
+    </w:lvl>
+    <w:lvl w:ilvl="6" w:tplc="4C0A0001" w:tentative="1">
+      <w:start w:val="1"/>
+      <w:numFmt w:val="bullet"/>
+      <w:lvlText w:val=""/>
+      <w:lvlJc w:val="left"/>
+      <w:pPr>
+        <w:ind w:left="5040" w:hanging="360"/>
+      </w:pPr>
+      <w:rPr>
+        <w:rFonts w:ascii="Symbol" w:hAnsi="Symbol" w:hint="default"/>
+      </w:rPr>
+    </w:lvl>
+    <w:lvl w:ilvl="7" w:tplc="4C0A0003" w:tentative="1">
+      <w:start w:val="1"/>
+      <w:numFmt w:val="bullet"/>
+      <w:lvlText w:val="o"/>
+      <w:lvlJc w:val="left"/>
+      <w:pPr>
+        <w:ind w:left="5760" w:hanging="360"/>
+      </w:pPr>
+      <w:rPr>
+        <w:rFonts w:ascii="Courier New" w:hAnsi="Courier New" w:cs="Courier New" w:hint="default"/>
+      </w:rPr>
+    </w:lvl>
+    <w:lvl w:ilvl="8" w:tplc="4C0A0005" w:tentative="1">
+      <w:start w:val="1"/>
+      <w:numFmt w:val="bullet"/>
+      <w:lvlText w:val=""/>
+      <w:lvlJc w:val="left"/>
+      <w:pPr>
+        <w:ind w:left="6480" w:hanging="360"/>
+      </w:pPr>
+      <w:rPr>
+        <w:rFonts w:ascii="Wingdings" w:hAnsi="Wingdings" w:hint="default"/>
+      </w:rPr>
+    </w:lvl>
+  </w:abstractNum>
+  <w:abstractNum w:abstractNumId="36" w15:restartNumberingAfterBreak="0">
     <w:nsid w:val="2D973B86"/>
     <w:multiLevelType w:val="hybridMultilevel"/>
     <w:tmpl w:val="A65CC574"/>
@@ -23482,7 +28329,7 @@
       </w:pPr>
     </w:lvl>
   </w:abstractNum>
-  <w:abstractNum w:abstractNumId="28" w15:restartNumberingAfterBreak="0">
+  <w:abstractNum w:abstractNumId="37" w15:restartNumberingAfterBreak="0">
     <w:nsid w:val="2DA70987"/>
     <w:multiLevelType w:val="hybridMultilevel"/>
     <w:tmpl w:val="50D08FA0"/>
@@ -23568,7 +28415,7 @@
       </w:pPr>
     </w:lvl>
   </w:abstractNum>
-  <w:abstractNum w:abstractNumId="29" w15:restartNumberingAfterBreak="0">
+  <w:abstractNum w:abstractNumId="38" w15:restartNumberingAfterBreak="0">
     <w:nsid w:val="2E2E632F"/>
     <w:multiLevelType w:val="hybridMultilevel"/>
     <w:tmpl w:val="A0A21282"/>
@@ -23658,7 +28505,7 @@
       </w:pPr>
     </w:lvl>
   </w:abstractNum>
-  <w:abstractNum w:abstractNumId="30" w15:restartNumberingAfterBreak="0">
+  <w:abstractNum w:abstractNumId="39" w15:restartNumberingAfterBreak="0">
     <w:nsid w:val="2EF239D7"/>
     <w:multiLevelType w:val="hybridMultilevel"/>
     <w:tmpl w:val="6300786E"/>
@@ -23744,7 +28591,7 @@
       </w:pPr>
     </w:lvl>
   </w:abstractNum>
-  <w:abstractNum w:abstractNumId="31" w15:restartNumberingAfterBreak="0">
+  <w:abstractNum w:abstractNumId="40" w15:restartNumberingAfterBreak="0">
     <w:nsid w:val="2FF62121"/>
     <w:multiLevelType w:val="hybridMultilevel"/>
     <w:tmpl w:val="45346C30"/>
@@ -23857,7 +28704,7 @@
       </w:rPr>
     </w:lvl>
   </w:abstractNum>
-  <w:abstractNum w:abstractNumId="32" w15:restartNumberingAfterBreak="0">
+  <w:abstractNum w:abstractNumId="41" w15:restartNumberingAfterBreak="0">
     <w:nsid w:val="300209C1"/>
     <w:multiLevelType w:val="hybridMultilevel"/>
     <w:tmpl w:val="F58811E2"/>
@@ -23970,7 +28817,7 @@
       </w:rPr>
     </w:lvl>
   </w:abstractNum>
-  <w:abstractNum w:abstractNumId="33" w15:restartNumberingAfterBreak="0">
+  <w:abstractNum w:abstractNumId="42" w15:restartNumberingAfterBreak="0">
     <w:nsid w:val="30625021"/>
     <w:multiLevelType w:val="hybridMultilevel"/>
     <w:tmpl w:val="B18A89B4"/>
@@ -24056,7 +28903,7 @@
       </w:pPr>
     </w:lvl>
   </w:abstractNum>
-  <w:abstractNum w:abstractNumId="34" w15:restartNumberingAfterBreak="0">
+  <w:abstractNum w:abstractNumId="43" w15:restartNumberingAfterBreak="0">
     <w:nsid w:val="30DF073F"/>
     <w:multiLevelType w:val="hybridMultilevel"/>
     <w:tmpl w:val="3AEE4BFE"/>
@@ -24142,7 +28989,7 @@
       </w:pPr>
     </w:lvl>
   </w:abstractNum>
-  <w:abstractNum w:abstractNumId="35" w15:restartNumberingAfterBreak="0">
+  <w:abstractNum w:abstractNumId="44" w15:restartNumberingAfterBreak="0">
     <w:nsid w:val="33057DE1"/>
     <w:multiLevelType w:val="hybridMultilevel"/>
     <w:tmpl w:val="AE8EE834"/>
@@ -24231,7 +29078,7 @@
       </w:pPr>
     </w:lvl>
   </w:abstractNum>
-  <w:abstractNum w:abstractNumId="36" w15:restartNumberingAfterBreak="0">
+  <w:abstractNum w:abstractNumId="45" w15:restartNumberingAfterBreak="0">
     <w:nsid w:val="33DB2375"/>
     <w:multiLevelType w:val="hybridMultilevel"/>
     <w:tmpl w:val="E6B44616"/>
@@ -24344,7 +29191,7 @@
       </w:rPr>
     </w:lvl>
   </w:abstractNum>
-  <w:abstractNum w:abstractNumId="37" w15:restartNumberingAfterBreak="0">
+  <w:abstractNum w:abstractNumId="46" w15:restartNumberingAfterBreak="0">
     <w:nsid w:val="34DA469B"/>
     <w:multiLevelType w:val="hybridMultilevel"/>
     <w:tmpl w:val="D98EBDF6"/>
@@ -24430,7 +29277,7 @@
       </w:pPr>
     </w:lvl>
   </w:abstractNum>
-  <w:abstractNum w:abstractNumId="38" w15:restartNumberingAfterBreak="0">
+  <w:abstractNum w:abstractNumId="47" w15:restartNumberingAfterBreak="0">
     <w:nsid w:val="38FF4DC9"/>
     <w:multiLevelType w:val="hybridMultilevel"/>
     <w:tmpl w:val="C34821A8"/>
@@ -24543,7 +29390,7 @@
       </w:rPr>
     </w:lvl>
   </w:abstractNum>
-  <w:abstractNum w:abstractNumId="39" w15:restartNumberingAfterBreak="0">
+  <w:abstractNum w:abstractNumId="48" w15:restartNumberingAfterBreak="0">
     <w:nsid w:val="395E7E61"/>
     <w:multiLevelType w:val="hybridMultilevel"/>
     <w:tmpl w:val="D9F4F1AC"/>
@@ -24632,7 +29479,7 @@
       </w:pPr>
     </w:lvl>
   </w:abstractNum>
-  <w:abstractNum w:abstractNumId="40" w15:restartNumberingAfterBreak="0">
+  <w:abstractNum w:abstractNumId="49" w15:restartNumberingAfterBreak="0">
     <w:nsid w:val="39A70DC4"/>
     <w:multiLevelType w:val="hybridMultilevel"/>
     <w:tmpl w:val="94DE6C50"/>
@@ -24745,7 +29592,7 @@
       </w:rPr>
     </w:lvl>
   </w:abstractNum>
-  <w:abstractNum w:abstractNumId="41" w15:restartNumberingAfterBreak="0">
+  <w:abstractNum w:abstractNumId="50" w15:restartNumberingAfterBreak="0">
     <w:nsid w:val="39BB0CB2"/>
     <w:multiLevelType w:val="hybridMultilevel"/>
     <w:tmpl w:val="783AC05A"/>
@@ -24831,7 +29678,7 @@
       </w:pPr>
     </w:lvl>
   </w:abstractNum>
-  <w:abstractNum w:abstractNumId="42" w15:restartNumberingAfterBreak="0">
+  <w:abstractNum w:abstractNumId="51" w15:restartNumberingAfterBreak="0">
     <w:nsid w:val="39EE10A7"/>
     <w:multiLevelType w:val="multilevel"/>
     <w:tmpl w:val="2F68F5F8"/>
@@ -24951,7 +29798,120 @@
       </w:rPr>
     </w:lvl>
   </w:abstractNum>
-  <w:abstractNum w:abstractNumId="43" w15:restartNumberingAfterBreak="0">
+  <w:abstractNum w:abstractNumId="52" w15:restartNumberingAfterBreak="0">
+    <w:nsid w:val="39F11AED"/>
+    <w:multiLevelType w:val="hybridMultilevel"/>
+    <w:tmpl w:val="7CB829B8"/>
+    <w:lvl w:ilvl="0" w:tplc="4C0A0001">
+      <w:start w:val="1"/>
+      <w:numFmt w:val="bullet"/>
+      <w:lvlText w:val=""/>
+      <w:lvlJc w:val="left"/>
+      <w:pPr>
+        <w:ind w:left="720" w:hanging="360"/>
+      </w:pPr>
+      <w:rPr>
+        <w:rFonts w:ascii="Symbol" w:hAnsi="Symbol" w:hint="default"/>
+      </w:rPr>
+    </w:lvl>
+    <w:lvl w:ilvl="1" w:tplc="4C0A0003" w:tentative="1">
+      <w:start w:val="1"/>
+      <w:numFmt w:val="bullet"/>
+      <w:lvlText w:val="o"/>
+      <w:lvlJc w:val="left"/>
+      <w:pPr>
+        <w:ind w:left="1440" w:hanging="360"/>
+      </w:pPr>
+      <w:rPr>
+        <w:rFonts w:ascii="Courier New" w:hAnsi="Courier New" w:cs="Courier New" w:hint="default"/>
+      </w:rPr>
+    </w:lvl>
+    <w:lvl w:ilvl="2" w:tplc="4C0A0005" w:tentative="1">
+      <w:start w:val="1"/>
+      <w:numFmt w:val="bullet"/>
+      <w:lvlText w:val=""/>
+      <w:lvlJc w:val="left"/>
+      <w:pPr>
+        <w:ind w:left="2160" w:hanging="360"/>
+      </w:pPr>
+      <w:rPr>
+        <w:rFonts w:ascii="Wingdings" w:hAnsi="Wingdings" w:hint="default"/>
+      </w:rPr>
+    </w:lvl>
+    <w:lvl w:ilvl="3" w:tplc="4C0A0001" w:tentative="1">
+      <w:start w:val="1"/>
+      <w:numFmt w:val="bullet"/>
+      <w:lvlText w:val=""/>
+      <w:lvlJc w:val="left"/>
+      <w:pPr>
+        <w:ind w:left="2880" w:hanging="360"/>
+      </w:pPr>
+      <w:rPr>
+        <w:rFonts w:ascii="Symbol" w:hAnsi="Symbol" w:hint="default"/>
+      </w:rPr>
+    </w:lvl>
+    <w:lvl w:ilvl="4" w:tplc="4C0A0003" w:tentative="1">
+      <w:start w:val="1"/>
+      <w:numFmt w:val="bullet"/>
+      <w:lvlText w:val="o"/>
+      <w:lvlJc w:val="left"/>
+      <w:pPr>
+        <w:ind w:left="3600" w:hanging="360"/>
+      </w:pPr>
+      <w:rPr>
+        <w:rFonts w:ascii="Courier New" w:hAnsi="Courier New" w:cs="Courier New" w:hint="default"/>
+      </w:rPr>
+    </w:lvl>
+    <w:lvl w:ilvl="5" w:tplc="4C0A0005" w:tentative="1">
+      <w:start w:val="1"/>
+      <w:numFmt w:val="bullet"/>
+      <w:lvlText w:val=""/>
+      <w:lvlJc w:val="left"/>
+      <w:pPr>
+        <w:ind w:left="4320" w:hanging="360"/>
+      </w:pPr>
+      <w:rPr>
+        <w:rFonts w:ascii="Wingdings" w:hAnsi="Wingdings" w:hint="default"/>
+      </w:rPr>
+    </w:lvl>
+    <w:lvl w:ilvl="6" w:tplc="4C0A0001" w:tentative="1">
+      <w:start w:val="1"/>
+      <w:numFmt w:val="bullet"/>
+      <w:lvlText w:val=""/>
+      <w:lvlJc w:val="left"/>
+      <w:pPr>
+        <w:ind w:left="5040" w:hanging="360"/>
+      </w:pPr>
+      <w:rPr>
+        <w:rFonts w:ascii="Symbol" w:hAnsi="Symbol" w:hint="default"/>
+      </w:rPr>
+    </w:lvl>
+    <w:lvl w:ilvl="7" w:tplc="4C0A0003" w:tentative="1">
+      <w:start w:val="1"/>
+      <w:numFmt w:val="bullet"/>
+      <w:lvlText w:val="o"/>
+      <w:lvlJc w:val="left"/>
+      <w:pPr>
+        <w:ind w:left="5760" w:hanging="360"/>
+      </w:pPr>
+      <w:rPr>
+        <w:rFonts w:ascii="Courier New" w:hAnsi="Courier New" w:cs="Courier New" w:hint="default"/>
+      </w:rPr>
+    </w:lvl>
+    <w:lvl w:ilvl="8" w:tplc="4C0A0005" w:tentative="1">
+      <w:start w:val="1"/>
+      <w:numFmt w:val="bullet"/>
+      <w:lvlText w:val=""/>
+      <w:lvlJc w:val="left"/>
+      <w:pPr>
+        <w:ind w:left="6480" w:hanging="360"/>
+      </w:pPr>
+      <w:rPr>
+        <w:rFonts w:ascii="Wingdings" w:hAnsi="Wingdings" w:hint="default"/>
+      </w:rPr>
+    </w:lvl>
+  </w:abstractNum>
+  <w:abstractNum w:abstractNumId="53" w15:restartNumberingAfterBreak="0">
     <w:nsid w:val="3C7A67C4"/>
     <w:multiLevelType w:val="hybridMultilevel"/>
     <w:tmpl w:val="2DC08194"/>
@@ -25040,7 +30000,7 @@
       </w:pPr>
     </w:lvl>
   </w:abstractNum>
-  <w:abstractNum w:abstractNumId="44" w15:restartNumberingAfterBreak="0">
+  <w:abstractNum w:abstractNumId="54" w15:restartNumberingAfterBreak="0">
     <w:nsid w:val="3D147459"/>
     <w:multiLevelType w:val="hybridMultilevel"/>
     <w:tmpl w:val="6D26D616"/>
@@ -25153,7 +30113,7 @@
       </w:rPr>
     </w:lvl>
   </w:abstractNum>
-  <w:abstractNum w:abstractNumId="45" w15:restartNumberingAfterBreak="0">
+  <w:abstractNum w:abstractNumId="55" w15:restartNumberingAfterBreak="0">
     <w:nsid w:val="3DD84A23"/>
     <w:multiLevelType w:val="hybridMultilevel"/>
     <w:tmpl w:val="B91E476E"/>
@@ -25239,7 +30199,7 @@
       </w:pPr>
     </w:lvl>
   </w:abstractNum>
-  <w:abstractNum w:abstractNumId="46" w15:restartNumberingAfterBreak="0">
+  <w:abstractNum w:abstractNumId="56" w15:restartNumberingAfterBreak="0">
     <w:nsid w:val="3E11639D"/>
     <w:multiLevelType w:val="hybridMultilevel"/>
     <w:tmpl w:val="B510D0CA"/>
@@ -25352,7 +30312,93 @@
       </w:rPr>
     </w:lvl>
   </w:abstractNum>
-  <w:abstractNum w:abstractNumId="47" w15:restartNumberingAfterBreak="0">
+  <w:abstractNum w:abstractNumId="57" w15:restartNumberingAfterBreak="0">
+    <w:nsid w:val="3E772843"/>
+    <w:multiLevelType w:val="hybridMultilevel"/>
+    <w:tmpl w:val="BF0CC522"/>
+    <w:lvl w:ilvl="0" w:tplc="4C0A000F">
+      <w:start w:val="1"/>
+      <w:numFmt w:val="decimal"/>
+      <w:lvlText w:val="%1."/>
+      <w:lvlJc w:val="left"/>
+      <w:pPr>
+        <w:ind w:left="720" w:hanging="360"/>
+      </w:pPr>
+    </w:lvl>
+    <w:lvl w:ilvl="1" w:tplc="4C0A0019" w:tentative="1">
+      <w:start w:val="1"/>
+      <w:numFmt w:val="lowerLetter"/>
+      <w:lvlText w:val="%2."/>
+      <w:lvlJc w:val="left"/>
+      <w:pPr>
+        <w:ind w:left="1440" w:hanging="360"/>
+      </w:pPr>
+    </w:lvl>
+    <w:lvl w:ilvl="2" w:tplc="4C0A001B" w:tentative="1">
+      <w:start w:val="1"/>
+      <w:numFmt w:val="lowerRoman"/>
+      <w:lvlText w:val="%3."/>
+      <w:lvlJc w:val="right"/>
+      <w:pPr>
+        <w:ind w:left="2160" w:hanging="180"/>
+      </w:pPr>
+    </w:lvl>
+    <w:lvl w:ilvl="3" w:tplc="4C0A000F" w:tentative="1">
+      <w:start w:val="1"/>
+      <w:numFmt w:val="decimal"/>
+      <w:lvlText w:val="%4."/>
+      <w:lvlJc w:val="left"/>
+      <w:pPr>
+        <w:ind w:left="2880" w:hanging="360"/>
+      </w:pPr>
+    </w:lvl>
+    <w:lvl w:ilvl="4" w:tplc="4C0A0019" w:tentative="1">
+      <w:start w:val="1"/>
+      <w:numFmt w:val="lowerLetter"/>
+      <w:lvlText w:val="%5."/>
+      <w:lvlJc w:val="left"/>
+      <w:pPr>
+        <w:ind w:left="3600" w:hanging="360"/>
+      </w:pPr>
+    </w:lvl>
+    <w:lvl w:ilvl="5" w:tplc="4C0A001B" w:tentative="1">
+      <w:start w:val="1"/>
+      <w:numFmt w:val="lowerRoman"/>
+      <w:lvlText w:val="%6."/>
+      <w:lvlJc w:val="right"/>
+      <w:pPr>
+        <w:ind w:left="4320" w:hanging="180"/>
+      </w:pPr>
+    </w:lvl>
+    <w:lvl w:ilvl="6" w:tplc="4C0A000F" w:tentative="1">
+      <w:start w:val="1"/>
+      <w:numFmt w:val="decimal"/>
+      <w:lvlText w:val="%7."/>
+      <w:lvlJc w:val="left"/>
+      <w:pPr>
+        <w:ind w:left="5040" w:hanging="360"/>
+      </w:pPr>
+    </w:lvl>
+    <w:lvl w:ilvl="7" w:tplc="4C0A0019" w:tentative="1">
+      <w:start w:val="1"/>
+      <w:numFmt w:val="lowerLetter"/>
+      <w:lvlText w:val="%8."/>
+      <w:lvlJc w:val="left"/>
+      <w:pPr>
+        <w:ind w:left="5760" w:hanging="360"/>
+      </w:pPr>
+    </w:lvl>
+    <w:lvl w:ilvl="8" w:tplc="4C0A001B" w:tentative="1">
+      <w:start w:val="1"/>
+      <w:numFmt w:val="lowerRoman"/>
+      <w:lvlText w:val="%9."/>
+      <w:lvlJc w:val="right"/>
+      <w:pPr>
+        <w:ind w:left="6480" w:hanging="180"/>
+      </w:pPr>
+    </w:lvl>
+  </w:abstractNum>
+  <w:abstractNum w:abstractNumId="58" w15:restartNumberingAfterBreak="0">
     <w:nsid w:val="3FFF4A01"/>
     <w:multiLevelType w:val="hybridMultilevel"/>
     <w:tmpl w:val="9F10D1B6"/>
@@ -25465,7 +30511,93 @@
       </w:rPr>
     </w:lvl>
   </w:abstractNum>
-  <w:abstractNum w:abstractNumId="48" w15:restartNumberingAfterBreak="0">
+  <w:abstractNum w:abstractNumId="59" w15:restartNumberingAfterBreak="0">
+    <w:nsid w:val="41AE7C42"/>
+    <w:multiLevelType w:val="hybridMultilevel"/>
+    <w:tmpl w:val="6522299E"/>
+    <w:lvl w:ilvl="0" w:tplc="4C0A000F">
+      <w:start w:val="1"/>
+      <w:numFmt w:val="decimal"/>
+      <w:lvlText w:val="%1."/>
+      <w:lvlJc w:val="left"/>
+      <w:pPr>
+        <w:ind w:left="720" w:hanging="360"/>
+      </w:pPr>
+    </w:lvl>
+    <w:lvl w:ilvl="1" w:tplc="4C0A0019" w:tentative="1">
+      <w:start w:val="1"/>
+      <w:numFmt w:val="lowerLetter"/>
+      <w:lvlText w:val="%2."/>
+      <w:lvlJc w:val="left"/>
+      <w:pPr>
+        <w:ind w:left="1440" w:hanging="360"/>
+      </w:pPr>
+    </w:lvl>
+    <w:lvl w:ilvl="2" w:tplc="4C0A001B" w:tentative="1">
+      <w:start w:val="1"/>
+      <w:numFmt w:val="lowerRoman"/>
+      <w:lvlText w:val="%3."/>
+      <w:lvlJc w:val="right"/>
+      <w:pPr>
+        <w:ind w:left="2160" w:hanging="180"/>
+      </w:pPr>
+    </w:lvl>
+    <w:lvl w:ilvl="3" w:tplc="4C0A000F" w:tentative="1">
+      <w:start w:val="1"/>
+      <w:numFmt w:val="decimal"/>
+      <w:lvlText w:val="%4."/>
+      <w:lvlJc w:val="left"/>
+      <w:pPr>
+        <w:ind w:left="2880" w:hanging="360"/>
+      </w:pPr>
+    </w:lvl>
+    <w:lvl w:ilvl="4" w:tplc="4C0A0019" w:tentative="1">
+      <w:start w:val="1"/>
+      <w:numFmt w:val="lowerLetter"/>
+      <w:lvlText w:val="%5."/>
+      <w:lvlJc w:val="left"/>
+      <w:pPr>
+        <w:ind w:left="3600" w:hanging="360"/>
+      </w:pPr>
+    </w:lvl>
+    <w:lvl w:ilvl="5" w:tplc="4C0A001B" w:tentative="1">
+      <w:start w:val="1"/>
+      <w:numFmt w:val="lowerRoman"/>
+      <w:lvlText w:val="%6."/>
+      <w:lvlJc w:val="right"/>
+      <w:pPr>
+        <w:ind w:left="4320" w:hanging="180"/>
+      </w:pPr>
+    </w:lvl>
+    <w:lvl w:ilvl="6" w:tplc="4C0A000F" w:tentative="1">
+      <w:start w:val="1"/>
+      <w:numFmt w:val="decimal"/>
+      <w:lvlText w:val="%7."/>
+      <w:lvlJc w:val="left"/>
+      <w:pPr>
+        <w:ind w:left="5040" w:hanging="360"/>
+      </w:pPr>
+    </w:lvl>
+    <w:lvl w:ilvl="7" w:tplc="4C0A0019" w:tentative="1">
+      <w:start w:val="1"/>
+      <w:numFmt w:val="lowerLetter"/>
+      <w:lvlText w:val="%8."/>
+      <w:lvlJc w:val="left"/>
+      <w:pPr>
+        <w:ind w:left="5760" w:hanging="360"/>
+      </w:pPr>
+    </w:lvl>
+    <w:lvl w:ilvl="8" w:tplc="4C0A001B" w:tentative="1">
+      <w:start w:val="1"/>
+      <w:numFmt w:val="lowerRoman"/>
+      <w:lvlText w:val="%9."/>
+      <w:lvlJc w:val="right"/>
+      <w:pPr>
+        <w:ind w:left="6480" w:hanging="180"/>
+      </w:pPr>
+    </w:lvl>
+  </w:abstractNum>
+  <w:abstractNum w:abstractNumId="60" w15:restartNumberingAfterBreak="0">
     <w:nsid w:val="424B7096"/>
     <w:multiLevelType w:val="hybridMultilevel"/>
     <w:tmpl w:val="DE16AE92"/>
@@ -25551,7 +30683,7 @@
       </w:pPr>
     </w:lvl>
   </w:abstractNum>
-  <w:abstractNum w:abstractNumId="49" w15:restartNumberingAfterBreak="0">
+  <w:abstractNum w:abstractNumId="61" w15:restartNumberingAfterBreak="0">
     <w:nsid w:val="43B116CD"/>
     <w:multiLevelType w:val="hybridMultilevel"/>
     <w:tmpl w:val="DA1AA324"/>
@@ -25664,7 +30796,120 @@
       </w:rPr>
     </w:lvl>
   </w:abstractNum>
-  <w:abstractNum w:abstractNumId="50" w15:restartNumberingAfterBreak="0">
+  <w:abstractNum w:abstractNumId="62" w15:restartNumberingAfterBreak="0">
+    <w:nsid w:val="446E77AD"/>
+    <w:multiLevelType w:val="hybridMultilevel"/>
+    <w:tmpl w:val="00CCE9FE"/>
+    <w:lvl w:ilvl="0" w:tplc="4C0A0001">
+      <w:start w:val="1"/>
+      <w:numFmt w:val="bullet"/>
+      <w:lvlText w:val=""/>
+      <w:lvlJc w:val="left"/>
+      <w:pPr>
+        <w:ind w:left="720" w:hanging="360"/>
+      </w:pPr>
+      <w:rPr>
+        <w:rFonts w:ascii="Symbol" w:hAnsi="Symbol" w:hint="default"/>
+      </w:rPr>
+    </w:lvl>
+    <w:lvl w:ilvl="1" w:tplc="4C0A0003" w:tentative="1">
+      <w:start w:val="1"/>
+      <w:numFmt w:val="bullet"/>
+      <w:lvlText w:val="o"/>
+      <w:lvlJc w:val="left"/>
+      <w:pPr>
+        <w:ind w:left="1440" w:hanging="360"/>
+      </w:pPr>
+      <w:rPr>
+        <w:rFonts w:ascii="Courier New" w:hAnsi="Courier New" w:cs="Courier New" w:hint="default"/>
+      </w:rPr>
+    </w:lvl>
+    <w:lvl w:ilvl="2" w:tplc="4C0A0005" w:tentative="1">
+      <w:start w:val="1"/>
+      <w:numFmt w:val="bullet"/>
+      <w:lvlText w:val=""/>
+      <w:lvlJc w:val="left"/>
+      <w:pPr>
+        <w:ind w:left="2160" w:hanging="360"/>
+      </w:pPr>
+      <w:rPr>
+        <w:rFonts w:ascii="Wingdings" w:hAnsi="Wingdings" w:hint="default"/>
+      </w:rPr>
+    </w:lvl>
+    <w:lvl w:ilvl="3" w:tplc="4C0A0001" w:tentative="1">
+      <w:start w:val="1"/>
+      <w:numFmt w:val="bullet"/>
+      <w:lvlText w:val=""/>
+      <w:lvlJc w:val="left"/>
+      <w:pPr>
+        <w:ind w:left="2880" w:hanging="360"/>
+      </w:pPr>
+      <w:rPr>
+        <w:rFonts w:ascii="Symbol" w:hAnsi="Symbol" w:hint="default"/>
+      </w:rPr>
+    </w:lvl>
+    <w:lvl w:ilvl="4" w:tplc="4C0A0003" w:tentative="1">
+      <w:start w:val="1"/>
+      <w:numFmt w:val="bullet"/>
+      <w:lvlText w:val="o"/>
+      <w:lvlJc w:val="left"/>
+      <w:pPr>
+        <w:ind w:left="3600" w:hanging="360"/>
+      </w:pPr>
+      <w:rPr>
+        <w:rFonts w:ascii="Courier New" w:hAnsi="Courier New" w:cs="Courier New" w:hint="default"/>
+      </w:rPr>
+    </w:lvl>
+    <w:lvl w:ilvl="5" w:tplc="4C0A0005" w:tentative="1">
+      <w:start w:val="1"/>
+      <w:numFmt w:val="bullet"/>
+      <w:lvlText w:val=""/>
+      <w:lvlJc w:val="left"/>
+      <w:pPr>
+        <w:ind w:left="4320" w:hanging="360"/>
+      </w:pPr>
+      <w:rPr>
+        <w:rFonts w:ascii="Wingdings" w:hAnsi="Wingdings" w:hint="default"/>
+      </w:rPr>
+    </w:lvl>
+    <w:lvl w:ilvl="6" w:tplc="4C0A0001" w:tentative="1">
+      <w:start w:val="1"/>
+      <w:numFmt w:val="bullet"/>
+      <w:lvlText w:val=""/>
+      <w:lvlJc w:val="left"/>
+      <w:pPr>
+        <w:ind w:left="5040" w:hanging="360"/>
+      </w:pPr>
+      <w:rPr>
+        <w:rFonts w:ascii="Symbol" w:hAnsi="Symbol" w:hint="default"/>
+      </w:rPr>
+    </w:lvl>
+    <w:lvl w:ilvl="7" w:tplc="4C0A0003" w:tentative="1">
+      <w:start w:val="1"/>
+      <w:numFmt w:val="bullet"/>
+      <w:lvlText w:val="o"/>
+      <w:lvlJc w:val="left"/>
+      <w:pPr>
+        <w:ind w:left="5760" w:hanging="360"/>
+      </w:pPr>
+      <w:rPr>
+        <w:rFonts w:ascii="Courier New" w:hAnsi="Courier New" w:cs="Courier New" w:hint="default"/>
+      </w:rPr>
+    </w:lvl>
+    <w:lvl w:ilvl="8" w:tplc="4C0A0005" w:tentative="1">
+      <w:start w:val="1"/>
+      <w:numFmt w:val="bullet"/>
+      <w:lvlText w:val=""/>
+      <w:lvlJc w:val="left"/>
+      <w:pPr>
+        <w:ind w:left="6480" w:hanging="360"/>
+      </w:pPr>
+      <w:rPr>
+        <w:rFonts w:ascii="Wingdings" w:hAnsi="Wingdings" w:hint="default"/>
+      </w:rPr>
+    </w:lvl>
+  </w:abstractNum>
+  <w:abstractNum w:abstractNumId="63" w15:restartNumberingAfterBreak="0">
     <w:nsid w:val="44DC5DAC"/>
     <w:multiLevelType w:val="hybridMultilevel"/>
     <w:tmpl w:val="D63094BC"/>
@@ -25750,7 +30995,7 @@
       </w:pPr>
     </w:lvl>
   </w:abstractNum>
-  <w:abstractNum w:abstractNumId="51" w15:restartNumberingAfterBreak="0">
+  <w:abstractNum w:abstractNumId="64" w15:restartNumberingAfterBreak="0">
     <w:nsid w:val="44EE1054"/>
     <w:multiLevelType w:val="hybridMultilevel"/>
     <w:tmpl w:val="3DE606C6"/>
@@ -25863,7 +31108,7 @@
       </w:rPr>
     </w:lvl>
   </w:abstractNum>
-  <w:abstractNum w:abstractNumId="52" w15:restartNumberingAfterBreak="0">
+  <w:abstractNum w:abstractNumId="65" w15:restartNumberingAfterBreak="0">
     <w:nsid w:val="450C1298"/>
     <w:multiLevelType w:val="hybridMultilevel"/>
     <w:tmpl w:val="2710D51C"/>
@@ -25976,7 +31221,7 @@
       </w:rPr>
     </w:lvl>
   </w:abstractNum>
-  <w:abstractNum w:abstractNumId="53" w15:restartNumberingAfterBreak="0">
+  <w:abstractNum w:abstractNumId="66" w15:restartNumberingAfterBreak="0">
     <w:nsid w:val="45D8414C"/>
     <w:multiLevelType w:val="hybridMultilevel"/>
     <w:tmpl w:val="75744F8A"/>
@@ -26062,7 +31307,7 @@
       </w:pPr>
     </w:lvl>
   </w:abstractNum>
-  <w:abstractNum w:abstractNumId="54" w15:restartNumberingAfterBreak="0">
+  <w:abstractNum w:abstractNumId="67" w15:restartNumberingAfterBreak="0">
     <w:nsid w:val="45E24109"/>
     <w:multiLevelType w:val="hybridMultilevel"/>
     <w:tmpl w:val="55E00D5E"/>
@@ -26151,7 +31396,7 @@
       </w:pPr>
     </w:lvl>
   </w:abstractNum>
-  <w:abstractNum w:abstractNumId="55" w15:restartNumberingAfterBreak="0">
+  <w:abstractNum w:abstractNumId="68" w15:restartNumberingAfterBreak="0">
     <w:nsid w:val="47D91536"/>
     <w:multiLevelType w:val="hybridMultilevel"/>
     <w:tmpl w:val="D40C5102"/>
@@ -26237,7 +31482,7 @@
       </w:pPr>
     </w:lvl>
   </w:abstractNum>
-  <w:abstractNum w:abstractNumId="56" w15:restartNumberingAfterBreak="0">
+  <w:abstractNum w:abstractNumId="69" w15:restartNumberingAfterBreak="0">
     <w:nsid w:val="480E7375"/>
     <w:multiLevelType w:val="hybridMultilevel"/>
     <w:tmpl w:val="3CFAA43A"/>
@@ -26350,7 +31595,93 @@
       </w:rPr>
     </w:lvl>
   </w:abstractNum>
-  <w:abstractNum w:abstractNumId="57" w15:restartNumberingAfterBreak="0">
+  <w:abstractNum w:abstractNumId="70" w15:restartNumberingAfterBreak="0">
+    <w:nsid w:val="49674B20"/>
+    <w:multiLevelType w:val="hybridMultilevel"/>
+    <w:tmpl w:val="A03CA4AA"/>
+    <w:lvl w:ilvl="0" w:tplc="4C0A000F">
+      <w:start w:val="1"/>
+      <w:numFmt w:val="decimal"/>
+      <w:lvlText w:val="%1."/>
+      <w:lvlJc w:val="left"/>
+      <w:pPr>
+        <w:ind w:left="720" w:hanging="360"/>
+      </w:pPr>
+    </w:lvl>
+    <w:lvl w:ilvl="1" w:tplc="4C0A0019" w:tentative="1">
+      <w:start w:val="1"/>
+      <w:numFmt w:val="lowerLetter"/>
+      <w:lvlText w:val="%2."/>
+      <w:lvlJc w:val="left"/>
+      <w:pPr>
+        <w:ind w:left="1440" w:hanging="360"/>
+      </w:pPr>
+    </w:lvl>
+    <w:lvl w:ilvl="2" w:tplc="4C0A001B" w:tentative="1">
+      <w:start w:val="1"/>
+      <w:numFmt w:val="lowerRoman"/>
+      <w:lvlText w:val="%3."/>
+      <w:lvlJc w:val="right"/>
+      <w:pPr>
+        <w:ind w:left="2160" w:hanging="180"/>
+      </w:pPr>
+    </w:lvl>
+    <w:lvl w:ilvl="3" w:tplc="4C0A000F" w:tentative="1">
+      <w:start w:val="1"/>
+      <w:numFmt w:val="decimal"/>
+      <w:lvlText w:val="%4."/>
+      <w:lvlJc w:val="left"/>
+      <w:pPr>
+        <w:ind w:left="2880" w:hanging="360"/>
+      </w:pPr>
+    </w:lvl>
+    <w:lvl w:ilvl="4" w:tplc="4C0A0019" w:tentative="1">
+      <w:start w:val="1"/>
+      <w:numFmt w:val="lowerLetter"/>
+      <w:lvlText w:val="%5."/>
+      <w:lvlJc w:val="left"/>
+      <w:pPr>
+        <w:ind w:left="3600" w:hanging="360"/>
+      </w:pPr>
+    </w:lvl>
+    <w:lvl w:ilvl="5" w:tplc="4C0A001B" w:tentative="1">
+      <w:start w:val="1"/>
+      <w:numFmt w:val="lowerRoman"/>
+      <w:lvlText w:val="%6."/>
+      <w:lvlJc w:val="right"/>
+      <w:pPr>
+        <w:ind w:left="4320" w:hanging="180"/>
+      </w:pPr>
+    </w:lvl>
+    <w:lvl w:ilvl="6" w:tplc="4C0A000F" w:tentative="1">
+      <w:start w:val="1"/>
+      <w:numFmt w:val="decimal"/>
+      <w:lvlText w:val="%7."/>
+      <w:lvlJc w:val="left"/>
+      <w:pPr>
+        <w:ind w:left="5040" w:hanging="360"/>
+      </w:pPr>
+    </w:lvl>
+    <w:lvl w:ilvl="7" w:tplc="4C0A0019" w:tentative="1">
+      <w:start w:val="1"/>
+      <w:numFmt w:val="lowerLetter"/>
+      <w:lvlText w:val="%8."/>
+      <w:lvlJc w:val="left"/>
+      <w:pPr>
+        <w:ind w:left="5760" w:hanging="360"/>
+      </w:pPr>
+    </w:lvl>
+    <w:lvl w:ilvl="8" w:tplc="4C0A001B" w:tentative="1">
+      <w:start w:val="1"/>
+      <w:numFmt w:val="lowerRoman"/>
+      <w:lvlText w:val="%9."/>
+      <w:lvlJc w:val="right"/>
+      <w:pPr>
+        <w:ind w:left="6480" w:hanging="180"/>
+      </w:pPr>
+    </w:lvl>
+  </w:abstractNum>
+  <w:abstractNum w:abstractNumId="71" w15:restartNumberingAfterBreak="0">
     <w:nsid w:val="4BA11B65"/>
     <w:multiLevelType w:val="hybridMultilevel"/>
     <w:tmpl w:val="31CE095C"/>
@@ -26463,7 +31794,7 @@
       </w:rPr>
     </w:lvl>
   </w:abstractNum>
-  <w:abstractNum w:abstractNumId="58" w15:restartNumberingAfterBreak="0">
+  <w:abstractNum w:abstractNumId="72" w15:restartNumberingAfterBreak="0">
     <w:nsid w:val="4C38343E"/>
     <w:multiLevelType w:val="hybridMultilevel"/>
     <w:tmpl w:val="BABA0ABC"/>
@@ -26576,7 +31907,7 @@
       </w:rPr>
     </w:lvl>
   </w:abstractNum>
-  <w:abstractNum w:abstractNumId="59" w15:restartNumberingAfterBreak="0">
+  <w:abstractNum w:abstractNumId="73" w15:restartNumberingAfterBreak="0">
     <w:nsid w:val="4CB6311C"/>
     <w:multiLevelType w:val="hybridMultilevel"/>
     <w:tmpl w:val="74AA028A"/>
@@ -26689,7 +32020,7 @@
       </w:rPr>
     </w:lvl>
   </w:abstractNum>
-  <w:abstractNum w:abstractNumId="60" w15:restartNumberingAfterBreak="0">
+  <w:abstractNum w:abstractNumId="74" w15:restartNumberingAfterBreak="0">
     <w:nsid w:val="4F327557"/>
     <w:multiLevelType w:val="hybridMultilevel"/>
     <w:tmpl w:val="AF1C3BA6"/>
@@ -26802,7 +32133,7 @@
       </w:rPr>
     </w:lvl>
   </w:abstractNum>
-  <w:abstractNum w:abstractNumId="61" w15:restartNumberingAfterBreak="0">
+  <w:abstractNum w:abstractNumId="75" w15:restartNumberingAfterBreak="0">
     <w:nsid w:val="50255093"/>
     <w:multiLevelType w:val="hybridMultilevel"/>
     <w:tmpl w:val="D6A40AC0"/>
@@ -26915,7 +32246,120 @@
       </w:rPr>
     </w:lvl>
   </w:abstractNum>
-  <w:abstractNum w:abstractNumId="62" w15:restartNumberingAfterBreak="0">
+  <w:abstractNum w:abstractNumId="76" w15:restartNumberingAfterBreak="0">
+    <w:nsid w:val="51560D6E"/>
+    <w:multiLevelType w:val="hybridMultilevel"/>
+    <w:tmpl w:val="D9763488"/>
+    <w:lvl w:ilvl="0" w:tplc="4C0A0001">
+      <w:start w:val="1"/>
+      <w:numFmt w:val="bullet"/>
+      <w:lvlText w:val=""/>
+      <w:lvlJc w:val="left"/>
+      <w:pPr>
+        <w:ind w:left="720" w:hanging="360"/>
+      </w:pPr>
+      <w:rPr>
+        <w:rFonts w:ascii="Symbol" w:hAnsi="Symbol" w:hint="default"/>
+      </w:rPr>
+    </w:lvl>
+    <w:lvl w:ilvl="1" w:tplc="4C0A0003" w:tentative="1">
+      <w:start w:val="1"/>
+      <w:numFmt w:val="bullet"/>
+      <w:lvlText w:val="o"/>
+      <w:lvlJc w:val="left"/>
+      <w:pPr>
+        <w:ind w:left="1440" w:hanging="360"/>
+      </w:pPr>
+      <w:rPr>
+        <w:rFonts w:ascii="Courier New" w:hAnsi="Courier New" w:cs="Courier New" w:hint="default"/>
+      </w:rPr>
+    </w:lvl>
+    <w:lvl w:ilvl="2" w:tplc="4C0A0005" w:tentative="1">
+      <w:start w:val="1"/>
+      <w:numFmt w:val="bullet"/>
+      <w:lvlText w:val=""/>
+      <w:lvlJc w:val="left"/>
+      <w:pPr>
+        <w:ind w:left="2160" w:hanging="360"/>
+      </w:pPr>
+      <w:rPr>
+        <w:rFonts w:ascii="Wingdings" w:hAnsi="Wingdings" w:hint="default"/>
+      </w:rPr>
+    </w:lvl>
+    <w:lvl w:ilvl="3" w:tplc="4C0A0001" w:tentative="1">
+      <w:start w:val="1"/>
+      <w:numFmt w:val="bullet"/>
+      <w:lvlText w:val=""/>
+      <w:lvlJc w:val="left"/>
+      <w:pPr>
+        <w:ind w:left="2880" w:hanging="360"/>
+      </w:pPr>
+      <w:rPr>
+        <w:rFonts w:ascii="Symbol" w:hAnsi="Symbol" w:hint="default"/>
+      </w:rPr>
+    </w:lvl>
+    <w:lvl w:ilvl="4" w:tplc="4C0A0003" w:tentative="1">
+      <w:start w:val="1"/>
+      <w:numFmt w:val="bullet"/>
+      <w:lvlText w:val="o"/>
+      <w:lvlJc w:val="left"/>
+      <w:pPr>
+        <w:ind w:left="3600" w:hanging="360"/>
+      </w:pPr>
+      <w:rPr>
+        <w:rFonts w:ascii="Courier New" w:hAnsi="Courier New" w:cs="Courier New" w:hint="default"/>
+      </w:rPr>
+    </w:lvl>
+    <w:lvl w:ilvl="5" w:tplc="4C0A0005" w:tentative="1">
+      <w:start w:val="1"/>
+      <w:numFmt w:val="bullet"/>
+      <w:lvlText w:val=""/>
+      <w:lvlJc w:val="left"/>
+      <w:pPr>
+        <w:ind w:left="4320" w:hanging="360"/>
+      </w:pPr>
+      <w:rPr>
+        <w:rFonts w:ascii="Wingdings" w:hAnsi="Wingdings" w:hint="default"/>
+      </w:rPr>
+    </w:lvl>
+    <w:lvl w:ilvl="6" w:tplc="4C0A0001" w:tentative="1">
+      <w:start w:val="1"/>
+      <w:numFmt w:val="bullet"/>
+      <w:lvlText w:val=""/>
+      <w:lvlJc w:val="left"/>
+      <w:pPr>
+        <w:ind w:left="5040" w:hanging="360"/>
+      </w:pPr>
+      <w:rPr>
+        <w:rFonts w:ascii="Symbol" w:hAnsi="Symbol" w:hint="default"/>
+      </w:rPr>
+    </w:lvl>
+    <w:lvl w:ilvl="7" w:tplc="4C0A0003" w:tentative="1">
+      <w:start w:val="1"/>
+      <w:numFmt w:val="bullet"/>
+      <w:lvlText w:val="o"/>
+      <w:lvlJc w:val="left"/>
+      <w:pPr>
+        <w:ind w:left="5760" w:hanging="360"/>
+      </w:pPr>
+      <w:rPr>
+        <w:rFonts w:ascii="Courier New" w:hAnsi="Courier New" w:cs="Courier New" w:hint="default"/>
+      </w:rPr>
+    </w:lvl>
+    <w:lvl w:ilvl="8" w:tplc="4C0A0005" w:tentative="1">
+      <w:start w:val="1"/>
+      <w:numFmt w:val="bullet"/>
+      <w:lvlText w:val=""/>
+      <w:lvlJc w:val="left"/>
+      <w:pPr>
+        <w:ind w:left="6480" w:hanging="360"/>
+      </w:pPr>
+      <w:rPr>
+        <w:rFonts w:ascii="Wingdings" w:hAnsi="Wingdings" w:hint="default"/>
+      </w:rPr>
+    </w:lvl>
+  </w:abstractNum>
+  <w:abstractNum w:abstractNumId="77" w15:restartNumberingAfterBreak="0">
     <w:nsid w:val="52C225F1"/>
     <w:multiLevelType w:val="hybridMultilevel"/>
     <w:tmpl w:val="71183608"/>
@@ -27004,7 +32448,7 @@
       </w:pPr>
     </w:lvl>
   </w:abstractNum>
-  <w:abstractNum w:abstractNumId="63" w15:restartNumberingAfterBreak="0">
+  <w:abstractNum w:abstractNumId="78" w15:restartNumberingAfterBreak="0">
     <w:nsid w:val="554E5941"/>
     <w:multiLevelType w:val="hybridMultilevel"/>
     <w:tmpl w:val="8534A278"/>
@@ -27090,7 +32534,120 @@
       </w:pPr>
     </w:lvl>
   </w:abstractNum>
-  <w:abstractNum w:abstractNumId="64" w15:restartNumberingAfterBreak="0">
+  <w:abstractNum w:abstractNumId="79" w15:restartNumberingAfterBreak="0">
+    <w:nsid w:val="5574090C"/>
+    <w:multiLevelType w:val="hybridMultilevel"/>
+    <w:tmpl w:val="6DCC8748"/>
+    <w:lvl w:ilvl="0" w:tplc="4C0A0001">
+      <w:start w:val="1"/>
+      <w:numFmt w:val="bullet"/>
+      <w:lvlText w:val=""/>
+      <w:lvlJc w:val="left"/>
+      <w:pPr>
+        <w:ind w:left="720" w:hanging="360"/>
+      </w:pPr>
+      <w:rPr>
+        <w:rFonts w:ascii="Symbol" w:hAnsi="Symbol" w:hint="default"/>
+      </w:rPr>
+    </w:lvl>
+    <w:lvl w:ilvl="1" w:tplc="4C0A0003" w:tentative="1">
+      <w:start w:val="1"/>
+      <w:numFmt w:val="bullet"/>
+      <w:lvlText w:val="o"/>
+      <w:lvlJc w:val="left"/>
+      <w:pPr>
+        <w:ind w:left="1440" w:hanging="360"/>
+      </w:pPr>
+      <w:rPr>
+        <w:rFonts w:ascii="Courier New" w:hAnsi="Courier New" w:cs="Courier New" w:hint="default"/>
+      </w:rPr>
+    </w:lvl>
+    <w:lvl w:ilvl="2" w:tplc="4C0A0005" w:tentative="1">
+      <w:start w:val="1"/>
+      <w:numFmt w:val="bullet"/>
+      <w:lvlText w:val=""/>
+      <w:lvlJc w:val="left"/>
+      <w:pPr>
+        <w:ind w:left="2160" w:hanging="360"/>
+      </w:pPr>
+      <w:rPr>
+        <w:rFonts w:ascii="Wingdings" w:hAnsi="Wingdings" w:hint="default"/>
+      </w:rPr>
+    </w:lvl>
+    <w:lvl w:ilvl="3" w:tplc="4C0A0001" w:tentative="1">
+      <w:start w:val="1"/>
+      <w:numFmt w:val="bullet"/>
+      <w:lvlText w:val=""/>
+      <w:lvlJc w:val="left"/>
+      <w:pPr>
+        <w:ind w:left="2880" w:hanging="360"/>
+      </w:pPr>
+      <w:rPr>
+        <w:rFonts w:ascii="Symbol" w:hAnsi="Symbol" w:hint="default"/>
+      </w:rPr>
+    </w:lvl>
+    <w:lvl w:ilvl="4" w:tplc="4C0A0003" w:tentative="1">
+      <w:start w:val="1"/>
+      <w:numFmt w:val="bullet"/>
+      <w:lvlText w:val="o"/>
+      <w:lvlJc w:val="left"/>
+      <w:pPr>
+        <w:ind w:left="3600" w:hanging="360"/>
+      </w:pPr>
+      <w:rPr>
+        <w:rFonts w:ascii="Courier New" w:hAnsi="Courier New" w:cs="Courier New" w:hint="default"/>
+      </w:rPr>
+    </w:lvl>
+    <w:lvl w:ilvl="5" w:tplc="4C0A0005" w:tentative="1">
+      <w:start w:val="1"/>
+      <w:numFmt w:val="bullet"/>
+      <w:lvlText w:val=""/>
+      <w:lvlJc w:val="left"/>
+      <w:pPr>
+        <w:ind w:left="4320" w:hanging="360"/>
+      </w:pPr>
+      <w:rPr>
+        <w:rFonts w:ascii="Wingdings" w:hAnsi="Wingdings" w:hint="default"/>
+      </w:rPr>
+    </w:lvl>
+    <w:lvl w:ilvl="6" w:tplc="4C0A0001" w:tentative="1">
+      <w:start w:val="1"/>
+      <w:numFmt w:val="bullet"/>
+      <w:lvlText w:val=""/>
+      <w:lvlJc w:val="left"/>
+      <w:pPr>
+        <w:ind w:left="5040" w:hanging="360"/>
+      </w:pPr>
+      <w:rPr>
+        <w:rFonts w:ascii="Symbol" w:hAnsi="Symbol" w:hint="default"/>
+      </w:rPr>
+    </w:lvl>
+    <w:lvl w:ilvl="7" w:tplc="4C0A0003" w:tentative="1">
+      <w:start w:val="1"/>
+      <w:numFmt w:val="bullet"/>
+      <w:lvlText w:val="o"/>
+      <w:lvlJc w:val="left"/>
+      <w:pPr>
+        <w:ind w:left="5760" w:hanging="360"/>
+      </w:pPr>
+      <w:rPr>
+        <w:rFonts w:ascii="Courier New" w:hAnsi="Courier New" w:cs="Courier New" w:hint="default"/>
+      </w:rPr>
+    </w:lvl>
+    <w:lvl w:ilvl="8" w:tplc="4C0A0005" w:tentative="1">
+      <w:start w:val="1"/>
+      <w:numFmt w:val="bullet"/>
+      <w:lvlText w:val=""/>
+      <w:lvlJc w:val="left"/>
+      <w:pPr>
+        <w:ind w:left="6480" w:hanging="360"/>
+      </w:pPr>
+      <w:rPr>
+        <w:rFonts w:ascii="Wingdings" w:hAnsi="Wingdings" w:hint="default"/>
+      </w:rPr>
+    </w:lvl>
+  </w:abstractNum>
+  <w:abstractNum w:abstractNumId="80" w15:restartNumberingAfterBreak="0">
     <w:nsid w:val="5DAB2908"/>
     <w:multiLevelType w:val="hybridMultilevel"/>
     <w:tmpl w:val="A72E3B04"/>
@@ -27230,7 +32787,7 @@
       </w:rPr>
     </w:lvl>
   </w:abstractNum>
-  <w:abstractNum w:abstractNumId="65" w15:restartNumberingAfterBreak="0">
+  <w:abstractNum w:abstractNumId="81" w15:restartNumberingAfterBreak="0">
     <w:nsid w:val="5E8279F1"/>
     <w:multiLevelType w:val="hybridMultilevel"/>
     <w:tmpl w:val="D450C344"/>
@@ -27343,7 +32900,7 @@
       </w:rPr>
     </w:lvl>
   </w:abstractNum>
-  <w:abstractNum w:abstractNumId="66" w15:restartNumberingAfterBreak="0">
+  <w:abstractNum w:abstractNumId="82" w15:restartNumberingAfterBreak="0">
     <w:nsid w:val="5E8E2758"/>
     <w:multiLevelType w:val="hybridMultilevel"/>
     <w:tmpl w:val="1E644314"/>
@@ -27456,7 +33013,7 @@
       </w:rPr>
     </w:lvl>
   </w:abstractNum>
-  <w:abstractNum w:abstractNumId="67" w15:restartNumberingAfterBreak="0">
+  <w:abstractNum w:abstractNumId="83" w15:restartNumberingAfterBreak="0">
     <w:nsid w:val="60172D06"/>
     <w:multiLevelType w:val="hybridMultilevel"/>
     <w:tmpl w:val="D3285756"/>
@@ -27596,7 +33153,7 @@
       </w:rPr>
     </w:lvl>
   </w:abstractNum>
-  <w:abstractNum w:abstractNumId="68" w15:restartNumberingAfterBreak="0">
+  <w:abstractNum w:abstractNumId="84" w15:restartNumberingAfterBreak="0">
     <w:nsid w:val="60F32876"/>
     <w:multiLevelType w:val="hybridMultilevel"/>
     <w:tmpl w:val="CF545A0E"/>
@@ -27709,7 +33266,7 @@
       </w:rPr>
     </w:lvl>
   </w:abstractNum>
-  <w:abstractNum w:abstractNumId="69" w15:restartNumberingAfterBreak="0">
+  <w:abstractNum w:abstractNumId="85" w15:restartNumberingAfterBreak="0">
     <w:nsid w:val="624121CC"/>
     <w:multiLevelType w:val="hybridMultilevel"/>
     <w:tmpl w:val="9006B21C"/>
@@ -27822,7 +33379,7 @@
       </w:rPr>
     </w:lvl>
   </w:abstractNum>
-  <w:abstractNum w:abstractNumId="70" w15:restartNumberingAfterBreak="0">
+  <w:abstractNum w:abstractNumId="86" w15:restartNumberingAfterBreak="0">
     <w:nsid w:val="628B2D3C"/>
     <w:multiLevelType w:val="hybridMultilevel"/>
     <w:tmpl w:val="399C7120"/>
@@ -27935,7 +33492,7 @@
       </w:rPr>
     </w:lvl>
   </w:abstractNum>
-  <w:abstractNum w:abstractNumId="71" w15:restartNumberingAfterBreak="0">
+  <w:abstractNum w:abstractNumId="87" w15:restartNumberingAfterBreak="0">
     <w:nsid w:val="64AA1FEB"/>
     <w:multiLevelType w:val="hybridMultilevel"/>
     <w:tmpl w:val="5B125C36"/>
@@ -28048,7 +33605,7 @@
       </w:rPr>
     </w:lvl>
   </w:abstractNum>
-  <w:abstractNum w:abstractNumId="72" w15:restartNumberingAfterBreak="0">
+  <w:abstractNum w:abstractNumId="88" w15:restartNumberingAfterBreak="0">
     <w:nsid w:val="655C4F9A"/>
     <w:multiLevelType w:val="hybridMultilevel"/>
     <w:tmpl w:val="333C03B6"/>
@@ -28161,7 +33718,7 @@
       </w:rPr>
     </w:lvl>
   </w:abstractNum>
-  <w:abstractNum w:abstractNumId="73" w15:restartNumberingAfterBreak="0">
+  <w:abstractNum w:abstractNumId="89" w15:restartNumberingAfterBreak="0">
     <w:nsid w:val="67A439CA"/>
     <w:multiLevelType w:val="hybridMultilevel"/>
     <w:tmpl w:val="52E2F886"/>
@@ -28274,7 +33831,120 @@
       </w:rPr>
     </w:lvl>
   </w:abstractNum>
-  <w:abstractNum w:abstractNumId="74" w15:restartNumberingAfterBreak="0">
+  <w:abstractNum w:abstractNumId="90" w15:restartNumberingAfterBreak="0">
+    <w:nsid w:val="683349DC"/>
+    <w:multiLevelType w:val="hybridMultilevel"/>
+    <w:tmpl w:val="5D980194"/>
+    <w:lvl w:ilvl="0" w:tplc="4C0A0001">
+      <w:start w:val="1"/>
+      <w:numFmt w:val="bullet"/>
+      <w:lvlText w:val=""/>
+      <w:lvlJc w:val="left"/>
+      <w:pPr>
+        <w:ind w:left="720" w:hanging="360"/>
+      </w:pPr>
+      <w:rPr>
+        <w:rFonts w:ascii="Symbol" w:hAnsi="Symbol" w:hint="default"/>
+      </w:rPr>
+    </w:lvl>
+    <w:lvl w:ilvl="1" w:tplc="4C0A0003" w:tentative="1">
+      <w:start w:val="1"/>
+      <w:numFmt w:val="bullet"/>
+      <w:lvlText w:val="o"/>
+      <w:lvlJc w:val="left"/>
+      <w:pPr>
+        <w:ind w:left="1440" w:hanging="360"/>
+      </w:pPr>
+      <w:rPr>
+        <w:rFonts w:ascii="Courier New" w:hAnsi="Courier New" w:cs="Courier New" w:hint="default"/>
+      </w:rPr>
+    </w:lvl>
+    <w:lvl w:ilvl="2" w:tplc="4C0A0005" w:tentative="1">
+      <w:start w:val="1"/>
+      <w:numFmt w:val="bullet"/>
+      <w:lvlText w:val=""/>
+      <w:lvlJc w:val="left"/>
+      <w:pPr>
+        <w:ind w:left="2160" w:hanging="360"/>
+      </w:pPr>
+      <w:rPr>
+        <w:rFonts w:ascii="Wingdings" w:hAnsi="Wingdings" w:hint="default"/>
+      </w:rPr>
+    </w:lvl>
+    <w:lvl w:ilvl="3" w:tplc="4C0A0001" w:tentative="1">
+      <w:start w:val="1"/>
+      <w:numFmt w:val="bullet"/>
+      <w:lvlText w:val=""/>
+      <w:lvlJc w:val="left"/>
+      <w:pPr>
+        <w:ind w:left="2880" w:hanging="360"/>
+      </w:pPr>
+      <w:rPr>
+        <w:rFonts w:ascii="Symbol" w:hAnsi="Symbol" w:hint="default"/>
+      </w:rPr>
+    </w:lvl>
+    <w:lvl w:ilvl="4" w:tplc="4C0A0003" w:tentative="1">
+      <w:start w:val="1"/>
+      <w:numFmt w:val="bullet"/>
+      <w:lvlText w:val="o"/>
+      <w:lvlJc w:val="left"/>
+      <w:pPr>
+        <w:ind w:left="3600" w:hanging="360"/>
+      </w:pPr>
+      <w:rPr>
+        <w:rFonts w:ascii="Courier New" w:hAnsi="Courier New" w:cs="Courier New" w:hint="default"/>
+      </w:rPr>
+    </w:lvl>
+    <w:lvl w:ilvl="5" w:tplc="4C0A0005" w:tentative="1">
+      <w:start w:val="1"/>
+      <w:numFmt w:val="bullet"/>
+      <w:lvlText w:val=""/>
+      <w:lvlJc w:val="left"/>
+      <w:pPr>
+        <w:ind w:left="4320" w:hanging="360"/>
+      </w:pPr>
+      <w:rPr>
+        <w:rFonts w:ascii="Wingdings" w:hAnsi="Wingdings" w:hint="default"/>
+      </w:rPr>
+    </w:lvl>
+    <w:lvl w:ilvl="6" w:tplc="4C0A0001" w:tentative="1">
+      <w:start w:val="1"/>
+      <w:numFmt w:val="bullet"/>
+      <w:lvlText w:val=""/>
+      <w:lvlJc w:val="left"/>
+      <w:pPr>
+        <w:ind w:left="5040" w:hanging="360"/>
+      </w:pPr>
+      <w:rPr>
+        <w:rFonts w:ascii="Symbol" w:hAnsi="Symbol" w:hint="default"/>
+      </w:rPr>
+    </w:lvl>
+    <w:lvl w:ilvl="7" w:tplc="4C0A0003" w:tentative="1">
+      <w:start w:val="1"/>
+      <w:numFmt w:val="bullet"/>
+      <w:lvlText w:val="o"/>
+      <w:lvlJc w:val="left"/>
+      <w:pPr>
+        <w:ind w:left="5760" w:hanging="360"/>
+      </w:pPr>
+      <w:rPr>
+        <w:rFonts w:ascii="Courier New" w:hAnsi="Courier New" w:cs="Courier New" w:hint="default"/>
+      </w:rPr>
+    </w:lvl>
+    <w:lvl w:ilvl="8" w:tplc="4C0A0005" w:tentative="1">
+      <w:start w:val="1"/>
+      <w:numFmt w:val="bullet"/>
+      <w:lvlText w:val=""/>
+      <w:lvlJc w:val="left"/>
+      <w:pPr>
+        <w:ind w:left="6480" w:hanging="360"/>
+      </w:pPr>
+      <w:rPr>
+        <w:rFonts w:ascii="Wingdings" w:hAnsi="Wingdings" w:hint="default"/>
+      </w:rPr>
+    </w:lvl>
+  </w:abstractNum>
+  <w:abstractNum w:abstractNumId="91" w15:restartNumberingAfterBreak="0">
     <w:nsid w:val="69037580"/>
     <w:multiLevelType w:val="hybridMultilevel"/>
     <w:tmpl w:val="04E4DFA4"/>
@@ -28387,7 +34057,7 @@
       </w:rPr>
     </w:lvl>
   </w:abstractNum>
-  <w:abstractNum w:abstractNumId="75" w15:restartNumberingAfterBreak="0">
+  <w:abstractNum w:abstractNumId="92" w15:restartNumberingAfterBreak="0">
     <w:nsid w:val="692B5721"/>
     <w:multiLevelType w:val="hybridMultilevel"/>
     <w:tmpl w:val="A84269D0"/>
@@ -28500,7 +34170,7 @@
       </w:rPr>
     </w:lvl>
   </w:abstractNum>
-  <w:abstractNum w:abstractNumId="76" w15:restartNumberingAfterBreak="0">
+  <w:abstractNum w:abstractNumId="93" w15:restartNumberingAfterBreak="0">
     <w:nsid w:val="6BDE7526"/>
     <w:multiLevelType w:val="hybridMultilevel"/>
     <w:tmpl w:val="179C2F56"/>
@@ -28613,7 +34283,7 @@
       </w:rPr>
     </w:lvl>
   </w:abstractNum>
-  <w:abstractNum w:abstractNumId="77" w15:restartNumberingAfterBreak="0">
+  <w:abstractNum w:abstractNumId="94" w15:restartNumberingAfterBreak="0">
     <w:nsid w:val="6E2720A4"/>
     <w:multiLevelType w:val="hybridMultilevel"/>
     <w:tmpl w:val="CA86EA0A"/>
@@ -28726,7 +34396,7 @@
       </w:rPr>
     </w:lvl>
   </w:abstractNum>
-  <w:abstractNum w:abstractNumId="78" w15:restartNumberingAfterBreak="0">
+  <w:abstractNum w:abstractNumId="95" w15:restartNumberingAfterBreak="0">
     <w:nsid w:val="6E30051C"/>
     <w:multiLevelType w:val="hybridMultilevel"/>
     <w:tmpl w:val="560EDEA0"/>
@@ -28839,7 +34509,7 @@
       </w:rPr>
     </w:lvl>
   </w:abstractNum>
-  <w:abstractNum w:abstractNumId="79" w15:restartNumberingAfterBreak="0">
+  <w:abstractNum w:abstractNumId="96" w15:restartNumberingAfterBreak="0">
     <w:nsid w:val="6EB862D5"/>
     <w:multiLevelType w:val="hybridMultilevel"/>
     <w:tmpl w:val="3FC4CEE4"/>
@@ -28928,7 +34598,7 @@
       </w:pPr>
     </w:lvl>
   </w:abstractNum>
-  <w:abstractNum w:abstractNumId="80" w15:restartNumberingAfterBreak="0">
+  <w:abstractNum w:abstractNumId="97" w15:restartNumberingAfterBreak="0">
     <w:nsid w:val="6F1E1E50"/>
     <w:multiLevelType w:val="hybridMultilevel"/>
     <w:tmpl w:val="E480A430"/>
@@ -29041,7 +34711,7 @@
       </w:rPr>
     </w:lvl>
   </w:abstractNum>
-  <w:abstractNum w:abstractNumId="81" w15:restartNumberingAfterBreak="0">
+  <w:abstractNum w:abstractNumId="98" w15:restartNumberingAfterBreak="0">
     <w:nsid w:val="72377C5A"/>
     <w:multiLevelType w:val="hybridMultilevel"/>
     <w:tmpl w:val="CD5A931A"/>
@@ -29154,7 +34824,7 @@
       </w:rPr>
     </w:lvl>
   </w:abstractNum>
-  <w:abstractNum w:abstractNumId="82" w15:restartNumberingAfterBreak="0">
+  <w:abstractNum w:abstractNumId="99" w15:restartNumberingAfterBreak="0">
     <w:nsid w:val="752C77D3"/>
     <w:multiLevelType w:val="hybridMultilevel"/>
     <w:tmpl w:val="74CC2062"/>
@@ -29267,7 +34937,7 @@
       </w:rPr>
     </w:lvl>
   </w:abstractNum>
-  <w:abstractNum w:abstractNumId="83" w15:restartNumberingAfterBreak="0">
+  <w:abstractNum w:abstractNumId="100" w15:restartNumberingAfterBreak="0">
     <w:nsid w:val="77E71DCD"/>
     <w:multiLevelType w:val="hybridMultilevel"/>
     <w:tmpl w:val="CE622146"/>
@@ -29380,7 +35050,7 @@
       </w:pPr>
     </w:lvl>
   </w:abstractNum>
-  <w:abstractNum w:abstractNumId="84" w15:restartNumberingAfterBreak="0">
+  <w:abstractNum w:abstractNumId="101" w15:restartNumberingAfterBreak="0">
     <w:nsid w:val="7DC3751D"/>
     <w:multiLevelType w:val="hybridMultilevel"/>
     <w:tmpl w:val="521EC254"/>
@@ -29466,7 +35136,120 @@
       </w:pPr>
     </w:lvl>
   </w:abstractNum>
-  <w:abstractNum w:abstractNumId="85" w15:restartNumberingAfterBreak="0">
+  <w:abstractNum w:abstractNumId="102" w15:restartNumberingAfterBreak="0">
+    <w:nsid w:val="7DF03EA0"/>
+    <w:multiLevelType w:val="hybridMultilevel"/>
+    <w:tmpl w:val="8E82B93A"/>
+    <w:lvl w:ilvl="0" w:tplc="4C0A0001">
+      <w:start w:val="1"/>
+      <w:numFmt w:val="bullet"/>
+      <w:lvlText w:val=""/>
+      <w:lvlJc w:val="left"/>
+      <w:pPr>
+        <w:ind w:left="720" w:hanging="360"/>
+      </w:pPr>
+      <w:rPr>
+        <w:rFonts w:ascii="Symbol" w:hAnsi="Symbol" w:hint="default"/>
+      </w:rPr>
+    </w:lvl>
+    <w:lvl w:ilvl="1" w:tplc="4C0A0003" w:tentative="1">
+      <w:start w:val="1"/>
+      <w:numFmt w:val="bullet"/>
+      <w:lvlText w:val="o"/>
+      <w:lvlJc w:val="left"/>
+      <w:pPr>
+        <w:ind w:left="1440" w:hanging="360"/>
+      </w:pPr>
+      <w:rPr>
+        <w:rFonts w:ascii="Courier New" w:hAnsi="Courier New" w:cs="Courier New" w:hint="default"/>
+      </w:rPr>
+    </w:lvl>
+    <w:lvl w:ilvl="2" w:tplc="4C0A0005" w:tentative="1">
+      <w:start w:val="1"/>
+      <w:numFmt w:val="bullet"/>
+      <w:lvlText w:val=""/>
+      <w:lvlJc w:val="left"/>
+      <w:pPr>
+        <w:ind w:left="2160" w:hanging="360"/>
+      </w:pPr>
+      <w:rPr>
+        <w:rFonts w:ascii="Wingdings" w:hAnsi="Wingdings" w:hint="default"/>
+      </w:rPr>
+    </w:lvl>
+    <w:lvl w:ilvl="3" w:tplc="4C0A0001" w:tentative="1">
+      <w:start w:val="1"/>
+      <w:numFmt w:val="bullet"/>
+      <w:lvlText w:val=""/>
+      <w:lvlJc w:val="left"/>
+      <w:pPr>
+        <w:ind w:left="2880" w:hanging="360"/>
+      </w:pPr>
+      <w:rPr>
+        <w:rFonts w:ascii="Symbol" w:hAnsi="Symbol" w:hint="default"/>
+      </w:rPr>
+    </w:lvl>
+    <w:lvl w:ilvl="4" w:tplc="4C0A0003" w:tentative="1">
+      <w:start w:val="1"/>
+      <w:numFmt w:val="bullet"/>
+      <w:lvlText w:val="o"/>
+      <w:lvlJc w:val="left"/>
+      <w:pPr>
+        <w:ind w:left="3600" w:hanging="360"/>
+      </w:pPr>
+      <w:rPr>
+        <w:rFonts w:ascii="Courier New" w:hAnsi="Courier New" w:cs="Courier New" w:hint="default"/>
+      </w:rPr>
+    </w:lvl>
+    <w:lvl w:ilvl="5" w:tplc="4C0A0005" w:tentative="1">
+      <w:start w:val="1"/>
+      <w:numFmt w:val="bullet"/>
+      <w:lvlText w:val=""/>
+      <w:lvlJc w:val="left"/>
+      <w:pPr>
+        <w:ind w:left="4320" w:hanging="360"/>
+      </w:pPr>
+      <w:rPr>
+        <w:rFonts w:ascii="Wingdings" w:hAnsi="Wingdings" w:hint="default"/>
+      </w:rPr>
+    </w:lvl>
+    <w:lvl w:ilvl="6" w:tplc="4C0A0001" w:tentative="1">
+      <w:start w:val="1"/>
+      <w:numFmt w:val="bullet"/>
+      <w:lvlText w:val=""/>
+      <w:lvlJc w:val="left"/>
+      <w:pPr>
+        <w:ind w:left="5040" w:hanging="360"/>
+      </w:pPr>
+      <w:rPr>
+        <w:rFonts w:ascii="Symbol" w:hAnsi="Symbol" w:hint="default"/>
+      </w:rPr>
+    </w:lvl>
+    <w:lvl w:ilvl="7" w:tplc="4C0A0003" w:tentative="1">
+      <w:start w:val="1"/>
+      <w:numFmt w:val="bullet"/>
+      <w:lvlText w:val="o"/>
+      <w:lvlJc w:val="left"/>
+      <w:pPr>
+        <w:ind w:left="5760" w:hanging="360"/>
+      </w:pPr>
+      <w:rPr>
+        <w:rFonts w:ascii="Courier New" w:hAnsi="Courier New" w:cs="Courier New" w:hint="default"/>
+      </w:rPr>
+    </w:lvl>
+    <w:lvl w:ilvl="8" w:tplc="4C0A0005" w:tentative="1">
+      <w:start w:val="1"/>
+      <w:numFmt w:val="bullet"/>
+      <w:lvlText w:val=""/>
+      <w:lvlJc w:val="left"/>
+      <w:pPr>
+        <w:ind w:left="6480" w:hanging="360"/>
+      </w:pPr>
+      <w:rPr>
+        <w:rFonts w:ascii="Wingdings" w:hAnsi="Wingdings" w:hint="default"/>
+      </w:rPr>
+    </w:lvl>
+  </w:abstractNum>
+  <w:abstractNum w:abstractNumId="103" w15:restartNumberingAfterBreak="0">
     <w:nsid w:val="7F8A135D"/>
     <w:multiLevelType w:val="hybridMultilevel"/>
     <w:tmpl w:val="2836F946"/>
@@ -29579,7 +35362,7 @@
       </w:rPr>
     </w:lvl>
   </w:abstractNum>
-  <w:abstractNum w:abstractNumId="86" w15:restartNumberingAfterBreak="0">
+  <w:abstractNum w:abstractNumId="104" w15:restartNumberingAfterBreak="0">
     <w:nsid w:val="7FED0151"/>
     <w:multiLevelType w:val="hybridMultilevel"/>
     <w:tmpl w:val="3AD8D31C"/>
@@ -29693,265 +35476,319 @@
     </w:lvl>
   </w:abstractNum>
   <w:num w:numId="1" w16cid:durableId="1910995898">
-    <w:abstractNumId w:val="67"/>
+    <w:abstractNumId w:val="83"/>
   </w:num>
   <w:num w:numId="2" w16cid:durableId="439186627">
+    <w:abstractNumId w:val="51"/>
+  </w:num>
+  <w:num w:numId="3" w16cid:durableId="1755056069">
     <w:abstractNumId w:val="42"/>
   </w:num>
-  <w:num w:numId="3" w16cid:durableId="1755056069">
+  <w:num w:numId="4" w16cid:durableId="1240403682">
+    <w:abstractNumId w:val="39"/>
+  </w:num>
+  <w:num w:numId="5" w16cid:durableId="472021882">
+    <w:abstractNumId w:val="68"/>
+  </w:num>
+  <w:num w:numId="6" w16cid:durableId="1464422809">
+    <w:abstractNumId w:val="36"/>
+  </w:num>
+  <w:num w:numId="7" w16cid:durableId="1255474474">
+    <w:abstractNumId w:val="82"/>
+  </w:num>
+  <w:num w:numId="8" w16cid:durableId="331614072">
+    <w:abstractNumId w:val="61"/>
+  </w:num>
+  <w:num w:numId="9" w16cid:durableId="718287605">
+    <w:abstractNumId w:val="19"/>
+  </w:num>
+  <w:num w:numId="10" w16cid:durableId="1583220770">
+    <w:abstractNumId w:val="38"/>
+  </w:num>
+  <w:num w:numId="11" w16cid:durableId="1817837648">
+    <w:abstractNumId w:val="28"/>
+  </w:num>
+  <w:num w:numId="12" w16cid:durableId="956253012">
+    <w:abstractNumId w:val="37"/>
+  </w:num>
+  <w:num w:numId="13" w16cid:durableId="206572184">
+    <w:abstractNumId w:val="27"/>
+  </w:num>
+  <w:num w:numId="14" w16cid:durableId="1260993144">
+    <w:abstractNumId w:val="69"/>
+  </w:num>
+  <w:num w:numId="15" w16cid:durableId="1628700986">
+    <w:abstractNumId w:val="71"/>
+  </w:num>
+  <w:num w:numId="16" w16cid:durableId="1721442907">
+    <w:abstractNumId w:val="64"/>
+  </w:num>
+  <w:num w:numId="17" w16cid:durableId="1266619080">
+    <w:abstractNumId w:val="30"/>
+  </w:num>
+  <w:num w:numId="18" w16cid:durableId="2078354683">
+    <w:abstractNumId w:val="78"/>
+  </w:num>
+  <w:num w:numId="19" w16cid:durableId="1373848307">
+    <w:abstractNumId w:val="41"/>
+  </w:num>
+  <w:num w:numId="20" w16cid:durableId="1404986846">
+    <w:abstractNumId w:val="56"/>
+  </w:num>
+  <w:num w:numId="21" w16cid:durableId="1565483239">
+    <w:abstractNumId w:val="63"/>
+  </w:num>
+  <w:num w:numId="22" w16cid:durableId="817498588">
+    <w:abstractNumId w:val="97"/>
+  </w:num>
+  <w:num w:numId="23" w16cid:durableId="476335357">
+    <w:abstractNumId w:val="60"/>
+  </w:num>
+  <w:num w:numId="24" w16cid:durableId="413942342">
+    <w:abstractNumId w:val="65"/>
+  </w:num>
+  <w:num w:numId="25" w16cid:durableId="262539338">
+    <w:abstractNumId w:val="43"/>
+  </w:num>
+  <w:num w:numId="26" w16cid:durableId="882525983">
+    <w:abstractNumId w:val="55"/>
+  </w:num>
+  <w:num w:numId="27" w16cid:durableId="1050769013">
+    <w:abstractNumId w:val="32"/>
+  </w:num>
+  <w:num w:numId="28" w16cid:durableId="1447846170">
+    <w:abstractNumId w:val="95"/>
+  </w:num>
+  <w:num w:numId="29" w16cid:durableId="2020039452">
+    <w:abstractNumId w:val="17"/>
+  </w:num>
+  <w:num w:numId="30" w16cid:durableId="1760251881">
+    <w:abstractNumId w:val="81"/>
+  </w:num>
+  <w:num w:numId="31" w16cid:durableId="1607228605">
+    <w:abstractNumId w:val="4"/>
+  </w:num>
+  <w:num w:numId="32" w16cid:durableId="1367756159">
+    <w:abstractNumId w:val="73"/>
+  </w:num>
+  <w:num w:numId="33" w16cid:durableId="341586098">
+    <w:abstractNumId w:val="85"/>
+  </w:num>
+  <w:num w:numId="34" w16cid:durableId="612905224">
     <w:abstractNumId w:val="33"/>
   </w:num>
-  <w:num w:numId="4" w16cid:durableId="1240403682">
-    <w:abstractNumId w:val="30"/>
+  <w:num w:numId="35" w16cid:durableId="2112580927">
+    <w:abstractNumId w:val="91"/>
   </w:num>
-  <w:num w:numId="5" w16cid:durableId="472021882">
-    <w:abstractNumId w:val="55"/>
+  <w:num w:numId="36" w16cid:durableId="287317871">
+    <w:abstractNumId w:val="10"/>
   </w:num>
-  <w:num w:numId="6" w16cid:durableId="1464422809">
-    <w:abstractNumId w:val="27"/>
-  </w:num>
-  <w:num w:numId="7" w16cid:durableId="1255474474">
+  <w:num w:numId="37" w16cid:durableId="1574897078">
     <w:abstractNumId w:val="66"/>
   </w:num>
-  <w:num w:numId="8" w16cid:durableId="331614072">
-    <w:abstractNumId w:val="49"/>
-  </w:num>
-  <w:num w:numId="9" w16cid:durableId="718287605">
-    <w:abstractNumId w:val="12"/>
-  </w:num>
-  <w:num w:numId="10" w16cid:durableId="1583220770">
-    <w:abstractNumId w:val="29"/>
-  </w:num>
-  <w:num w:numId="11" w16cid:durableId="1817837648">
-    <w:abstractNumId w:val="20"/>
-  </w:num>
-  <w:num w:numId="12" w16cid:durableId="956253012">
-    <w:abstractNumId w:val="28"/>
-  </w:num>
-  <w:num w:numId="13" w16cid:durableId="206572184">
-    <w:abstractNumId w:val="19"/>
-  </w:num>
-  <w:num w:numId="14" w16cid:durableId="1260993144">
-    <w:abstractNumId w:val="56"/>
-  </w:num>
-  <w:num w:numId="15" w16cid:durableId="1628700986">
-    <w:abstractNumId w:val="57"/>
-  </w:num>
-  <w:num w:numId="16" w16cid:durableId="1721442907">
-    <w:abstractNumId w:val="51"/>
-  </w:num>
-  <w:num w:numId="17" w16cid:durableId="1266619080">
+  <w:num w:numId="38" w16cid:durableId="1624849452">
     <w:abstractNumId w:val="22"/>
   </w:num>
-  <w:num w:numId="18" w16cid:durableId="2078354683">
-    <w:abstractNumId w:val="63"/>
-  </w:num>
-  <w:num w:numId="19" w16cid:durableId="1373848307">
-    <w:abstractNumId w:val="32"/>
-  </w:num>
-  <w:num w:numId="20" w16cid:durableId="1404986846">
-    <w:abstractNumId w:val="46"/>
-  </w:num>
-  <w:num w:numId="21" w16cid:durableId="1565483239">
-    <w:abstractNumId w:val="50"/>
-  </w:num>
-  <w:num w:numId="22" w16cid:durableId="817498588">
-    <w:abstractNumId w:val="80"/>
-  </w:num>
-  <w:num w:numId="23" w16cid:durableId="476335357">
-    <w:abstractNumId w:val="48"/>
-  </w:num>
-  <w:num w:numId="24" w16cid:durableId="413942342">
-    <w:abstractNumId w:val="52"/>
-  </w:num>
-  <w:num w:numId="25" w16cid:durableId="262539338">
-    <w:abstractNumId w:val="34"/>
-  </w:num>
-  <w:num w:numId="26" w16cid:durableId="882525983">
-    <w:abstractNumId w:val="45"/>
-  </w:num>
-  <w:num w:numId="27" w16cid:durableId="1050769013">
-    <w:abstractNumId w:val="24"/>
-  </w:num>
-  <w:num w:numId="28" w16cid:durableId="1447846170">
-    <w:abstractNumId w:val="78"/>
-  </w:num>
-  <w:num w:numId="29" w16cid:durableId="2020039452">
-    <w:abstractNumId w:val="11"/>
-  </w:num>
-  <w:num w:numId="30" w16cid:durableId="1760251881">
-    <w:abstractNumId w:val="65"/>
-  </w:num>
-  <w:num w:numId="31" w16cid:durableId="1607228605">
-    <w:abstractNumId w:val="3"/>
-  </w:num>
-  <w:num w:numId="32" w16cid:durableId="1367756159">
-    <w:abstractNumId w:val="59"/>
-  </w:num>
-  <w:num w:numId="33" w16cid:durableId="341586098">
-    <w:abstractNumId w:val="69"/>
-  </w:num>
-  <w:num w:numId="34" w16cid:durableId="612905224">
-    <w:abstractNumId w:val="25"/>
-  </w:num>
-  <w:num w:numId="35" w16cid:durableId="2112580927">
-    <w:abstractNumId w:val="74"/>
-  </w:num>
-  <w:num w:numId="36" w16cid:durableId="287317871">
+  <w:num w:numId="39" w16cid:durableId="2088651860">
     <w:abstractNumId w:val="7"/>
   </w:num>
-  <w:num w:numId="37" w16cid:durableId="1574897078">
-    <w:abstractNumId w:val="53"/>
-  </w:num>
-  <w:num w:numId="38" w16cid:durableId="1624849452">
-    <w:abstractNumId w:val="15"/>
-  </w:num>
-  <w:num w:numId="39" w16cid:durableId="2088651860">
-    <w:abstractNumId w:val="5"/>
-  </w:num>
   <w:num w:numId="40" w16cid:durableId="37164858">
-    <w:abstractNumId w:val="40"/>
+    <w:abstractNumId w:val="49"/>
   </w:num>
   <w:num w:numId="41" w16cid:durableId="494222109">
     <w:abstractNumId w:val="0"/>
   </w:num>
   <w:num w:numId="42" w16cid:durableId="1577477253">
+    <w:abstractNumId w:val="96"/>
+  </w:num>
+  <w:num w:numId="43" w16cid:durableId="677660703">
+    <w:abstractNumId w:val="6"/>
+  </w:num>
+  <w:num w:numId="44" w16cid:durableId="600070460">
+    <w:abstractNumId w:val="23"/>
+  </w:num>
+  <w:num w:numId="45" w16cid:durableId="420757844">
+    <w:abstractNumId w:val="92"/>
+  </w:num>
+  <w:num w:numId="46" w16cid:durableId="907882466">
+    <w:abstractNumId w:val="34"/>
+  </w:num>
+  <w:num w:numId="47" w16cid:durableId="50731696">
+    <w:abstractNumId w:val="16"/>
+  </w:num>
+  <w:num w:numId="48" w16cid:durableId="343284763">
+    <w:abstractNumId w:val="94"/>
+  </w:num>
+  <w:num w:numId="49" w16cid:durableId="917254916">
+    <w:abstractNumId w:val="93"/>
+  </w:num>
+  <w:num w:numId="50" w16cid:durableId="249630342">
+    <w:abstractNumId w:val="74"/>
+  </w:num>
+  <w:num w:numId="51" w16cid:durableId="1563640848">
+    <w:abstractNumId w:val="87"/>
+  </w:num>
+  <w:num w:numId="52" w16cid:durableId="150827311">
+    <w:abstractNumId w:val="84"/>
+  </w:num>
+  <w:num w:numId="53" w16cid:durableId="1820268345">
+    <w:abstractNumId w:val="25"/>
+  </w:num>
+  <w:num w:numId="54" w16cid:durableId="935869661">
+    <w:abstractNumId w:val="46"/>
+  </w:num>
+  <w:num w:numId="55" w16cid:durableId="922106741">
+    <w:abstractNumId w:val="58"/>
+  </w:num>
+  <w:num w:numId="56" w16cid:durableId="143787418">
+    <w:abstractNumId w:val="13"/>
+  </w:num>
+  <w:num w:numId="57" w16cid:durableId="1282372488">
+    <w:abstractNumId w:val="98"/>
+  </w:num>
+  <w:num w:numId="58" w16cid:durableId="1856073854">
+    <w:abstractNumId w:val="86"/>
+  </w:num>
+  <w:num w:numId="59" w16cid:durableId="216284808">
+    <w:abstractNumId w:val="20"/>
+  </w:num>
+  <w:num w:numId="60" w16cid:durableId="1964119050">
+    <w:abstractNumId w:val="104"/>
+  </w:num>
+  <w:num w:numId="61" w16cid:durableId="547882496">
+    <w:abstractNumId w:val="89"/>
+  </w:num>
+  <w:num w:numId="62" w16cid:durableId="1550074126">
+    <w:abstractNumId w:val="48"/>
+  </w:num>
+  <w:num w:numId="63" w16cid:durableId="335695801">
+    <w:abstractNumId w:val="45"/>
+  </w:num>
+  <w:num w:numId="64" w16cid:durableId="1982614855">
+    <w:abstractNumId w:val="88"/>
+  </w:num>
+  <w:num w:numId="65" w16cid:durableId="1764573711">
+    <w:abstractNumId w:val="31"/>
+  </w:num>
+  <w:num w:numId="66" w16cid:durableId="75444670">
+    <w:abstractNumId w:val="99"/>
+  </w:num>
+  <w:num w:numId="67" w16cid:durableId="1162428906">
+    <w:abstractNumId w:val="103"/>
+  </w:num>
+  <w:num w:numId="68" w16cid:durableId="175385580">
+    <w:abstractNumId w:val="9"/>
+  </w:num>
+  <w:num w:numId="69" w16cid:durableId="1079056003">
+    <w:abstractNumId w:val="72"/>
+  </w:num>
+  <w:num w:numId="70" w16cid:durableId="1718041578">
+    <w:abstractNumId w:val="50"/>
+  </w:num>
+  <w:num w:numId="71" w16cid:durableId="1620994216">
+    <w:abstractNumId w:val="54"/>
+  </w:num>
+  <w:num w:numId="72" w16cid:durableId="222716076">
+    <w:abstractNumId w:val="2"/>
+  </w:num>
+  <w:num w:numId="73" w16cid:durableId="1141921384">
+    <w:abstractNumId w:val="24"/>
+  </w:num>
+  <w:num w:numId="74" w16cid:durableId="165948496">
+    <w:abstractNumId w:val="40"/>
+  </w:num>
+  <w:num w:numId="75" w16cid:durableId="1905020432">
+    <w:abstractNumId w:val="14"/>
+  </w:num>
+  <w:num w:numId="76" w16cid:durableId="1571381158">
+    <w:abstractNumId w:val="77"/>
+  </w:num>
+  <w:num w:numId="77" w16cid:durableId="773601052">
+    <w:abstractNumId w:val="53"/>
+  </w:num>
+  <w:num w:numId="78" w16cid:durableId="1480925715">
+    <w:abstractNumId w:val="21"/>
+  </w:num>
+  <w:num w:numId="79" w16cid:durableId="492646371">
+    <w:abstractNumId w:val="100"/>
+  </w:num>
+  <w:num w:numId="80" w16cid:durableId="617490381">
+    <w:abstractNumId w:val="3"/>
+  </w:num>
+  <w:num w:numId="81" w16cid:durableId="2130005848">
+    <w:abstractNumId w:val="67"/>
+  </w:num>
+  <w:num w:numId="82" w16cid:durableId="471018042">
+    <w:abstractNumId w:val="47"/>
+  </w:num>
+  <w:num w:numId="83" w16cid:durableId="1625885762">
+    <w:abstractNumId w:val="80"/>
+  </w:num>
+  <w:num w:numId="84" w16cid:durableId="87509892">
+    <w:abstractNumId w:val="75"/>
+  </w:num>
+  <w:num w:numId="85" w16cid:durableId="1870335893">
+    <w:abstractNumId w:val="101"/>
+  </w:num>
+  <w:num w:numId="86" w16cid:durableId="1845127352">
+    <w:abstractNumId w:val="29"/>
+  </w:num>
+  <w:num w:numId="87" w16cid:durableId="691029442">
+    <w:abstractNumId w:val="44"/>
+  </w:num>
+  <w:num w:numId="88" w16cid:durableId="1373846560">
     <w:abstractNumId w:val="79"/>
   </w:num>
-  <w:num w:numId="43" w16cid:durableId="677660703">
-    <w:abstractNumId w:val="4"/>
+  <w:num w:numId="89" w16cid:durableId="1413619501">
+    <w:abstractNumId w:val="62"/>
   </w:num>
-  <w:num w:numId="44" w16cid:durableId="600070460">
-    <w:abstractNumId w:val="16"/>
+  <w:num w:numId="90" w16cid:durableId="1054696147">
+    <w:abstractNumId w:val="8"/>
   </w:num>
-  <w:num w:numId="45" w16cid:durableId="420757844">
-    <w:abstractNumId w:val="75"/>
+  <w:num w:numId="91" w16cid:durableId="1484421795">
+    <w:abstractNumId w:val="11"/>
   </w:num>
-  <w:num w:numId="46" w16cid:durableId="907882466">
+  <w:num w:numId="92" w16cid:durableId="1250694806">
+    <w:abstractNumId w:val="35"/>
+  </w:num>
+  <w:num w:numId="93" w16cid:durableId="1050423370">
+    <w:abstractNumId w:val="76"/>
+  </w:num>
+  <w:num w:numId="94" w16cid:durableId="551190047">
+    <w:abstractNumId w:val="57"/>
+  </w:num>
+  <w:num w:numId="95" w16cid:durableId="1486625370">
+    <w:abstractNumId w:val="18"/>
+  </w:num>
+  <w:num w:numId="96" w16cid:durableId="1392385473">
+    <w:abstractNumId w:val="52"/>
+  </w:num>
+  <w:num w:numId="97" w16cid:durableId="315302488">
+    <w:abstractNumId w:val="59"/>
+  </w:num>
+  <w:num w:numId="98" w16cid:durableId="1503156653">
     <w:abstractNumId w:val="26"/>
   </w:num>
-  <w:num w:numId="47" w16cid:durableId="50731696">
-    <w:abstractNumId w:val="10"/>
+  <w:num w:numId="99" w16cid:durableId="1967850158">
+    <w:abstractNumId w:val="12"/>
   </w:num>
-  <w:num w:numId="48" w16cid:durableId="343284763">
-    <w:abstractNumId w:val="77"/>
+  <w:num w:numId="100" w16cid:durableId="1749880905">
+    <w:abstractNumId w:val="102"/>
   </w:num>
-  <w:num w:numId="49" w16cid:durableId="917254916">
-    <w:abstractNumId w:val="76"/>
+  <w:num w:numId="101" w16cid:durableId="1247618634">
+    <w:abstractNumId w:val="15"/>
   </w:num>
-  <w:num w:numId="50" w16cid:durableId="249630342">
-    <w:abstractNumId w:val="60"/>
+  <w:num w:numId="102" w16cid:durableId="121971106">
+    <w:abstractNumId w:val="5"/>
   </w:num>
-  <w:num w:numId="51" w16cid:durableId="1563640848">
-    <w:abstractNumId w:val="71"/>
+  <w:num w:numId="103" w16cid:durableId="922832774">
+    <w:abstractNumId w:val="1"/>
   </w:num>
-  <w:num w:numId="52" w16cid:durableId="150827311">
-    <w:abstractNumId w:val="68"/>
-  </w:num>
-  <w:num w:numId="53" w16cid:durableId="1820268345">
-    <w:abstractNumId w:val="18"/>
-  </w:num>
-  <w:num w:numId="54" w16cid:durableId="935869661">
-    <w:abstractNumId w:val="37"/>
-  </w:num>
-  <w:num w:numId="55" w16cid:durableId="922106741">
-    <w:abstractNumId w:val="47"/>
-  </w:num>
-  <w:num w:numId="56" w16cid:durableId="143787418">
-    <w:abstractNumId w:val="8"/>
-  </w:num>
-  <w:num w:numId="57" w16cid:durableId="1282372488">
-    <w:abstractNumId w:val="81"/>
-  </w:num>
-  <w:num w:numId="58" w16cid:durableId="1856073854">
+  <w:num w:numId="104" w16cid:durableId="1068109816">
     <w:abstractNumId w:val="70"/>
   </w:num>
-  <w:num w:numId="59" w16cid:durableId="216284808">
-    <w:abstractNumId w:val="13"/>
-  </w:num>
-  <w:num w:numId="60" w16cid:durableId="1964119050">
-    <w:abstractNumId w:val="86"/>
-  </w:num>
-  <w:num w:numId="61" w16cid:durableId="547882496">
-    <w:abstractNumId w:val="73"/>
-  </w:num>
-  <w:num w:numId="62" w16cid:durableId="1550074126">
-    <w:abstractNumId w:val="39"/>
-  </w:num>
-  <w:num w:numId="63" w16cid:durableId="335695801">
-    <w:abstractNumId w:val="36"/>
-  </w:num>
-  <w:num w:numId="64" w16cid:durableId="1982614855">
-    <w:abstractNumId w:val="72"/>
-  </w:num>
-  <w:num w:numId="65" w16cid:durableId="1764573711">
-    <w:abstractNumId w:val="23"/>
-  </w:num>
-  <w:num w:numId="66" w16cid:durableId="75444670">
-    <w:abstractNumId w:val="82"/>
-  </w:num>
-  <w:num w:numId="67" w16cid:durableId="1162428906">
-    <w:abstractNumId w:val="85"/>
-  </w:num>
-  <w:num w:numId="68" w16cid:durableId="175385580">
-    <w:abstractNumId w:val="6"/>
-  </w:num>
-  <w:num w:numId="69" w16cid:durableId="1079056003">
-    <w:abstractNumId w:val="58"/>
-  </w:num>
-  <w:num w:numId="70" w16cid:durableId="1718041578">
-    <w:abstractNumId w:val="41"/>
-  </w:num>
-  <w:num w:numId="71" w16cid:durableId="1620994216">
-    <w:abstractNumId w:val="44"/>
-  </w:num>
-  <w:num w:numId="72" w16cid:durableId="222716076">
-    <w:abstractNumId w:val="1"/>
-  </w:num>
-  <w:num w:numId="73" w16cid:durableId="1141921384">
-    <w:abstractNumId w:val="17"/>
-  </w:num>
-  <w:num w:numId="74" w16cid:durableId="165948496">
-    <w:abstractNumId w:val="31"/>
-  </w:num>
-  <w:num w:numId="75" w16cid:durableId="1905020432">
-    <w:abstractNumId w:val="9"/>
-  </w:num>
-  <w:num w:numId="76" w16cid:durableId="1571381158">
-    <w:abstractNumId w:val="62"/>
-  </w:num>
-  <w:num w:numId="77" w16cid:durableId="773601052">
-    <w:abstractNumId w:val="43"/>
-  </w:num>
-  <w:num w:numId="78" w16cid:durableId="1480925715">
-    <w:abstractNumId w:val="14"/>
-  </w:num>
-  <w:num w:numId="79" w16cid:durableId="492646371">
-    <w:abstractNumId w:val="83"/>
-  </w:num>
-  <w:num w:numId="80" w16cid:durableId="617490381">
-    <w:abstractNumId w:val="2"/>
-  </w:num>
-  <w:num w:numId="81" w16cid:durableId="2130005848">
-    <w:abstractNumId w:val="54"/>
-  </w:num>
-  <w:num w:numId="82" w16cid:durableId="471018042">
-    <w:abstractNumId w:val="38"/>
-  </w:num>
-  <w:num w:numId="83" w16cid:durableId="1625885762">
-    <w:abstractNumId w:val="64"/>
-  </w:num>
-  <w:num w:numId="84" w16cid:durableId="87509892">
-    <w:abstractNumId w:val="61"/>
-  </w:num>
-  <w:num w:numId="85" w16cid:durableId="1870335893">
-    <w:abstractNumId w:val="84"/>
-  </w:num>
-  <w:num w:numId="86" w16cid:durableId="1845127352">
-    <w:abstractNumId w:val="21"/>
-  </w:num>
-  <w:num w:numId="87" w16cid:durableId="691029442">
-    <w:abstractNumId w:val="35"/>
+  <w:num w:numId="105" w16cid:durableId="1979528411">
+    <w:abstractNumId w:val="90"/>
   </w:num>
   <w:numIdMacAtCleanup w:val="71"/>
 </w:numbering>
@@ -31468,7 +37305,7 @@
                   <a:bodyPr/>
                   <a:lstStyle/>
                   <a:p>
-                    <a:fld id="{3E3EDADB-7F57-44F0-9297-902BCB67FFDA}" type="CELLRANGE">
+                    <a:fld id="{0E4A3BE3-CAF7-4740-90AB-C2110A0B89F5}" type="CELLRANGE">
                       <a:rPr lang="es-NI"/>
                       <a:pPr/>
                       <a:t>[CELLRANGE]</a:t>
@@ -31477,7 +37314,7 @@
                       <a:rPr lang="es-NI" baseline="0"/>
                       <a:t>, </a:t>
                     </a:r>
-                    <a:fld id="{0F55EE6C-0763-49CD-9AF3-92C6FA6BB5F7}" type="VALUE">
+                    <a:fld id="{5E189A8B-36B9-4D08-AC25-F62A7C74E78D}" type="VALUE">
                       <a:rPr lang="es-NI" baseline="0"/>
                       <a:pPr/>
                       <a:t>[VALOR]</a:t>
@@ -31511,7 +37348,7 @@
                   <a:bodyPr/>
                   <a:lstStyle/>
                   <a:p>
-                    <a:fld id="{1084A713-B221-4BF6-91B5-B9D8736F983B}" type="CELLRANGE">
+                    <a:fld id="{4743CAB2-37FB-415B-AB24-0432635CA0F3}" type="CELLRANGE">
                       <a:rPr lang="es-NI"/>
                       <a:pPr/>
                       <a:t>[CELLRANGE]</a:t>
@@ -31520,7 +37357,7 @@
                       <a:rPr lang="es-NI" baseline="0"/>
                       <a:t>, </a:t>
                     </a:r>
-                    <a:fld id="{7D699021-2FDE-46FF-AB3D-9D7B7C9523A1}" type="VALUE">
+                    <a:fld id="{20D4399E-6CDA-45CB-A13C-C60C388C7A08}" type="VALUE">
                       <a:rPr lang="es-NI" baseline="0"/>
                       <a:pPr/>
                       <a:t>[VALOR]</a:t>
@@ -31554,7 +37391,7 @@
                   <a:bodyPr/>
                   <a:lstStyle/>
                   <a:p>
-                    <a:fld id="{3E2C5AC4-EB66-4C90-83D0-0629474B9FAF}" type="CELLRANGE">
+                    <a:fld id="{133AE957-E9FD-41C3-B9C6-ECF94AAF15D1}" type="CELLRANGE">
                       <a:rPr lang="es-NI"/>
                       <a:pPr/>
                       <a:t>[CELLRANGE]</a:t>
@@ -31563,7 +37400,7 @@
                       <a:rPr lang="es-NI" baseline="0"/>
                       <a:t>, </a:t>
                     </a:r>
-                    <a:fld id="{B6CD4D0C-80BD-43BE-BEB4-E87190B6FC9B}" type="VALUE">
+                    <a:fld id="{02F789A6-03EB-4D58-995E-FC33A1347701}" type="VALUE">
                       <a:rPr lang="es-NI" baseline="0"/>
                       <a:pPr/>
                       <a:t>[VALOR]</a:t>
@@ -31597,7 +37434,7 @@
                   <a:bodyPr/>
                   <a:lstStyle/>
                   <a:p>
-                    <a:fld id="{CB206A07-39D0-47D7-9FF2-D71D97A35085}" type="CELLRANGE">
+                    <a:fld id="{3FA035E0-F55A-46BB-93DB-598EFC3AA5AD}" type="CELLRANGE">
                       <a:rPr lang="es-NI"/>
                       <a:pPr/>
                       <a:t>[CELLRANGE]</a:t>
@@ -31606,7 +37443,7 @@
                       <a:rPr lang="es-NI" baseline="0"/>
                       <a:t>, </a:t>
                     </a:r>
-                    <a:fld id="{19E61A8A-BB0A-4634-9FAB-C4358E8D56E4}" type="VALUE">
+                    <a:fld id="{817BDC92-BF1B-4832-92B4-E49D8D32B7AF}" type="VALUE">
                       <a:rPr lang="es-NI" baseline="0"/>
                       <a:pPr/>
                       <a:t>[VALOR]</a:t>
@@ -31640,7 +37477,7 @@
                   <a:bodyPr/>
                   <a:lstStyle/>
                   <a:p>
-                    <a:fld id="{3856F400-4006-4E01-882A-07280830976D}" type="CELLRANGE">
+                    <a:fld id="{808E15B1-6641-4FB0-BB3D-429209934003}" type="CELLRANGE">
                       <a:rPr lang="es-NI"/>
                       <a:pPr/>
                       <a:t>[CELLRANGE]</a:t>
@@ -31649,7 +37486,7 @@
                       <a:rPr lang="es-NI" baseline="0"/>
                       <a:t>, </a:t>
                     </a:r>
-                    <a:fld id="{5DBE2572-D44E-430B-86F5-E699021034A4}" type="VALUE">
+                    <a:fld id="{12D1E086-F831-4942-8DA1-2C16F3A9CAFC}" type="VALUE">
                       <a:rPr lang="es-NI" baseline="0"/>
                       <a:pPr/>
                       <a:t>[VALOR]</a:t>
@@ -33890,7 +39727,7 @@
             </c:spPr>
             <c:extLst>
               <c:ext xmlns:c16="http://schemas.microsoft.com/office/drawing/2014/chart" uri="{C3380CC4-5D6E-409C-BE32-E72D297353CC}">
-                <c16:uniqueId val="{00000007-5904-49D7-BB0A-F23278888E1B}"/>
+                <c16:uniqueId val="{00000007-3050-4A99-82E9-BB40199D4623}"/>
               </c:ext>
             </c:extLst>
           </c:dPt>
@@ -34981,7 +40818,7 @@
             </c:spPr>
             <c:extLst>
               <c:ext xmlns:c16="http://schemas.microsoft.com/office/drawing/2014/chart" uri="{C3380CC4-5D6E-409C-BE32-E72D297353CC}">
-                <c16:uniqueId val="{00000009-339B-4709-A128-C56839C339C0}"/>
+                <c16:uniqueId val="{00000009-03B0-4813-AAD7-EBCFF9616609}"/>
               </c:ext>
             </c:extLst>
           </c:dPt>
@@ -35001,7 +40838,7 @@
             </c:spPr>
             <c:extLst>
               <c:ext xmlns:c16="http://schemas.microsoft.com/office/drawing/2014/chart" uri="{C3380CC4-5D6E-409C-BE32-E72D297353CC}">
-                <c16:uniqueId val="{0000000B-339B-4709-A128-C56839C339C0}"/>
+                <c16:uniqueId val="{0000000B-03B0-4813-AAD7-EBCFF9616609}"/>
               </c:ext>
             </c:extLst>
           </c:dPt>
@@ -35347,7 +41184,7 @@
                   <a:bodyPr/>
                   <a:lstStyle/>
                   <a:p>
-                    <a:fld id="{139FFFF9-59A5-41F1-BC57-2E9BC6537549}" type="CELLRANGE">
+                    <a:fld id="{E69B3338-373E-4E0C-9509-F42CA94EA819}" type="CELLRANGE">
                       <a:rPr lang="es-NI"/>
                       <a:pPr/>
                       <a:t>[CELLRANGE]</a:t>
@@ -35356,7 +41193,7 @@
                       <a:rPr lang="es-NI" baseline="0"/>
                       <a:t>, </a:t>
                     </a:r>
-                    <a:fld id="{DE5F40FF-B3E8-4924-8F53-B3352F3AD894}" type="VALUE">
+                    <a:fld id="{9F45E640-A530-484D-A83C-4A1A161DF75B}" type="VALUE">
                       <a:rPr lang="es-NI" baseline="0"/>
                       <a:pPr/>
                       <a:t>[VALOR]</a:t>
@@ -35390,7 +41227,7 @@
                   <a:bodyPr/>
                   <a:lstStyle/>
                   <a:p>
-                    <a:fld id="{380F51F6-A7DE-4952-A5FB-0B27C7FCD671}" type="CELLRANGE">
+                    <a:fld id="{2701EEF2-382B-4D11-B5D5-C11006EAF794}" type="CELLRANGE">
                       <a:rPr lang="es-NI"/>
                       <a:pPr/>
                       <a:t>[CELLRANGE]</a:t>
@@ -35399,7 +41236,7 @@
                       <a:rPr lang="es-NI" baseline="0"/>
                       <a:t>, </a:t>
                     </a:r>
-                    <a:fld id="{0A74B41B-3174-4469-9092-E707491AC5BD}" type="VALUE">
+                    <a:fld id="{E526AF17-00FE-48B6-907A-CC9F17EF4F28}" type="VALUE">
                       <a:rPr lang="es-NI" baseline="0"/>
                       <a:pPr/>
                       <a:t>[VALOR]</a:t>
@@ -35433,7 +41270,7 @@
                   <a:bodyPr/>
                   <a:lstStyle/>
                   <a:p>
-                    <a:fld id="{0407075B-691A-4BF8-A1EF-7A65ED476EE7}" type="CELLRANGE">
+                    <a:fld id="{C48BAE45-E38F-45C7-B8D6-2B80E6529AD6}" type="CELLRANGE">
                       <a:rPr lang="es-NI"/>
                       <a:pPr/>
                       <a:t>[CELLRANGE]</a:t>
@@ -35442,7 +41279,7 @@
                       <a:rPr lang="es-NI" baseline="0"/>
                       <a:t>, </a:t>
                     </a:r>
-                    <a:fld id="{25479E1E-1D9B-4C56-97EA-DBCA372DFDC0}" type="VALUE">
+                    <a:fld id="{16DE7340-64BA-4CDE-9A1D-67861B6693AA}" type="VALUE">
                       <a:rPr lang="es-NI" baseline="0"/>
                       <a:pPr/>
                       <a:t>[VALOR]</a:t>
@@ -35476,7 +41313,7 @@
                   <a:bodyPr/>
                   <a:lstStyle/>
                   <a:p>
-                    <a:fld id="{5CB0E97E-E8AA-420B-A3D3-957D33172C81}" type="CELLRANGE">
+                    <a:fld id="{C8E26EC8-BEF1-4B8B-84D9-F3DFFFE2C459}" type="CELLRANGE">
                       <a:rPr lang="es-NI"/>
                       <a:pPr/>
                       <a:t>[CELLRANGE]</a:t>
@@ -35485,7 +41322,7 @@
                       <a:rPr lang="es-NI" baseline="0"/>
                       <a:t>, </a:t>
                     </a:r>
-                    <a:fld id="{85EACD1B-29BD-48B1-AD00-F51DAD07934C}" type="VALUE">
+                    <a:fld id="{680DBB6F-329E-48F3-A01A-7FC0E484B165}" type="VALUE">
                       <a:rPr lang="es-NI" baseline="0"/>
                       <a:pPr/>
                       <a:t>[VALOR]</a:t>
@@ -35519,7 +41356,7 @@
                   <a:bodyPr/>
                   <a:lstStyle/>
                   <a:p>
-                    <a:fld id="{B50A7F5F-0939-4E71-9338-32A51CDD9BB4}" type="CELLRANGE">
+                    <a:fld id="{9C84C899-AA75-4144-A33A-2083C09AFFEF}" type="CELLRANGE">
                       <a:rPr lang="es-NI"/>
                       <a:pPr/>
                       <a:t>[CELLRANGE]</a:t>
@@ -35528,7 +41365,7 @@
                       <a:rPr lang="es-NI" baseline="0"/>
                       <a:t>, </a:t>
                     </a:r>
-                    <a:fld id="{B4E99968-6327-41EE-830B-F85A0598CC5E}" type="VALUE">
+                    <a:fld id="{A3363B5A-523D-4D28-998D-81247EEC4D38}" type="VALUE">
                       <a:rPr lang="es-NI" baseline="0"/>
                       <a:pPr/>
                       <a:t>[VALOR]</a:t>

--- a/Sistema de diagnóstico capilar 26-07-2026.docx
+++ b/Sistema de diagnóstico capilar 26-07-2026.docx
@@ -22392,9 +22392,6 @@
     </w:p>
     <w:p>
       <w:pPr>
-        <w:tabs>
-          <w:tab w:val="left" w:pos="1120"/>
-        </w:tabs>
         <w:rPr>
           <w:lang w:val="es-MX" w:eastAsia="es-NI"/>
         </w:rPr>
@@ -22403,6 +22400,563 @@
     <w:p>
       <w:pPr>
         <w:pStyle w:val="Ttulo1"/>
+        <w:rPr>
+          <w:lang w:eastAsia="es-NI"/>
+        </w:rPr>
+      </w:pPr>
+      <w:r>
+        <w:rPr>
+          <w:lang w:eastAsia="es-NI"/>
+        </w:rPr>
+        <w:t>Estudio técnico</w:t>
+      </w:r>
+    </w:p>
+    <w:p>
+      <w:pPr>
+        <w:pStyle w:val="APA7MAEDICIN"/>
+        <w:rPr>
+          <w:lang w:val="es-MX"/>
+        </w:rPr>
+      </w:pPr>
+      <w:r>
+        <w:rPr>
+          <w:lang w:val="es-MX"/>
+        </w:rPr>
+        <w:t>El objetivo del estudio técnico es demostrar la viabilidad operativa y tecnológica para el desarrollo, implementación y mantenimiento de la "Aplicación Web de Diagnóstico Capilar". Al tratarse de un producto informático basado en el modelo de Software como Servicio (SaaS), este estudio no se enfoca en la manufactura de bienes físicos, sino en el diseño de la arquitectura web, la capacidad de los servidores en la nube y la ingeniería de software necesaria para garantizar la disponibilidad, rapidez y seguridad del sistema.</w:t>
+      </w:r>
+    </w:p>
+    <w:p>
+      <w:pPr>
+        <w:pStyle w:val="Ttulo2"/>
+        <w:rPr>
+          <w:lang w:eastAsia="es-NI"/>
+        </w:rPr>
+      </w:pPr>
+      <w:r>
+        <w:rPr>
+          <w:lang w:eastAsia="es-NI"/>
+        </w:rPr>
+        <w:t>Tamaño del proyecto</w:t>
+      </w:r>
+    </w:p>
+    <w:p>
+      <w:pPr>
+        <w:pStyle w:val="APA7MAEDICIN"/>
+        <w:rPr>
+          <w:lang w:val="es-MX"/>
+        </w:rPr>
+      </w:pPr>
+      <w:r>
+        <w:rPr>
+          <w:lang w:val="es-MX"/>
+        </w:rPr>
+        <w:t>En un ecosistema digital, el tamaño del proyecto no se mide por la dimensión física de una planta de producción, sino por la capacidad de procesamiento y almacenamiento tecnológico configurada para atender a la demanda de usuarios. El tamaño inicial del proyecto está diseñado para soportar el tráfico concurrente de los salones de belleza y estilistas independientes que adopten el sistema en la ciudad de Managua.</w:t>
+      </w:r>
+    </w:p>
+    <w:p>
+      <w:pPr>
+        <w:pStyle w:val="Ttulo2"/>
+        <w:rPr>
+          <w:lang w:eastAsia="es-NI"/>
+        </w:rPr>
+      </w:pPr>
+      <w:r>
+        <w:rPr>
+          <w:lang w:eastAsia="es-NI"/>
+        </w:rPr>
+        <w:t>Capacidad</w:t>
+      </w:r>
+    </w:p>
+    <w:p>
+      <w:pPr>
+        <w:pStyle w:val="APA7MAEDICIN"/>
+      </w:pPr>
+      <w:r>
+        <w:t>La capacidad operativa de esta aplicación web se define en términos de concurrencia y transferencia de datos. Inicialmente, el sistema se configurará con una capacidad de servidor de nivel de entrada capaz de soportar hasta 500 conexiones simultáneas sin latencia y almacenar miles de expedientes clínicos-cosméticos y reportes en formato PDF generados por la demanda proyectada de los Distritos I y V de Managua.</w:t>
+      </w:r>
+    </w:p>
+    <w:p>
+      <w:pPr>
+        <w:pStyle w:val="Ttulo2"/>
+        <w:rPr>
+          <w:lang w:eastAsia="es-NI"/>
+        </w:rPr>
+      </w:pPr>
+      <w:r>
+        <w:rPr>
+          <w:lang w:eastAsia="es-NI"/>
+        </w:rPr>
+        <w:lastRenderedPageBreak/>
+        <w:t>Factores que determinan el tamaño de un proyecto</w:t>
+      </w:r>
+    </w:p>
+    <w:p>
+      <w:pPr>
+        <w:pStyle w:val="APA7MAEDICIN"/>
+      </w:pPr>
+      <w:r>
+        <w:t>Para esta aplicación web, los factores condicionantes del tamaño de la infraestructura tecnológica inicial son tres:</w:t>
+      </w:r>
+    </w:p>
+    <w:p>
+      <w:pPr>
+        <w:pStyle w:val="APA7MAEDICIN"/>
+        <w:numPr>
+          <w:ilvl w:val="0"/>
+          <w:numId w:val="106"/>
+        </w:numPr>
+      </w:pPr>
+      <w:r>
+        <w:rPr>
+          <w:b/>
+          <w:bCs/>
+        </w:rPr>
+        <w:t>La demanda esperada</w:t>
+      </w:r>
+      <w:r>
+        <w:t>: La proyección inicial de captar aproximadamente 50 salones en el primer año define la necesidad de espacio en la base de datos.</w:t>
+      </w:r>
+    </w:p>
+    <w:p>
+      <w:pPr>
+        <w:pStyle w:val="APA7MAEDICIN"/>
+        <w:numPr>
+          <w:ilvl w:val="0"/>
+          <w:numId w:val="106"/>
+        </w:numPr>
+      </w:pPr>
+      <w:r>
+        <w:rPr>
+          <w:b/>
+          <w:bCs/>
+        </w:rPr>
+        <w:t>La capacidad financiera</w:t>
+      </w:r>
+      <w:r>
+        <w:t>: Como proyecto impulsado por un único desarrollador e investigador, el tamaño de los servidores se limita al presupuesto operativo inicial para cubrir los costos mensuales de "Cloud Hosting".</w:t>
+      </w:r>
+    </w:p>
+    <w:p>
+      <w:pPr>
+        <w:pStyle w:val="APA7MAEDICIN"/>
+        <w:numPr>
+          <w:ilvl w:val="0"/>
+          <w:numId w:val="106"/>
+        </w:numPr>
+      </w:pPr>
+      <w:r>
+        <w:rPr>
+          <w:b/>
+          <w:bCs/>
+        </w:rPr>
+        <w:t>La tecnología disponible</w:t>
+      </w:r>
+      <w:r>
+        <w:t>: El uso de servicios en la nube (como AWS, Google Cloud o Firebase) permite arrancar con un tamaño de infraestructura pequeño, el cual puede modificarse posteriormente.</w:t>
+      </w:r>
+    </w:p>
+    <w:p>
+      <w:pPr>
+        <w:rPr>
+          <w:lang w:eastAsia="es-NI"/>
+        </w:rPr>
+      </w:pPr>
+    </w:p>
+    <w:p>
+      <w:pPr>
+        <w:pStyle w:val="Ttulo2"/>
+      </w:pPr>
+      <w:r>
+        <w:t>Optimización del tamaño</w:t>
+      </w:r>
+    </w:p>
+    <w:p>
+      <w:pPr>
+        <w:pStyle w:val="APA7MAEDICIN"/>
+      </w:pPr>
+      <w:r>
+        <w:t>La optimización del tamaño del proyecto se logra mediante el uso de una arquitectura de software responsiva y bases de datos NoSQL o relacionales escalables alojadas en la nube. Esto permite pagar únicamente por los recursos de cómputo que la aplicación consume. Si los estilistas generan muchos diagnósticos interactivos los fines de semana (días de alta afluencia en los salones), el sistema optimiza la memoria RAM del servidor dinámicamente para evitar caídas, reduciéndola en los días de menor tráfico.</w:t>
+      </w:r>
+    </w:p>
+    <w:p>
+      <w:pPr>
+        <w:rPr>
+          <w:lang w:eastAsia="es-NI"/>
+        </w:rPr>
+      </w:pPr>
+    </w:p>
+    <w:p>
+      <w:pPr>
+        <w:rPr>
+          <w:lang w:eastAsia="es-NI"/>
+        </w:rPr>
+      </w:pPr>
+    </w:p>
+    <w:p>
+      <w:pPr>
+        <w:rPr>
+          <w:lang w:eastAsia="es-NI"/>
+        </w:rPr>
+      </w:pPr>
+    </w:p>
+    <w:p>
+      <w:pPr>
+        <w:pStyle w:val="Ttulo2"/>
+      </w:pPr>
+      <w:r>
+        <w:lastRenderedPageBreak/>
+        <w:t>Economía del tamaño</w:t>
+      </w:r>
+    </w:p>
+    <w:p>
+      <w:pPr>
+        <w:pStyle w:val="APA7MAEDICIN"/>
+      </w:pPr>
+      <w:r>
+        <w:t>La economía del tamaño, o economías de escala, es la mayor ventaja competitiva de este proyecto de ingeniería de software. En una empresa física, producir el doble de unidades cuesta casi el doble en materia prima. En esta aplicación SaaS, una vez que la base de datos y el motor lógico basado en reglas están programados y alojados, el costo marginal de agregar un nuevo salón de belleza al sistema es prácticamente cero. A medida que aumenta el número de suscriptores pagando $19.99 dólares mensuales, los costos fijos del servidor se diluyen, generando una rentabilidad exponencial.</w:t>
+      </w:r>
+    </w:p>
+    <w:p>
+      <w:pPr>
+        <w:pStyle w:val="Ttulo2"/>
+      </w:pPr>
+      <w:r>
+        <w:t>Planes de ampliación o ensanche</w:t>
+      </w:r>
+    </w:p>
+    <w:p>
+      <w:pPr>
+        <w:pStyle w:val="APA7MAEDICIN"/>
+      </w:pPr>
+      <w:r>
+        <w:t>Los planes de ampliación del sistema informático se dividen en dos enfoques técnicos y comerciales:</w:t>
+      </w:r>
+    </w:p>
+    <w:p>
+      <w:pPr>
+        <w:pStyle w:val="APA7MAEDICIN"/>
+        <w:numPr>
+          <w:ilvl w:val="0"/>
+          <w:numId w:val="107"/>
+        </w:numPr>
+      </w:pPr>
+      <w:r>
+        <w:rPr>
+          <w:b/>
+          <w:bCs/>
+        </w:rPr>
+        <w:t>Ampliación técnica (Escalamiento Vertical y Horizontal):</w:t>
+      </w:r>
+      <w:r>
+        <w:t xml:space="preserve"> A medida que la aplicación acumule historiales de clientes, se contratarán planes de alojamiento de mayor capacidad (mayor CPU y almacenamiento en discos SSD) para asegurar que el algoritmo de recomendación de productos siga respondiendo en menos de 2 minutos por consulta.</w:t>
+      </w:r>
+    </w:p>
+    <w:p>
+      <w:pPr>
+        <w:pStyle w:val="APA7MAEDICIN"/>
+        <w:numPr>
+          <w:ilvl w:val="0"/>
+          <w:numId w:val="107"/>
+        </w:numPr>
+      </w:pPr>
+      <w:r>
+        <w:rPr>
+          <w:b/>
+          <w:bCs/>
+        </w:rPr>
+        <w:t>Ensanche comercial:</w:t>
+      </w:r>
+      <w:r>
+        <w:t xml:space="preserve"> Una vez consolidado el sistema en el Distrito V y Distrito I de Managua, la plataforma será promocionada para abarcar todos los distritos de la capital e, inclusive, escalar su disponibilidad a otros departamentos del país sin necesidad de abrir sucursales físicas.</w:t>
+      </w:r>
+    </w:p>
+    <w:p>
+      <w:pPr>
+        <w:rPr>
+          <w:lang w:eastAsia="es-NI"/>
+        </w:rPr>
+      </w:pPr>
+    </w:p>
+    <w:p>
+      <w:pPr>
+        <w:rPr>
+          <w:lang w:eastAsia="es-NI"/>
+        </w:rPr>
+      </w:pPr>
+    </w:p>
+    <w:p>
+      <w:pPr>
+        <w:rPr>
+          <w:lang w:eastAsia="es-NI"/>
+        </w:rPr>
+      </w:pPr>
+    </w:p>
+    <w:p>
+      <w:pPr>
+        <w:pStyle w:val="Ttulo2"/>
+        <w:rPr>
+          <w:lang w:eastAsia="es-NI"/>
+        </w:rPr>
+      </w:pPr>
+      <w:r>
+        <w:rPr>
+          <w:lang w:eastAsia="es-NI"/>
+        </w:rPr>
+        <w:lastRenderedPageBreak/>
+        <w:t>Localización del proyecto</w:t>
+      </w:r>
+    </w:p>
+    <w:p>
+      <w:pPr>
+        <w:pStyle w:val="APA7MAEDICIN"/>
+      </w:pPr>
+      <w:r>
+        <w:t>Para el desarrollo e implementación de la "Aplicación Web de Diagnóstico Capilar", el concepto de localización posee una naturaleza dual. Por un lado, existe una localización física (administrativa y comercial) desde donde el desarrollador gestionará el código, las ventas y el soporte técnico. Por otro lado, existe una localización digital o de infraestructura lógica, que corresponde a la ubicación geográfica de los servidores en la nube (Data Centers) que alojarán la base de datos y procesarán el sistema basado en reglas.</w:t>
+      </w:r>
+    </w:p>
+    <w:p>
+      <w:pPr>
+        <w:rPr>
+          <w:lang w:eastAsia="es-NI"/>
+        </w:rPr>
+      </w:pPr>
+    </w:p>
+    <w:p>
+      <w:pPr>
+        <w:pStyle w:val="Ttulo2"/>
+      </w:pPr>
+      <w:r>
+        <w:t>Factores que influyen en la localización</w:t>
+      </w:r>
+    </w:p>
+    <w:p>
+      <w:pPr>
+        <w:pStyle w:val="APA7MAEDICIN"/>
+      </w:pPr>
+      <w:r>
+        <w:t>Para garantizar el éxito de esta plataforma SaaS, los factores determinantes para seleccionar tanto la base física como la digital fueron los siguientes:</w:t>
+      </w:r>
+    </w:p>
+    <w:p>
+      <w:pPr>
+        <w:pStyle w:val="APA7MAEDICIN"/>
+        <w:numPr>
+          <w:ilvl w:val="0"/>
+          <w:numId w:val="108"/>
+        </w:numPr>
+      </w:pPr>
+      <w:r>
+        <w:rPr>
+          <w:b/>
+          <w:bCs/>
+        </w:rPr>
+        <w:t>Proximidad al mercado meta (Físico):</w:t>
+      </w:r>
+      <w:r>
+        <w:t xml:space="preserve"> La necesidad de estar ubicado geográficamente cerca del Distrito I y el Distrito V de Managua para facilitar las demostraciones presenciales y las visitas de ventas en los salones de belleza.</w:t>
+      </w:r>
+    </w:p>
+    <w:p>
+      <w:pPr>
+        <w:pStyle w:val="APA7MAEDICIN"/>
+        <w:numPr>
+          <w:ilvl w:val="0"/>
+          <w:numId w:val="108"/>
+        </w:numPr>
+      </w:pPr>
+      <w:r>
+        <w:rPr>
+          <w:b/>
+          <w:bCs/>
+        </w:rPr>
+        <w:t>Infraestructura de telecomunicaciones (Físico):</w:t>
+      </w:r>
+      <w:r>
+        <w:t xml:space="preserve"> Acceso a una conexión de internet de banda ancha estable y redundante para programar, subir el código a la nube y brindar soporte remoto sin interrupciones.</w:t>
+      </w:r>
+    </w:p>
+    <w:p>
+      <w:pPr>
+        <w:pStyle w:val="APA7MAEDICIN"/>
+        <w:numPr>
+          <w:ilvl w:val="0"/>
+          <w:numId w:val="108"/>
+        </w:numPr>
+      </w:pPr>
+      <w:r>
+        <w:rPr>
+          <w:b/>
+          <w:bCs/>
+        </w:rPr>
+        <w:t>Latencia y tiempo de respuesta (Digital):</w:t>
+      </w:r>
+      <w:r>
+        <w:t xml:space="preserve"> La distancia física entre el servidor en la nube y los dispositivos (tabletas) en Managua. Una menor latencia asegura que los reportes en PDF se generen en menos de 2 minutos.</w:t>
+      </w:r>
+    </w:p>
+    <w:p>
+      <w:pPr>
+        <w:pStyle w:val="APA7MAEDICIN"/>
+        <w:numPr>
+          <w:ilvl w:val="0"/>
+          <w:numId w:val="108"/>
+        </w:numPr>
+      </w:pPr>
+      <w:r>
+        <w:rPr>
+          <w:b/>
+          <w:bCs/>
+        </w:rPr>
+        <w:lastRenderedPageBreak/>
+        <w:t>Costos operativos (Físico y Digital):</w:t>
+      </w:r>
+      <w:r>
+        <w:t xml:space="preserve"> Minimizar el gasto de alquiler de oficinas físicas mediante el trabajo remoto, y elegir proveedores en la nube que ofrezcan facturación basada en el consumo real.</w:t>
+      </w:r>
+    </w:p>
+    <w:p>
+      <w:pPr>
+        <w:pStyle w:val="Ttulo2"/>
+      </w:pPr>
+      <w:r>
+        <w:t>Estudio de la localización y procedimiento de análisis</w:t>
+      </w:r>
+    </w:p>
+    <w:p>
+      <w:pPr>
+        <w:pStyle w:val="APA7MAEDICIN"/>
+      </w:pPr>
+      <w:r>
+        <w:t>El procedimiento del análisis de localización se realizó mediante un modelo de evaluación cualitativa por puntos, adaptado a emprendimientos digitales.</w:t>
+      </w:r>
+    </w:p>
+    <w:p>
+      <w:pPr>
+        <w:pStyle w:val="APA7MAEDICIN"/>
+      </w:pPr>
+      <w:r>
+        <w:t>Para la localización física, se evaluaron opciones como alquilar una oficina comercial, usar un espacio de coworking o establecer una oficina remota (Home Office). Se seleccionó la opción de oficina remota por minimizar los costos fijos al 100%, maximizando el presupuesto disponible para marketing y servidores.</w:t>
+      </w:r>
+    </w:p>
+    <w:p>
+      <w:pPr>
+        <w:pStyle w:val="APA7MAEDICIN"/>
+      </w:pPr>
+      <w:r>
+        <w:t>Para la localización digital, el procedimiento evaluó a los principales proveedores de nube pública (como Amazon Web Services, Google Cloud Platform y Microsoft Azure) bajo los criterios de costo de servidores de entrada (entry-tier), seguridad de la base de datos y cercanía de sus centros de datos hacia Centroamérica.</w:t>
+      </w:r>
+    </w:p>
+    <w:p>
+      <w:pPr>
+        <w:pStyle w:val="Ttulo2"/>
+      </w:pPr>
+      <w:r>
+        <w:t>Macro localización</w:t>
+      </w:r>
+    </w:p>
+    <w:p>
+      <w:pPr>
+        <w:pStyle w:val="APA7MAEDICIN"/>
+      </w:pPr>
+      <w:r>
+        <w:t>La macro localización define la zona geográfica general del proyecto:</w:t>
+      </w:r>
+    </w:p>
+    <w:p>
+      <w:pPr>
+        <w:pStyle w:val="APA7MAEDICIN"/>
+      </w:pPr>
+      <w:r>
+        <w:rPr>
+          <w:b/>
+          <w:bCs/>
+        </w:rPr>
+        <w:t>Macro localización física:</w:t>
+      </w:r>
+      <w:r>
+        <w:t xml:space="preserve"> El centro de operaciones comerciales y de desarrollo se establece en la ciudad de Managua, Nicaragua, por ser la capital económica y albergar la mayor concentración del mercado estético del país.</w:t>
+      </w:r>
+    </w:p>
+    <w:p>
+      <w:pPr>
+        <w:pStyle w:val="APA7MAEDICIN"/>
+      </w:pPr>
+      <w:r>
+        <w:rPr>
+          <w:b/>
+          <w:bCs/>
+        </w:rPr>
+        <w:t>Macro localización digital:</w:t>
+      </w:r>
+      <w:r>
+        <w:t xml:space="preserve"> Los servidores principales estarán alojados en la región de América del Norte (típicamente centros de datos en Estados Unidos, como Virginia o Texas). Esta </w:t>
+      </w:r>
+      <w:r>
+        <w:lastRenderedPageBreak/>
+        <w:t>macro localización digital se elige porque son los nodos de internet que ofrecen el enrutamiento más directo y rápido hacia las redes de telecomunicaciones en Nicaragua, garantizando alta velocidad de carga para la aplicación.</w:t>
+      </w:r>
+    </w:p>
+    <w:p>
+      <w:pPr>
+        <w:pStyle w:val="APA7MAEDICIN"/>
+      </w:pPr>
+    </w:p>
+    <w:p>
+      <w:pPr>
+        <w:pStyle w:val="Ttulo2"/>
+      </w:pPr>
+      <w:r>
+        <w:t>Micro localización</w:t>
+      </w:r>
+    </w:p>
+    <w:p>
+      <w:pPr>
+        <w:pStyle w:val="APA7MAEDICIN"/>
+      </w:pPr>
+      <w:r>
+        <w:t>La micro localización define el punto exacto de operaciones:</w:t>
+      </w:r>
+    </w:p>
+    <w:p>
+      <w:pPr>
+        <w:pStyle w:val="APA7MAEDICIN"/>
+      </w:pPr>
+      <w:r>
+        <w:rPr>
+          <w:b/>
+          <w:bCs/>
+        </w:rPr>
+        <w:t>Micro localización física:</w:t>
+      </w:r>
+      <w:r>
+        <w:t xml:space="preserve"> El centro de operaciones operará inicialmente bajo la modalidad de oficina remota o Home Office en el domicilio del desarrollador en Managua, sirviendo como punto base para desplazarse a las rutas comerciales de los Distritos I y V.</w:t>
+      </w:r>
+    </w:p>
+    <w:p>
+      <w:pPr>
+        <w:pStyle w:val="APA7MAEDICIN"/>
+      </w:pPr>
+      <w:r>
+        <w:rPr>
+          <w:b/>
+          <w:bCs/>
+        </w:rPr>
+        <w:t>Micro localización digital:</w:t>
+      </w:r>
+      <w:r>
+        <w:t xml:space="preserve"> La infraestructura lógica se ubicará específicamente en los servicios de un proveedor de nube (por ejemplo, Google Firebase o AWS Región us-east-1). Esta micro localización asegura que el "Expediente Clínico Digital" cuente con respaldos automáticos, encriptación de datos de los clientes y un 99.9% de disponibilidad garantizada, cumpliendo con la propuesta de valor exigida por los administradores de los salones.</w:t>
+      </w:r>
+    </w:p>
+    <w:p>
+      <w:pPr>
+        <w:rPr>
+          <w:lang w:eastAsia="es-NI"/>
+        </w:rPr>
+      </w:pPr>
+    </w:p>
+    <w:p>
+      <w:pPr>
+        <w:pStyle w:val="Ttulo2"/>
         <w:rPr>
           <w:lang w:eastAsia="es-NI"/>
         </w:rPr>
@@ -22579,6 +23133,7 @@
           <w:b/>
           <w:bCs/>
         </w:rPr>
+        <w:lastRenderedPageBreak/>
         <w:t>Frontend (Interfaz de usuario):</w:t>
       </w:r>
       <w:r>
@@ -22643,11 +23198,7 @@
         <w:pStyle w:val="APA7MAEDICIN"/>
       </w:pPr>
       <w:r>
-        <w:t xml:space="preserve">El proyecto presenta un impacto ambiental altamente positivo (tecnología verde). Al digitalizar por completo el diagnóstico capilar, se erradica el uso masivo de papel y tinta que el 87.5% de los salones encuestados utiliza actualmente. Al sustituir las fichas impresas por "Expedientes Digitales en la Nube" y reportes electrónicos en PDF enviados por </w:t>
-      </w:r>
-      <w:r>
-        <w:lastRenderedPageBreak/>
-        <w:t>WhatsApp, la aplicación promueve una operatividad "Cero Papel" (Paperless) en el sector estético de Managua.</w:t>
+        <w:t>El proyecto presenta un impacto ambiental altamente positivo (tecnología verde). Al digitalizar por completo el diagnóstico capilar, se erradica el uso masivo de papel y tinta que el 87.5% de los salones encuestados utiliza actualmente. Al sustituir las fichas impresas por "Expedientes Digitales en la Nube" y reportes electrónicos en PDF enviados por WhatsApp, la aplicación promueve una operatividad "Cero Papel" (Paperless) en el sector estético de Managua.</w:t>
       </w:r>
     </w:p>
     <w:p>
@@ -22686,6 +23237,7 @@
           <w:b/>
           <w:bCs/>
         </w:rPr>
+        <w:lastRenderedPageBreak/>
         <w:t>Velocidad de procesamiento (Latencia):</w:t>
       </w:r>
       <w:r>
@@ -22833,7 +23385,6 @@
         <w:pStyle w:val="Ttulo2"/>
       </w:pPr>
       <w:r>
-        <w:lastRenderedPageBreak/>
         <w:t>Alternativa de producción</w:t>
       </w:r>
     </w:p>
@@ -22908,6 +23459,7 @@
           <w:bCs/>
           <w:lang w:val="es-MX"/>
         </w:rPr>
+        <w:lastRenderedPageBreak/>
         <w:t>Alternativa B:</w:t>
       </w:r>
       <w:r>
@@ -23069,42 +23621,42 @@
           <w:bCs/>
           <w:lang w:val="es-MX"/>
         </w:rPr>
+        <w:t>"Maquinaria" Virtual:</w:t>
+      </w:r>
+      <w:r>
+        <w:rPr>
+          <w:lang w:val="es-MX"/>
+        </w:rPr>
+        <w:t xml:space="preserve"> Servidores privados virtuales (VPS) o instancias en la nube contratadas a proveedores tecnológicos para ejecutar la aplicación de cara al público.</w:t>
+      </w:r>
+    </w:p>
+    <w:p>
+      <w:pPr>
+        <w:rPr>
+          <w:lang w:val="es-MX" w:eastAsia="es-NI"/>
+        </w:rPr>
+      </w:pPr>
+    </w:p>
+    <w:p>
+      <w:pPr>
+        <w:pStyle w:val="Ttulo2"/>
+      </w:pPr>
+      <w:r>
+        <w:t>Selección de la materia prima</w:t>
+      </w:r>
+    </w:p>
+    <w:p>
+      <w:pPr>
+        <w:pStyle w:val="APA7MAEDICIN"/>
+        <w:rPr>
+          <w:lang w:val="es-MX"/>
+        </w:rPr>
+      </w:pPr>
+      <w:r>
+        <w:rPr>
+          <w:lang w:val="es-MX"/>
+        </w:rPr>
         <w:lastRenderedPageBreak/>
-        <w:t>"Maquinaria" Virtual:</w:t>
-      </w:r>
-      <w:r>
-        <w:rPr>
-          <w:lang w:val="es-MX"/>
-        </w:rPr>
-        <w:t xml:space="preserve"> Servidores privados virtuales (VPS) o instancias en la nube contratadas a proveedores tecnológicos para ejecutar la aplicación de cara al público.</w:t>
-      </w:r>
-    </w:p>
-    <w:p>
-      <w:pPr>
-        <w:rPr>
-          <w:lang w:val="es-MX" w:eastAsia="es-NI"/>
-        </w:rPr>
-      </w:pPr>
-    </w:p>
-    <w:p>
-      <w:pPr>
-        <w:pStyle w:val="Ttulo2"/>
-      </w:pPr>
-      <w:r>
-        <w:t>Selección de la materia prima</w:t>
-      </w:r>
-    </w:p>
-    <w:p>
-      <w:pPr>
-        <w:pStyle w:val="APA7MAEDICIN"/>
-        <w:rPr>
-          <w:lang w:val="es-MX"/>
-        </w:rPr>
-      </w:pPr>
-      <w:r>
-        <w:rPr>
-          <w:lang w:val="es-MX"/>
-        </w:rPr>
         <w:t>En la ingeniería de sistemas, la "materia prima" está compuesta por los recursos intangibles y lógicos utilizados para construir el producto final:</w:t>
       </w:r>
     </w:p>
@@ -23214,22 +23766,28 @@
         <w:rPr>
           <w:lang w:eastAsia="es-NI"/>
         </w:rPr>
+        <w:t>Descripción del proceso de producción</w:t>
+      </w:r>
+    </w:p>
+    <w:p>
+      <w:pPr>
+        <w:pStyle w:val="APA7MAEDICIN"/>
+        <w:rPr>
+          <w:lang w:val="es-MX"/>
+        </w:rPr>
+      </w:pPr>
+      <w:r>
+        <w:rPr>
+          <w:lang w:val="es-MX"/>
+        </w:rPr>
+        <w:t xml:space="preserve">El "proceso de producción" de esta aplicación web se entiende como el flujo operativo mediante el cual el sistema transforma los datos crudos ingresados por el usuario en un diagnóstico </w:t>
+      </w:r>
+      <w:r>
+        <w:rPr>
+          <w:lang w:val="es-MX"/>
+        </w:rPr>
         <w:lastRenderedPageBreak/>
-        <w:t>Descripción del proceso de producción</w:t>
-      </w:r>
-    </w:p>
-    <w:p>
-      <w:pPr>
-        <w:pStyle w:val="APA7MAEDICIN"/>
-        <w:rPr>
-          <w:lang w:val="es-MX"/>
-        </w:rPr>
-      </w:pPr>
-      <w:r>
-        <w:rPr>
-          <w:lang w:val="es-MX"/>
-        </w:rPr>
-        <w:t>El "proceso de producción" de esta aplicación web se entiende como el flujo operativo mediante el cual el sistema transforma los datos crudos ingresados por el usuario en un diagnóstico estructurado y un entregable de valor (reporte). Este proceso automatizado consta de tres fases consecutivas:</w:t>
+        <w:t>estructurado y un entregable de valor (reporte). Este proceso automatizado consta de tres fases consecutivas:</w:t>
       </w:r>
     </w:p>
     <w:p>
@@ -23384,23 +23942,70 @@
         <w:rPr>
           <w:lang w:eastAsia="es-NI"/>
         </w:rPr>
+        <w:t>Diagrama del proceso</w:t>
+      </w:r>
+    </w:p>
+    <w:p>
+      <w:pPr>
+        <w:rPr>
+          <w:lang w:val="es-MX" w:eastAsia="es-NI"/>
+        </w:rPr>
+      </w:pPr>
+      <w:r>
+        <w:rPr>
+          <w:noProof/>
+          <w:lang w:val="es-MX" w:eastAsia="es-NI"/>
+        </w:rPr>
         <w:lastRenderedPageBreak/>
-        <w:t>Diagrama del proceso</w:t>
-      </w:r>
-    </w:p>
-    <w:p>
-      <w:pPr>
-        <w:pStyle w:val="APA7MAEDICIN"/>
-        <w:rPr>
-          <w:lang w:val="es-MX"/>
-        </w:rPr>
-      </w:pPr>
-      <w:r>
-        <w:rPr>
-          <w:lang w:val="es-MX"/>
-        </w:rPr>
-        <w:t>El diagrama de procesos de la aplicación (Diagrama de Flujo de Datos) ilustra gráficamente el ciclo completo de la interacción sistema-usuario. Comienza con el inicio de sesión seguro del estilista, seguido por un bloque de decisión donde se elige crear una clienta nueva o buscar un historial existente. Posteriormente, el diagrama detalla la ruta de las reglas lógicas (condicionales SI/ENTONCES) que procesan las características de la hebra capilar, finalizando en el módulo de generación y exportación del reporte técnico en PDF.</w:t>
-      </w:r>
+        <w:drawing>
+          <wp:inline distT="0" distB="0" distL="0" distR="0" wp14:anchorId="0A5C65D2" wp14:editId="2A245906">
+            <wp:extent cx="4207397" cy="7533987"/>
+            <wp:effectExtent l="0" t="0" r="3175" b="0"/>
+            <wp:docPr id="29" name="Imagen 29"/>
+            <wp:cNvGraphicFramePr>
+              <a:graphicFrameLocks xmlns:a="http://schemas.openxmlformats.org/drawingml/2006/main" noChangeAspect="1"/>
+            </wp:cNvGraphicFramePr>
+            <a:graphic xmlns:a="http://schemas.openxmlformats.org/drawingml/2006/main">
+              <a:graphicData uri="http://schemas.openxmlformats.org/drawingml/2006/picture">
+                <pic:pic xmlns:pic="http://schemas.openxmlformats.org/drawingml/2006/picture">
+                  <pic:nvPicPr>
+                    <pic:cNvPr id="29" name="Imagen 29"/>
+                    <pic:cNvPicPr/>
+                  </pic:nvPicPr>
+                  <pic:blipFill>
+                    <a:blip r:embed="rId29">
+                      <a:extLst>
+                        <a:ext uri="{28A0092B-C50C-407E-A947-70E740481C1C}">
+                          <a14:useLocalDpi xmlns:a14="http://schemas.microsoft.com/office/drawing/2010/main" val="0"/>
+                        </a:ext>
+                      </a:extLst>
+                    </a:blip>
+                    <a:stretch>
+                      <a:fillRect/>
+                    </a:stretch>
+                  </pic:blipFill>
+                  <pic:spPr>
+                    <a:xfrm>
+                      <a:off x="0" y="0"/>
+                      <a:ext cx="4207397" cy="7533987"/>
+                    </a:xfrm>
+                    <a:prstGeom prst="rect">
+                      <a:avLst/>
+                    </a:prstGeom>
+                  </pic:spPr>
+                </pic:pic>
+              </a:graphicData>
+            </a:graphic>
+          </wp:inline>
+        </w:drawing>
+      </w:r>
+    </w:p>
+    <w:p>
+      <w:pPr>
+        <w:rPr>
+          <w:lang w:val="es-MX" w:eastAsia="es-NI"/>
+        </w:rPr>
+      </w:pPr>
     </w:p>
     <w:p>
       <w:pPr>
@@ -23427,6 +24032,7 @@
         <w:rPr>
           <w:lang w:val="es-MX"/>
         </w:rPr>
+        <w:lastRenderedPageBreak/>
         <w:t>En el entorno del desarrollo de sistemas, la "distribución de la planta" se traduce en la Topología o Arquitectura de Red del proyecto. La distribución lógica de los componentes de la plataforma se estructura en una arquitectura cliente-servidor de tres capas:</w:t>
       </w:r>
     </w:p>
@@ -23547,7 +24153,6 @@
         <w:rPr>
           <w:lang w:eastAsia="es-NI"/>
         </w:rPr>
-        <w:lastRenderedPageBreak/>
         <w:t>Valorización de obras físicas</w:t>
       </w:r>
     </w:p>
@@ -23619,6 +24224,7 @@
         <w:rPr>
           <w:lang w:val="es-MX"/>
         </w:rPr>
+        <w:lastRenderedPageBreak/>
         <w:t>En ingeniería de software, el control de calidad corresponde al aseguramiento de la calidad (Quality Assurance - QA) del código y la plataforma. Para garantizar que los diagnósticos y reportes sean precisos y consistentes, se implementarán las siguientes medidas:</w:t>
       </w:r>
     </w:p>
@@ -23719,7 +24325,6 @@
         <w:pStyle w:val="Ttulo2"/>
       </w:pPr>
       <w:r>
-        <w:lastRenderedPageBreak/>
         <w:t>Seguridad industrial</w:t>
       </w:r>
     </w:p>
@@ -23786,6 +24391,7 @@
           <w:bCs/>
           <w:lang w:val="es-MX"/>
         </w:rPr>
+        <w:lastRenderedPageBreak/>
         <w:t>Autenticación segura:</w:t>
       </w:r>
       <w:r>
@@ -24058,7 +24664,7 @@
                 </w:rPr>
                 <w:t xml:space="preserve">Instituto Nacional de Información de Desarrollo. (2024). Anuario Estadístico de Nicaragua: Población, Educación y Empleo. INIDE. </w:t>
               </w:r>
-              <w:hyperlink r:id="rId29" w:history="1">
+              <w:hyperlink r:id="rId30" w:history="1">
                 <w:r>
                   <w:rPr>
                     <w:lang w:val="es-ES"/>
@@ -24083,7 +24689,7 @@
                 </w:rPr>
                 <w:t xml:space="preserve">Comisión Económica para América Latina y el Caribe. (2025). Estudio Económico y de Transformación Digital en América Latina. CEPAL. </w:t>
               </w:r>
-              <w:hyperlink r:id="rId30" w:history="1">
+              <w:hyperlink r:id="rId31" w:history="1">
                 <w:r>
                   <w:rPr>
                     <w:noProof/>
@@ -24109,7 +24715,7 @@
                 </w:rPr>
                 <w:t xml:space="preserve">Alcaldía de Managua. (2024). Plan Regulador de Desarrollo Urbano y Datos Demográficos de la Ciudad de Managua. ALMA. </w:t>
               </w:r>
-              <w:hyperlink r:id="rId31" w:history="1">
+              <w:hyperlink r:id="rId32" w:history="1">
                 <w:r>
                   <w:rPr>
                     <w:noProof/>
@@ -24135,7 +24741,7 @@
                 </w:rPr>
                 <w:t xml:space="preserve">Banco Central de Nicaragua. (2025). Informe de Indicadores Económicos y Crecimiento Comercial. BCN. </w:t>
               </w:r>
-              <w:hyperlink r:id="rId32" w:history="1">
+              <w:hyperlink r:id="rId33" w:history="1">
                 <w:r>
                   <w:rPr>
                     <w:noProof/>
@@ -24161,7 +24767,7 @@
                 </w:rPr>
                 <w:t xml:space="preserve">Gobierno de Reconciliación y Unidad Nacional. (2021). Plan Nacional de Lucha Contra la Pobreza y para el Desarrollo Humano 2022-2026. Presidencia de la República de Nicaragua. </w:t>
               </w:r>
-              <w:hyperlink r:id="rId33" w:history="1">
+              <w:hyperlink r:id="rId34" w:history="1">
                 <w:r>
                   <w:rPr>
                     <w:noProof/>
@@ -26261,6 +26867,92 @@
     </w:lvl>
   </w:abstractNum>
   <w:abstractNum w:abstractNumId="18" w15:restartNumberingAfterBreak="0">
+    <w:nsid w:val="163C36B4"/>
+    <w:multiLevelType w:val="hybridMultilevel"/>
+    <w:tmpl w:val="87B47AC2"/>
+    <w:lvl w:ilvl="0" w:tplc="4C0A000F">
+      <w:start w:val="1"/>
+      <w:numFmt w:val="decimal"/>
+      <w:lvlText w:val="%1."/>
+      <w:lvlJc w:val="left"/>
+      <w:pPr>
+        <w:ind w:left="720" w:hanging="360"/>
+      </w:pPr>
+    </w:lvl>
+    <w:lvl w:ilvl="1" w:tplc="4C0A0019" w:tentative="1">
+      <w:start w:val="1"/>
+      <w:numFmt w:val="lowerLetter"/>
+      <w:lvlText w:val="%2."/>
+      <w:lvlJc w:val="left"/>
+      <w:pPr>
+        <w:ind w:left="1440" w:hanging="360"/>
+      </w:pPr>
+    </w:lvl>
+    <w:lvl w:ilvl="2" w:tplc="4C0A001B" w:tentative="1">
+      <w:start w:val="1"/>
+      <w:numFmt w:val="lowerRoman"/>
+      <w:lvlText w:val="%3."/>
+      <w:lvlJc w:val="right"/>
+      <w:pPr>
+        <w:ind w:left="2160" w:hanging="180"/>
+      </w:pPr>
+    </w:lvl>
+    <w:lvl w:ilvl="3" w:tplc="4C0A000F" w:tentative="1">
+      <w:start w:val="1"/>
+      <w:numFmt w:val="decimal"/>
+      <w:lvlText w:val="%4."/>
+      <w:lvlJc w:val="left"/>
+      <w:pPr>
+        <w:ind w:left="2880" w:hanging="360"/>
+      </w:pPr>
+    </w:lvl>
+    <w:lvl w:ilvl="4" w:tplc="4C0A0019" w:tentative="1">
+      <w:start w:val="1"/>
+      <w:numFmt w:val="lowerLetter"/>
+      <w:lvlText w:val="%5."/>
+      <w:lvlJc w:val="left"/>
+      <w:pPr>
+        <w:ind w:left="3600" w:hanging="360"/>
+      </w:pPr>
+    </w:lvl>
+    <w:lvl w:ilvl="5" w:tplc="4C0A001B" w:tentative="1">
+      <w:start w:val="1"/>
+      <w:numFmt w:val="lowerRoman"/>
+      <w:lvlText w:val="%6."/>
+      <w:lvlJc w:val="right"/>
+      <w:pPr>
+        <w:ind w:left="4320" w:hanging="180"/>
+      </w:pPr>
+    </w:lvl>
+    <w:lvl w:ilvl="6" w:tplc="4C0A000F" w:tentative="1">
+      <w:start w:val="1"/>
+      <w:numFmt w:val="decimal"/>
+      <w:lvlText w:val="%7."/>
+      <w:lvlJc w:val="left"/>
+      <w:pPr>
+        <w:ind w:left="5040" w:hanging="360"/>
+      </w:pPr>
+    </w:lvl>
+    <w:lvl w:ilvl="7" w:tplc="4C0A0019" w:tentative="1">
+      <w:start w:val="1"/>
+      <w:numFmt w:val="lowerLetter"/>
+      <w:lvlText w:val="%8."/>
+      <w:lvlJc w:val="left"/>
+      <w:pPr>
+        <w:ind w:left="5760" w:hanging="360"/>
+      </w:pPr>
+    </w:lvl>
+    <w:lvl w:ilvl="8" w:tplc="4C0A001B" w:tentative="1">
+      <w:start w:val="1"/>
+      <w:numFmt w:val="lowerRoman"/>
+      <w:lvlText w:val="%9."/>
+      <w:lvlJc w:val="right"/>
+      <w:pPr>
+        <w:ind w:left="6480" w:hanging="180"/>
+      </w:pPr>
+    </w:lvl>
+  </w:abstractNum>
+  <w:abstractNum w:abstractNumId="19" w15:restartNumberingAfterBreak="0">
     <w:nsid w:val="165A2AF5"/>
     <w:multiLevelType w:val="hybridMultilevel"/>
     <w:tmpl w:val="6AFA5B58"/>
@@ -26373,7 +27065,7 @@
       </w:rPr>
     </w:lvl>
   </w:abstractNum>
-  <w:abstractNum w:abstractNumId="19" w15:restartNumberingAfterBreak="0">
+  <w:abstractNum w:abstractNumId="20" w15:restartNumberingAfterBreak="0">
     <w:nsid w:val="17427107"/>
     <w:multiLevelType w:val="hybridMultilevel"/>
     <w:tmpl w:val="D2687C54"/>
@@ -26486,7 +27178,7 @@
       </w:rPr>
     </w:lvl>
   </w:abstractNum>
-  <w:abstractNum w:abstractNumId="20" w15:restartNumberingAfterBreak="0">
+  <w:abstractNum w:abstractNumId="21" w15:restartNumberingAfterBreak="0">
     <w:nsid w:val="1771019B"/>
     <w:multiLevelType w:val="hybridMultilevel"/>
     <w:tmpl w:val="70E2FDD6"/>
@@ -26599,7 +27291,7 @@
       </w:rPr>
     </w:lvl>
   </w:abstractNum>
-  <w:abstractNum w:abstractNumId="21" w15:restartNumberingAfterBreak="0">
+  <w:abstractNum w:abstractNumId="22" w15:restartNumberingAfterBreak="0">
     <w:nsid w:val="17BC37FC"/>
     <w:multiLevelType w:val="hybridMultilevel"/>
     <w:tmpl w:val="E9CE3DFC"/>
@@ -26712,7 +27404,7 @@
       </w:pPr>
     </w:lvl>
   </w:abstractNum>
-  <w:abstractNum w:abstractNumId="22" w15:restartNumberingAfterBreak="0">
+  <w:abstractNum w:abstractNumId="23" w15:restartNumberingAfterBreak="0">
     <w:nsid w:val="18715D42"/>
     <w:multiLevelType w:val="hybridMultilevel"/>
     <w:tmpl w:val="FAE0ED1E"/>
@@ -26825,7 +27517,7 @@
       </w:rPr>
     </w:lvl>
   </w:abstractNum>
-  <w:abstractNum w:abstractNumId="23" w15:restartNumberingAfterBreak="0">
+  <w:abstractNum w:abstractNumId="24" w15:restartNumberingAfterBreak="0">
     <w:nsid w:val="1992277A"/>
     <w:multiLevelType w:val="hybridMultilevel"/>
     <w:tmpl w:val="4FC24B0E"/>
@@ -26938,7 +27630,7 @@
       </w:rPr>
     </w:lvl>
   </w:abstractNum>
-  <w:abstractNum w:abstractNumId="24" w15:restartNumberingAfterBreak="0">
+  <w:abstractNum w:abstractNumId="25" w15:restartNumberingAfterBreak="0">
     <w:nsid w:val="1998083B"/>
     <w:multiLevelType w:val="hybridMultilevel"/>
     <w:tmpl w:val="D20A6466"/>
@@ -27051,7 +27743,7 @@
       </w:rPr>
     </w:lvl>
   </w:abstractNum>
-  <w:abstractNum w:abstractNumId="25" w15:restartNumberingAfterBreak="0">
+  <w:abstractNum w:abstractNumId="26" w15:restartNumberingAfterBreak="0">
     <w:nsid w:val="1A4F7473"/>
     <w:multiLevelType w:val="hybridMultilevel"/>
     <w:tmpl w:val="72664D04"/>
@@ -27164,7 +27856,7 @@
       </w:rPr>
     </w:lvl>
   </w:abstractNum>
-  <w:abstractNum w:abstractNumId="26" w15:restartNumberingAfterBreak="0">
+  <w:abstractNum w:abstractNumId="27" w15:restartNumberingAfterBreak="0">
     <w:nsid w:val="1D3361A1"/>
     <w:multiLevelType w:val="hybridMultilevel"/>
     <w:tmpl w:val="3DF06F4A"/>
@@ -27277,7 +27969,7 @@
       </w:rPr>
     </w:lvl>
   </w:abstractNum>
-  <w:abstractNum w:abstractNumId="27" w15:restartNumberingAfterBreak="0">
+  <w:abstractNum w:abstractNumId="28" w15:restartNumberingAfterBreak="0">
     <w:nsid w:val="1E5C575C"/>
     <w:multiLevelType w:val="hybridMultilevel"/>
     <w:tmpl w:val="EB22158C"/>
@@ -27390,7 +28082,7 @@
       </w:rPr>
     </w:lvl>
   </w:abstractNum>
-  <w:abstractNum w:abstractNumId="28" w15:restartNumberingAfterBreak="0">
+  <w:abstractNum w:abstractNumId="29" w15:restartNumberingAfterBreak="0">
     <w:nsid w:val="201623C1"/>
     <w:multiLevelType w:val="hybridMultilevel"/>
     <w:tmpl w:val="CE005078"/>
@@ -27503,7 +28195,7 @@
       </w:rPr>
     </w:lvl>
   </w:abstractNum>
-  <w:abstractNum w:abstractNumId="29" w15:restartNumberingAfterBreak="0">
+  <w:abstractNum w:abstractNumId="30" w15:restartNumberingAfterBreak="0">
     <w:nsid w:val="20F87CCB"/>
     <w:multiLevelType w:val="hybridMultilevel"/>
     <w:tmpl w:val="988CB3DA"/>
@@ -27589,7 +28281,7 @@
       </w:pPr>
     </w:lvl>
   </w:abstractNum>
-  <w:abstractNum w:abstractNumId="30" w15:restartNumberingAfterBreak="0">
+  <w:abstractNum w:abstractNumId="31" w15:restartNumberingAfterBreak="0">
     <w:nsid w:val="28D64C03"/>
     <w:multiLevelType w:val="hybridMultilevel"/>
     <w:tmpl w:val="B0EA7762"/>
@@ -27702,7 +28394,7 @@
       </w:rPr>
     </w:lvl>
   </w:abstractNum>
-  <w:abstractNum w:abstractNumId="31" w15:restartNumberingAfterBreak="0">
+  <w:abstractNum w:abstractNumId="32" w15:restartNumberingAfterBreak="0">
     <w:nsid w:val="291A7CAB"/>
     <w:multiLevelType w:val="hybridMultilevel"/>
     <w:tmpl w:val="061A8730"/>
@@ -27791,7 +28483,7 @@
       </w:pPr>
     </w:lvl>
   </w:abstractNum>
-  <w:abstractNum w:abstractNumId="32" w15:restartNumberingAfterBreak="0">
+  <w:abstractNum w:abstractNumId="33" w15:restartNumberingAfterBreak="0">
     <w:nsid w:val="296F35F0"/>
     <w:multiLevelType w:val="hybridMultilevel"/>
     <w:tmpl w:val="138674EC"/>
@@ -27904,7 +28596,7 @@
       </w:rPr>
     </w:lvl>
   </w:abstractNum>
-  <w:abstractNum w:abstractNumId="33" w15:restartNumberingAfterBreak="0">
+  <w:abstractNum w:abstractNumId="34" w15:restartNumberingAfterBreak="0">
     <w:nsid w:val="2A32771C"/>
     <w:multiLevelType w:val="hybridMultilevel"/>
     <w:tmpl w:val="70584F74"/>
@@ -28017,7 +28709,7 @@
       </w:rPr>
     </w:lvl>
   </w:abstractNum>
-  <w:abstractNum w:abstractNumId="34" w15:restartNumberingAfterBreak="0">
+  <w:abstractNum w:abstractNumId="35" w15:restartNumberingAfterBreak="0">
     <w:nsid w:val="2A732953"/>
     <w:multiLevelType w:val="hybridMultilevel"/>
     <w:tmpl w:val="1444C332"/>
@@ -28130,7 +28822,7 @@
       </w:rPr>
     </w:lvl>
   </w:abstractNum>
-  <w:abstractNum w:abstractNumId="35" w15:restartNumberingAfterBreak="0">
+  <w:abstractNum w:abstractNumId="36" w15:restartNumberingAfterBreak="0">
     <w:nsid w:val="2D7D6272"/>
     <w:multiLevelType w:val="hybridMultilevel"/>
     <w:tmpl w:val="08A02722"/>
@@ -28243,7 +28935,7 @@
       </w:rPr>
     </w:lvl>
   </w:abstractNum>
-  <w:abstractNum w:abstractNumId="36" w15:restartNumberingAfterBreak="0">
+  <w:abstractNum w:abstractNumId="37" w15:restartNumberingAfterBreak="0">
     <w:nsid w:val="2D973B86"/>
     <w:multiLevelType w:val="hybridMultilevel"/>
     <w:tmpl w:val="A65CC574"/>
@@ -28329,7 +29021,7 @@
       </w:pPr>
     </w:lvl>
   </w:abstractNum>
-  <w:abstractNum w:abstractNumId="37" w15:restartNumberingAfterBreak="0">
+  <w:abstractNum w:abstractNumId="38" w15:restartNumberingAfterBreak="0">
     <w:nsid w:val="2DA70987"/>
     <w:multiLevelType w:val="hybridMultilevel"/>
     <w:tmpl w:val="50D08FA0"/>
@@ -28415,7 +29107,7 @@
       </w:pPr>
     </w:lvl>
   </w:abstractNum>
-  <w:abstractNum w:abstractNumId="38" w15:restartNumberingAfterBreak="0">
+  <w:abstractNum w:abstractNumId="39" w15:restartNumberingAfterBreak="0">
     <w:nsid w:val="2E2E632F"/>
     <w:multiLevelType w:val="hybridMultilevel"/>
     <w:tmpl w:val="A0A21282"/>
@@ -28505,7 +29197,7 @@
       </w:pPr>
     </w:lvl>
   </w:abstractNum>
-  <w:abstractNum w:abstractNumId="39" w15:restartNumberingAfterBreak="0">
+  <w:abstractNum w:abstractNumId="40" w15:restartNumberingAfterBreak="0">
     <w:nsid w:val="2EF239D7"/>
     <w:multiLevelType w:val="hybridMultilevel"/>
     <w:tmpl w:val="6300786E"/>
@@ -28591,7 +29283,7 @@
       </w:pPr>
     </w:lvl>
   </w:abstractNum>
-  <w:abstractNum w:abstractNumId="40" w15:restartNumberingAfterBreak="0">
+  <w:abstractNum w:abstractNumId="41" w15:restartNumberingAfterBreak="0">
     <w:nsid w:val="2FF62121"/>
     <w:multiLevelType w:val="hybridMultilevel"/>
     <w:tmpl w:val="45346C30"/>
@@ -28704,7 +29396,7 @@
       </w:rPr>
     </w:lvl>
   </w:abstractNum>
-  <w:abstractNum w:abstractNumId="41" w15:restartNumberingAfterBreak="0">
+  <w:abstractNum w:abstractNumId="42" w15:restartNumberingAfterBreak="0">
     <w:nsid w:val="300209C1"/>
     <w:multiLevelType w:val="hybridMultilevel"/>
     <w:tmpl w:val="F58811E2"/>
@@ -28817,7 +29509,7 @@
       </w:rPr>
     </w:lvl>
   </w:abstractNum>
-  <w:abstractNum w:abstractNumId="42" w15:restartNumberingAfterBreak="0">
+  <w:abstractNum w:abstractNumId="43" w15:restartNumberingAfterBreak="0">
     <w:nsid w:val="30625021"/>
     <w:multiLevelType w:val="hybridMultilevel"/>
     <w:tmpl w:val="B18A89B4"/>
@@ -28903,7 +29595,7 @@
       </w:pPr>
     </w:lvl>
   </w:abstractNum>
-  <w:abstractNum w:abstractNumId="43" w15:restartNumberingAfterBreak="0">
+  <w:abstractNum w:abstractNumId="44" w15:restartNumberingAfterBreak="0">
     <w:nsid w:val="30DF073F"/>
     <w:multiLevelType w:val="hybridMultilevel"/>
     <w:tmpl w:val="3AEE4BFE"/>
@@ -28989,7 +29681,7 @@
       </w:pPr>
     </w:lvl>
   </w:abstractNum>
-  <w:abstractNum w:abstractNumId="44" w15:restartNumberingAfterBreak="0">
+  <w:abstractNum w:abstractNumId="45" w15:restartNumberingAfterBreak="0">
     <w:nsid w:val="33057DE1"/>
     <w:multiLevelType w:val="hybridMultilevel"/>
     <w:tmpl w:val="AE8EE834"/>
@@ -29078,7 +29770,7 @@
       </w:pPr>
     </w:lvl>
   </w:abstractNum>
-  <w:abstractNum w:abstractNumId="45" w15:restartNumberingAfterBreak="0">
+  <w:abstractNum w:abstractNumId="46" w15:restartNumberingAfterBreak="0">
     <w:nsid w:val="33DB2375"/>
     <w:multiLevelType w:val="hybridMultilevel"/>
     <w:tmpl w:val="E6B44616"/>
@@ -29191,7 +29883,7 @@
       </w:rPr>
     </w:lvl>
   </w:abstractNum>
-  <w:abstractNum w:abstractNumId="46" w15:restartNumberingAfterBreak="0">
+  <w:abstractNum w:abstractNumId="47" w15:restartNumberingAfterBreak="0">
     <w:nsid w:val="34DA469B"/>
     <w:multiLevelType w:val="hybridMultilevel"/>
     <w:tmpl w:val="D98EBDF6"/>
@@ -29277,7 +29969,120 @@
       </w:pPr>
     </w:lvl>
   </w:abstractNum>
-  <w:abstractNum w:abstractNumId="47" w15:restartNumberingAfterBreak="0">
+  <w:abstractNum w:abstractNumId="48" w15:restartNumberingAfterBreak="0">
+    <w:nsid w:val="358E523B"/>
+    <w:multiLevelType w:val="hybridMultilevel"/>
+    <w:tmpl w:val="D050053E"/>
+    <w:lvl w:ilvl="0" w:tplc="4C0A0001">
+      <w:start w:val="1"/>
+      <w:numFmt w:val="bullet"/>
+      <w:lvlText w:val=""/>
+      <w:lvlJc w:val="left"/>
+      <w:pPr>
+        <w:ind w:left="720" w:hanging="360"/>
+      </w:pPr>
+      <w:rPr>
+        <w:rFonts w:ascii="Symbol" w:hAnsi="Symbol" w:hint="default"/>
+      </w:rPr>
+    </w:lvl>
+    <w:lvl w:ilvl="1" w:tplc="4C0A0003" w:tentative="1">
+      <w:start w:val="1"/>
+      <w:numFmt w:val="bullet"/>
+      <w:lvlText w:val="o"/>
+      <w:lvlJc w:val="left"/>
+      <w:pPr>
+        <w:ind w:left="1440" w:hanging="360"/>
+      </w:pPr>
+      <w:rPr>
+        <w:rFonts w:ascii="Courier New" w:hAnsi="Courier New" w:cs="Courier New" w:hint="default"/>
+      </w:rPr>
+    </w:lvl>
+    <w:lvl w:ilvl="2" w:tplc="4C0A0005" w:tentative="1">
+      <w:start w:val="1"/>
+      <w:numFmt w:val="bullet"/>
+      <w:lvlText w:val=""/>
+      <w:lvlJc w:val="left"/>
+      <w:pPr>
+        <w:ind w:left="2160" w:hanging="360"/>
+      </w:pPr>
+      <w:rPr>
+        <w:rFonts w:ascii="Wingdings" w:hAnsi="Wingdings" w:hint="default"/>
+      </w:rPr>
+    </w:lvl>
+    <w:lvl w:ilvl="3" w:tplc="4C0A0001" w:tentative="1">
+      <w:start w:val="1"/>
+      <w:numFmt w:val="bullet"/>
+      <w:lvlText w:val=""/>
+      <w:lvlJc w:val="left"/>
+      <w:pPr>
+        <w:ind w:left="2880" w:hanging="360"/>
+      </w:pPr>
+      <w:rPr>
+        <w:rFonts w:ascii="Symbol" w:hAnsi="Symbol" w:hint="default"/>
+      </w:rPr>
+    </w:lvl>
+    <w:lvl w:ilvl="4" w:tplc="4C0A0003" w:tentative="1">
+      <w:start w:val="1"/>
+      <w:numFmt w:val="bullet"/>
+      <w:lvlText w:val="o"/>
+      <w:lvlJc w:val="left"/>
+      <w:pPr>
+        <w:ind w:left="3600" w:hanging="360"/>
+      </w:pPr>
+      <w:rPr>
+        <w:rFonts w:ascii="Courier New" w:hAnsi="Courier New" w:cs="Courier New" w:hint="default"/>
+      </w:rPr>
+    </w:lvl>
+    <w:lvl w:ilvl="5" w:tplc="4C0A0005" w:tentative="1">
+      <w:start w:val="1"/>
+      <w:numFmt w:val="bullet"/>
+      <w:lvlText w:val=""/>
+      <w:lvlJc w:val="left"/>
+      <w:pPr>
+        <w:ind w:left="4320" w:hanging="360"/>
+      </w:pPr>
+      <w:rPr>
+        <w:rFonts w:ascii="Wingdings" w:hAnsi="Wingdings" w:hint="default"/>
+      </w:rPr>
+    </w:lvl>
+    <w:lvl w:ilvl="6" w:tplc="4C0A0001" w:tentative="1">
+      <w:start w:val="1"/>
+      <w:numFmt w:val="bullet"/>
+      <w:lvlText w:val=""/>
+      <w:lvlJc w:val="left"/>
+      <w:pPr>
+        <w:ind w:left="5040" w:hanging="360"/>
+      </w:pPr>
+      <w:rPr>
+        <w:rFonts w:ascii="Symbol" w:hAnsi="Symbol" w:hint="default"/>
+      </w:rPr>
+    </w:lvl>
+    <w:lvl w:ilvl="7" w:tplc="4C0A0003" w:tentative="1">
+      <w:start w:val="1"/>
+      <w:numFmt w:val="bullet"/>
+      <w:lvlText w:val="o"/>
+      <w:lvlJc w:val="left"/>
+      <w:pPr>
+        <w:ind w:left="5760" w:hanging="360"/>
+      </w:pPr>
+      <w:rPr>
+        <w:rFonts w:ascii="Courier New" w:hAnsi="Courier New" w:cs="Courier New" w:hint="default"/>
+      </w:rPr>
+    </w:lvl>
+    <w:lvl w:ilvl="8" w:tplc="4C0A0005" w:tentative="1">
+      <w:start w:val="1"/>
+      <w:numFmt w:val="bullet"/>
+      <w:lvlText w:val=""/>
+      <w:lvlJc w:val="left"/>
+      <w:pPr>
+        <w:ind w:left="6480" w:hanging="360"/>
+      </w:pPr>
+      <w:rPr>
+        <w:rFonts w:ascii="Wingdings" w:hAnsi="Wingdings" w:hint="default"/>
+      </w:rPr>
+    </w:lvl>
+  </w:abstractNum>
+  <w:abstractNum w:abstractNumId="49" w15:restartNumberingAfterBreak="0">
     <w:nsid w:val="38FF4DC9"/>
     <w:multiLevelType w:val="hybridMultilevel"/>
     <w:tmpl w:val="C34821A8"/>
@@ -29390,7 +30195,7 @@
       </w:rPr>
     </w:lvl>
   </w:abstractNum>
-  <w:abstractNum w:abstractNumId="48" w15:restartNumberingAfterBreak="0">
+  <w:abstractNum w:abstractNumId="50" w15:restartNumberingAfterBreak="0">
     <w:nsid w:val="395E7E61"/>
     <w:multiLevelType w:val="hybridMultilevel"/>
     <w:tmpl w:val="D9F4F1AC"/>
@@ -29479,7 +30284,7 @@
       </w:pPr>
     </w:lvl>
   </w:abstractNum>
-  <w:abstractNum w:abstractNumId="49" w15:restartNumberingAfterBreak="0">
+  <w:abstractNum w:abstractNumId="51" w15:restartNumberingAfterBreak="0">
     <w:nsid w:val="39A70DC4"/>
     <w:multiLevelType w:val="hybridMultilevel"/>
     <w:tmpl w:val="94DE6C50"/>
@@ -29592,7 +30397,7 @@
       </w:rPr>
     </w:lvl>
   </w:abstractNum>
-  <w:abstractNum w:abstractNumId="50" w15:restartNumberingAfterBreak="0">
+  <w:abstractNum w:abstractNumId="52" w15:restartNumberingAfterBreak="0">
     <w:nsid w:val="39BB0CB2"/>
     <w:multiLevelType w:val="hybridMultilevel"/>
     <w:tmpl w:val="783AC05A"/>
@@ -29678,7 +30483,7 @@
       </w:pPr>
     </w:lvl>
   </w:abstractNum>
-  <w:abstractNum w:abstractNumId="51" w15:restartNumberingAfterBreak="0">
+  <w:abstractNum w:abstractNumId="53" w15:restartNumberingAfterBreak="0">
     <w:nsid w:val="39EE10A7"/>
     <w:multiLevelType w:val="multilevel"/>
     <w:tmpl w:val="2F68F5F8"/>
@@ -29798,7 +30603,7 @@
       </w:rPr>
     </w:lvl>
   </w:abstractNum>
-  <w:abstractNum w:abstractNumId="52" w15:restartNumberingAfterBreak="0">
+  <w:abstractNum w:abstractNumId="54" w15:restartNumberingAfterBreak="0">
     <w:nsid w:val="39F11AED"/>
     <w:multiLevelType w:val="hybridMultilevel"/>
     <w:tmpl w:val="7CB829B8"/>
@@ -29911,7 +30716,120 @@
       </w:rPr>
     </w:lvl>
   </w:abstractNum>
-  <w:abstractNum w:abstractNumId="53" w15:restartNumberingAfterBreak="0">
+  <w:abstractNum w:abstractNumId="55" w15:restartNumberingAfterBreak="0">
+    <w:nsid w:val="3C431EDA"/>
+    <w:multiLevelType w:val="hybridMultilevel"/>
+    <w:tmpl w:val="89B45DC4"/>
+    <w:lvl w:ilvl="0" w:tplc="4C0A0001">
+      <w:start w:val="1"/>
+      <w:numFmt w:val="bullet"/>
+      <w:lvlText w:val=""/>
+      <w:lvlJc w:val="left"/>
+      <w:pPr>
+        <w:ind w:left="720" w:hanging="360"/>
+      </w:pPr>
+      <w:rPr>
+        <w:rFonts w:ascii="Symbol" w:hAnsi="Symbol" w:hint="default"/>
+      </w:rPr>
+    </w:lvl>
+    <w:lvl w:ilvl="1" w:tplc="4C0A0003" w:tentative="1">
+      <w:start w:val="1"/>
+      <w:numFmt w:val="bullet"/>
+      <w:lvlText w:val="o"/>
+      <w:lvlJc w:val="left"/>
+      <w:pPr>
+        <w:ind w:left="1440" w:hanging="360"/>
+      </w:pPr>
+      <w:rPr>
+        <w:rFonts w:ascii="Courier New" w:hAnsi="Courier New" w:cs="Courier New" w:hint="default"/>
+      </w:rPr>
+    </w:lvl>
+    <w:lvl w:ilvl="2" w:tplc="4C0A0005" w:tentative="1">
+      <w:start w:val="1"/>
+      <w:numFmt w:val="bullet"/>
+      <w:lvlText w:val=""/>
+      <w:lvlJc w:val="left"/>
+      <w:pPr>
+        <w:ind w:left="2160" w:hanging="360"/>
+      </w:pPr>
+      <w:rPr>
+        <w:rFonts w:ascii="Wingdings" w:hAnsi="Wingdings" w:hint="default"/>
+      </w:rPr>
+    </w:lvl>
+    <w:lvl w:ilvl="3" w:tplc="4C0A0001" w:tentative="1">
+      <w:start w:val="1"/>
+      <w:numFmt w:val="bullet"/>
+      <w:lvlText w:val=""/>
+      <w:lvlJc w:val="left"/>
+      <w:pPr>
+        <w:ind w:left="2880" w:hanging="360"/>
+      </w:pPr>
+      <w:rPr>
+        <w:rFonts w:ascii="Symbol" w:hAnsi="Symbol" w:hint="default"/>
+      </w:rPr>
+    </w:lvl>
+    <w:lvl w:ilvl="4" w:tplc="4C0A0003" w:tentative="1">
+      <w:start w:val="1"/>
+      <w:numFmt w:val="bullet"/>
+      <w:lvlText w:val="o"/>
+      <w:lvlJc w:val="left"/>
+      <w:pPr>
+        <w:ind w:left="3600" w:hanging="360"/>
+      </w:pPr>
+      <w:rPr>
+        <w:rFonts w:ascii="Courier New" w:hAnsi="Courier New" w:cs="Courier New" w:hint="default"/>
+      </w:rPr>
+    </w:lvl>
+    <w:lvl w:ilvl="5" w:tplc="4C0A0005" w:tentative="1">
+      <w:start w:val="1"/>
+      <w:numFmt w:val="bullet"/>
+      <w:lvlText w:val=""/>
+      <w:lvlJc w:val="left"/>
+      <w:pPr>
+        <w:ind w:left="4320" w:hanging="360"/>
+      </w:pPr>
+      <w:rPr>
+        <w:rFonts w:ascii="Wingdings" w:hAnsi="Wingdings" w:hint="default"/>
+      </w:rPr>
+    </w:lvl>
+    <w:lvl w:ilvl="6" w:tplc="4C0A0001" w:tentative="1">
+      <w:start w:val="1"/>
+      <w:numFmt w:val="bullet"/>
+      <w:lvlText w:val=""/>
+      <w:lvlJc w:val="left"/>
+      <w:pPr>
+        <w:ind w:left="5040" w:hanging="360"/>
+      </w:pPr>
+      <w:rPr>
+        <w:rFonts w:ascii="Symbol" w:hAnsi="Symbol" w:hint="default"/>
+      </w:rPr>
+    </w:lvl>
+    <w:lvl w:ilvl="7" w:tplc="4C0A0003" w:tentative="1">
+      <w:start w:val="1"/>
+      <w:numFmt w:val="bullet"/>
+      <w:lvlText w:val="o"/>
+      <w:lvlJc w:val="left"/>
+      <w:pPr>
+        <w:ind w:left="5760" w:hanging="360"/>
+      </w:pPr>
+      <w:rPr>
+        <w:rFonts w:ascii="Courier New" w:hAnsi="Courier New" w:cs="Courier New" w:hint="default"/>
+      </w:rPr>
+    </w:lvl>
+    <w:lvl w:ilvl="8" w:tplc="4C0A0005" w:tentative="1">
+      <w:start w:val="1"/>
+      <w:numFmt w:val="bullet"/>
+      <w:lvlText w:val=""/>
+      <w:lvlJc w:val="left"/>
+      <w:pPr>
+        <w:ind w:left="6480" w:hanging="360"/>
+      </w:pPr>
+      <w:rPr>
+        <w:rFonts w:ascii="Wingdings" w:hAnsi="Wingdings" w:hint="default"/>
+      </w:rPr>
+    </w:lvl>
+  </w:abstractNum>
+  <w:abstractNum w:abstractNumId="56" w15:restartNumberingAfterBreak="0">
     <w:nsid w:val="3C7A67C4"/>
     <w:multiLevelType w:val="hybridMultilevel"/>
     <w:tmpl w:val="2DC08194"/>
@@ -30000,7 +30918,7 @@
       </w:pPr>
     </w:lvl>
   </w:abstractNum>
-  <w:abstractNum w:abstractNumId="54" w15:restartNumberingAfterBreak="0">
+  <w:abstractNum w:abstractNumId="57" w15:restartNumberingAfterBreak="0">
     <w:nsid w:val="3D147459"/>
     <w:multiLevelType w:val="hybridMultilevel"/>
     <w:tmpl w:val="6D26D616"/>
@@ -30113,7 +31031,7 @@
       </w:rPr>
     </w:lvl>
   </w:abstractNum>
-  <w:abstractNum w:abstractNumId="55" w15:restartNumberingAfterBreak="0">
+  <w:abstractNum w:abstractNumId="58" w15:restartNumberingAfterBreak="0">
     <w:nsid w:val="3DD84A23"/>
     <w:multiLevelType w:val="hybridMultilevel"/>
     <w:tmpl w:val="B91E476E"/>
@@ -30199,7 +31117,7 @@
       </w:pPr>
     </w:lvl>
   </w:abstractNum>
-  <w:abstractNum w:abstractNumId="56" w15:restartNumberingAfterBreak="0">
+  <w:abstractNum w:abstractNumId="59" w15:restartNumberingAfterBreak="0">
     <w:nsid w:val="3E11639D"/>
     <w:multiLevelType w:val="hybridMultilevel"/>
     <w:tmpl w:val="B510D0CA"/>
@@ -30312,7 +31230,7 @@
       </w:rPr>
     </w:lvl>
   </w:abstractNum>
-  <w:abstractNum w:abstractNumId="57" w15:restartNumberingAfterBreak="0">
+  <w:abstractNum w:abstractNumId="60" w15:restartNumberingAfterBreak="0">
     <w:nsid w:val="3E772843"/>
     <w:multiLevelType w:val="hybridMultilevel"/>
     <w:tmpl w:val="BF0CC522"/>
@@ -30398,7 +31316,7 @@
       </w:pPr>
     </w:lvl>
   </w:abstractNum>
-  <w:abstractNum w:abstractNumId="58" w15:restartNumberingAfterBreak="0">
+  <w:abstractNum w:abstractNumId="61" w15:restartNumberingAfterBreak="0">
     <w:nsid w:val="3FFF4A01"/>
     <w:multiLevelType w:val="hybridMultilevel"/>
     <w:tmpl w:val="9F10D1B6"/>
@@ -30511,7 +31429,7 @@
       </w:rPr>
     </w:lvl>
   </w:abstractNum>
-  <w:abstractNum w:abstractNumId="59" w15:restartNumberingAfterBreak="0">
+  <w:abstractNum w:abstractNumId="62" w15:restartNumberingAfterBreak="0">
     <w:nsid w:val="41AE7C42"/>
     <w:multiLevelType w:val="hybridMultilevel"/>
     <w:tmpl w:val="6522299E"/>
@@ -30597,7 +31515,7 @@
       </w:pPr>
     </w:lvl>
   </w:abstractNum>
-  <w:abstractNum w:abstractNumId="60" w15:restartNumberingAfterBreak="0">
+  <w:abstractNum w:abstractNumId="63" w15:restartNumberingAfterBreak="0">
     <w:nsid w:val="424B7096"/>
     <w:multiLevelType w:val="hybridMultilevel"/>
     <w:tmpl w:val="DE16AE92"/>
@@ -30683,7 +31601,7 @@
       </w:pPr>
     </w:lvl>
   </w:abstractNum>
-  <w:abstractNum w:abstractNumId="61" w15:restartNumberingAfterBreak="0">
+  <w:abstractNum w:abstractNumId="64" w15:restartNumberingAfterBreak="0">
     <w:nsid w:val="43B116CD"/>
     <w:multiLevelType w:val="hybridMultilevel"/>
     <w:tmpl w:val="DA1AA324"/>
@@ -30796,7 +31714,7 @@
       </w:rPr>
     </w:lvl>
   </w:abstractNum>
-  <w:abstractNum w:abstractNumId="62" w15:restartNumberingAfterBreak="0">
+  <w:abstractNum w:abstractNumId="65" w15:restartNumberingAfterBreak="0">
     <w:nsid w:val="446E77AD"/>
     <w:multiLevelType w:val="hybridMultilevel"/>
     <w:tmpl w:val="00CCE9FE"/>
@@ -30909,7 +31827,7 @@
       </w:rPr>
     </w:lvl>
   </w:abstractNum>
-  <w:abstractNum w:abstractNumId="63" w15:restartNumberingAfterBreak="0">
+  <w:abstractNum w:abstractNumId="66" w15:restartNumberingAfterBreak="0">
     <w:nsid w:val="44DC5DAC"/>
     <w:multiLevelType w:val="hybridMultilevel"/>
     <w:tmpl w:val="D63094BC"/>
@@ -30995,7 +31913,7 @@
       </w:pPr>
     </w:lvl>
   </w:abstractNum>
-  <w:abstractNum w:abstractNumId="64" w15:restartNumberingAfterBreak="0">
+  <w:abstractNum w:abstractNumId="67" w15:restartNumberingAfterBreak="0">
     <w:nsid w:val="44EE1054"/>
     <w:multiLevelType w:val="hybridMultilevel"/>
     <w:tmpl w:val="3DE606C6"/>
@@ -31108,7 +32026,7 @@
       </w:rPr>
     </w:lvl>
   </w:abstractNum>
-  <w:abstractNum w:abstractNumId="65" w15:restartNumberingAfterBreak="0">
+  <w:abstractNum w:abstractNumId="68" w15:restartNumberingAfterBreak="0">
     <w:nsid w:val="450C1298"/>
     <w:multiLevelType w:val="hybridMultilevel"/>
     <w:tmpl w:val="2710D51C"/>
@@ -31221,7 +32139,7 @@
       </w:rPr>
     </w:lvl>
   </w:abstractNum>
-  <w:abstractNum w:abstractNumId="66" w15:restartNumberingAfterBreak="0">
+  <w:abstractNum w:abstractNumId="69" w15:restartNumberingAfterBreak="0">
     <w:nsid w:val="45D8414C"/>
     <w:multiLevelType w:val="hybridMultilevel"/>
     <w:tmpl w:val="75744F8A"/>
@@ -31307,7 +32225,7 @@
       </w:pPr>
     </w:lvl>
   </w:abstractNum>
-  <w:abstractNum w:abstractNumId="67" w15:restartNumberingAfterBreak="0">
+  <w:abstractNum w:abstractNumId="70" w15:restartNumberingAfterBreak="0">
     <w:nsid w:val="45E24109"/>
     <w:multiLevelType w:val="hybridMultilevel"/>
     <w:tmpl w:val="55E00D5E"/>
@@ -31396,7 +32314,7 @@
       </w:pPr>
     </w:lvl>
   </w:abstractNum>
-  <w:abstractNum w:abstractNumId="68" w15:restartNumberingAfterBreak="0">
+  <w:abstractNum w:abstractNumId="71" w15:restartNumberingAfterBreak="0">
     <w:nsid w:val="47D91536"/>
     <w:multiLevelType w:val="hybridMultilevel"/>
     <w:tmpl w:val="D40C5102"/>
@@ -31482,7 +32400,7 @@
       </w:pPr>
     </w:lvl>
   </w:abstractNum>
-  <w:abstractNum w:abstractNumId="69" w15:restartNumberingAfterBreak="0">
+  <w:abstractNum w:abstractNumId="72" w15:restartNumberingAfterBreak="0">
     <w:nsid w:val="480E7375"/>
     <w:multiLevelType w:val="hybridMultilevel"/>
     <w:tmpl w:val="3CFAA43A"/>
@@ -31595,7 +32513,7 @@
       </w:rPr>
     </w:lvl>
   </w:abstractNum>
-  <w:abstractNum w:abstractNumId="70" w15:restartNumberingAfterBreak="0">
+  <w:abstractNum w:abstractNumId="73" w15:restartNumberingAfterBreak="0">
     <w:nsid w:val="49674B20"/>
     <w:multiLevelType w:val="hybridMultilevel"/>
     <w:tmpl w:val="A03CA4AA"/>
@@ -31681,7 +32599,7 @@
       </w:pPr>
     </w:lvl>
   </w:abstractNum>
-  <w:abstractNum w:abstractNumId="71" w15:restartNumberingAfterBreak="0">
+  <w:abstractNum w:abstractNumId="74" w15:restartNumberingAfterBreak="0">
     <w:nsid w:val="4BA11B65"/>
     <w:multiLevelType w:val="hybridMultilevel"/>
     <w:tmpl w:val="31CE095C"/>
@@ -31794,7 +32712,7 @@
       </w:rPr>
     </w:lvl>
   </w:abstractNum>
-  <w:abstractNum w:abstractNumId="72" w15:restartNumberingAfterBreak="0">
+  <w:abstractNum w:abstractNumId="75" w15:restartNumberingAfterBreak="0">
     <w:nsid w:val="4C38343E"/>
     <w:multiLevelType w:val="hybridMultilevel"/>
     <w:tmpl w:val="BABA0ABC"/>
@@ -31907,7 +32825,7 @@
       </w:rPr>
     </w:lvl>
   </w:abstractNum>
-  <w:abstractNum w:abstractNumId="73" w15:restartNumberingAfterBreak="0">
+  <w:abstractNum w:abstractNumId="76" w15:restartNumberingAfterBreak="0">
     <w:nsid w:val="4CB6311C"/>
     <w:multiLevelType w:val="hybridMultilevel"/>
     <w:tmpl w:val="74AA028A"/>
@@ -32020,7 +32938,7 @@
       </w:rPr>
     </w:lvl>
   </w:abstractNum>
-  <w:abstractNum w:abstractNumId="74" w15:restartNumberingAfterBreak="0">
+  <w:abstractNum w:abstractNumId="77" w15:restartNumberingAfterBreak="0">
     <w:nsid w:val="4F327557"/>
     <w:multiLevelType w:val="hybridMultilevel"/>
     <w:tmpl w:val="AF1C3BA6"/>
@@ -32133,7 +33051,7 @@
       </w:rPr>
     </w:lvl>
   </w:abstractNum>
-  <w:abstractNum w:abstractNumId="75" w15:restartNumberingAfterBreak="0">
+  <w:abstractNum w:abstractNumId="78" w15:restartNumberingAfterBreak="0">
     <w:nsid w:val="50255093"/>
     <w:multiLevelType w:val="hybridMultilevel"/>
     <w:tmpl w:val="D6A40AC0"/>
@@ -32246,7 +33164,7 @@
       </w:rPr>
     </w:lvl>
   </w:abstractNum>
-  <w:abstractNum w:abstractNumId="76" w15:restartNumberingAfterBreak="0">
+  <w:abstractNum w:abstractNumId="79" w15:restartNumberingAfterBreak="0">
     <w:nsid w:val="51560D6E"/>
     <w:multiLevelType w:val="hybridMultilevel"/>
     <w:tmpl w:val="D9763488"/>
@@ -32359,7 +33277,7 @@
       </w:rPr>
     </w:lvl>
   </w:abstractNum>
-  <w:abstractNum w:abstractNumId="77" w15:restartNumberingAfterBreak="0">
+  <w:abstractNum w:abstractNumId="80" w15:restartNumberingAfterBreak="0">
     <w:nsid w:val="52C225F1"/>
     <w:multiLevelType w:val="hybridMultilevel"/>
     <w:tmpl w:val="71183608"/>
@@ -32448,7 +33366,7 @@
       </w:pPr>
     </w:lvl>
   </w:abstractNum>
-  <w:abstractNum w:abstractNumId="78" w15:restartNumberingAfterBreak="0">
+  <w:abstractNum w:abstractNumId="81" w15:restartNumberingAfterBreak="0">
     <w:nsid w:val="554E5941"/>
     <w:multiLevelType w:val="hybridMultilevel"/>
     <w:tmpl w:val="8534A278"/>
@@ -32534,7 +33452,7 @@
       </w:pPr>
     </w:lvl>
   </w:abstractNum>
-  <w:abstractNum w:abstractNumId="79" w15:restartNumberingAfterBreak="0">
+  <w:abstractNum w:abstractNumId="82" w15:restartNumberingAfterBreak="0">
     <w:nsid w:val="5574090C"/>
     <w:multiLevelType w:val="hybridMultilevel"/>
     <w:tmpl w:val="6DCC8748"/>
@@ -32647,7 +33565,7 @@
       </w:rPr>
     </w:lvl>
   </w:abstractNum>
-  <w:abstractNum w:abstractNumId="80" w15:restartNumberingAfterBreak="0">
+  <w:abstractNum w:abstractNumId="83" w15:restartNumberingAfterBreak="0">
     <w:nsid w:val="5DAB2908"/>
     <w:multiLevelType w:val="hybridMultilevel"/>
     <w:tmpl w:val="A72E3B04"/>
@@ -32787,7 +33705,7 @@
       </w:rPr>
     </w:lvl>
   </w:abstractNum>
-  <w:abstractNum w:abstractNumId="81" w15:restartNumberingAfterBreak="0">
+  <w:abstractNum w:abstractNumId="84" w15:restartNumberingAfterBreak="0">
     <w:nsid w:val="5E8279F1"/>
     <w:multiLevelType w:val="hybridMultilevel"/>
     <w:tmpl w:val="D450C344"/>
@@ -32900,7 +33818,7 @@
       </w:rPr>
     </w:lvl>
   </w:abstractNum>
-  <w:abstractNum w:abstractNumId="82" w15:restartNumberingAfterBreak="0">
+  <w:abstractNum w:abstractNumId="85" w15:restartNumberingAfterBreak="0">
     <w:nsid w:val="5E8E2758"/>
     <w:multiLevelType w:val="hybridMultilevel"/>
     <w:tmpl w:val="1E644314"/>
@@ -33013,7 +33931,7 @@
       </w:rPr>
     </w:lvl>
   </w:abstractNum>
-  <w:abstractNum w:abstractNumId="83" w15:restartNumberingAfterBreak="0">
+  <w:abstractNum w:abstractNumId="86" w15:restartNumberingAfterBreak="0">
     <w:nsid w:val="60172D06"/>
     <w:multiLevelType w:val="hybridMultilevel"/>
     <w:tmpl w:val="D3285756"/>
@@ -33153,7 +34071,7 @@
       </w:rPr>
     </w:lvl>
   </w:abstractNum>
-  <w:abstractNum w:abstractNumId="84" w15:restartNumberingAfterBreak="0">
+  <w:abstractNum w:abstractNumId="87" w15:restartNumberingAfterBreak="0">
     <w:nsid w:val="60F32876"/>
     <w:multiLevelType w:val="hybridMultilevel"/>
     <w:tmpl w:val="CF545A0E"/>
@@ -33266,7 +34184,7 @@
       </w:rPr>
     </w:lvl>
   </w:abstractNum>
-  <w:abstractNum w:abstractNumId="85" w15:restartNumberingAfterBreak="0">
+  <w:abstractNum w:abstractNumId="88" w15:restartNumberingAfterBreak="0">
     <w:nsid w:val="624121CC"/>
     <w:multiLevelType w:val="hybridMultilevel"/>
     <w:tmpl w:val="9006B21C"/>
@@ -33379,7 +34297,7 @@
       </w:rPr>
     </w:lvl>
   </w:abstractNum>
-  <w:abstractNum w:abstractNumId="86" w15:restartNumberingAfterBreak="0">
+  <w:abstractNum w:abstractNumId="89" w15:restartNumberingAfterBreak="0">
     <w:nsid w:val="628B2D3C"/>
     <w:multiLevelType w:val="hybridMultilevel"/>
     <w:tmpl w:val="399C7120"/>
@@ -33492,7 +34410,7 @@
       </w:rPr>
     </w:lvl>
   </w:abstractNum>
-  <w:abstractNum w:abstractNumId="87" w15:restartNumberingAfterBreak="0">
+  <w:abstractNum w:abstractNumId="90" w15:restartNumberingAfterBreak="0">
     <w:nsid w:val="64AA1FEB"/>
     <w:multiLevelType w:val="hybridMultilevel"/>
     <w:tmpl w:val="5B125C36"/>
@@ -33605,7 +34523,7 @@
       </w:rPr>
     </w:lvl>
   </w:abstractNum>
-  <w:abstractNum w:abstractNumId="88" w15:restartNumberingAfterBreak="0">
+  <w:abstractNum w:abstractNumId="91" w15:restartNumberingAfterBreak="0">
     <w:nsid w:val="655C4F9A"/>
     <w:multiLevelType w:val="hybridMultilevel"/>
     <w:tmpl w:val="333C03B6"/>
@@ -33718,7 +34636,7 @@
       </w:rPr>
     </w:lvl>
   </w:abstractNum>
-  <w:abstractNum w:abstractNumId="89" w15:restartNumberingAfterBreak="0">
+  <w:abstractNum w:abstractNumId="92" w15:restartNumberingAfterBreak="0">
     <w:nsid w:val="67A439CA"/>
     <w:multiLevelType w:val="hybridMultilevel"/>
     <w:tmpl w:val="52E2F886"/>
@@ -33831,7 +34749,7 @@
       </w:rPr>
     </w:lvl>
   </w:abstractNum>
-  <w:abstractNum w:abstractNumId="90" w15:restartNumberingAfterBreak="0">
+  <w:abstractNum w:abstractNumId="93" w15:restartNumberingAfterBreak="0">
     <w:nsid w:val="683349DC"/>
     <w:multiLevelType w:val="hybridMultilevel"/>
     <w:tmpl w:val="5D980194"/>
@@ -33944,7 +34862,7 @@
       </w:rPr>
     </w:lvl>
   </w:abstractNum>
-  <w:abstractNum w:abstractNumId="91" w15:restartNumberingAfterBreak="0">
+  <w:abstractNum w:abstractNumId="94" w15:restartNumberingAfterBreak="0">
     <w:nsid w:val="69037580"/>
     <w:multiLevelType w:val="hybridMultilevel"/>
     <w:tmpl w:val="04E4DFA4"/>
@@ -34057,7 +34975,7 @@
       </w:rPr>
     </w:lvl>
   </w:abstractNum>
-  <w:abstractNum w:abstractNumId="92" w15:restartNumberingAfterBreak="0">
+  <w:abstractNum w:abstractNumId="95" w15:restartNumberingAfterBreak="0">
     <w:nsid w:val="692B5721"/>
     <w:multiLevelType w:val="hybridMultilevel"/>
     <w:tmpl w:val="A84269D0"/>
@@ -34170,7 +35088,7 @@
       </w:rPr>
     </w:lvl>
   </w:abstractNum>
-  <w:abstractNum w:abstractNumId="93" w15:restartNumberingAfterBreak="0">
+  <w:abstractNum w:abstractNumId="96" w15:restartNumberingAfterBreak="0">
     <w:nsid w:val="6BDE7526"/>
     <w:multiLevelType w:val="hybridMultilevel"/>
     <w:tmpl w:val="179C2F56"/>
@@ -34283,7 +35201,7 @@
       </w:rPr>
     </w:lvl>
   </w:abstractNum>
-  <w:abstractNum w:abstractNumId="94" w15:restartNumberingAfterBreak="0">
+  <w:abstractNum w:abstractNumId="97" w15:restartNumberingAfterBreak="0">
     <w:nsid w:val="6E2720A4"/>
     <w:multiLevelType w:val="hybridMultilevel"/>
     <w:tmpl w:val="CA86EA0A"/>
@@ -34396,7 +35314,7 @@
       </w:rPr>
     </w:lvl>
   </w:abstractNum>
-  <w:abstractNum w:abstractNumId="95" w15:restartNumberingAfterBreak="0">
+  <w:abstractNum w:abstractNumId="98" w15:restartNumberingAfterBreak="0">
     <w:nsid w:val="6E30051C"/>
     <w:multiLevelType w:val="hybridMultilevel"/>
     <w:tmpl w:val="560EDEA0"/>
@@ -34509,7 +35427,7 @@
       </w:rPr>
     </w:lvl>
   </w:abstractNum>
-  <w:abstractNum w:abstractNumId="96" w15:restartNumberingAfterBreak="0">
+  <w:abstractNum w:abstractNumId="99" w15:restartNumberingAfterBreak="0">
     <w:nsid w:val="6EB862D5"/>
     <w:multiLevelType w:val="hybridMultilevel"/>
     <w:tmpl w:val="3FC4CEE4"/>
@@ -34598,7 +35516,7 @@
       </w:pPr>
     </w:lvl>
   </w:abstractNum>
-  <w:abstractNum w:abstractNumId="97" w15:restartNumberingAfterBreak="0">
+  <w:abstractNum w:abstractNumId="100" w15:restartNumberingAfterBreak="0">
     <w:nsid w:val="6F1E1E50"/>
     <w:multiLevelType w:val="hybridMultilevel"/>
     <w:tmpl w:val="E480A430"/>
@@ -34711,7 +35629,7 @@
       </w:rPr>
     </w:lvl>
   </w:abstractNum>
-  <w:abstractNum w:abstractNumId="98" w15:restartNumberingAfterBreak="0">
+  <w:abstractNum w:abstractNumId="101" w15:restartNumberingAfterBreak="0">
     <w:nsid w:val="72377C5A"/>
     <w:multiLevelType w:val="hybridMultilevel"/>
     <w:tmpl w:val="CD5A931A"/>
@@ -34824,7 +35742,7 @@
       </w:rPr>
     </w:lvl>
   </w:abstractNum>
-  <w:abstractNum w:abstractNumId="99" w15:restartNumberingAfterBreak="0">
+  <w:abstractNum w:abstractNumId="102" w15:restartNumberingAfterBreak="0">
     <w:nsid w:val="752C77D3"/>
     <w:multiLevelType w:val="hybridMultilevel"/>
     <w:tmpl w:val="74CC2062"/>
@@ -34937,7 +35855,7 @@
       </w:rPr>
     </w:lvl>
   </w:abstractNum>
-  <w:abstractNum w:abstractNumId="100" w15:restartNumberingAfterBreak="0">
+  <w:abstractNum w:abstractNumId="103" w15:restartNumberingAfterBreak="0">
     <w:nsid w:val="77E71DCD"/>
     <w:multiLevelType w:val="hybridMultilevel"/>
     <w:tmpl w:val="CE622146"/>
@@ -35050,7 +35968,7 @@
       </w:pPr>
     </w:lvl>
   </w:abstractNum>
-  <w:abstractNum w:abstractNumId="101" w15:restartNumberingAfterBreak="0">
+  <w:abstractNum w:abstractNumId="104" w15:restartNumberingAfterBreak="0">
     <w:nsid w:val="7DC3751D"/>
     <w:multiLevelType w:val="hybridMultilevel"/>
     <w:tmpl w:val="521EC254"/>
@@ -35136,7 +36054,7 @@
       </w:pPr>
     </w:lvl>
   </w:abstractNum>
-  <w:abstractNum w:abstractNumId="102" w15:restartNumberingAfterBreak="0">
+  <w:abstractNum w:abstractNumId="105" w15:restartNumberingAfterBreak="0">
     <w:nsid w:val="7DF03EA0"/>
     <w:multiLevelType w:val="hybridMultilevel"/>
     <w:tmpl w:val="8E82B93A"/>
@@ -35249,7 +36167,7 @@
       </w:rPr>
     </w:lvl>
   </w:abstractNum>
-  <w:abstractNum w:abstractNumId="103" w15:restartNumberingAfterBreak="0">
+  <w:abstractNum w:abstractNumId="106" w15:restartNumberingAfterBreak="0">
     <w:nsid w:val="7F8A135D"/>
     <w:multiLevelType w:val="hybridMultilevel"/>
     <w:tmpl w:val="2836F946"/>
@@ -35362,7 +36280,7 @@
       </w:rPr>
     </w:lvl>
   </w:abstractNum>
-  <w:abstractNum w:abstractNumId="104" w15:restartNumberingAfterBreak="0">
+  <w:abstractNum w:abstractNumId="107" w15:restartNumberingAfterBreak="0">
     <w:nsid w:val="7FED0151"/>
     <w:multiLevelType w:val="hybridMultilevel"/>
     <w:tmpl w:val="3AD8D31C"/>
@@ -35476,271 +36394,271 @@
     </w:lvl>
   </w:abstractNum>
   <w:num w:numId="1" w16cid:durableId="1910995898">
-    <w:abstractNumId w:val="83"/>
+    <w:abstractNumId w:val="86"/>
   </w:num>
   <w:num w:numId="2" w16cid:durableId="439186627">
-    <w:abstractNumId w:val="51"/>
+    <w:abstractNumId w:val="53"/>
   </w:num>
   <w:num w:numId="3" w16cid:durableId="1755056069">
+    <w:abstractNumId w:val="43"/>
+  </w:num>
+  <w:num w:numId="4" w16cid:durableId="1240403682">
+    <w:abstractNumId w:val="40"/>
+  </w:num>
+  <w:num w:numId="5" w16cid:durableId="472021882">
+    <w:abstractNumId w:val="71"/>
+  </w:num>
+  <w:num w:numId="6" w16cid:durableId="1464422809">
+    <w:abstractNumId w:val="37"/>
+  </w:num>
+  <w:num w:numId="7" w16cid:durableId="1255474474">
+    <w:abstractNumId w:val="85"/>
+  </w:num>
+  <w:num w:numId="8" w16cid:durableId="331614072">
+    <w:abstractNumId w:val="64"/>
+  </w:num>
+  <w:num w:numId="9" w16cid:durableId="718287605">
+    <w:abstractNumId w:val="20"/>
+  </w:num>
+  <w:num w:numId="10" w16cid:durableId="1583220770">
+    <w:abstractNumId w:val="39"/>
+  </w:num>
+  <w:num w:numId="11" w16cid:durableId="1817837648">
+    <w:abstractNumId w:val="29"/>
+  </w:num>
+  <w:num w:numId="12" w16cid:durableId="956253012">
+    <w:abstractNumId w:val="38"/>
+  </w:num>
+  <w:num w:numId="13" w16cid:durableId="206572184">
+    <w:abstractNumId w:val="28"/>
+  </w:num>
+  <w:num w:numId="14" w16cid:durableId="1260993144">
+    <w:abstractNumId w:val="72"/>
+  </w:num>
+  <w:num w:numId="15" w16cid:durableId="1628700986">
+    <w:abstractNumId w:val="74"/>
+  </w:num>
+  <w:num w:numId="16" w16cid:durableId="1721442907">
+    <w:abstractNumId w:val="67"/>
+  </w:num>
+  <w:num w:numId="17" w16cid:durableId="1266619080">
+    <w:abstractNumId w:val="31"/>
+  </w:num>
+  <w:num w:numId="18" w16cid:durableId="2078354683">
+    <w:abstractNumId w:val="81"/>
+  </w:num>
+  <w:num w:numId="19" w16cid:durableId="1373848307">
     <w:abstractNumId w:val="42"/>
   </w:num>
-  <w:num w:numId="4" w16cid:durableId="1240403682">
-    <w:abstractNumId w:val="39"/>
+  <w:num w:numId="20" w16cid:durableId="1404986846">
+    <w:abstractNumId w:val="59"/>
   </w:num>
-  <w:num w:numId="5" w16cid:durableId="472021882">
+  <w:num w:numId="21" w16cid:durableId="1565483239">
+    <w:abstractNumId w:val="66"/>
+  </w:num>
+  <w:num w:numId="22" w16cid:durableId="817498588">
+    <w:abstractNumId w:val="100"/>
+  </w:num>
+  <w:num w:numId="23" w16cid:durableId="476335357">
+    <w:abstractNumId w:val="63"/>
+  </w:num>
+  <w:num w:numId="24" w16cid:durableId="413942342">
     <w:abstractNumId w:val="68"/>
   </w:num>
-  <w:num w:numId="6" w16cid:durableId="1464422809">
-    <w:abstractNumId w:val="36"/>
-  </w:num>
-  <w:num w:numId="7" w16cid:durableId="1255474474">
-    <w:abstractNumId w:val="82"/>
-  </w:num>
-  <w:num w:numId="8" w16cid:durableId="331614072">
-    <w:abstractNumId w:val="61"/>
-  </w:num>
-  <w:num w:numId="9" w16cid:durableId="718287605">
-    <w:abstractNumId w:val="19"/>
-  </w:num>
-  <w:num w:numId="10" w16cid:durableId="1583220770">
-    <w:abstractNumId w:val="38"/>
-  </w:num>
-  <w:num w:numId="11" w16cid:durableId="1817837648">
-    <w:abstractNumId w:val="28"/>
-  </w:num>
-  <w:num w:numId="12" w16cid:durableId="956253012">
-    <w:abstractNumId w:val="37"/>
-  </w:num>
-  <w:num w:numId="13" w16cid:durableId="206572184">
-    <w:abstractNumId w:val="27"/>
-  </w:num>
-  <w:num w:numId="14" w16cid:durableId="1260993144">
-    <w:abstractNumId w:val="69"/>
-  </w:num>
-  <w:num w:numId="15" w16cid:durableId="1628700986">
-    <w:abstractNumId w:val="71"/>
-  </w:num>
-  <w:num w:numId="16" w16cid:durableId="1721442907">
-    <w:abstractNumId w:val="64"/>
-  </w:num>
-  <w:num w:numId="17" w16cid:durableId="1266619080">
-    <w:abstractNumId w:val="30"/>
-  </w:num>
-  <w:num w:numId="18" w16cid:durableId="2078354683">
-    <w:abstractNumId w:val="78"/>
-  </w:num>
-  <w:num w:numId="19" w16cid:durableId="1373848307">
-    <w:abstractNumId w:val="41"/>
-  </w:num>
-  <w:num w:numId="20" w16cid:durableId="1404986846">
-    <w:abstractNumId w:val="56"/>
-  </w:num>
-  <w:num w:numId="21" w16cid:durableId="1565483239">
-    <w:abstractNumId w:val="63"/>
-  </w:num>
-  <w:num w:numId="22" w16cid:durableId="817498588">
-    <w:abstractNumId w:val="97"/>
-  </w:num>
-  <w:num w:numId="23" w16cid:durableId="476335357">
-    <w:abstractNumId w:val="60"/>
-  </w:num>
-  <w:num w:numId="24" w16cid:durableId="413942342">
-    <w:abstractNumId w:val="65"/>
-  </w:num>
   <w:num w:numId="25" w16cid:durableId="262539338">
-    <w:abstractNumId w:val="43"/>
+    <w:abstractNumId w:val="44"/>
   </w:num>
   <w:num w:numId="26" w16cid:durableId="882525983">
-    <w:abstractNumId w:val="55"/>
+    <w:abstractNumId w:val="58"/>
   </w:num>
   <w:num w:numId="27" w16cid:durableId="1050769013">
-    <w:abstractNumId w:val="32"/>
+    <w:abstractNumId w:val="33"/>
   </w:num>
   <w:num w:numId="28" w16cid:durableId="1447846170">
-    <w:abstractNumId w:val="95"/>
+    <w:abstractNumId w:val="98"/>
   </w:num>
   <w:num w:numId="29" w16cid:durableId="2020039452">
     <w:abstractNumId w:val="17"/>
   </w:num>
   <w:num w:numId="30" w16cid:durableId="1760251881">
-    <w:abstractNumId w:val="81"/>
+    <w:abstractNumId w:val="84"/>
   </w:num>
   <w:num w:numId="31" w16cid:durableId="1607228605">
     <w:abstractNumId w:val="4"/>
   </w:num>
   <w:num w:numId="32" w16cid:durableId="1367756159">
-    <w:abstractNumId w:val="73"/>
+    <w:abstractNumId w:val="76"/>
   </w:num>
   <w:num w:numId="33" w16cid:durableId="341586098">
-    <w:abstractNumId w:val="85"/>
+    <w:abstractNumId w:val="88"/>
   </w:num>
   <w:num w:numId="34" w16cid:durableId="612905224">
-    <w:abstractNumId w:val="33"/>
+    <w:abstractNumId w:val="34"/>
   </w:num>
   <w:num w:numId="35" w16cid:durableId="2112580927">
-    <w:abstractNumId w:val="91"/>
+    <w:abstractNumId w:val="94"/>
   </w:num>
   <w:num w:numId="36" w16cid:durableId="287317871">
     <w:abstractNumId w:val="10"/>
   </w:num>
   <w:num w:numId="37" w16cid:durableId="1574897078">
-    <w:abstractNumId w:val="66"/>
+    <w:abstractNumId w:val="69"/>
   </w:num>
   <w:num w:numId="38" w16cid:durableId="1624849452">
-    <w:abstractNumId w:val="22"/>
+    <w:abstractNumId w:val="23"/>
   </w:num>
   <w:num w:numId="39" w16cid:durableId="2088651860">
     <w:abstractNumId w:val="7"/>
   </w:num>
   <w:num w:numId="40" w16cid:durableId="37164858">
-    <w:abstractNumId w:val="49"/>
+    <w:abstractNumId w:val="51"/>
   </w:num>
   <w:num w:numId="41" w16cid:durableId="494222109">
     <w:abstractNumId w:val="0"/>
   </w:num>
   <w:num w:numId="42" w16cid:durableId="1577477253">
-    <w:abstractNumId w:val="96"/>
+    <w:abstractNumId w:val="99"/>
   </w:num>
   <w:num w:numId="43" w16cid:durableId="677660703">
     <w:abstractNumId w:val="6"/>
   </w:num>
   <w:num w:numId="44" w16cid:durableId="600070460">
-    <w:abstractNumId w:val="23"/>
+    <w:abstractNumId w:val="24"/>
   </w:num>
   <w:num w:numId="45" w16cid:durableId="420757844">
-    <w:abstractNumId w:val="92"/>
+    <w:abstractNumId w:val="95"/>
   </w:num>
   <w:num w:numId="46" w16cid:durableId="907882466">
-    <w:abstractNumId w:val="34"/>
+    <w:abstractNumId w:val="35"/>
   </w:num>
   <w:num w:numId="47" w16cid:durableId="50731696">
     <w:abstractNumId w:val="16"/>
   </w:num>
   <w:num w:numId="48" w16cid:durableId="343284763">
-    <w:abstractNumId w:val="94"/>
+    <w:abstractNumId w:val="97"/>
   </w:num>
   <w:num w:numId="49" w16cid:durableId="917254916">
-    <w:abstractNumId w:val="93"/>
+    <w:abstractNumId w:val="96"/>
   </w:num>
   <w:num w:numId="50" w16cid:durableId="249630342">
-    <w:abstractNumId w:val="74"/>
+    <w:abstractNumId w:val="77"/>
   </w:num>
   <w:num w:numId="51" w16cid:durableId="1563640848">
+    <w:abstractNumId w:val="90"/>
+  </w:num>
+  <w:num w:numId="52" w16cid:durableId="150827311">
     <w:abstractNumId w:val="87"/>
   </w:num>
-  <w:num w:numId="52" w16cid:durableId="150827311">
-    <w:abstractNumId w:val="84"/>
-  </w:num>
   <w:num w:numId="53" w16cid:durableId="1820268345">
-    <w:abstractNumId w:val="25"/>
+    <w:abstractNumId w:val="26"/>
   </w:num>
   <w:num w:numId="54" w16cid:durableId="935869661">
-    <w:abstractNumId w:val="46"/>
+    <w:abstractNumId w:val="47"/>
   </w:num>
   <w:num w:numId="55" w16cid:durableId="922106741">
-    <w:abstractNumId w:val="58"/>
+    <w:abstractNumId w:val="61"/>
   </w:num>
   <w:num w:numId="56" w16cid:durableId="143787418">
     <w:abstractNumId w:val="13"/>
   </w:num>
   <w:num w:numId="57" w16cid:durableId="1282372488">
-    <w:abstractNumId w:val="98"/>
+    <w:abstractNumId w:val="101"/>
   </w:num>
   <w:num w:numId="58" w16cid:durableId="1856073854">
-    <w:abstractNumId w:val="86"/>
+    <w:abstractNumId w:val="89"/>
   </w:num>
   <w:num w:numId="59" w16cid:durableId="216284808">
-    <w:abstractNumId w:val="20"/>
+    <w:abstractNumId w:val="21"/>
   </w:num>
   <w:num w:numId="60" w16cid:durableId="1964119050">
-    <w:abstractNumId w:val="104"/>
+    <w:abstractNumId w:val="107"/>
   </w:num>
   <w:num w:numId="61" w16cid:durableId="547882496">
-    <w:abstractNumId w:val="89"/>
+    <w:abstractNumId w:val="92"/>
   </w:num>
   <w:num w:numId="62" w16cid:durableId="1550074126">
-    <w:abstractNumId w:val="48"/>
+    <w:abstractNumId w:val="50"/>
   </w:num>
   <w:num w:numId="63" w16cid:durableId="335695801">
-    <w:abstractNumId w:val="45"/>
+    <w:abstractNumId w:val="46"/>
   </w:num>
   <w:num w:numId="64" w16cid:durableId="1982614855">
-    <w:abstractNumId w:val="88"/>
+    <w:abstractNumId w:val="91"/>
   </w:num>
   <w:num w:numId="65" w16cid:durableId="1764573711">
-    <w:abstractNumId w:val="31"/>
+    <w:abstractNumId w:val="32"/>
   </w:num>
   <w:num w:numId="66" w16cid:durableId="75444670">
-    <w:abstractNumId w:val="99"/>
+    <w:abstractNumId w:val="102"/>
   </w:num>
   <w:num w:numId="67" w16cid:durableId="1162428906">
-    <w:abstractNumId w:val="103"/>
+    <w:abstractNumId w:val="106"/>
   </w:num>
   <w:num w:numId="68" w16cid:durableId="175385580">
     <w:abstractNumId w:val="9"/>
   </w:num>
   <w:num w:numId="69" w16cid:durableId="1079056003">
-    <w:abstractNumId w:val="72"/>
+    <w:abstractNumId w:val="75"/>
   </w:num>
   <w:num w:numId="70" w16cid:durableId="1718041578">
-    <w:abstractNumId w:val="50"/>
+    <w:abstractNumId w:val="52"/>
   </w:num>
   <w:num w:numId="71" w16cid:durableId="1620994216">
-    <w:abstractNumId w:val="54"/>
+    <w:abstractNumId w:val="57"/>
   </w:num>
   <w:num w:numId="72" w16cid:durableId="222716076">
     <w:abstractNumId w:val="2"/>
   </w:num>
   <w:num w:numId="73" w16cid:durableId="1141921384">
-    <w:abstractNumId w:val="24"/>
+    <w:abstractNumId w:val="25"/>
   </w:num>
   <w:num w:numId="74" w16cid:durableId="165948496">
-    <w:abstractNumId w:val="40"/>
+    <w:abstractNumId w:val="41"/>
   </w:num>
   <w:num w:numId="75" w16cid:durableId="1905020432">
     <w:abstractNumId w:val="14"/>
   </w:num>
   <w:num w:numId="76" w16cid:durableId="1571381158">
-    <w:abstractNumId w:val="77"/>
+    <w:abstractNumId w:val="80"/>
   </w:num>
   <w:num w:numId="77" w16cid:durableId="773601052">
-    <w:abstractNumId w:val="53"/>
+    <w:abstractNumId w:val="56"/>
   </w:num>
   <w:num w:numId="78" w16cid:durableId="1480925715">
-    <w:abstractNumId w:val="21"/>
+    <w:abstractNumId w:val="22"/>
   </w:num>
   <w:num w:numId="79" w16cid:durableId="492646371">
-    <w:abstractNumId w:val="100"/>
+    <w:abstractNumId w:val="103"/>
   </w:num>
   <w:num w:numId="80" w16cid:durableId="617490381">
     <w:abstractNumId w:val="3"/>
   </w:num>
   <w:num w:numId="81" w16cid:durableId="2130005848">
-    <w:abstractNumId w:val="67"/>
+    <w:abstractNumId w:val="70"/>
   </w:num>
   <w:num w:numId="82" w16cid:durableId="471018042">
-    <w:abstractNumId w:val="47"/>
+    <w:abstractNumId w:val="49"/>
   </w:num>
   <w:num w:numId="83" w16cid:durableId="1625885762">
-    <w:abstractNumId w:val="80"/>
+    <w:abstractNumId w:val="83"/>
   </w:num>
   <w:num w:numId="84" w16cid:durableId="87509892">
-    <w:abstractNumId w:val="75"/>
+    <w:abstractNumId w:val="78"/>
   </w:num>
   <w:num w:numId="85" w16cid:durableId="1870335893">
-    <w:abstractNumId w:val="101"/>
+    <w:abstractNumId w:val="104"/>
   </w:num>
   <w:num w:numId="86" w16cid:durableId="1845127352">
-    <w:abstractNumId w:val="29"/>
+    <w:abstractNumId w:val="30"/>
   </w:num>
   <w:num w:numId="87" w16cid:durableId="691029442">
-    <w:abstractNumId w:val="44"/>
+    <w:abstractNumId w:val="45"/>
   </w:num>
   <w:num w:numId="88" w16cid:durableId="1373846560">
-    <w:abstractNumId w:val="79"/>
+    <w:abstractNumId w:val="82"/>
   </w:num>
   <w:num w:numId="89" w16cid:durableId="1413619501">
-    <w:abstractNumId w:val="62"/>
+    <w:abstractNumId w:val="65"/>
   </w:num>
   <w:num w:numId="90" w16cid:durableId="1054696147">
     <w:abstractNumId w:val="8"/>
@@ -35749,31 +36667,31 @@
     <w:abstractNumId w:val="11"/>
   </w:num>
   <w:num w:numId="92" w16cid:durableId="1250694806">
-    <w:abstractNumId w:val="35"/>
+    <w:abstractNumId w:val="36"/>
   </w:num>
   <w:num w:numId="93" w16cid:durableId="1050423370">
-    <w:abstractNumId w:val="76"/>
+    <w:abstractNumId w:val="79"/>
   </w:num>
   <w:num w:numId="94" w16cid:durableId="551190047">
-    <w:abstractNumId w:val="57"/>
+    <w:abstractNumId w:val="60"/>
   </w:num>
   <w:num w:numId="95" w16cid:durableId="1486625370">
-    <w:abstractNumId w:val="18"/>
+    <w:abstractNumId w:val="19"/>
   </w:num>
   <w:num w:numId="96" w16cid:durableId="1392385473">
-    <w:abstractNumId w:val="52"/>
+    <w:abstractNumId w:val="54"/>
   </w:num>
   <w:num w:numId="97" w16cid:durableId="315302488">
-    <w:abstractNumId w:val="59"/>
+    <w:abstractNumId w:val="62"/>
   </w:num>
   <w:num w:numId="98" w16cid:durableId="1503156653">
-    <w:abstractNumId w:val="26"/>
+    <w:abstractNumId w:val="27"/>
   </w:num>
   <w:num w:numId="99" w16cid:durableId="1967850158">
     <w:abstractNumId w:val="12"/>
   </w:num>
   <w:num w:numId="100" w16cid:durableId="1749880905">
-    <w:abstractNumId w:val="102"/>
+    <w:abstractNumId w:val="105"/>
   </w:num>
   <w:num w:numId="101" w16cid:durableId="1247618634">
     <w:abstractNumId w:val="15"/>
@@ -35785,10 +36703,19 @@
     <w:abstractNumId w:val="1"/>
   </w:num>
   <w:num w:numId="104" w16cid:durableId="1068109816">
-    <w:abstractNumId w:val="70"/>
+    <w:abstractNumId w:val="73"/>
   </w:num>
   <w:num w:numId="105" w16cid:durableId="1979528411">
-    <w:abstractNumId w:val="90"/>
+    <w:abstractNumId w:val="93"/>
+  </w:num>
+  <w:num w:numId="106" w16cid:durableId="181481742">
+    <w:abstractNumId w:val="18"/>
+  </w:num>
+  <w:num w:numId="107" w16cid:durableId="2015063475">
+    <w:abstractNumId w:val="55"/>
+  </w:num>
+  <w:num w:numId="108" w16cid:durableId="597099080">
+    <w:abstractNumId w:val="48"/>
   </w:num>
   <w:numIdMacAtCleanup w:val="71"/>
 </w:numbering>
@@ -37305,7 +38232,7 @@
                   <a:bodyPr/>
                   <a:lstStyle/>
                   <a:p>
-                    <a:fld id="{0E4A3BE3-CAF7-4740-90AB-C2110A0B89F5}" type="CELLRANGE">
+                    <a:fld id="{D0146A41-2B84-4202-89C9-75A9A42DD357}" type="CELLRANGE">
                       <a:rPr lang="es-NI"/>
                       <a:pPr/>
                       <a:t>[CELLRANGE]</a:t>
@@ -37314,7 +38241,7 @@
                       <a:rPr lang="es-NI" baseline="0"/>
                       <a:t>, </a:t>
                     </a:r>
-                    <a:fld id="{5E189A8B-36B9-4D08-AC25-F62A7C74E78D}" type="VALUE">
+                    <a:fld id="{9FCC071A-B57F-49FD-B194-DFEFB3682DC3}" type="VALUE">
                       <a:rPr lang="es-NI" baseline="0"/>
                       <a:pPr/>
                       <a:t>[VALOR]</a:t>
@@ -37348,7 +38275,7 @@
                   <a:bodyPr/>
                   <a:lstStyle/>
                   <a:p>
-                    <a:fld id="{4743CAB2-37FB-415B-AB24-0432635CA0F3}" type="CELLRANGE">
+                    <a:fld id="{512B3C6B-6F11-4F73-AA78-0DD89302C489}" type="CELLRANGE">
                       <a:rPr lang="es-NI"/>
                       <a:pPr/>
                       <a:t>[CELLRANGE]</a:t>
@@ -37357,7 +38284,7 @@
                       <a:rPr lang="es-NI" baseline="0"/>
                       <a:t>, </a:t>
                     </a:r>
-                    <a:fld id="{20D4399E-6CDA-45CB-A13C-C60C388C7A08}" type="VALUE">
+                    <a:fld id="{E83E3F3E-CF66-4E5F-9EC6-21B9D4BB2DE2}" type="VALUE">
                       <a:rPr lang="es-NI" baseline="0"/>
                       <a:pPr/>
                       <a:t>[VALOR]</a:t>
@@ -37391,7 +38318,7 @@
                   <a:bodyPr/>
                   <a:lstStyle/>
                   <a:p>
-                    <a:fld id="{133AE957-E9FD-41C3-B9C6-ECF94AAF15D1}" type="CELLRANGE">
+                    <a:fld id="{E1EC048C-A1C1-4FB2-B494-395E05998438}" type="CELLRANGE">
                       <a:rPr lang="es-NI"/>
                       <a:pPr/>
                       <a:t>[CELLRANGE]</a:t>
@@ -37400,7 +38327,7 @@
                       <a:rPr lang="es-NI" baseline="0"/>
                       <a:t>, </a:t>
                     </a:r>
-                    <a:fld id="{02F789A6-03EB-4D58-995E-FC33A1347701}" type="VALUE">
+                    <a:fld id="{AA4DB2B7-8F4E-40AD-B841-32ADE18C142C}" type="VALUE">
                       <a:rPr lang="es-NI" baseline="0"/>
                       <a:pPr/>
                       <a:t>[VALOR]</a:t>
@@ -37434,7 +38361,7 @@
                   <a:bodyPr/>
                   <a:lstStyle/>
                   <a:p>
-                    <a:fld id="{3FA035E0-F55A-46BB-93DB-598EFC3AA5AD}" type="CELLRANGE">
+                    <a:fld id="{E01851A6-3E06-4B06-BAED-DDC6753EEA28}" type="CELLRANGE">
                       <a:rPr lang="es-NI"/>
                       <a:pPr/>
                       <a:t>[CELLRANGE]</a:t>
@@ -37443,7 +38370,7 @@
                       <a:rPr lang="es-NI" baseline="0"/>
                       <a:t>, </a:t>
                     </a:r>
-                    <a:fld id="{817BDC92-BF1B-4832-92B4-E49D8D32B7AF}" type="VALUE">
+                    <a:fld id="{DEB118D9-4930-44C7-899F-5540966B4A95}" type="VALUE">
                       <a:rPr lang="es-NI" baseline="0"/>
                       <a:pPr/>
                       <a:t>[VALOR]</a:t>
@@ -37477,7 +38404,7 @@
                   <a:bodyPr/>
                   <a:lstStyle/>
                   <a:p>
-                    <a:fld id="{808E15B1-6641-4FB0-BB3D-429209934003}" type="CELLRANGE">
+                    <a:fld id="{ADCEFFDF-B1CD-4476-9673-D7616E08E0B6}" type="CELLRANGE">
                       <a:rPr lang="es-NI"/>
                       <a:pPr/>
                       <a:t>[CELLRANGE]</a:t>
@@ -37486,7 +38413,7 @@
                       <a:rPr lang="es-NI" baseline="0"/>
                       <a:t>, </a:t>
                     </a:r>
-                    <a:fld id="{12D1E086-F831-4942-8DA1-2C16F3A9CAFC}" type="VALUE">
+                    <a:fld id="{C1D75196-21A2-4688-8BE1-1B91A9C24512}" type="VALUE">
                       <a:rPr lang="es-NI" baseline="0"/>
                       <a:pPr/>
                       <a:t>[VALOR]</a:t>
@@ -41184,7 +42111,7 @@
                   <a:bodyPr/>
                   <a:lstStyle/>
                   <a:p>
-                    <a:fld id="{E69B3338-373E-4E0C-9509-F42CA94EA819}" type="CELLRANGE">
+                    <a:fld id="{91D41CD5-0107-4561-B500-37B5C0F27D39}" type="CELLRANGE">
                       <a:rPr lang="es-NI"/>
                       <a:pPr/>
                       <a:t>[CELLRANGE]</a:t>
@@ -41193,7 +42120,7 @@
                       <a:rPr lang="es-NI" baseline="0"/>
                       <a:t>, </a:t>
                     </a:r>
-                    <a:fld id="{9F45E640-A530-484D-A83C-4A1A161DF75B}" type="VALUE">
+                    <a:fld id="{B60C642C-57E4-4838-9E70-6E7272B6D86F}" type="VALUE">
                       <a:rPr lang="es-NI" baseline="0"/>
                       <a:pPr/>
                       <a:t>[VALOR]</a:t>
@@ -41227,7 +42154,7 @@
                   <a:bodyPr/>
                   <a:lstStyle/>
                   <a:p>
-                    <a:fld id="{2701EEF2-382B-4D11-B5D5-C11006EAF794}" type="CELLRANGE">
+                    <a:fld id="{290178D1-7073-4ED3-9337-E6FB7FAE4201}" type="CELLRANGE">
                       <a:rPr lang="es-NI"/>
                       <a:pPr/>
                       <a:t>[CELLRANGE]</a:t>
@@ -41236,7 +42163,7 @@
                       <a:rPr lang="es-NI" baseline="0"/>
                       <a:t>, </a:t>
                     </a:r>
-                    <a:fld id="{E526AF17-00FE-48B6-907A-CC9F17EF4F28}" type="VALUE">
+                    <a:fld id="{B56BE874-2F7E-4A69-9DF8-7187715FB33B}" type="VALUE">
                       <a:rPr lang="es-NI" baseline="0"/>
                       <a:pPr/>
                       <a:t>[VALOR]</a:t>
@@ -41270,7 +42197,7 @@
                   <a:bodyPr/>
                   <a:lstStyle/>
                   <a:p>
-                    <a:fld id="{C48BAE45-E38F-45C7-B8D6-2B80E6529AD6}" type="CELLRANGE">
+                    <a:fld id="{9A18C159-750C-4482-828A-799F922771B8}" type="CELLRANGE">
                       <a:rPr lang="es-NI"/>
                       <a:pPr/>
                       <a:t>[CELLRANGE]</a:t>
@@ -41279,7 +42206,7 @@
                       <a:rPr lang="es-NI" baseline="0"/>
                       <a:t>, </a:t>
                     </a:r>
-                    <a:fld id="{16DE7340-64BA-4CDE-9A1D-67861B6693AA}" type="VALUE">
+                    <a:fld id="{283A3400-CB39-4E6B-9C43-D669C5CDE129}" type="VALUE">
                       <a:rPr lang="es-NI" baseline="0"/>
                       <a:pPr/>
                       <a:t>[VALOR]</a:t>
@@ -41313,7 +42240,7 @@
                   <a:bodyPr/>
                   <a:lstStyle/>
                   <a:p>
-                    <a:fld id="{C8E26EC8-BEF1-4B8B-84D9-F3DFFFE2C459}" type="CELLRANGE">
+                    <a:fld id="{A0FBB7B0-B992-4C6B-84A8-01F0C872104E}" type="CELLRANGE">
                       <a:rPr lang="es-NI"/>
                       <a:pPr/>
                       <a:t>[CELLRANGE]</a:t>
@@ -41322,7 +42249,7 @@
                       <a:rPr lang="es-NI" baseline="0"/>
                       <a:t>, </a:t>
                     </a:r>
-                    <a:fld id="{680DBB6F-329E-48F3-A01A-7FC0E484B165}" type="VALUE">
+                    <a:fld id="{AB52D670-6595-4288-9C3E-64E70B1E1BF0}" type="VALUE">
                       <a:rPr lang="es-NI" baseline="0"/>
                       <a:pPr/>
                       <a:t>[VALOR]</a:t>
@@ -41356,7 +42283,7 @@
                   <a:bodyPr/>
                   <a:lstStyle/>
                   <a:p>
-                    <a:fld id="{9C84C899-AA75-4144-A33A-2083C09AFFEF}" type="CELLRANGE">
+                    <a:fld id="{ADA18C0B-D0EE-48FE-8D6E-84328B0688F9}" type="CELLRANGE">
                       <a:rPr lang="es-NI"/>
                       <a:pPr/>
                       <a:t>[CELLRANGE]</a:t>
@@ -41365,7 +42292,7 @@
                       <a:rPr lang="es-NI" baseline="0"/>
                       <a:t>, </a:t>
                     </a:r>
-                    <a:fld id="{A3363B5A-523D-4D28-998D-81247EEC4D38}" type="VALUE">
+                    <a:fld id="{5EA62DDB-CB4F-4B87-8EDA-07DD58ACAC94}" type="VALUE">
                       <a:rPr lang="es-NI" baseline="0"/>
                       <a:pPr/>
                       <a:t>[VALOR]</a:t>

--- a/Sistema de diagnóstico capilar 26-07-2026.docx
+++ b/Sistema de diagnóstico capilar 26-07-2026.docx
@@ -23933,6 +23933,34 @@
     </w:p>
     <w:p>
       <w:pPr>
+        <w:rPr>
+          <w:lang w:val="es-MX" w:eastAsia="es-NI"/>
+        </w:rPr>
+      </w:pPr>
+    </w:p>
+    <w:p>
+      <w:pPr>
+        <w:rPr>
+          <w:lang w:val="es-MX" w:eastAsia="es-NI"/>
+        </w:rPr>
+      </w:pPr>
+    </w:p>
+    <w:p>
+      <w:pPr>
+        <w:rPr>
+          <w:lang w:val="es-MX" w:eastAsia="es-NI"/>
+        </w:rPr>
+      </w:pPr>
+    </w:p>
+    <w:p>
+      <w:pPr>
+        <w:rPr>
+          <w:lang w:val="es-MX" w:eastAsia="es-NI"/>
+        </w:rPr>
+      </w:pPr>
+    </w:p>
+    <w:p>
+      <w:pPr>
         <w:pStyle w:val="Ttulo2"/>
         <w:rPr>
           <w:lang w:eastAsia="es-NI"/>
@@ -23942,6 +23970,7 @@
         <w:rPr>
           <w:lang w:eastAsia="es-NI"/>
         </w:rPr>
+        <w:lastRenderedPageBreak/>
         <w:t>Diagrama del proceso</w:t>
       </w:r>
     </w:p>
@@ -23956,7 +23985,6 @@
           <w:noProof/>
           <w:lang w:val="es-MX" w:eastAsia="es-NI"/>
         </w:rPr>
-        <w:lastRenderedPageBreak/>
         <w:drawing>
           <wp:inline distT="0" distB="0" distL="0" distR="0" wp14:anchorId="0A5C65D2" wp14:editId="2A245906">
             <wp:extent cx="4207397" cy="7533987"/>
@@ -24032,7 +24060,6 @@
         <w:rPr>
           <w:lang w:val="es-MX"/>
         </w:rPr>
-        <w:lastRenderedPageBreak/>
         <w:t>En el entorno del desarrollo de sistemas, la "distribución de la planta" se traduce en la Topología o Arquitectura de Red del proyecto. La distribución lógica de los componentes de la plataforma se estructura en una arquitectura cliente-servidor de tres capas:</w:t>
       </w:r>
     </w:p>
@@ -24224,7 +24251,6 @@
         <w:rPr>
           <w:lang w:val="es-MX"/>
         </w:rPr>
-        <w:lastRenderedPageBreak/>
         <w:t>En ingeniería de software, el control de calidad corresponde al aseguramiento de la calidad (Quality Assurance - QA) del código y la plataforma. Para garantizar que los diagnósticos y reportes sean precisos y consistentes, se implementarán las siguientes medidas:</w:t>
       </w:r>
     </w:p>
@@ -24369,6 +24395,7 @@
           <w:bCs/>
           <w:lang w:val="es-MX"/>
         </w:rPr>
+        <w:lastRenderedPageBreak/>
         <w:t>Cifrado de datos</w:t>
       </w:r>
       <w:r>
@@ -24391,7 +24418,6 @@
           <w:bCs/>
           <w:lang w:val="es-MX"/>
         </w:rPr>
-        <w:lastRenderedPageBreak/>
         <w:t>Autenticación segura:</w:t>
       </w:r>
       <w:r>
@@ -24432,6 +24458,243 @@
     </w:p>
     <w:p>
       <w:pPr>
+        <w:pStyle w:val="Ttulo2"/>
+        <w:rPr>
+          <w:lang w:eastAsia="es-NI"/>
+        </w:rPr>
+      </w:pPr>
+      <w:r>
+        <w:rPr>
+          <w:lang w:eastAsia="es-NI"/>
+        </w:rPr>
+        <w:t>Plan de producción</w:t>
+      </w:r>
+    </w:p>
+    <w:p>
+      <w:pPr>
+        <w:pStyle w:val="APA7MAEDICIN"/>
+        <w:rPr>
+          <w:lang w:val="es-MX"/>
+        </w:rPr>
+      </w:pPr>
+      <w:r>
+        <w:rPr>
+          <w:lang w:val="es-MX"/>
+        </w:rPr>
+        <w:t xml:space="preserve">La producción consiste en la </w:t>
+      </w:r>
+      <w:r>
+        <w:rPr>
+          <w:lang w:val="es-MX"/>
+        </w:rPr>
+        <w:t>creación</w:t>
+      </w:r>
+      <w:r>
+        <w:rPr>
+          <w:lang w:val="es-MX"/>
+        </w:rPr>
+        <w:t xml:space="preserve"> de diagnósticos</w:t>
+      </w:r>
+      <w:r>
+        <w:rPr>
+          <w:lang w:val="es-MX"/>
+        </w:rPr>
+        <w:t xml:space="preserve"> y reportes</w:t>
+      </w:r>
+      <w:r>
+        <w:rPr>
+          <w:lang w:val="es-MX"/>
+        </w:rPr>
+        <w:t xml:space="preserve"> digitales</w:t>
+      </w:r>
+      <w:r>
+        <w:rPr>
+          <w:lang w:val="es-MX"/>
+        </w:rPr>
+        <w:t xml:space="preserve"> elaborados a partir de los datos capilares introducidos por los estilistas que hagan uso de la app.</w:t>
+      </w:r>
+    </w:p>
+    <w:p>
+      <w:pPr>
+        <w:pStyle w:val="Ttulo2"/>
+      </w:pPr>
+      <w:r>
+        <w:t>Cursograma del servicio</w:t>
+      </w:r>
+    </w:p>
+    <w:p>
+      <w:pPr>
+        <w:pStyle w:val="APA7MAEDICIN"/>
+        <w:rPr>
+          <w:lang w:val="es-MX"/>
+        </w:rPr>
+      </w:pPr>
+      <w:r>
+        <w:rPr>
+          <w:lang w:val="es-MX"/>
+        </w:rPr>
+        <w:t>El cursograma del servicio detalla el flujo de interacción secuencial entre el usuario (estilista) y el sistema informático, abarcando desde el inicio de la sesión hasta la entrega del resultado final. Basado en el diseño lógico de la aplicación, el proceso consta de las siguientes etapas:</w:t>
+      </w:r>
+    </w:p>
+    <w:p>
+      <w:pPr>
+        <w:pStyle w:val="APA7MAEDICIN"/>
+        <w:numPr>
+          <w:ilvl w:val="0"/>
+          <w:numId w:val="109"/>
+        </w:numPr>
+        <w:rPr>
+          <w:lang w:val="es-MX"/>
+        </w:rPr>
+      </w:pPr>
+      <w:r>
+        <w:rPr>
+          <w:b/>
+          <w:bCs/>
+          <w:lang w:val="es-MX"/>
+        </w:rPr>
+        <w:t>Autenticación de Usuario</w:t>
+      </w:r>
+      <w:r>
+        <w:rPr>
+          <w:lang w:val="es-MX"/>
+        </w:rPr>
+        <w:t>: El proceso inicia cuando el estilista ingresa a la aplicación y provee sus credenciales de acceso para validar su identidad en el sistema.</w:t>
+      </w:r>
+    </w:p>
+    <w:p>
+      <w:pPr>
+        <w:pStyle w:val="APA7MAEDICIN"/>
+        <w:numPr>
+          <w:ilvl w:val="0"/>
+          <w:numId w:val="109"/>
+        </w:numPr>
+        <w:rPr>
+          <w:lang w:val="es-MX"/>
+        </w:rPr>
+      </w:pPr>
+      <w:r>
+        <w:rPr>
+          <w:b/>
+          <w:bCs/>
+          <w:lang w:val="es-MX"/>
+        </w:rPr>
+        <w:t>Captura de Variables (Input):</w:t>
+      </w:r>
+      <w:r>
+        <w:rPr>
+          <w:lang w:val="es-MX"/>
+        </w:rPr>
+        <w:t xml:space="preserve"> Una vez validado, el sistema despliega la interfaz principal donde el usuario ingresa los datos capilares detectados en la evaluación física de la clienta.</w:t>
+      </w:r>
+    </w:p>
+    <w:p>
+      <w:pPr>
+        <w:pStyle w:val="APA7MAEDICIN"/>
+        <w:numPr>
+          <w:ilvl w:val="0"/>
+          <w:numId w:val="109"/>
+        </w:numPr>
+        <w:rPr>
+          <w:lang w:val="es-MX"/>
+        </w:rPr>
+      </w:pPr>
+      <w:r>
+        <w:rPr>
+          <w:b/>
+          <w:bCs/>
+          <w:lang w:val="es-MX"/>
+        </w:rPr>
+        <w:lastRenderedPageBreak/>
+        <w:t>Procesamiento Lógico</w:t>
+      </w:r>
+      <w:r>
+        <w:rPr>
+          <w:lang w:val="es-MX"/>
+        </w:rPr>
+        <w:t>: El motor del sistema recibe los parámetros, procesa la información cruzándola con la matriz de reglas tricológicas y calcula el diagnóstico técnico.</w:t>
+      </w:r>
+    </w:p>
+    <w:p>
+      <w:pPr>
+        <w:pStyle w:val="APA7MAEDICIN"/>
+        <w:numPr>
+          <w:ilvl w:val="0"/>
+          <w:numId w:val="109"/>
+        </w:numPr>
+        <w:rPr>
+          <w:lang w:val="es-MX"/>
+        </w:rPr>
+      </w:pPr>
+      <w:r>
+        <w:rPr>
+          <w:b/>
+          <w:bCs/>
+          <w:lang w:val="es-MX"/>
+        </w:rPr>
+        <w:t>Despliegue de Resultados</w:t>
+      </w:r>
+      <w:r>
+        <w:rPr>
+          <w:lang w:val="es-MX"/>
+        </w:rPr>
+        <w:t>: El sistema muestra en pantalla el resultado del diagnóstico, abriendo paso a las decisiones de almacenamiento y exportación.</w:t>
+      </w:r>
+    </w:p>
+    <w:p>
+      <w:pPr>
+        <w:pStyle w:val="APA7MAEDICIN"/>
+        <w:numPr>
+          <w:ilvl w:val="0"/>
+          <w:numId w:val="109"/>
+        </w:numPr>
+        <w:rPr>
+          <w:lang w:val="es-MX"/>
+        </w:rPr>
+      </w:pPr>
+      <w:r>
+        <w:rPr>
+          <w:b/>
+          <w:bCs/>
+          <w:lang w:val="es-MX"/>
+        </w:rPr>
+        <w:t>Gestión de Base de Datos</w:t>
+      </w:r>
+      <w:r>
+        <w:rPr>
+          <w:lang w:val="es-MX"/>
+        </w:rPr>
+        <w:t>: Si el usuario decide guardar el diagnóstico, el sistema consulta si se trata de un cliente existente; de ser nuevo, despliega un formulario para recolectar sus datos personales (nombre, email, celular) antes de consolidar el guardado en la base de datos.</w:t>
+      </w:r>
+    </w:p>
+    <w:p>
+      <w:pPr>
+        <w:pStyle w:val="APA7MAEDICIN"/>
+        <w:numPr>
+          <w:ilvl w:val="0"/>
+          <w:numId w:val="109"/>
+        </w:numPr>
+        <w:rPr>
+          <w:lang w:val="es-MX"/>
+        </w:rPr>
+      </w:pPr>
+      <w:r>
+        <w:rPr>
+          <w:b/>
+          <w:bCs/>
+          <w:lang w:val="es-MX"/>
+        </w:rPr>
+        <w:t>Generación de Entregable (Output):</w:t>
+      </w:r>
+      <w:r>
+        <w:rPr>
+          <w:lang w:val="es-MX"/>
+        </w:rPr>
+        <w:t xml:space="preserve"> Finalmente, si el usuario lo solicita, el sistema ejecuta el retraso de procesamiento necesario para compilar y generar el documento final (reporte en PDF), concluyendo así el ciclo del servicio.</w:t>
+      </w:r>
+    </w:p>
+    <w:p>
+      <w:pPr>
         <w:rPr>
           <w:lang w:val="es-MX" w:eastAsia="es-NI"/>
         </w:rPr>
@@ -24439,6 +24702,28 @@
     </w:p>
     <w:p>
       <w:pPr>
+        <w:pStyle w:val="Ttulo2"/>
+      </w:pPr>
+      <w:r>
+        <w:t>Activos fijos y Vida útil de los activos fijos</w:t>
+      </w:r>
+    </w:p>
+    <w:p>
+      <w:pPr>
+        <w:pStyle w:val="APA7MAEDICIN"/>
+        <w:rPr>
+          <w:lang w:val="es-MX"/>
+        </w:rPr>
+      </w:pPr>
+      <w:r>
+        <w:rPr>
+          <w:lang w:val="es-MX"/>
+        </w:rPr>
+        <w:t>En el contexto de una empresa de desarrollo de software y servicios en la nube, los activos fijos no corresponden a maquinaria industrial pesada, sino a la infraestructura tecnológica y legal necesaria para operar y desarrollar la plataforma. Estos se dividen en tangibles (equipos físicos) e intangibles (derechos y registros), con su respectiva depreciación o amortización en el tiempo.</w:t>
+      </w:r>
+    </w:p>
+    <w:p>
+      <w:pPr>
         <w:rPr>
           <w:lang w:val="es-MX" w:eastAsia="es-NI"/>
         </w:rPr>
@@ -24472,6 +24757,727 @@
         </w:rPr>
       </w:pPr>
     </w:p>
+    <w:tbl>
+      <w:tblPr>
+        <w:tblStyle w:val="Tablanormal1"/>
+        <w:tblW w:w="9634" w:type="dxa"/>
+        <w:tblLook w:val="04A0" w:firstRow="1" w:lastRow="0" w:firstColumn="1" w:lastColumn="0" w:noHBand="0" w:noVBand="1"/>
+      </w:tblPr>
+      <w:tblGrid>
+        <w:gridCol w:w="1507"/>
+        <w:gridCol w:w="4797"/>
+        <w:gridCol w:w="1243"/>
+        <w:gridCol w:w="2087"/>
+      </w:tblGrid>
+      <w:tr>
+        <w:trPr>
+          <w:cnfStyle w:val="100000000000" w:firstRow="1" w:lastRow="0" w:firstColumn="0" w:lastColumn="0" w:oddVBand="0" w:evenVBand="0" w:oddHBand="0" w:evenHBand="0" w:firstRowFirstColumn="0" w:firstRowLastColumn="0" w:lastRowFirstColumn="0" w:lastRowLastColumn="0"/>
+        </w:trPr>
+        <w:tc>
+          <w:tcPr>
+            <w:cnfStyle w:val="001000000000" w:firstRow="0" w:lastRow="0" w:firstColumn="1" w:lastColumn="0" w:oddVBand="0" w:evenVBand="0" w:oddHBand="0" w:evenHBand="0" w:firstRowFirstColumn="0" w:firstRowLastColumn="0" w:lastRowFirstColumn="0" w:lastRowLastColumn="0"/>
+            <w:tcW w:w="0" w:type="auto"/>
+            <w:hideMark/>
+          </w:tcPr>
+          <w:p>
+            <w:pPr>
+              <w:rPr>
+                <w:rFonts w:ascii="Arial" w:eastAsia="Times New Roman" w:hAnsi="Arial" w:cs="Arial"/>
+                <w:color w:val="1F1F1F"/>
+                <w:kern w:val="0"/>
+                <w:sz w:val="24"/>
+                <w:szCs w:val="24"/>
+                <w:lang w:eastAsia="es-NI"/>
+                <w14:ligatures w14:val="none"/>
+              </w:rPr>
+            </w:pPr>
+            <w:r>
+              <w:rPr>
+                <w:rFonts w:ascii="Arial" w:eastAsia="Times New Roman" w:hAnsi="Arial" w:cs="Arial"/>
+                <w:color w:val="1F1F1F"/>
+                <w:kern w:val="0"/>
+                <w:sz w:val="24"/>
+                <w:szCs w:val="24"/>
+                <w:bdr w:val="none" w:sz="0" w:space="0" w:color="auto" w:frame="1"/>
+                <w:lang w:eastAsia="es-NI"/>
+                <w14:ligatures w14:val="none"/>
+              </w:rPr>
+              <w:lastRenderedPageBreak/>
+              <w:t>Tipo de Activo</w:t>
+            </w:r>
+          </w:p>
+        </w:tc>
+        <w:tc>
+          <w:tcPr>
+            <w:tcW w:w="0" w:type="auto"/>
+            <w:hideMark/>
+          </w:tcPr>
+          <w:p>
+            <w:pPr>
+              <w:cnfStyle w:val="100000000000" w:firstRow="1" w:lastRow="0" w:firstColumn="0" w:lastColumn="0" w:oddVBand="0" w:evenVBand="0" w:oddHBand="0" w:evenHBand="0" w:firstRowFirstColumn="0" w:firstRowLastColumn="0" w:lastRowFirstColumn="0" w:lastRowLastColumn="0"/>
+              <w:rPr>
+                <w:rFonts w:ascii="Arial" w:eastAsia="Times New Roman" w:hAnsi="Arial" w:cs="Arial"/>
+                <w:color w:val="1F1F1F"/>
+                <w:kern w:val="0"/>
+                <w:sz w:val="24"/>
+                <w:szCs w:val="24"/>
+                <w:lang w:eastAsia="es-NI"/>
+                <w14:ligatures w14:val="none"/>
+              </w:rPr>
+            </w:pPr>
+            <w:r>
+              <w:rPr>
+                <w:rFonts w:ascii="Arial" w:eastAsia="Times New Roman" w:hAnsi="Arial" w:cs="Arial"/>
+                <w:color w:val="1F1F1F"/>
+                <w:kern w:val="0"/>
+                <w:sz w:val="24"/>
+                <w:szCs w:val="24"/>
+                <w:bdr w:val="none" w:sz="0" w:space="0" w:color="auto" w:frame="1"/>
+                <w:lang w:eastAsia="es-NI"/>
+                <w14:ligatures w14:val="none"/>
+              </w:rPr>
+              <w:t>Descripción del Bien</w:t>
+            </w:r>
+          </w:p>
+        </w:tc>
+        <w:tc>
+          <w:tcPr>
+            <w:tcW w:w="0" w:type="auto"/>
+            <w:hideMark/>
+          </w:tcPr>
+          <w:p>
+            <w:pPr>
+              <w:cnfStyle w:val="100000000000" w:firstRow="1" w:lastRow="0" w:firstColumn="0" w:lastColumn="0" w:oddVBand="0" w:evenVBand="0" w:oddHBand="0" w:evenHBand="0" w:firstRowFirstColumn="0" w:firstRowLastColumn="0" w:lastRowFirstColumn="0" w:lastRowLastColumn="0"/>
+              <w:rPr>
+                <w:rFonts w:ascii="Arial" w:eastAsia="Times New Roman" w:hAnsi="Arial" w:cs="Arial"/>
+                <w:color w:val="1F1F1F"/>
+                <w:kern w:val="0"/>
+                <w:sz w:val="24"/>
+                <w:szCs w:val="24"/>
+                <w:lang w:eastAsia="es-NI"/>
+                <w14:ligatures w14:val="none"/>
+              </w:rPr>
+            </w:pPr>
+            <w:r>
+              <w:rPr>
+                <w:rFonts w:ascii="Arial" w:eastAsia="Times New Roman" w:hAnsi="Arial" w:cs="Arial"/>
+                <w:color w:val="1F1F1F"/>
+                <w:kern w:val="0"/>
+                <w:sz w:val="24"/>
+                <w:szCs w:val="24"/>
+                <w:bdr w:val="none" w:sz="0" w:space="0" w:color="auto" w:frame="1"/>
+                <w:lang w:eastAsia="es-NI"/>
+                <w14:ligatures w14:val="none"/>
+              </w:rPr>
+              <w:t>Cantidad</w:t>
+            </w:r>
+          </w:p>
+        </w:tc>
+        <w:tc>
+          <w:tcPr>
+            <w:tcW w:w="2087" w:type="dxa"/>
+            <w:hideMark/>
+          </w:tcPr>
+          <w:p>
+            <w:pPr>
+              <w:cnfStyle w:val="100000000000" w:firstRow="1" w:lastRow="0" w:firstColumn="0" w:lastColumn="0" w:oddVBand="0" w:evenVBand="0" w:oddHBand="0" w:evenHBand="0" w:firstRowFirstColumn="0" w:firstRowLastColumn="0" w:lastRowFirstColumn="0" w:lastRowLastColumn="0"/>
+              <w:rPr>
+                <w:rFonts w:ascii="Arial" w:eastAsia="Times New Roman" w:hAnsi="Arial" w:cs="Arial"/>
+                <w:color w:val="1F1F1F"/>
+                <w:kern w:val="0"/>
+                <w:sz w:val="24"/>
+                <w:szCs w:val="24"/>
+                <w:lang w:eastAsia="es-NI"/>
+                <w14:ligatures w14:val="none"/>
+              </w:rPr>
+            </w:pPr>
+            <w:r>
+              <w:rPr>
+                <w:rFonts w:ascii="Arial" w:eastAsia="Times New Roman" w:hAnsi="Arial" w:cs="Arial"/>
+                <w:color w:val="1F1F1F"/>
+                <w:kern w:val="0"/>
+                <w:sz w:val="24"/>
+                <w:szCs w:val="24"/>
+                <w:bdr w:val="none" w:sz="0" w:space="0" w:color="auto" w:frame="1"/>
+                <w:lang w:eastAsia="es-NI"/>
+                <w14:ligatures w14:val="none"/>
+              </w:rPr>
+              <w:t>Depreciación</w:t>
+            </w:r>
+          </w:p>
+        </w:tc>
+      </w:tr>
+      <w:tr>
+        <w:trPr>
+          <w:cnfStyle w:val="000000100000" w:firstRow="0" w:lastRow="0" w:firstColumn="0" w:lastColumn="0" w:oddVBand="0" w:evenVBand="0" w:oddHBand="1" w:evenHBand="0" w:firstRowFirstColumn="0" w:firstRowLastColumn="0" w:lastRowFirstColumn="0" w:lastRowLastColumn="0"/>
+        </w:trPr>
+        <w:tc>
+          <w:tcPr>
+            <w:cnfStyle w:val="001000000000" w:firstRow="0" w:lastRow="0" w:firstColumn="1" w:lastColumn="0" w:oddVBand="0" w:evenVBand="0" w:oddHBand="0" w:evenHBand="0" w:firstRowFirstColumn="0" w:firstRowLastColumn="0" w:lastRowFirstColumn="0" w:lastRowLastColumn="0"/>
+            <w:tcW w:w="0" w:type="auto"/>
+            <w:hideMark/>
+          </w:tcPr>
+          <w:p>
+            <w:pPr>
+              <w:rPr>
+                <w:rFonts w:ascii="Arial" w:eastAsia="Times New Roman" w:hAnsi="Arial" w:cs="Arial"/>
+                <w:color w:val="1F1F1F"/>
+                <w:kern w:val="0"/>
+                <w:sz w:val="24"/>
+                <w:szCs w:val="24"/>
+                <w:lang w:eastAsia="es-NI"/>
+                <w14:ligatures w14:val="none"/>
+              </w:rPr>
+            </w:pPr>
+            <w:r>
+              <w:rPr>
+                <w:rFonts w:ascii="Arial" w:eastAsia="Times New Roman" w:hAnsi="Arial" w:cs="Arial"/>
+                <w:color w:val="1F1F1F"/>
+                <w:kern w:val="0"/>
+                <w:sz w:val="24"/>
+                <w:szCs w:val="24"/>
+                <w:bdr w:val="none" w:sz="0" w:space="0" w:color="auto" w:frame="1"/>
+                <w:lang w:eastAsia="es-NI"/>
+                <w14:ligatures w14:val="none"/>
+              </w:rPr>
+              <w:t>Tangible</w:t>
+            </w:r>
+          </w:p>
+        </w:tc>
+        <w:tc>
+          <w:tcPr>
+            <w:tcW w:w="0" w:type="auto"/>
+            <w:hideMark/>
+          </w:tcPr>
+          <w:p>
+            <w:pPr>
+              <w:cnfStyle w:val="000000100000" w:firstRow="0" w:lastRow="0" w:firstColumn="0" w:lastColumn="0" w:oddVBand="0" w:evenVBand="0" w:oddHBand="1" w:evenHBand="0" w:firstRowFirstColumn="0" w:firstRowLastColumn="0" w:lastRowFirstColumn="0" w:lastRowLastColumn="0"/>
+              <w:rPr>
+                <w:rFonts w:ascii="Arial" w:eastAsia="Times New Roman" w:hAnsi="Arial" w:cs="Arial"/>
+                <w:color w:val="1F1F1F"/>
+                <w:kern w:val="0"/>
+                <w:sz w:val="24"/>
+                <w:szCs w:val="24"/>
+                <w:lang w:eastAsia="es-NI"/>
+                <w14:ligatures w14:val="none"/>
+              </w:rPr>
+            </w:pPr>
+            <w:r>
+              <w:rPr>
+                <w:rFonts w:ascii="Arial" w:eastAsia="Times New Roman" w:hAnsi="Arial" w:cs="Arial"/>
+                <w:color w:val="1F1F1F"/>
+                <w:kern w:val="0"/>
+                <w:sz w:val="24"/>
+                <w:szCs w:val="24"/>
+                <w:bdr w:val="none" w:sz="0" w:space="0" w:color="auto" w:frame="1"/>
+                <w:lang w:eastAsia="es-NI"/>
+                <w14:ligatures w14:val="none"/>
+              </w:rPr>
+              <w:t>Equipo de cómputo principal (Laptop de alto rendimiento para programación Backend/Frontend).</w:t>
+            </w:r>
+          </w:p>
+        </w:tc>
+        <w:tc>
+          <w:tcPr>
+            <w:tcW w:w="0" w:type="auto"/>
+            <w:hideMark/>
+          </w:tcPr>
+          <w:p>
+            <w:pPr>
+              <w:cnfStyle w:val="000000100000" w:firstRow="0" w:lastRow="0" w:firstColumn="0" w:lastColumn="0" w:oddVBand="0" w:evenVBand="0" w:oddHBand="1" w:evenHBand="0" w:firstRowFirstColumn="0" w:firstRowLastColumn="0" w:lastRowFirstColumn="0" w:lastRowLastColumn="0"/>
+              <w:rPr>
+                <w:rFonts w:ascii="Arial" w:eastAsia="Times New Roman" w:hAnsi="Arial" w:cs="Arial"/>
+                <w:color w:val="1F1F1F"/>
+                <w:kern w:val="0"/>
+                <w:sz w:val="24"/>
+                <w:szCs w:val="24"/>
+                <w:lang w:eastAsia="es-NI"/>
+                <w14:ligatures w14:val="none"/>
+              </w:rPr>
+            </w:pPr>
+            <w:r>
+              <w:rPr>
+                <w:rFonts w:ascii="Arial" w:eastAsia="Times New Roman" w:hAnsi="Arial" w:cs="Arial"/>
+                <w:color w:val="1F1F1F"/>
+                <w:kern w:val="0"/>
+                <w:sz w:val="24"/>
+                <w:szCs w:val="24"/>
+                <w:bdr w:val="none" w:sz="0" w:space="0" w:color="auto" w:frame="1"/>
+                <w:lang w:eastAsia="es-NI"/>
+                <w14:ligatures w14:val="none"/>
+              </w:rPr>
+              <w:t>1</w:t>
+            </w:r>
+          </w:p>
+        </w:tc>
+        <w:tc>
+          <w:tcPr>
+            <w:tcW w:w="2087" w:type="dxa"/>
+            <w:hideMark/>
+          </w:tcPr>
+          <w:p>
+            <w:pPr>
+              <w:cnfStyle w:val="000000100000" w:firstRow="0" w:lastRow="0" w:firstColumn="0" w:lastColumn="0" w:oddVBand="0" w:evenVBand="0" w:oddHBand="1" w:evenHBand="0" w:firstRowFirstColumn="0" w:firstRowLastColumn="0" w:lastRowFirstColumn="0" w:lastRowLastColumn="0"/>
+              <w:rPr>
+                <w:rFonts w:ascii="Arial" w:eastAsia="Times New Roman" w:hAnsi="Arial" w:cs="Arial"/>
+                <w:color w:val="1F1F1F"/>
+                <w:kern w:val="0"/>
+                <w:sz w:val="24"/>
+                <w:szCs w:val="24"/>
+                <w:lang w:eastAsia="es-NI"/>
+                <w14:ligatures w14:val="none"/>
+              </w:rPr>
+            </w:pPr>
+            <w:r>
+              <w:rPr>
+                <w:rFonts w:ascii="Arial" w:eastAsia="Times New Roman" w:hAnsi="Arial" w:cs="Arial"/>
+                <w:color w:val="1F1F1F"/>
+                <w:kern w:val="0"/>
+                <w:sz w:val="24"/>
+                <w:szCs w:val="24"/>
+                <w:bdr w:val="none" w:sz="0" w:space="0" w:color="auto" w:frame="1"/>
+                <w:lang w:eastAsia="es-NI"/>
+                <w14:ligatures w14:val="none"/>
+              </w:rPr>
+              <w:t>3 a 5 años</w:t>
+            </w:r>
+          </w:p>
+        </w:tc>
+      </w:tr>
+      <w:tr>
+        <w:tc>
+          <w:tcPr>
+            <w:cnfStyle w:val="001000000000" w:firstRow="0" w:lastRow="0" w:firstColumn="1" w:lastColumn="0" w:oddVBand="0" w:evenVBand="0" w:oddHBand="0" w:evenHBand="0" w:firstRowFirstColumn="0" w:firstRowLastColumn="0" w:lastRowFirstColumn="0" w:lastRowLastColumn="0"/>
+            <w:tcW w:w="0" w:type="auto"/>
+            <w:hideMark/>
+          </w:tcPr>
+          <w:p>
+            <w:pPr>
+              <w:rPr>
+                <w:rFonts w:ascii="Arial" w:eastAsia="Times New Roman" w:hAnsi="Arial" w:cs="Arial"/>
+                <w:color w:val="1F1F1F"/>
+                <w:kern w:val="0"/>
+                <w:sz w:val="24"/>
+                <w:szCs w:val="24"/>
+                <w:lang w:eastAsia="es-NI"/>
+                <w14:ligatures w14:val="none"/>
+              </w:rPr>
+            </w:pPr>
+            <w:r>
+              <w:rPr>
+                <w:rFonts w:ascii="Arial" w:eastAsia="Times New Roman" w:hAnsi="Arial" w:cs="Arial"/>
+                <w:color w:val="1F1F1F"/>
+                <w:kern w:val="0"/>
+                <w:sz w:val="24"/>
+                <w:szCs w:val="24"/>
+                <w:bdr w:val="none" w:sz="0" w:space="0" w:color="auto" w:frame="1"/>
+                <w:lang w:eastAsia="es-NI"/>
+                <w14:ligatures w14:val="none"/>
+              </w:rPr>
+              <w:t>Tangible</w:t>
+            </w:r>
+          </w:p>
+        </w:tc>
+        <w:tc>
+          <w:tcPr>
+            <w:tcW w:w="0" w:type="auto"/>
+            <w:hideMark/>
+          </w:tcPr>
+          <w:p>
+            <w:pPr>
+              <w:cnfStyle w:val="000000000000" w:firstRow="0" w:lastRow="0" w:firstColumn="0" w:lastColumn="0" w:oddVBand="0" w:evenVBand="0" w:oddHBand="0" w:evenHBand="0" w:firstRowFirstColumn="0" w:firstRowLastColumn="0" w:lastRowFirstColumn="0" w:lastRowLastColumn="0"/>
+              <w:rPr>
+                <w:rFonts w:ascii="Arial" w:eastAsia="Times New Roman" w:hAnsi="Arial" w:cs="Arial"/>
+                <w:color w:val="1F1F1F"/>
+                <w:kern w:val="0"/>
+                <w:sz w:val="24"/>
+                <w:szCs w:val="24"/>
+                <w:lang w:eastAsia="es-NI"/>
+                <w14:ligatures w14:val="none"/>
+              </w:rPr>
+            </w:pPr>
+            <w:r>
+              <w:rPr>
+                <w:rFonts w:ascii="Arial" w:eastAsia="Times New Roman" w:hAnsi="Arial" w:cs="Arial"/>
+                <w:color w:val="1F1F1F"/>
+                <w:kern w:val="0"/>
+                <w:sz w:val="24"/>
+                <w:szCs w:val="24"/>
+                <w:bdr w:val="none" w:sz="0" w:space="0" w:color="auto" w:frame="1"/>
+                <w:lang w:eastAsia="es-NI"/>
+                <w14:ligatures w14:val="none"/>
+              </w:rPr>
+              <w:t>Dispositivo móvil de pruebas (Tableta o Smartphone para validación de interfaces UI/UX).</w:t>
+            </w:r>
+          </w:p>
+        </w:tc>
+        <w:tc>
+          <w:tcPr>
+            <w:tcW w:w="0" w:type="auto"/>
+            <w:hideMark/>
+          </w:tcPr>
+          <w:p>
+            <w:pPr>
+              <w:cnfStyle w:val="000000000000" w:firstRow="0" w:lastRow="0" w:firstColumn="0" w:lastColumn="0" w:oddVBand="0" w:evenVBand="0" w:oddHBand="0" w:evenHBand="0" w:firstRowFirstColumn="0" w:firstRowLastColumn="0" w:lastRowFirstColumn="0" w:lastRowLastColumn="0"/>
+              <w:rPr>
+                <w:rFonts w:ascii="Arial" w:eastAsia="Times New Roman" w:hAnsi="Arial" w:cs="Arial"/>
+                <w:color w:val="1F1F1F"/>
+                <w:kern w:val="0"/>
+                <w:sz w:val="24"/>
+                <w:szCs w:val="24"/>
+                <w:lang w:eastAsia="es-NI"/>
+                <w14:ligatures w14:val="none"/>
+              </w:rPr>
+            </w:pPr>
+            <w:r>
+              <w:rPr>
+                <w:rFonts w:ascii="Arial" w:eastAsia="Times New Roman" w:hAnsi="Arial" w:cs="Arial"/>
+                <w:color w:val="1F1F1F"/>
+                <w:kern w:val="0"/>
+                <w:sz w:val="24"/>
+                <w:szCs w:val="24"/>
+                <w:bdr w:val="none" w:sz="0" w:space="0" w:color="auto" w:frame="1"/>
+                <w:lang w:eastAsia="es-NI"/>
+                <w14:ligatures w14:val="none"/>
+              </w:rPr>
+              <w:t>1</w:t>
+            </w:r>
+          </w:p>
+        </w:tc>
+        <w:tc>
+          <w:tcPr>
+            <w:tcW w:w="2087" w:type="dxa"/>
+            <w:hideMark/>
+          </w:tcPr>
+          <w:p>
+            <w:pPr>
+              <w:cnfStyle w:val="000000000000" w:firstRow="0" w:lastRow="0" w:firstColumn="0" w:lastColumn="0" w:oddVBand="0" w:evenVBand="0" w:oddHBand="0" w:evenHBand="0" w:firstRowFirstColumn="0" w:firstRowLastColumn="0" w:lastRowFirstColumn="0" w:lastRowLastColumn="0"/>
+              <w:rPr>
+                <w:rFonts w:ascii="Arial" w:eastAsia="Times New Roman" w:hAnsi="Arial" w:cs="Arial"/>
+                <w:color w:val="1F1F1F"/>
+                <w:kern w:val="0"/>
+                <w:sz w:val="24"/>
+                <w:szCs w:val="24"/>
+                <w:lang w:eastAsia="es-NI"/>
+                <w14:ligatures w14:val="none"/>
+              </w:rPr>
+            </w:pPr>
+            <w:r>
+              <w:rPr>
+                <w:rFonts w:ascii="Arial" w:eastAsia="Times New Roman" w:hAnsi="Arial" w:cs="Arial"/>
+                <w:color w:val="1F1F1F"/>
+                <w:kern w:val="0"/>
+                <w:sz w:val="24"/>
+                <w:szCs w:val="24"/>
+                <w:bdr w:val="none" w:sz="0" w:space="0" w:color="auto" w:frame="1"/>
+                <w:lang w:eastAsia="es-NI"/>
+                <w14:ligatures w14:val="none"/>
+              </w:rPr>
+              <w:t>3 años</w:t>
+            </w:r>
+          </w:p>
+        </w:tc>
+      </w:tr>
+      <w:tr>
+        <w:trPr>
+          <w:cnfStyle w:val="000000100000" w:firstRow="0" w:lastRow="0" w:firstColumn="0" w:lastColumn="0" w:oddVBand="0" w:evenVBand="0" w:oddHBand="1" w:evenHBand="0" w:firstRowFirstColumn="0" w:firstRowLastColumn="0" w:lastRowFirstColumn="0" w:lastRowLastColumn="0"/>
+        </w:trPr>
+        <w:tc>
+          <w:tcPr>
+            <w:cnfStyle w:val="001000000000" w:firstRow="0" w:lastRow="0" w:firstColumn="1" w:lastColumn="0" w:oddVBand="0" w:evenVBand="0" w:oddHBand="0" w:evenHBand="0" w:firstRowFirstColumn="0" w:firstRowLastColumn="0" w:lastRowFirstColumn="0" w:lastRowLastColumn="0"/>
+            <w:tcW w:w="0" w:type="auto"/>
+            <w:hideMark/>
+          </w:tcPr>
+          <w:p>
+            <w:pPr>
+              <w:rPr>
+                <w:rFonts w:ascii="Arial" w:eastAsia="Times New Roman" w:hAnsi="Arial" w:cs="Arial"/>
+                <w:color w:val="1F1F1F"/>
+                <w:kern w:val="0"/>
+                <w:sz w:val="24"/>
+                <w:szCs w:val="24"/>
+                <w:lang w:eastAsia="es-NI"/>
+                <w14:ligatures w14:val="none"/>
+              </w:rPr>
+            </w:pPr>
+            <w:r>
+              <w:rPr>
+                <w:rFonts w:ascii="Arial" w:eastAsia="Times New Roman" w:hAnsi="Arial" w:cs="Arial"/>
+                <w:color w:val="1F1F1F"/>
+                <w:kern w:val="0"/>
+                <w:sz w:val="24"/>
+                <w:szCs w:val="24"/>
+                <w:bdr w:val="none" w:sz="0" w:space="0" w:color="auto" w:frame="1"/>
+                <w:lang w:eastAsia="es-NI"/>
+                <w14:ligatures w14:val="none"/>
+              </w:rPr>
+              <w:t>Intangible</w:t>
+            </w:r>
+          </w:p>
+        </w:tc>
+        <w:tc>
+          <w:tcPr>
+            <w:tcW w:w="0" w:type="auto"/>
+            <w:hideMark/>
+          </w:tcPr>
+          <w:p>
+            <w:pPr>
+              <w:cnfStyle w:val="000000100000" w:firstRow="0" w:lastRow="0" w:firstColumn="0" w:lastColumn="0" w:oddVBand="0" w:evenVBand="0" w:oddHBand="1" w:evenHBand="0" w:firstRowFirstColumn="0" w:firstRowLastColumn="0" w:lastRowFirstColumn="0" w:lastRowLastColumn="0"/>
+              <w:rPr>
+                <w:rFonts w:ascii="Arial" w:eastAsia="Times New Roman" w:hAnsi="Arial" w:cs="Arial"/>
+                <w:color w:val="1F1F1F"/>
+                <w:kern w:val="0"/>
+                <w:sz w:val="24"/>
+                <w:szCs w:val="24"/>
+                <w:lang w:eastAsia="es-NI"/>
+                <w14:ligatures w14:val="none"/>
+              </w:rPr>
+            </w:pPr>
+            <w:r>
+              <w:rPr>
+                <w:rFonts w:ascii="Arial" w:eastAsia="Times New Roman" w:hAnsi="Arial" w:cs="Arial"/>
+                <w:color w:val="1F1F1F"/>
+                <w:kern w:val="0"/>
+                <w:sz w:val="24"/>
+                <w:szCs w:val="24"/>
+                <w:bdr w:val="none" w:sz="0" w:space="0" w:color="auto" w:frame="1"/>
+                <w:lang w:eastAsia="es-NI"/>
+                <w14:ligatures w14:val="none"/>
+              </w:rPr>
+              <w:t>Registro de Propiedad Intelectual y Marca Comercial del sistema.</w:t>
+            </w:r>
+          </w:p>
+        </w:tc>
+        <w:tc>
+          <w:tcPr>
+            <w:tcW w:w="0" w:type="auto"/>
+            <w:hideMark/>
+          </w:tcPr>
+          <w:p>
+            <w:pPr>
+              <w:cnfStyle w:val="000000100000" w:firstRow="0" w:lastRow="0" w:firstColumn="0" w:lastColumn="0" w:oddVBand="0" w:evenVBand="0" w:oddHBand="1" w:evenHBand="0" w:firstRowFirstColumn="0" w:firstRowLastColumn="0" w:lastRowFirstColumn="0" w:lastRowLastColumn="0"/>
+              <w:rPr>
+                <w:rFonts w:ascii="Arial" w:eastAsia="Times New Roman" w:hAnsi="Arial" w:cs="Arial"/>
+                <w:color w:val="1F1F1F"/>
+                <w:kern w:val="0"/>
+                <w:sz w:val="24"/>
+                <w:szCs w:val="24"/>
+                <w:lang w:eastAsia="es-NI"/>
+                <w14:ligatures w14:val="none"/>
+              </w:rPr>
+            </w:pPr>
+            <w:r>
+              <w:rPr>
+                <w:rFonts w:ascii="Arial" w:eastAsia="Times New Roman" w:hAnsi="Arial" w:cs="Arial"/>
+                <w:color w:val="1F1F1F"/>
+                <w:kern w:val="0"/>
+                <w:sz w:val="24"/>
+                <w:szCs w:val="24"/>
+                <w:bdr w:val="none" w:sz="0" w:space="0" w:color="auto" w:frame="1"/>
+                <w:lang w:eastAsia="es-NI"/>
+                <w14:ligatures w14:val="none"/>
+              </w:rPr>
+              <w:t>1</w:t>
+            </w:r>
+          </w:p>
+        </w:tc>
+        <w:tc>
+          <w:tcPr>
+            <w:tcW w:w="2087" w:type="dxa"/>
+            <w:hideMark/>
+          </w:tcPr>
+          <w:p>
+            <w:pPr>
+              <w:cnfStyle w:val="000000100000" w:firstRow="0" w:lastRow="0" w:firstColumn="0" w:lastColumn="0" w:oddVBand="0" w:evenVBand="0" w:oddHBand="1" w:evenHBand="0" w:firstRowFirstColumn="0" w:firstRowLastColumn="0" w:lastRowFirstColumn="0" w:lastRowLastColumn="0"/>
+              <w:rPr>
+                <w:rFonts w:ascii="Arial" w:eastAsia="Times New Roman" w:hAnsi="Arial" w:cs="Arial"/>
+                <w:color w:val="1F1F1F"/>
+                <w:kern w:val="0"/>
+                <w:sz w:val="24"/>
+                <w:szCs w:val="24"/>
+                <w:lang w:eastAsia="es-NI"/>
+                <w14:ligatures w14:val="none"/>
+              </w:rPr>
+            </w:pPr>
+            <w:r>
+              <w:rPr>
+                <w:rFonts w:ascii="Arial" w:eastAsia="Times New Roman" w:hAnsi="Arial" w:cs="Arial"/>
+                <w:color w:val="1F1F1F"/>
+                <w:kern w:val="0"/>
+                <w:sz w:val="24"/>
+                <w:szCs w:val="24"/>
+                <w:bdr w:val="none" w:sz="0" w:space="0" w:color="auto" w:frame="1"/>
+                <w:lang w:eastAsia="es-NI"/>
+                <w14:ligatures w14:val="none"/>
+              </w:rPr>
+              <w:t>10 años (Renovable)</w:t>
+            </w:r>
+          </w:p>
+        </w:tc>
+      </w:tr>
+      <w:tr>
+        <w:tc>
+          <w:tcPr>
+            <w:cnfStyle w:val="001000000000" w:firstRow="0" w:lastRow="0" w:firstColumn="1" w:lastColumn="0" w:oddVBand="0" w:evenVBand="0" w:oddHBand="0" w:evenHBand="0" w:firstRowFirstColumn="0" w:firstRowLastColumn="0" w:lastRowFirstColumn="0" w:lastRowLastColumn="0"/>
+            <w:tcW w:w="0" w:type="auto"/>
+            <w:hideMark/>
+          </w:tcPr>
+          <w:p>
+            <w:pPr>
+              <w:rPr>
+                <w:rFonts w:ascii="Arial" w:eastAsia="Times New Roman" w:hAnsi="Arial" w:cs="Arial"/>
+                <w:color w:val="1F1F1F"/>
+                <w:kern w:val="0"/>
+                <w:sz w:val="24"/>
+                <w:szCs w:val="24"/>
+                <w:lang w:eastAsia="es-NI"/>
+                <w14:ligatures w14:val="none"/>
+              </w:rPr>
+            </w:pPr>
+            <w:r>
+              <w:rPr>
+                <w:rFonts w:ascii="Arial" w:eastAsia="Times New Roman" w:hAnsi="Arial" w:cs="Arial"/>
+                <w:color w:val="1F1F1F"/>
+                <w:kern w:val="0"/>
+                <w:sz w:val="24"/>
+                <w:szCs w:val="24"/>
+                <w:bdr w:val="none" w:sz="0" w:space="0" w:color="auto" w:frame="1"/>
+                <w:lang w:eastAsia="es-NI"/>
+                <w14:ligatures w14:val="none"/>
+              </w:rPr>
+              <w:t>Intangible</w:t>
+            </w:r>
+          </w:p>
+        </w:tc>
+        <w:tc>
+          <w:tcPr>
+            <w:tcW w:w="0" w:type="auto"/>
+            <w:hideMark/>
+          </w:tcPr>
+          <w:p>
+            <w:pPr>
+              <w:cnfStyle w:val="000000000000" w:firstRow="0" w:lastRow="0" w:firstColumn="0" w:lastColumn="0" w:oddVBand="0" w:evenVBand="0" w:oddHBand="0" w:evenHBand="0" w:firstRowFirstColumn="0" w:firstRowLastColumn="0" w:lastRowFirstColumn="0" w:lastRowLastColumn="0"/>
+              <w:rPr>
+                <w:rFonts w:ascii="Arial" w:eastAsia="Times New Roman" w:hAnsi="Arial" w:cs="Arial"/>
+                <w:color w:val="1F1F1F"/>
+                <w:kern w:val="0"/>
+                <w:sz w:val="24"/>
+                <w:szCs w:val="24"/>
+                <w:lang w:eastAsia="es-NI"/>
+                <w14:ligatures w14:val="none"/>
+              </w:rPr>
+            </w:pPr>
+            <w:r>
+              <w:rPr>
+                <w:rFonts w:ascii="Arial" w:eastAsia="Times New Roman" w:hAnsi="Arial" w:cs="Arial"/>
+                <w:color w:val="1F1F1F"/>
+                <w:kern w:val="0"/>
+                <w:sz w:val="24"/>
+                <w:szCs w:val="24"/>
+                <w:bdr w:val="none" w:sz="0" w:space="0" w:color="auto" w:frame="1"/>
+                <w:lang w:eastAsia="es-NI"/>
+                <w14:ligatures w14:val="none"/>
+              </w:rPr>
+              <w:t>Adquisición de Dominio Web (.</w:t>
+            </w:r>
+            <w:proofErr w:type="spellStart"/>
+            <w:r>
+              <w:rPr>
+                <w:rFonts w:ascii="Arial" w:eastAsia="Times New Roman" w:hAnsi="Arial" w:cs="Arial"/>
+                <w:color w:val="1F1F1F"/>
+                <w:kern w:val="0"/>
+                <w:sz w:val="24"/>
+                <w:szCs w:val="24"/>
+                <w:bdr w:val="none" w:sz="0" w:space="0" w:color="auto" w:frame="1"/>
+                <w:lang w:eastAsia="es-NI"/>
+                <w14:ligatures w14:val="none"/>
+              </w:rPr>
+              <w:t>com</w:t>
+            </w:r>
+            <w:proofErr w:type="spellEnd"/>
+            <w:r>
+              <w:rPr>
+                <w:rFonts w:ascii="Arial" w:eastAsia="Times New Roman" w:hAnsi="Arial" w:cs="Arial"/>
+                <w:color w:val="1F1F1F"/>
+                <w:kern w:val="0"/>
+                <w:sz w:val="24"/>
+                <w:szCs w:val="24"/>
+                <w:bdr w:val="none" w:sz="0" w:space="0" w:color="auto" w:frame="1"/>
+                <w:lang w:eastAsia="es-NI"/>
+                <w14:ligatures w14:val="none"/>
+              </w:rPr>
+              <w:t xml:space="preserve"> / .ni).</w:t>
+            </w:r>
+          </w:p>
+        </w:tc>
+        <w:tc>
+          <w:tcPr>
+            <w:tcW w:w="0" w:type="auto"/>
+            <w:hideMark/>
+          </w:tcPr>
+          <w:p>
+            <w:pPr>
+              <w:cnfStyle w:val="000000000000" w:firstRow="0" w:lastRow="0" w:firstColumn="0" w:lastColumn="0" w:oddVBand="0" w:evenVBand="0" w:oddHBand="0" w:evenHBand="0" w:firstRowFirstColumn="0" w:firstRowLastColumn="0" w:lastRowFirstColumn="0" w:lastRowLastColumn="0"/>
+              <w:rPr>
+                <w:rFonts w:ascii="Arial" w:eastAsia="Times New Roman" w:hAnsi="Arial" w:cs="Arial"/>
+                <w:color w:val="1F1F1F"/>
+                <w:kern w:val="0"/>
+                <w:sz w:val="24"/>
+                <w:szCs w:val="24"/>
+                <w:lang w:eastAsia="es-NI"/>
+                <w14:ligatures w14:val="none"/>
+              </w:rPr>
+            </w:pPr>
+            <w:r>
+              <w:rPr>
+                <w:rFonts w:ascii="Arial" w:eastAsia="Times New Roman" w:hAnsi="Arial" w:cs="Arial"/>
+                <w:color w:val="1F1F1F"/>
+                <w:kern w:val="0"/>
+                <w:sz w:val="24"/>
+                <w:szCs w:val="24"/>
+                <w:bdr w:val="none" w:sz="0" w:space="0" w:color="auto" w:frame="1"/>
+                <w:lang w:eastAsia="es-NI"/>
+                <w14:ligatures w14:val="none"/>
+              </w:rPr>
+              <w:t>1</w:t>
+            </w:r>
+          </w:p>
+        </w:tc>
+        <w:tc>
+          <w:tcPr>
+            <w:tcW w:w="2087" w:type="dxa"/>
+            <w:hideMark/>
+          </w:tcPr>
+          <w:p>
+            <w:pPr>
+              <w:cnfStyle w:val="000000000000" w:firstRow="0" w:lastRow="0" w:firstColumn="0" w:lastColumn="0" w:oddVBand="0" w:evenVBand="0" w:oddHBand="0" w:evenHBand="0" w:firstRowFirstColumn="0" w:firstRowLastColumn="0" w:lastRowFirstColumn="0" w:lastRowLastColumn="0"/>
+              <w:rPr>
+                <w:rFonts w:ascii="Arial" w:eastAsia="Times New Roman" w:hAnsi="Arial" w:cs="Arial"/>
+                <w:color w:val="1F1F1F"/>
+                <w:kern w:val="0"/>
+                <w:sz w:val="24"/>
+                <w:szCs w:val="24"/>
+                <w:lang w:eastAsia="es-NI"/>
+                <w14:ligatures w14:val="none"/>
+              </w:rPr>
+            </w:pPr>
+            <w:r>
+              <w:rPr>
+                <w:rFonts w:ascii="Arial" w:eastAsia="Times New Roman" w:hAnsi="Arial" w:cs="Arial"/>
+                <w:color w:val="1F1F1F"/>
+                <w:kern w:val="0"/>
+                <w:sz w:val="24"/>
+                <w:szCs w:val="24"/>
+                <w:bdr w:val="none" w:sz="0" w:space="0" w:color="auto" w:frame="1"/>
+                <w:lang w:eastAsia="es-NI"/>
+                <w14:ligatures w14:val="none"/>
+              </w:rPr>
+              <w:t>1 año (Renovable)</w:t>
+            </w:r>
+          </w:p>
+        </w:tc>
+      </w:tr>
+    </w:tbl>
     <w:p>
       <w:pPr>
         <w:rPr>
@@ -24488,6 +25494,80 @@
     </w:p>
     <w:p>
       <w:pPr>
+        <w:pStyle w:val="Ttulo2"/>
+      </w:pPr>
+      <w:r>
+        <w:t>Capacidad planificada y futura</w:t>
+      </w:r>
+    </w:p>
+    <w:p>
+      <w:pPr>
+        <w:pStyle w:val="APA7MAEDICIN"/>
+        <w:rPr>
+          <w:lang w:val="es-MX"/>
+        </w:rPr>
+      </w:pPr>
+      <w:r>
+        <w:rPr>
+          <w:lang w:val="es-MX"/>
+        </w:rPr>
+        <w:t>La métrica de capacidad en este proyecto se mide por el volumen de procesamiento de datos concurrentes y la generación de reportes.</w:t>
+      </w:r>
+    </w:p>
+    <w:p>
+      <w:pPr>
+        <w:pStyle w:val="APA7MAEDICIN"/>
+        <w:numPr>
+          <w:ilvl w:val="0"/>
+          <w:numId w:val="110"/>
+        </w:numPr>
+        <w:rPr>
+          <w:lang w:val="es-MX"/>
+        </w:rPr>
+      </w:pPr>
+      <w:r>
+        <w:rPr>
+          <w:b/>
+          <w:bCs/>
+          <w:lang w:val="es-MX"/>
+        </w:rPr>
+        <w:t>Capacidad Planificada (Fase Inicial):</w:t>
+      </w:r>
+      <w:r>
+        <w:rPr>
+          <w:lang w:val="es-MX"/>
+        </w:rPr>
+        <w:t xml:space="preserve"> El servidor en la nube se configurará con una capacidad transaccional base para soportar la demanda del mercado meta inicial (Distritos I y V de Managua). Se estima una capacidad instalada para procesar sin latencia hasta 500 diagnósticos diarios y almacenar simultáneamente 500 nuevos expedientes clínicos en la base de datos.</w:t>
+      </w:r>
+    </w:p>
+    <w:p>
+      <w:pPr>
+        <w:pStyle w:val="APA7MAEDICIN"/>
+        <w:numPr>
+          <w:ilvl w:val="0"/>
+          <w:numId w:val="110"/>
+        </w:numPr>
+        <w:rPr>
+          <w:lang w:val="es-MX"/>
+        </w:rPr>
+      </w:pPr>
+      <w:r>
+        <w:rPr>
+          <w:b/>
+          <w:bCs/>
+          <w:lang w:val="es-MX"/>
+        </w:rPr>
+        <w:t>Capacidad Futura (Escalabilidad):</w:t>
+      </w:r>
+      <w:r>
+        <w:rPr>
+          <w:lang w:val="es-MX"/>
+        </w:rPr>
+        <w:t xml:space="preserve"> Gracias a la arquitectura nativa en la nube (Cloud Computing), la capacidad de producción es elástica. Si el proyecto se expande a nivel nacional o regional, la infraestructura aumentará automáticamente sus recursos (RAM, procesamiento y almacenamiento) sin necesidad de adquirir servidores físicos adicionales, garantizando un crecimiento ininterrumpido.</w:t>
+      </w:r>
+    </w:p>
+    <w:p>
+      <w:pPr>
         <w:rPr>
           <w:lang w:val="es-MX" w:eastAsia="es-NI"/>
         </w:rPr>
@@ -24509,6 +25589,48 @@
     </w:p>
     <w:p>
       <w:pPr>
+        <w:pStyle w:val="Ttulo2"/>
+        <w:rPr>
+          <w:lang w:eastAsia="es-NI"/>
+        </w:rPr>
+      </w:pPr>
+      <w:r>
+        <w:rPr>
+          <w:lang w:eastAsia="es-NI"/>
+        </w:rPr>
+        <w:t>Materia prima necesaria y costo de la materia prima</w:t>
+      </w:r>
+    </w:p>
+    <w:p>
+      <w:pPr>
+        <w:pStyle w:val="APA7MAEDICIN"/>
+        <w:rPr>
+          <w:lang w:val="es-MX"/>
+        </w:rPr>
+      </w:pPr>
+      <w:r>
+        <w:rPr>
+          <w:lang w:val="es-MX"/>
+        </w:rPr>
+        <w:t>En el desarrollo y despliegue de una plataforma de Software como Servicio (SaaS), el concepto tradicional de "materia prima" se sustituye por la infraestructura tecnológica recurrente (Insumos Digitales). Estos son los servicios en la nube necesarios para que el sistema procese el algoritmo, guarde los historiales y esté disponible 24/7.</w:t>
+      </w:r>
+    </w:p>
+    <w:p>
+      <w:pPr>
+        <w:pStyle w:val="APA7MAEDICIN"/>
+        <w:rPr>
+          <w:lang w:val="es-MX"/>
+        </w:rPr>
+      </w:pPr>
+      <w:r>
+        <w:rPr>
+          <w:lang w:val="es-MX"/>
+        </w:rPr>
+        <w:t>A diferencia de la manufactura física, esta materia prima es intangible, escalable y se contrata bajo un modelo de "pago por consumo". Para garantizar el funcionamiento de la aplicación en su fase inicial (soportando los primeros 50 salones proyectados), se requiere la siguiente estructura de insumos:</w:t>
+      </w:r>
+    </w:p>
+    <w:p>
+      <w:pPr>
         <w:rPr>
           <w:lang w:val="es-MX" w:eastAsia="es-NI"/>
         </w:rPr>
@@ -24516,6 +25638,106 @@
     </w:p>
     <w:p>
       <w:pPr>
+        <w:pStyle w:val="APA7MAEDICIN"/>
+        <w:numPr>
+          <w:ilvl w:val="0"/>
+          <w:numId w:val="118"/>
+        </w:numPr>
+        <w:rPr>
+          <w:b/>
+          <w:bCs/>
+          <w:lang w:val="es-MX"/>
+        </w:rPr>
+      </w:pPr>
+      <w:r>
+        <w:rPr>
+          <w:b/>
+          <w:bCs/>
+          <w:lang w:val="es-MX"/>
+        </w:rPr>
+        <w:t>Alojamiento de la Interfaz (Frontend Hosting)</w:t>
+      </w:r>
+    </w:p>
+    <w:p>
+      <w:pPr>
+        <w:pStyle w:val="APA7MAEDICIN"/>
+        <w:numPr>
+          <w:ilvl w:val="0"/>
+          <w:numId w:val="112"/>
+        </w:numPr>
+        <w:rPr>
+          <w:lang w:val="es-MX"/>
+        </w:rPr>
+      </w:pPr>
+      <w:r>
+        <w:rPr>
+          <w:b/>
+          <w:bCs/>
+          <w:lang w:val="es-MX"/>
+        </w:rPr>
+        <w:t>Descripción:</w:t>
+      </w:r>
+      <w:r>
+        <w:rPr>
+          <w:lang w:val="es-MX"/>
+        </w:rPr>
+        <w:t xml:space="preserve"> Es el espacio en la nube encargado de mostrar la interfaz visual de la aplicación web en las tabletas de los estilistas de manera rápida y responsiva.</w:t>
+      </w:r>
+    </w:p>
+    <w:p>
+      <w:pPr>
+        <w:pStyle w:val="APA7MAEDICIN"/>
+        <w:numPr>
+          <w:ilvl w:val="0"/>
+          <w:numId w:val="112"/>
+        </w:numPr>
+        <w:rPr>
+          <w:lang w:val="es-MX"/>
+        </w:rPr>
+      </w:pPr>
+      <w:r>
+        <w:rPr>
+          <w:b/>
+          <w:bCs/>
+          <w:lang w:val="es-MX"/>
+        </w:rPr>
+        <w:t>Proveedores sugeridos</w:t>
+      </w:r>
+      <w:r>
+        <w:rPr>
+          <w:lang w:val="es-MX"/>
+        </w:rPr>
+        <w:t>: Vercel o Netlify.</w:t>
+      </w:r>
+    </w:p>
+    <w:p>
+      <w:pPr>
+        <w:pStyle w:val="APA7MAEDICIN"/>
+        <w:numPr>
+          <w:ilvl w:val="0"/>
+          <w:numId w:val="112"/>
+        </w:numPr>
+        <w:rPr>
+          <w:lang w:val="es-MX"/>
+        </w:rPr>
+      </w:pPr>
+      <w:r>
+        <w:rPr>
+          <w:b/>
+          <w:bCs/>
+          <w:lang w:val="es-MX"/>
+        </w:rPr>
+        <w:t>Costo estimado:</w:t>
+      </w:r>
+      <w:r>
+        <w:rPr>
+          <w:lang w:val="es-MX"/>
+        </w:rPr>
+        <w:t xml:space="preserve"> Estas plataformas ofrecen capas gratuitas muy generosas para el inicio. Al escalar al plan "Pro" (para mayor ancho de banda y velocidad), el costo es de aproximadamente $20.00 USD mensuales.</w:t>
+      </w:r>
+    </w:p>
+    <w:p>
+      <w:pPr>
         <w:rPr>
           <w:lang w:val="es-MX" w:eastAsia="es-NI"/>
         </w:rPr>
@@ -24523,6 +25745,326 @@
     </w:p>
     <w:p>
       <w:pPr>
+        <w:pStyle w:val="APA7MAEDICIN"/>
+        <w:numPr>
+          <w:ilvl w:val="0"/>
+          <w:numId w:val="118"/>
+        </w:numPr>
+        <w:rPr>
+          <w:b/>
+          <w:bCs/>
+          <w:lang w:val="es-MX"/>
+        </w:rPr>
+      </w:pPr>
+      <w:r>
+        <w:rPr>
+          <w:b/>
+          <w:bCs/>
+          <w:lang w:val="es-MX"/>
+        </w:rPr>
+        <w:t>Procesamiento Lógico y Base de Datos (Backend)</w:t>
+      </w:r>
+    </w:p>
+    <w:p>
+      <w:pPr>
+        <w:pStyle w:val="APA7MAEDICIN"/>
+        <w:numPr>
+          <w:ilvl w:val="0"/>
+          <w:numId w:val="113"/>
+        </w:numPr>
+        <w:rPr>
+          <w:lang w:val="es-MX"/>
+        </w:rPr>
+      </w:pPr>
+      <w:r>
+        <w:rPr>
+          <w:b/>
+          <w:bCs/>
+          <w:lang w:val="es-MX"/>
+        </w:rPr>
+        <w:lastRenderedPageBreak/>
+        <w:t>Descripción:</w:t>
+      </w:r>
+      <w:r>
+        <w:rPr>
+          <w:lang w:val="es-MX"/>
+        </w:rPr>
+        <w:t xml:space="preserve"> Es el "cerebro" del sistema. Aquí se aloja el servidor virtual que ejecuta las reglas lógicas del diagnóstico y la base de datos relacional/NoSQL que almacena los expedientes clínicos de los clientes.</w:t>
+      </w:r>
+    </w:p>
+    <w:p>
+      <w:pPr>
+        <w:pStyle w:val="APA7MAEDICIN"/>
+        <w:numPr>
+          <w:ilvl w:val="0"/>
+          <w:numId w:val="113"/>
+        </w:numPr>
+        <w:rPr>
+          <w:lang w:val="es-MX"/>
+        </w:rPr>
+      </w:pPr>
+      <w:r>
+        <w:rPr>
+          <w:b/>
+          <w:bCs/>
+          <w:lang w:val="es-MX"/>
+        </w:rPr>
+        <w:t>Proveedores sugeridos</w:t>
+      </w:r>
+      <w:r>
+        <w:rPr>
+          <w:lang w:val="es-MX"/>
+        </w:rPr>
+        <w:t>: DigitalOcean (Droplets) o Google Firebase.</w:t>
+      </w:r>
+    </w:p>
+    <w:p>
+      <w:pPr>
+        <w:pStyle w:val="APA7MAEDICIN"/>
+        <w:numPr>
+          <w:ilvl w:val="0"/>
+          <w:numId w:val="113"/>
+        </w:numPr>
+        <w:rPr>
+          <w:lang w:val="es-MX"/>
+        </w:rPr>
+      </w:pPr>
+      <w:r>
+        <w:rPr>
+          <w:b/>
+          <w:bCs/>
+          <w:lang w:val="es-MX"/>
+        </w:rPr>
+        <w:t>Costo estimado</w:t>
+      </w:r>
+      <w:r>
+        <w:rPr>
+          <w:lang w:val="es-MX"/>
+        </w:rPr>
+        <w:t>: Para un tráfico inicial de 50 salones, un servidor virtual privado (VPS) con 1 GB a 2 GB de memoria RAM es suficiente. El costo promedio en el mercado es de $10.00 a $15.00 USD mensuales.</w:t>
+      </w:r>
+    </w:p>
+    <w:p>
+      <w:pPr>
+        <w:pStyle w:val="APA7MAEDICIN"/>
+        <w:rPr>
+          <w:lang w:val="es-MX"/>
+        </w:rPr>
+      </w:pPr>
+    </w:p>
+    <w:p>
+      <w:pPr>
+        <w:pStyle w:val="APA7MAEDICIN"/>
+        <w:numPr>
+          <w:ilvl w:val="0"/>
+          <w:numId w:val="118"/>
+        </w:numPr>
+        <w:rPr>
+          <w:b/>
+          <w:bCs/>
+          <w:lang w:val="es-MX"/>
+        </w:rPr>
+      </w:pPr>
+      <w:r>
+        <w:rPr>
+          <w:b/>
+          <w:bCs/>
+          <w:lang w:val="es-MX"/>
+        </w:rPr>
+        <w:t>Almacenamiento de Archivos (Object Storage)</w:t>
+      </w:r>
+    </w:p>
+    <w:p>
+      <w:pPr>
+        <w:pStyle w:val="APA7MAEDICIN"/>
+        <w:numPr>
+          <w:ilvl w:val="0"/>
+          <w:numId w:val="114"/>
+        </w:numPr>
+        <w:rPr>
+          <w:lang w:val="es-MX"/>
+        </w:rPr>
+      </w:pPr>
+      <w:r>
+        <w:rPr>
+          <w:b/>
+          <w:bCs/>
+          <w:lang w:val="es-MX"/>
+        </w:rPr>
+        <w:t>Descripción:</w:t>
+      </w:r>
+      <w:r>
+        <w:rPr>
+          <w:lang w:val="es-MX"/>
+        </w:rPr>
+        <w:t xml:space="preserve"> Un espacio de almacenamiento dedicado exclusivamente a guardar los reportes en PDF generados tras cada diagnóstico, para que no saturen la base de datos principal.</w:t>
+      </w:r>
+    </w:p>
+    <w:p>
+      <w:pPr>
+        <w:pStyle w:val="APA7MAEDICIN"/>
+        <w:numPr>
+          <w:ilvl w:val="0"/>
+          <w:numId w:val="114"/>
+        </w:numPr>
+        <w:rPr>
+          <w:lang w:val="es-MX"/>
+        </w:rPr>
+      </w:pPr>
+      <w:r>
+        <w:rPr>
+          <w:b/>
+          <w:bCs/>
+          <w:lang w:val="es-MX"/>
+        </w:rPr>
+        <w:t>Proveedores sugeridos:</w:t>
+      </w:r>
+      <w:r>
+        <w:rPr>
+          <w:lang w:val="es-MX"/>
+        </w:rPr>
+        <w:t xml:space="preserve"> Amazon S3 (AWS) o Google Cloud Storage.</w:t>
+      </w:r>
+    </w:p>
+    <w:p>
+      <w:pPr>
+        <w:pStyle w:val="APA7MAEDICIN"/>
+        <w:numPr>
+          <w:ilvl w:val="0"/>
+          <w:numId w:val="114"/>
+        </w:numPr>
+        <w:rPr>
+          <w:lang w:val="es-MX"/>
+        </w:rPr>
+      </w:pPr>
+      <w:r>
+        <w:rPr>
+          <w:b/>
+          <w:bCs/>
+          <w:lang w:val="es-MX"/>
+        </w:rPr>
+        <w:t>Costo estimado</w:t>
+      </w:r>
+      <w:r>
+        <w:rPr>
+          <w:lang w:val="es-MX"/>
+        </w:rPr>
+        <w:t>: El costo es de fracciones de centavo por Gigabyte. Para miles de reportes en PDF (que son archivos muy ligeros), el costo rondará los $1.00 a $3.00 USD mensuales.</w:t>
+      </w:r>
+    </w:p>
+    <w:p>
+      <w:pPr>
+        <w:pStyle w:val="APA7MAEDICIN"/>
+        <w:numPr>
+          <w:ilvl w:val="0"/>
+          <w:numId w:val="118"/>
+        </w:numPr>
+        <w:rPr>
+          <w:b/>
+          <w:bCs/>
+          <w:lang w:val="es-MX"/>
+        </w:rPr>
+      </w:pPr>
+      <w:r>
+        <w:rPr>
+          <w:b/>
+          <w:bCs/>
+          <w:lang w:val="es-MX"/>
+        </w:rPr>
+        <w:t>Dominio y Seguridad (Identidad Web)</w:t>
+      </w:r>
+    </w:p>
+    <w:p>
+      <w:pPr>
+        <w:pStyle w:val="APA7MAEDICIN"/>
+        <w:numPr>
+          <w:ilvl w:val="0"/>
+          <w:numId w:val="115"/>
+        </w:numPr>
+        <w:rPr>
+          <w:lang w:val="es-MX"/>
+        </w:rPr>
+      </w:pPr>
+      <w:r>
+        <w:rPr>
+          <w:b/>
+          <w:bCs/>
+          <w:lang w:val="es-MX"/>
+        </w:rPr>
+        <w:t>Descripción:</w:t>
+      </w:r>
+      <w:r>
+        <w:rPr>
+          <w:lang w:val="es-MX"/>
+        </w:rPr>
+        <w:t xml:space="preserve"> El nombre comercial para acceder a la plataforma (ej. diagnosticocapilar.com) y los Certificados SSL para encriptar los datos de las clientas.</w:t>
+      </w:r>
+    </w:p>
+    <w:p>
+      <w:pPr>
+        <w:pStyle w:val="APA7MAEDICIN"/>
+        <w:numPr>
+          <w:ilvl w:val="0"/>
+          <w:numId w:val="115"/>
+        </w:numPr>
+        <w:rPr>
+          <w:lang w:val="es-MX"/>
+        </w:rPr>
+      </w:pPr>
+      <w:r>
+        <w:rPr>
+          <w:b/>
+          <w:bCs/>
+          <w:lang w:val="es-MX"/>
+        </w:rPr>
+        <w:lastRenderedPageBreak/>
+        <w:t>Costo estimado:</w:t>
+      </w:r>
+      <w:r>
+        <w:rPr>
+          <w:lang w:val="es-MX"/>
+        </w:rPr>
+        <w:t xml:space="preserve"> Un dominio estándar cuesta alrededor de $15.00 USD al año (lo que equivale a $1.25 USD mensuales). Los certificados de seguridad SSL actualmente son gratuitos mediante protocolos como Let's Encrypt.</w:t>
+      </w:r>
+    </w:p>
+    <w:p>
+      <w:pPr>
+        <w:pStyle w:val="APA7MAEDICIN"/>
+        <w:rPr>
+          <w:lang w:val="es-MX"/>
+        </w:rPr>
+      </w:pPr>
+      <w:r>
+        <w:rPr>
+          <w:b/>
+          <w:bCs/>
+          <w:lang w:val="es-MX"/>
+        </w:rPr>
+        <w:t>Resumen del Costo de Materia Prima:</w:t>
+      </w:r>
+      <w:r>
+        <w:rPr>
+          <w:lang w:val="es-MX"/>
+        </w:rPr>
+        <w:t xml:space="preserve"> Sumando los requerimientos técnicos, el costo total operativo de los insumos digitales se estima en un rango altamente eficiente de </w:t>
+      </w:r>
+      <w:r>
+        <w:rPr>
+          <w:b/>
+          <w:bCs/>
+          <w:lang w:val="es-MX"/>
+        </w:rPr>
+        <w:t>$32.00 a $40.00 USD mensuales</w:t>
+      </w:r>
+      <w:r>
+        <w:rPr>
+          <w:lang w:val="es-MX"/>
+        </w:rPr>
+        <w:t xml:space="preserve"> durante el primer año. Esta estructura de costos ratifica la viabilidad técnica del proyecto, ya que permite mantener el sistema robusto, rápido y seguro con un gasto operativo mínimo que será cubierto fácilmente al captar a los primeros clientes.</w:t>
+      </w:r>
+    </w:p>
+    <w:p>
+      <w:pPr>
         <w:rPr>
           <w:lang w:val="es-MX" w:eastAsia="es-NI"/>
         </w:rPr>
@@ -24530,6 +26072,287 @@
     </w:p>
     <w:p>
       <w:pPr>
+        <w:pStyle w:val="Ttulo2"/>
+      </w:pPr>
+      <w:r>
+        <w:t>Mano de obra directa e indirecta</w:t>
+      </w:r>
+    </w:p>
+    <w:p>
+      <w:pPr>
+        <w:pStyle w:val="APA7MAEDICIN"/>
+        <w:rPr>
+          <w:lang w:val="es-MX"/>
+        </w:rPr>
+      </w:pPr>
+      <w:r>
+        <w:rPr>
+          <w:lang w:val="es-MX"/>
+        </w:rPr>
+        <w:t>El factor humano es el pilar central para la construcción y el mantenimiento del sistema.</w:t>
+      </w:r>
+    </w:p>
+    <w:p>
+      <w:pPr>
+        <w:pStyle w:val="APA7MAEDICIN"/>
+        <w:numPr>
+          <w:ilvl w:val="0"/>
+          <w:numId w:val="116"/>
+        </w:numPr>
+        <w:rPr>
+          <w:lang w:val="es-MX"/>
+        </w:rPr>
+      </w:pPr>
+      <w:r>
+        <w:rPr>
+          <w:b/>
+          <w:bCs/>
+          <w:lang w:val="es-MX"/>
+        </w:rPr>
+        <w:t>Mano de Obra Directa</w:t>
+      </w:r>
+      <w:r>
+        <w:rPr>
+          <w:lang w:val="es-MX"/>
+        </w:rPr>
+        <w:t xml:space="preserve">: Corresponde al personal directamente involucrado en la "fabricación" del software. En la fase inicial, este rol será asumido de manera integral por un </w:t>
+      </w:r>
+      <w:r>
+        <w:rPr>
+          <w:b/>
+          <w:bCs/>
+          <w:lang w:val="es-MX"/>
+        </w:rPr>
+        <w:t>Ingeniero Full-Stack</w:t>
+      </w:r>
+      <w:r>
+        <w:rPr>
+          <w:lang w:val="es-MX"/>
+        </w:rPr>
+        <w:t xml:space="preserve"> (Víctor Enrique Báez López), quien se encargará de la programación de la interfaz, el diseño de la base de datos, la configuración del servidor y el soporte técnico.</w:t>
+      </w:r>
+    </w:p>
+    <w:p>
+      <w:pPr>
+        <w:pStyle w:val="APA7MAEDICIN"/>
+        <w:numPr>
+          <w:ilvl w:val="0"/>
+          <w:numId w:val="116"/>
+        </w:numPr>
+        <w:rPr>
+          <w:lang w:val="es-MX"/>
+        </w:rPr>
+      </w:pPr>
+      <w:r>
+        <w:rPr>
+          <w:b/>
+          <w:bCs/>
+          <w:lang w:val="es-MX"/>
+        </w:rPr>
+        <w:t>Mano de Obra Indirecta</w:t>
+      </w:r>
+      <w:r>
+        <w:rPr>
+          <w:lang w:val="es-MX"/>
+        </w:rPr>
+        <w:t>: Servicios profesionales que no programan la aplicación, pero son esenciales para la operatividad legal y comercial del negocio. Esto incluye la contratación tercerizada (Outsourcing) de servicios contables para la declaración de impuestos y, eventualmente, asesores de ventas para la captación de nuevos salones de belleza.</w:t>
+      </w:r>
+    </w:p>
+    <w:p>
+      <w:pPr>
+        <w:pStyle w:val="Ttulo2"/>
+      </w:pPr>
+      <w:r>
+        <w:lastRenderedPageBreak/>
+        <w:t>Gastos generales de la empresa</w:t>
+      </w:r>
+    </w:p>
+    <w:p>
+      <w:pPr>
+        <w:pStyle w:val="APA7MAEDICIN"/>
+        <w:rPr>
+          <w:lang w:val="es-MX"/>
+        </w:rPr>
+      </w:pPr>
+      <w:r>
+        <w:rPr>
+          <w:lang w:val="es-MX"/>
+        </w:rPr>
+        <w:t>Para garantizar la operatividad de la "fábrica de software", la cual funcionará bajo un modelo de trabajo remoto (Home Office), se incurrirá en los siguientes gastos administrativos y operativos fijos:</w:t>
+      </w:r>
+    </w:p>
+    <w:p>
+      <w:pPr>
+        <w:pStyle w:val="APA7MAEDICIN"/>
+        <w:numPr>
+          <w:ilvl w:val="0"/>
+          <w:numId w:val="117"/>
+        </w:numPr>
+        <w:rPr>
+          <w:lang w:val="es-MX"/>
+        </w:rPr>
+      </w:pPr>
+      <w:r>
+        <w:rPr>
+          <w:b/>
+          <w:bCs/>
+          <w:lang w:val="es-MX"/>
+        </w:rPr>
+        <w:t>Telecomunicaciones</w:t>
+      </w:r>
+      <w:r>
+        <w:rPr>
+          <w:lang w:val="es-MX"/>
+        </w:rPr>
+        <w:t>: Servicio de internet de banda ancha de alta velocidad y simétrica, indispensable para subir y descargar datos de los servidores.</w:t>
+      </w:r>
+    </w:p>
+    <w:p>
+      <w:pPr>
+        <w:pStyle w:val="APA7MAEDICIN"/>
+        <w:numPr>
+          <w:ilvl w:val="0"/>
+          <w:numId w:val="117"/>
+        </w:numPr>
+        <w:rPr>
+          <w:lang w:val="es-MX"/>
+        </w:rPr>
+      </w:pPr>
+      <w:r>
+        <w:rPr>
+          <w:b/>
+          <w:bCs/>
+          <w:lang w:val="es-MX"/>
+        </w:rPr>
+        <w:t>Servicios Básicos</w:t>
+      </w:r>
+      <w:r>
+        <w:rPr>
+          <w:lang w:val="es-MX"/>
+        </w:rPr>
+        <w:t>: Consumo de energía eléctrica del espacio de trabajo.</w:t>
+      </w:r>
+    </w:p>
+    <w:p>
+      <w:pPr>
+        <w:pStyle w:val="APA7MAEDICIN"/>
+        <w:numPr>
+          <w:ilvl w:val="0"/>
+          <w:numId w:val="117"/>
+        </w:numPr>
+        <w:rPr>
+          <w:lang w:val="es-MX"/>
+        </w:rPr>
+      </w:pPr>
+      <w:r>
+        <w:rPr>
+          <w:b/>
+          <w:bCs/>
+          <w:lang w:val="es-MX"/>
+        </w:rPr>
+        <w:t>Suscripciones de Software (SaaS</w:t>
+      </w:r>
+      <w:r>
+        <w:rPr>
+          <w:lang w:val="es-MX"/>
+        </w:rPr>
+        <w:t>): Licencias mensuales de entornos de desarrollo integrado (IDE), plataformas de diseño de interfaces (como Figma) y repositorios de código (como GitHub).</w:t>
+      </w:r>
+    </w:p>
+    <w:p>
+      <w:pPr>
+        <w:pStyle w:val="APA7MAEDICIN"/>
+        <w:numPr>
+          <w:ilvl w:val="0"/>
+          <w:numId w:val="117"/>
+        </w:numPr>
+        <w:rPr>
+          <w:lang w:val="es-MX"/>
+        </w:rPr>
+      </w:pPr>
+      <w:r>
+        <w:rPr>
+          <w:b/>
+          <w:bCs/>
+          <w:lang w:val="es-MX"/>
+        </w:rPr>
+        <w:t>Viáticos y Movilización</w:t>
+      </w:r>
+      <w:r>
+        <w:rPr>
+          <w:lang w:val="es-MX"/>
+        </w:rPr>
+        <w:t>: Gastos de transporte destinados a las visitas presenciales a los salones de belleza para realizar capacitaciones técnicas, pruebas piloto y cierre de ventas.</w:t>
+      </w:r>
+    </w:p>
+    <w:p>
+      <w:pPr>
+        <w:rPr>
+          <w:lang w:eastAsia="es-NI"/>
+        </w:rPr>
+      </w:pPr>
+    </w:p>
+    <w:p>
+      <w:pPr>
+        <w:pStyle w:val="Ttulo1"/>
+        <w:rPr>
+          <w:lang w:val="es-ES" w:eastAsia="es-NI"/>
+        </w:rPr>
+      </w:pPr>
+      <w:r>
+        <w:rPr>
+          <w:lang w:eastAsia="es-NI"/>
+        </w:rPr>
+        <w:t>La Organización</w:t>
+      </w:r>
+    </w:p>
+    <w:p>
+      <w:pPr>
+        <w:pStyle w:val="Ttulo2"/>
+      </w:pPr>
+      <w:r>
+        <w:t>Teoría de la organización</w:t>
+      </w:r>
+    </w:p>
+    <w:p>
+      <w:pPr>
+        <w:pStyle w:val="APA7MAEDICIN"/>
+        <w:rPr>
+          <w:lang w:val="es-ES"/>
+        </w:rPr>
+      </w:pPr>
+      <w:r>
+        <w:rPr>
+          <w:lang w:val="es-ES"/>
+        </w:rPr>
+        <w:t>Para este modelo de negocio, se adopta un enfoque basado en la Teoría de Sistemas, la cual postula que una organización es un sistema abierto en constante interacción con su entorno. En nuestro contexto, el entorno está conformado por los salones de belleza y la evolución tecnológica; la empresa debe ser flexible para recibir inputs (retroalimentación de los estilistas) y transformarlos rápidamente en outputs (actualizaciones y mejoras del software).</w:t>
+      </w:r>
+    </w:p>
+    <w:p>
+      <w:pPr>
+        <w:pStyle w:val="Ttulo2"/>
+      </w:pPr>
+      <w:r>
+        <w:lastRenderedPageBreak/>
+        <w:t>Tipos y modelo integrador de teorías de la organización</w:t>
+      </w:r>
+    </w:p>
+    <w:p>
+      <w:pPr>
+        <w:pStyle w:val="APA7MAEDICIN"/>
+        <w:rPr>
+          <w:lang w:val="es-MX"/>
+        </w:rPr>
+      </w:pPr>
+      <w:r>
+        <w:rPr>
+          <w:lang w:val="es-MX"/>
+        </w:rPr>
+        <w:t>El proyecto adopta un modelo integrador orgánico. A diferencia de los modelos mecanicistas rígidos de las fábricas tradicionales, el modelo orgánico es descentralizado, flexible y basado en el conocimiento experto. Esto permite que el flujo de trabajo (desarrollo, pruebas y despliegue) se adapte rápidamente a las nuevas tendencias de la estética capilar y a las actualizaciones de los lenguajes de programación.</w:t>
+      </w:r>
+    </w:p>
+    <w:p>
+      <w:pPr>
         <w:rPr>
           <w:lang w:val="es-MX" w:eastAsia="es-NI"/>
         </w:rPr>
@@ -24537,6 +26360,243 @@
     </w:p>
     <w:p>
       <w:pPr>
+        <w:pStyle w:val="Ttulo2"/>
+      </w:pPr>
+      <w:r>
+        <w:t>Utilidad de la teoría de la organización</w:t>
+      </w:r>
+    </w:p>
+    <w:p>
+      <w:pPr>
+        <w:pStyle w:val="APA7MAEDICIN"/>
+        <w:rPr>
+          <w:lang w:val="es-MX"/>
+        </w:rPr>
+      </w:pPr>
+      <w:r>
+        <w:rPr>
+          <w:lang w:val="es-MX"/>
+        </w:rPr>
+        <w:t>La aplicación de esta teoría en el presente proyecto es vital porque permite sentar las bases para la escalabilidad. Aunque el proyecto inicie con un solo fundador (Ingeniero Full-Stack), tener una teoría organizativa definida desde el día cero facilita la futura integración de nuevos colaboradores (desarrolladores, vendedores, atención al cliente) bajo una cultura de trabajo estandarizada, evitando el caos operativo a medida que crece el número de salones suscritos.</w:t>
+      </w:r>
+    </w:p>
+    <w:p>
+      <w:pPr>
+        <w:pStyle w:val="Ttulo2"/>
+      </w:pPr>
+      <w:r>
+        <w:t>Factores humanos y factores técnicos</w:t>
+      </w:r>
+    </w:p>
+    <w:p>
+      <w:pPr>
+        <w:pStyle w:val="APA7MAEDICIN"/>
+        <w:rPr>
+          <w:lang w:val="es-MX"/>
+        </w:rPr>
+      </w:pPr>
+      <w:r>
+        <w:rPr>
+          <w:lang w:val="es-MX"/>
+        </w:rPr>
+        <w:t>El éxito de esta aplicación web depende de la simbiosis perfecta entre estos dos factores:</w:t>
+      </w:r>
+    </w:p>
+    <w:p>
+      <w:pPr>
+        <w:pStyle w:val="APA7MAEDICIN"/>
+        <w:numPr>
+          <w:ilvl w:val="0"/>
+          <w:numId w:val="119"/>
+        </w:numPr>
+        <w:rPr>
+          <w:lang w:val="es-MX"/>
+        </w:rPr>
+      </w:pPr>
+      <w:r>
+        <w:rPr>
+          <w:b/>
+          <w:bCs/>
+          <w:lang w:val="es-MX"/>
+        </w:rPr>
+        <w:t>Factores Técnicos</w:t>
+      </w:r>
+      <w:r>
+        <w:rPr>
+          <w:lang w:val="es-MX"/>
+        </w:rPr>
+        <w:t>: Comprenden la arquitectura del software, los lenguajes de programación, los servidores en la nube, la base de datos y la seguridad de la información (encriptación).</w:t>
+      </w:r>
+    </w:p>
+    <w:p>
+      <w:pPr>
+        <w:pStyle w:val="APA7MAEDICIN"/>
+        <w:numPr>
+          <w:ilvl w:val="0"/>
+          <w:numId w:val="119"/>
+        </w:numPr>
+        <w:rPr>
+          <w:lang w:val="es-MX"/>
+        </w:rPr>
+      </w:pPr>
+      <w:r>
+        <w:rPr>
+          <w:b/>
+          <w:bCs/>
+          <w:lang w:val="es-MX"/>
+        </w:rPr>
+        <w:t>Factores Humanos</w:t>
+      </w:r>
+      <w:r>
+        <w:rPr>
+          <w:lang w:val="es-MX"/>
+        </w:rPr>
+        <w:t xml:space="preserve">: Involucran tanto al desarrollador (creatividad, resolución de problemas y soporte) como a los usuarios finales (estilistas). Por ello, el diseño de la </w:t>
+      </w:r>
+      <w:r>
+        <w:rPr>
+          <w:lang w:val="es-MX"/>
+        </w:rPr>
+        <w:lastRenderedPageBreak/>
+        <w:t>interfaz de usuario (UI/UX) se centró en la intuición y facilidad de uso, reconociendo que el factor humano en los salones requiere herramientas visuales y cero fricciones técnicas.</w:t>
+      </w:r>
+    </w:p>
+    <w:p>
+      <w:pPr>
+        <w:pStyle w:val="Ttulo2"/>
+      </w:pPr>
+      <w:r>
+        <w:t>Teoría y práctica</w:t>
+      </w:r>
+    </w:p>
+    <w:p>
+      <w:pPr>
+        <w:pStyle w:val="APA7MAEDICIN"/>
+        <w:rPr>
+          <w:lang w:val="es-MX"/>
+        </w:rPr>
+      </w:pPr>
+      <w:r>
+        <w:rPr>
+          <w:lang w:val="es-MX"/>
+        </w:rPr>
+        <w:t>La transición de la teoría organizativa a la práctica diaria se materializa mediante el uso de Metodologías Ágiles (ej. Scru</w:t>
+      </w:r>
+      <w:r>
+        <w:rPr>
+          <w:lang w:val="es-MX"/>
+        </w:rPr>
+        <w:t>m</w:t>
+      </w:r>
+      <w:r>
+        <w:rPr>
+          <w:lang w:val="es-MX"/>
+        </w:rPr>
+        <w:t>). Teóricamente, se busca la mejora continua; en la práctica, esto se logra mediante "Sprints" de desarrollo cortos donde se programa una nueva funcionalidad, se prueba directamente con un salón piloto, y se lanza la actualización en la nube de manera rápida y segura.</w:t>
+      </w:r>
+    </w:p>
+    <w:p>
+      <w:pPr>
+        <w:pStyle w:val="Ttulo2"/>
+      </w:pPr>
+      <w:r>
+        <w:t>Principios de la organización</w:t>
+      </w:r>
+    </w:p>
+    <w:p>
+      <w:pPr>
+        <w:pStyle w:val="APA7MAEDICIN"/>
+        <w:rPr>
+          <w:lang w:val="es-MX"/>
+        </w:rPr>
+      </w:pPr>
+      <w:r>
+        <w:rPr>
+          <w:lang w:val="es-MX"/>
+        </w:rPr>
+        <w:t>La gestión de esta empresa tecnológica se rige bajo los siguientes principios:</w:t>
+      </w:r>
+    </w:p>
+    <w:p>
+      <w:pPr>
+        <w:pStyle w:val="APA7MAEDICIN"/>
+        <w:numPr>
+          <w:ilvl w:val="0"/>
+          <w:numId w:val="120"/>
+        </w:numPr>
+        <w:rPr>
+          <w:lang w:val="es-MX"/>
+        </w:rPr>
+      </w:pPr>
+      <w:r>
+        <w:rPr>
+          <w:b/>
+          <w:bCs/>
+          <w:lang w:val="es-MX"/>
+        </w:rPr>
+        <w:t>Especialización del trabajo:</w:t>
+      </w:r>
+      <w:r>
+        <w:rPr>
+          <w:lang w:val="es-MX"/>
+        </w:rPr>
+        <w:t xml:space="preserve"> Asignación de tareas según el área de conocimiento (Frontend, Backend, Ventas).</w:t>
+      </w:r>
+    </w:p>
+    <w:p>
+      <w:pPr>
+        <w:pStyle w:val="APA7MAEDICIN"/>
+        <w:numPr>
+          <w:ilvl w:val="0"/>
+          <w:numId w:val="120"/>
+        </w:numPr>
+        <w:rPr>
+          <w:lang w:val="es-MX"/>
+        </w:rPr>
+      </w:pPr>
+      <w:r>
+        <w:rPr>
+          <w:b/>
+          <w:bCs/>
+          <w:lang w:val="es-MX"/>
+        </w:rPr>
+        <w:t>Flexibilidad:</w:t>
+      </w:r>
+      <w:r>
+        <w:rPr>
+          <w:lang w:val="es-MX"/>
+        </w:rPr>
+        <w:t xml:space="preserve"> Capacidad de pivotar o cambiar el modelo de funciones si el mercado de la cosmética capilar lo exige.</w:t>
+      </w:r>
+    </w:p>
+    <w:p>
+      <w:pPr>
+        <w:pStyle w:val="APA7MAEDICIN"/>
+        <w:numPr>
+          <w:ilvl w:val="0"/>
+          <w:numId w:val="120"/>
+        </w:numPr>
+        <w:rPr>
+          <w:lang w:val="es-MX"/>
+        </w:rPr>
+      </w:pPr>
+      <w:r>
+        <w:rPr>
+          <w:b/>
+          <w:bCs/>
+          <w:lang w:val="es-MX"/>
+        </w:rPr>
+        <w:t>Orientación al usuario:</w:t>
+      </w:r>
+      <w:r>
+        <w:rPr>
+          <w:lang w:val="es-MX"/>
+        </w:rPr>
+        <w:t xml:space="preserve"> Todas las decisiones organizativas y de código tienen como objetivo final facilitar el trabajo del estilista y aportar valor a su salón.</w:t>
+      </w:r>
+    </w:p>
+    <w:p>
+      <w:pPr>
         <w:rPr>
           <w:lang w:val="es-MX" w:eastAsia="es-NI"/>
         </w:rPr>
@@ -24544,6 +26604,41 @@
     </w:p>
     <w:p>
       <w:pPr>
+        <w:pStyle w:val="Ttulo2"/>
+        <w:rPr>
+          <w:lang w:eastAsia="es-NI"/>
+        </w:rPr>
+      </w:pPr>
+      <w:r>
+        <w:rPr>
+          <w:lang w:eastAsia="es-NI"/>
+        </w:rPr>
+        <w:t>Estudio de la organización</w:t>
+      </w:r>
+    </w:p>
+    <w:p>
+      <w:pPr>
+        <w:pStyle w:val="APA7MAEDICIN"/>
+        <w:rPr>
+          <w:lang w:val="es-MX"/>
+        </w:rPr>
+      </w:pPr>
+      <w:r>
+        <w:rPr>
+          <w:lang w:val="es-MX"/>
+        </w:rPr>
+        <w:t xml:space="preserve">El análisis organizativo determina que, para la fase inicial de penetración de mercado y el posterior escalamiento, la empresa operará bajo una estructura plana y orientada a procesos. Las decisiones técnicas y administrativas convergen directamente en el desarrollador principal, </w:t>
+      </w:r>
+      <w:r>
+        <w:rPr>
+          <w:lang w:val="es-MX"/>
+        </w:rPr>
+        <w:lastRenderedPageBreak/>
+        <w:t>eliminando la burocracia de los departamentos tradicionales y acelerando el tiempo de respuesta frente a las necesidades de los salones de belleza.</w:t>
+      </w:r>
+    </w:p>
+    <w:p>
+      <w:pPr>
         <w:rPr>
           <w:lang w:val="es-MX" w:eastAsia="es-NI"/>
         </w:rPr>
@@ -24551,354 +26646,2133 @@
     </w:p>
     <w:p>
       <w:pPr>
+        <w:pStyle w:val="Ttulo2"/>
+      </w:pPr>
+      <w:r>
+        <w:t>La empresa moderna</w:t>
+      </w:r>
+    </w:p>
+    <w:p>
+      <w:pPr>
+        <w:pStyle w:val="APA7MAEDICIN"/>
+        <w:rPr>
+          <w:lang w:val="es-MX"/>
+        </w:rPr>
+      </w:pPr>
+      <w:r>
+        <w:rPr>
+          <w:lang w:val="es-MX"/>
+        </w:rPr>
+        <w:t>Como empresa moderna, este proyecto rompe con el esquema de oficinas físicas centralizadas. Se concibe como una organización nativa digital y asíncrona, operando bajo el modelo de teletrabajo (Home Office) apoyado en herramientas colaborativas en la nube, lo que reduce drásticamente los costos operativos fijos y maximiza la rentabilidad del modelo de suscripción.</w:t>
+      </w:r>
+    </w:p>
+    <w:p>
+      <w:pPr>
+        <w:pStyle w:val="Ttulo2"/>
+      </w:pPr>
+      <w:r>
+        <w:t>Planificación o formulación estratégica</w:t>
+      </w:r>
+    </w:p>
+    <w:p>
+      <w:pPr>
+        <w:pStyle w:val="APA7MAEDICIN"/>
+        <w:rPr>
+          <w:b/>
+          <w:bCs/>
+          <w:lang w:val="es-MX"/>
+        </w:rPr>
+      </w:pPr>
+      <w:r>
+        <w:rPr>
+          <w:b/>
+          <w:bCs/>
+          <w:lang w:val="es-MX"/>
+        </w:rPr>
+        <w:t>Misión</w:t>
+      </w:r>
+    </w:p>
+    <w:p>
+      <w:pPr>
+        <w:pStyle w:val="APA7MAEDICIN"/>
+        <w:rPr>
+          <w:lang w:val="es-MX"/>
+        </w:rPr>
+      </w:pPr>
+      <w:r>
+        <w:rPr>
+          <w:lang w:val="es-MX"/>
+        </w:rPr>
+        <w:t xml:space="preserve">Proveer a los salones de belleza y estilistas profesionales de una herramienta tecnológica accesible, rápida y precisa para el diagnóstico capilar, automatizando el análisis </w:t>
+      </w:r>
+      <w:r>
+        <w:rPr>
+          <w:lang w:val="es-MX"/>
+        </w:rPr>
+        <w:t xml:space="preserve">capilar </w:t>
+      </w:r>
+      <w:r>
+        <w:rPr>
+          <w:lang w:val="es-MX"/>
+        </w:rPr>
+        <w:t>mediante reglas lógicas en la nube. Buscamos estandarizar la calidad del servicio en los salones, empoderar al estilista con datos técnicos y aumentar sus ventas de productos a través de recomendaciones altamente personalizadas.</w:t>
+      </w:r>
+    </w:p>
+    <w:p>
+      <w:pPr>
+        <w:pStyle w:val="APA7MAEDICIN"/>
+        <w:rPr>
+          <w:b/>
+          <w:bCs/>
+          <w:lang w:val="es-MX"/>
+        </w:rPr>
+      </w:pPr>
+      <w:r>
+        <w:rPr>
+          <w:b/>
+          <w:bCs/>
+          <w:lang w:val="es-MX"/>
+        </w:rPr>
+        <w:t>Visión</w:t>
+      </w:r>
+    </w:p>
+    <w:p>
+      <w:pPr>
+        <w:pStyle w:val="APA7MAEDICIN"/>
+        <w:rPr>
+          <w:lang w:val="es-MX"/>
+        </w:rPr>
+      </w:pPr>
+      <w:r>
+        <w:rPr>
+          <w:lang w:val="es-MX"/>
+        </w:rPr>
+        <w:t>Posicionarnos para el año 2031 como el software líder y el estándar tecnológico definitivo de la industria cosmética y de belleza en la ciudad de Managua, transformando los salones tradicionales de la capital en negocios digitalizados, altamente eficientes y basados en el análisis de datos.</w:t>
+      </w:r>
+    </w:p>
+    <w:p>
+      <w:pPr>
+        <w:pStyle w:val="APA7MAEDICIN"/>
+        <w:rPr>
+          <w:b/>
+          <w:bCs/>
+          <w:lang w:val="es-MX"/>
+        </w:rPr>
+      </w:pPr>
+      <w:r>
+        <w:rPr>
+          <w:b/>
+          <w:bCs/>
+          <w:lang w:val="es-MX"/>
+        </w:rPr>
+        <w:lastRenderedPageBreak/>
+        <w:t>Valores Corporativos</w:t>
+      </w:r>
+    </w:p>
+    <w:p>
+      <w:pPr>
+        <w:pStyle w:val="APA7MAEDICIN"/>
+        <w:numPr>
+          <w:ilvl w:val="0"/>
+          <w:numId w:val="121"/>
+        </w:numPr>
+        <w:rPr>
+          <w:lang w:val="es-MX"/>
+        </w:rPr>
+      </w:pPr>
+      <w:r>
+        <w:rPr>
+          <w:b/>
+          <w:bCs/>
+          <w:lang w:val="es-MX"/>
+        </w:rPr>
+        <w:t>Innovación Continua:</w:t>
+      </w:r>
+      <w:r>
+        <w:rPr>
+          <w:lang w:val="es-MX"/>
+        </w:rPr>
+        <w:t xml:space="preserve"> Actualización constante de los algoritmos y la infraestructura en la nube para ofrecer la mejor tecnología disponible a lo largo de los próximos 5 años.</w:t>
+      </w:r>
+    </w:p>
+    <w:p>
+      <w:pPr>
+        <w:pStyle w:val="APA7MAEDICIN"/>
+        <w:numPr>
+          <w:ilvl w:val="0"/>
+          <w:numId w:val="121"/>
+        </w:numPr>
+        <w:rPr>
+          <w:lang w:val="es-MX"/>
+        </w:rPr>
+      </w:pPr>
+      <w:r>
+        <w:rPr>
+          <w:b/>
+          <w:bCs/>
+          <w:lang w:val="es-MX"/>
+        </w:rPr>
+        <w:t>Confiabilidad</w:t>
+      </w:r>
+      <w:r>
+        <w:rPr>
+          <w:lang w:val="es-MX"/>
+        </w:rPr>
+        <w:t>: Garantizar la disponibilidad del sistema (Uptime del 99.9%) y la seguridad o encriptación de los expedientes clínicos de las clientas.</w:t>
+      </w:r>
+    </w:p>
+    <w:p>
+      <w:pPr>
+        <w:pStyle w:val="APA7MAEDICIN"/>
+        <w:numPr>
+          <w:ilvl w:val="0"/>
+          <w:numId w:val="121"/>
+        </w:numPr>
+        <w:rPr>
+          <w:lang w:val="es-MX"/>
+        </w:rPr>
+      </w:pPr>
+      <w:r>
+        <w:rPr>
+          <w:b/>
+          <w:bCs/>
+          <w:lang w:val="es-MX"/>
+        </w:rPr>
+        <w:t>Diseño Centrado en el Usuario:</w:t>
+      </w:r>
+      <w:r>
+        <w:rPr>
+          <w:lang w:val="es-MX"/>
+        </w:rPr>
+        <w:t xml:space="preserve"> Priorizar la simplicidad (UI/UX) para que cualquier estilista, independientemente de su nivel de habilidad tecnológica, pueda utilizar la aplicación sin fricciones.</w:t>
+      </w:r>
+    </w:p>
+    <w:p>
+      <w:pPr>
         <w:rPr>
           <w:lang w:val="es-MX" w:eastAsia="es-NI"/>
         </w:rPr>
       </w:pPr>
     </w:p>
-    <w:sdt>
-      <w:sdtPr>
-        <w:rPr>
-          <w:rFonts w:asciiTheme="minorHAnsi" w:hAnsiTheme="minorHAnsi" w:cstheme="minorBidi"/>
-          <w:b w:val="0"/>
-          <w:bCs w:val="0"/>
-          <w:sz w:val="22"/>
-          <w:szCs w:val="22"/>
-          <w:lang w:val="es-ES"/>
-        </w:rPr>
-        <w:id w:val="-763604923"/>
-        <w:docPartObj>
-          <w:docPartGallery w:val="Bibliographies"/>
-          <w:docPartUnique/>
-        </w:docPartObj>
-      </w:sdtPr>
-      <w:sdtEndPr>
-        <w:rPr>
-          <w:lang w:val="es-NI"/>
-        </w:rPr>
-      </w:sdtEndPr>
-      <w:sdtContent>
-        <w:p>
-          <w:pPr>
-            <w:pStyle w:val="Ttulo1"/>
-          </w:pPr>
-          <w:r>
-            <w:rPr>
-              <w:lang w:val="es-ES"/>
-            </w:rPr>
-            <w:t>Bibliografía</w:t>
-          </w:r>
-        </w:p>
-        <w:sdt>
-          <w:sdtPr>
-            <w:id w:val="111145805"/>
-            <w:bibliography/>
-          </w:sdtPr>
-          <w:sdtContent>
-            <w:p>
-              <w:pPr>
-                <w:pStyle w:val="Bibliografa"/>
-                <w:ind w:left="720" w:hanging="720"/>
-                <w:rPr>
-                  <w:noProof/>
-                  <w:kern w:val="0"/>
-                  <w:sz w:val="24"/>
-                  <w:szCs w:val="24"/>
-                  <w:lang w:val="es-ES"/>
-                  <w14:ligatures w14:val="none"/>
-                </w:rPr>
-              </w:pPr>
-              <w:r>
-                <w:fldChar w:fldCharType="begin"/>
-              </w:r>
-              <w:r>
-                <w:instrText>BIBLIOGRAPHY</w:instrText>
-              </w:r>
-              <w:r>
-                <w:fldChar w:fldCharType="separate"/>
-              </w:r>
-              <w:r>
-                <w:rPr>
-                  <w:noProof/>
-                  <w:lang w:val="es-ES"/>
-                </w:rPr>
-                <w:t xml:space="preserve">Córdoba Padilla, M. (2011). </w:t>
-              </w:r>
-              <w:r>
-                <w:rPr>
-                  <w:i/>
-                  <w:iCs/>
-                  <w:noProof/>
-                  <w:lang w:val="es-ES"/>
-                </w:rPr>
-                <w:t>Formulación y evaluación de proyectos (2.ª ed.).</w:t>
-              </w:r>
-              <w:r>
-                <w:rPr>
-                  <w:noProof/>
-                  <w:lang w:val="es-ES"/>
-                </w:rPr>
-                <w:t xml:space="preserve"> Ecoe Ediciones.</w:t>
-              </w:r>
-            </w:p>
-            <w:p>
-              <w:pPr>
-                <w:pStyle w:val="Bibliografa"/>
-                <w:ind w:left="720" w:hanging="720"/>
-                <w:rPr>
-                  <w:noProof/>
-                  <w:lang w:val="es-ES"/>
-                </w:rPr>
-              </w:pPr>
-              <w:r>
-                <w:rPr>
-                  <w:b/>
-                  <w:bCs/>
-                </w:rPr>
-                <w:fldChar w:fldCharType="end"/>
-              </w:r>
-              <w:r>
-                <w:rPr>
-                  <w:noProof/>
-                  <w:lang w:val="es-ES"/>
-                </w:rPr>
-                <w:t xml:space="preserve">Instituto Nacional de Información de Desarrollo. (2024). Anuario Estadístico de Nicaragua: Población, Educación y Empleo. INIDE. </w:t>
-              </w:r>
-              <w:hyperlink r:id="rId30" w:history="1">
-                <w:r>
-                  <w:rPr>
-                    <w:lang w:val="es-ES"/>
-                  </w:rPr>
-                  <w:t>https://www.inide.gob.ni/</w:t>
-                </w:r>
-              </w:hyperlink>
-            </w:p>
-            <w:p>
-              <w:pPr>
-                <w:pStyle w:val="Bibliografa"/>
-                <w:ind w:left="720" w:hanging="720"/>
-                <w:rPr>
-                  <w:noProof/>
-                  <w:lang w:val="es-ES"/>
-                </w:rPr>
-              </w:pPr>
-              <w:r>
-                <w:rPr>
-                  <w:noProof/>
-                  <w:lang w:val="es-ES"/>
-                </w:rPr>
-                <w:t xml:space="preserve">Comisión Económica para América Latina y el Caribe. (2025). Estudio Económico y de Transformación Digital en América Latina. CEPAL. </w:t>
-              </w:r>
-              <w:hyperlink r:id="rId31" w:history="1">
-                <w:r>
-                  <w:rPr>
-                    <w:noProof/>
-                    <w:lang w:val="es-ES"/>
-                  </w:rPr>
-                  <w:t>https://www.cepal.org/es</w:t>
-                </w:r>
-              </w:hyperlink>
-            </w:p>
-            <w:p>
-              <w:pPr>
-                <w:pStyle w:val="Bibliografa"/>
-                <w:ind w:left="720" w:hanging="720"/>
-                <w:rPr>
-                  <w:noProof/>
-                  <w:lang w:val="es-ES"/>
-                </w:rPr>
-              </w:pPr>
-              <w:r>
-                <w:rPr>
-                  <w:noProof/>
-                  <w:lang w:val="es-ES"/>
-                </w:rPr>
-                <w:t xml:space="preserve">Alcaldía de Managua. (2024). Plan Regulador de Desarrollo Urbano y Datos Demográficos de la Ciudad de Managua. ALMA. </w:t>
-              </w:r>
-              <w:hyperlink r:id="rId32" w:history="1">
-                <w:r>
-                  <w:rPr>
-                    <w:noProof/>
-                    <w:lang w:val="es-ES"/>
-                  </w:rPr>
-                  <w:t>https://www.managua.gob.ni/</w:t>
-                </w:r>
-              </w:hyperlink>
-            </w:p>
-            <w:p>
-              <w:pPr>
-                <w:pStyle w:val="Bibliografa"/>
-                <w:ind w:left="720" w:hanging="720"/>
-                <w:rPr>
-                  <w:noProof/>
-                  <w:lang w:val="es-ES"/>
-                </w:rPr>
-              </w:pPr>
-              <w:r>
-                <w:rPr>
-                  <w:noProof/>
-                  <w:lang w:val="es-ES"/>
-                </w:rPr>
-                <w:t xml:space="preserve">Banco Central de Nicaragua. (2025). Informe de Indicadores Económicos y Crecimiento Comercial. BCN. </w:t>
-              </w:r>
-              <w:hyperlink r:id="rId33" w:history="1">
-                <w:r>
-                  <w:rPr>
-                    <w:noProof/>
-                    <w:lang w:val="es-ES"/>
-                  </w:rPr>
-                  <w:t>https://www.bcn.gob.ni/</w:t>
-                </w:r>
-              </w:hyperlink>
-            </w:p>
-            <w:p>
-              <w:pPr>
-                <w:pStyle w:val="Bibliografa"/>
-                <w:ind w:left="720" w:hanging="720"/>
-                <w:rPr>
-                  <w:noProof/>
-                  <w:lang w:val="es-ES"/>
-                </w:rPr>
-              </w:pPr>
-              <w:r>
-                <w:rPr>
-                  <w:noProof/>
-                  <w:lang w:val="es-ES"/>
-                </w:rPr>
-                <w:t xml:space="preserve">Gobierno de Reconciliación y Unidad Nacional. (2021). Plan Nacional de Lucha Contra la Pobreza y para el Desarrollo Humano 2022-2026. Presidencia de la República de Nicaragua. </w:t>
-              </w:r>
-              <w:hyperlink r:id="rId34" w:history="1">
-                <w:r>
-                  <w:rPr>
-                    <w:noProof/>
-                    <w:lang w:val="es-ES"/>
-                  </w:rPr>
-                  <w:t>https://www.pndh.gob.ni/</w:t>
-                </w:r>
-              </w:hyperlink>
-            </w:p>
-            <w:p>
-              <w:pPr>
-                <w:rPr>
-                  <w:lang w:val="es-ES"/>
-                </w:rPr>
-              </w:pPr>
-              <w:r>
-                <w:rPr>
-                  <w:lang w:val="es-ES"/>
-                </w:rPr>
-                <w:t>Malhotra, N. K. (2008). Investigación de mercados (5.ª ed.). Pearson Educación.</w:t>
-              </w:r>
-            </w:p>
-            <w:p>
-              <w:pPr>
-                <w:rPr>
-                  <w:lang w:val="es-ES"/>
-                </w:rPr>
-              </w:pPr>
-              <w:r>
-                <w:t xml:space="preserve">Kotler, P., &amp; Keller, K. L. (2016). </w:t>
-              </w:r>
-              <w:r>
-                <w:rPr>
-                  <w:lang w:val="es-ES"/>
-                </w:rPr>
-                <w:t>Dirección de marketing (15.ª ed.). Pearson Educación.</w:t>
-              </w:r>
-            </w:p>
-            <w:p>
-              <w:pPr>
-                <w:rPr>
-                  <w:lang w:val="es-ES"/>
-                </w:rPr>
-              </w:pPr>
-              <w:r>
-                <w:rPr>
-                  <w:lang w:val="es-ES"/>
-                </w:rPr>
-                <w:t>Marambio, P. (2025). Auditoría Digital para Salones de Belleza: Guía Completa. AgendaPro. Recuperado de: agendapro.com/blog/auditoria-digital-para-salones-de-belleza/</w:t>
-              </w:r>
-            </w:p>
-            <w:p>
-              <w:pPr>
-                <w:rPr>
-                  <w:lang w:val="es-ES"/>
-                </w:rPr>
-              </w:pPr>
-              <w:r>
-                <w:rPr>
-                  <w:lang w:val="es-ES"/>
-                </w:rPr>
-                <w:t xml:space="preserve">AgendaPro (2023). Importancia de la Agenda digitalizada para los negocios de estética y belleza. </w:t>
-              </w:r>
-              <w:proofErr w:type="spellStart"/>
-              <w:r>
-                <w:rPr>
-                  <w:lang w:val="es-ES"/>
-                </w:rPr>
-                <w:t>InfoSur</w:t>
-              </w:r>
-              <w:proofErr w:type="spellEnd"/>
-              <w:r>
-                <w:rPr>
-                  <w:lang w:val="es-ES"/>
-                </w:rPr>
-                <w:t xml:space="preserve"> Diario Argentina.</w:t>
-              </w:r>
-            </w:p>
-            <w:p>
-              <w:pPr>
-                <w:rPr>
-                  <w:lang w:val="es-ES"/>
-                </w:rPr>
-              </w:pPr>
-              <w:r>
-                <w:rPr>
-                  <w:lang w:val="es-ES"/>
-                </w:rPr>
-                <w:t>Agámez, D. (2021). Ficha Técnica de Diagnóstico Capilar: Evaluación clínica en cosmetología. Documento de uso estilístico y tricología.</w:t>
-              </w:r>
-            </w:p>
-            <w:p>
-              <w:pPr>
-                <w:rPr>
-                  <w:lang w:val="es-ES"/>
-                </w:rPr>
-              </w:pPr>
-              <w:proofErr w:type="spellStart"/>
-              <w:r>
-                <w:rPr>
-                  <w:lang w:val="es-ES"/>
-                </w:rPr>
-                <w:t>InHairClinic</w:t>
-              </w:r>
-              <w:proofErr w:type="spellEnd"/>
-              <w:r>
-                <w:rPr>
-                  <w:lang w:val="es-ES"/>
-                </w:rPr>
-                <w:t xml:space="preserve"> (2017). La guía del pelo: Tricología y cuidados capilares. Madrid: </w:t>
-              </w:r>
-              <w:proofErr w:type="spellStart"/>
-              <w:r>
-                <w:rPr>
-                  <w:lang w:val="es-ES"/>
-                </w:rPr>
-                <w:t>InHairClinic</w:t>
-              </w:r>
-              <w:proofErr w:type="spellEnd"/>
-              <w:r>
-                <w:rPr>
-                  <w:lang w:val="es-ES"/>
-                </w:rPr>
-                <w:t>.</w:t>
-              </w:r>
-            </w:p>
-            <w:p/>
-          </w:sdtContent>
-        </w:sdt>
-      </w:sdtContent>
-    </w:sdt>
+    <w:p>
+      <w:pPr>
+        <w:pStyle w:val="APA7MAEDICIN"/>
+        <w:rPr>
+          <w:b/>
+          <w:bCs/>
+          <w:lang w:val="es-MX"/>
+        </w:rPr>
+      </w:pPr>
+      <w:r>
+        <w:rPr>
+          <w:b/>
+          <w:bCs/>
+          <w:lang w:val="es-MX"/>
+        </w:rPr>
+        <w:t>Objetivos Estratégicos</w:t>
+      </w:r>
+    </w:p>
+    <w:p>
+      <w:pPr>
+        <w:pStyle w:val="APA7MAEDICIN"/>
+        <w:rPr>
+          <w:lang w:val="es-MX"/>
+        </w:rPr>
+      </w:pPr>
+      <w:r>
+        <w:rPr>
+          <w:lang w:val="es-MX"/>
+        </w:rPr>
+        <w:t>Para materializar la misión y visión en un quinquenio dentro del mercado capitalino, la empresa establece los siguientes objetivos tácticos:</w:t>
+      </w:r>
+    </w:p>
+    <w:p>
+      <w:pPr>
+        <w:pStyle w:val="APA7MAEDICIN"/>
+        <w:numPr>
+          <w:ilvl w:val="0"/>
+          <w:numId w:val="122"/>
+        </w:numPr>
+        <w:rPr>
+          <w:lang w:val="es-MX"/>
+        </w:rPr>
+      </w:pPr>
+      <w:r>
+        <w:rPr>
+          <w:b/>
+          <w:bCs/>
+          <w:lang w:val="es-MX"/>
+        </w:rPr>
+        <w:t>A corto plazo (Año 1):</w:t>
+      </w:r>
+      <w:r>
+        <w:rPr>
+          <w:lang w:val="es-MX"/>
+        </w:rPr>
+        <w:t xml:space="preserve"> Lanzar la versión funcional de la aplicación y lograr la suscripción activa de los primeros 50 salones de belleza ubicados estratégicamente en los Distritos I y V de Managua, validando el modelo de negocio, el rendimiento del servidor y asegurando el punto de equilibrio operativo.</w:t>
+      </w:r>
+    </w:p>
+    <w:p>
+      <w:pPr>
+        <w:pStyle w:val="APA7MAEDICIN"/>
+        <w:numPr>
+          <w:ilvl w:val="0"/>
+          <w:numId w:val="122"/>
+        </w:numPr>
+        <w:rPr>
+          <w:lang w:val="es-MX"/>
+        </w:rPr>
+      </w:pPr>
+      <w:r>
+        <w:rPr>
+          <w:b/>
+          <w:bCs/>
+          <w:lang w:val="es-MX"/>
+        </w:rPr>
+        <w:t>A mediano plazo (Años 2 al 3):</w:t>
+      </w:r>
+      <w:r>
+        <w:rPr>
+          <w:lang w:val="es-MX"/>
+        </w:rPr>
+        <w:t xml:space="preserve"> Expandir la comercialización y adopción del software hacia el resto de los distritos de Managua, consolidando el dominio en el mercado local con una retención de clientes superior al 85%, y lanzar la versión 2.0 del sistema con integraciones para automatizar el reabastecimiento de inventario de los salones.</w:t>
+      </w:r>
+    </w:p>
+    <w:p>
+      <w:pPr>
+        <w:pStyle w:val="APA7MAEDICIN"/>
+        <w:numPr>
+          <w:ilvl w:val="0"/>
+          <w:numId w:val="122"/>
+        </w:numPr>
+        <w:rPr>
+          <w:lang w:val="es-MX"/>
+        </w:rPr>
+      </w:pPr>
+      <w:r>
+        <w:rPr>
+          <w:b/>
+          <w:bCs/>
+          <w:lang w:val="es-MX"/>
+        </w:rPr>
+        <w:lastRenderedPageBreak/>
+        <w:t>A largo plazo (Años 4 al 5):</w:t>
+      </w:r>
+      <w:r>
+        <w:rPr>
+          <w:lang w:val="es-MX"/>
+        </w:rPr>
+        <w:t xml:space="preserve"> Alcanzar la máxima penetración de mercado, convirtiendo la aplicación en la herramienta indispensable para la mayoría de los salones profesionales en Managua, e integrar módulos avanzados de inteligencia artificial para el análisis visual del daño capilar, garantizando así una ventaja competitiva absoluta en la capital.</w:t>
+      </w:r>
+    </w:p>
+    <w:p>
+      <w:pPr>
+        <w:rPr>
+          <w:lang w:val="es-MX" w:eastAsia="es-NI"/>
+        </w:rPr>
+      </w:pPr>
+    </w:p>
+    <w:p>
+      <w:pPr>
+        <w:pStyle w:val="Ttulo2"/>
+        <w:rPr>
+          <w:lang w:eastAsia="es-NI"/>
+        </w:rPr>
+      </w:pPr>
+      <w:r>
+        <w:rPr>
+          <w:lang w:eastAsia="es-NI"/>
+        </w:rPr>
+        <w:t>Estructura Legal</w:t>
+      </w:r>
+    </w:p>
+    <w:p>
+      <w:pPr>
+        <w:rPr>
+          <w:lang w:val="es-MX" w:eastAsia="es-NI"/>
+        </w:rPr>
+      </w:pPr>
+    </w:p>
+    <w:p>
+      <w:pPr>
+        <w:pStyle w:val="APA7MAEDICIN"/>
+        <w:rPr>
+          <w:b/>
+          <w:bCs/>
+          <w:lang w:val="es-MX"/>
+        </w:rPr>
+      </w:pPr>
+      <w:r>
+        <w:rPr>
+          <w:b/>
+          <w:bCs/>
+          <w:lang w:val="es-MX"/>
+        </w:rPr>
+        <w:t>Forma Jurídica y Constitución</w:t>
+      </w:r>
+    </w:p>
+    <w:p>
+      <w:pPr>
+        <w:pStyle w:val="APA7MAEDICIN"/>
+        <w:rPr>
+          <w:lang w:val="es-MX"/>
+        </w:rPr>
+      </w:pPr>
+      <w:r>
+        <w:rPr>
+          <w:lang w:val="es-MX"/>
+        </w:rPr>
+        <w:t xml:space="preserve">Dado que el proyecto está diseñado para optimizar los recursos de un único fundador y es ejecutado íntegramente por Víctor Enrique Báez López en calidad de desarrollador e investigador, la figura jurídica inicial más viable es la de </w:t>
+      </w:r>
+      <w:r>
+        <w:rPr>
+          <w:b/>
+          <w:bCs/>
+          <w:lang w:val="es-MX"/>
+        </w:rPr>
+        <w:t>Persona Natural (Comerciante Individual).</w:t>
+      </w:r>
+    </w:p>
+    <w:p>
+      <w:pPr>
+        <w:pStyle w:val="APA7MAEDICIN"/>
+        <w:numPr>
+          <w:ilvl w:val="0"/>
+          <w:numId w:val="123"/>
+        </w:numPr>
+        <w:rPr>
+          <w:lang w:val="es-MX"/>
+        </w:rPr>
+      </w:pPr>
+      <w:r>
+        <w:rPr>
+          <w:lang w:val="es-MX"/>
+        </w:rPr>
+        <w:t>Esta figura se ampara en el Código de Comercio de Nicaragua y permite iniciar operaciones comerciales sin los altos costos de constituir una sociedad mercantil.</w:t>
+      </w:r>
+    </w:p>
+    <w:p>
+      <w:pPr>
+        <w:pStyle w:val="APA7MAEDICIN"/>
+        <w:numPr>
+          <w:ilvl w:val="0"/>
+          <w:numId w:val="123"/>
+        </w:numPr>
+        <w:rPr>
+          <w:lang w:val="es-MX"/>
+        </w:rPr>
+      </w:pPr>
+      <w:r>
+        <w:rPr>
+          <w:lang w:val="es-MX"/>
+        </w:rPr>
+        <w:t>La inscripción se realizará ante el Registro Público Mercantil del departamento de Managua.</w:t>
+      </w:r>
+    </w:p>
+    <w:p>
+      <w:pPr>
+        <w:pStyle w:val="APA7MAEDICIN"/>
+        <w:numPr>
+          <w:ilvl w:val="0"/>
+          <w:numId w:val="123"/>
+        </w:numPr>
+        <w:rPr>
+          <w:lang w:val="es-MX"/>
+        </w:rPr>
+      </w:pPr>
+      <w:r>
+        <w:rPr>
+          <w:lang w:val="es-MX"/>
+        </w:rPr>
+        <w:t>En caso de buscar capital o socios en el futuro para expandir el sistema más allá de los distritos I y V de Managua, el negocio podrá transicionar a una Sociedad Anónima (S.A.).</w:t>
+      </w:r>
+    </w:p>
+    <w:p>
+      <w:pPr>
+        <w:rPr>
+          <w:lang w:val="es-MX" w:eastAsia="es-NI"/>
+        </w:rPr>
+      </w:pPr>
+    </w:p>
+    <w:p>
+      <w:pPr>
+        <w:pStyle w:val="APA7MAEDICIN"/>
+        <w:rPr>
+          <w:b/>
+          <w:bCs/>
+          <w:lang w:val="es-MX"/>
+        </w:rPr>
+      </w:pPr>
+      <w:r>
+        <w:rPr>
+          <w:b/>
+          <w:bCs/>
+          <w:lang w:val="es-MX"/>
+        </w:rPr>
+        <w:t>Obligaciones Tributarias y Municipales</w:t>
+      </w:r>
+    </w:p>
+    <w:p>
+      <w:pPr>
+        <w:pStyle w:val="APA7MAEDICIN"/>
+        <w:rPr>
+          <w:lang w:val="es-MX"/>
+        </w:rPr>
+      </w:pPr>
+      <w:r>
+        <w:rPr>
+          <w:lang w:val="es-MX"/>
+        </w:rPr>
+        <w:t>Para poder comercializar las suscripciones del software a los micro y pequeños salones de belleza, el negocio debe formalizarse fiscalmente:</w:t>
+      </w:r>
+    </w:p>
+    <w:p>
+      <w:pPr>
+        <w:pStyle w:val="APA7MAEDICIN"/>
+        <w:rPr>
+          <w:lang w:val="es-MX"/>
+        </w:rPr>
+      </w:pPr>
+    </w:p>
+    <w:p>
+      <w:pPr>
+        <w:pStyle w:val="APA7MAEDICIN"/>
+        <w:numPr>
+          <w:ilvl w:val="0"/>
+          <w:numId w:val="124"/>
+        </w:numPr>
+        <w:rPr>
+          <w:lang w:val="es-MX"/>
+        </w:rPr>
+      </w:pPr>
+      <w:r>
+        <w:rPr>
+          <w:b/>
+          <w:bCs/>
+          <w:lang w:val="es-MX"/>
+        </w:rPr>
+        <w:t>DGI (Dirección General de Ingresos):</w:t>
+      </w:r>
+      <w:r>
+        <w:rPr>
+          <w:lang w:val="es-MX"/>
+        </w:rPr>
+        <w:t xml:space="preserve"> Se tramitará el Registro Único de Contribuyente (RUC). Dado que el modelo de negocio es B2B (Business </w:t>
+      </w:r>
+      <w:proofErr w:type="spellStart"/>
+      <w:r>
+        <w:rPr>
+          <w:lang w:val="es-MX"/>
+        </w:rPr>
+        <w:t>to</w:t>
+      </w:r>
+      <w:proofErr w:type="spellEnd"/>
+      <w:r>
+        <w:rPr>
+          <w:lang w:val="es-MX"/>
+        </w:rPr>
+        <w:t xml:space="preserve"> Business) y requiere facturar formalmente la suscripción mensual de $19.99 dólares a las empresas, el negocio operará bajo el Régimen General, declarando mensualmente el Impuesto al Valor Agregado (IVA) y el Anticipo del IR.</w:t>
+      </w:r>
+    </w:p>
+    <w:p>
+      <w:pPr>
+        <w:pStyle w:val="APA7MAEDICIN"/>
+        <w:numPr>
+          <w:ilvl w:val="0"/>
+          <w:numId w:val="124"/>
+        </w:numPr>
+        <w:rPr>
+          <w:lang w:val="es-MX"/>
+        </w:rPr>
+      </w:pPr>
+      <w:r>
+        <w:rPr>
+          <w:b/>
+          <w:bCs/>
+          <w:lang w:val="es-MX"/>
+        </w:rPr>
+        <w:t>Alcaldía de Managua (ALMA</w:t>
+      </w:r>
+      <w:r>
+        <w:rPr>
+          <w:lang w:val="es-MX"/>
+        </w:rPr>
+        <w:t>): El centro de operaciones operará inicialmente bajo la modalidad de oficina remota (Home Office) en el domicilio del desarrollador en Managua. Se debe gestionar la Matrícula Municipal correspondiente ante ALMA, tributando el 1% sobre los ingresos brutos generados por las suscripciones.</w:t>
+      </w:r>
+    </w:p>
+    <w:p>
+      <w:pPr>
+        <w:rPr>
+          <w:lang w:val="es-MX" w:eastAsia="es-NI"/>
+        </w:rPr>
+      </w:pPr>
+    </w:p>
+    <w:p>
+      <w:pPr>
+        <w:pStyle w:val="APA7MAEDICIN"/>
+        <w:rPr>
+          <w:b/>
+          <w:bCs/>
+          <w:lang w:val="es-MX"/>
+        </w:rPr>
+      </w:pPr>
+      <w:r>
+        <w:rPr>
+          <w:b/>
+          <w:bCs/>
+          <w:lang w:val="es-MX"/>
+        </w:rPr>
+        <w:t>Propiedad Intelectual e Ingeniería de Software</w:t>
+      </w:r>
+    </w:p>
+    <w:p>
+      <w:pPr>
+        <w:pStyle w:val="APA7MAEDICIN"/>
+        <w:rPr>
+          <w:lang w:val="es-MX"/>
+        </w:rPr>
+      </w:pPr>
+      <w:r>
+        <w:rPr>
+          <w:lang w:val="es-MX"/>
+        </w:rPr>
+        <w:t>Al tratarse de un ecosistema tecnológico basado en una alternativa de desarrollo a la medida (In-house), la protección del código fuente y los activos intangibles es el pilar legal del negocio:</w:t>
+      </w:r>
+    </w:p>
+    <w:p>
+      <w:pPr>
+        <w:pStyle w:val="APA7MAEDICIN"/>
+        <w:numPr>
+          <w:ilvl w:val="0"/>
+          <w:numId w:val="125"/>
+        </w:numPr>
+        <w:rPr>
+          <w:lang w:val="es-MX"/>
+        </w:rPr>
+      </w:pPr>
+      <w:r>
+        <w:rPr>
+          <w:b/>
+          <w:bCs/>
+          <w:lang w:val="es-MX"/>
+        </w:rPr>
+        <w:t>MIFIC (Registro de la Propiedad Intelectual):</w:t>
+      </w:r>
+      <w:r>
+        <w:rPr>
+          <w:lang w:val="es-MX"/>
+        </w:rPr>
+        <w:t xml:space="preserve"> Se registrará el nombre comercial, el logotipo de la aplicación y, de manera crítica, el código fuente del sistema basado en reglas lógicas (Derechos de Autor sobre el software).</w:t>
+      </w:r>
+    </w:p>
+    <w:p>
+      <w:pPr>
+        <w:pStyle w:val="APA7MAEDICIN"/>
+        <w:numPr>
+          <w:ilvl w:val="0"/>
+          <w:numId w:val="125"/>
+        </w:numPr>
+        <w:rPr>
+          <w:lang w:val="es-MX"/>
+        </w:rPr>
+      </w:pPr>
+      <w:r>
+        <w:rPr>
+          <w:lang w:val="es-MX"/>
+        </w:rPr>
+        <w:t>Esta inscripción legal garantiza la propiedad intelectual del algoritmo de recomendación y evita el plagio comercial por parte de competidores.</w:t>
+      </w:r>
+    </w:p>
+    <w:p>
+      <w:pPr>
+        <w:rPr>
+          <w:lang w:val="es-MX" w:eastAsia="es-NI"/>
+        </w:rPr>
+      </w:pPr>
+    </w:p>
+    <w:p>
+      <w:pPr>
+        <w:rPr>
+          <w:lang w:val="es-MX" w:eastAsia="es-NI"/>
+        </w:rPr>
+      </w:pPr>
+    </w:p>
+    <w:p>
+      <w:pPr>
+        <w:rPr>
+          <w:lang w:val="es-MX" w:eastAsia="es-NI"/>
+        </w:rPr>
+      </w:pPr>
+    </w:p>
+    <w:p>
+      <w:pPr>
+        <w:pStyle w:val="APA7MAEDICIN"/>
+        <w:rPr>
+          <w:b/>
+          <w:bCs/>
+          <w:lang w:val="es-MX"/>
+        </w:rPr>
+      </w:pPr>
+      <w:r>
+        <w:rPr>
+          <w:b/>
+          <w:bCs/>
+          <w:lang w:val="es-MX"/>
+        </w:rPr>
+        <w:lastRenderedPageBreak/>
+        <w:t>Protección de Datos y Ciberseguridad (Ley 787)</w:t>
+      </w:r>
+    </w:p>
+    <w:p>
+      <w:pPr>
+        <w:pStyle w:val="APA7MAEDICIN"/>
+        <w:rPr>
+          <w:lang w:val="es-MX"/>
+        </w:rPr>
+      </w:pPr>
+      <w:r>
+        <w:rPr>
+          <w:lang w:val="es-MX"/>
+        </w:rPr>
+        <w:t>La aplicación ofrece como propuesta de valor central la creación de un "Expediente Digital en la Nube" que actúa como un historial clínico-cosmético para cada clienta.</w:t>
+      </w:r>
+    </w:p>
+    <w:p>
+      <w:pPr>
+        <w:pStyle w:val="APA7MAEDICIN"/>
+        <w:numPr>
+          <w:ilvl w:val="0"/>
+          <w:numId w:val="126"/>
+        </w:numPr>
+        <w:rPr>
+          <w:lang w:val="es-MX"/>
+        </w:rPr>
+      </w:pPr>
+      <w:r>
+        <w:rPr>
+          <w:lang w:val="es-MX"/>
+        </w:rPr>
+        <w:t xml:space="preserve">El sistema debe cumplir estrictamente con la </w:t>
+      </w:r>
+      <w:r>
+        <w:rPr>
+          <w:b/>
+          <w:bCs/>
+          <w:lang w:val="es-MX"/>
+        </w:rPr>
+        <w:t>Ley No. 787 (Ley de Protección de Datos Personales de Nicaragua</w:t>
+      </w:r>
+      <w:r>
+        <w:rPr>
+          <w:lang w:val="es-MX"/>
+        </w:rPr>
+        <w:t>).</w:t>
+      </w:r>
+    </w:p>
+    <w:p>
+      <w:pPr>
+        <w:pStyle w:val="APA7MAEDICIN"/>
+        <w:numPr>
+          <w:ilvl w:val="0"/>
+          <w:numId w:val="126"/>
+        </w:numPr>
+        <w:rPr>
+          <w:lang w:val="es-MX"/>
+        </w:rPr>
+      </w:pPr>
+      <w:r>
+        <w:rPr>
+          <w:lang w:val="es-MX"/>
+        </w:rPr>
+        <w:t>Para cumplir con esta normativa, el proyecto ya contempla el cifrado de datos mediante protocolos de encriptación HTTPS/TLS y acceso restringido mediante un sistema de credenciales seguras.</w:t>
+      </w:r>
+    </w:p>
+    <w:p>
+      <w:pPr>
+        <w:pStyle w:val="APA7MAEDICIN"/>
+        <w:numPr>
+          <w:ilvl w:val="0"/>
+          <w:numId w:val="126"/>
+        </w:numPr>
+        <w:rPr>
+          <w:lang w:val="es-MX"/>
+        </w:rPr>
+      </w:pPr>
+      <w:r>
+        <w:rPr>
+          <w:lang w:val="es-MX"/>
+        </w:rPr>
+        <w:t>Se redactará una "Política de Privacidad" visible en la aplicación para obtener el consentimiento informado de las clientas finales antes de almacenar sus datos capilares o enviarles el reporte profesional en PDF por WhatsApp.</w:t>
+      </w:r>
+    </w:p>
+    <w:p>
+      <w:pPr>
+        <w:rPr>
+          <w:lang w:val="es-MX" w:eastAsia="es-NI"/>
+        </w:rPr>
+      </w:pPr>
+    </w:p>
+    <w:p>
+      <w:pPr>
+        <w:pStyle w:val="APA7MAEDICIN"/>
+        <w:rPr>
+          <w:b/>
+          <w:bCs/>
+          <w:lang w:val="es-MX"/>
+        </w:rPr>
+      </w:pPr>
+      <w:r>
+        <w:rPr>
+          <w:b/>
+          <w:bCs/>
+          <w:lang w:val="es-MX"/>
+        </w:rPr>
+        <w:t>Contratos de Nivel de Servicio (SaaS)</w:t>
+      </w:r>
+    </w:p>
+    <w:p>
+      <w:pPr>
+        <w:pStyle w:val="APA7MAEDICIN"/>
+        <w:rPr>
+          <w:lang w:val="es-MX"/>
+        </w:rPr>
+      </w:pPr>
+      <w:r>
+        <w:rPr>
+          <w:lang w:val="es-MX"/>
+        </w:rPr>
+        <w:t>Para vincular legalmente a los salones de belleza que adquieran la suscripción mensual, se redactarán "Términos y Condiciones de Uso" (</w:t>
+      </w:r>
+      <w:proofErr w:type="spellStart"/>
+      <w:r>
+        <w:rPr>
+          <w:lang w:val="es-MX"/>
+        </w:rPr>
+        <w:t>ToS</w:t>
+      </w:r>
+      <w:proofErr w:type="spellEnd"/>
+      <w:r>
+        <w:rPr>
+          <w:lang w:val="es-MX"/>
+        </w:rPr>
+        <w:t>) y Acuerdos de Nivel de Servicio (SLA):</w:t>
+      </w:r>
+    </w:p>
+    <w:p>
+      <w:pPr>
+        <w:pStyle w:val="APA7MAEDICIN"/>
+        <w:numPr>
+          <w:ilvl w:val="0"/>
+          <w:numId w:val="127"/>
+        </w:numPr>
+        <w:rPr>
+          <w:lang w:val="es-MX"/>
+        </w:rPr>
+      </w:pPr>
+      <w:r>
+        <w:rPr>
+          <w:lang w:val="es-MX"/>
+        </w:rPr>
+        <w:t>El contrato digital estipulará que la plataforma alojada en la nube garantiza una disponibilidad (Uptime) del 99.9%.</w:t>
+      </w:r>
+    </w:p>
+    <w:p>
+      <w:pPr>
+        <w:pStyle w:val="APA7MAEDICIN"/>
+        <w:numPr>
+          <w:ilvl w:val="0"/>
+          <w:numId w:val="127"/>
+        </w:numPr>
+        <w:rPr>
+          <w:lang w:val="es-MX"/>
+        </w:rPr>
+      </w:pPr>
+      <w:r>
+        <w:rPr>
+          <w:lang w:val="es-MX"/>
+        </w:rPr>
+        <w:t xml:space="preserve">Se incluirán cláusulas de exención de responsabilidad, aclarando que el algoritmo procesa reglas tricológicas para apoyar la toma de decisiones, pero la responsabilidad legal de la </w:t>
+      </w:r>
+      <w:r>
+        <w:rPr>
+          <w:lang w:val="es-MX"/>
+        </w:rPr>
+        <w:lastRenderedPageBreak/>
+        <w:t>aplicación de fórmulas químicas recae única y exclusivamente sobre el estilista que atiende a la clienta en el salón.</w:t>
+      </w:r>
+    </w:p>
+    <w:p>
+      <w:pPr>
+        <w:rPr>
+          <w:lang w:val="es-MX" w:eastAsia="es-NI"/>
+        </w:rPr>
+      </w:pPr>
+    </w:p>
+    <w:p>
+      <w:pPr>
+        <w:rPr>
+          <w:lang w:val="es-MX" w:eastAsia="es-NI"/>
+        </w:rPr>
+      </w:pPr>
+    </w:p>
+    <w:p>
+      <w:pPr>
+        <w:rPr>
+          <w:lang w:val="es-MX" w:eastAsia="es-NI"/>
+        </w:rPr>
+      </w:pPr>
+    </w:p>
+    <w:p>
+      <w:pPr>
+        <w:rPr>
+          <w:lang w:val="es-MX" w:eastAsia="es-NI"/>
+        </w:rPr>
+      </w:pPr>
+    </w:p>
+    <w:p>
+      <w:pPr>
+        <w:rPr>
+          <w:lang w:val="es-MX" w:eastAsia="es-NI"/>
+        </w:rPr>
+      </w:pPr>
+    </w:p>
+    <w:p>
+      <w:pPr>
+        <w:rPr>
+          <w:lang w:val="es-MX" w:eastAsia="es-NI"/>
+        </w:rPr>
+      </w:pPr>
+    </w:p>
+    <w:p>
+      <w:pPr>
+        <w:rPr>
+          <w:lang w:val="es-MX" w:eastAsia="es-NI"/>
+        </w:rPr>
+      </w:pPr>
+    </w:p>
+    <w:p>
+      <w:pPr>
+        <w:rPr>
+          <w:lang w:val="es-MX" w:eastAsia="es-NI"/>
+        </w:rPr>
+      </w:pPr>
+    </w:p>
+    <w:p>
+      <w:pPr>
+        <w:rPr>
+          <w:lang w:val="es-MX" w:eastAsia="es-NI"/>
+        </w:rPr>
+      </w:pPr>
+    </w:p>
+    <w:p>
+      <w:pPr>
+        <w:rPr>
+          <w:lang w:val="es-MX" w:eastAsia="es-NI"/>
+        </w:rPr>
+      </w:pPr>
+    </w:p>
+    <w:p>
+      <w:pPr>
+        <w:rPr>
+          <w:lang w:val="es-MX" w:eastAsia="es-NI"/>
+        </w:rPr>
+      </w:pPr>
+    </w:p>
+    <w:p>
+      <w:pPr>
+        <w:rPr>
+          <w:lang w:val="es-MX" w:eastAsia="es-NI"/>
+        </w:rPr>
+      </w:pPr>
+    </w:p>
+    <w:p>
+      <w:pPr>
+        <w:rPr>
+          <w:lang w:val="es-MX" w:eastAsia="es-NI"/>
+        </w:rPr>
+      </w:pPr>
+    </w:p>
+    <w:p>
+      <w:pPr>
+        <w:rPr>
+          <w:lang w:val="es-MX" w:eastAsia="es-NI"/>
+        </w:rPr>
+      </w:pPr>
+    </w:p>
+    <w:p>
+      <w:pPr>
+        <w:rPr>
+          <w:lang w:val="es-MX" w:eastAsia="es-NI"/>
+        </w:rPr>
+      </w:pPr>
+    </w:p>
+    <w:p>
+      <w:pPr>
+        <w:rPr>
+          <w:lang w:val="es-MX" w:eastAsia="es-NI"/>
+        </w:rPr>
+      </w:pPr>
+    </w:p>
+    <w:p>
+      <w:pPr>
+        <w:rPr>
+          <w:lang w:val="es-MX" w:eastAsia="es-NI"/>
+        </w:rPr>
+      </w:pPr>
+    </w:p>
+    <w:p>
+      <w:pPr>
+        <w:rPr>
+          <w:lang w:val="es-MX" w:eastAsia="es-NI"/>
+        </w:rPr>
+      </w:pPr>
+    </w:p>
+    <w:p>
+      <w:pPr>
+        <w:rPr>
+          <w:lang w:val="es-MX" w:eastAsia="es-NI"/>
+        </w:rPr>
+      </w:pPr>
+    </w:p>
+    <w:p/>
+    <w:p/>
+    <w:p/>
+    <w:p/>
+    <w:p/>
+    <w:p/>
+    <w:p/>
+    <w:p>
+      <w:pPr>
+        <w:rPr>
+          <w:rStyle w:val="nfasisintenso"/>
+        </w:rPr>
+      </w:pPr>
+      <w:r>
+        <w:rPr>
+          <w:rStyle w:val="nfasisintenso"/>
+        </w:rPr>
+        <w:lastRenderedPageBreak/>
+        <w:t>Bibliografía</w:t>
+      </w:r>
+    </w:p>
+    <w:p>
+      <w:pPr>
+        <w:spacing w:before="100" w:beforeAutospacing="1" w:after="100" w:afterAutospacing="1" w:line="240" w:lineRule="auto"/>
+        <w:rPr>
+          <w:rFonts w:ascii="Times New Roman" w:eastAsia="Times New Roman" w:hAnsi="Times New Roman" w:cs="Times New Roman"/>
+          <w:kern w:val="0"/>
+          <w:sz w:val="24"/>
+          <w:szCs w:val="24"/>
+          <w:lang w:eastAsia="es-NI"/>
+          <w14:ligatures w14:val="none"/>
+        </w:rPr>
+      </w:pPr>
+      <w:r>
+        <w:rPr>
+          <w:rFonts w:ascii="Times New Roman" w:eastAsia="Times New Roman" w:hAnsi="Times New Roman" w:cs="Times New Roman"/>
+          <w:kern w:val="0"/>
+          <w:sz w:val="24"/>
+          <w:szCs w:val="24"/>
+          <w:lang w:eastAsia="es-NI"/>
+          <w14:ligatures w14:val="none"/>
+        </w:rPr>
+        <w:t xml:space="preserve">AgendaPro. (2023). </w:t>
+      </w:r>
+      <w:r>
+        <w:rPr>
+          <w:rFonts w:ascii="Times New Roman" w:eastAsia="Times New Roman" w:hAnsi="Times New Roman" w:cs="Times New Roman"/>
+          <w:i/>
+          <w:iCs/>
+          <w:kern w:val="0"/>
+          <w:sz w:val="24"/>
+          <w:szCs w:val="24"/>
+          <w:lang w:eastAsia="es-NI"/>
+          <w14:ligatures w14:val="none"/>
+        </w:rPr>
+        <w:t>Importancia de la agenda digitalizada para los negocios de estética y belleza</w:t>
+      </w:r>
+      <w:r>
+        <w:rPr>
+          <w:rFonts w:ascii="Times New Roman" w:eastAsia="Times New Roman" w:hAnsi="Times New Roman" w:cs="Times New Roman"/>
+          <w:kern w:val="0"/>
+          <w:sz w:val="24"/>
+          <w:szCs w:val="24"/>
+          <w:lang w:eastAsia="es-NI"/>
+          <w14:ligatures w14:val="none"/>
+        </w:rPr>
+        <w:t>. https://infosurdiario.com.ar/importancia-de-la-agenda-digitalizada-para-los-negocios-de-estetica-y-belleza/</w:t>
+      </w:r>
+    </w:p>
+    <w:p>
+      <w:pPr>
+        <w:spacing w:before="100" w:beforeAutospacing="1" w:after="100" w:afterAutospacing="1" w:line="240" w:lineRule="auto"/>
+        <w:rPr>
+          <w:rFonts w:ascii="Times New Roman" w:eastAsia="Times New Roman" w:hAnsi="Times New Roman" w:cs="Times New Roman"/>
+          <w:kern w:val="0"/>
+          <w:sz w:val="24"/>
+          <w:szCs w:val="24"/>
+          <w:lang w:eastAsia="es-NI"/>
+          <w14:ligatures w14:val="none"/>
+        </w:rPr>
+      </w:pPr>
+      <w:r>
+        <w:rPr>
+          <w:rFonts w:ascii="Times New Roman" w:eastAsia="Times New Roman" w:hAnsi="Times New Roman" w:cs="Times New Roman"/>
+          <w:kern w:val="0"/>
+          <w:sz w:val="24"/>
+          <w:szCs w:val="24"/>
+          <w:lang w:eastAsia="es-NI"/>
+          <w14:ligatures w14:val="none"/>
+        </w:rPr>
+        <w:t xml:space="preserve">Agámez, D. (2021). </w:t>
+      </w:r>
+      <w:r>
+        <w:rPr>
+          <w:rFonts w:ascii="Times New Roman" w:eastAsia="Times New Roman" w:hAnsi="Times New Roman" w:cs="Times New Roman"/>
+          <w:i/>
+          <w:iCs/>
+          <w:kern w:val="0"/>
+          <w:sz w:val="24"/>
+          <w:szCs w:val="24"/>
+          <w:lang w:eastAsia="es-NI"/>
+          <w14:ligatures w14:val="none"/>
+        </w:rPr>
+        <w:t>Ficha técnica de diagnóstico capilar: Evaluación clínica en cosmetología</w:t>
+      </w:r>
+      <w:r>
+        <w:rPr>
+          <w:rFonts w:ascii="Times New Roman" w:eastAsia="Times New Roman" w:hAnsi="Times New Roman" w:cs="Times New Roman"/>
+          <w:kern w:val="0"/>
+          <w:sz w:val="24"/>
+          <w:szCs w:val="24"/>
+          <w:lang w:eastAsia="es-NI"/>
+          <w14:ligatures w14:val="none"/>
+        </w:rPr>
+        <w:t>. Documento de uso estilístico y tricología.</w:t>
+      </w:r>
+    </w:p>
+    <w:p>
+      <w:pPr>
+        <w:spacing w:before="100" w:beforeAutospacing="1" w:after="100" w:afterAutospacing="1" w:line="240" w:lineRule="auto"/>
+        <w:rPr>
+          <w:rFonts w:ascii="Times New Roman" w:eastAsia="Times New Roman" w:hAnsi="Times New Roman" w:cs="Times New Roman"/>
+          <w:kern w:val="0"/>
+          <w:sz w:val="24"/>
+          <w:szCs w:val="24"/>
+          <w:lang w:eastAsia="es-NI"/>
+          <w14:ligatures w14:val="none"/>
+        </w:rPr>
+      </w:pPr>
+      <w:r>
+        <w:rPr>
+          <w:rFonts w:ascii="Times New Roman" w:eastAsia="Times New Roman" w:hAnsi="Times New Roman" w:cs="Times New Roman"/>
+          <w:kern w:val="0"/>
+          <w:sz w:val="24"/>
+          <w:szCs w:val="24"/>
+          <w:lang w:eastAsia="es-NI"/>
+          <w14:ligatures w14:val="none"/>
+        </w:rPr>
+        <w:t xml:space="preserve">Alcaldía de Managua. (2024). </w:t>
+      </w:r>
+      <w:r>
+        <w:rPr>
+          <w:rFonts w:ascii="Times New Roman" w:eastAsia="Times New Roman" w:hAnsi="Times New Roman" w:cs="Times New Roman"/>
+          <w:i/>
+          <w:iCs/>
+          <w:kern w:val="0"/>
+          <w:sz w:val="24"/>
+          <w:szCs w:val="24"/>
+          <w:lang w:eastAsia="es-NI"/>
+          <w14:ligatures w14:val="none"/>
+        </w:rPr>
+        <w:t>Plan Regulador de Desarrollo Urbano y Datos Demográficos de la Ciudad de Managua</w:t>
+      </w:r>
+      <w:r>
+        <w:rPr>
+          <w:rFonts w:ascii="Times New Roman" w:eastAsia="Times New Roman" w:hAnsi="Times New Roman" w:cs="Times New Roman"/>
+          <w:kern w:val="0"/>
+          <w:sz w:val="24"/>
+          <w:szCs w:val="24"/>
+          <w:lang w:eastAsia="es-NI"/>
+          <w14:ligatures w14:val="none"/>
+        </w:rPr>
+        <w:t xml:space="preserve">. </w:t>
+      </w:r>
+      <w:hyperlink r:id="rId30" w:tgtFrame="_new" w:history="1">
+        <w:r>
+          <w:rPr>
+            <w:rFonts w:ascii="Times New Roman" w:eastAsia="Times New Roman" w:hAnsi="Times New Roman" w:cs="Times New Roman"/>
+            <w:color w:val="0000FF"/>
+            <w:kern w:val="0"/>
+            <w:sz w:val="24"/>
+            <w:szCs w:val="24"/>
+            <w:u w:val="single"/>
+            <w:lang w:eastAsia="es-NI"/>
+            <w14:ligatures w14:val="none"/>
+          </w:rPr>
+          <w:t>https://www.managua.gob.ni/</w:t>
+        </w:r>
+      </w:hyperlink>
+    </w:p>
+    <w:p>
+      <w:pPr>
+        <w:spacing w:before="100" w:beforeAutospacing="1" w:after="100" w:afterAutospacing="1" w:line="240" w:lineRule="auto"/>
+        <w:rPr>
+          <w:rFonts w:ascii="Times New Roman" w:eastAsia="Times New Roman" w:hAnsi="Times New Roman" w:cs="Times New Roman"/>
+          <w:kern w:val="0"/>
+          <w:sz w:val="24"/>
+          <w:szCs w:val="24"/>
+          <w:lang w:eastAsia="es-NI"/>
+          <w14:ligatures w14:val="none"/>
+        </w:rPr>
+      </w:pPr>
+      <w:r>
+        <w:rPr>
+          <w:rFonts w:ascii="Times New Roman" w:eastAsia="Times New Roman" w:hAnsi="Times New Roman" w:cs="Times New Roman"/>
+          <w:kern w:val="0"/>
+          <w:sz w:val="24"/>
+          <w:szCs w:val="24"/>
+          <w:lang w:eastAsia="es-NI"/>
+          <w14:ligatures w14:val="none"/>
+        </w:rPr>
+        <w:t xml:space="preserve">Asamblea Nacional de la República de Nicaragua. (1916). </w:t>
+      </w:r>
+      <w:r>
+        <w:rPr>
+          <w:rFonts w:ascii="Times New Roman" w:eastAsia="Times New Roman" w:hAnsi="Times New Roman" w:cs="Times New Roman"/>
+          <w:i/>
+          <w:iCs/>
+          <w:kern w:val="0"/>
+          <w:sz w:val="24"/>
+          <w:szCs w:val="24"/>
+          <w:lang w:eastAsia="es-NI"/>
+          <w14:ligatures w14:val="none"/>
+        </w:rPr>
+        <w:t>Código de Comercio de la República de Nicaragua</w:t>
+      </w:r>
+      <w:r>
+        <w:rPr>
+          <w:rFonts w:ascii="Times New Roman" w:eastAsia="Times New Roman" w:hAnsi="Times New Roman" w:cs="Times New Roman"/>
+          <w:kern w:val="0"/>
+          <w:sz w:val="24"/>
+          <w:szCs w:val="24"/>
+          <w:lang w:eastAsia="es-NI"/>
+          <w14:ligatures w14:val="none"/>
+        </w:rPr>
+        <w:t>.</w:t>
+      </w:r>
+    </w:p>
+    <w:p>
+      <w:pPr>
+        <w:spacing w:before="100" w:beforeAutospacing="1" w:after="100" w:afterAutospacing="1" w:line="240" w:lineRule="auto"/>
+        <w:rPr>
+          <w:rFonts w:ascii="Times New Roman" w:eastAsia="Times New Roman" w:hAnsi="Times New Roman" w:cs="Times New Roman"/>
+          <w:kern w:val="0"/>
+          <w:sz w:val="24"/>
+          <w:szCs w:val="24"/>
+          <w:lang w:eastAsia="es-NI"/>
+          <w14:ligatures w14:val="none"/>
+        </w:rPr>
+      </w:pPr>
+      <w:r>
+        <w:rPr>
+          <w:rFonts w:ascii="Times New Roman" w:eastAsia="Times New Roman" w:hAnsi="Times New Roman" w:cs="Times New Roman"/>
+          <w:kern w:val="0"/>
+          <w:sz w:val="24"/>
+          <w:szCs w:val="24"/>
+          <w:lang w:eastAsia="es-NI"/>
+          <w14:ligatures w14:val="none"/>
+        </w:rPr>
+        <w:t xml:space="preserve">Asamblea Nacional de la República de Nicaragua. (2001). </w:t>
+      </w:r>
+      <w:r>
+        <w:rPr>
+          <w:rFonts w:ascii="Times New Roman" w:eastAsia="Times New Roman" w:hAnsi="Times New Roman" w:cs="Times New Roman"/>
+          <w:i/>
+          <w:iCs/>
+          <w:kern w:val="0"/>
+          <w:sz w:val="24"/>
+          <w:szCs w:val="24"/>
+          <w:lang w:eastAsia="es-NI"/>
+          <w14:ligatures w14:val="none"/>
+        </w:rPr>
+        <w:t>Ley No. 380: Ley de Marcas y Otros Signos Distintivos</w:t>
+      </w:r>
+      <w:r>
+        <w:rPr>
+          <w:rFonts w:ascii="Times New Roman" w:eastAsia="Times New Roman" w:hAnsi="Times New Roman" w:cs="Times New Roman"/>
+          <w:kern w:val="0"/>
+          <w:sz w:val="24"/>
+          <w:szCs w:val="24"/>
+          <w:lang w:eastAsia="es-NI"/>
+          <w14:ligatures w14:val="none"/>
+        </w:rPr>
+        <w:t xml:space="preserve">. </w:t>
+      </w:r>
+      <w:r>
+        <w:rPr>
+          <w:rFonts w:ascii="Times New Roman" w:eastAsia="Times New Roman" w:hAnsi="Times New Roman" w:cs="Times New Roman"/>
+          <w:i/>
+          <w:iCs/>
+          <w:kern w:val="0"/>
+          <w:sz w:val="24"/>
+          <w:szCs w:val="24"/>
+          <w:lang w:eastAsia="es-NI"/>
+          <w14:ligatures w14:val="none"/>
+        </w:rPr>
+        <w:t>La Gaceta, Diario Oficial</w:t>
+      </w:r>
+      <w:r>
+        <w:rPr>
+          <w:rFonts w:ascii="Times New Roman" w:eastAsia="Times New Roman" w:hAnsi="Times New Roman" w:cs="Times New Roman"/>
+          <w:kern w:val="0"/>
+          <w:sz w:val="24"/>
+          <w:szCs w:val="24"/>
+          <w:lang w:eastAsia="es-NI"/>
+          <w14:ligatures w14:val="none"/>
+        </w:rPr>
+        <w:t xml:space="preserve">, No. 70. </w:t>
+      </w:r>
+      <w:hyperlink r:id="rId31" w:tgtFrame="_new" w:history="1">
+        <w:r>
+          <w:rPr>
+            <w:rFonts w:ascii="Times New Roman" w:eastAsia="Times New Roman" w:hAnsi="Times New Roman" w:cs="Times New Roman"/>
+            <w:color w:val="0000FF"/>
+            <w:kern w:val="0"/>
+            <w:sz w:val="24"/>
+            <w:szCs w:val="24"/>
+            <w:u w:val="single"/>
+            <w:lang w:eastAsia="es-NI"/>
+            <w14:ligatures w14:val="none"/>
+          </w:rPr>
+          <w:t>https://www.asamblea.gob.ni/</w:t>
+        </w:r>
+      </w:hyperlink>
+    </w:p>
+    <w:p>
+      <w:pPr>
+        <w:spacing w:before="100" w:beforeAutospacing="1" w:after="100" w:afterAutospacing="1" w:line="240" w:lineRule="auto"/>
+        <w:rPr>
+          <w:rFonts w:ascii="Times New Roman" w:eastAsia="Times New Roman" w:hAnsi="Times New Roman" w:cs="Times New Roman"/>
+          <w:kern w:val="0"/>
+          <w:sz w:val="24"/>
+          <w:szCs w:val="24"/>
+          <w:lang w:eastAsia="es-NI"/>
+          <w14:ligatures w14:val="none"/>
+        </w:rPr>
+      </w:pPr>
+      <w:r>
+        <w:rPr>
+          <w:rFonts w:ascii="Times New Roman" w:eastAsia="Times New Roman" w:hAnsi="Times New Roman" w:cs="Times New Roman"/>
+          <w:kern w:val="0"/>
+          <w:sz w:val="24"/>
+          <w:szCs w:val="24"/>
+          <w:lang w:eastAsia="es-NI"/>
+          <w14:ligatures w14:val="none"/>
+        </w:rPr>
+        <w:t xml:space="preserve">Asamblea Nacional de la República de Nicaragua. (2012). </w:t>
+      </w:r>
+      <w:r>
+        <w:rPr>
+          <w:rFonts w:ascii="Times New Roman" w:eastAsia="Times New Roman" w:hAnsi="Times New Roman" w:cs="Times New Roman"/>
+          <w:i/>
+          <w:iCs/>
+          <w:kern w:val="0"/>
+          <w:sz w:val="24"/>
+          <w:szCs w:val="24"/>
+          <w:lang w:eastAsia="es-NI"/>
+          <w14:ligatures w14:val="none"/>
+        </w:rPr>
+        <w:t>Ley No. 787: Ley de Protección de Datos Personales</w:t>
+      </w:r>
+      <w:r>
+        <w:rPr>
+          <w:rFonts w:ascii="Times New Roman" w:eastAsia="Times New Roman" w:hAnsi="Times New Roman" w:cs="Times New Roman"/>
+          <w:kern w:val="0"/>
+          <w:sz w:val="24"/>
+          <w:szCs w:val="24"/>
+          <w:lang w:eastAsia="es-NI"/>
+          <w14:ligatures w14:val="none"/>
+        </w:rPr>
+        <w:t xml:space="preserve">. </w:t>
+      </w:r>
+      <w:r>
+        <w:rPr>
+          <w:rFonts w:ascii="Times New Roman" w:eastAsia="Times New Roman" w:hAnsi="Times New Roman" w:cs="Times New Roman"/>
+          <w:i/>
+          <w:iCs/>
+          <w:kern w:val="0"/>
+          <w:sz w:val="24"/>
+          <w:szCs w:val="24"/>
+          <w:lang w:eastAsia="es-NI"/>
+          <w14:ligatures w14:val="none"/>
+        </w:rPr>
+        <w:t>La Gaceta, Diario Oficial</w:t>
+      </w:r>
+      <w:r>
+        <w:rPr>
+          <w:rFonts w:ascii="Times New Roman" w:eastAsia="Times New Roman" w:hAnsi="Times New Roman" w:cs="Times New Roman"/>
+          <w:kern w:val="0"/>
+          <w:sz w:val="24"/>
+          <w:szCs w:val="24"/>
+          <w:lang w:eastAsia="es-NI"/>
+          <w14:ligatures w14:val="none"/>
+        </w:rPr>
+        <w:t xml:space="preserve">, No. 61. </w:t>
+      </w:r>
+      <w:hyperlink r:id="rId32" w:tgtFrame="_new" w:history="1">
+        <w:r>
+          <w:rPr>
+            <w:rFonts w:ascii="Times New Roman" w:eastAsia="Times New Roman" w:hAnsi="Times New Roman" w:cs="Times New Roman"/>
+            <w:color w:val="0000FF"/>
+            <w:kern w:val="0"/>
+            <w:sz w:val="24"/>
+            <w:szCs w:val="24"/>
+            <w:u w:val="single"/>
+            <w:lang w:eastAsia="es-NI"/>
+            <w14:ligatures w14:val="none"/>
+          </w:rPr>
+          <w:t>https://www.asamblea.gob.ni/</w:t>
+        </w:r>
+      </w:hyperlink>
+    </w:p>
+    <w:p>
+      <w:pPr>
+        <w:spacing w:before="100" w:beforeAutospacing="1" w:after="100" w:afterAutospacing="1" w:line="240" w:lineRule="auto"/>
+        <w:rPr>
+          <w:rFonts w:ascii="Times New Roman" w:eastAsia="Times New Roman" w:hAnsi="Times New Roman" w:cs="Times New Roman"/>
+          <w:kern w:val="0"/>
+          <w:sz w:val="24"/>
+          <w:szCs w:val="24"/>
+          <w:lang w:eastAsia="es-NI"/>
+          <w14:ligatures w14:val="none"/>
+        </w:rPr>
+      </w:pPr>
+      <w:r>
+        <w:rPr>
+          <w:rFonts w:ascii="Times New Roman" w:eastAsia="Times New Roman" w:hAnsi="Times New Roman" w:cs="Times New Roman"/>
+          <w:kern w:val="0"/>
+          <w:sz w:val="24"/>
+          <w:szCs w:val="24"/>
+          <w:lang w:eastAsia="es-NI"/>
+          <w14:ligatures w14:val="none"/>
+        </w:rPr>
+        <w:t xml:space="preserve">Asamblea Nacional de la República de Nicaragua. (2012). </w:t>
+      </w:r>
+      <w:r>
+        <w:rPr>
+          <w:rFonts w:ascii="Times New Roman" w:eastAsia="Times New Roman" w:hAnsi="Times New Roman" w:cs="Times New Roman"/>
+          <w:i/>
+          <w:iCs/>
+          <w:kern w:val="0"/>
+          <w:sz w:val="24"/>
+          <w:szCs w:val="24"/>
+          <w:lang w:eastAsia="es-NI"/>
+          <w14:ligatures w14:val="none"/>
+        </w:rPr>
+        <w:t>Ley No. 822: Ley de Concertación Tributaria</w:t>
+      </w:r>
+      <w:r>
+        <w:rPr>
+          <w:rFonts w:ascii="Times New Roman" w:eastAsia="Times New Roman" w:hAnsi="Times New Roman" w:cs="Times New Roman"/>
+          <w:kern w:val="0"/>
+          <w:sz w:val="24"/>
+          <w:szCs w:val="24"/>
+          <w:lang w:eastAsia="es-NI"/>
+          <w14:ligatures w14:val="none"/>
+        </w:rPr>
+        <w:t xml:space="preserve">. </w:t>
+      </w:r>
+      <w:r>
+        <w:rPr>
+          <w:rFonts w:ascii="Times New Roman" w:eastAsia="Times New Roman" w:hAnsi="Times New Roman" w:cs="Times New Roman"/>
+          <w:i/>
+          <w:iCs/>
+          <w:kern w:val="0"/>
+          <w:sz w:val="24"/>
+          <w:szCs w:val="24"/>
+          <w:lang w:eastAsia="es-NI"/>
+          <w14:ligatures w14:val="none"/>
+        </w:rPr>
+        <w:t>La Gaceta, Diario Oficial</w:t>
+      </w:r>
+      <w:r>
+        <w:rPr>
+          <w:rFonts w:ascii="Times New Roman" w:eastAsia="Times New Roman" w:hAnsi="Times New Roman" w:cs="Times New Roman"/>
+          <w:kern w:val="0"/>
+          <w:sz w:val="24"/>
+          <w:szCs w:val="24"/>
+          <w:lang w:eastAsia="es-NI"/>
+          <w14:ligatures w14:val="none"/>
+        </w:rPr>
+        <w:t xml:space="preserve">, No. 241. </w:t>
+      </w:r>
+      <w:hyperlink r:id="rId33" w:tgtFrame="_new" w:history="1">
+        <w:r>
+          <w:rPr>
+            <w:rFonts w:ascii="Times New Roman" w:eastAsia="Times New Roman" w:hAnsi="Times New Roman" w:cs="Times New Roman"/>
+            <w:color w:val="0000FF"/>
+            <w:kern w:val="0"/>
+            <w:sz w:val="24"/>
+            <w:szCs w:val="24"/>
+            <w:u w:val="single"/>
+            <w:lang w:eastAsia="es-NI"/>
+            <w14:ligatures w14:val="none"/>
+          </w:rPr>
+          <w:t>https://www.asamblea.gob.ni/</w:t>
+        </w:r>
+      </w:hyperlink>
+    </w:p>
+    <w:p>
+      <w:pPr>
+        <w:spacing w:before="100" w:beforeAutospacing="1" w:after="100" w:afterAutospacing="1" w:line="240" w:lineRule="auto"/>
+        <w:rPr>
+          <w:rFonts w:ascii="Times New Roman" w:eastAsia="Times New Roman" w:hAnsi="Times New Roman" w:cs="Times New Roman"/>
+          <w:kern w:val="0"/>
+          <w:sz w:val="24"/>
+          <w:szCs w:val="24"/>
+          <w:lang w:eastAsia="es-NI"/>
+          <w14:ligatures w14:val="none"/>
+        </w:rPr>
+      </w:pPr>
+      <w:r>
+        <w:rPr>
+          <w:rFonts w:ascii="Times New Roman" w:eastAsia="Times New Roman" w:hAnsi="Times New Roman" w:cs="Times New Roman"/>
+          <w:kern w:val="0"/>
+          <w:sz w:val="24"/>
+          <w:szCs w:val="24"/>
+          <w:lang w:eastAsia="es-NI"/>
+          <w14:ligatures w14:val="none"/>
+        </w:rPr>
+        <w:t xml:space="preserve">Banco Central de Nicaragua. (2025). </w:t>
+      </w:r>
+      <w:r>
+        <w:rPr>
+          <w:rFonts w:ascii="Times New Roman" w:eastAsia="Times New Roman" w:hAnsi="Times New Roman" w:cs="Times New Roman"/>
+          <w:i/>
+          <w:iCs/>
+          <w:kern w:val="0"/>
+          <w:sz w:val="24"/>
+          <w:szCs w:val="24"/>
+          <w:lang w:eastAsia="es-NI"/>
+          <w14:ligatures w14:val="none"/>
+        </w:rPr>
+        <w:t>Informe de indicadores económicos y crecimiento comercial</w:t>
+      </w:r>
+      <w:r>
+        <w:rPr>
+          <w:rFonts w:ascii="Times New Roman" w:eastAsia="Times New Roman" w:hAnsi="Times New Roman" w:cs="Times New Roman"/>
+          <w:kern w:val="0"/>
+          <w:sz w:val="24"/>
+          <w:szCs w:val="24"/>
+          <w:lang w:eastAsia="es-NI"/>
+          <w14:ligatures w14:val="none"/>
+        </w:rPr>
+        <w:t xml:space="preserve">. </w:t>
+      </w:r>
+      <w:hyperlink r:id="rId34" w:tgtFrame="_new" w:history="1">
+        <w:r>
+          <w:rPr>
+            <w:rFonts w:ascii="Times New Roman" w:eastAsia="Times New Roman" w:hAnsi="Times New Roman" w:cs="Times New Roman"/>
+            <w:color w:val="0000FF"/>
+            <w:kern w:val="0"/>
+            <w:sz w:val="24"/>
+            <w:szCs w:val="24"/>
+            <w:u w:val="single"/>
+            <w:lang w:eastAsia="es-NI"/>
+            <w14:ligatures w14:val="none"/>
+          </w:rPr>
+          <w:t>https://www.bcn.gob.ni/</w:t>
+        </w:r>
+      </w:hyperlink>
+    </w:p>
+    <w:p>
+      <w:pPr>
+        <w:spacing w:before="100" w:beforeAutospacing="1" w:after="100" w:afterAutospacing="1" w:line="240" w:lineRule="auto"/>
+        <w:rPr>
+          <w:rFonts w:ascii="Times New Roman" w:eastAsia="Times New Roman" w:hAnsi="Times New Roman" w:cs="Times New Roman"/>
+          <w:kern w:val="0"/>
+          <w:sz w:val="24"/>
+          <w:szCs w:val="24"/>
+          <w:lang w:eastAsia="es-NI"/>
+          <w14:ligatures w14:val="none"/>
+        </w:rPr>
+      </w:pPr>
+      <w:r>
+        <w:rPr>
+          <w:rFonts w:ascii="Times New Roman" w:eastAsia="Times New Roman" w:hAnsi="Times New Roman" w:cs="Times New Roman"/>
+          <w:kern w:val="0"/>
+          <w:sz w:val="24"/>
+          <w:szCs w:val="24"/>
+          <w:lang w:eastAsia="es-NI"/>
+          <w14:ligatures w14:val="none"/>
+        </w:rPr>
+        <w:t xml:space="preserve">Comisión Económica para América Latina y el Caribe. (2025). </w:t>
+      </w:r>
+      <w:r>
+        <w:rPr>
+          <w:rFonts w:ascii="Times New Roman" w:eastAsia="Times New Roman" w:hAnsi="Times New Roman" w:cs="Times New Roman"/>
+          <w:i/>
+          <w:iCs/>
+          <w:kern w:val="0"/>
+          <w:sz w:val="24"/>
+          <w:szCs w:val="24"/>
+          <w:lang w:eastAsia="es-NI"/>
+          <w14:ligatures w14:val="none"/>
+        </w:rPr>
+        <w:t>Estudio económico y de transformación digital en América Latina</w:t>
+      </w:r>
+      <w:r>
+        <w:rPr>
+          <w:rFonts w:ascii="Times New Roman" w:eastAsia="Times New Roman" w:hAnsi="Times New Roman" w:cs="Times New Roman"/>
+          <w:kern w:val="0"/>
+          <w:sz w:val="24"/>
+          <w:szCs w:val="24"/>
+          <w:lang w:eastAsia="es-NI"/>
+          <w14:ligatures w14:val="none"/>
+        </w:rPr>
+        <w:t xml:space="preserve">. </w:t>
+      </w:r>
+      <w:hyperlink r:id="rId35" w:tgtFrame="_new" w:history="1">
+        <w:r>
+          <w:rPr>
+            <w:rFonts w:ascii="Times New Roman" w:eastAsia="Times New Roman" w:hAnsi="Times New Roman" w:cs="Times New Roman"/>
+            <w:color w:val="0000FF"/>
+            <w:kern w:val="0"/>
+            <w:sz w:val="24"/>
+            <w:szCs w:val="24"/>
+            <w:u w:val="single"/>
+            <w:lang w:eastAsia="es-NI"/>
+            <w14:ligatures w14:val="none"/>
+          </w:rPr>
+          <w:t>https://www.cepal.org/es</w:t>
+        </w:r>
+      </w:hyperlink>
+    </w:p>
+    <w:p>
+      <w:pPr>
+        <w:spacing w:before="100" w:beforeAutospacing="1" w:after="100" w:afterAutospacing="1" w:line="240" w:lineRule="auto"/>
+        <w:rPr>
+          <w:rFonts w:ascii="Times New Roman" w:eastAsia="Times New Roman" w:hAnsi="Times New Roman" w:cs="Times New Roman"/>
+          <w:kern w:val="0"/>
+          <w:sz w:val="24"/>
+          <w:szCs w:val="24"/>
+          <w:lang w:eastAsia="es-NI"/>
+          <w14:ligatures w14:val="none"/>
+        </w:rPr>
+      </w:pPr>
+      <w:r>
+        <w:rPr>
+          <w:rFonts w:ascii="Times New Roman" w:eastAsia="Times New Roman" w:hAnsi="Times New Roman" w:cs="Times New Roman"/>
+          <w:kern w:val="0"/>
+          <w:sz w:val="24"/>
+          <w:szCs w:val="24"/>
+          <w:lang w:eastAsia="es-NI"/>
+          <w14:ligatures w14:val="none"/>
+        </w:rPr>
+        <w:t xml:space="preserve">Córdoba Padilla, M. (2011). </w:t>
+      </w:r>
+      <w:r>
+        <w:rPr>
+          <w:rFonts w:ascii="Times New Roman" w:eastAsia="Times New Roman" w:hAnsi="Times New Roman" w:cs="Times New Roman"/>
+          <w:i/>
+          <w:iCs/>
+          <w:kern w:val="0"/>
+          <w:sz w:val="24"/>
+          <w:szCs w:val="24"/>
+          <w:lang w:eastAsia="es-NI"/>
+          <w14:ligatures w14:val="none"/>
+        </w:rPr>
+        <w:t>Formulación y evaluación de proyectos</w:t>
+      </w:r>
+      <w:r>
+        <w:rPr>
+          <w:rFonts w:ascii="Times New Roman" w:eastAsia="Times New Roman" w:hAnsi="Times New Roman" w:cs="Times New Roman"/>
+          <w:kern w:val="0"/>
+          <w:sz w:val="24"/>
+          <w:szCs w:val="24"/>
+          <w:lang w:eastAsia="es-NI"/>
+          <w14:ligatures w14:val="none"/>
+        </w:rPr>
+        <w:t xml:space="preserve"> (2.ª ed.). </w:t>
+      </w:r>
+      <w:proofErr w:type="spellStart"/>
+      <w:r>
+        <w:rPr>
+          <w:rFonts w:ascii="Times New Roman" w:eastAsia="Times New Roman" w:hAnsi="Times New Roman" w:cs="Times New Roman"/>
+          <w:kern w:val="0"/>
+          <w:sz w:val="24"/>
+          <w:szCs w:val="24"/>
+          <w:lang w:eastAsia="es-NI"/>
+          <w14:ligatures w14:val="none"/>
+        </w:rPr>
+        <w:t>Ecoe</w:t>
+      </w:r>
+      <w:proofErr w:type="spellEnd"/>
+      <w:r>
+        <w:rPr>
+          <w:rFonts w:ascii="Times New Roman" w:eastAsia="Times New Roman" w:hAnsi="Times New Roman" w:cs="Times New Roman"/>
+          <w:kern w:val="0"/>
+          <w:sz w:val="24"/>
+          <w:szCs w:val="24"/>
+          <w:lang w:eastAsia="es-NI"/>
+          <w14:ligatures w14:val="none"/>
+        </w:rPr>
+        <w:t xml:space="preserve"> Ediciones.</w:t>
+      </w:r>
+    </w:p>
+    <w:p>
+      <w:pPr>
+        <w:spacing w:before="100" w:beforeAutospacing="1" w:after="100" w:afterAutospacing="1" w:line="240" w:lineRule="auto"/>
+        <w:rPr>
+          <w:rFonts w:ascii="Times New Roman" w:eastAsia="Times New Roman" w:hAnsi="Times New Roman" w:cs="Times New Roman"/>
+          <w:kern w:val="0"/>
+          <w:sz w:val="24"/>
+          <w:szCs w:val="24"/>
+          <w:lang w:eastAsia="es-NI"/>
+          <w14:ligatures w14:val="none"/>
+        </w:rPr>
+      </w:pPr>
+      <w:r>
+        <w:rPr>
+          <w:rFonts w:ascii="Times New Roman" w:eastAsia="Times New Roman" w:hAnsi="Times New Roman" w:cs="Times New Roman"/>
+          <w:kern w:val="0"/>
+          <w:sz w:val="24"/>
+          <w:szCs w:val="24"/>
+          <w:lang w:eastAsia="es-NI"/>
+          <w14:ligatures w14:val="none"/>
+        </w:rPr>
+        <w:t xml:space="preserve">Gobierno de Reconciliación y Unidad Nacional. (2021). </w:t>
+      </w:r>
+      <w:r>
+        <w:rPr>
+          <w:rFonts w:ascii="Times New Roman" w:eastAsia="Times New Roman" w:hAnsi="Times New Roman" w:cs="Times New Roman"/>
+          <w:i/>
+          <w:iCs/>
+          <w:kern w:val="0"/>
+          <w:sz w:val="24"/>
+          <w:szCs w:val="24"/>
+          <w:lang w:eastAsia="es-NI"/>
+          <w14:ligatures w14:val="none"/>
+        </w:rPr>
+        <w:t>Plan Nacional de Lucha Contra la Pobreza y para el Desarrollo Humano 2022–2026</w:t>
+      </w:r>
+      <w:r>
+        <w:rPr>
+          <w:rFonts w:ascii="Times New Roman" w:eastAsia="Times New Roman" w:hAnsi="Times New Roman" w:cs="Times New Roman"/>
+          <w:kern w:val="0"/>
+          <w:sz w:val="24"/>
+          <w:szCs w:val="24"/>
+          <w:lang w:eastAsia="es-NI"/>
+          <w14:ligatures w14:val="none"/>
+        </w:rPr>
+        <w:t xml:space="preserve">. </w:t>
+      </w:r>
+      <w:hyperlink r:id="rId36" w:tgtFrame="_new" w:history="1">
+        <w:r>
+          <w:rPr>
+            <w:rFonts w:ascii="Times New Roman" w:eastAsia="Times New Roman" w:hAnsi="Times New Roman" w:cs="Times New Roman"/>
+            <w:color w:val="0000FF"/>
+            <w:kern w:val="0"/>
+            <w:sz w:val="24"/>
+            <w:szCs w:val="24"/>
+            <w:u w:val="single"/>
+            <w:lang w:eastAsia="es-NI"/>
+            <w14:ligatures w14:val="none"/>
+          </w:rPr>
+          <w:t>https://www.pndh.gob.ni/</w:t>
+        </w:r>
+      </w:hyperlink>
+    </w:p>
+    <w:p>
+      <w:pPr>
+        <w:spacing w:before="100" w:beforeAutospacing="1" w:after="100" w:afterAutospacing="1" w:line="240" w:lineRule="auto"/>
+        <w:rPr>
+          <w:rFonts w:ascii="Times New Roman" w:eastAsia="Times New Roman" w:hAnsi="Times New Roman" w:cs="Times New Roman"/>
+          <w:kern w:val="0"/>
+          <w:sz w:val="24"/>
+          <w:szCs w:val="24"/>
+          <w:lang w:eastAsia="es-NI"/>
+          <w14:ligatures w14:val="none"/>
+        </w:rPr>
+      </w:pPr>
+      <w:proofErr w:type="spellStart"/>
+      <w:r>
+        <w:rPr>
+          <w:rFonts w:ascii="Times New Roman" w:eastAsia="Times New Roman" w:hAnsi="Times New Roman" w:cs="Times New Roman"/>
+          <w:kern w:val="0"/>
+          <w:sz w:val="24"/>
+          <w:szCs w:val="24"/>
+          <w:lang w:eastAsia="es-NI"/>
+          <w14:ligatures w14:val="none"/>
+        </w:rPr>
+        <w:t>InHairClinic</w:t>
+      </w:r>
+      <w:proofErr w:type="spellEnd"/>
+      <w:r>
+        <w:rPr>
+          <w:rFonts w:ascii="Times New Roman" w:eastAsia="Times New Roman" w:hAnsi="Times New Roman" w:cs="Times New Roman"/>
+          <w:kern w:val="0"/>
+          <w:sz w:val="24"/>
+          <w:szCs w:val="24"/>
+          <w:lang w:eastAsia="es-NI"/>
+          <w14:ligatures w14:val="none"/>
+        </w:rPr>
+        <w:t xml:space="preserve">. (2017). </w:t>
+      </w:r>
+      <w:r>
+        <w:rPr>
+          <w:rFonts w:ascii="Times New Roman" w:eastAsia="Times New Roman" w:hAnsi="Times New Roman" w:cs="Times New Roman"/>
+          <w:i/>
+          <w:iCs/>
+          <w:kern w:val="0"/>
+          <w:sz w:val="24"/>
+          <w:szCs w:val="24"/>
+          <w:lang w:eastAsia="es-NI"/>
+          <w14:ligatures w14:val="none"/>
+        </w:rPr>
+        <w:t>La guía del pelo: Tricología y cuidados capilares</w:t>
+      </w:r>
+      <w:r>
+        <w:rPr>
+          <w:rFonts w:ascii="Times New Roman" w:eastAsia="Times New Roman" w:hAnsi="Times New Roman" w:cs="Times New Roman"/>
+          <w:kern w:val="0"/>
+          <w:sz w:val="24"/>
+          <w:szCs w:val="24"/>
+          <w:lang w:eastAsia="es-NI"/>
+          <w14:ligatures w14:val="none"/>
+        </w:rPr>
+        <w:t xml:space="preserve">. </w:t>
+      </w:r>
+      <w:hyperlink r:id="rId37" w:tgtFrame="_new" w:history="1">
+        <w:r>
+          <w:rPr>
+            <w:rFonts w:ascii="Times New Roman" w:eastAsia="Times New Roman" w:hAnsi="Times New Roman" w:cs="Times New Roman"/>
+            <w:color w:val="0000FF"/>
+            <w:kern w:val="0"/>
+            <w:sz w:val="24"/>
+            <w:szCs w:val="24"/>
+            <w:u w:val="single"/>
+            <w:lang w:eastAsia="es-NI"/>
+            <w14:ligatures w14:val="none"/>
+          </w:rPr>
+          <w:t>https://www.inhairclinic.com/</w:t>
+        </w:r>
+      </w:hyperlink>
+    </w:p>
+    <w:p>
+      <w:pPr>
+        <w:spacing w:before="100" w:beforeAutospacing="1" w:after="100" w:afterAutospacing="1" w:line="240" w:lineRule="auto"/>
+        <w:rPr>
+          <w:rFonts w:ascii="Times New Roman" w:eastAsia="Times New Roman" w:hAnsi="Times New Roman" w:cs="Times New Roman"/>
+          <w:kern w:val="0"/>
+          <w:sz w:val="24"/>
+          <w:szCs w:val="24"/>
+          <w:lang w:eastAsia="es-NI"/>
+          <w14:ligatures w14:val="none"/>
+        </w:rPr>
+      </w:pPr>
+      <w:r>
+        <w:rPr>
+          <w:rFonts w:ascii="Times New Roman" w:eastAsia="Times New Roman" w:hAnsi="Times New Roman" w:cs="Times New Roman"/>
+          <w:kern w:val="0"/>
+          <w:sz w:val="24"/>
+          <w:szCs w:val="24"/>
+          <w:lang w:eastAsia="es-NI"/>
+          <w14:ligatures w14:val="none"/>
+        </w:rPr>
+        <w:t xml:space="preserve">Instituto Nacional de Información de Desarrollo. (2024). </w:t>
+      </w:r>
+      <w:r>
+        <w:rPr>
+          <w:rFonts w:ascii="Times New Roman" w:eastAsia="Times New Roman" w:hAnsi="Times New Roman" w:cs="Times New Roman"/>
+          <w:i/>
+          <w:iCs/>
+          <w:kern w:val="0"/>
+          <w:sz w:val="24"/>
+          <w:szCs w:val="24"/>
+          <w:lang w:eastAsia="es-NI"/>
+          <w14:ligatures w14:val="none"/>
+        </w:rPr>
+        <w:t>Anuario Estadístico de Nicaragua: Población, Educación y Empleo</w:t>
+      </w:r>
+      <w:r>
+        <w:rPr>
+          <w:rFonts w:ascii="Times New Roman" w:eastAsia="Times New Roman" w:hAnsi="Times New Roman" w:cs="Times New Roman"/>
+          <w:kern w:val="0"/>
+          <w:sz w:val="24"/>
+          <w:szCs w:val="24"/>
+          <w:lang w:eastAsia="es-NI"/>
+          <w14:ligatures w14:val="none"/>
+        </w:rPr>
+        <w:t xml:space="preserve">. </w:t>
+      </w:r>
+      <w:hyperlink r:id="rId38" w:tgtFrame="_new" w:history="1">
+        <w:r>
+          <w:rPr>
+            <w:rFonts w:ascii="Times New Roman" w:eastAsia="Times New Roman" w:hAnsi="Times New Roman" w:cs="Times New Roman"/>
+            <w:color w:val="0000FF"/>
+            <w:kern w:val="0"/>
+            <w:sz w:val="24"/>
+            <w:szCs w:val="24"/>
+            <w:u w:val="single"/>
+            <w:lang w:eastAsia="es-NI"/>
+            <w14:ligatures w14:val="none"/>
+          </w:rPr>
+          <w:t>https://www.inide.gob.ni/</w:t>
+        </w:r>
+      </w:hyperlink>
+    </w:p>
+    <w:p>
+      <w:pPr>
+        <w:spacing w:before="100" w:beforeAutospacing="1" w:after="100" w:afterAutospacing="1" w:line="240" w:lineRule="auto"/>
+        <w:rPr>
+          <w:rFonts w:ascii="Times New Roman" w:eastAsia="Times New Roman" w:hAnsi="Times New Roman" w:cs="Times New Roman"/>
+          <w:kern w:val="0"/>
+          <w:sz w:val="24"/>
+          <w:szCs w:val="24"/>
+          <w:lang w:eastAsia="es-NI"/>
+          <w14:ligatures w14:val="none"/>
+        </w:rPr>
+      </w:pPr>
+      <w:r>
+        <w:rPr>
+          <w:rFonts w:ascii="Times New Roman" w:eastAsia="Times New Roman" w:hAnsi="Times New Roman" w:cs="Times New Roman"/>
+          <w:kern w:val="0"/>
+          <w:sz w:val="24"/>
+          <w:szCs w:val="24"/>
+          <w:lang w:eastAsia="es-NI"/>
+          <w14:ligatures w14:val="none"/>
+        </w:rPr>
+        <w:t xml:space="preserve">Junta de Gobierno de Reconstrucción Nacional de la República de Nicaragua. (1989). </w:t>
+      </w:r>
+      <w:r>
+        <w:rPr>
+          <w:rFonts w:ascii="Times New Roman" w:eastAsia="Times New Roman" w:hAnsi="Times New Roman" w:cs="Times New Roman"/>
+          <w:i/>
+          <w:iCs/>
+          <w:kern w:val="0"/>
+          <w:sz w:val="24"/>
+          <w:szCs w:val="24"/>
+          <w:lang w:eastAsia="es-NI"/>
+          <w14:ligatures w14:val="none"/>
+        </w:rPr>
+        <w:t>Decreto No. 455: Plan de Arbitrios del Municipio de Managua</w:t>
+      </w:r>
+      <w:r>
+        <w:rPr>
+          <w:rFonts w:ascii="Times New Roman" w:eastAsia="Times New Roman" w:hAnsi="Times New Roman" w:cs="Times New Roman"/>
+          <w:kern w:val="0"/>
+          <w:sz w:val="24"/>
+          <w:szCs w:val="24"/>
+          <w:lang w:eastAsia="es-NI"/>
+          <w14:ligatures w14:val="none"/>
+        </w:rPr>
+        <w:t xml:space="preserve">. </w:t>
+      </w:r>
+      <w:r>
+        <w:rPr>
+          <w:rFonts w:ascii="Times New Roman" w:eastAsia="Times New Roman" w:hAnsi="Times New Roman" w:cs="Times New Roman"/>
+          <w:i/>
+          <w:iCs/>
+          <w:kern w:val="0"/>
+          <w:sz w:val="24"/>
+          <w:szCs w:val="24"/>
+          <w:lang w:eastAsia="es-NI"/>
+          <w14:ligatures w14:val="none"/>
+        </w:rPr>
+        <w:t>La Gaceta, Diario Oficial</w:t>
+      </w:r>
+      <w:r>
+        <w:rPr>
+          <w:rFonts w:ascii="Times New Roman" w:eastAsia="Times New Roman" w:hAnsi="Times New Roman" w:cs="Times New Roman"/>
+          <w:kern w:val="0"/>
+          <w:sz w:val="24"/>
+          <w:szCs w:val="24"/>
+          <w:lang w:eastAsia="es-NI"/>
+          <w14:ligatures w14:val="none"/>
+        </w:rPr>
+        <w:t>, No. 144.</w:t>
+      </w:r>
+    </w:p>
+    <w:p>
+      <w:pPr>
+        <w:spacing w:before="100" w:beforeAutospacing="1" w:after="100" w:afterAutospacing="1" w:line="240" w:lineRule="auto"/>
+        <w:rPr>
+          <w:rFonts w:ascii="Times New Roman" w:eastAsia="Times New Roman" w:hAnsi="Times New Roman" w:cs="Times New Roman"/>
+          <w:kern w:val="0"/>
+          <w:sz w:val="24"/>
+          <w:szCs w:val="24"/>
+          <w:lang w:eastAsia="es-NI"/>
+          <w14:ligatures w14:val="none"/>
+        </w:rPr>
+      </w:pPr>
+      <w:r>
+        <w:rPr>
+          <w:rFonts w:ascii="Times New Roman" w:eastAsia="Times New Roman" w:hAnsi="Times New Roman" w:cs="Times New Roman"/>
+          <w:kern w:val="0"/>
+          <w:sz w:val="24"/>
+          <w:szCs w:val="24"/>
+          <w:lang w:val="en-US" w:eastAsia="es-NI"/>
+          <w14:ligatures w14:val="none"/>
+        </w:rPr>
+        <w:t xml:space="preserve">Kotler, P., &amp; Keller, K. L. (2016). </w:t>
+      </w:r>
+      <w:r>
+        <w:rPr>
+          <w:rFonts w:ascii="Times New Roman" w:eastAsia="Times New Roman" w:hAnsi="Times New Roman" w:cs="Times New Roman"/>
+          <w:i/>
+          <w:iCs/>
+          <w:kern w:val="0"/>
+          <w:sz w:val="24"/>
+          <w:szCs w:val="24"/>
+          <w:lang w:eastAsia="es-NI"/>
+          <w14:ligatures w14:val="none"/>
+        </w:rPr>
+        <w:t>Dirección de marketing</w:t>
+      </w:r>
+      <w:r>
+        <w:rPr>
+          <w:rFonts w:ascii="Times New Roman" w:eastAsia="Times New Roman" w:hAnsi="Times New Roman" w:cs="Times New Roman"/>
+          <w:kern w:val="0"/>
+          <w:sz w:val="24"/>
+          <w:szCs w:val="24"/>
+          <w:lang w:eastAsia="es-NI"/>
+          <w14:ligatures w14:val="none"/>
+        </w:rPr>
+        <w:t xml:space="preserve"> (15.ª ed.). Pearson Educación.</w:t>
+      </w:r>
+    </w:p>
+    <w:p>
+      <w:pPr>
+        <w:spacing w:before="100" w:beforeAutospacing="1" w:after="100" w:afterAutospacing="1" w:line="240" w:lineRule="auto"/>
+        <w:rPr>
+          <w:rFonts w:ascii="Times New Roman" w:eastAsia="Times New Roman" w:hAnsi="Times New Roman" w:cs="Times New Roman"/>
+          <w:kern w:val="0"/>
+          <w:sz w:val="24"/>
+          <w:szCs w:val="24"/>
+          <w:lang w:eastAsia="es-NI"/>
+          <w14:ligatures w14:val="none"/>
+        </w:rPr>
+      </w:pPr>
+      <w:r>
+        <w:rPr>
+          <w:rFonts w:ascii="Times New Roman" w:eastAsia="Times New Roman" w:hAnsi="Times New Roman" w:cs="Times New Roman"/>
+          <w:kern w:val="0"/>
+          <w:sz w:val="24"/>
+          <w:szCs w:val="24"/>
+          <w:lang w:eastAsia="es-NI"/>
+          <w14:ligatures w14:val="none"/>
+        </w:rPr>
+        <w:lastRenderedPageBreak/>
+        <w:t xml:space="preserve">Malhotra, N. K. (2008). </w:t>
+      </w:r>
+      <w:r>
+        <w:rPr>
+          <w:rFonts w:ascii="Times New Roman" w:eastAsia="Times New Roman" w:hAnsi="Times New Roman" w:cs="Times New Roman"/>
+          <w:i/>
+          <w:iCs/>
+          <w:kern w:val="0"/>
+          <w:sz w:val="24"/>
+          <w:szCs w:val="24"/>
+          <w:lang w:eastAsia="es-NI"/>
+          <w14:ligatures w14:val="none"/>
+        </w:rPr>
+        <w:t>Investigación de mercados</w:t>
+      </w:r>
+      <w:r>
+        <w:rPr>
+          <w:rFonts w:ascii="Times New Roman" w:eastAsia="Times New Roman" w:hAnsi="Times New Roman" w:cs="Times New Roman"/>
+          <w:kern w:val="0"/>
+          <w:sz w:val="24"/>
+          <w:szCs w:val="24"/>
+          <w:lang w:eastAsia="es-NI"/>
+          <w14:ligatures w14:val="none"/>
+        </w:rPr>
+        <w:t xml:space="preserve"> (5.ª ed.). Pearson Educación.</w:t>
+      </w:r>
+    </w:p>
+    <w:p>
+      <w:pPr>
+        <w:spacing w:before="100" w:beforeAutospacing="1" w:after="100" w:afterAutospacing="1" w:line="240" w:lineRule="auto"/>
+        <w:rPr>
+          <w:rFonts w:ascii="Times New Roman" w:eastAsia="Times New Roman" w:hAnsi="Times New Roman" w:cs="Times New Roman"/>
+          <w:kern w:val="0"/>
+          <w:sz w:val="24"/>
+          <w:szCs w:val="24"/>
+          <w:lang w:val="en-US" w:eastAsia="es-NI"/>
+          <w14:ligatures w14:val="none"/>
+        </w:rPr>
+      </w:pPr>
+      <w:r>
+        <w:rPr>
+          <w:rFonts w:ascii="Times New Roman" w:eastAsia="Times New Roman" w:hAnsi="Times New Roman" w:cs="Times New Roman"/>
+          <w:kern w:val="0"/>
+          <w:sz w:val="24"/>
+          <w:szCs w:val="24"/>
+          <w:lang w:eastAsia="es-NI"/>
+          <w14:ligatures w14:val="none"/>
+        </w:rPr>
+        <w:t xml:space="preserve">Marambio, P. (2025). </w:t>
+      </w:r>
+      <w:r>
+        <w:rPr>
+          <w:rFonts w:ascii="Times New Roman" w:eastAsia="Times New Roman" w:hAnsi="Times New Roman" w:cs="Times New Roman"/>
+          <w:i/>
+          <w:iCs/>
+          <w:kern w:val="0"/>
+          <w:sz w:val="24"/>
+          <w:szCs w:val="24"/>
+          <w:lang w:eastAsia="es-NI"/>
+          <w14:ligatures w14:val="none"/>
+        </w:rPr>
+        <w:t>Auditoría digital para salones de belleza: Guía completa</w:t>
+      </w:r>
+      <w:r>
+        <w:rPr>
+          <w:rFonts w:ascii="Times New Roman" w:eastAsia="Times New Roman" w:hAnsi="Times New Roman" w:cs="Times New Roman"/>
+          <w:kern w:val="0"/>
+          <w:sz w:val="24"/>
+          <w:szCs w:val="24"/>
+          <w:lang w:eastAsia="es-NI"/>
+          <w14:ligatures w14:val="none"/>
+        </w:rPr>
+        <w:t xml:space="preserve">. </w:t>
+      </w:r>
+      <w:r>
+        <w:rPr>
+          <w:rFonts w:ascii="Times New Roman" w:eastAsia="Times New Roman" w:hAnsi="Times New Roman" w:cs="Times New Roman"/>
+          <w:kern w:val="0"/>
+          <w:sz w:val="24"/>
+          <w:szCs w:val="24"/>
+          <w:lang w:val="en-US" w:eastAsia="es-NI"/>
+          <w14:ligatures w14:val="none"/>
+        </w:rPr>
+        <w:t xml:space="preserve">AgendaPro. </w:t>
+      </w:r>
+      <w:hyperlink r:id="rId39" w:tgtFrame="_new" w:history="1">
+        <w:r>
+          <w:rPr>
+            <w:rFonts w:ascii="Times New Roman" w:eastAsia="Times New Roman" w:hAnsi="Times New Roman" w:cs="Times New Roman"/>
+            <w:color w:val="0000FF"/>
+            <w:kern w:val="0"/>
+            <w:sz w:val="24"/>
+            <w:szCs w:val="24"/>
+            <w:u w:val="single"/>
+            <w:lang w:val="en-US" w:eastAsia="es-NI"/>
+            <w14:ligatures w14:val="none"/>
+          </w:rPr>
+          <w:t>https://agendapro.com/blog/auditoria-digital-para-salones-de-belleza/</w:t>
+        </w:r>
+      </w:hyperlink>
+    </w:p>
+    <w:p>
+      <w:pPr>
+        <w:rPr>
+          <w:lang w:val="en-US"/>
+        </w:rPr>
+      </w:pPr>
+    </w:p>
     <w:sectPr>
       <w:pgSz w:w="12240" w:h="15840" w:code="1"/>
       <w:pgMar w:top="1440" w:right="1440" w:bottom="1440" w:left="1440" w:header="709" w:footer="709" w:gutter="0"/>
@@ -25476,6 +29350,95 @@
     </w:lvl>
   </w:abstractNum>
   <w:abstractNum w:abstractNumId="5" w15:restartNumberingAfterBreak="0">
+    <w:nsid w:val="054F6985"/>
+    <w:multiLevelType w:val="hybridMultilevel"/>
+    <w:tmpl w:val="AAFE6AD4"/>
+    <w:lvl w:ilvl="0" w:tplc="4C0A000F">
+      <w:start w:val="1"/>
+      <w:numFmt w:val="decimal"/>
+      <w:lvlText w:val="%1."/>
+      <w:lvlJc w:val="left"/>
+      <w:pPr>
+        <w:ind w:left="720" w:hanging="360"/>
+      </w:pPr>
+      <w:rPr>
+        <w:rFonts w:hint="default"/>
+      </w:rPr>
+    </w:lvl>
+    <w:lvl w:ilvl="1" w:tplc="4C0A0019" w:tentative="1">
+      <w:start w:val="1"/>
+      <w:numFmt w:val="lowerLetter"/>
+      <w:lvlText w:val="%2."/>
+      <w:lvlJc w:val="left"/>
+      <w:pPr>
+        <w:ind w:left="1440" w:hanging="360"/>
+      </w:pPr>
+    </w:lvl>
+    <w:lvl w:ilvl="2" w:tplc="4C0A001B" w:tentative="1">
+      <w:start w:val="1"/>
+      <w:numFmt w:val="lowerRoman"/>
+      <w:lvlText w:val="%3."/>
+      <w:lvlJc w:val="right"/>
+      <w:pPr>
+        <w:ind w:left="2160" w:hanging="180"/>
+      </w:pPr>
+    </w:lvl>
+    <w:lvl w:ilvl="3" w:tplc="4C0A000F" w:tentative="1">
+      <w:start w:val="1"/>
+      <w:numFmt w:val="decimal"/>
+      <w:lvlText w:val="%4."/>
+      <w:lvlJc w:val="left"/>
+      <w:pPr>
+        <w:ind w:left="2880" w:hanging="360"/>
+      </w:pPr>
+    </w:lvl>
+    <w:lvl w:ilvl="4" w:tplc="4C0A0019" w:tentative="1">
+      <w:start w:val="1"/>
+      <w:numFmt w:val="lowerLetter"/>
+      <w:lvlText w:val="%5."/>
+      <w:lvlJc w:val="left"/>
+      <w:pPr>
+        <w:ind w:left="3600" w:hanging="360"/>
+      </w:pPr>
+    </w:lvl>
+    <w:lvl w:ilvl="5" w:tplc="4C0A001B" w:tentative="1">
+      <w:start w:val="1"/>
+      <w:numFmt w:val="lowerRoman"/>
+      <w:lvlText w:val="%6."/>
+      <w:lvlJc w:val="right"/>
+      <w:pPr>
+        <w:ind w:left="4320" w:hanging="180"/>
+      </w:pPr>
+    </w:lvl>
+    <w:lvl w:ilvl="6" w:tplc="4C0A000F" w:tentative="1">
+      <w:start w:val="1"/>
+      <w:numFmt w:val="decimal"/>
+      <w:lvlText w:val="%7."/>
+      <w:lvlJc w:val="left"/>
+      <w:pPr>
+        <w:ind w:left="5040" w:hanging="360"/>
+      </w:pPr>
+    </w:lvl>
+    <w:lvl w:ilvl="7" w:tplc="4C0A0019" w:tentative="1">
+      <w:start w:val="1"/>
+      <w:numFmt w:val="lowerLetter"/>
+      <w:lvlText w:val="%8."/>
+      <w:lvlJc w:val="left"/>
+      <w:pPr>
+        <w:ind w:left="5760" w:hanging="360"/>
+      </w:pPr>
+    </w:lvl>
+    <w:lvl w:ilvl="8" w:tplc="4C0A001B" w:tentative="1">
+      <w:start w:val="1"/>
+      <w:numFmt w:val="lowerRoman"/>
+      <w:lvlText w:val="%9."/>
+      <w:lvlJc w:val="right"/>
+      <w:pPr>
+        <w:ind w:left="6480" w:hanging="180"/>
+      </w:pPr>
+    </w:lvl>
+  </w:abstractNum>
+  <w:abstractNum w:abstractNumId="6" w15:restartNumberingAfterBreak="0">
     <w:nsid w:val="058029C8"/>
     <w:multiLevelType w:val="hybridMultilevel"/>
     <w:tmpl w:val="20D03C6A"/>
@@ -25588,7 +29551,7 @@
       </w:rPr>
     </w:lvl>
   </w:abstractNum>
-  <w:abstractNum w:abstractNumId="6" w15:restartNumberingAfterBreak="0">
+  <w:abstractNum w:abstractNumId="7" w15:restartNumberingAfterBreak="0">
     <w:nsid w:val="05FD652B"/>
     <w:multiLevelType w:val="hybridMultilevel"/>
     <w:tmpl w:val="E80E2674"/>
@@ -25701,7 +29664,7 @@
       </w:rPr>
     </w:lvl>
   </w:abstractNum>
-  <w:abstractNum w:abstractNumId="7" w15:restartNumberingAfterBreak="0">
+  <w:abstractNum w:abstractNumId="8" w15:restartNumberingAfterBreak="0">
     <w:nsid w:val="06EC2AE9"/>
     <w:multiLevelType w:val="hybridMultilevel"/>
     <w:tmpl w:val="E6B07A30"/>
@@ -25814,7 +29777,7 @@
       </w:rPr>
     </w:lvl>
   </w:abstractNum>
-  <w:abstractNum w:abstractNumId="8" w15:restartNumberingAfterBreak="0">
+  <w:abstractNum w:abstractNumId="9" w15:restartNumberingAfterBreak="0">
     <w:nsid w:val="074501ED"/>
     <w:multiLevelType w:val="hybridMultilevel"/>
     <w:tmpl w:val="2AB859D4"/>
@@ -25927,7 +29890,7 @@
       </w:rPr>
     </w:lvl>
   </w:abstractNum>
-  <w:abstractNum w:abstractNumId="9" w15:restartNumberingAfterBreak="0">
+  <w:abstractNum w:abstractNumId="10" w15:restartNumberingAfterBreak="0">
     <w:nsid w:val="09FC40A2"/>
     <w:multiLevelType w:val="hybridMultilevel"/>
     <w:tmpl w:val="9352281C"/>
@@ -26016,7 +29979,7 @@
       </w:pPr>
     </w:lvl>
   </w:abstractNum>
-  <w:abstractNum w:abstractNumId="10" w15:restartNumberingAfterBreak="0">
+  <w:abstractNum w:abstractNumId="11" w15:restartNumberingAfterBreak="0">
     <w:nsid w:val="0B265A84"/>
     <w:multiLevelType w:val="hybridMultilevel"/>
     <w:tmpl w:val="6616D15E"/>
@@ -26129,7 +30092,7 @@
       </w:rPr>
     </w:lvl>
   </w:abstractNum>
-  <w:abstractNum w:abstractNumId="11" w15:restartNumberingAfterBreak="0">
+  <w:abstractNum w:abstractNumId="12" w15:restartNumberingAfterBreak="0">
     <w:nsid w:val="0BEF74E9"/>
     <w:multiLevelType w:val="hybridMultilevel"/>
     <w:tmpl w:val="C6E85642"/>
@@ -26215,7 +30178,7 @@
       </w:pPr>
     </w:lvl>
   </w:abstractNum>
-  <w:abstractNum w:abstractNumId="12" w15:restartNumberingAfterBreak="0">
+  <w:abstractNum w:abstractNumId="13" w15:restartNumberingAfterBreak="0">
     <w:nsid w:val="0D9707AD"/>
     <w:multiLevelType w:val="hybridMultilevel"/>
     <w:tmpl w:val="45089DE0"/>
@@ -26328,7 +30291,7 @@
       </w:rPr>
     </w:lvl>
   </w:abstractNum>
-  <w:abstractNum w:abstractNumId="13" w15:restartNumberingAfterBreak="0">
+  <w:abstractNum w:abstractNumId="14" w15:restartNumberingAfterBreak="0">
     <w:nsid w:val="0EC30708"/>
     <w:multiLevelType w:val="hybridMultilevel"/>
     <w:tmpl w:val="C81EAE90"/>
@@ -26414,7 +30377,7 @@
       </w:pPr>
     </w:lvl>
   </w:abstractNum>
-  <w:abstractNum w:abstractNumId="14" w15:restartNumberingAfterBreak="0">
+  <w:abstractNum w:abstractNumId="15" w15:restartNumberingAfterBreak="0">
     <w:nsid w:val="141F0A82"/>
     <w:multiLevelType w:val="hybridMultilevel"/>
     <w:tmpl w:val="AC0CC8F0"/>
@@ -26527,7 +30490,7 @@
       </w:rPr>
     </w:lvl>
   </w:abstractNum>
-  <w:abstractNum w:abstractNumId="15" w15:restartNumberingAfterBreak="0">
+  <w:abstractNum w:abstractNumId="16" w15:restartNumberingAfterBreak="0">
     <w:nsid w:val="14692B64"/>
     <w:multiLevelType w:val="hybridMultilevel"/>
     <w:tmpl w:val="AD54ED3E"/>
@@ -26640,7 +30603,7 @@
       </w:rPr>
     </w:lvl>
   </w:abstractNum>
-  <w:abstractNum w:abstractNumId="16" w15:restartNumberingAfterBreak="0">
+  <w:abstractNum w:abstractNumId="17" w15:restartNumberingAfterBreak="0">
     <w:nsid w:val="149F5B3A"/>
     <w:multiLevelType w:val="hybridMultilevel"/>
     <w:tmpl w:val="FE0A5022"/>
@@ -26753,7 +30716,7 @@
       </w:rPr>
     </w:lvl>
   </w:abstractNum>
-  <w:abstractNum w:abstractNumId="17" w15:restartNumberingAfterBreak="0">
+  <w:abstractNum w:abstractNumId="18" w15:restartNumberingAfterBreak="0">
     <w:nsid w:val="14C91679"/>
     <w:multiLevelType w:val="hybridMultilevel"/>
     <w:tmpl w:val="CA9C48B8"/>
@@ -26866,7 +30829,7 @@
       </w:rPr>
     </w:lvl>
   </w:abstractNum>
-  <w:abstractNum w:abstractNumId="18" w15:restartNumberingAfterBreak="0">
+  <w:abstractNum w:abstractNumId="19" w15:restartNumberingAfterBreak="0">
     <w:nsid w:val="163C36B4"/>
     <w:multiLevelType w:val="hybridMultilevel"/>
     <w:tmpl w:val="87B47AC2"/>
@@ -26952,7 +30915,7 @@
       </w:pPr>
     </w:lvl>
   </w:abstractNum>
-  <w:abstractNum w:abstractNumId="19" w15:restartNumberingAfterBreak="0">
+  <w:abstractNum w:abstractNumId="20" w15:restartNumberingAfterBreak="0">
     <w:nsid w:val="165A2AF5"/>
     <w:multiLevelType w:val="hybridMultilevel"/>
     <w:tmpl w:val="6AFA5B58"/>
@@ -27065,7 +31028,7 @@
       </w:rPr>
     </w:lvl>
   </w:abstractNum>
-  <w:abstractNum w:abstractNumId="20" w15:restartNumberingAfterBreak="0">
+  <w:abstractNum w:abstractNumId="21" w15:restartNumberingAfterBreak="0">
     <w:nsid w:val="17427107"/>
     <w:multiLevelType w:val="hybridMultilevel"/>
     <w:tmpl w:val="D2687C54"/>
@@ -27178,7 +31141,7 @@
       </w:rPr>
     </w:lvl>
   </w:abstractNum>
-  <w:abstractNum w:abstractNumId="21" w15:restartNumberingAfterBreak="0">
+  <w:abstractNum w:abstractNumId="22" w15:restartNumberingAfterBreak="0">
     <w:nsid w:val="1771019B"/>
     <w:multiLevelType w:val="hybridMultilevel"/>
     <w:tmpl w:val="70E2FDD6"/>
@@ -27291,7 +31254,7 @@
       </w:rPr>
     </w:lvl>
   </w:abstractNum>
-  <w:abstractNum w:abstractNumId="22" w15:restartNumberingAfterBreak="0">
+  <w:abstractNum w:abstractNumId="23" w15:restartNumberingAfterBreak="0">
     <w:nsid w:val="17BC37FC"/>
     <w:multiLevelType w:val="hybridMultilevel"/>
     <w:tmpl w:val="E9CE3DFC"/>
@@ -27404,7 +31367,7 @@
       </w:pPr>
     </w:lvl>
   </w:abstractNum>
-  <w:abstractNum w:abstractNumId="23" w15:restartNumberingAfterBreak="0">
+  <w:abstractNum w:abstractNumId="24" w15:restartNumberingAfterBreak="0">
     <w:nsid w:val="18715D42"/>
     <w:multiLevelType w:val="hybridMultilevel"/>
     <w:tmpl w:val="FAE0ED1E"/>
@@ -27517,7 +31480,7 @@
       </w:rPr>
     </w:lvl>
   </w:abstractNum>
-  <w:abstractNum w:abstractNumId="24" w15:restartNumberingAfterBreak="0">
+  <w:abstractNum w:abstractNumId="25" w15:restartNumberingAfterBreak="0">
     <w:nsid w:val="1992277A"/>
     <w:multiLevelType w:val="hybridMultilevel"/>
     <w:tmpl w:val="4FC24B0E"/>
@@ -27630,7 +31593,7 @@
       </w:rPr>
     </w:lvl>
   </w:abstractNum>
-  <w:abstractNum w:abstractNumId="25" w15:restartNumberingAfterBreak="0">
+  <w:abstractNum w:abstractNumId="26" w15:restartNumberingAfterBreak="0">
     <w:nsid w:val="1998083B"/>
     <w:multiLevelType w:val="hybridMultilevel"/>
     <w:tmpl w:val="D20A6466"/>
@@ -27743,7 +31706,7 @@
       </w:rPr>
     </w:lvl>
   </w:abstractNum>
-  <w:abstractNum w:abstractNumId="26" w15:restartNumberingAfterBreak="0">
+  <w:abstractNum w:abstractNumId="27" w15:restartNumberingAfterBreak="0">
     <w:nsid w:val="1A4F7473"/>
     <w:multiLevelType w:val="hybridMultilevel"/>
     <w:tmpl w:val="72664D04"/>
@@ -27856,7 +31819,233 @@
       </w:rPr>
     </w:lvl>
   </w:abstractNum>
-  <w:abstractNum w:abstractNumId="27" w15:restartNumberingAfterBreak="0">
+  <w:abstractNum w:abstractNumId="28" w15:restartNumberingAfterBreak="0">
+    <w:nsid w:val="1B9B40C0"/>
+    <w:multiLevelType w:val="hybridMultilevel"/>
+    <w:tmpl w:val="83CEF5EE"/>
+    <w:lvl w:ilvl="0" w:tplc="4C0A0001">
+      <w:start w:val="1"/>
+      <w:numFmt w:val="bullet"/>
+      <w:lvlText w:val=""/>
+      <w:lvlJc w:val="left"/>
+      <w:pPr>
+        <w:ind w:left="720" w:hanging="360"/>
+      </w:pPr>
+      <w:rPr>
+        <w:rFonts w:ascii="Symbol" w:hAnsi="Symbol" w:hint="default"/>
+      </w:rPr>
+    </w:lvl>
+    <w:lvl w:ilvl="1" w:tplc="4C0A0003" w:tentative="1">
+      <w:start w:val="1"/>
+      <w:numFmt w:val="bullet"/>
+      <w:lvlText w:val="o"/>
+      <w:lvlJc w:val="left"/>
+      <w:pPr>
+        <w:ind w:left="1440" w:hanging="360"/>
+      </w:pPr>
+      <w:rPr>
+        <w:rFonts w:ascii="Courier New" w:hAnsi="Courier New" w:cs="Courier New" w:hint="default"/>
+      </w:rPr>
+    </w:lvl>
+    <w:lvl w:ilvl="2" w:tplc="4C0A0005" w:tentative="1">
+      <w:start w:val="1"/>
+      <w:numFmt w:val="bullet"/>
+      <w:lvlText w:val=""/>
+      <w:lvlJc w:val="left"/>
+      <w:pPr>
+        <w:ind w:left="2160" w:hanging="360"/>
+      </w:pPr>
+      <w:rPr>
+        <w:rFonts w:ascii="Wingdings" w:hAnsi="Wingdings" w:hint="default"/>
+      </w:rPr>
+    </w:lvl>
+    <w:lvl w:ilvl="3" w:tplc="4C0A0001" w:tentative="1">
+      <w:start w:val="1"/>
+      <w:numFmt w:val="bullet"/>
+      <w:lvlText w:val=""/>
+      <w:lvlJc w:val="left"/>
+      <w:pPr>
+        <w:ind w:left="2880" w:hanging="360"/>
+      </w:pPr>
+      <w:rPr>
+        <w:rFonts w:ascii="Symbol" w:hAnsi="Symbol" w:hint="default"/>
+      </w:rPr>
+    </w:lvl>
+    <w:lvl w:ilvl="4" w:tplc="4C0A0003" w:tentative="1">
+      <w:start w:val="1"/>
+      <w:numFmt w:val="bullet"/>
+      <w:lvlText w:val="o"/>
+      <w:lvlJc w:val="left"/>
+      <w:pPr>
+        <w:ind w:left="3600" w:hanging="360"/>
+      </w:pPr>
+      <w:rPr>
+        <w:rFonts w:ascii="Courier New" w:hAnsi="Courier New" w:cs="Courier New" w:hint="default"/>
+      </w:rPr>
+    </w:lvl>
+    <w:lvl w:ilvl="5" w:tplc="4C0A0005" w:tentative="1">
+      <w:start w:val="1"/>
+      <w:numFmt w:val="bullet"/>
+      <w:lvlText w:val=""/>
+      <w:lvlJc w:val="left"/>
+      <w:pPr>
+        <w:ind w:left="4320" w:hanging="360"/>
+      </w:pPr>
+      <w:rPr>
+        <w:rFonts w:ascii="Wingdings" w:hAnsi="Wingdings" w:hint="default"/>
+      </w:rPr>
+    </w:lvl>
+    <w:lvl w:ilvl="6" w:tplc="4C0A0001" w:tentative="1">
+      <w:start w:val="1"/>
+      <w:numFmt w:val="bullet"/>
+      <w:lvlText w:val=""/>
+      <w:lvlJc w:val="left"/>
+      <w:pPr>
+        <w:ind w:left="5040" w:hanging="360"/>
+      </w:pPr>
+      <w:rPr>
+        <w:rFonts w:ascii="Symbol" w:hAnsi="Symbol" w:hint="default"/>
+      </w:rPr>
+    </w:lvl>
+    <w:lvl w:ilvl="7" w:tplc="4C0A0003" w:tentative="1">
+      <w:start w:val="1"/>
+      <w:numFmt w:val="bullet"/>
+      <w:lvlText w:val="o"/>
+      <w:lvlJc w:val="left"/>
+      <w:pPr>
+        <w:ind w:left="5760" w:hanging="360"/>
+      </w:pPr>
+      <w:rPr>
+        <w:rFonts w:ascii="Courier New" w:hAnsi="Courier New" w:cs="Courier New" w:hint="default"/>
+      </w:rPr>
+    </w:lvl>
+    <w:lvl w:ilvl="8" w:tplc="4C0A0005" w:tentative="1">
+      <w:start w:val="1"/>
+      <w:numFmt w:val="bullet"/>
+      <w:lvlText w:val=""/>
+      <w:lvlJc w:val="left"/>
+      <w:pPr>
+        <w:ind w:left="6480" w:hanging="360"/>
+      </w:pPr>
+      <w:rPr>
+        <w:rFonts w:ascii="Wingdings" w:hAnsi="Wingdings" w:hint="default"/>
+      </w:rPr>
+    </w:lvl>
+  </w:abstractNum>
+  <w:abstractNum w:abstractNumId="29" w15:restartNumberingAfterBreak="0">
+    <w:nsid w:val="1C201F66"/>
+    <w:multiLevelType w:val="hybridMultilevel"/>
+    <w:tmpl w:val="85DCC58A"/>
+    <w:lvl w:ilvl="0" w:tplc="4C0A0001">
+      <w:start w:val="1"/>
+      <w:numFmt w:val="bullet"/>
+      <w:lvlText w:val=""/>
+      <w:lvlJc w:val="left"/>
+      <w:pPr>
+        <w:ind w:left="720" w:hanging="360"/>
+      </w:pPr>
+      <w:rPr>
+        <w:rFonts w:ascii="Symbol" w:hAnsi="Symbol" w:hint="default"/>
+      </w:rPr>
+    </w:lvl>
+    <w:lvl w:ilvl="1" w:tplc="4C0A0003" w:tentative="1">
+      <w:start w:val="1"/>
+      <w:numFmt w:val="bullet"/>
+      <w:lvlText w:val="o"/>
+      <w:lvlJc w:val="left"/>
+      <w:pPr>
+        <w:ind w:left="1440" w:hanging="360"/>
+      </w:pPr>
+      <w:rPr>
+        <w:rFonts w:ascii="Courier New" w:hAnsi="Courier New" w:cs="Courier New" w:hint="default"/>
+      </w:rPr>
+    </w:lvl>
+    <w:lvl w:ilvl="2" w:tplc="4C0A0005" w:tentative="1">
+      <w:start w:val="1"/>
+      <w:numFmt w:val="bullet"/>
+      <w:lvlText w:val=""/>
+      <w:lvlJc w:val="left"/>
+      <w:pPr>
+        <w:ind w:left="2160" w:hanging="360"/>
+      </w:pPr>
+      <w:rPr>
+        <w:rFonts w:ascii="Wingdings" w:hAnsi="Wingdings" w:hint="default"/>
+      </w:rPr>
+    </w:lvl>
+    <w:lvl w:ilvl="3" w:tplc="4C0A0001" w:tentative="1">
+      <w:start w:val="1"/>
+      <w:numFmt w:val="bullet"/>
+      <w:lvlText w:val=""/>
+      <w:lvlJc w:val="left"/>
+      <w:pPr>
+        <w:ind w:left="2880" w:hanging="360"/>
+      </w:pPr>
+      <w:rPr>
+        <w:rFonts w:ascii="Symbol" w:hAnsi="Symbol" w:hint="default"/>
+      </w:rPr>
+    </w:lvl>
+    <w:lvl w:ilvl="4" w:tplc="4C0A0003" w:tentative="1">
+      <w:start w:val="1"/>
+      <w:numFmt w:val="bullet"/>
+      <w:lvlText w:val="o"/>
+      <w:lvlJc w:val="left"/>
+      <w:pPr>
+        <w:ind w:left="3600" w:hanging="360"/>
+      </w:pPr>
+      <w:rPr>
+        <w:rFonts w:ascii="Courier New" w:hAnsi="Courier New" w:cs="Courier New" w:hint="default"/>
+      </w:rPr>
+    </w:lvl>
+    <w:lvl w:ilvl="5" w:tplc="4C0A0005" w:tentative="1">
+      <w:start w:val="1"/>
+      <w:numFmt w:val="bullet"/>
+      <w:lvlText w:val=""/>
+      <w:lvlJc w:val="left"/>
+      <w:pPr>
+        <w:ind w:left="4320" w:hanging="360"/>
+      </w:pPr>
+      <w:rPr>
+        <w:rFonts w:ascii="Wingdings" w:hAnsi="Wingdings" w:hint="default"/>
+      </w:rPr>
+    </w:lvl>
+    <w:lvl w:ilvl="6" w:tplc="4C0A0001" w:tentative="1">
+      <w:start w:val="1"/>
+      <w:numFmt w:val="bullet"/>
+      <w:lvlText w:val=""/>
+      <w:lvlJc w:val="left"/>
+      <w:pPr>
+        <w:ind w:left="5040" w:hanging="360"/>
+      </w:pPr>
+      <w:rPr>
+        <w:rFonts w:ascii="Symbol" w:hAnsi="Symbol" w:hint="default"/>
+      </w:rPr>
+    </w:lvl>
+    <w:lvl w:ilvl="7" w:tplc="4C0A0003" w:tentative="1">
+      <w:start w:val="1"/>
+      <w:numFmt w:val="bullet"/>
+      <w:lvlText w:val="o"/>
+      <w:lvlJc w:val="left"/>
+      <w:pPr>
+        <w:ind w:left="5760" w:hanging="360"/>
+      </w:pPr>
+      <w:rPr>
+        <w:rFonts w:ascii="Courier New" w:hAnsi="Courier New" w:cs="Courier New" w:hint="default"/>
+      </w:rPr>
+    </w:lvl>
+    <w:lvl w:ilvl="8" w:tplc="4C0A0005" w:tentative="1">
+      <w:start w:val="1"/>
+      <w:numFmt w:val="bullet"/>
+      <w:lvlText w:val=""/>
+      <w:lvlJc w:val="left"/>
+      <w:pPr>
+        <w:ind w:left="6480" w:hanging="360"/>
+      </w:pPr>
+      <w:rPr>
+        <w:rFonts w:ascii="Wingdings" w:hAnsi="Wingdings" w:hint="default"/>
+      </w:rPr>
+    </w:lvl>
+  </w:abstractNum>
+  <w:abstractNum w:abstractNumId="30" w15:restartNumberingAfterBreak="0">
     <w:nsid w:val="1D3361A1"/>
     <w:multiLevelType w:val="hybridMultilevel"/>
     <w:tmpl w:val="3DF06F4A"/>
@@ -27969,7 +32158,7 @@
       </w:rPr>
     </w:lvl>
   </w:abstractNum>
-  <w:abstractNum w:abstractNumId="28" w15:restartNumberingAfterBreak="0">
+  <w:abstractNum w:abstractNumId="31" w15:restartNumberingAfterBreak="0">
     <w:nsid w:val="1E5C575C"/>
     <w:multiLevelType w:val="hybridMultilevel"/>
     <w:tmpl w:val="EB22158C"/>
@@ -28082,7 +32271,120 @@
       </w:rPr>
     </w:lvl>
   </w:abstractNum>
-  <w:abstractNum w:abstractNumId="29" w15:restartNumberingAfterBreak="0">
+  <w:abstractNum w:abstractNumId="32" w15:restartNumberingAfterBreak="0">
+    <w:nsid w:val="1FF82E8F"/>
+    <w:multiLevelType w:val="hybridMultilevel"/>
+    <w:tmpl w:val="C9DEF060"/>
+    <w:lvl w:ilvl="0" w:tplc="4C0A0001">
+      <w:start w:val="1"/>
+      <w:numFmt w:val="bullet"/>
+      <w:lvlText w:val=""/>
+      <w:lvlJc w:val="left"/>
+      <w:pPr>
+        <w:ind w:left="720" w:hanging="360"/>
+      </w:pPr>
+      <w:rPr>
+        <w:rFonts w:ascii="Symbol" w:hAnsi="Symbol" w:hint="default"/>
+      </w:rPr>
+    </w:lvl>
+    <w:lvl w:ilvl="1" w:tplc="4C0A0003" w:tentative="1">
+      <w:start w:val="1"/>
+      <w:numFmt w:val="bullet"/>
+      <w:lvlText w:val="o"/>
+      <w:lvlJc w:val="left"/>
+      <w:pPr>
+        <w:ind w:left="1440" w:hanging="360"/>
+      </w:pPr>
+      <w:rPr>
+        <w:rFonts w:ascii="Courier New" w:hAnsi="Courier New" w:cs="Courier New" w:hint="default"/>
+      </w:rPr>
+    </w:lvl>
+    <w:lvl w:ilvl="2" w:tplc="4C0A0005" w:tentative="1">
+      <w:start w:val="1"/>
+      <w:numFmt w:val="bullet"/>
+      <w:lvlText w:val=""/>
+      <w:lvlJc w:val="left"/>
+      <w:pPr>
+        <w:ind w:left="2160" w:hanging="360"/>
+      </w:pPr>
+      <w:rPr>
+        <w:rFonts w:ascii="Wingdings" w:hAnsi="Wingdings" w:hint="default"/>
+      </w:rPr>
+    </w:lvl>
+    <w:lvl w:ilvl="3" w:tplc="4C0A0001" w:tentative="1">
+      <w:start w:val="1"/>
+      <w:numFmt w:val="bullet"/>
+      <w:lvlText w:val=""/>
+      <w:lvlJc w:val="left"/>
+      <w:pPr>
+        <w:ind w:left="2880" w:hanging="360"/>
+      </w:pPr>
+      <w:rPr>
+        <w:rFonts w:ascii="Symbol" w:hAnsi="Symbol" w:hint="default"/>
+      </w:rPr>
+    </w:lvl>
+    <w:lvl w:ilvl="4" w:tplc="4C0A0003" w:tentative="1">
+      <w:start w:val="1"/>
+      <w:numFmt w:val="bullet"/>
+      <w:lvlText w:val="o"/>
+      <w:lvlJc w:val="left"/>
+      <w:pPr>
+        <w:ind w:left="3600" w:hanging="360"/>
+      </w:pPr>
+      <w:rPr>
+        <w:rFonts w:ascii="Courier New" w:hAnsi="Courier New" w:cs="Courier New" w:hint="default"/>
+      </w:rPr>
+    </w:lvl>
+    <w:lvl w:ilvl="5" w:tplc="4C0A0005" w:tentative="1">
+      <w:start w:val="1"/>
+      <w:numFmt w:val="bullet"/>
+      <w:lvlText w:val=""/>
+      <w:lvlJc w:val="left"/>
+      <w:pPr>
+        <w:ind w:left="4320" w:hanging="360"/>
+      </w:pPr>
+      <w:rPr>
+        <w:rFonts w:ascii="Wingdings" w:hAnsi="Wingdings" w:hint="default"/>
+      </w:rPr>
+    </w:lvl>
+    <w:lvl w:ilvl="6" w:tplc="4C0A0001" w:tentative="1">
+      <w:start w:val="1"/>
+      <w:numFmt w:val="bullet"/>
+      <w:lvlText w:val=""/>
+      <w:lvlJc w:val="left"/>
+      <w:pPr>
+        <w:ind w:left="5040" w:hanging="360"/>
+      </w:pPr>
+      <w:rPr>
+        <w:rFonts w:ascii="Symbol" w:hAnsi="Symbol" w:hint="default"/>
+      </w:rPr>
+    </w:lvl>
+    <w:lvl w:ilvl="7" w:tplc="4C0A0003" w:tentative="1">
+      <w:start w:val="1"/>
+      <w:numFmt w:val="bullet"/>
+      <w:lvlText w:val="o"/>
+      <w:lvlJc w:val="left"/>
+      <w:pPr>
+        <w:ind w:left="5760" w:hanging="360"/>
+      </w:pPr>
+      <w:rPr>
+        <w:rFonts w:ascii="Courier New" w:hAnsi="Courier New" w:cs="Courier New" w:hint="default"/>
+      </w:rPr>
+    </w:lvl>
+    <w:lvl w:ilvl="8" w:tplc="4C0A0005" w:tentative="1">
+      <w:start w:val="1"/>
+      <w:numFmt w:val="bullet"/>
+      <w:lvlText w:val=""/>
+      <w:lvlJc w:val="left"/>
+      <w:pPr>
+        <w:ind w:left="6480" w:hanging="360"/>
+      </w:pPr>
+      <w:rPr>
+        <w:rFonts w:ascii="Wingdings" w:hAnsi="Wingdings" w:hint="default"/>
+      </w:rPr>
+    </w:lvl>
+  </w:abstractNum>
+  <w:abstractNum w:abstractNumId="33" w15:restartNumberingAfterBreak="0">
     <w:nsid w:val="201623C1"/>
     <w:multiLevelType w:val="hybridMultilevel"/>
     <w:tmpl w:val="CE005078"/>
@@ -28195,7 +32497,7 @@
       </w:rPr>
     </w:lvl>
   </w:abstractNum>
-  <w:abstractNum w:abstractNumId="30" w15:restartNumberingAfterBreak="0">
+  <w:abstractNum w:abstractNumId="34" w15:restartNumberingAfterBreak="0">
     <w:nsid w:val="20F87CCB"/>
     <w:multiLevelType w:val="hybridMultilevel"/>
     <w:tmpl w:val="988CB3DA"/>
@@ -28281,7 +32583,233 @@
       </w:pPr>
     </w:lvl>
   </w:abstractNum>
-  <w:abstractNum w:abstractNumId="31" w15:restartNumberingAfterBreak="0">
+  <w:abstractNum w:abstractNumId="35" w15:restartNumberingAfterBreak="0">
+    <w:nsid w:val="261A7346"/>
+    <w:multiLevelType w:val="hybridMultilevel"/>
+    <w:tmpl w:val="1BAACDFC"/>
+    <w:lvl w:ilvl="0" w:tplc="4C0A0001">
+      <w:start w:val="1"/>
+      <w:numFmt w:val="bullet"/>
+      <w:lvlText w:val=""/>
+      <w:lvlJc w:val="left"/>
+      <w:pPr>
+        <w:ind w:left="720" w:hanging="360"/>
+      </w:pPr>
+      <w:rPr>
+        <w:rFonts w:ascii="Symbol" w:hAnsi="Symbol" w:hint="default"/>
+      </w:rPr>
+    </w:lvl>
+    <w:lvl w:ilvl="1" w:tplc="4C0A0003" w:tentative="1">
+      <w:start w:val="1"/>
+      <w:numFmt w:val="bullet"/>
+      <w:lvlText w:val="o"/>
+      <w:lvlJc w:val="left"/>
+      <w:pPr>
+        <w:ind w:left="1440" w:hanging="360"/>
+      </w:pPr>
+      <w:rPr>
+        <w:rFonts w:ascii="Courier New" w:hAnsi="Courier New" w:cs="Courier New" w:hint="default"/>
+      </w:rPr>
+    </w:lvl>
+    <w:lvl w:ilvl="2" w:tplc="4C0A0005" w:tentative="1">
+      <w:start w:val="1"/>
+      <w:numFmt w:val="bullet"/>
+      <w:lvlText w:val=""/>
+      <w:lvlJc w:val="left"/>
+      <w:pPr>
+        <w:ind w:left="2160" w:hanging="360"/>
+      </w:pPr>
+      <w:rPr>
+        <w:rFonts w:ascii="Wingdings" w:hAnsi="Wingdings" w:hint="default"/>
+      </w:rPr>
+    </w:lvl>
+    <w:lvl w:ilvl="3" w:tplc="4C0A0001" w:tentative="1">
+      <w:start w:val="1"/>
+      <w:numFmt w:val="bullet"/>
+      <w:lvlText w:val=""/>
+      <w:lvlJc w:val="left"/>
+      <w:pPr>
+        <w:ind w:left="2880" w:hanging="360"/>
+      </w:pPr>
+      <w:rPr>
+        <w:rFonts w:ascii="Symbol" w:hAnsi="Symbol" w:hint="default"/>
+      </w:rPr>
+    </w:lvl>
+    <w:lvl w:ilvl="4" w:tplc="4C0A0003" w:tentative="1">
+      <w:start w:val="1"/>
+      <w:numFmt w:val="bullet"/>
+      <w:lvlText w:val="o"/>
+      <w:lvlJc w:val="left"/>
+      <w:pPr>
+        <w:ind w:left="3600" w:hanging="360"/>
+      </w:pPr>
+      <w:rPr>
+        <w:rFonts w:ascii="Courier New" w:hAnsi="Courier New" w:cs="Courier New" w:hint="default"/>
+      </w:rPr>
+    </w:lvl>
+    <w:lvl w:ilvl="5" w:tplc="4C0A0005" w:tentative="1">
+      <w:start w:val="1"/>
+      <w:numFmt w:val="bullet"/>
+      <w:lvlText w:val=""/>
+      <w:lvlJc w:val="left"/>
+      <w:pPr>
+        <w:ind w:left="4320" w:hanging="360"/>
+      </w:pPr>
+      <w:rPr>
+        <w:rFonts w:ascii="Wingdings" w:hAnsi="Wingdings" w:hint="default"/>
+      </w:rPr>
+    </w:lvl>
+    <w:lvl w:ilvl="6" w:tplc="4C0A0001" w:tentative="1">
+      <w:start w:val="1"/>
+      <w:numFmt w:val="bullet"/>
+      <w:lvlText w:val=""/>
+      <w:lvlJc w:val="left"/>
+      <w:pPr>
+        <w:ind w:left="5040" w:hanging="360"/>
+      </w:pPr>
+      <w:rPr>
+        <w:rFonts w:ascii="Symbol" w:hAnsi="Symbol" w:hint="default"/>
+      </w:rPr>
+    </w:lvl>
+    <w:lvl w:ilvl="7" w:tplc="4C0A0003" w:tentative="1">
+      <w:start w:val="1"/>
+      <w:numFmt w:val="bullet"/>
+      <w:lvlText w:val="o"/>
+      <w:lvlJc w:val="left"/>
+      <w:pPr>
+        <w:ind w:left="5760" w:hanging="360"/>
+      </w:pPr>
+      <w:rPr>
+        <w:rFonts w:ascii="Courier New" w:hAnsi="Courier New" w:cs="Courier New" w:hint="default"/>
+      </w:rPr>
+    </w:lvl>
+    <w:lvl w:ilvl="8" w:tplc="4C0A0005" w:tentative="1">
+      <w:start w:val="1"/>
+      <w:numFmt w:val="bullet"/>
+      <w:lvlText w:val=""/>
+      <w:lvlJc w:val="left"/>
+      <w:pPr>
+        <w:ind w:left="6480" w:hanging="360"/>
+      </w:pPr>
+      <w:rPr>
+        <w:rFonts w:ascii="Wingdings" w:hAnsi="Wingdings" w:hint="default"/>
+      </w:rPr>
+    </w:lvl>
+  </w:abstractNum>
+  <w:abstractNum w:abstractNumId="36" w15:restartNumberingAfterBreak="0">
+    <w:nsid w:val="28016F1B"/>
+    <w:multiLevelType w:val="hybridMultilevel"/>
+    <w:tmpl w:val="53C2B858"/>
+    <w:lvl w:ilvl="0" w:tplc="4C0A0001">
+      <w:start w:val="1"/>
+      <w:numFmt w:val="bullet"/>
+      <w:lvlText w:val=""/>
+      <w:lvlJc w:val="left"/>
+      <w:pPr>
+        <w:ind w:left="720" w:hanging="360"/>
+      </w:pPr>
+      <w:rPr>
+        <w:rFonts w:ascii="Symbol" w:hAnsi="Symbol" w:hint="default"/>
+      </w:rPr>
+    </w:lvl>
+    <w:lvl w:ilvl="1" w:tplc="4C0A0003" w:tentative="1">
+      <w:start w:val="1"/>
+      <w:numFmt w:val="bullet"/>
+      <w:lvlText w:val="o"/>
+      <w:lvlJc w:val="left"/>
+      <w:pPr>
+        <w:ind w:left="1440" w:hanging="360"/>
+      </w:pPr>
+      <w:rPr>
+        <w:rFonts w:ascii="Courier New" w:hAnsi="Courier New" w:cs="Courier New" w:hint="default"/>
+      </w:rPr>
+    </w:lvl>
+    <w:lvl w:ilvl="2" w:tplc="4C0A0005" w:tentative="1">
+      <w:start w:val="1"/>
+      <w:numFmt w:val="bullet"/>
+      <w:lvlText w:val=""/>
+      <w:lvlJc w:val="left"/>
+      <w:pPr>
+        <w:ind w:left="2160" w:hanging="360"/>
+      </w:pPr>
+      <w:rPr>
+        <w:rFonts w:ascii="Wingdings" w:hAnsi="Wingdings" w:hint="default"/>
+      </w:rPr>
+    </w:lvl>
+    <w:lvl w:ilvl="3" w:tplc="4C0A0001" w:tentative="1">
+      <w:start w:val="1"/>
+      <w:numFmt w:val="bullet"/>
+      <w:lvlText w:val=""/>
+      <w:lvlJc w:val="left"/>
+      <w:pPr>
+        <w:ind w:left="2880" w:hanging="360"/>
+      </w:pPr>
+      <w:rPr>
+        <w:rFonts w:ascii="Symbol" w:hAnsi="Symbol" w:hint="default"/>
+      </w:rPr>
+    </w:lvl>
+    <w:lvl w:ilvl="4" w:tplc="4C0A0003" w:tentative="1">
+      <w:start w:val="1"/>
+      <w:numFmt w:val="bullet"/>
+      <w:lvlText w:val="o"/>
+      <w:lvlJc w:val="left"/>
+      <w:pPr>
+        <w:ind w:left="3600" w:hanging="360"/>
+      </w:pPr>
+      <w:rPr>
+        <w:rFonts w:ascii="Courier New" w:hAnsi="Courier New" w:cs="Courier New" w:hint="default"/>
+      </w:rPr>
+    </w:lvl>
+    <w:lvl w:ilvl="5" w:tplc="4C0A0005" w:tentative="1">
+      <w:start w:val="1"/>
+      <w:numFmt w:val="bullet"/>
+      <w:lvlText w:val=""/>
+      <w:lvlJc w:val="left"/>
+      <w:pPr>
+        <w:ind w:left="4320" w:hanging="360"/>
+      </w:pPr>
+      <w:rPr>
+        <w:rFonts w:ascii="Wingdings" w:hAnsi="Wingdings" w:hint="default"/>
+      </w:rPr>
+    </w:lvl>
+    <w:lvl w:ilvl="6" w:tplc="4C0A0001" w:tentative="1">
+      <w:start w:val="1"/>
+      <w:numFmt w:val="bullet"/>
+      <w:lvlText w:val=""/>
+      <w:lvlJc w:val="left"/>
+      <w:pPr>
+        <w:ind w:left="5040" w:hanging="360"/>
+      </w:pPr>
+      <w:rPr>
+        <w:rFonts w:ascii="Symbol" w:hAnsi="Symbol" w:hint="default"/>
+      </w:rPr>
+    </w:lvl>
+    <w:lvl w:ilvl="7" w:tplc="4C0A0003" w:tentative="1">
+      <w:start w:val="1"/>
+      <w:numFmt w:val="bullet"/>
+      <w:lvlText w:val="o"/>
+      <w:lvlJc w:val="left"/>
+      <w:pPr>
+        <w:ind w:left="5760" w:hanging="360"/>
+      </w:pPr>
+      <w:rPr>
+        <w:rFonts w:ascii="Courier New" w:hAnsi="Courier New" w:cs="Courier New" w:hint="default"/>
+      </w:rPr>
+    </w:lvl>
+    <w:lvl w:ilvl="8" w:tplc="4C0A0005" w:tentative="1">
+      <w:start w:val="1"/>
+      <w:numFmt w:val="bullet"/>
+      <w:lvlText w:val=""/>
+      <w:lvlJc w:val="left"/>
+      <w:pPr>
+        <w:ind w:left="6480" w:hanging="360"/>
+      </w:pPr>
+      <w:rPr>
+        <w:rFonts w:ascii="Wingdings" w:hAnsi="Wingdings" w:hint="default"/>
+      </w:rPr>
+    </w:lvl>
+  </w:abstractNum>
+  <w:abstractNum w:abstractNumId="37" w15:restartNumberingAfterBreak="0">
     <w:nsid w:val="28D64C03"/>
     <w:multiLevelType w:val="hybridMultilevel"/>
     <w:tmpl w:val="B0EA7762"/>
@@ -28394,7 +32922,7 @@
       </w:rPr>
     </w:lvl>
   </w:abstractNum>
-  <w:abstractNum w:abstractNumId="32" w15:restartNumberingAfterBreak="0">
+  <w:abstractNum w:abstractNumId="38" w15:restartNumberingAfterBreak="0">
     <w:nsid w:val="291A7CAB"/>
     <w:multiLevelType w:val="hybridMultilevel"/>
     <w:tmpl w:val="061A8730"/>
@@ -28483,7 +33011,7 @@
       </w:pPr>
     </w:lvl>
   </w:abstractNum>
-  <w:abstractNum w:abstractNumId="33" w15:restartNumberingAfterBreak="0">
+  <w:abstractNum w:abstractNumId="39" w15:restartNumberingAfterBreak="0">
     <w:nsid w:val="296F35F0"/>
     <w:multiLevelType w:val="hybridMultilevel"/>
     <w:tmpl w:val="138674EC"/>
@@ -28596,7 +33124,7 @@
       </w:rPr>
     </w:lvl>
   </w:abstractNum>
-  <w:abstractNum w:abstractNumId="34" w15:restartNumberingAfterBreak="0">
+  <w:abstractNum w:abstractNumId="40" w15:restartNumberingAfterBreak="0">
     <w:nsid w:val="2A32771C"/>
     <w:multiLevelType w:val="hybridMultilevel"/>
     <w:tmpl w:val="70584F74"/>
@@ -28709,7 +33237,7 @@
       </w:rPr>
     </w:lvl>
   </w:abstractNum>
-  <w:abstractNum w:abstractNumId="35" w15:restartNumberingAfterBreak="0">
+  <w:abstractNum w:abstractNumId="41" w15:restartNumberingAfterBreak="0">
     <w:nsid w:val="2A732953"/>
     <w:multiLevelType w:val="hybridMultilevel"/>
     <w:tmpl w:val="1444C332"/>
@@ -28822,7 +33350,120 @@
       </w:rPr>
     </w:lvl>
   </w:abstractNum>
-  <w:abstractNum w:abstractNumId="36" w15:restartNumberingAfterBreak="0">
+  <w:abstractNum w:abstractNumId="42" w15:restartNumberingAfterBreak="0">
+    <w:nsid w:val="2CAE538B"/>
+    <w:multiLevelType w:val="hybridMultilevel"/>
+    <w:tmpl w:val="8CC26908"/>
+    <w:lvl w:ilvl="0" w:tplc="4C0A0001">
+      <w:start w:val="1"/>
+      <w:numFmt w:val="bullet"/>
+      <w:lvlText w:val=""/>
+      <w:lvlJc w:val="left"/>
+      <w:pPr>
+        <w:ind w:left="720" w:hanging="360"/>
+      </w:pPr>
+      <w:rPr>
+        <w:rFonts w:ascii="Symbol" w:hAnsi="Symbol" w:hint="default"/>
+      </w:rPr>
+    </w:lvl>
+    <w:lvl w:ilvl="1" w:tplc="4C0A0003" w:tentative="1">
+      <w:start w:val="1"/>
+      <w:numFmt w:val="bullet"/>
+      <w:lvlText w:val="o"/>
+      <w:lvlJc w:val="left"/>
+      <w:pPr>
+        <w:ind w:left="1440" w:hanging="360"/>
+      </w:pPr>
+      <w:rPr>
+        <w:rFonts w:ascii="Courier New" w:hAnsi="Courier New" w:cs="Courier New" w:hint="default"/>
+      </w:rPr>
+    </w:lvl>
+    <w:lvl w:ilvl="2" w:tplc="4C0A0005" w:tentative="1">
+      <w:start w:val="1"/>
+      <w:numFmt w:val="bullet"/>
+      <w:lvlText w:val=""/>
+      <w:lvlJc w:val="left"/>
+      <w:pPr>
+        <w:ind w:left="2160" w:hanging="360"/>
+      </w:pPr>
+      <w:rPr>
+        <w:rFonts w:ascii="Wingdings" w:hAnsi="Wingdings" w:hint="default"/>
+      </w:rPr>
+    </w:lvl>
+    <w:lvl w:ilvl="3" w:tplc="4C0A0001" w:tentative="1">
+      <w:start w:val="1"/>
+      <w:numFmt w:val="bullet"/>
+      <w:lvlText w:val=""/>
+      <w:lvlJc w:val="left"/>
+      <w:pPr>
+        <w:ind w:left="2880" w:hanging="360"/>
+      </w:pPr>
+      <w:rPr>
+        <w:rFonts w:ascii="Symbol" w:hAnsi="Symbol" w:hint="default"/>
+      </w:rPr>
+    </w:lvl>
+    <w:lvl w:ilvl="4" w:tplc="4C0A0003" w:tentative="1">
+      <w:start w:val="1"/>
+      <w:numFmt w:val="bullet"/>
+      <w:lvlText w:val="o"/>
+      <w:lvlJc w:val="left"/>
+      <w:pPr>
+        <w:ind w:left="3600" w:hanging="360"/>
+      </w:pPr>
+      <w:rPr>
+        <w:rFonts w:ascii="Courier New" w:hAnsi="Courier New" w:cs="Courier New" w:hint="default"/>
+      </w:rPr>
+    </w:lvl>
+    <w:lvl w:ilvl="5" w:tplc="4C0A0005" w:tentative="1">
+      <w:start w:val="1"/>
+      <w:numFmt w:val="bullet"/>
+      <w:lvlText w:val=""/>
+      <w:lvlJc w:val="left"/>
+      <w:pPr>
+        <w:ind w:left="4320" w:hanging="360"/>
+      </w:pPr>
+      <w:rPr>
+        <w:rFonts w:ascii="Wingdings" w:hAnsi="Wingdings" w:hint="default"/>
+      </w:rPr>
+    </w:lvl>
+    <w:lvl w:ilvl="6" w:tplc="4C0A0001" w:tentative="1">
+      <w:start w:val="1"/>
+      <w:numFmt w:val="bullet"/>
+      <w:lvlText w:val=""/>
+      <w:lvlJc w:val="left"/>
+      <w:pPr>
+        <w:ind w:left="5040" w:hanging="360"/>
+      </w:pPr>
+      <w:rPr>
+        <w:rFonts w:ascii="Symbol" w:hAnsi="Symbol" w:hint="default"/>
+      </w:rPr>
+    </w:lvl>
+    <w:lvl w:ilvl="7" w:tplc="4C0A0003" w:tentative="1">
+      <w:start w:val="1"/>
+      <w:numFmt w:val="bullet"/>
+      <w:lvlText w:val="o"/>
+      <w:lvlJc w:val="left"/>
+      <w:pPr>
+        <w:ind w:left="5760" w:hanging="360"/>
+      </w:pPr>
+      <w:rPr>
+        <w:rFonts w:ascii="Courier New" w:hAnsi="Courier New" w:cs="Courier New" w:hint="default"/>
+      </w:rPr>
+    </w:lvl>
+    <w:lvl w:ilvl="8" w:tplc="4C0A0005" w:tentative="1">
+      <w:start w:val="1"/>
+      <w:numFmt w:val="bullet"/>
+      <w:lvlText w:val=""/>
+      <w:lvlJc w:val="left"/>
+      <w:pPr>
+        <w:ind w:left="6480" w:hanging="360"/>
+      </w:pPr>
+      <w:rPr>
+        <w:rFonts w:ascii="Wingdings" w:hAnsi="Wingdings" w:hint="default"/>
+      </w:rPr>
+    </w:lvl>
+  </w:abstractNum>
+  <w:abstractNum w:abstractNumId="43" w15:restartNumberingAfterBreak="0">
     <w:nsid w:val="2D7D6272"/>
     <w:multiLevelType w:val="hybridMultilevel"/>
     <w:tmpl w:val="08A02722"/>
@@ -28935,7 +33576,7 @@
       </w:rPr>
     </w:lvl>
   </w:abstractNum>
-  <w:abstractNum w:abstractNumId="37" w15:restartNumberingAfterBreak="0">
+  <w:abstractNum w:abstractNumId="44" w15:restartNumberingAfterBreak="0">
     <w:nsid w:val="2D973B86"/>
     <w:multiLevelType w:val="hybridMultilevel"/>
     <w:tmpl w:val="A65CC574"/>
@@ -29021,7 +33662,7 @@
       </w:pPr>
     </w:lvl>
   </w:abstractNum>
-  <w:abstractNum w:abstractNumId="38" w15:restartNumberingAfterBreak="0">
+  <w:abstractNum w:abstractNumId="45" w15:restartNumberingAfterBreak="0">
     <w:nsid w:val="2DA70987"/>
     <w:multiLevelType w:val="hybridMultilevel"/>
     <w:tmpl w:val="50D08FA0"/>
@@ -29107,7 +33748,7 @@
       </w:pPr>
     </w:lvl>
   </w:abstractNum>
-  <w:abstractNum w:abstractNumId="39" w15:restartNumberingAfterBreak="0">
+  <w:abstractNum w:abstractNumId="46" w15:restartNumberingAfterBreak="0">
     <w:nsid w:val="2E2E632F"/>
     <w:multiLevelType w:val="hybridMultilevel"/>
     <w:tmpl w:val="A0A21282"/>
@@ -29197,7 +33838,7 @@
       </w:pPr>
     </w:lvl>
   </w:abstractNum>
-  <w:abstractNum w:abstractNumId="40" w15:restartNumberingAfterBreak="0">
+  <w:abstractNum w:abstractNumId="47" w15:restartNumberingAfterBreak="0">
     <w:nsid w:val="2EF239D7"/>
     <w:multiLevelType w:val="hybridMultilevel"/>
     <w:tmpl w:val="6300786E"/>
@@ -29283,7 +33924,93 @@
       </w:pPr>
     </w:lvl>
   </w:abstractNum>
-  <w:abstractNum w:abstractNumId="41" w15:restartNumberingAfterBreak="0">
+  <w:abstractNum w:abstractNumId="48" w15:restartNumberingAfterBreak="0">
+    <w:nsid w:val="2F2278CA"/>
+    <w:multiLevelType w:val="hybridMultilevel"/>
+    <w:tmpl w:val="3C06FFF2"/>
+    <w:lvl w:ilvl="0" w:tplc="4C0A000F">
+      <w:start w:val="1"/>
+      <w:numFmt w:val="decimal"/>
+      <w:lvlText w:val="%1."/>
+      <w:lvlJc w:val="left"/>
+      <w:pPr>
+        <w:ind w:left="720" w:hanging="360"/>
+      </w:pPr>
+    </w:lvl>
+    <w:lvl w:ilvl="1" w:tplc="4C0A0019" w:tentative="1">
+      <w:start w:val="1"/>
+      <w:numFmt w:val="lowerLetter"/>
+      <w:lvlText w:val="%2."/>
+      <w:lvlJc w:val="left"/>
+      <w:pPr>
+        <w:ind w:left="1440" w:hanging="360"/>
+      </w:pPr>
+    </w:lvl>
+    <w:lvl w:ilvl="2" w:tplc="4C0A001B" w:tentative="1">
+      <w:start w:val="1"/>
+      <w:numFmt w:val="lowerRoman"/>
+      <w:lvlText w:val="%3."/>
+      <w:lvlJc w:val="right"/>
+      <w:pPr>
+        <w:ind w:left="2160" w:hanging="180"/>
+      </w:pPr>
+    </w:lvl>
+    <w:lvl w:ilvl="3" w:tplc="4C0A000F" w:tentative="1">
+      <w:start w:val="1"/>
+      <w:numFmt w:val="decimal"/>
+      <w:lvlText w:val="%4."/>
+      <w:lvlJc w:val="left"/>
+      <w:pPr>
+        <w:ind w:left="2880" w:hanging="360"/>
+      </w:pPr>
+    </w:lvl>
+    <w:lvl w:ilvl="4" w:tplc="4C0A0019" w:tentative="1">
+      <w:start w:val="1"/>
+      <w:numFmt w:val="lowerLetter"/>
+      <w:lvlText w:val="%5."/>
+      <w:lvlJc w:val="left"/>
+      <w:pPr>
+        <w:ind w:left="3600" w:hanging="360"/>
+      </w:pPr>
+    </w:lvl>
+    <w:lvl w:ilvl="5" w:tplc="4C0A001B" w:tentative="1">
+      <w:start w:val="1"/>
+      <w:numFmt w:val="lowerRoman"/>
+      <w:lvlText w:val="%6."/>
+      <w:lvlJc w:val="right"/>
+      <w:pPr>
+        <w:ind w:left="4320" w:hanging="180"/>
+      </w:pPr>
+    </w:lvl>
+    <w:lvl w:ilvl="6" w:tplc="4C0A000F" w:tentative="1">
+      <w:start w:val="1"/>
+      <w:numFmt w:val="decimal"/>
+      <w:lvlText w:val="%7."/>
+      <w:lvlJc w:val="left"/>
+      <w:pPr>
+        <w:ind w:left="5040" w:hanging="360"/>
+      </w:pPr>
+    </w:lvl>
+    <w:lvl w:ilvl="7" w:tplc="4C0A0019" w:tentative="1">
+      <w:start w:val="1"/>
+      <w:numFmt w:val="lowerLetter"/>
+      <w:lvlText w:val="%8."/>
+      <w:lvlJc w:val="left"/>
+      <w:pPr>
+        <w:ind w:left="5760" w:hanging="360"/>
+      </w:pPr>
+    </w:lvl>
+    <w:lvl w:ilvl="8" w:tplc="4C0A001B" w:tentative="1">
+      <w:start w:val="1"/>
+      <w:numFmt w:val="lowerRoman"/>
+      <w:lvlText w:val="%9."/>
+      <w:lvlJc w:val="right"/>
+      <w:pPr>
+        <w:ind w:left="6480" w:hanging="180"/>
+      </w:pPr>
+    </w:lvl>
+  </w:abstractNum>
+  <w:abstractNum w:abstractNumId="49" w15:restartNumberingAfterBreak="0">
     <w:nsid w:val="2FF62121"/>
     <w:multiLevelType w:val="hybridMultilevel"/>
     <w:tmpl w:val="45346C30"/>
@@ -29396,7 +34123,7 @@
       </w:rPr>
     </w:lvl>
   </w:abstractNum>
-  <w:abstractNum w:abstractNumId="42" w15:restartNumberingAfterBreak="0">
+  <w:abstractNum w:abstractNumId="50" w15:restartNumberingAfterBreak="0">
     <w:nsid w:val="300209C1"/>
     <w:multiLevelType w:val="hybridMultilevel"/>
     <w:tmpl w:val="F58811E2"/>
@@ -29509,7 +34236,7 @@
       </w:rPr>
     </w:lvl>
   </w:abstractNum>
-  <w:abstractNum w:abstractNumId="43" w15:restartNumberingAfterBreak="0">
+  <w:abstractNum w:abstractNumId="51" w15:restartNumberingAfterBreak="0">
     <w:nsid w:val="30625021"/>
     <w:multiLevelType w:val="hybridMultilevel"/>
     <w:tmpl w:val="B18A89B4"/>
@@ -29595,7 +34322,7 @@
       </w:pPr>
     </w:lvl>
   </w:abstractNum>
-  <w:abstractNum w:abstractNumId="44" w15:restartNumberingAfterBreak="0">
+  <w:abstractNum w:abstractNumId="52" w15:restartNumberingAfterBreak="0">
     <w:nsid w:val="30DF073F"/>
     <w:multiLevelType w:val="hybridMultilevel"/>
     <w:tmpl w:val="3AEE4BFE"/>
@@ -29681,7 +34408,7 @@
       </w:pPr>
     </w:lvl>
   </w:abstractNum>
-  <w:abstractNum w:abstractNumId="45" w15:restartNumberingAfterBreak="0">
+  <w:abstractNum w:abstractNumId="53" w15:restartNumberingAfterBreak="0">
     <w:nsid w:val="33057DE1"/>
     <w:multiLevelType w:val="hybridMultilevel"/>
     <w:tmpl w:val="AE8EE834"/>
@@ -29770,7 +34497,7 @@
       </w:pPr>
     </w:lvl>
   </w:abstractNum>
-  <w:abstractNum w:abstractNumId="46" w15:restartNumberingAfterBreak="0">
+  <w:abstractNum w:abstractNumId="54" w15:restartNumberingAfterBreak="0">
     <w:nsid w:val="33DB2375"/>
     <w:multiLevelType w:val="hybridMultilevel"/>
     <w:tmpl w:val="E6B44616"/>
@@ -29883,7 +34610,7 @@
       </w:rPr>
     </w:lvl>
   </w:abstractNum>
-  <w:abstractNum w:abstractNumId="47" w15:restartNumberingAfterBreak="0">
+  <w:abstractNum w:abstractNumId="55" w15:restartNumberingAfterBreak="0">
     <w:nsid w:val="34DA469B"/>
     <w:multiLevelType w:val="hybridMultilevel"/>
     <w:tmpl w:val="D98EBDF6"/>
@@ -29969,7 +34696,7 @@
       </w:pPr>
     </w:lvl>
   </w:abstractNum>
-  <w:abstractNum w:abstractNumId="48" w15:restartNumberingAfterBreak="0">
+  <w:abstractNum w:abstractNumId="56" w15:restartNumberingAfterBreak="0">
     <w:nsid w:val="358E523B"/>
     <w:multiLevelType w:val="hybridMultilevel"/>
     <w:tmpl w:val="D050053E"/>
@@ -30082,7 +34809,120 @@
       </w:rPr>
     </w:lvl>
   </w:abstractNum>
-  <w:abstractNum w:abstractNumId="49" w15:restartNumberingAfterBreak="0">
+  <w:abstractNum w:abstractNumId="57" w15:restartNumberingAfterBreak="0">
+    <w:nsid w:val="378A7AF5"/>
+    <w:multiLevelType w:val="hybridMultilevel"/>
+    <w:tmpl w:val="C64CFA3A"/>
+    <w:lvl w:ilvl="0" w:tplc="4C0A0001">
+      <w:start w:val="1"/>
+      <w:numFmt w:val="bullet"/>
+      <w:lvlText w:val=""/>
+      <w:lvlJc w:val="left"/>
+      <w:pPr>
+        <w:ind w:left="720" w:hanging="360"/>
+      </w:pPr>
+      <w:rPr>
+        <w:rFonts w:ascii="Symbol" w:hAnsi="Symbol" w:hint="default"/>
+      </w:rPr>
+    </w:lvl>
+    <w:lvl w:ilvl="1" w:tplc="4C0A0003" w:tentative="1">
+      <w:start w:val="1"/>
+      <w:numFmt w:val="bullet"/>
+      <w:lvlText w:val="o"/>
+      <w:lvlJc w:val="left"/>
+      <w:pPr>
+        <w:ind w:left="1440" w:hanging="360"/>
+      </w:pPr>
+      <w:rPr>
+        <w:rFonts w:ascii="Courier New" w:hAnsi="Courier New" w:cs="Courier New" w:hint="default"/>
+      </w:rPr>
+    </w:lvl>
+    <w:lvl w:ilvl="2" w:tplc="4C0A0005" w:tentative="1">
+      <w:start w:val="1"/>
+      <w:numFmt w:val="bullet"/>
+      <w:lvlText w:val=""/>
+      <w:lvlJc w:val="left"/>
+      <w:pPr>
+        <w:ind w:left="2160" w:hanging="360"/>
+      </w:pPr>
+      <w:rPr>
+        <w:rFonts w:ascii="Wingdings" w:hAnsi="Wingdings" w:hint="default"/>
+      </w:rPr>
+    </w:lvl>
+    <w:lvl w:ilvl="3" w:tplc="4C0A0001" w:tentative="1">
+      <w:start w:val="1"/>
+      <w:numFmt w:val="bullet"/>
+      <w:lvlText w:val=""/>
+      <w:lvlJc w:val="left"/>
+      <w:pPr>
+        <w:ind w:left="2880" w:hanging="360"/>
+      </w:pPr>
+      <w:rPr>
+        <w:rFonts w:ascii="Symbol" w:hAnsi="Symbol" w:hint="default"/>
+      </w:rPr>
+    </w:lvl>
+    <w:lvl w:ilvl="4" w:tplc="4C0A0003" w:tentative="1">
+      <w:start w:val="1"/>
+      <w:numFmt w:val="bullet"/>
+      <w:lvlText w:val="o"/>
+      <w:lvlJc w:val="left"/>
+      <w:pPr>
+        <w:ind w:left="3600" w:hanging="360"/>
+      </w:pPr>
+      <w:rPr>
+        <w:rFonts w:ascii="Courier New" w:hAnsi="Courier New" w:cs="Courier New" w:hint="default"/>
+      </w:rPr>
+    </w:lvl>
+    <w:lvl w:ilvl="5" w:tplc="4C0A0005" w:tentative="1">
+      <w:start w:val="1"/>
+      <w:numFmt w:val="bullet"/>
+      <w:lvlText w:val=""/>
+      <w:lvlJc w:val="left"/>
+      <w:pPr>
+        <w:ind w:left="4320" w:hanging="360"/>
+      </w:pPr>
+      <w:rPr>
+        <w:rFonts w:ascii="Wingdings" w:hAnsi="Wingdings" w:hint="default"/>
+      </w:rPr>
+    </w:lvl>
+    <w:lvl w:ilvl="6" w:tplc="4C0A0001" w:tentative="1">
+      <w:start w:val="1"/>
+      <w:numFmt w:val="bullet"/>
+      <w:lvlText w:val=""/>
+      <w:lvlJc w:val="left"/>
+      <w:pPr>
+        <w:ind w:left="5040" w:hanging="360"/>
+      </w:pPr>
+      <w:rPr>
+        <w:rFonts w:ascii="Symbol" w:hAnsi="Symbol" w:hint="default"/>
+      </w:rPr>
+    </w:lvl>
+    <w:lvl w:ilvl="7" w:tplc="4C0A0003" w:tentative="1">
+      <w:start w:val="1"/>
+      <w:numFmt w:val="bullet"/>
+      <w:lvlText w:val="o"/>
+      <w:lvlJc w:val="left"/>
+      <w:pPr>
+        <w:ind w:left="5760" w:hanging="360"/>
+      </w:pPr>
+      <w:rPr>
+        <w:rFonts w:ascii="Courier New" w:hAnsi="Courier New" w:cs="Courier New" w:hint="default"/>
+      </w:rPr>
+    </w:lvl>
+    <w:lvl w:ilvl="8" w:tplc="4C0A0005" w:tentative="1">
+      <w:start w:val="1"/>
+      <w:numFmt w:val="bullet"/>
+      <w:lvlText w:val=""/>
+      <w:lvlJc w:val="left"/>
+      <w:pPr>
+        <w:ind w:left="6480" w:hanging="360"/>
+      </w:pPr>
+      <w:rPr>
+        <w:rFonts w:ascii="Wingdings" w:hAnsi="Wingdings" w:hint="default"/>
+      </w:rPr>
+    </w:lvl>
+  </w:abstractNum>
+  <w:abstractNum w:abstractNumId="58" w15:restartNumberingAfterBreak="0">
     <w:nsid w:val="38FF4DC9"/>
     <w:multiLevelType w:val="hybridMultilevel"/>
     <w:tmpl w:val="C34821A8"/>
@@ -30195,7 +35035,7 @@
       </w:rPr>
     </w:lvl>
   </w:abstractNum>
-  <w:abstractNum w:abstractNumId="50" w15:restartNumberingAfterBreak="0">
+  <w:abstractNum w:abstractNumId="59" w15:restartNumberingAfterBreak="0">
     <w:nsid w:val="395E7E61"/>
     <w:multiLevelType w:val="hybridMultilevel"/>
     <w:tmpl w:val="D9F4F1AC"/>
@@ -30284,7 +35124,7 @@
       </w:pPr>
     </w:lvl>
   </w:abstractNum>
-  <w:abstractNum w:abstractNumId="51" w15:restartNumberingAfterBreak="0">
+  <w:abstractNum w:abstractNumId="60" w15:restartNumberingAfterBreak="0">
     <w:nsid w:val="39A70DC4"/>
     <w:multiLevelType w:val="hybridMultilevel"/>
     <w:tmpl w:val="94DE6C50"/>
@@ -30397,7 +35237,7 @@
       </w:rPr>
     </w:lvl>
   </w:abstractNum>
-  <w:abstractNum w:abstractNumId="52" w15:restartNumberingAfterBreak="0">
+  <w:abstractNum w:abstractNumId="61" w15:restartNumberingAfterBreak="0">
     <w:nsid w:val="39BB0CB2"/>
     <w:multiLevelType w:val="hybridMultilevel"/>
     <w:tmpl w:val="783AC05A"/>
@@ -30483,7 +35323,7 @@
       </w:pPr>
     </w:lvl>
   </w:abstractNum>
-  <w:abstractNum w:abstractNumId="53" w15:restartNumberingAfterBreak="0">
+  <w:abstractNum w:abstractNumId="62" w15:restartNumberingAfterBreak="0">
     <w:nsid w:val="39EE10A7"/>
     <w:multiLevelType w:val="multilevel"/>
     <w:tmpl w:val="2F68F5F8"/>
@@ -30603,7 +35443,7 @@
       </w:rPr>
     </w:lvl>
   </w:abstractNum>
-  <w:abstractNum w:abstractNumId="54" w15:restartNumberingAfterBreak="0">
+  <w:abstractNum w:abstractNumId="63" w15:restartNumberingAfterBreak="0">
     <w:nsid w:val="39F11AED"/>
     <w:multiLevelType w:val="hybridMultilevel"/>
     <w:tmpl w:val="7CB829B8"/>
@@ -30716,7 +35556,7 @@
       </w:rPr>
     </w:lvl>
   </w:abstractNum>
-  <w:abstractNum w:abstractNumId="55" w15:restartNumberingAfterBreak="0">
+  <w:abstractNum w:abstractNumId="64" w15:restartNumberingAfterBreak="0">
     <w:nsid w:val="3C431EDA"/>
     <w:multiLevelType w:val="hybridMultilevel"/>
     <w:tmpl w:val="89B45DC4"/>
@@ -30829,7 +35669,7 @@
       </w:rPr>
     </w:lvl>
   </w:abstractNum>
-  <w:abstractNum w:abstractNumId="56" w15:restartNumberingAfterBreak="0">
+  <w:abstractNum w:abstractNumId="65" w15:restartNumberingAfterBreak="0">
     <w:nsid w:val="3C7A67C4"/>
     <w:multiLevelType w:val="hybridMultilevel"/>
     <w:tmpl w:val="2DC08194"/>
@@ -30918,7 +35758,7 @@
       </w:pPr>
     </w:lvl>
   </w:abstractNum>
-  <w:abstractNum w:abstractNumId="57" w15:restartNumberingAfterBreak="0">
+  <w:abstractNum w:abstractNumId="66" w15:restartNumberingAfterBreak="0">
     <w:nsid w:val="3D147459"/>
     <w:multiLevelType w:val="hybridMultilevel"/>
     <w:tmpl w:val="6D26D616"/>
@@ -31031,7 +35871,7 @@
       </w:rPr>
     </w:lvl>
   </w:abstractNum>
-  <w:abstractNum w:abstractNumId="58" w15:restartNumberingAfterBreak="0">
+  <w:abstractNum w:abstractNumId="67" w15:restartNumberingAfterBreak="0">
     <w:nsid w:val="3DD84A23"/>
     <w:multiLevelType w:val="hybridMultilevel"/>
     <w:tmpl w:val="B91E476E"/>
@@ -31117,7 +35957,7 @@
       </w:pPr>
     </w:lvl>
   </w:abstractNum>
-  <w:abstractNum w:abstractNumId="59" w15:restartNumberingAfterBreak="0">
+  <w:abstractNum w:abstractNumId="68" w15:restartNumberingAfterBreak="0">
     <w:nsid w:val="3E11639D"/>
     <w:multiLevelType w:val="hybridMultilevel"/>
     <w:tmpl w:val="B510D0CA"/>
@@ -31230,7 +36070,7 @@
       </w:rPr>
     </w:lvl>
   </w:abstractNum>
-  <w:abstractNum w:abstractNumId="60" w15:restartNumberingAfterBreak="0">
+  <w:abstractNum w:abstractNumId="69" w15:restartNumberingAfterBreak="0">
     <w:nsid w:val="3E772843"/>
     <w:multiLevelType w:val="hybridMultilevel"/>
     <w:tmpl w:val="BF0CC522"/>
@@ -31316,7 +36156,7 @@
       </w:pPr>
     </w:lvl>
   </w:abstractNum>
-  <w:abstractNum w:abstractNumId="61" w15:restartNumberingAfterBreak="0">
+  <w:abstractNum w:abstractNumId="70" w15:restartNumberingAfterBreak="0">
     <w:nsid w:val="3FFF4A01"/>
     <w:multiLevelType w:val="hybridMultilevel"/>
     <w:tmpl w:val="9F10D1B6"/>
@@ -31429,7 +36269,7 @@
       </w:rPr>
     </w:lvl>
   </w:abstractNum>
-  <w:abstractNum w:abstractNumId="62" w15:restartNumberingAfterBreak="0">
+  <w:abstractNum w:abstractNumId="71" w15:restartNumberingAfterBreak="0">
     <w:nsid w:val="41AE7C42"/>
     <w:multiLevelType w:val="hybridMultilevel"/>
     <w:tmpl w:val="6522299E"/>
@@ -31515,7 +36355,7 @@
       </w:pPr>
     </w:lvl>
   </w:abstractNum>
-  <w:abstractNum w:abstractNumId="63" w15:restartNumberingAfterBreak="0">
+  <w:abstractNum w:abstractNumId="72" w15:restartNumberingAfterBreak="0">
     <w:nsid w:val="424B7096"/>
     <w:multiLevelType w:val="hybridMultilevel"/>
     <w:tmpl w:val="DE16AE92"/>
@@ -31601,7 +36441,7 @@
       </w:pPr>
     </w:lvl>
   </w:abstractNum>
-  <w:abstractNum w:abstractNumId="64" w15:restartNumberingAfterBreak="0">
+  <w:abstractNum w:abstractNumId="73" w15:restartNumberingAfterBreak="0">
     <w:nsid w:val="43B116CD"/>
     <w:multiLevelType w:val="hybridMultilevel"/>
     <w:tmpl w:val="DA1AA324"/>
@@ -31714,7 +36554,7 @@
       </w:rPr>
     </w:lvl>
   </w:abstractNum>
-  <w:abstractNum w:abstractNumId="65" w15:restartNumberingAfterBreak="0">
+  <w:abstractNum w:abstractNumId="74" w15:restartNumberingAfterBreak="0">
     <w:nsid w:val="446E77AD"/>
     <w:multiLevelType w:val="hybridMultilevel"/>
     <w:tmpl w:val="00CCE9FE"/>
@@ -31827,7 +36667,7 @@
       </w:rPr>
     </w:lvl>
   </w:abstractNum>
-  <w:abstractNum w:abstractNumId="66" w15:restartNumberingAfterBreak="0">
+  <w:abstractNum w:abstractNumId="75" w15:restartNumberingAfterBreak="0">
     <w:nsid w:val="44DC5DAC"/>
     <w:multiLevelType w:val="hybridMultilevel"/>
     <w:tmpl w:val="D63094BC"/>
@@ -31913,7 +36753,7 @@
       </w:pPr>
     </w:lvl>
   </w:abstractNum>
-  <w:abstractNum w:abstractNumId="67" w15:restartNumberingAfterBreak="0">
+  <w:abstractNum w:abstractNumId="76" w15:restartNumberingAfterBreak="0">
     <w:nsid w:val="44EE1054"/>
     <w:multiLevelType w:val="hybridMultilevel"/>
     <w:tmpl w:val="3DE606C6"/>
@@ -32026,7 +36866,7 @@
       </w:rPr>
     </w:lvl>
   </w:abstractNum>
-  <w:abstractNum w:abstractNumId="68" w15:restartNumberingAfterBreak="0">
+  <w:abstractNum w:abstractNumId="77" w15:restartNumberingAfterBreak="0">
     <w:nsid w:val="450C1298"/>
     <w:multiLevelType w:val="hybridMultilevel"/>
     <w:tmpl w:val="2710D51C"/>
@@ -32139,7 +36979,7 @@
       </w:rPr>
     </w:lvl>
   </w:abstractNum>
-  <w:abstractNum w:abstractNumId="69" w15:restartNumberingAfterBreak="0">
+  <w:abstractNum w:abstractNumId="78" w15:restartNumberingAfterBreak="0">
     <w:nsid w:val="45D8414C"/>
     <w:multiLevelType w:val="hybridMultilevel"/>
     <w:tmpl w:val="75744F8A"/>
@@ -32225,7 +37065,7 @@
       </w:pPr>
     </w:lvl>
   </w:abstractNum>
-  <w:abstractNum w:abstractNumId="70" w15:restartNumberingAfterBreak="0">
+  <w:abstractNum w:abstractNumId="79" w15:restartNumberingAfterBreak="0">
     <w:nsid w:val="45E24109"/>
     <w:multiLevelType w:val="hybridMultilevel"/>
     <w:tmpl w:val="55E00D5E"/>
@@ -32314,7 +37154,7 @@
       </w:pPr>
     </w:lvl>
   </w:abstractNum>
-  <w:abstractNum w:abstractNumId="71" w15:restartNumberingAfterBreak="0">
+  <w:abstractNum w:abstractNumId="80" w15:restartNumberingAfterBreak="0">
     <w:nsid w:val="47D91536"/>
     <w:multiLevelType w:val="hybridMultilevel"/>
     <w:tmpl w:val="D40C5102"/>
@@ -32400,7 +37240,7 @@
       </w:pPr>
     </w:lvl>
   </w:abstractNum>
-  <w:abstractNum w:abstractNumId="72" w15:restartNumberingAfterBreak="0">
+  <w:abstractNum w:abstractNumId="81" w15:restartNumberingAfterBreak="0">
     <w:nsid w:val="480E7375"/>
     <w:multiLevelType w:val="hybridMultilevel"/>
     <w:tmpl w:val="3CFAA43A"/>
@@ -32513,7 +37353,7 @@
       </w:rPr>
     </w:lvl>
   </w:abstractNum>
-  <w:abstractNum w:abstractNumId="73" w15:restartNumberingAfterBreak="0">
+  <w:abstractNum w:abstractNumId="82" w15:restartNumberingAfterBreak="0">
     <w:nsid w:val="49674B20"/>
     <w:multiLevelType w:val="hybridMultilevel"/>
     <w:tmpl w:val="A03CA4AA"/>
@@ -32599,7 +37439,7 @@
       </w:pPr>
     </w:lvl>
   </w:abstractNum>
-  <w:abstractNum w:abstractNumId="74" w15:restartNumberingAfterBreak="0">
+  <w:abstractNum w:abstractNumId="83" w15:restartNumberingAfterBreak="0">
     <w:nsid w:val="4BA11B65"/>
     <w:multiLevelType w:val="hybridMultilevel"/>
     <w:tmpl w:val="31CE095C"/>
@@ -32712,7 +37552,7 @@
       </w:rPr>
     </w:lvl>
   </w:abstractNum>
-  <w:abstractNum w:abstractNumId="75" w15:restartNumberingAfterBreak="0">
+  <w:abstractNum w:abstractNumId="84" w15:restartNumberingAfterBreak="0">
     <w:nsid w:val="4C38343E"/>
     <w:multiLevelType w:val="hybridMultilevel"/>
     <w:tmpl w:val="BABA0ABC"/>
@@ -32825,7 +37665,7 @@
       </w:rPr>
     </w:lvl>
   </w:abstractNum>
-  <w:abstractNum w:abstractNumId="76" w15:restartNumberingAfterBreak="0">
+  <w:abstractNum w:abstractNumId="85" w15:restartNumberingAfterBreak="0">
     <w:nsid w:val="4CB6311C"/>
     <w:multiLevelType w:val="hybridMultilevel"/>
     <w:tmpl w:val="74AA028A"/>
@@ -32938,7 +37778,7 @@
       </w:rPr>
     </w:lvl>
   </w:abstractNum>
-  <w:abstractNum w:abstractNumId="77" w15:restartNumberingAfterBreak="0">
+  <w:abstractNum w:abstractNumId="86" w15:restartNumberingAfterBreak="0">
     <w:nsid w:val="4F327557"/>
     <w:multiLevelType w:val="hybridMultilevel"/>
     <w:tmpl w:val="AF1C3BA6"/>
@@ -33051,7 +37891,209 @@
       </w:rPr>
     </w:lvl>
   </w:abstractNum>
-  <w:abstractNum w:abstractNumId="78" w15:restartNumberingAfterBreak="0">
+  <w:abstractNum w:abstractNumId="87" w15:restartNumberingAfterBreak="0">
+    <w:nsid w:val="4FA95F4B"/>
+    <w:multiLevelType w:val="hybridMultilevel"/>
+    <w:tmpl w:val="35649612"/>
+    <w:lvl w:ilvl="0" w:tplc="4C0A0001">
+      <w:start w:val="1"/>
+      <w:numFmt w:val="bullet"/>
+      <w:lvlText w:val=""/>
+      <w:lvlJc w:val="left"/>
+      <w:pPr>
+        <w:ind w:left="720" w:hanging="360"/>
+      </w:pPr>
+      <w:rPr>
+        <w:rFonts w:ascii="Symbol" w:hAnsi="Symbol" w:hint="default"/>
+      </w:rPr>
+    </w:lvl>
+    <w:lvl w:ilvl="1" w:tplc="4C0A0003" w:tentative="1">
+      <w:start w:val="1"/>
+      <w:numFmt w:val="bullet"/>
+      <w:lvlText w:val="o"/>
+      <w:lvlJc w:val="left"/>
+      <w:pPr>
+        <w:ind w:left="1440" w:hanging="360"/>
+      </w:pPr>
+      <w:rPr>
+        <w:rFonts w:ascii="Courier New" w:hAnsi="Courier New" w:cs="Courier New" w:hint="default"/>
+      </w:rPr>
+    </w:lvl>
+    <w:lvl w:ilvl="2" w:tplc="4C0A0005" w:tentative="1">
+      <w:start w:val="1"/>
+      <w:numFmt w:val="bullet"/>
+      <w:lvlText w:val=""/>
+      <w:lvlJc w:val="left"/>
+      <w:pPr>
+        <w:ind w:left="2160" w:hanging="360"/>
+      </w:pPr>
+      <w:rPr>
+        <w:rFonts w:ascii="Wingdings" w:hAnsi="Wingdings" w:hint="default"/>
+      </w:rPr>
+    </w:lvl>
+    <w:lvl w:ilvl="3" w:tplc="4C0A0001" w:tentative="1">
+      <w:start w:val="1"/>
+      <w:numFmt w:val="bullet"/>
+      <w:lvlText w:val=""/>
+      <w:lvlJc w:val="left"/>
+      <w:pPr>
+        <w:ind w:left="2880" w:hanging="360"/>
+      </w:pPr>
+      <w:rPr>
+        <w:rFonts w:ascii="Symbol" w:hAnsi="Symbol" w:hint="default"/>
+      </w:rPr>
+    </w:lvl>
+    <w:lvl w:ilvl="4" w:tplc="4C0A0003" w:tentative="1">
+      <w:start w:val="1"/>
+      <w:numFmt w:val="bullet"/>
+      <w:lvlText w:val="o"/>
+      <w:lvlJc w:val="left"/>
+      <w:pPr>
+        <w:ind w:left="3600" w:hanging="360"/>
+      </w:pPr>
+      <w:rPr>
+        <w:rFonts w:ascii="Courier New" w:hAnsi="Courier New" w:cs="Courier New" w:hint="default"/>
+      </w:rPr>
+    </w:lvl>
+    <w:lvl w:ilvl="5" w:tplc="4C0A0005" w:tentative="1">
+      <w:start w:val="1"/>
+      <w:numFmt w:val="bullet"/>
+      <w:lvlText w:val=""/>
+      <w:lvlJc w:val="left"/>
+      <w:pPr>
+        <w:ind w:left="4320" w:hanging="360"/>
+      </w:pPr>
+      <w:rPr>
+        <w:rFonts w:ascii="Wingdings" w:hAnsi="Wingdings" w:hint="default"/>
+      </w:rPr>
+    </w:lvl>
+    <w:lvl w:ilvl="6" w:tplc="4C0A0001" w:tentative="1">
+      <w:start w:val="1"/>
+      <w:numFmt w:val="bullet"/>
+      <w:lvlText w:val=""/>
+      <w:lvlJc w:val="left"/>
+      <w:pPr>
+        <w:ind w:left="5040" w:hanging="360"/>
+      </w:pPr>
+      <w:rPr>
+        <w:rFonts w:ascii="Symbol" w:hAnsi="Symbol" w:hint="default"/>
+      </w:rPr>
+    </w:lvl>
+    <w:lvl w:ilvl="7" w:tplc="4C0A0003" w:tentative="1">
+      <w:start w:val="1"/>
+      <w:numFmt w:val="bullet"/>
+      <w:lvlText w:val="o"/>
+      <w:lvlJc w:val="left"/>
+      <w:pPr>
+        <w:ind w:left="5760" w:hanging="360"/>
+      </w:pPr>
+      <w:rPr>
+        <w:rFonts w:ascii="Courier New" w:hAnsi="Courier New" w:cs="Courier New" w:hint="default"/>
+      </w:rPr>
+    </w:lvl>
+    <w:lvl w:ilvl="8" w:tplc="4C0A0005" w:tentative="1">
+      <w:start w:val="1"/>
+      <w:numFmt w:val="bullet"/>
+      <w:lvlText w:val=""/>
+      <w:lvlJc w:val="left"/>
+      <w:pPr>
+        <w:ind w:left="6480" w:hanging="360"/>
+      </w:pPr>
+      <w:rPr>
+        <w:rFonts w:ascii="Wingdings" w:hAnsi="Wingdings" w:hint="default"/>
+      </w:rPr>
+    </w:lvl>
+  </w:abstractNum>
+  <w:abstractNum w:abstractNumId="88" w15:restartNumberingAfterBreak="0">
+    <w:nsid w:val="4FAE7D52"/>
+    <w:multiLevelType w:val="hybridMultilevel"/>
+    <w:tmpl w:val="0A325E58"/>
+    <w:lvl w:ilvl="0" w:tplc="4C0A000F">
+      <w:start w:val="1"/>
+      <w:numFmt w:val="decimal"/>
+      <w:lvlText w:val="%1."/>
+      <w:lvlJc w:val="left"/>
+      <w:pPr>
+        <w:ind w:left="720" w:hanging="360"/>
+      </w:pPr>
+      <w:rPr>
+        <w:rFonts w:hint="default"/>
+      </w:rPr>
+    </w:lvl>
+    <w:lvl w:ilvl="1" w:tplc="4C0A0019" w:tentative="1">
+      <w:start w:val="1"/>
+      <w:numFmt w:val="lowerLetter"/>
+      <w:lvlText w:val="%2."/>
+      <w:lvlJc w:val="left"/>
+      <w:pPr>
+        <w:ind w:left="1440" w:hanging="360"/>
+      </w:pPr>
+    </w:lvl>
+    <w:lvl w:ilvl="2" w:tplc="4C0A001B" w:tentative="1">
+      <w:start w:val="1"/>
+      <w:numFmt w:val="lowerRoman"/>
+      <w:lvlText w:val="%3."/>
+      <w:lvlJc w:val="right"/>
+      <w:pPr>
+        <w:ind w:left="2160" w:hanging="180"/>
+      </w:pPr>
+    </w:lvl>
+    <w:lvl w:ilvl="3" w:tplc="4C0A000F" w:tentative="1">
+      <w:start w:val="1"/>
+      <w:numFmt w:val="decimal"/>
+      <w:lvlText w:val="%4."/>
+      <w:lvlJc w:val="left"/>
+      <w:pPr>
+        <w:ind w:left="2880" w:hanging="360"/>
+      </w:pPr>
+    </w:lvl>
+    <w:lvl w:ilvl="4" w:tplc="4C0A0019" w:tentative="1">
+      <w:start w:val="1"/>
+      <w:numFmt w:val="lowerLetter"/>
+      <w:lvlText w:val="%5."/>
+      <w:lvlJc w:val="left"/>
+      <w:pPr>
+        <w:ind w:left="3600" w:hanging="360"/>
+      </w:pPr>
+    </w:lvl>
+    <w:lvl w:ilvl="5" w:tplc="4C0A001B" w:tentative="1">
+      <w:start w:val="1"/>
+      <w:numFmt w:val="lowerRoman"/>
+      <w:lvlText w:val="%6."/>
+      <w:lvlJc w:val="right"/>
+      <w:pPr>
+        <w:ind w:left="4320" w:hanging="180"/>
+      </w:pPr>
+    </w:lvl>
+    <w:lvl w:ilvl="6" w:tplc="4C0A000F" w:tentative="1">
+      <w:start w:val="1"/>
+      <w:numFmt w:val="decimal"/>
+      <w:lvlText w:val="%7."/>
+      <w:lvlJc w:val="left"/>
+      <w:pPr>
+        <w:ind w:left="5040" w:hanging="360"/>
+      </w:pPr>
+    </w:lvl>
+    <w:lvl w:ilvl="7" w:tplc="4C0A0019" w:tentative="1">
+      <w:start w:val="1"/>
+      <w:numFmt w:val="lowerLetter"/>
+      <w:lvlText w:val="%8."/>
+      <w:lvlJc w:val="left"/>
+      <w:pPr>
+        <w:ind w:left="5760" w:hanging="360"/>
+      </w:pPr>
+    </w:lvl>
+    <w:lvl w:ilvl="8" w:tplc="4C0A001B" w:tentative="1">
+      <w:start w:val="1"/>
+      <w:numFmt w:val="lowerRoman"/>
+      <w:lvlText w:val="%9."/>
+      <w:lvlJc w:val="right"/>
+      <w:pPr>
+        <w:ind w:left="6480" w:hanging="180"/>
+      </w:pPr>
+    </w:lvl>
+  </w:abstractNum>
+  <w:abstractNum w:abstractNumId="89" w15:restartNumberingAfterBreak="0">
     <w:nsid w:val="50255093"/>
     <w:multiLevelType w:val="hybridMultilevel"/>
     <w:tmpl w:val="D6A40AC0"/>
@@ -33164,7 +38206,7 @@
       </w:rPr>
     </w:lvl>
   </w:abstractNum>
-  <w:abstractNum w:abstractNumId="79" w15:restartNumberingAfterBreak="0">
+  <w:abstractNum w:abstractNumId="90" w15:restartNumberingAfterBreak="0">
     <w:nsid w:val="51560D6E"/>
     <w:multiLevelType w:val="hybridMultilevel"/>
     <w:tmpl w:val="D9763488"/>
@@ -33277,7 +38319,233 @@
       </w:rPr>
     </w:lvl>
   </w:abstractNum>
-  <w:abstractNum w:abstractNumId="80" w15:restartNumberingAfterBreak="0">
+  <w:abstractNum w:abstractNumId="91" w15:restartNumberingAfterBreak="0">
+    <w:nsid w:val="51C83561"/>
+    <w:multiLevelType w:val="hybridMultilevel"/>
+    <w:tmpl w:val="09044F0A"/>
+    <w:lvl w:ilvl="0" w:tplc="4C0A0001">
+      <w:start w:val="1"/>
+      <w:numFmt w:val="bullet"/>
+      <w:lvlText w:val=""/>
+      <w:lvlJc w:val="left"/>
+      <w:pPr>
+        <w:ind w:left="720" w:hanging="360"/>
+      </w:pPr>
+      <w:rPr>
+        <w:rFonts w:ascii="Symbol" w:hAnsi="Symbol" w:hint="default"/>
+      </w:rPr>
+    </w:lvl>
+    <w:lvl w:ilvl="1" w:tplc="4C0A0003" w:tentative="1">
+      <w:start w:val="1"/>
+      <w:numFmt w:val="bullet"/>
+      <w:lvlText w:val="o"/>
+      <w:lvlJc w:val="left"/>
+      <w:pPr>
+        <w:ind w:left="1440" w:hanging="360"/>
+      </w:pPr>
+      <w:rPr>
+        <w:rFonts w:ascii="Courier New" w:hAnsi="Courier New" w:cs="Courier New" w:hint="default"/>
+      </w:rPr>
+    </w:lvl>
+    <w:lvl w:ilvl="2" w:tplc="4C0A0005" w:tentative="1">
+      <w:start w:val="1"/>
+      <w:numFmt w:val="bullet"/>
+      <w:lvlText w:val=""/>
+      <w:lvlJc w:val="left"/>
+      <w:pPr>
+        <w:ind w:left="2160" w:hanging="360"/>
+      </w:pPr>
+      <w:rPr>
+        <w:rFonts w:ascii="Wingdings" w:hAnsi="Wingdings" w:hint="default"/>
+      </w:rPr>
+    </w:lvl>
+    <w:lvl w:ilvl="3" w:tplc="4C0A0001" w:tentative="1">
+      <w:start w:val="1"/>
+      <w:numFmt w:val="bullet"/>
+      <w:lvlText w:val=""/>
+      <w:lvlJc w:val="left"/>
+      <w:pPr>
+        <w:ind w:left="2880" w:hanging="360"/>
+      </w:pPr>
+      <w:rPr>
+        <w:rFonts w:ascii="Symbol" w:hAnsi="Symbol" w:hint="default"/>
+      </w:rPr>
+    </w:lvl>
+    <w:lvl w:ilvl="4" w:tplc="4C0A0003" w:tentative="1">
+      <w:start w:val="1"/>
+      <w:numFmt w:val="bullet"/>
+      <w:lvlText w:val="o"/>
+      <w:lvlJc w:val="left"/>
+      <w:pPr>
+        <w:ind w:left="3600" w:hanging="360"/>
+      </w:pPr>
+      <w:rPr>
+        <w:rFonts w:ascii="Courier New" w:hAnsi="Courier New" w:cs="Courier New" w:hint="default"/>
+      </w:rPr>
+    </w:lvl>
+    <w:lvl w:ilvl="5" w:tplc="4C0A0005" w:tentative="1">
+      <w:start w:val="1"/>
+      <w:numFmt w:val="bullet"/>
+      <w:lvlText w:val=""/>
+      <w:lvlJc w:val="left"/>
+      <w:pPr>
+        <w:ind w:left="4320" w:hanging="360"/>
+      </w:pPr>
+      <w:rPr>
+        <w:rFonts w:ascii="Wingdings" w:hAnsi="Wingdings" w:hint="default"/>
+      </w:rPr>
+    </w:lvl>
+    <w:lvl w:ilvl="6" w:tplc="4C0A0001" w:tentative="1">
+      <w:start w:val="1"/>
+      <w:numFmt w:val="bullet"/>
+      <w:lvlText w:val=""/>
+      <w:lvlJc w:val="left"/>
+      <w:pPr>
+        <w:ind w:left="5040" w:hanging="360"/>
+      </w:pPr>
+      <w:rPr>
+        <w:rFonts w:ascii="Symbol" w:hAnsi="Symbol" w:hint="default"/>
+      </w:rPr>
+    </w:lvl>
+    <w:lvl w:ilvl="7" w:tplc="4C0A0003" w:tentative="1">
+      <w:start w:val="1"/>
+      <w:numFmt w:val="bullet"/>
+      <w:lvlText w:val="o"/>
+      <w:lvlJc w:val="left"/>
+      <w:pPr>
+        <w:ind w:left="5760" w:hanging="360"/>
+      </w:pPr>
+      <w:rPr>
+        <w:rFonts w:ascii="Courier New" w:hAnsi="Courier New" w:cs="Courier New" w:hint="default"/>
+      </w:rPr>
+    </w:lvl>
+    <w:lvl w:ilvl="8" w:tplc="4C0A0005" w:tentative="1">
+      <w:start w:val="1"/>
+      <w:numFmt w:val="bullet"/>
+      <w:lvlText w:val=""/>
+      <w:lvlJc w:val="left"/>
+      <w:pPr>
+        <w:ind w:left="6480" w:hanging="360"/>
+      </w:pPr>
+      <w:rPr>
+        <w:rFonts w:ascii="Wingdings" w:hAnsi="Wingdings" w:hint="default"/>
+      </w:rPr>
+    </w:lvl>
+  </w:abstractNum>
+  <w:abstractNum w:abstractNumId="92" w15:restartNumberingAfterBreak="0">
+    <w:nsid w:val="51F567F3"/>
+    <w:multiLevelType w:val="hybridMultilevel"/>
+    <w:tmpl w:val="269EF23E"/>
+    <w:lvl w:ilvl="0" w:tplc="4C0A0001">
+      <w:start w:val="1"/>
+      <w:numFmt w:val="bullet"/>
+      <w:lvlText w:val=""/>
+      <w:lvlJc w:val="left"/>
+      <w:pPr>
+        <w:ind w:left="720" w:hanging="360"/>
+      </w:pPr>
+      <w:rPr>
+        <w:rFonts w:ascii="Symbol" w:hAnsi="Symbol" w:hint="default"/>
+      </w:rPr>
+    </w:lvl>
+    <w:lvl w:ilvl="1" w:tplc="4C0A0003" w:tentative="1">
+      <w:start w:val="1"/>
+      <w:numFmt w:val="bullet"/>
+      <w:lvlText w:val="o"/>
+      <w:lvlJc w:val="left"/>
+      <w:pPr>
+        <w:ind w:left="1440" w:hanging="360"/>
+      </w:pPr>
+      <w:rPr>
+        <w:rFonts w:ascii="Courier New" w:hAnsi="Courier New" w:cs="Courier New" w:hint="default"/>
+      </w:rPr>
+    </w:lvl>
+    <w:lvl w:ilvl="2" w:tplc="4C0A0005" w:tentative="1">
+      <w:start w:val="1"/>
+      <w:numFmt w:val="bullet"/>
+      <w:lvlText w:val=""/>
+      <w:lvlJc w:val="left"/>
+      <w:pPr>
+        <w:ind w:left="2160" w:hanging="360"/>
+      </w:pPr>
+      <w:rPr>
+        <w:rFonts w:ascii="Wingdings" w:hAnsi="Wingdings" w:hint="default"/>
+      </w:rPr>
+    </w:lvl>
+    <w:lvl w:ilvl="3" w:tplc="4C0A0001" w:tentative="1">
+      <w:start w:val="1"/>
+      <w:numFmt w:val="bullet"/>
+      <w:lvlText w:val=""/>
+      <w:lvlJc w:val="left"/>
+      <w:pPr>
+        <w:ind w:left="2880" w:hanging="360"/>
+      </w:pPr>
+      <w:rPr>
+        <w:rFonts w:ascii="Symbol" w:hAnsi="Symbol" w:hint="default"/>
+      </w:rPr>
+    </w:lvl>
+    <w:lvl w:ilvl="4" w:tplc="4C0A0003" w:tentative="1">
+      <w:start w:val="1"/>
+      <w:numFmt w:val="bullet"/>
+      <w:lvlText w:val="o"/>
+      <w:lvlJc w:val="left"/>
+      <w:pPr>
+        <w:ind w:left="3600" w:hanging="360"/>
+      </w:pPr>
+      <w:rPr>
+        <w:rFonts w:ascii="Courier New" w:hAnsi="Courier New" w:cs="Courier New" w:hint="default"/>
+      </w:rPr>
+    </w:lvl>
+    <w:lvl w:ilvl="5" w:tplc="4C0A0005" w:tentative="1">
+      <w:start w:val="1"/>
+      <w:numFmt w:val="bullet"/>
+      <w:lvlText w:val=""/>
+      <w:lvlJc w:val="left"/>
+      <w:pPr>
+        <w:ind w:left="4320" w:hanging="360"/>
+      </w:pPr>
+      <w:rPr>
+        <w:rFonts w:ascii="Wingdings" w:hAnsi="Wingdings" w:hint="default"/>
+      </w:rPr>
+    </w:lvl>
+    <w:lvl w:ilvl="6" w:tplc="4C0A0001" w:tentative="1">
+      <w:start w:val="1"/>
+      <w:numFmt w:val="bullet"/>
+      <w:lvlText w:val=""/>
+      <w:lvlJc w:val="left"/>
+      <w:pPr>
+        <w:ind w:left="5040" w:hanging="360"/>
+      </w:pPr>
+      <w:rPr>
+        <w:rFonts w:ascii="Symbol" w:hAnsi="Symbol" w:hint="default"/>
+      </w:rPr>
+    </w:lvl>
+    <w:lvl w:ilvl="7" w:tplc="4C0A0003" w:tentative="1">
+      <w:start w:val="1"/>
+      <w:numFmt w:val="bullet"/>
+      <w:lvlText w:val="o"/>
+      <w:lvlJc w:val="left"/>
+      <w:pPr>
+        <w:ind w:left="5760" w:hanging="360"/>
+      </w:pPr>
+      <w:rPr>
+        <w:rFonts w:ascii="Courier New" w:hAnsi="Courier New" w:cs="Courier New" w:hint="default"/>
+      </w:rPr>
+    </w:lvl>
+    <w:lvl w:ilvl="8" w:tplc="4C0A0005" w:tentative="1">
+      <w:start w:val="1"/>
+      <w:numFmt w:val="bullet"/>
+      <w:lvlText w:val=""/>
+      <w:lvlJc w:val="left"/>
+      <w:pPr>
+        <w:ind w:left="6480" w:hanging="360"/>
+      </w:pPr>
+      <w:rPr>
+        <w:rFonts w:ascii="Wingdings" w:hAnsi="Wingdings" w:hint="default"/>
+      </w:rPr>
+    </w:lvl>
+  </w:abstractNum>
+  <w:abstractNum w:abstractNumId="93" w15:restartNumberingAfterBreak="0">
     <w:nsid w:val="52C225F1"/>
     <w:multiLevelType w:val="hybridMultilevel"/>
     <w:tmpl w:val="71183608"/>
@@ -33366,7 +38634,120 @@
       </w:pPr>
     </w:lvl>
   </w:abstractNum>
-  <w:abstractNum w:abstractNumId="81" w15:restartNumberingAfterBreak="0">
+  <w:abstractNum w:abstractNumId="94" w15:restartNumberingAfterBreak="0">
+    <w:nsid w:val="537D30B3"/>
+    <w:multiLevelType w:val="hybridMultilevel"/>
+    <w:tmpl w:val="02EA157A"/>
+    <w:lvl w:ilvl="0" w:tplc="4C0A0001">
+      <w:start w:val="1"/>
+      <w:numFmt w:val="bullet"/>
+      <w:lvlText w:val=""/>
+      <w:lvlJc w:val="left"/>
+      <w:pPr>
+        <w:ind w:left="720" w:hanging="360"/>
+      </w:pPr>
+      <w:rPr>
+        <w:rFonts w:ascii="Symbol" w:hAnsi="Symbol" w:hint="default"/>
+      </w:rPr>
+    </w:lvl>
+    <w:lvl w:ilvl="1" w:tplc="4C0A0003" w:tentative="1">
+      <w:start w:val="1"/>
+      <w:numFmt w:val="bullet"/>
+      <w:lvlText w:val="o"/>
+      <w:lvlJc w:val="left"/>
+      <w:pPr>
+        <w:ind w:left="1440" w:hanging="360"/>
+      </w:pPr>
+      <w:rPr>
+        <w:rFonts w:ascii="Courier New" w:hAnsi="Courier New" w:cs="Courier New" w:hint="default"/>
+      </w:rPr>
+    </w:lvl>
+    <w:lvl w:ilvl="2" w:tplc="4C0A0005" w:tentative="1">
+      <w:start w:val="1"/>
+      <w:numFmt w:val="bullet"/>
+      <w:lvlText w:val=""/>
+      <w:lvlJc w:val="left"/>
+      <w:pPr>
+        <w:ind w:left="2160" w:hanging="360"/>
+      </w:pPr>
+      <w:rPr>
+        <w:rFonts w:ascii="Wingdings" w:hAnsi="Wingdings" w:hint="default"/>
+      </w:rPr>
+    </w:lvl>
+    <w:lvl w:ilvl="3" w:tplc="4C0A0001" w:tentative="1">
+      <w:start w:val="1"/>
+      <w:numFmt w:val="bullet"/>
+      <w:lvlText w:val=""/>
+      <w:lvlJc w:val="left"/>
+      <w:pPr>
+        <w:ind w:left="2880" w:hanging="360"/>
+      </w:pPr>
+      <w:rPr>
+        <w:rFonts w:ascii="Symbol" w:hAnsi="Symbol" w:hint="default"/>
+      </w:rPr>
+    </w:lvl>
+    <w:lvl w:ilvl="4" w:tplc="4C0A0003" w:tentative="1">
+      <w:start w:val="1"/>
+      <w:numFmt w:val="bullet"/>
+      <w:lvlText w:val="o"/>
+      <w:lvlJc w:val="left"/>
+      <w:pPr>
+        <w:ind w:left="3600" w:hanging="360"/>
+      </w:pPr>
+      <w:rPr>
+        <w:rFonts w:ascii="Courier New" w:hAnsi="Courier New" w:cs="Courier New" w:hint="default"/>
+      </w:rPr>
+    </w:lvl>
+    <w:lvl w:ilvl="5" w:tplc="4C0A0005" w:tentative="1">
+      <w:start w:val="1"/>
+      <w:numFmt w:val="bullet"/>
+      <w:lvlText w:val=""/>
+      <w:lvlJc w:val="left"/>
+      <w:pPr>
+        <w:ind w:left="4320" w:hanging="360"/>
+      </w:pPr>
+      <w:rPr>
+        <w:rFonts w:ascii="Wingdings" w:hAnsi="Wingdings" w:hint="default"/>
+      </w:rPr>
+    </w:lvl>
+    <w:lvl w:ilvl="6" w:tplc="4C0A0001" w:tentative="1">
+      <w:start w:val="1"/>
+      <w:numFmt w:val="bullet"/>
+      <w:lvlText w:val=""/>
+      <w:lvlJc w:val="left"/>
+      <w:pPr>
+        <w:ind w:left="5040" w:hanging="360"/>
+      </w:pPr>
+      <w:rPr>
+        <w:rFonts w:ascii="Symbol" w:hAnsi="Symbol" w:hint="default"/>
+      </w:rPr>
+    </w:lvl>
+    <w:lvl w:ilvl="7" w:tplc="4C0A0003" w:tentative="1">
+      <w:start w:val="1"/>
+      <w:numFmt w:val="bullet"/>
+      <w:lvlText w:val="o"/>
+      <w:lvlJc w:val="left"/>
+      <w:pPr>
+        <w:ind w:left="5760" w:hanging="360"/>
+      </w:pPr>
+      <w:rPr>
+        <w:rFonts w:ascii="Courier New" w:hAnsi="Courier New" w:cs="Courier New" w:hint="default"/>
+      </w:rPr>
+    </w:lvl>
+    <w:lvl w:ilvl="8" w:tplc="4C0A0005" w:tentative="1">
+      <w:start w:val="1"/>
+      <w:numFmt w:val="bullet"/>
+      <w:lvlText w:val=""/>
+      <w:lvlJc w:val="left"/>
+      <w:pPr>
+        <w:ind w:left="6480" w:hanging="360"/>
+      </w:pPr>
+      <w:rPr>
+        <w:rFonts w:ascii="Wingdings" w:hAnsi="Wingdings" w:hint="default"/>
+      </w:rPr>
+    </w:lvl>
+  </w:abstractNum>
+  <w:abstractNum w:abstractNumId="95" w15:restartNumberingAfterBreak="0">
     <w:nsid w:val="554E5941"/>
     <w:multiLevelType w:val="hybridMultilevel"/>
     <w:tmpl w:val="8534A278"/>
@@ -33452,7 +38833,7 @@
       </w:pPr>
     </w:lvl>
   </w:abstractNum>
-  <w:abstractNum w:abstractNumId="82" w15:restartNumberingAfterBreak="0">
+  <w:abstractNum w:abstractNumId="96" w15:restartNumberingAfterBreak="0">
     <w:nsid w:val="5574090C"/>
     <w:multiLevelType w:val="hybridMultilevel"/>
     <w:tmpl w:val="6DCC8748"/>
@@ -33565,7 +38946,96 @@
       </w:rPr>
     </w:lvl>
   </w:abstractNum>
-  <w:abstractNum w:abstractNumId="83" w15:restartNumberingAfterBreak="0">
+  <w:abstractNum w:abstractNumId="97" w15:restartNumberingAfterBreak="0">
+    <w:nsid w:val="5A232EA8"/>
+    <w:multiLevelType w:val="hybridMultilevel"/>
+    <w:tmpl w:val="1B2CE09A"/>
+    <w:lvl w:ilvl="0" w:tplc="4C0A000F">
+      <w:start w:val="1"/>
+      <w:numFmt w:val="decimal"/>
+      <w:lvlText w:val="%1."/>
+      <w:lvlJc w:val="left"/>
+      <w:pPr>
+        <w:ind w:left="720" w:hanging="360"/>
+      </w:pPr>
+      <w:rPr>
+        <w:rFonts w:hint="default"/>
+      </w:rPr>
+    </w:lvl>
+    <w:lvl w:ilvl="1" w:tplc="4C0A0019" w:tentative="1">
+      <w:start w:val="1"/>
+      <w:numFmt w:val="lowerLetter"/>
+      <w:lvlText w:val="%2."/>
+      <w:lvlJc w:val="left"/>
+      <w:pPr>
+        <w:ind w:left="1440" w:hanging="360"/>
+      </w:pPr>
+    </w:lvl>
+    <w:lvl w:ilvl="2" w:tplc="4C0A001B" w:tentative="1">
+      <w:start w:val="1"/>
+      <w:numFmt w:val="lowerRoman"/>
+      <w:lvlText w:val="%3."/>
+      <w:lvlJc w:val="right"/>
+      <w:pPr>
+        <w:ind w:left="2160" w:hanging="180"/>
+      </w:pPr>
+    </w:lvl>
+    <w:lvl w:ilvl="3" w:tplc="4C0A000F" w:tentative="1">
+      <w:start w:val="1"/>
+      <w:numFmt w:val="decimal"/>
+      <w:lvlText w:val="%4."/>
+      <w:lvlJc w:val="left"/>
+      <w:pPr>
+        <w:ind w:left="2880" w:hanging="360"/>
+      </w:pPr>
+    </w:lvl>
+    <w:lvl w:ilvl="4" w:tplc="4C0A0019" w:tentative="1">
+      <w:start w:val="1"/>
+      <w:numFmt w:val="lowerLetter"/>
+      <w:lvlText w:val="%5."/>
+      <w:lvlJc w:val="left"/>
+      <w:pPr>
+        <w:ind w:left="3600" w:hanging="360"/>
+      </w:pPr>
+    </w:lvl>
+    <w:lvl w:ilvl="5" w:tplc="4C0A001B" w:tentative="1">
+      <w:start w:val="1"/>
+      <w:numFmt w:val="lowerRoman"/>
+      <w:lvlText w:val="%6."/>
+      <w:lvlJc w:val="right"/>
+      <w:pPr>
+        <w:ind w:left="4320" w:hanging="180"/>
+      </w:pPr>
+    </w:lvl>
+    <w:lvl w:ilvl="6" w:tplc="4C0A000F" w:tentative="1">
+      <w:start w:val="1"/>
+      <w:numFmt w:val="decimal"/>
+      <w:lvlText w:val="%7."/>
+      <w:lvlJc w:val="left"/>
+      <w:pPr>
+        <w:ind w:left="5040" w:hanging="360"/>
+      </w:pPr>
+    </w:lvl>
+    <w:lvl w:ilvl="7" w:tplc="4C0A0019" w:tentative="1">
+      <w:start w:val="1"/>
+      <w:numFmt w:val="lowerLetter"/>
+      <w:lvlText w:val="%8."/>
+      <w:lvlJc w:val="left"/>
+      <w:pPr>
+        <w:ind w:left="5760" w:hanging="360"/>
+      </w:pPr>
+    </w:lvl>
+    <w:lvl w:ilvl="8" w:tplc="4C0A001B" w:tentative="1">
+      <w:start w:val="1"/>
+      <w:numFmt w:val="lowerRoman"/>
+      <w:lvlText w:val="%9."/>
+      <w:lvlJc w:val="right"/>
+      <w:pPr>
+        <w:ind w:left="6480" w:hanging="180"/>
+      </w:pPr>
+    </w:lvl>
+  </w:abstractNum>
+  <w:abstractNum w:abstractNumId="98" w15:restartNumberingAfterBreak="0">
     <w:nsid w:val="5DAB2908"/>
     <w:multiLevelType w:val="hybridMultilevel"/>
     <w:tmpl w:val="A72E3B04"/>
@@ -33705,7 +39175,7 @@
       </w:rPr>
     </w:lvl>
   </w:abstractNum>
-  <w:abstractNum w:abstractNumId="84" w15:restartNumberingAfterBreak="0">
+  <w:abstractNum w:abstractNumId="99" w15:restartNumberingAfterBreak="0">
     <w:nsid w:val="5E8279F1"/>
     <w:multiLevelType w:val="hybridMultilevel"/>
     <w:tmpl w:val="D450C344"/>
@@ -33818,7 +39288,7 @@
       </w:rPr>
     </w:lvl>
   </w:abstractNum>
-  <w:abstractNum w:abstractNumId="85" w15:restartNumberingAfterBreak="0">
+  <w:abstractNum w:abstractNumId="100" w15:restartNumberingAfterBreak="0">
     <w:nsid w:val="5E8E2758"/>
     <w:multiLevelType w:val="hybridMultilevel"/>
     <w:tmpl w:val="1E644314"/>
@@ -33931,7 +39401,120 @@
       </w:rPr>
     </w:lvl>
   </w:abstractNum>
-  <w:abstractNum w:abstractNumId="86" w15:restartNumberingAfterBreak="0">
+  <w:abstractNum w:abstractNumId="101" w15:restartNumberingAfterBreak="0">
+    <w:nsid w:val="5EC7330E"/>
+    <w:multiLevelType w:val="hybridMultilevel"/>
+    <w:tmpl w:val="C93811E6"/>
+    <w:lvl w:ilvl="0" w:tplc="4C0A0001">
+      <w:start w:val="1"/>
+      <w:numFmt w:val="bullet"/>
+      <w:lvlText w:val=""/>
+      <w:lvlJc w:val="left"/>
+      <w:pPr>
+        <w:ind w:left="720" w:hanging="360"/>
+      </w:pPr>
+      <w:rPr>
+        <w:rFonts w:ascii="Symbol" w:hAnsi="Symbol" w:hint="default"/>
+      </w:rPr>
+    </w:lvl>
+    <w:lvl w:ilvl="1" w:tplc="4C0A0003" w:tentative="1">
+      <w:start w:val="1"/>
+      <w:numFmt w:val="bullet"/>
+      <w:lvlText w:val="o"/>
+      <w:lvlJc w:val="left"/>
+      <w:pPr>
+        <w:ind w:left="1440" w:hanging="360"/>
+      </w:pPr>
+      <w:rPr>
+        <w:rFonts w:ascii="Courier New" w:hAnsi="Courier New" w:cs="Courier New" w:hint="default"/>
+      </w:rPr>
+    </w:lvl>
+    <w:lvl w:ilvl="2" w:tplc="4C0A0005" w:tentative="1">
+      <w:start w:val="1"/>
+      <w:numFmt w:val="bullet"/>
+      <w:lvlText w:val=""/>
+      <w:lvlJc w:val="left"/>
+      <w:pPr>
+        <w:ind w:left="2160" w:hanging="360"/>
+      </w:pPr>
+      <w:rPr>
+        <w:rFonts w:ascii="Wingdings" w:hAnsi="Wingdings" w:hint="default"/>
+      </w:rPr>
+    </w:lvl>
+    <w:lvl w:ilvl="3" w:tplc="4C0A0001" w:tentative="1">
+      <w:start w:val="1"/>
+      <w:numFmt w:val="bullet"/>
+      <w:lvlText w:val=""/>
+      <w:lvlJc w:val="left"/>
+      <w:pPr>
+        <w:ind w:left="2880" w:hanging="360"/>
+      </w:pPr>
+      <w:rPr>
+        <w:rFonts w:ascii="Symbol" w:hAnsi="Symbol" w:hint="default"/>
+      </w:rPr>
+    </w:lvl>
+    <w:lvl w:ilvl="4" w:tplc="4C0A0003" w:tentative="1">
+      <w:start w:val="1"/>
+      <w:numFmt w:val="bullet"/>
+      <w:lvlText w:val="o"/>
+      <w:lvlJc w:val="left"/>
+      <w:pPr>
+        <w:ind w:left="3600" w:hanging="360"/>
+      </w:pPr>
+      <w:rPr>
+        <w:rFonts w:ascii="Courier New" w:hAnsi="Courier New" w:cs="Courier New" w:hint="default"/>
+      </w:rPr>
+    </w:lvl>
+    <w:lvl w:ilvl="5" w:tplc="4C0A0005" w:tentative="1">
+      <w:start w:val="1"/>
+      <w:numFmt w:val="bullet"/>
+      <w:lvlText w:val=""/>
+      <w:lvlJc w:val="left"/>
+      <w:pPr>
+        <w:ind w:left="4320" w:hanging="360"/>
+      </w:pPr>
+      <w:rPr>
+        <w:rFonts w:ascii="Wingdings" w:hAnsi="Wingdings" w:hint="default"/>
+      </w:rPr>
+    </w:lvl>
+    <w:lvl w:ilvl="6" w:tplc="4C0A0001" w:tentative="1">
+      <w:start w:val="1"/>
+      <w:numFmt w:val="bullet"/>
+      <w:lvlText w:val=""/>
+      <w:lvlJc w:val="left"/>
+      <w:pPr>
+        <w:ind w:left="5040" w:hanging="360"/>
+      </w:pPr>
+      <w:rPr>
+        <w:rFonts w:ascii="Symbol" w:hAnsi="Symbol" w:hint="default"/>
+      </w:rPr>
+    </w:lvl>
+    <w:lvl w:ilvl="7" w:tplc="4C0A0003" w:tentative="1">
+      <w:start w:val="1"/>
+      <w:numFmt w:val="bullet"/>
+      <w:lvlText w:val="o"/>
+      <w:lvlJc w:val="left"/>
+      <w:pPr>
+        <w:ind w:left="5760" w:hanging="360"/>
+      </w:pPr>
+      <w:rPr>
+        <w:rFonts w:ascii="Courier New" w:hAnsi="Courier New" w:cs="Courier New" w:hint="default"/>
+      </w:rPr>
+    </w:lvl>
+    <w:lvl w:ilvl="8" w:tplc="4C0A0005" w:tentative="1">
+      <w:start w:val="1"/>
+      <w:numFmt w:val="bullet"/>
+      <w:lvlText w:val=""/>
+      <w:lvlJc w:val="left"/>
+      <w:pPr>
+        <w:ind w:left="6480" w:hanging="360"/>
+      </w:pPr>
+      <w:rPr>
+        <w:rFonts w:ascii="Wingdings" w:hAnsi="Wingdings" w:hint="default"/>
+      </w:rPr>
+    </w:lvl>
+  </w:abstractNum>
+  <w:abstractNum w:abstractNumId="102" w15:restartNumberingAfterBreak="0">
     <w:nsid w:val="60172D06"/>
     <w:multiLevelType w:val="hybridMultilevel"/>
     <w:tmpl w:val="D3285756"/>
@@ -34071,7 +39654,7 @@
       </w:rPr>
     </w:lvl>
   </w:abstractNum>
-  <w:abstractNum w:abstractNumId="87" w15:restartNumberingAfterBreak="0">
+  <w:abstractNum w:abstractNumId="103" w15:restartNumberingAfterBreak="0">
     <w:nsid w:val="60F32876"/>
     <w:multiLevelType w:val="hybridMultilevel"/>
     <w:tmpl w:val="CF545A0E"/>
@@ -34184,7 +39767,7 @@
       </w:rPr>
     </w:lvl>
   </w:abstractNum>
-  <w:abstractNum w:abstractNumId="88" w15:restartNumberingAfterBreak="0">
+  <w:abstractNum w:abstractNumId="104" w15:restartNumberingAfterBreak="0">
     <w:nsid w:val="624121CC"/>
     <w:multiLevelType w:val="hybridMultilevel"/>
     <w:tmpl w:val="9006B21C"/>
@@ -34297,7 +39880,7 @@
       </w:rPr>
     </w:lvl>
   </w:abstractNum>
-  <w:abstractNum w:abstractNumId="89" w15:restartNumberingAfterBreak="0">
+  <w:abstractNum w:abstractNumId="105" w15:restartNumberingAfterBreak="0">
     <w:nsid w:val="628B2D3C"/>
     <w:multiLevelType w:val="hybridMultilevel"/>
     <w:tmpl w:val="399C7120"/>
@@ -34410,7 +39993,7 @@
       </w:rPr>
     </w:lvl>
   </w:abstractNum>
-  <w:abstractNum w:abstractNumId="90" w15:restartNumberingAfterBreak="0">
+  <w:abstractNum w:abstractNumId="106" w15:restartNumberingAfterBreak="0">
     <w:nsid w:val="64AA1FEB"/>
     <w:multiLevelType w:val="hybridMultilevel"/>
     <w:tmpl w:val="5B125C36"/>
@@ -34523,7 +40106,7 @@
       </w:rPr>
     </w:lvl>
   </w:abstractNum>
-  <w:abstractNum w:abstractNumId="91" w15:restartNumberingAfterBreak="0">
+  <w:abstractNum w:abstractNumId="107" w15:restartNumberingAfterBreak="0">
     <w:nsid w:val="655C4F9A"/>
     <w:multiLevelType w:val="hybridMultilevel"/>
     <w:tmpl w:val="333C03B6"/>
@@ -34636,7 +40219,7 @@
       </w:rPr>
     </w:lvl>
   </w:abstractNum>
-  <w:abstractNum w:abstractNumId="92" w15:restartNumberingAfterBreak="0">
+  <w:abstractNum w:abstractNumId="108" w15:restartNumberingAfterBreak="0">
     <w:nsid w:val="67A439CA"/>
     <w:multiLevelType w:val="hybridMultilevel"/>
     <w:tmpl w:val="52E2F886"/>
@@ -34749,7 +40332,7 @@
       </w:rPr>
     </w:lvl>
   </w:abstractNum>
-  <w:abstractNum w:abstractNumId="93" w15:restartNumberingAfterBreak="0">
+  <w:abstractNum w:abstractNumId="109" w15:restartNumberingAfterBreak="0">
     <w:nsid w:val="683349DC"/>
     <w:multiLevelType w:val="hybridMultilevel"/>
     <w:tmpl w:val="5D980194"/>
@@ -34862,7 +40445,7 @@
       </w:rPr>
     </w:lvl>
   </w:abstractNum>
-  <w:abstractNum w:abstractNumId="94" w15:restartNumberingAfterBreak="0">
+  <w:abstractNum w:abstractNumId="110" w15:restartNumberingAfterBreak="0">
     <w:nsid w:val="69037580"/>
     <w:multiLevelType w:val="hybridMultilevel"/>
     <w:tmpl w:val="04E4DFA4"/>
@@ -34975,7 +40558,7 @@
       </w:rPr>
     </w:lvl>
   </w:abstractNum>
-  <w:abstractNum w:abstractNumId="95" w15:restartNumberingAfterBreak="0">
+  <w:abstractNum w:abstractNumId="111" w15:restartNumberingAfterBreak="0">
     <w:nsid w:val="692B5721"/>
     <w:multiLevelType w:val="hybridMultilevel"/>
     <w:tmpl w:val="A84269D0"/>
@@ -35088,7 +40671,7 @@
       </w:rPr>
     </w:lvl>
   </w:abstractNum>
-  <w:abstractNum w:abstractNumId="96" w15:restartNumberingAfterBreak="0">
+  <w:abstractNum w:abstractNumId="112" w15:restartNumberingAfterBreak="0">
     <w:nsid w:val="6BDE7526"/>
     <w:multiLevelType w:val="hybridMultilevel"/>
     <w:tmpl w:val="179C2F56"/>
@@ -35201,7 +40784,120 @@
       </w:rPr>
     </w:lvl>
   </w:abstractNum>
-  <w:abstractNum w:abstractNumId="97" w15:restartNumberingAfterBreak="0">
+  <w:abstractNum w:abstractNumId="113" w15:restartNumberingAfterBreak="0">
+    <w:nsid w:val="6BF56D51"/>
+    <w:multiLevelType w:val="hybridMultilevel"/>
+    <w:tmpl w:val="21AABE5C"/>
+    <w:lvl w:ilvl="0" w:tplc="4C0A0001">
+      <w:start w:val="1"/>
+      <w:numFmt w:val="bullet"/>
+      <w:lvlText w:val=""/>
+      <w:lvlJc w:val="left"/>
+      <w:pPr>
+        <w:ind w:left="720" w:hanging="360"/>
+      </w:pPr>
+      <w:rPr>
+        <w:rFonts w:ascii="Symbol" w:hAnsi="Symbol" w:hint="default"/>
+      </w:rPr>
+    </w:lvl>
+    <w:lvl w:ilvl="1" w:tplc="4C0A0003" w:tentative="1">
+      <w:start w:val="1"/>
+      <w:numFmt w:val="bullet"/>
+      <w:lvlText w:val="o"/>
+      <w:lvlJc w:val="left"/>
+      <w:pPr>
+        <w:ind w:left="1440" w:hanging="360"/>
+      </w:pPr>
+      <w:rPr>
+        <w:rFonts w:ascii="Courier New" w:hAnsi="Courier New" w:cs="Courier New" w:hint="default"/>
+      </w:rPr>
+    </w:lvl>
+    <w:lvl w:ilvl="2" w:tplc="4C0A0005" w:tentative="1">
+      <w:start w:val="1"/>
+      <w:numFmt w:val="bullet"/>
+      <w:lvlText w:val=""/>
+      <w:lvlJc w:val="left"/>
+      <w:pPr>
+        <w:ind w:left="2160" w:hanging="360"/>
+      </w:pPr>
+      <w:rPr>
+        <w:rFonts w:ascii="Wingdings" w:hAnsi="Wingdings" w:hint="default"/>
+      </w:rPr>
+    </w:lvl>
+    <w:lvl w:ilvl="3" w:tplc="4C0A0001" w:tentative="1">
+      <w:start w:val="1"/>
+      <w:numFmt w:val="bullet"/>
+      <w:lvlText w:val=""/>
+      <w:lvlJc w:val="left"/>
+      <w:pPr>
+        <w:ind w:left="2880" w:hanging="360"/>
+      </w:pPr>
+      <w:rPr>
+        <w:rFonts w:ascii="Symbol" w:hAnsi="Symbol" w:hint="default"/>
+      </w:rPr>
+    </w:lvl>
+    <w:lvl w:ilvl="4" w:tplc="4C0A0003" w:tentative="1">
+      <w:start w:val="1"/>
+      <w:numFmt w:val="bullet"/>
+      <w:lvlText w:val="o"/>
+      <w:lvlJc w:val="left"/>
+      <w:pPr>
+        <w:ind w:left="3600" w:hanging="360"/>
+      </w:pPr>
+      <w:rPr>
+        <w:rFonts w:ascii="Courier New" w:hAnsi="Courier New" w:cs="Courier New" w:hint="default"/>
+      </w:rPr>
+    </w:lvl>
+    <w:lvl w:ilvl="5" w:tplc="4C0A0005" w:tentative="1">
+      <w:start w:val="1"/>
+      <w:numFmt w:val="bullet"/>
+      <w:lvlText w:val=""/>
+      <w:lvlJc w:val="left"/>
+      <w:pPr>
+        <w:ind w:left="4320" w:hanging="360"/>
+      </w:pPr>
+      <w:rPr>
+        <w:rFonts w:ascii="Wingdings" w:hAnsi="Wingdings" w:hint="default"/>
+      </w:rPr>
+    </w:lvl>
+    <w:lvl w:ilvl="6" w:tplc="4C0A0001" w:tentative="1">
+      <w:start w:val="1"/>
+      <w:numFmt w:val="bullet"/>
+      <w:lvlText w:val=""/>
+      <w:lvlJc w:val="left"/>
+      <w:pPr>
+        <w:ind w:left="5040" w:hanging="360"/>
+      </w:pPr>
+      <w:rPr>
+        <w:rFonts w:ascii="Symbol" w:hAnsi="Symbol" w:hint="default"/>
+      </w:rPr>
+    </w:lvl>
+    <w:lvl w:ilvl="7" w:tplc="4C0A0003" w:tentative="1">
+      <w:start w:val="1"/>
+      <w:numFmt w:val="bullet"/>
+      <w:lvlText w:val="o"/>
+      <w:lvlJc w:val="left"/>
+      <w:pPr>
+        <w:ind w:left="5760" w:hanging="360"/>
+      </w:pPr>
+      <w:rPr>
+        <w:rFonts w:ascii="Courier New" w:hAnsi="Courier New" w:cs="Courier New" w:hint="default"/>
+      </w:rPr>
+    </w:lvl>
+    <w:lvl w:ilvl="8" w:tplc="4C0A0005" w:tentative="1">
+      <w:start w:val="1"/>
+      <w:numFmt w:val="bullet"/>
+      <w:lvlText w:val=""/>
+      <w:lvlJc w:val="left"/>
+      <w:pPr>
+        <w:ind w:left="6480" w:hanging="360"/>
+      </w:pPr>
+      <w:rPr>
+        <w:rFonts w:ascii="Wingdings" w:hAnsi="Wingdings" w:hint="default"/>
+      </w:rPr>
+    </w:lvl>
+  </w:abstractNum>
+  <w:abstractNum w:abstractNumId="114" w15:restartNumberingAfterBreak="0">
     <w:nsid w:val="6E2720A4"/>
     <w:multiLevelType w:val="hybridMultilevel"/>
     <w:tmpl w:val="CA86EA0A"/>
@@ -35314,7 +41010,7 @@
       </w:rPr>
     </w:lvl>
   </w:abstractNum>
-  <w:abstractNum w:abstractNumId="98" w15:restartNumberingAfterBreak="0">
+  <w:abstractNum w:abstractNumId="115" w15:restartNumberingAfterBreak="0">
     <w:nsid w:val="6E30051C"/>
     <w:multiLevelType w:val="hybridMultilevel"/>
     <w:tmpl w:val="560EDEA0"/>
@@ -35427,7 +41123,7 @@
       </w:rPr>
     </w:lvl>
   </w:abstractNum>
-  <w:abstractNum w:abstractNumId="99" w15:restartNumberingAfterBreak="0">
+  <w:abstractNum w:abstractNumId="116" w15:restartNumberingAfterBreak="0">
     <w:nsid w:val="6EB862D5"/>
     <w:multiLevelType w:val="hybridMultilevel"/>
     <w:tmpl w:val="3FC4CEE4"/>
@@ -35516,7 +41212,7 @@
       </w:pPr>
     </w:lvl>
   </w:abstractNum>
-  <w:abstractNum w:abstractNumId="100" w15:restartNumberingAfterBreak="0">
+  <w:abstractNum w:abstractNumId="117" w15:restartNumberingAfterBreak="0">
     <w:nsid w:val="6F1E1E50"/>
     <w:multiLevelType w:val="hybridMultilevel"/>
     <w:tmpl w:val="E480A430"/>
@@ -35629,7 +41325,120 @@
       </w:rPr>
     </w:lvl>
   </w:abstractNum>
-  <w:abstractNum w:abstractNumId="101" w15:restartNumberingAfterBreak="0">
+  <w:abstractNum w:abstractNumId="118" w15:restartNumberingAfterBreak="0">
+    <w:nsid w:val="70FA78E6"/>
+    <w:multiLevelType w:val="hybridMultilevel"/>
+    <w:tmpl w:val="E2E02AC8"/>
+    <w:lvl w:ilvl="0" w:tplc="4C0A0001">
+      <w:start w:val="1"/>
+      <w:numFmt w:val="bullet"/>
+      <w:lvlText w:val=""/>
+      <w:lvlJc w:val="left"/>
+      <w:pPr>
+        <w:ind w:left="720" w:hanging="360"/>
+      </w:pPr>
+      <w:rPr>
+        <w:rFonts w:ascii="Symbol" w:hAnsi="Symbol" w:hint="default"/>
+      </w:rPr>
+    </w:lvl>
+    <w:lvl w:ilvl="1" w:tplc="4C0A0003" w:tentative="1">
+      <w:start w:val="1"/>
+      <w:numFmt w:val="bullet"/>
+      <w:lvlText w:val="o"/>
+      <w:lvlJc w:val="left"/>
+      <w:pPr>
+        <w:ind w:left="1440" w:hanging="360"/>
+      </w:pPr>
+      <w:rPr>
+        <w:rFonts w:ascii="Courier New" w:hAnsi="Courier New" w:cs="Courier New" w:hint="default"/>
+      </w:rPr>
+    </w:lvl>
+    <w:lvl w:ilvl="2" w:tplc="4C0A0005" w:tentative="1">
+      <w:start w:val="1"/>
+      <w:numFmt w:val="bullet"/>
+      <w:lvlText w:val=""/>
+      <w:lvlJc w:val="left"/>
+      <w:pPr>
+        <w:ind w:left="2160" w:hanging="360"/>
+      </w:pPr>
+      <w:rPr>
+        <w:rFonts w:ascii="Wingdings" w:hAnsi="Wingdings" w:hint="default"/>
+      </w:rPr>
+    </w:lvl>
+    <w:lvl w:ilvl="3" w:tplc="4C0A0001" w:tentative="1">
+      <w:start w:val="1"/>
+      <w:numFmt w:val="bullet"/>
+      <w:lvlText w:val=""/>
+      <w:lvlJc w:val="left"/>
+      <w:pPr>
+        <w:ind w:left="2880" w:hanging="360"/>
+      </w:pPr>
+      <w:rPr>
+        <w:rFonts w:ascii="Symbol" w:hAnsi="Symbol" w:hint="default"/>
+      </w:rPr>
+    </w:lvl>
+    <w:lvl w:ilvl="4" w:tplc="4C0A0003" w:tentative="1">
+      <w:start w:val="1"/>
+      <w:numFmt w:val="bullet"/>
+      <w:lvlText w:val="o"/>
+      <w:lvlJc w:val="left"/>
+      <w:pPr>
+        <w:ind w:left="3600" w:hanging="360"/>
+      </w:pPr>
+      <w:rPr>
+        <w:rFonts w:ascii="Courier New" w:hAnsi="Courier New" w:cs="Courier New" w:hint="default"/>
+      </w:rPr>
+    </w:lvl>
+    <w:lvl w:ilvl="5" w:tplc="4C0A0005" w:tentative="1">
+      <w:start w:val="1"/>
+      <w:numFmt w:val="bullet"/>
+      <w:lvlText w:val=""/>
+      <w:lvlJc w:val="left"/>
+      <w:pPr>
+        <w:ind w:left="4320" w:hanging="360"/>
+      </w:pPr>
+      <w:rPr>
+        <w:rFonts w:ascii="Wingdings" w:hAnsi="Wingdings" w:hint="default"/>
+      </w:rPr>
+    </w:lvl>
+    <w:lvl w:ilvl="6" w:tplc="4C0A0001" w:tentative="1">
+      <w:start w:val="1"/>
+      <w:numFmt w:val="bullet"/>
+      <w:lvlText w:val=""/>
+      <w:lvlJc w:val="left"/>
+      <w:pPr>
+        <w:ind w:left="5040" w:hanging="360"/>
+      </w:pPr>
+      <w:rPr>
+        <w:rFonts w:ascii="Symbol" w:hAnsi="Symbol" w:hint="default"/>
+      </w:rPr>
+    </w:lvl>
+    <w:lvl w:ilvl="7" w:tplc="4C0A0003" w:tentative="1">
+      <w:start w:val="1"/>
+      <w:numFmt w:val="bullet"/>
+      <w:lvlText w:val="o"/>
+      <w:lvlJc w:val="left"/>
+      <w:pPr>
+        <w:ind w:left="5760" w:hanging="360"/>
+      </w:pPr>
+      <w:rPr>
+        <w:rFonts w:ascii="Courier New" w:hAnsi="Courier New" w:cs="Courier New" w:hint="default"/>
+      </w:rPr>
+    </w:lvl>
+    <w:lvl w:ilvl="8" w:tplc="4C0A0005" w:tentative="1">
+      <w:start w:val="1"/>
+      <w:numFmt w:val="bullet"/>
+      <w:lvlText w:val=""/>
+      <w:lvlJc w:val="left"/>
+      <w:pPr>
+        <w:ind w:left="6480" w:hanging="360"/>
+      </w:pPr>
+      <w:rPr>
+        <w:rFonts w:ascii="Wingdings" w:hAnsi="Wingdings" w:hint="default"/>
+      </w:rPr>
+    </w:lvl>
+  </w:abstractNum>
+  <w:abstractNum w:abstractNumId="119" w15:restartNumberingAfterBreak="0">
     <w:nsid w:val="72377C5A"/>
     <w:multiLevelType w:val="hybridMultilevel"/>
     <w:tmpl w:val="CD5A931A"/>
@@ -35742,7 +41551,7 @@
       </w:rPr>
     </w:lvl>
   </w:abstractNum>
-  <w:abstractNum w:abstractNumId="102" w15:restartNumberingAfterBreak="0">
+  <w:abstractNum w:abstractNumId="120" w15:restartNumberingAfterBreak="0">
     <w:nsid w:val="752C77D3"/>
     <w:multiLevelType w:val="hybridMultilevel"/>
     <w:tmpl w:val="74CC2062"/>
@@ -35855,7 +41664,7 @@
       </w:rPr>
     </w:lvl>
   </w:abstractNum>
-  <w:abstractNum w:abstractNumId="103" w15:restartNumberingAfterBreak="0">
+  <w:abstractNum w:abstractNumId="121" w15:restartNumberingAfterBreak="0">
     <w:nsid w:val="77E71DCD"/>
     <w:multiLevelType w:val="hybridMultilevel"/>
     <w:tmpl w:val="CE622146"/>
@@ -35968,7 +41777,120 @@
       </w:pPr>
     </w:lvl>
   </w:abstractNum>
-  <w:abstractNum w:abstractNumId="104" w15:restartNumberingAfterBreak="0">
+  <w:abstractNum w:abstractNumId="122" w15:restartNumberingAfterBreak="0">
+    <w:nsid w:val="79905272"/>
+    <w:multiLevelType w:val="hybridMultilevel"/>
+    <w:tmpl w:val="43769488"/>
+    <w:lvl w:ilvl="0" w:tplc="4C0A0001">
+      <w:start w:val="1"/>
+      <w:numFmt w:val="bullet"/>
+      <w:lvlText w:val=""/>
+      <w:lvlJc w:val="left"/>
+      <w:pPr>
+        <w:ind w:left="720" w:hanging="360"/>
+      </w:pPr>
+      <w:rPr>
+        <w:rFonts w:ascii="Symbol" w:hAnsi="Symbol" w:hint="default"/>
+      </w:rPr>
+    </w:lvl>
+    <w:lvl w:ilvl="1" w:tplc="4C0A0003" w:tentative="1">
+      <w:start w:val="1"/>
+      <w:numFmt w:val="bullet"/>
+      <w:lvlText w:val="o"/>
+      <w:lvlJc w:val="left"/>
+      <w:pPr>
+        <w:ind w:left="1440" w:hanging="360"/>
+      </w:pPr>
+      <w:rPr>
+        <w:rFonts w:ascii="Courier New" w:hAnsi="Courier New" w:cs="Courier New" w:hint="default"/>
+      </w:rPr>
+    </w:lvl>
+    <w:lvl w:ilvl="2" w:tplc="4C0A0005" w:tentative="1">
+      <w:start w:val="1"/>
+      <w:numFmt w:val="bullet"/>
+      <w:lvlText w:val=""/>
+      <w:lvlJc w:val="left"/>
+      <w:pPr>
+        <w:ind w:left="2160" w:hanging="360"/>
+      </w:pPr>
+      <w:rPr>
+        <w:rFonts w:ascii="Wingdings" w:hAnsi="Wingdings" w:hint="default"/>
+      </w:rPr>
+    </w:lvl>
+    <w:lvl w:ilvl="3" w:tplc="4C0A0001" w:tentative="1">
+      <w:start w:val="1"/>
+      <w:numFmt w:val="bullet"/>
+      <w:lvlText w:val=""/>
+      <w:lvlJc w:val="left"/>
+      <w:pPr>
+        <w:ind w:left="2880" w:hanging="360"/>
+      </w:pPr>
+      <w:rPr>
+        <w:rFonts w:ascii="Symbol" w:hAnsi="Symbol" w:hint="default"/>
+      </w:rPr>
+    </w:lvl>
+    <w:lvl w:ilvl="4" w:tplc="4C0A0003" w:tentative="1">
+      <w:start w:val="1"/>
+      <w:numFmt w:val="bullet"/>
+      <w:lvlText w:val="o"/>
+      <w:lvlJc w:val="left"/>
+      <w:pPr>
+        <w:ind w:left="3600" w:hanging="360"/>
+      </w:pPr>
+      <w:rPr>
+        <w:rFonts w:ascii="Courier New" w:hAnsi="Courier New" w:cs="Courier New" w:hint="default"/>
+      </w:rPr>
+    </w:lvl>
+    <w:lvl w:ilvl="5" w:tplc="4C0A0005" w:tentative="1">
+      <w:start w:val="1"/>
+      <w:numFmt w:val="bullet"/>
+      <w:lvlText w:val=""/>
+      <w:lvlJc w:val="left"/>
+      <w:pPr>
+        <w:ind w:left="4320" w:hanging="360"/>
+      </w:pPr>
+      <w:rPr>
+        <w:rFonts w:ascii="Wingdings" w:hAnsi="Wingdings" w:hint="default"/>
+      </w:rPr>
+    </w:lvl>
+    <w:lvl w:ilvl="6" w:tplc="4C0A0001" w:tentative="1">
+      <w:start w:val="1"/>
+      <w:numFmt w:val="bullet"/>
+      <w:lvlText w:val=""/>
+      <w:lvlJc w:val="left"/>
+      <w:pPr>
+        <w:ind w:left="5040" w:hanging="360"/>
+      </w:pPr>
+      <w:rPr>
+        <w:rFonts w:ascii="Symbol" w:hAnsi="Symbol" w:hint="default"/>
+      </w:rPr>
+    </w:lvl>
+    <w:lvl w:ilvl="7" w:tplc="4C0A0003" w:tentative="1">
+      <w:start w:val="1"/>
+      <w:numFmt w:val="bullet"/>
+      <w:lvlText w:val="o"/>
+      <w:lvlJc w:val="left"/>
+      <w:pPr>
+        <w:ind w:left="5760" w:hanging="360"/>
+      </w:pPr>
+      <w:rPr>
+        <w:rFonts w:ascii="Courier New" w:hAnsi="Courier New" w:cs="Courier New" w:hint="default"/>
+      </w:rPr>
+    </w:lvl>
+    <w:lvl w:ilvl="8" w:tplc="4C0A0005" w:tentative="1">
+      <w:start w:val="1"/>
+      <w:numFmt w:val="bullet"/>
+      <w:lvlText w:val=""/>
+      <w:lvlJc w:val="left"/>
+      <w:pPr>
+        <w:ind w:left="6480" w:hanging="360"/>
+      </w:pPr>
+      <w:rPr>
+        <w:rFonts w:ascii="Wingdings" w:hAnsi="Wingdings" w:hint="default"/>
+      </w:rPr>
+    </w:lvl>
+  </w:abstractNum>
+  <w:abstractNum w:abstractNumId="123" w15:restartNumberingAfterBreak="0">
     <w:nsid w:val="7DC3751D"/>
     <w:multiLevelType w:val="hybridMultilevel"/>
     <w:tmpl w:val="521EC254"/>
@@ -36054,7 +41976,7 @@
       </w:pPr>
     </w:lvl>
   </w:abstractNum>
-  <w:abstractNum w:abstractNumId="105" w15:restartNumberingAfterBreak="0">
+  <w:abstractNum w:abstractNumId="124" w15:restartNumberingAfterBreak="0">
     <w:nsid w:val="7DF03EA0"/>
     <w:multiLevelType w:val="hybridMultilevel"/>
     <w:tmpl w:val="8E82B93A"/>
@@ -36167,7 +42089,7 @@
       </w:rPr>
     </w:lvl>
   </w:abstractNum>
-  <w:abstractNum w:abstractNumId="106" w15:restartNumberingAfterBreak="0">
+  <w:abstractNum w:abstractNumId="125" w15:restartNumberingAfterBreak="0">
     <w:nsid w:val="7F8A135D"/>
     <w:multiLevelType w:val="hybridMultilevel"/>
     <w:tmpl w:val="2836F946"/>
@@ -36280,7 +42202,7 @@
       </w:rPr>
     </w:lvl>
   </w:abstractNum>
-  <w:abstractNum w:abstractNumId="107" w15:restartNumberingAfterBreak="0">
+  <w:abstractNum w:abstractNumId="126" w15:restartNumberingAfterBreak="0">
     <w:nsid w:val="7FED0151"/>
     <w:multiLevelType w:val="hybridMultilevel"/>
     <w:tmpl w:val="3AD8D31C"/>
@@ -36394,328 +42316,385 @@
     </w:lvl>
   </w:abstractNum>
   <w:num w:numId="1" w16cid:durableId="1910995898">
-    <w:abstractNumId w:val="86"/>
+    <w:abstractNumId w:val="102"/>
   </w:num>
   <w:num w:numId="2" w16cid:durableId="439186627">
-    <w:abstractNumId w:val="53"/>
+    <w:abstractNumId w:val="62"/>
   </w:num>
   <w:num w:numId="3" w16cid:durableId="1755056069">
-    <w:abstractNumId w:val="43"/>
+    <w:abstractNumId w:val="51"/>
   </w:num>
   <w:num w:numId="4" w16cid:durableId="1240403682">
-    <w:abstractNumId w:val="40"/>
+    <w:abstractNumId w:val="47"/>
   </w:num>
   <w:num w:numId="5" w16cid:durableId="472021882">
-    <w:abstractNumId w:val="71"/>
+    <w:abstractNumId w:val="80"/>
   </w:num>
   <w:num w:numId="6" w16cid:durableId="1464422809">
+    <w:abstractNumId w:val="44"/>
+  </w:num>
+  <w:num w:numId="7" w16cid:durableId="1255474474">
+    <w:abstractNumId w:val="100"/>
+  </w:num>
+  <w:num w:numId="8" w16cid:durableId="331614072">
+    <w:abstractNumId w:val="73"/>
+  </w:num>
+  <w:num w:numId="9" w16cid:durableId="718287605">
+    <w:abstractNumId w:val="21"/>
+  </w:num>
+  <w:num w:numId="10" w16cid:durableId="1583220770">
+    <w:abstractNumId w:val="46"/>
+  </w:num>
+  <w:num w:numId="11" w16cid:durableId="1817837648">
+    <w:abstractNumId w:val="33"/>
+  </w:num>
+  <w:num w:numId="12" w16cid:durableId="956253012">
+    <w:abstractNumId w:val="45"/>
+  </w:num>
+  <w:num w:numId="13" w16cid:durableId="206572184">
+    <w:abstractNumId w:val="31"/>
+  </w:num>
+  <w:num w:numId="14" w16cid:durableId="1260993144">
+    <w:abstractNumId w:val="81"/>
+  </w:num>
+  <w:num w:numId="15" w16cid:durableId="1628700986">
+    <w:abstractNumId w:val="83"/>
+  </w:num>
+  <w:num w:numId="16" w16cid:durableId="1721442907">
+    <w:abstractNumId w:val="76"/>
+  </w:num>
+  <w:num w:numId="17" w16cid:durableId="1266619080">
     <w:abstractNumId w:val="37"/>
   </w:num>
-  <w:num w:numId="7" w16cid:durableId="1255474474">
-    <w:abstractNumId w:val="85"/>
+  <w:num w:numId="18" w16cid:durableId="2078354683">
+    <w:abstractNumId w:val="95"/>
   </w:num>
-  <w:num w:numId="8" w16cid:durableId="331614072">
-    <w:abstractNumId w:val="64"/>
+  <w:num w:numId="19" w16cid:durableId="1373848307">
+    <w:abstractNumId w:val="50"/>
   </w:num>
-  <w:num w:numId="9" w16cid:durableId="718287605">
-    <w:abstractNumId w:val="20"/>
+  <w:num w:numId="20" w16cid:durableId="1404986846">
+    <w:abstractNumId w:val="68"/>
   </w:num>
-  <w:num w:numId="10" w16cid:durableId="1583220770">
+  <w:num w:numId="21" w16cid:durableId="1565483239">
+    <w:abstractNumId w:val="75"/>
+  </w:num>
+  <w:num w:numId="22" w16cid:durableId="817498588">
+    <w:abstractNumId w:val="117"/>
+  </w:num>
+  <w:num w:numId="23" w16cid:durableId="476335357">
+    <w:abstractNumId w:val="72"/>
+  </w:num>
+  <w:num w:numId="24" w16cid:durableId="413942342">
+    <w:abstractNumId w:val="77"/>
+  </w:num>
+  <w:num w:numId="25" w16cid:durableId="262539338">
+    <w:abstractNumId w:val="52"/>
+  </w:num>
+  <w:num w:numId="26" w16cid:durableId="882525983">
+    <w:abstractNumId w:val="67"/>
+  </w:num>
+  <w:num w:numId="27" w16cid:durableId="1050769013">
     <w:abstractNumId w:val="39"/>
   </w:num>
-  <w:num w:numId="11" w16cid:durableId="1817837648">
-    <w:abstractNumId w:val="29"/>
-  </w:num>
-  <w:num w:numId="12" w16cid:durableId="956253012">
-    <w:abstractNumId w:val="38"/>
-  </w:num>
-  <w:num w:numId="13" w16cid:durableId="206572184">
-    <w:abstractNumId w:val="28"/>
-  </w:num>
-  <w:num w:numId="14" w16cid:durableId="1260993144">
-    <w:abstractNumId w:val="72"/>
-  </w:num>
-  <w:num w:numId="15" w16cid:durableId="1628700986">
-    <w:abstractNumId w:val="74"/>
-  </w:num>
-  <w:num w:numId="16" w16cid:durableId="1721442907">
-    <w:abstractNumId w:val="67"/>
-  </w:num>
-  <w:num w:numId="17" w16cid:durableId="1266619080">
-    <w:abstractNumId w:val="31"/>
-  </w:num>
-  <w:num w:numId="18" w16cid:durableId="2078354683">
-    <w:abstractNumId w:val="81"/>
-  </w:num>
-  <w:num w:numId="19" w16cid:durableId="1373848307">
-    <w:abstractNumId w:val="42"/>
-  </w:num>
-  <w:num w:numId="20" w16cid:durableId="1404986846">
-    <w:abstractNumId w:val="59"/>
-  </w:num>
-  <w:num w:numId="21" w16cid:durableId="1565483239">
-    <w:abstractNumId w:val="66"/>
-  </w:num>
-  <w:num w:numId="22" w16cid:durableId="817498588">
-    <w:abstractNumId w:val="100"/>
-  </w:num>
-  <w:num w:numId="23" w16cid:durableId="476335357">
-    <w:abstractNumId w:val="63"/>
-  </w:num>
-  <w:num w:numId="24" w16cid:durableId="413942342">
-    <w:abstractNumId w:val="68"/>
-  </w:num>
-  <w:num w:numId="25" w16cid:durableId="262539338">
-    <w:abstractNumId w:val="44"/>
-  </w:num>
-  <w:num w:numId="26" w16cid:durableId="882525983">
-    <w:abstractNumId w:val="58"/>
-  </w:num>
-  <w:num w:numId="27" w16cid:durableId="1050769013">
-    <w:abstractNumId w:val="33"/>
-  </w:num>
   <w:num w:numId="28" w16cid:durableId="1447846170">
-    <w:abstractNumId w:val="98"/>
+    <w:abstractNumId w:val="115"/>
   </w:num>
   <w:num w:numId="29" w16cid:durableId="2020039452">
-    <w:abstractNumId w:val="17"/>
+    <w:abstractNumId w:val="18"/>
   </w:num>
   <w:num w:numId="30" w16cid:durableId="1760251881">
-    <w:abstractNumId w:val="84"/>
+    <w:abstractNumId w:val="99"/>
   </w:num>
   <w:num w:numId="31" w16cid:durableId="1607228605">
     <w:abstractNumId w:val="4"/>
   </w:num>
   <w:num w:numId="32" w16cid:durableId="1367756159">
-    <w:abstractNumId w:val="76"/>
+    <w:abstractNumId w:val="85"/>
   </w:num>
   <w:num w:numId="33" w16cid:durableId="341586098">
-    <w:abstractNumId w:val="88"/>
+    <w:abstractNumId w:val="104"/>
   </w:num>
   <w:num w:numId="34" w16cid:durableId="612905224">
-    <w:abstractNumId w:val="34"/>
+    <w:abstractNumId w:val="40"/>
   </w:num>
   <w:num w:numId="35" w16cid:durableId="2112580927">
-    <w:abstractNumId w:val="94"/>
+    <w:abstractNumId w:val="110"/>
   </w:num>
   <w:num w:numId="36" w16cid:durableId="287317871">
-    <w:abstractNumId w:val="10"/>
+    <w:abstractNumId w:val="11"/>
   </w:num>
   <w:num w:numId="37" w16cid:durableId="1574897078">
-    <w:abstractNumId w:val="69"/>
+    <w:abstractNumId w:val="78"/>
   </w:num>
   <w:num w:numId="38" w16cid:durableId="1624849452">
-    <w:abstractNumId w:val="23"/>
+    <w:abstractNumId w:val="24"/>
   </w:num>
   <w:num w:numId="39" w16cid:durableId="2088651860">
-    <w:abstractNumId w:val="7"/>
+    <w:abstractNumId w:val="8"/>
   </w:num>
   <w:num w:numId="40" w16cid:durableId="37164858">
-    <w:abstractNumId w:val="51"/>
+    <w:abstractNumId w:val="60"/>
   </w:num>
   <w:num w:numId="41" w16cid:durableId="494222109">
     <w:abstractNumId w:val="0"/>
   </w:num>
   <w:num w:numId="42" w16cid:durableId="1577477253">
-    <w:abstractNumId w:val="99"/>
+    <w:abstractNumId w:val="116"/>
   </w:num>
   <w:num w:numId="43" w16cid:durableId="677660703">
-    <w:abstractNumId w:val="6"/>
+    <w:abstractNumId w:val="7"/>
   </w:num>
   <w:num w:numId="44" w16cid:durableId="600070460">
-    <w:abstractNumId w:val="24"/>
+    <w:abstractNumId w:val="25"/>
   </w:num>
   <w:num w:numId="45" w16cid:durableId="420757844">
-    <w:abstractNumId w:val="95"/>
+    <w:abstractNumId w:val="111"/>
   </w:num>
   <w:num w:numId="46" w16cid:durableId="907882466">
-    <w:abstractNumId w:val="35"/>
+    <w:abstractNumId w:val="41"/>
   </w:num>
   <w:num w:numId="47" w16cid:durableId="50731696">
-    <w:abstractNumId w:val="16"/>
+    <w:abstractNumId w:val="17"/>
   </w:num>
   <w:num w:numId="48" w16cid:durableId="343284763">
-    <w:abstractNumId w:val="97"/>
+    <w:abstractNumId w:val="114"/>
   </w:num>
   <w:num w:numId="49" w16cid:durableId="917254916">
-    <w:abstractNumId w:val="96"/>
+    <w:abstractNumId w:val="112"/>
   </w:num>
   <w:num w:numId="50" w16cid:durableId="249630342">
-    <w:abstractNumId w:val="77"/>
+    <w:abstractNumId w:val="86"/>
   </w:num>
   <w:num w:numId="51" w16cid:durableId="1563640848">
-    <w:abstractNumId w:val="90"/>
+    <w:abstractNumId w:val="106"/>
   </w:num>
   <w:num w:numId="52" w16cid:durableId="150827311">
-    <w:abstractNumId w:val="87"/>
+    <w:abstractNumId w:val="103"/>
   </w:num>
   <w:num w:numId="53" w16cid:durableId="1820268345">
-    <w:abstractNumId w:val="26"/>
+    <w:abstractNumId w:val="27"/>
   </w:num>
   <w:num w:numId="54" w16cid:durableId="935869661">
-    <w:abstractNumId w:val="47"/>
+    <w:abstractNumId w:val="55"/>
   </w:num>
   <w:num w:numId="55" w16cid:durableId="922106741">
+    <w:abstractNumId w:val="70"/>
+  </w:num>
+  <w:num w:numId="56" w16cid:durableId="143787418">
+    <w:abstractNumId w:val="14"/>
+  </w:num>
+  <w:num w:numId="57" w16cid:durableId="1282372488">
+    <w:abstractNumId w:val="119"/>
+  </w:num>
+  <w:num w:numId="58" w16cid:durableId="1856073854">
+    <w:abstractNumId w:val="105"/>
+  </w:num>
+  <w:num w:numId="59" w16cid:durableId="216284808">
+    <w:abstractNumId w:val="22"/>
+  </w:num>
+  <w:num w:numId="60" w16cid:durableId="1964119050">
+    <w:abstractNumId w:val="126"/>
+  </w:num>
+  <w:num w:numId="61" w16cid:durableId="547882496">
+    <w:abstractNumId w:val="108"/>
+  </w:num>
+  <w:num w:numId="62" w16cid:durableId="1550074126">
+    <w:abstractNumId w:val="59"/>
+  </w:num>
+  <w:num w:numId="63" w16cid:durableId="335695801">
+    <w:abstractNumId w:val="54"/>
+  </w:num>
+  <w:num w:numId="64" w16cid:durableId="1982614855">
+    <w:abstractNumId w:val="107"/>
+  </w:num>
+  <w:num w:numId="65" w16cid:durableId="1764573711">
+    <w:abstractNumId w:val="38"/>
+  </w:num>
+  <w:num w:numId="66" w16cid:durableId="75444670">
+    <w:abstractNumId w:val="120"/>
+  </w:num>
+  <w:num w:numId="67" w16cid:durableId="1162428906">
+    <w:abstractNumId w:val="125"/>
+  </w:num>
+  <w:num w:numId="68" w16cid:durableId="175385580">
+    <w:abstractNumId w:val="10"/>
+  </w:num>
+  <w:num w:numId="69" w16cid:durableId="1079056003">
+    <w:abstractNumId w:val="84"/>
+  </w:num>
+  <w:num w:numId="70" w16cid:durableId="1718041578">
     <w:abstractNumId w:val="61"/>
   </w:num>
-  <w:num w:numId="56" w16cid:durableId="143787418">
-    <w:abstractNumId w:val="13"/>
-  </w:num>
-  <w:num w:numId="57" w16cid:durableId="1282372488">
-    <w:abstractNumId w:val="101"/>
-  </w:num>
-  <w:num w:numId="58" w16cid:durableId="1856073854">
-    <w:abstractNumId w:val="89"/>
-  </w:num>
-  <w:num w:numId="59" w16cid:durableId="216284808">
-    <w:abstractNumId w:val="21"/>
-  </w:num>
-  <w:num w:numId="60" w16cid:durableId="1964119050">
-    <w:abstractNumId w:val="107"/>
-  </w:num>
-  <w:num w:numId="61" w16cid:durableId="547882496">
-    <w:abstractNumId w:val="92"/>
-  </w:num>
-  <w:num w:numId="62" w16cid:durableId="1550074126">
-    <w:abstractNumId w:val="50"/>
-  </w:num>
-  <w:num w:numId="63" w16cid:durableId="335695801">
-    <w:abstractNumId w:val="46"/>
-  </w:num>
-  <w:num w:numId="64" w16cid:durableId="1982614855">
-    <w:abstractNumId w:val="91"/>
-  </w:num>
-  <w:num w:numId="65" w16cid:durableId="1764573711">
-    <w:abstractNumId w:val="32"/>
-  </w:num>
-  <w:num w:numId="66" w16cid:durableId="75444670">
-    <w:abstractNumId w:val="102"/>
-  </w:num>
-  <w:num w:numId="67" w16cid:durableId="1162428906">
-    <w:abstractNumId w:val="106"/>
-  </w:num>
-  <w:num w:numId="68" w16cid:durableId="175385580">
-    <w:abstractNumId w:val="9"/>
-  </w:num>
-  <w:num w:numId="69" w16cid:durableId="1079056003">
-    <w:abstractNumId w:val="75"/>
-  </w:num>
-  <w:num w:numId="70" w16cid:durableId="1718041578">
-    <w:abstractNumId w:val="52"/>
-  </w:num>
   <w:num w:numId="71" w16cid:durableId="1620994216">
-    <w:abstractNumId w:val="57"/>
+    <w:abstractNumId w:val="66"/>
   </w:num>
   <w:num w:numId="72" w16cid:durableId="222716076">
     <w:abstractNumId w:val="2"/>
   </w:num>
   <w:num w:numId="73" w16cid:durableId="1141921384">
-    <w:abstractNumId w:val="25"/>
+    <w:abstractNumId w:val="26"/>
   </w:num>
   <w:num w:numId="74" w16cid:durableId="165948496">
-    <w:abstractNumId w:val="41"/>
+    <w:abstractNumId w:val="49"/>
   </w:num>
   <w:num w:numId="75" w16cid:durableId="1905020432">
-    <w:abstractNumId w:val="14"/>
+    <w:abstractNumId w:val="15"/>
   </w:num>
   <w:num w:numId="76" w16cid:durableId="1571381158">
-    <w:abstractNumId w:val="80"/>
+    <w:abstractNumId w:val="93"/>
   </w:num>
   <w:num w:numId="77" w16cid:durableId="773601052">
-    <w:abstractNumId w:val="56"/>
+    <w:abstractNumId w:val="65"/>
   </w:num>
   <w:num w:numId="78" w16cid:durableId="1480925715">
-    <w:abstractNumId w:val="22"/>
+    <w:abstractNumId w:val="23"/>
   </w:num>
   <w:num w:numId="79" w16cid:durableId="492646371">
-    <w:abstractNumId w:val="103"/>
+    <w:abstractNumId w:val="121"/>
   </w:num>
   <w:num w:numId="80" w16cid:durableId="617490381">
     <w:abstractNumId w:val="3"/>
   </w:num>
   <w:num w:numId="81" w16cid:durableId="2130005848">
-    <w:abstractNumId w:val="70"/>
+    <w:abstractNumId w:val="79"/>
   </w:num>
   <w:num w:numId="82" w16cid:durableId="471018042">
-    <w:abstractNumId w:val="49"/>
+    <w:abstractNumId w:val="58"/>
   </w:num>
   <w:num w:numId="83" w16cid:durableId="1625885762">
-    <w:abstractNumId w:val="83"/>
+    <w:abstractNumId w:val="98"/>
   </w:num>
   <w:num w:numId="84" w16cid:durableId="87509892">
-    <w:abstractNumId w:val="78"/>
+    <w:abstractNumId w:val="89"/>
   </w:num>
   <w:num w:numId="85" w16cid:durableId="1870335893">
-    <w:abstractNumId w:val="104"/>
+    <w:abstractNumId w:val="123"/>
   </w:num>
   <w:num w:numId="86" w16cid:durableId="1845127352">
+    <w:abstractNumId w:val="34"/>
+  </w:num>
+  <w:num w:numId="87" w16cid:durableId="691029442">
+    <w:abstractNumId w:val="53"/>
+  </w:num>
+  <w:num w:numId="88" w16cid:durableId="1373846560">
+    <w:abstractNumId w:val="96"/>
+  </w:num>
+  <w:num w:numId="89" w16cid:durableId="1413619501">
+    <w:abstractNumId w:val="74"/>
+  </w:num>
+  <w:num w:numId="90" w16cid:durableId="1054696147">
+    <w:abstractNumId w:val="9"/>
+  </w:num>
+  <w:num w:numId="91" w16cid:durableId="1484421795">
+    <w:abstractNumId w:val="12"/>
+  </w:num>
+  <w:num w:numId="92" w16cid:durableId="1250694806">
+    <w:abstractNumId w:val="43"/>
+  </w:num>
+  <w:num w:numId="93" w16cid:durableId="1050423370">
+    <w:abstractNumId w:val="90"/>
+  </w:num>
+  <w:num w:numId="94" w16cid:durableId="551190047">
+    <w:abstractNumId w:val="69"/>
+  </w:num>
+  <w:num w:numId="95" w16cid:durableId="1486625370">
+    <w:abstractNumId w:val="20"/>
+  </w:num>
+  <w:num w:numId="96" w16cid:durableId="1392385473">
+    <w:abstractNumId w:val="63"/>
+  </w:num>
+  <w:num w:numId="97" w16cid:durableId="315302488">
+    <w:abstractNumId w:val="71"/>
+  </w:num>
+  <w:num w:numId="98" w16cid:durableId="1503156653">
     <w:abstractNumId w:val="30"/>
   </w:num>
-  <w:num w:numId="87" w16cid:durableId="691029442">
-    <w:abstractNumId w:val="45"/>
-  </w:num>
-  <w:num w:numId="88" w16cid:durableId="1373846560">
-    <w:abstractNumId w:val="82"/>
-  </w:num>
-  <w:num w:numId="89" w16cid:durableId="1413619501">
-    <w:abstractNumId w:val="65"/>
-  </w:num>
-  <w:num w:numId="90" w16cid:durableId="1054696147">
-    <w:abstractNumId w:val="8"/>
-  </w:num>
-  <w:num w:numId="91" w16cid:durableId="1484421795">
-    <w:abstractNumId w:val="11"/>
-  </w:num>
-  <w:num w:numId="92" w16cid:durableId="1250694806">
-    <w:abstractNumId w:val="36"/>
-  </w:num>
-  <w:num w:numId="93" w16cid:durableId="1050423370">
-    <w:abstractNumId w:val="79"/>
-  </w:num>
-  <w:num w:numId="94" w16cid:durableId="551190047">
-    <w:abstractNumId w:val="60"/>
-  </w:num>
-  <w:num w:numId="95" w16cid:durableId="1486625370">
-    <w:abstractNumId w:val="19"/>
-  </w:num>
-  <w:num w:numId="96" w16cid:durableId="1392385473">
-    <w:abstractNumId w:val="54"/>
-  </w:num>
-  <w:num w:numId="97" w16cid:durableId="315302488">
-    <w:abstractNumId w:val="62"/>
-  </w:num>
-  <w:num w:numId="98" w16cid:durableId="1503156653">
-    <w:abstractNumId w:val="27"/>
-  </w:num>
   <w:num w:numId="99" w16cid:durableId="1967850158">
-    <w:abstractNumId w:val="12"/>
+    <w:abstractNumId w:val="13"/>
   </w:num>
   <w:num w:numId="100" w16cid:durableId="1749880905">
-    <w:abstractNumId w:val="105"/>
+    <w:abstractNumId w:val="124"/>
   </w:num>
   <w:num w:numId="101" w16cid:durableId="1247618634">
-    <w:abstractNumId w:val="15"/>
+    <w:abstractNumId w:val="16"/>
   </w:num>
   <w:num w:numId="102" w16cid:durableId="121971106">
-    <w:abstractNumId w:val="5"/>
+    <w:abstractNumId w:val="6"/>
   </w:num>
   <w:num w:numId="103" w16cid:durableId="922832774">
     <w:abstractNumId w:val="1"/>
   </w:num>
   <w:num w:numId="104" w16cid:durableId="1068109816">
-    <w:abstractNumId w:val="73"/>
+    <w:abstractNumId w:val="82"/>
   </w:num>
   <w:num w:numId="105" w16cid:durableId="1979528411">
-    <w:abstractNumId w:val="93"/>
+    <w:abstractNumId w:val="109"/>
   </w:num>
   <w:num w:numId="106" w16cid:durableId="181481742">
-    <w:abstractNumId w:val="18"/>
+    <w:abstractNumId w:val="19"/>
   </w:num>
   <w:num w:numId="107" w16cid:durableId="2015063475">
-    <w:abstractNumId w:val="55"/>
+    <w:abstractNumId w:val="64"/>
   </w:num>
   <w:num w:numId="108" w16cid:durableId="597099080">
+    <w:abstractNumId w:val="56"/>
+  </w:num>
+  <w:num w:numId="109" w16cid:durableId="354385816">
     <w:abstractNumId w:val="48"/>
+  </w:num>
+  <w:num w:numId="110" w16cid:durableId="1994216757">
+    <w:abstractNumId w:val="28"/>
+  </w:num>
+  <w:num w:numId="111" w16cid:durableId="961808370">
+    <w:abstractNumId w:val="97"/>
+  </w:num>
+  <w:num w:numId="112" w16cid:durableId="1816801920">
+    <w:abstractNumId w:val="36"/>
+  </w:num>
+  <w:num w:numId="113" w16cid:durableId="1813912002">
+    <w:abstractNumId w:val="113"/>
+  </w:num>
+  <w:num w:numId="114" w16cid:durableId="1618364945">
+    <w:abstractNumId w:val="42"/>
+  </w:num>
+  <w:num w:numId="115" w16cid:durableId="1818648854">
+    <w:abstractNumId w:val="91"/>
+  </w:num>
+  <w:num w:numId="116" w16cid:durableId="290743416">
+    <w:abstractNumId w:val="35"/>
+  </w:num>
+  <w:num w:numId="117" w16cid:durableId="2060934941">
+    <w:abstractNumId w:val="29"/>
+  </w:num>
+  <w:num w:numId="118" w16cid:durableId="59179910">
+    <w:abstractNumId w:val="5"/>
+  </w:num>
+  <w:num w:numId="119" w16cid:durableId="1084691949">
+    <w:abstractNumId w:val="87"/>
+  </w:num>
+  <w:num w:numId="120" w16cid:durableId="1310016915">
+    <w:abstractNumId w:val="88"/>
+  </w:num>
+  <w:num w:numId="121" w16cid:durableId="1247307888">
+    <w:abstractNumId w:val="101"/>
+  </w:num>
+  <w:num w:numId="122" w16cid:durableId="1186749234">
+    <w:abstractNumId w:val="92"/>
+  </w:num>
+  <w:num w:numId="123" w16cid:durableId="2007828137">
+    <w:abstractNumId w:val="57"/>
+  </w:num>
+  <w:num w:numId="124" w16cid:durableId="2092191618">
+    <w:abstractNumId w:val="118"/>
+  </w:num>
+  <w:num w:numId="125" w16cid:durableId="1530223258">
+    <w:abstractNumId w:val="32"/>
+  </w:num>
+  <w:num w:numId="126" w16cid:durableId="1608586890">
+    <w:abstractNumId w:val="94"/>
+  </w:num>
+  <w:num w:numId="127" w16cid:durableId="1326593480">
+    <w:abstractNumId w:val="122"/>
   </w:num>
   <w:numIdMacAtCleanup w:val="71"/>
 </w:numbering>
@@ -37729,6 +43708,18 @@
       <w:iCs/>
     </w:rPr>
   </w:style>
+  <w:style w:type="character" w:styleId="nfasisintenso">
+    <w:name w:val="Intense Emphasis"/>
+    <w:basedOn w:val="Fuentedeprrafopredeter"/>
+    <w:uiPriority w:val="21"/>
+    <w:qFormat/>
+    <w:rsid w:val="00B114BF"/>
+    <w:rPr>
+      <w:i/>
+      <w:iCs/>
+      <w:color w:val="4472C4" w:themeColor="accent1"/>
+    </w:rPr>
+  </w:style>
 </w:styles>
 </file>
 
@@ -38232,7 +44223,7 @@
                   <a:bodyPr/>
                   <a:lstStyle/>
                   <a:p>
-                    <a:fld id="{D0146A41-2B84-4202-89C9-75A9A42DD357}" type="CELLRANGE">
+                    <a:fld id="{74C972BA-193F-4DD5-98F9-7F94F3E37EB0}" type="CELLRANGE">
                       <a:rPr lang="es-NI"/>
                       <a:pPr/>
                       <a:t>[CELLRANGE]</a:t>
@@ -38241,7 +44232,7 @@
                       <a:rPr lang="es-NI" baseline="0"/>
                       <a:t>, </a:t>
                     </a:r>
-                    <a:fld id="{9FCC071A-B57F-49FD-B194-DFEFB3682DC3}" type="VALUE">
+                    <a:fld id="{321BC609-9E20-4821-96AE-013DE24B63B4}" type="VALUE">
                       <a:rPr lang="es-NI" baseline="0"/>
                       <a:pPr/>
                       <a:t>[VALOR]</a:t>
@@ -38275,7 +44266,7 @@
                   <a:bodyPr/>
                   <a:lstStyle/>
                   <a:p>
-                    <a:fld id="{512B3C6B-6F11-4F73-AA78-0DD89302C489}" type="CELLRANGE">
+                    <a:fld id="{3ADC89A5-6312-40BE-85B1-61F739F1F623}" type="CELLRANGE">
                       <a:rPr lang="es-NI"/>
                       <a:pPr/>
                       <a:t>[CELLRANGE]</a:t>
@@ -38284,7 +44275,7 @@
                       <a:rPr lang="es-NI" baseline="0"/>
                       <a:t>, </a:t>
                     </a:r>
-                    <a:fld id="{E83E3F3E-CF66-4E5F-9EC6-21B9D4BB2DE2}" type="VALUE">
+                    <a:fld id="{A042F6F9-F8AC-41FF-B380-58F443F8B21B}" type="VALUE">
                       <a:rPr lang="es-NI" baseline="0"/>
                       <a:pPr/>
                       <a:t>[VALOR]</a:t>
@@ -38318,7 +44309,7 @@
                   <a:bodyPr/>
                   <a:lstStyle/>
                   <a:p>
-                    <a:fld id="{E1EC048C-A1C1-4FB2-B494-395E05998438}" type="CELLRANGE">
+                    <a:fld id="{C0CA84BE-46A1-4FD0-87BC-65FEB7CE54EA}" type="CELLRANGE">
                       <a:rPr lang="es-NI"/>
                       <a:pPr/>
                       <a:t>[CELLRANGE]</a:t>
@@ -38327,7 +44318,7 @@
                       <a:rPr lang="es-NI" baseline="0"/>
                       <a:t>, </a:t>
                     </a:r>
-                    <a:fld id="{AA4DB2B7-8F4E-40AD-B841-32ADE18C142C}" type="VALUE">
+                    <a:fld id="{A88E702A-95FF-47CC-98D2-AF10268DC6CA}" type="VALUE">
                       <a:rPr lang="es-NI" baseline="0"/>
                       <a:pPr/>
                       <a:t>[VALOR]</a:t>
@@ -38361,7 +44352,7 @@
                   <a:bodyPr/>
                   <a:lstStyle/>
                   <a:p>
-                    <a:fld id="{E01851A6-3E06-4B06-BAED-DDC6753EEA28}" type="CELLRANGE">
+                    <a:fld id="{5D046524-87E4-4019-8271-6EFBAF93EF52}" type="CELLRANGE">
                       <a:rPr lang="es-NI"/>
                       <a:pPr/>
                       <a:t>[CELLRANGE]</a:t>
@@ -38370,7 +44361,7 @@
                       <a:rPr lang="es-NI" baseline="0"/>
                       <a:t>, </a:t>
                     </a:r>
-                    <a:fld id="{DEB118D9-4930-44C7-899F-5540966B4A95}" type="VALUE">
+                    <a:fld id="{52A6963A-EE20-4473-B486-7FA8840EAB51}" type="VALUE">
                       <a:rPr lang="es-NI" baseline="0"/>
                       <a:pPr/>
                       <a:t>[VALOR]</a:t>
@@ -38404,7 +44395,7 @@
                   <a:bodyPr/>
                   <a:lstStyle/>
                   <a:p>
-                    <a:fld id="{ADCEFFDF-B1CD-4476-9673-D7616E08E0B6}" type="CELLRANGE">
+                    <a:fld id="{22F44405-895B-4657-B987-1C6EED030AA6}" type="CELLRANGE">
                       <a:rPr lang="es-NI"/>
                       <a:pPr/>
                       <a:t>[CELLRANGE]</a:t>
@@ -38413,7 +44404,7 @@
                       <a:rPr lang="es-NI" baseline="0"/>
                       <a:t>, </a:t>
                     </a:r>
-                    <a:fld id="{C1D75196-21A2-4688-8BE1-1B91A9C24512}" type="VALUE">
+                    <a:fld id="{59D2F1A3-9B06-489D-997E-E3930E396A97}" type="VALUE">
                       <a:rPr lang="es-NI" baseline="0"/>
                       <a:pPr/>
                       <a:t>[VALOR]</a:t>
@@ -42111,7 +48102,7 @@
                   <a:bodyPr/>
                   <a:lstStyle/>
                   <a:p>
-                    <a:fld id="{91D41CD5-0107-4561-B500-37B5C0F27D39}" type="CELLRANGE">
+                    <a:fld id="{13B3B4B1-DC23-4066-86A8-3E4D1CDDAC71}" type="CELLRANGE">
                       <a:rPr lang="es-NI"/>
                       <a:pPr/>
                       <a:t>[CELLRANGE]</a:t>
@@ -42120,7 +48111,7 @@
                       <a:rPr lang="es-NI" baseline="0"/>
                       <a:t>, </a:t>
                     </a:r>
-                    <a:fld id="{B60C642C-57E4-4838-9E70-6E7272B6D86F}" type="VALUE">
+                    <a:fld id="{3E12BFE7-DC49-4825-B48A-C303F3DEF0C3}" type="VALUE">
                       <a:rPr lang="es-NI" baseline="0"/>
                       <a:pPr/>
                       <a:t>[VALOR]</a:t>
@@ -42154,7 +48145,7 @@
                   <a:bodyPr/>
                   <a:lstStyle/>
                   <a:p>
-                    <a:fld id="{290178D1-7073-4ED3-9337-E6FB7FAE4201}" type="CELLRANGE">
+                    <a:fld id="{BDF18FA4-920E-4A6B-A03B-4152979FB64E}" type="CELLRANGE">
                       <a:rPr lang="es-NI"/>
                       <a:pPr/>
                       <a:t>[CELLRANGE]</a:t>
@@ -42163,7 +48154,7 @@
                       <a:rPr lang="es-NI" baseline="0"/>
                       <a:t>, </a:t>
                     </a:r>
-                    <a:fld id="{B56BE874-2F7E-4A69-9DF8-7187715FB33B}" type="VALUE">
+                    <a:fld id="{803857DC-4B02-4E03-86E7-3EF9CA1081B0}" type="VALUE">
                       <a:rPr lang="es-NI" baseline="0"/>
                       <a:pPr/>
                       <a:t>[VALOR]</a:t>
@@ -42197,7 +48188,7 @@
                   <a:bodyPr/>
                   <a:lstStyle/>
                   <a:p>
-                    <a:fld id="{9A18C159-750C-4482-828A-799F922771B8}" type="CELLRANGE">
+                    <a:fld id="{0E032B3D-47AE-49EC-BB4D-E607BC0BFBDB}" type="CELLRANGE">
                       <a:rPr lang="es-NI"/>
                       <a:pPr/>
                       <a:t>[CELLRANGE]</a:t>
@@ -42206,7 +48197,7 @@
                       <a:rPr lang="es-NI" baseline="0"/>
                       <a:t>, </a:t>
                     </a:r>
-                    <a:fld id="{283A3400-CB39-4E6B-9C43-D669C5CDE129}" type="VALUE">
+                    <a:fld id="{0F108E70-7714-433F-8EDB-C9F5048D5596}" type="VALUE">
                       <a:rPr lang="es-NI" baseline="0"/>
                       <a:pPr/>
                       <a:t>[VALOR]</a:t>
@@ -42240,7 +48231,7 @@
                   <a:bodyPr/>
                   <a:lstStyle/>
                   <a:p>
-                    <a:fld id="{A0FBB7B0-B992-4C6B-84A8-01F0C872104E}" type="CELLRANGE">
+                    <a:fld id="{D048535E-A363-43C7-BE1D-9BE21A873961}" type="CELLRANGE">
                       <a:rPr lang="es-NI"/>
                       <a:pPr/>
                       <a:t>[CELLRANGE]</a:t>
@@ -42249,7 +48240,7 @@
                       <a:rPr lang="es-NI" baseline="0"/>
                       <a:t>, </a:t>
                     </a:r>
-                    <a:fld id="{AB52D670-6595-4288-9C3E-64E70B1E1BF0}" type="VALUE">
+                    <a:fld id="{BAA43410-06B5-431A-BAD6-314B4F74CEDE}" type="VALUE">
                       <a:rPr lang="es-NI" baseline="0"/>
                       <a:pPr/>
                       <a:t>[VALOR]</a:t>
@@ -42283,7 +48274,7 @@
                   <a:bodyPr/>
                   <a:lstStyle/>
                   <a:p>
-                    <a:fld id="{ADA18C0B-D0EE-48FE-8D6E-84328B0688F9}" type="CELLRANGE">
+                    <a:fld id="{B705F77F-C5D8-4E69-AAD5-54FD7BC1EA5E}" type="CELLRANGE">
                       <a:rPr lang="es-NI"/>
                       <a:pPr/>
                       <a:t>[CELLRANGE]</a:t>
@@ -42292,7 +48283,7 @@
                       <a:rPr lang="es-NI" baseline="0"/>
                       <a:t>, </a:t>
                     </a:r>
-                    <a:fld id="{5EA62DDB-CB4F-4B87-8EDA-07DD58ACAC94}" type="VALUE">
+                    <a:fld id="{13449BE8-C384-423D-AE05-380020C299D9}" type="VALUE">
                       <a:rPr lang="es-NI" baseline="0"/>
                       <a:pPr/>
                       <a:t>[VALOR]</a:t>
